--- a/src/faultless/mysite/media/documents/Geotechnical_Report_MW-A58_anon_CORRUPTED_v3_modified.docx
+++ b/src/faultless/mysite/media/documents/Geotechnical_Report_MW-A58_anon_CORRUPTED_v3_modified.docx
@@ -96,14 +96,9 @@
           <w:sz w:val="50"/>
         </w:rPr>
       </w:pPr>
-      <w:commentRangeStart w:id="0"/>
       <w:r>
         <w:t xml:space="preserve">Document Control</w:t>
       </w:r>
-      <w:r>
-        <w:commentReference w:id="0"/>
-      </w:r>
-      <w:commentRangeEnd w:id="0"/>
     </w:p>
     <w:p>
       <w:pPr>
@@ -797,14 +792,9 @@
           <w:sz w:val="50"/>
         </w:rPr>
       </w:pPr>
-      <w:commentRangeStart w:id="1"/>
       <w:r>
         <w:t xml:space="preserve">Distribution</w:t>
       </w:r>
-      <w:r>
-        <w:commentReference w:id="1"/>
-      </w:r>
-      <w:commentRangeEnd w:id="1"/>
     </w:p>
     <w:p>
       <w:pPr>
@@ -1006,7 +996,7 @@
         <w:spacing w:line="246" w:lineRule="exact"/>
         <w:jc w:val="right"/>
         <w:sectPr>
-          <w:footerReference w:type="default" r:id="rId5"/>
+          <w:footerReference w:type="default" r:id="rId3"/>
           <w:pgSz w:w="11910" w:h="16840" w:orient="portrait"/>
           <w:pgMar w:top="1440" w:right="960" w:bottom="740" w:left="960" w:header="0" w:footer="553" w:gutter="0"/>
           <w:cols w:num="1" w:space="720">
@@ -1023,14 +1013,14 @@
           <w:sz w:val="48"/>
         </w:rPr>
       </w:pPr>
-      <w:commentRangeStart w:id="2"/>
+      <w:commentRangeStart w:id="0"/>
       <w:r>
         <w:t xml:space="preserve">Contents</w:t>
       </w:r>
-      <w:r>
-        <w:commentReference w:id="2"/>
-      </w:r>
-      <w:commentRangeEnd w:id="2"/>
+      <w:commentRangeEnd w:id="0"/>
+      <w:r>
+        <w:commentReference w:id="0"/>
+      </w:r>
     </w:p>
     <w:p>
       <w:pPr>
@@ -1090,22 +1080,12 @@
             <w:ind w:hanging="660"/>
           </w:pPr>
           <w:hyperlink w:anchor="_bookmark0" w:history="1">
-            <w:commentRangeStart w:id="3"/>
-            <w:commentRangeStart w:id="4"/>
             <w:r>
               <w:rPr>
                 <w:spacing w:val="-2"/>
               </w:rPr>
               <w:t xml:space="preserve">Applicability</w:t>
             </w:r>
-            <w:r>
-              <w:commentReference w:id="4"/>
-            </w:r>
-            <w:commentRangeEnd w:id="4"/>
-            <w:r>
-              <w:commentReference w:id="3"/>
-            </w:r>
-            <w:commentRangeEnd w:id="3"/>
             <w:r>
               <w:rPr>
                 <w:rFonts w:ascii="Times New Roman"/>
@@ -1170,32 +1150,12 @@
             <w:ind w:hanging="660"/>
           </w:pPr>
           <w:hyperlink w:anchor="_bookmark2" w:history="1">
-            <w:commentRangeStart w:id="5"/>
-            <w:commentRangeStart w:id="6"/>
-            <w:commentRangeStart w:id="7"/>
-            <w:commentRangeStart w:id="8"/>
             <w:r>
               <w:rPr>
                 <w:spacing w:val="-2"/>
               </w:rPr>
               <w:t xml:space="preserve">Introduction</w:t>
             </w:r>
-            <w:r>
-              <w:commentReference w:id="8"/>
-            </w:r>
-            <w:commentRangeEnd w:id="8"/>
-            <w:r>
-              <w:commentReference w:id="7"/>
-            </w:r>
-            <w:commentRangeEnd w:id="7"/>
-            <w:r>
-              <w:commentReference w:id="6"/>
-            </w:r>
-            <w:commentRangeEnd w:id="6"/>
-            <w:r>
-              <w:commentReference w:id="5"/>
-            </w:r>
-            <w:commentRangeEnd w:id="5"/>
             <w:r>
               <w:rPr>
                 <w:rFonts w:ascii="Times New Roman"/>
@@ -1225,14 +1185,21 @@
             <w:ind w:hanging="1099"/>
           </w:pPr>
           <w:hyperlink w:anchor="_bookmark3" w:history="1">
-            <w:commentRangeStart w:id="9"/>
-            <w:r>
-              <w:t xml:space="preserve">Proposed Superlot</w:t>
-            </w:r>
-            <w:r>
-              <w:commentReference w:id="9"/>
-            </w:r>
-            <w:commentRangeEnd w:id="9"/>
+            <w:r>
+              <w:t xml:space="preserve">Proposed</w:t>
+            </w:r>
+            <w:r>
+              <w:rPr>
+                <w:spacing w:val="-6"/>
+              </w:rPr>
+              <w:t xml:space="preserve"> </w:t>
+            </w:r>
+            <w:r>
+              <w:rPr>
+                <w:spacing w:val="-2"/>
+              </w:rPr>
+              <w:t xml:space="preserve">Superlot</w:t>
+            </w:r>
             <w:r>
               <w:rPr>
                 <w:rFonts w:ascii="Times New Roman"/>
@@ -1359,19 +1326,21 @@
             <w:ind w:hanging="1099"/>
           </w:pPr>
           <w:hyperlink w:anchor="_bookmark6" w:history="1">
-            <w:commentRangeStart w:id="10"/>
-            <w:commentRangeStart w:id="11"/>
-            <w:r>
-              <w:t xml:space="preserve">Historical investigations</w:t>
-            </w:r>
-            <w:r>
-              <w:commentReference w:id="11"/>
-            </w:r>
-            <w:commentRangeEnd w:id="11"/>
-            <w:r>
-              <w:commentReference w:id="10"/>
-            </w:r>
-            <w:commentRangeEnd w:id="10"/>
+            <w:r>
+              <w:t xml:space="preserve">Historical</w:t>
+            </w:r>
+            <w:r>
+              <w:rPr>
+                <w:spacing w:val="-6"/>
+              </w:rPr>
+              <w:t xml:space="preserve"> </w:t>
+            </w:r>
+            <w:r>
+              <w:rPr>
+                <w:spacing w:val="-2"/>
+              </w:rPr>
+              <w:t xml:space="preserve">investigations</w:t>
+            </w:r>
             <w:r>
               <w:rPr>
                 <w:rFonts w:ascii="Times New Roman"/>
@@ -1454,22 +1423,12 @@
             <w:ind w:hanging="1099"/>
           </w:pPr>
           <w:hyperlink w:anchor="_bookmark8" w:history="1">
-            <w:commentRangeStart w:id="12"/>
-            <w:commentRangeStart w:id="13"/>
             <w:r>
               <w:rPr>
                 <w:spacing w:val="-2"/>
               </w:rPr>
               <w:t xml:space="preserve">Groundwater</w:t>
             </w:r>
-            <w:r>
-              <w:commentReference w:id="13"/>
-            </w:r>
-            <w:commentRangeEnd w:id="13"/>
-            <w:r>
-              <w:commentReference w:id="12"/>
-            </w:r>
-            <w:commentRangeEnd w:id="12"/>
             <w:r>
               <w:rPr>
                 <w:rFonts w:ascii="Times New Roman"/>
@@ -1709,14 +1668,39 @@
             <w:ind w:hanging="1099"/>
           </w:pPr>
           <w:hyperlink w:anchor="_bookmark14" w:history="1">
-            <w:commentRangeStart w:id="14"/>
-            <w:r>
-              <w:t xml:space="preserve">Auckland volcanic field ash</w:t>
-            </w:r>
-            <w:r>
-              <w:commentReference w:id="14"/>
-            </w:r>
-            <w:commentRangeEnd w:id="14"/>
+            <w:r>
+              <w:t xml:space="preserve">Auckland</w:t>
+            </w:r>
+            <w:r>
+              <w:rPr>
+                <w:spacing w:val="-7"/>
+              </w:rPr>
+              <w:t xml:space="preserve"> </w:t>
+            </w:r>
+            <w:r>
+              <w:t xml:space="preserve">volcanic</w:t>
+            </w:r>
+            <w:r>
+              <w:rPr>
+                <w:spacing w:val="-6"/>
+              </w:rPr>
+              <w:t xml:space="preserve"> </w:t>
+            </w:r>
+            <w:r>
+              <w:t xml:space="preserve">field</w:t>
+            </w:r>
+            <w:r>
+              <w:rPr>
+                <w:spacing w:val="-6"/>
+              </w:rPr>
+              <w:t xml:space="preserve"> </w:t>
+            </w:r>
+            <w:r>
+              <w:rPr>
+                <w:spacing w:val="-5"/>
+              </w:rPr>
+              <w:t xml:space="preserve">ash</w:t>
+            </w:r>
             <w:r>
               <w:rPr>
                 <w:rFonts w:ascii="Times New Roman"/>
@@ -1966,29 +1950,30 @@
             <w:ind w:hanging="1099"/>
           </w:pPr>
           <w:hyperlink w:anchor="_bookmark19" w:history="1">
-            <w:commentRangeStart w:id="15"/>
-            <w:commentRangeStart w:id="16"/>
-            <w:commentRangeStart w:id="17"/>
-            <w:commentRangeStart w:id="18"/>
-            <w:r>
-              <w:t xml:space="preserve">Key geotechnical considerations</w:t>
-            </w:r>
-            <w:r>
-              <w:commentReference w:id="18"/>
-            </w:r>
-            <w:commentRangeEnd w:id="18"/>
-            <w:r>
-              <w:commentReference w:id="17"/>
-            </w:r>
-            <w:commentRangeEnd w:id="17"/>
-            <w:r>
-              <w:commentReference w:id="16"/>
-            </w:r>
-            <w:commentRangeEnd w:id="16"/>
-            <w:r>
-              <w:commentReference w:id="15"/>
-            </w:r>
-            <w:commentRangeEnd w:id="15"/>
+            <w:r>
+              <w:t xml:space="preserve">Key</w:t>
+            </w:r>
+            <w:r>
+              <w:rPr>
+                <w:spacing w:val="-7"/>
+              </w:rPr>
+              <w:t xml:space="preserve"> </w:t>
+            </w:r>
+            <w:r>
+              <w:t xml:space="preserve">geotechnical</w:t>
+            </w:r>
+            <w:r>
+              <w:rPr>
+                <w:spacing w:val="-6"/>
+              </w:rPr>
+              <w:t xml:space="preserve"> </w:t>
+            </w:r>
+            <w:r>
+              <w:rPr>
+                <w:spacing w:val="-2"/>
+              </w:rPr>
+              <w:t xml:space="preserve">considerations</w:t>
+            </w:r>
             <w:r>
               <w:rPr>
                 <w:rFonts w:ascii="Times New Roman"/>
@@ -2018,14 +2003,30 @@
             <w:ind w:hanging="1099"/>
           </w:pPr>
           <w:hyperlink w:anchor="_bookmark20" w:history="1">
-            <w:commentRangeStart w:id="20"/>
-            <w:r>
-              <w:t xml:space="preserve">Upper soil crust</w:t>
-            </w:r>
-            <w:r>
-              <w:commentReference w:id="20"/>
-            </w:r>
-            <w:commentRangeEnd w:id="20"/>
+            <w:r>
+              <w:t xml:space="preserve">Upper</w:t>
+            </w:r>
+            <w:r>
+              <w:rPr>
+                <w:spacing w:val="-6"/>
+              </w:rPr>
+              <w:t xml:space="preserve"> </w:t>
+            </w:r>
+            <w:r>
+              <w:t xml:space="preserve">soil</w:t>
+            </w:r>
+            <w:r>
+              <w:rPr>
+                <w:spacing w:val="-3"/>
+              </w:rPr>
+              <w:t xml:space="preserve"> </w:t>
+            </w:r>
+            <w:r>
+              <w:rPr>
+                <w:spacing w:val="-4"/>
+              </w:rPr>
+              <w:t xml:space="preserve">crust</w:t>
+            </w:r>
             <w:r>
               <w:rPr>
                 <w:rFonts w:ascii="Times New Roman"/>
@@ -2055,22 +2056,12 @@
             <w:ind w:hanging="1099"/>
           </w:pPr>
           <w:hyperlink w:anchor="_bookmark21" w:history="1">
-            <w:commentRangeStart w:id="21"/>
-            <w:commentRangeStart w:id="22"/>
             <w:r>
               <w:rPr>
                 <w:spacing w:val="-2"/>
               </w:rPr>
               <w:t xml:space="preserve">Earthworks</w:t>
             </w:r>
-            <w:r>
-              <w:commentReference w:id="22"/>
-            </w:r>
-            <w:commentRangeEnd w:id="22"/>
-            <w:r>
-              <w:commentReference w:id="21"/>
-            </w:r>
-            <w:commentRangeEnd w:id="21"/>
             <w:r>
               <w:rPr>
                 <w:rFonts w:ascii="Times New Roman"/>
@@ -2196,32 +2187,12 @@
             <w:ind w:hanging="1099"/>
           </w:pPr>
           <w:hyperlink w:anchor="_bookmark24" w:history="1">
-            <w:commentRangeStart w:id="23"/>
-            <w:commentRangeStart w:id="24"/>
-            <w:commentRangeStart w:id="25"/>
-            <w:commentRangeStart w:id="26"/>
             <w:r>
               <w:rPr>
                 <w:spacing w:val="-2"/>
               </w:rPr>
               <w:t xml:space="preserve">Excavations</w:t>
             </w:r>
-            <w:r>
-              <w:commentReference w:id="26"/>
-            </w:r>
-            <w:commentRangeEnd w:id="26"/>
-            <w:r>
-              <w:commentReference w:id="25"/>
-            </w:r>
-            <w:commentRangeEnd w:id="25"/>
-            <w:r>
-              <w:commentReference w:id="24"/>
-            </w:r>
-            <w:commentRangeEnd w:id="24"/>
-            <w:r>
-              <w:commentReference w:id="23"/>
-            </w:r>
-            <w:commentRangeEnd w:id="23"/>
             <w:r>
               <w:rPr>
                 <w:rFonts w:ascii="Times New Roman"/>
@@ -2251,19 +2222,32 @@
             <w:ind w:hanging="1099"/>
           </w:pPr>
           <w:hyperlink w:anchor="_bookmark25" w:history="1">
-            <w:commentRangeStart w:id="27"/>
-            <w:commentRangeStart w:id="28"/>
-            <w:r>
-              <w:t xml:space="preserve">Suitability of site-won fill</w:t>
-            </w:r>
-            <w:r>
-              <w:commentReference w:id="28"/>
-            </w:r>
-            <w:commentRangeEnd w:id="28"/>
-            <w:r>
-              <w:commentReference w:id="27"/>
-            </w:r>
-            <w:commentRangeEnd w:id="27"/>
+            <w:r>
+              <w:t xml:space="preserve">Suitability</w:t>
+            </w:r>
+            <w:r>
+              <w:rPr>
+                <w:spacing w:val="-4"/>
+              </w:rPr>
+              <w:t xml:space="preserve"> </w:t>
+            </w:r>
+            <w:r>
+              <w:t xml:space="preserve">of</w:t>
+            </w:r>
+            <w:r>
+              <w:rPr>
+                <w:spacing w:val="-5"/>
+              </w:rPr>
+              <w:t xml:space="preserve"> </w:t>
+            </w:r>
+            <w:commentRangeStart w:id="1"/>
+            <w:r>
+              <w:t xml:space="preserve">site-won fill</w:t>
+            </w:r>
+            <w:commentRangeEnd w:id="1"/>
+            <w:r>
+              <w:commentReference w:id="1"/>
+            </w:r>
             <w:r>
               <w:rPr>
                 <w:rFonts w:ascii="Times New Roman"/>
@@ -2293,19 +2277,30 @@
             <w:ind w:hanging="1099"/>
           </w:pPr>
           <w:hyperlink w:anchor="_bookmark26" w:history="1">
-            <w:commentRangeStart w:id="29"/>
-            <w:commentRangeStart w:id="30"/>
-            <w:r>
-              <w:t xml:space="preserve">Preliminary compaction specifications</w:t>
-            </w:r>
-            <w:r>
-              <w:commentReference w:id="30"/>
-            </w:r>
-            <w:commentRangeEnd w:id="30"/>
-            <w:r>
-              <w:commentReference w:id="29"/>
-            </w:r>
-            <w:commentRangeEnd w:id="29"/>
+            <w:r>
+              <w:t xml:space="preserve">Preliminary</w:t>
+            </w:r>
+            <w:r>
+              <w:rPr>
+                <w:spacing w:val="-6"/>
+              </w:rPr>
+              <w:t xml:space="preserve"> </w:t>
+            </w:r>
+            <w:r>
+              <w:t xml:space="preserve">compaction</w:t>
+            </w:r>
+            <w:r>
+              <w:rPr>
+                <w:spacing w:val="-5"/>
+              </w:rPr>
+              <w:t xml:space="preserve"> </w:t>
+            </w:r>
+            <w:r>
+              <w:rPr>
+                <w:spacing w:val="-2"/>
+              </w:rPr>
+              <w:t xml:space="preserve">specifications</w:t>
+            </w:r>
             <w:r>
               <w:rPr>
                 <w:rFonts w:ascii="Times New Roman"/>
@@ -2334,19 +2329,30 @@
             <w:ind w:hanging="1099"/>
           </w:pPr>
           <w:hyperlink w:anchor="_bookmark27" w:history="1">
-            <w:commentRangeStart w:id="31"/>
-            <w:commentRangeStart w:id="32"/>
-            <w:r>
-              <w:t xml:space="preserve">Preliminary foundations advice</w:t>
-            </w:r>
-            <w:r>
-              <w:commentReference w:id="32"/>
-            </w:r>
-            <w:commentRangeEnd w:id="32"/>
-            <w:r>
-              <w:commentReference w:id="31"/>
-            </w:r>
-            <w:commentRangeEnd w:id="31"/>
+            <w:r>
+              <w:t xml:space="preserve">Preliminary</w:t>
+            </w:r>
+            <w:r>
+              <w:rPr>
+                <w:spacing w:val="-7"/>
+              </w:rPr>
+              <w:t xml:space="preserve"> </w:t>
+            </w:r>
+            <w:r>
+              <w:t xml:space="preserve">foundations</w:t>
+            </w:r>
+            <w:r>
+              <w:rPr>
+                <w:spacing w:val="-7"/>
+              </w:rPr>
+              <w:t xml:space="preserve"> </w:t>
+            </w:r>
+            <w:r>
+              <w:rPr>
+                <w:spacing w:val="-2"/>
+              </w:rPr>
+              <w:t xml:space="preserve">advice</w:t>
+            </w:r>
             <w:r>
               <w:rPr>
                 <w:rFonts w:ascii="Times New Roman"/>
@@ -2560,24 +2566,39 @@
             <w:ind w:hanging="1099"/>
           </w:pPr>
           <w:hyperlink w:anchor="_bookmark32" w:history="1">
-            <w:commentRangeStart w:id="33"/>
-            <w:commentRangeStart w:id="34"/>
-            <w:commentRangeStart w:id="35"/>
-            <w:r>
-              <w:t xml:space="preserve">Driven timber pile foundations</w:t>
-            </w:r>
-            <w:r>
-              <w:commentReference w:id="35"/>
-            </w:r>
-            <w:commentRangeEnd w:id="35"/>
-            <w:r>
-              <w:commentReference w:id="34"/>
-            </w:r>
-            <w:commentRangeEnd w:id="34"/>
-            <w:r>
-              <w:commentReference w:id="33"/>
-            </w:r>
-            <w:commentRangeEnd w:id="33"/>
+            <w:r>
+              <w:t xml:space="preserve">Driven</w:t>
+            </w:r>
+            <w:r>
+              <w:rPr>
+                <w:spacing w:val="-4"/>
+              </w:rPr>
+              <w:t xml:space="preserve"> </w:t>
+            </w:r>
+            <w:r>
+              <w:t xml:space="preserve">timber</w:t>
+            </w:r>
+            <w:r>
+              <w:rPr>
+                <w:spacing w:val="-3"/>
+              </w:rPr>
+              <w:t xml:space="preserve"> </w:t>
+            </w:r>
+            <w:r>
+              <w:t xml:space="preserve">pile</w:t>
+            </w:r>
+            <w:r>
+              <w:rPr>
+                <w:spacing w:val="-3"/>
+              </w:rPr>
+              <w:t xml:space="preserve"> </w:t>
+            </w:r>
+            <w:r>
+              <w:rPr>
+                <w:spacing w:val="-2"/>
+              </w:rPr>
+              <w:t xml:space="preserve">foundations</w:t>
+            </w:r>
             <w:r>
               <w:rPr>
                 <w:rFonts w:ascii="Times New Roman"/>
@@ -2607,37 +2628,12 @@
             <w:ind w:hanging="1099"/>
           </w:pPr>
           <w:hyperlink w:anchor="_bookmark33" w:history="1">
-            <w:commentRangeStart w:id="36"/>
-            <w:commentRangeStart w:id="37"/>
-            <w:commentRangeStart w:id="38"/>
-            <w:commentRangeStart w:id="39"/>
-            <w:commentRangeStart w:id="40"/>
             <w:r>
               <w:rPr>
                 <w:spacing w:val="-2"/>
               </w:rPr>
               <w:t xml:space="preserve">Retention</w:t>
             </w:r>
-            <w:r>
-              <w:commentReference w:id="40"/>
-            </w:r>
-            <w:commentRangeEnd w:id="40"/>
-            <w:r>
-              <w:commentReference w:id="39"/>
-            </w:r>
-            <w:commentRangeEnd w:id="39"/>
-            <w:r>
-              <w:commentReference w:id="38"/>
-            </w:r>
-            <w:commentRangeEnd w:id="38"/>
-            <w:r>
-              <w:commentReference w:id="37"/>
-            </w:r>
-            <w:commentRangeEnd w:id="37"/>
-            <w:r>
-              <w:commentReference w:id="36"/>
-            </w:r>
-            <w:commentRangeEnd w:id="36"/>
             <w:r>
               <w:rPr>
                 <w:rFonts w:ascii="Times New Roman"/>
@@ -2667,32 +2663,12 @@
             <w:ind w:hanging="1099"/>
           </w:pPr>
           <w:hyperlink w:anchor="_bookmark34" w:history="1">
-            <w:commentRangeStart w:id="41"/>
-            <w:commentRangeStart w:id="42"/>
-            <w:commentRangeStart w:id="43"/>
-            <w:commentRangeStart w:id="44"/>
             <w:r>
               <w:rPr>
                 <w:spacing w:val="-2"/>
               </w:rPr>
               <w:t xml:space="preserve">Pavements</w:t>
             </w:r>
-            <w:r>
-              <w:commentReference w:id="44"/>
-            </w:r>
-            <w:commentRangeEnd w:id="44"/>
-            <w:r>
-              <w:commentReference w:id="43"/>
-            </w:r>
-            <w:commentRangeEnd w:id="43"/>
-            <w:r>
-              <w:commentReference w:id="42"/>
-            </w:r>
-            <w:commentRangeEnd w:id="42"/>
-            <w:r>
-              <w:commentReference w:id="41"/>
-            </w:r>
-            <w:commentRangeEnd w:id="41"/>
             <w:r>
               <w:rPr>
                 <w:rFonts w:ascii="Times New Roman"/>
@@ -2861,19 +2837,21 @@
             <w:ind w:hanging="1099"/>
           </w:pPr>
           <w:hyperlink w:anchor="_bookmark38" w:history="1">
-            <w:commentRangeStart w:id="47"/>
-            <w:commentRangeStart w:id="48"/>
-            <w:r>
-              <w:t xml:space="preserve">Cyclic Softening</w:t>
-            </w:r>
-            <w:r>
-              <w:commentReference w:id="48"/>
-            </w:r>
-            <w:commentRangeEnd w:id="48"/>
-            <w:r>
-              <w:commentReference w:id="47"/>
-            </w:r>
-            <w:commentRangeEnd w:id="47"/>
+            <w:r>
+              <w:t xml:space="preserve">Cyclic</w:t>
+            </w:r>
+            <w:r>
+              <w:rPr>
+                <w:spacing w:val="-6"/>
+              </w:rPr>
+              <w:t xml:space="preserve"> </w:t>
+            </w:r>
+            <w:r>
+              <w:rPr>
+                <w:spacing w:val="-2"/>
+              </w:rPr>
+              <w:t xml:space="preserve">Softening</w:t>
+            </w:r>
             <w:r>
               <w:rPr>
                 <w:rFonts w:ascii="Times New Roman"/>
@@ -2902,19 +2880,21 @@
             <w:ind w:hanging="1099"/>
           </w:pPr>
           <w:hyperlink w:anchor="_bookmark39" w:history="1">
-            <w:commentRangeStart w:id="49"/>
-            <w:commentRangeStart w:id="50"/>
-            <w:r>
-              <w:t xml:space="preserve">Further work</w:t>
-            </w:r>
-            <w:r>
-              <w:commentReference w:id="50"/>
-            </w:r>
-            <w:commentRangeEnd w:id="50"/>
-            <w:r>
-              <w:commentReference w:id="49"/>
-            </w:r>
-            <w:commentRangeEnd w:id="49"/>
+            <w:r>
+              <w:t xml:space="preserve">Further</w:t>
+            </w:r>
+            <w:r>
+              <w:rPr>
+                <w:spacing w:val="-7"/>
+              </w:rPr>
+              <w:t xml:space="preserve"> </w:t>
+            </w:r>
+            <w:r>
+              <w:rPr>
+                <w:spacing w:val="-4"/>
+              </w:rPr>
+              <w:t xml:space="preserve">work</w:t>
+            </w:r>
             <w:r>
               <w:rPr>
                 <w:rFonts w:ascii="Times New Roman"/>
@@ -3195,19 +3175,14 @@
         </w:tabs>
         <w:ind w:hanging="1440"/>
       </w:pPr>
-      <w:commentRangeStart w:id="51"/>
-      <w:commentRangeStart w:id="52"/>
+      <w:commentRangeStart w:id="2"/>
       <w:r>
         <w:t xml:space="preserve">Applicability</w:t>
       </w:r>
-      <w:r>
-        <w:commentReference w:id="52"/>
-      </w:r>
-      <w:commentRangeEnd w:id="52"/>
-      <w:r>
-        <w:commentReference w:id="51"/>
-      </w:r>
-      <w:commentRangeEnd w:id="51"/>
+      <w:commentRangeEnd w:id="2"/>
+      <w:r>
+        <w:commentReference w:id="2"/>
+      </w:r>
     </w:p>
     <w:p>
       <w:pPr>
@@ -3226,18 +3201,7 @@
         <w:ind w:left="120"/>
       </w:pPr>
       <w:r>
-        <w:t xml:space="preserve">development at the </w:t>
-      </w:r>
-      <w:commentRangeStart w:id="53"/>
-      <w:r>
-        <w:t xml:space="preserve">proposed Superlot</w:t>
-      </w:r>
-      <w:r>
-        <w:commentReference w:id="53"/>
-      </w:r>
-      <w:commentRangeEnd w:id="53"/>
-      <w:r>
-        <w:t xml:space="preserve"> ZX-001 within Stage 2 and 3 of the Evergreen neighbourhood. Its primary purpose is to provide information for the civil design and consenting of the subdivision works.</w:t>
+        <w:t xml:space="preserve">development at the proposed Superlot ZX-001 within Stage 2 and 3 of the Evergreen neighbourhood. Its primary purpose is to provide information for the civil design and consenting of the subdivision works.</w:t>
       </w:r>
     </w:p>
     <w:p>
@@ -3249,13 +3213,13 @@
       <w:r>
         <w:t xml:space="preserve">ClientCorp Ltd will also provide this report to build partners to </w:t>
       </w:r>
-      <w:commentRangeStart w:id="54"/>
+      <w:commentRangeStart w:id="3"/>
       <w:r>
         <w:t xml:space="preserve">inforft</w:t>
       </w:r>
-      <w:commentRangeEnd w:id="54"/>
-      <w:r>
-        <w:commentReference w:id="54"/>
+      <w:commentRangeEnd w:id="3"/>
+      <w:r>
+        <w:commentReference w:id="3"/>
       </w:r>
       <w:r>
         <w:t xml:space="preserve"> them in assessing the suitability of the land for buildings. This report:</w:t>
@@ -3275,23 +3239,7 @@
         <w:ind w:hanging="360"/>
       </w:pPr>
       <w:r>
-        <w:t xml:space="preserve">Summarises the ground and </w:t>
-      </w:r>
-      <w:commentRangeStart w:id="55"/>
-      <w:commentRangeStart w:id="56"/>
-      <w:r>
-        <w:t xml:space="preserve">groundwater</w:t>
-      </w:r>
-      <w:r>
-        <w:commentReference w:id="56"/>
-      </w:r>
-      <w:commentRangeEnd w:id="56"/>
-      <w:r>
-        <w:commentReference w:id="55"/>
-      </w:r>
-      <w:commentRangeEnd w:id="55"/>
-      <w:r>
-        <w:t xml:space="preserve"> conditions.</w:t>
+        <w:t xml:space="preserve">Summarises the ground and groundwater conditions.</w:t>
       </w:r>
     </w:p>
     <w:p>
@@ -3666,22 +3614,50 @@
               </w:rPr>
               <w:t xml:space="preserve"> </w:t>
             </w:r>
-            <w:commentRangeStart w:id="57"/>
-            <w:r>
-              <w:rPr>
-                <w:sz w:val="20"/>
-              </w:rPr>
-              <w:t xml:space="preserve">Auckland Volcanic Field ash</w:t>
-            </w:r>
-            <w:r>
-              <w:commentReference w:id="57"/>
-            </w:r>
-            <w:commentRangeEnd w:id="57"/>
-            <w:r>
-              <w:rPr>
-                <w:sz w:val="20"/>
-              </w:rPr>
-              <w:t xml:space="preserve">,</w:t>
+            <w:r>
+              <w:rPr>
+                <w:sz w:val="20"/>
+              </w:rPr>
+              <w:t xml:space="preserve">Auckland</w:t>
+            </w:r>
+            <w:r>
+              <w:rPr>
+                <w:spacing w:val="-7"/>
+                <w:sz w:val="20"/>
+              </w:rPr>
+              <w:t xml:space="preserve"> </w:t>
+            </w:r>
+            <w:r>
+              <w:rPr>
+                <w:sz w:val="20"/>
+              </w:rPr>
+              <w:t xml:space="preserve">Volcanic</w:t>
+            </w:r>
+            <w:r>
+              <w:rPr>
+                <w:spacing w:val="-7"/>
+                <w:sz w:val="20"/>
+              </w:rPr>
+              <w:t xml:space="preserve"> </w:t>
+            </w:r>
+            <w:r>
+              <w:rPr>
+                <w:sz w:val="20"/>
+              </w:rPr>
+              <w:t xml:space="preserve">Field</w:t>
+            </w:r>
+            <w:r>
+              <w:rPr>
+                <w:spacing w:val="-8"/>
+                <w:sz w:val="20"/>
+              </w:rPr>
+              <w:t xml:space="preserve"> </w:t>
+            </w:r>
+            <w:r>
+              <w:rPr>
+                <w:sz w:val="20"/>
+              </w:rPr>
+              <w:t xml:space="preserve">ash,</w:t>
             </w:r>
             <w:r>
               <w:rPr>
@@ -4451,8 +4427,6 @@
               </w:rPr>
               <w:t xml:space="preserve"> </w:t>
             </w:r>
-            <w:commentRangeStart w:id="58"/>
-            <w:commentRangeStart w:id="59"/>
             <w:r>
               <w:rPr>
                 <w:spacing w:val="-2"/>
@@ -4460,14 +4434,6 @@
               </w:rPr>
               <w:t xml:space="preserve">earthworks</w:t>
             </w:r>
-            <w:r>
-              <w:commentReference w:id="59"/>
-            </w:r>
-            <w:commentRangeEnd w:id="59"/>
-            <w:r>
-              <w:commentReference w:id="58"/>
-            </w:r>
-            <w:commentRangeEnd w:id="58"/>
           </w:p>
         </w:tc>
         <w:tc>
@@ -4667,29 +4633,7 @@
               <w:rPr>
                 <w:sz w:val="20"/>
               </w:rPr>
-              <w:t xml:space="preserve">Generally, excavation and </w:t>
-            </w:r>
-            <w:commentRangeStart w:id="60"/>
-            <w:commentRangeStart w:id="61"/>
-            <w:r>
-              <w:rPr>
-                <w:sz w:val="20"/>
-              </w:rPr>
-              <w:t xml:space="preserve">earthworks</w:t>
-            </w:r>
-            <w:r>
-              <w:commentReference w:id="61"/>
-            </w:r>
-            <w:commentRangeEnd w:id="61"/>
-            <w:r>
-              <w:commentReference w:id="60"/>
-            </w:r>
-            <w:commentRangeEnd w:id="60"/>
-            <w:r>
-              <w:rPr>
-                <w:sz w:val="20"/>
-              </w:rPr>
-              <w:t xml:space="preserve"> should be </w:t>
+              <w:t xml:space="preserve">Generally, excavation and earthworks should be </w:t>
             </w:r>
             <w:r>
               <w:rPr>
@@ -5117,24 +5061,8 @@
               <w:rPr>
                 <w:sz w:val="20"/>
               </w:rPr>
-              <w:t xml:space="preserve">engineered fill. Any fill should be placed in accordance with an appropriate </w:t>
-            </w:r>
-            <w:commentRangeStart w:id="62"/>
-            <w:commentRangeStart w:id="63"/>
-            <w:r>
-              <w:rPr>
-                <w:sz w:val="20"/>
-              </w:rPr>
-              <w:t xml:space="preserve">earthworks</w:t>
-            </w:r>
-            <w:r>
-              <w:commentReference w:id="63"/>
-            </w:r>
-            <w:commentRangeEnd w:id="63"/>
-            <w:r>
-              <w:commentReference w:id="62"/>
-            </w:r>
-            <w:commentRangeEnd w:id="62"/>
+              <w:t xml:space="preserve">engineered fill. Any fill should be placed in accordance with an appropriate earthworks</w:t>
+            </w:r>
           </w:p>
           <w:p>
             <w:pPr>
@@ -5318,34 +5246,7 @@
               <w:rPr>
                 <w:sz w:val="20"/>
               </w:rPr>
-              <w:t xml:space="preserve">consolidation </w:t>
-            </w:r>
-            <w:commentRangeStart w:id="64"/>
-            <w:commentRangeStart w:id="65"/>
-            <w:commentRangeStart w:id="66"/>
-            <w:r>
-              <w:rPr>
-                <w:sz w:val="20"/>
-              </w:rPr>
-              <w:t xml:space="preserve">settlement</w:t>
-            </w:r>
-            <w:r>
-              <w:commentReference w:id="66"/>
-            </w:r>
-            <w:commentRangeEnd w:id="66"/>
-            <w:r>
-              <w:commentReference w:id="65"/>
-            </w:r>
-            <w:commentRangeEnd w:id="65"/>
-            <w:r>
-              <w:commentReference w:id="64"/>
-            </w:r>
-            <w:commentRangeEnd w:id="64"/>
-            <w:r>
-              <w:rPr>
-                <w:sz w:val="20"/>
-              </w:rPr>
-              <w:t xml:space="preserve"> should be carried out if fill is to be placed.</w:t>
+              <w:t xml:space="preserve">consolidation settlement should be carried out if fill is to be placed.</w:t>
             </w:r>
           </w:p>
           <w:p>
@@ -5487,22 +5388,12 @@
               </w:rPr>
               <w:t xml:space="preserve"> </w:t>
             </w:r>
-            <w:commentRangeStart w:id="67"/>
-            <w:commentRangeStart w:id="68"/>
             <w:r>
               <w:rPr>
                 <w:sz w:val="20"/>
               </w:rPr>
               <w:t xml:space="preserve">groundwater</w:t>
             </w:r>
-            <w:r>
-              <w:commentReference w:id="68"/>
-            </w:r>
-            <w:commentRangeEnd w:id="68"/>
-            <w:r>
-              <w:commentReference w:id="67"/>
-            </w:r>
-            <w:commentRangeEnd w:id="67"/>
             <w:r>
               <w:rPr>
                 <w:spacing w:val="-4"/>
@@ -6114,22 +6005,12 @@
               </w:rPr>
               <w:t xml:space="preserve"> </w:t>
             </w:r>
-            <w:commentRangeStart w:id="69"/>
-            <w:commentRangeStart w:id="70"/>
             <w:r>
               <w:rPr>
                 <w:sz w:val="20"/>
               </w:rPr>
               <w:t xml:space="preserve">earthworks</w:t>
             </w:r>
-            <w:r>
-              <w:commentReference w:id="70"/>
-            </w:r>
-            <w:commentRangeEnd w:id="70"/>
-            <w:r>
-              <w:commentReference w:id="69"/>
-            </w:r>
-            <w:commentRangeEnd w:id="69"/>
             <w:r>
               <w:rPr>
                 <w:spacing w:val="-4"/>
@@ -6844,27 +6725,12 @@
                 <w:sz w:val="20"/>
               </w:rPr>
             </w:pPr>
-            <w:commentRangeStart w:id="71"/>
-            <w:commentRangeStart w:id="72"/>
-            <w:commentRangeStart w:id="73"/>
             <w:r>
               <w:rPr>
                 <w:sz w:val="20"/>
               </w:rPr>
               <w:t xml:space="preserve">Settlement</w:t>
             </w:r>
-            <w:r>
-              <w:commentReference w:id="73"/>
-            </w:r>
-            <w:commentRangeEnd w:id="73"/>
-            <w:r>
-              <w:commentReference w:id="72"/>
-            </w:r>
-            <w:commentRangeEnd w:id="72"/>
-            <w:r>
-              <w:commentReference w:id="71"/>
-            </w:r>
-            <w:commentRangeEnd w:id="71"/>
             <w:r>
               <w:rPr>
                 <w:spacing w:val="-8"/>
@@ -6974,27 +6840,12 @@
               </w:rPr>
               <w:t xml:space="preserve"> </w:t>
             </w:r>
-            <w:commentRangeStart w:id="74"/>
-            <w:commentRangeStart w:id="75"/>
-            <w:commentRangeStart w:id="76"/>
             <w:r>
               <w:rPr>
                 <w:sz w:val="20"/>
               </w:rPr>
               <w:t xml:space="preserve">settlement</w:t>
             </w:r>
-            <w:r>
-              <w:commentReference w:id="76"/>
-            </w:r>
-            <w:commentRangeEnd w:id="76"/>
-            <w:r>
-              <w:commentReference w:id="75"/>
-            </w:r>
-            <w:commentRangeEnd w:id="75"/>
-            <w:r>
-              <w:commentReference w:id="74"/>
-            </w:r>
-            <w:commentRangeEnd w:id="74"/>
             <w:r>
               <w:rPr>
                 <w:spacing w:val="-4"/>
@@ -9117,22 +8968,25 @@
               </w:rPr>
               <w:t xml:space="preserve"> </w:t>
             </w:r>
-            <w:commentRangeStart w:id="77"/>
-            <w:commentRangeStart w:id="78"/>
-            <w:r>
-              <w:rPr>
-                <w:sz w:val="20"/>
-              </w:rPr>
-              <w:t xml:space="preserve">cyclic softening</w:t>
-            </w:r>
-            <w:r>
-              <w:commentReference w:id="78"/>
-            </w:r>
-            <w:commentRangeEnd w:id="78"/>
-            <w:r>
-              <w:commentReference w:id="77"/>
-            </w:r>
-            <w:commentRangeEnd w:id="77"/>
+            <w:r>
+              <w:rPr>
+                <w:sz w:val="20"/>
+              </w:rPr>
+              <w:t xml:space="preserve">cyclic</w:t>
+            </w:r>
+            <w:r>
+              <w:rPr>
+                <w:spacing w:val="-4"/>
+                <w:sz w:val="20"/>
+              </w:rPr>
+              <w:t xml:space="preserve"> </w:t>
+            </w:r>
+            <w:r>
+              <w:rPr>
+                <w:sz w:val="20"/>
+              </w:rPr>
+              <w:t xml:space="preserve">softening</w:t>
+            </w:r>
             <w:r>
               <w:rPr>
                 <w:spacing w:val="-2"/>
@@ -9356,29 +9210,9 @@
         </w:tabs>
         <w:ind w:hanging="1440"/>
       </w:pPr>
-      <w:commentRangeStart w:id="79"/>
-      <w:commentRangeStart w:id="80"/>
-      <w:commentRangeStart w:id="81"/>
-      <w:commentRangeStart w:id="82"/>
       <w:r>
         <w:t xml:space="preserve">Introduction</w:t>
       </w:r>
-      <w:r>
-        <w:commentReference w:id="82"/>
-      </w:r>
-      <w:commentRangeEnd w:id="82"/>
-      <w:r>
-        <w:commentReference w:id="81"/>
-      </w:r>
-      <w:commentRangeEnd w:id="81"/>
-      <w:r>
-        <w:commentReference w:id="80"/>
-      </w:r>
-      <w:commentRangeEnd w:id="80"/>
-      <w:r>
-        <w:commentReference w:id="79"/>
-      </w:r>
-      <w:commentRangeEnd w:id="79"/>
     </w:p>
     <w:p>
       <w:pPr>
@@ -9387,18 +9221,7 @@
         <w:ind w:left="120"/>
       </w:pPr>
       <w:r>
-        <w:t xml:space="preserve">The SolidEarth Alliance has been engaged by ClientCorp Ltd – </w:t>
-      </w:r>
-      <w:commentRangeStart w:id="83"/>
-      <w:r>
-        <w:t xml:space="preserve">Hoftes</w:t>
-      </w:r>
-      <w:commentRangeEnd w:id="83"/>
-      <w:r>
-        <w:commentReference w:id="83"/>
-      </w:r>
-      <w:r>
-        <w:t xml:space="preserve"> and Communities to investigate, design, construct and deliver a scope of civil works as part of redevelopment of the Phase 2 &amp; 3 Evergreen West</w:t>
+        <w:t xml:space="preserve">The SolidEarth Alliance has been engaged by ClientCorp Ltd – Hoftes and Communities to investigate, design, construct and deliver a scope of civil works as part of redevelopment of the Phase 2 &amp; 3 Evergreen West</w:t>
       </w:r>
     </w:p>
     <w:p>
@@ -9450,13 +9273,13 @@
       <w:r>
         <w:t xml:space="preserve">This report supersedes any earlier geotechnical reports issued for the site. Land </w:t>
       </w:r>
-      <w:commentRangeStart w:id="84"/>
+      <w:commentRangeStart w:id="4"/>
       <w:r>
         <w:t xml:space="preserve">reftediation</w:t>
       </w:r>
-      <w:commentRangeEnd w:id="84"/>
-      <w:r>
-        <w:commentReference w:id="84"/>
+      <w:commentRangeEnd w:id="4"/>
+      <w:r>
+        <w:commentReference w:id="4"/>
       </w:r>
       <w:r>
         <w:t xml:space="preserve"> investigations have also been carried out by SolidEarth for the Evergreen West development area. The results and</w:t>
@@ -9489,14 +9312,9 @@
         </w:tabs>
         <w:ind w:hanging="720"/>
       </w:pPr>
-      <w:commentRangeStart w:id="85"/>
       <w:r>
         <w:t xml:space="preserve">Proposed Superlot</w:t>
       </w:r>
-      <w:r>
-        <w:commentReference w:id="85"/>
-      </w:r>
-      <w:commentRangeEnd w:id="85"/>
     </w:p>
     <w:p>
       <w:pPr>
@@ -9505,40 +9323,7 @@
         <w:ind w:left="120"/>
       </w:pPr>
       <w:r>
-        <w:t xml:space="preserve">The </w:t>
-      </w:r>
-      <w:commentRangeStart w:id="86"/>
-      <w:r>
-        <w:t xml:space="preserve">proposed Superlot</w:t>
-      </w:r>
-      <w:r>
-        <w:commentReference w:id="86"/>
-      </w:r>
-      <w:commentRangeEnd w:id="86"/>
-      <w:r>
-        <w:t xml:space="preserve"> ZX-001 is located in Evergreen West as shown in Figure ZX-001-01 in Appendix A. The </w:t>
-      </w:r>
-      <w:commentRangeStart w:id="87"/>
-      <w:r>
-        <w:t xml:space="preserve">proposed Superlot</w:t>
-      </w:r>
-      <w:r>
-        <w:commentReference w:id="87"/>
-      </w:r>
-      <w:commentRangeEnd w:id="87"/>
-      <w:r>
-        <w:t xml:space="preserve"> ZX-001 has a combined land area of </w:t>
-      </w:r>
-      <w:commentRangeStart w:id="88"/>
-      <w:r>
-        <w:t xml:space="preserve">approximately 3890 m²</w:t>
-      </w:r>
-      <w:r>
-        <w:commentReference w:id="88"/>
-      </w:r>
-      <w:commentRangeEnd w:id="88"/>
-      <w:r>
-        <w:t xml:space="preserve">. The neighbourhood masterplan shows that stand-alone or duplex units with a maximum of two storeys are planned for this</w:t>
+        <w:t xml:space="preserve">The proposed Superlot ZX-001 is located in Evergreen West as shown in Figure ZX-001-01 in Appendix A. The proposed Superlot ZX-001 has a combined land area of approximately 3890 m². The neighbourhood masterplan shows that stand-alone or duplex units with a maximum of two storeys are planned for this</w:t>
       </w:r>
     </w:p>
     <w:p>
@@ -9559,23 +9344,7 @@
         <w:jc w:val="both"/>
       </w:pPr>
       <w:r>
-        <w:t xml:space="preserve">The design of civil works for the Superlot is currently at concept stage but the overall design philosophy for the neighbourhood is that bulk </w:t>
-      </w:r>
-      <w:commentRangeStart w:id="89"/>
-      <w:commentRangeStart w:id="90"/>
-      <w:r>
-        <w:t xml:space="preserve">earthworks</w:t>
-      </w:r>
-      <w:r>
-        <w:commentReference w:id="90"/>
-      </w:r>
-      <w:commentRangeEnd w:id="90"/>
-      <w:r>
-        <w:commentReference w:id="89"/>
-      </w:r>
-      <w:commentRangeEnd w:id="89"/>
-      <w:r>
-        <w:t xml:space="preserve"> will be minor and building platforms and finished site levels will be situated more or less at the current ground levels. For the purpose of this report, we have assumed</w:t>
+        <w:t xml:space="preserve">The design of civil works for the Superlot is currently at concept stage but the overall design philosophy for the neighbourhood is that bulk earthworks will be minor and building platforms and finished site levels will be situated more or less at the current ground levels. For the purpose of this report, we have assumed</w:t>
       </w:r>
     </w:p>
     <w:p>
@@ -9586,42 +9355,7 @@
         <w:jc w:val="both"/>
       </w:pPr>
       <w:r>
-        <w:t xml:space="preserve">minor </w:t>
-      </w:r>
-      <w:commentRangeStart w:id="91"/>
-      <w:commentRangeStart w:id="92"/>
-      <w:r>
-        <w:t xml:space="preserve">earthworks</w:t>
-      </w:r>
-      <w:r>
-        <w:commentReference w:id="92"/>
-      </w:r>
-      <w:commentRangeEnd w:id="92"/>
-      <w:r>
-        <w:commentReference w:id="91"/>
-      </w:r>
-      <w:commentRangeEnd w:id="91"/>
-      <w:r>
-        <w:t xml:space="preserve"> (</w:t>
-      </w:r>
-      <w:commentRangeStart w:id="93"/>
-      <w:r>
-        <w:t xml:space="preserve">+/- </w:t>
-      </w:r>
-      <w:commentRangeStart w:id="94"/>
-      <w:r>
-        <w:t xml:space="preserve">0.5m</w:t>
-      </w:r>
-      <w:r>
-        <w:commentReference w:id="94"/>
-      </w:r>
-      <w:commentRangeEnd w:id="94"/>
-      <w:r>
-        <w:commentReference w:id="93"/>
-      </w:r>
-      <w:commentRangeEnd w:id="93"/>
-      <w:r>
-        <w:t xml:space="preserve"> fill/cut) will be carried out for the development.</w:t>
+        <w:t xml:space="preserve">minor earthworks (+/- 0.5m fill/cut) will be carried out for the development.</w:t>
       </w:r>
     </w:p>
     <w:p>
@@ -9634,27 +9368,16 @@
       <w:r>
         <w:t xml:space="preserve">If the nature of the proposed </w:t>
       </w:r>
-      <w:commentRangeStart w:id="95"/>
+      <w:commentRangeStart w:id="5"/>
       <w:r>
         <w:t xml:space="preserve">developftent</w:t>
       </w:r>
-      <w:commentRangeEnd w:id="95"/>
-      <w:r>
-        <w:commentReference w:id="95"/>
-      </w:r>
-      <w:r>
-        <w:t xml:space="preserve"> differs from that assumed in this report, it is important that we are given the opportunity to revise the </w:t>
-      </w:r>
-      <w:commentRangeStart w:id="96"/>
-      <w:r>
-        <w:t xml:space="preserve">contents</w:t>
-      </w:r>
-      <w:r>
-        <w:commentReference w:id="96"/>
-      </w:r>
-      <w:commentRangeEnd w:id="96"/>
-      <w:r>
-        <w:t xml:space="preserve"> of this report.</w:t>
+      <w:commentRangeEnd w:id="5"/>
+      <w:r>
+        <w:commentReference w:id="5"/>
+      </w:r>
+      <w:r>
+        <w:t xml:space="preserve"> differs from that assumed in this report, it is important that we are given the opportunity to revise the contents of this report.</w:t>
       </w:r>
     </w:p>
     <w:p>
@@ -9766,19 +9489,9 @@
         </w:tabs>
         <w:ind w:left="686" w:hanging="566"/>
       </w:pPr>
-      <w:commentRangeStart w:id="97"/>
-      <w:commentRangeStart w:id="98"/>
       <w:r>
         <w:t xml:space="preserve">Historical investigations</w:t>
       </w:r>
-      <w:r>
-        <w:commentReference w:id="98"/>
-      </w:r>
-      <w:commentRangeEnd w:id="98"/>
-      <w:r>
-        <w:commentReference w:id="97"/>
-      </w:r>
-      <w:commentRangeEnd w:id="97"/>
     </w:p>
     <w:p>
       <w:pPr>
@@ -9787,31 +9500,15 @@
         <w:ind w:left="120"/>
       </w:pPr>
       <w:r>
-        <w:t xml:space="preserve">NZGD does not show any </w:t>
-      </w:r>
-      <w:commentRangeStart w:id="99"/>
-      <w:commentRangeStart w:id="100"/>
-      <w:r>
-        <w:t xml:space="preserve">historical investigations</w:t>
-      </w:r>
-      <w:r>
-        <w:commentReference w:id="100"/>
-      </w:r>
-      <w:commentRangeEnd w:id="100"/>
-      <w:r>
-        <w:commentReference w:id="99"/>
-      </w:r>
-      <w:commentRangeEnd w:id="99"/>
-      <w:r>
-        <w:t xml:space="preserve"> in the </w:t>
-      </w:r>
-      <w:commentRangeStart w:id="101"/>
+        <w:t xml:space="preserve">NZGD does not show any historical investigations in the </w:t>
+      </w:r>
+      <w:commentRangeStart w:id="6"/>
       <w:r>
         <w:t xml:space="preserve">iftmediate</w:t>
       </w:r>
-      <w:commentRangeEnd w:id="101"/>
-      <w:r>
-        <w:commentReference w:id="101"/>
+      <w:commentRangeEnd w:id="6"/>
+      <w:r>
+        <w:commentReference w:id="6"/>
       </w:r>
       <w:r>
         <w:t xml:space="preserve"> area (i.e. 100m radius) of the Superlot.</w:t>
@@ -12646,21 +12343,8 @@
           <w:sz w:val="18"/>
         </w:rPr>
       </w:pPr>
-      <w:commentRangeStart w:id="102"/>
-      <w:commentRangeStart w:id="103"/>
-      <w:r>
-        <w:t xml:space="preserve">Groundwater</w:t>
-      </w:r>
-      <w:r>
-        <w:commentReference w:id="103"/>
-      </w:r>
-      <w:commentRangeEnd w:id="103"/>
-      <w:r>
-        <w:commentReference w:id="102"/>
-      </w:r>
-      <w:commentRangeEnd w:id="102"/>
-      <w:r>
-        <w:t xml:space="preserve"> level not recorded</w:t>
+      <w:r>
+        <w:t xml:space="preserve">Groundwater level not recorded</w:t>
       </w:r>
     </w:p>
     <w:p>
@@ -12725,19 +12409,9 @@
         </w:tabs>
         <w:ind w:left="684" w:hanging="564"/>
       </w:pPr>
-      <w:commentRangeStart w:id="104"/>
-      <w:commentRangeStart w:id="105"/>
       <w:r>
         <w:t xml:space="preserve">Groundwater</w:t>
       </w:r>
-      <w:r>
-        <w:commentReference w:id="105"/>
-      </w:r>
-      <w:commentRangeEnd w:id="105"/>
-      <w:r>
-        <w:commentReference w:id="104"/>
-      </w:r>
-      <w:commentRangeEnd w:id="104"/>
     </w:p>
     <w:p>
       <w:pPr>
@@ -12745,21 +12419,8 @@
         <w:spacing w:before="119"/>
         <w:ind w:left="120"/>
       </w:pPr>
-      <w:commentRangeStart w:id="106"/>
-      <w:commentRangeStart w:id="107"/>
-      <w:r>
-        <w:t xml:space="preserve">Groundwater</w:t>
-      </w:r>
-      <w:r>
-        <w:commentReference w:id="107"/>
-      </w:r>
-      <w:commentRangeEnd w:id="107"/>
-      <w:r>
-        <w:commentReference w:id="106"/>
-      </w:r>
-      <w:commentRangeEnd w:id="106"/>
-      <w:r>
-        <w:t xml:space="preserve">, or the lack of, was recorded following the completion of each investigation (with the</w:t>
+      <w:r>
+        <w:t xml:space="preserve">Groundwater, or the lack of, was recorded following the completion of each investigation (with the</w:t>
       </w:r>
     </w:p>
     <w:p>
@@ -12769,23 +12430,7 @@
         <w:ind w:left="120"/>
       </w:pPr>
       <w:r>
-        <w:t xml:space="preserve">exception of BH 2007). Details of the recorded </w:t>
-      </w:r>
-      <w:commentRangeStart w:id="108"/>
-      <w:commentRangeStart w:id="109"/>
-      <w:r>
-        <w:t xml:space="preserve">groundwater</w:t>
-      </w:r>
-      <w:r>
-        <w:commentReference w:id="109"/>
-      </w:r>
-      <w:commentRangeEnd w:id="109"/>
-      <w:r>
-        <w:commentReference w:id="108"/>
-      </w:r>
-      <w:commentRangeEnd w:id="108"/>
-      <w:r>
-        <w:t xml:space="preserve"> observations are presented on the investigation logs in Appendix B and are summarised in Table 1 above.</w:t>
+        <w:t xml:space="preserve">exception of BH 2007). Details of the recorded groundwater observations are presented on the investigation logs in Appendix B and are summarised in Table 1 above.</w:t>
       </w:r>
     </w:p>
     <w:p>
@@ -13534,23 +13179,7 @@
         <w:ind w:left="120" w:right="210"/>
       </w:pPr>
       <w:r>
-        <w:t xml:space="preserve">A subsurface geotechnical model was developed from the site-specific borehole data and available </w:t>
-      </w:r>
-      <w:commentRangeStart w:id="110"/>
-      <w:commentRangeStart w:id="111"/>
-      <w:r>
-        <w:t xml:space="preserve">historical investigations</w:t>
-      </w:r>
-      <w:r>
-        <w:commentReference w:id="111"/>
-      </w:r>
-      <w:commentRangeEnd w:id="111"/>
-      <w:r>
-        <w:commentReference w:id="110"/>
-      </w:r>
-      <w:commentRangeEnd w:id="110"/>
-      <w:r>
-        <w:t xml:space="preserve">.</w:t>
+        <w:t xml:space="preserve">A subsurface geotechnical model was developed from the site-specific borehole data and available historical investigations.</w:t>
       </w:r>
     </w:p>
     <w:p>
@@ -14805,23 +14434,7 @@
         </w:rPr>
       </w:pPr>
       <w:r>
-        <w:t xml:space="preserve">NOTE 1: The soils encountered in Evergreen West usually become significantly weaker below 1 to 2 m depth below ground. The stronger soils above this level are referred to the “crust” throughout this report. It is typically a function of </w:t>
-      </w:r>
-      <w:commentRangeStart w:id="112"/>
-      <w:commentRangeStart w:id="113"/>
-      <w:r>
-        <w:t xml:space="preserve">groundwater</w:t>
-      </w:r>
-      <w:r>
-        <w:commentReference w:id="113"/>
-      </w:r>
-      <w:commentRangeEnd w:id="113"/>
-      <w:r>
-        <w:commentReference w:id="112"/>
-      </w:r>
-      <w:commentRangeEnd w:id="112"/>
-      <w:r>
-        <w:t xml:space="preserve"> level, not geological unit.</w:t>
+        <w:t xml:space="preserve">NOTE 1: The soils encountered in Evergreen West usually become significantly weaker below 1 to 2 m depth below ground. The stronger soils above this level are referred to the “crust” throughout this report. It is typically a function of groundwater level, not geological unit.</w:t>
       </w:r>
     </w:p>
     <w:p>
@@ -14924,14 +14537,9 @@
           <w:sz w:val="24"/>
         </w:rPr>
       </w:pPr>
-      <w:commentRangeStart w:id="114"/>
       <w:r>
         <w:t xml:space="preserve">Auckland volcanic field ash</w:t>
       </w:r>
-      <w:r>
-        <w:commentReference w:id="114"/>
-      </w:r>
-      <w:commentRangeEnd w:id="114"/>
     </w:p>
     <w:p>
       <w:pPr>
@@ -14982,16 +14590,16 @@
         <w:ind w:left="120" w:right="590"/>
       </w:pPr>
       <w:r>
-        <w:t xml:space="preserve">significant variance in the undrained shear strengths of this material, with results </w:t>
-      </w:r>
-      <w:commentRangeStart w:id="115"/>
-      <w:r>
-        <w:t xml:space="preserve">ranging from 17 to 200 psi</w:t>
-      </w:r>
-      <w:r>
-        <w:commentReference w:id="115"/>
-      </w:r>
-      <w:commentRangeEnd w:id="115"/>
+        <w:t xml:space="preserve">significant variance in the undrained shear strengths of this material, with results ranging from 17 to 200 </w:t>
+      </w:r>
+      <w:commentRangeStart w:id="7"/>
+      <w:r>
+        <w:t xml:space="preserve">psi</w:t>
+      </w:r>
+      <w:commentRangeEnd w:id="7"/>
+      <w:r>
+        <w:commentReference w:id="7"/>
+      </w:r>
       <w:r>
         <w:t xml:space="preserve">.</w:t>
       </w:r>
@@ -15003,18 +14611,7 @@
         <w:ind w:left="120" w:right="144"/>
       </w:pPr>
       <w:r>
-        <w:t xml:space="preserve">The upper “crust” of the ash/Puketoka layer is stiff to hard, extending to a depth of approximately </w:t>
-      </w:r>
-      <w:commentRangeStart w:id="116"/>
-      <w:r>
-        <w:t xml:space="preserve">0.7 to 2.2 m depth</w:t>
-      </w:r>
-      <w:r>
-        <w:commentReference w:id="116"/>
-      </w:r>
-      <w:commentRangeEnd w:id="116"/>
-      <w:r>
-        <w:t xml:space="preserve">. Below that depth, the strength of the volcanic ash and Puketoka formation soils drops</w:t>
+        <w:t xml:space="preserve">The upper “crust” of the ash/Puketoka layer is stiff to hard, extending to a depth of approximately 0.7 to 2.2 m depth. Below that depth, the strength of the volcanic ash and Puketoka formation soils drops</w:t>
       </w:r>
     </w:p>
     <w:p>
@@ -15071,8 +14668,16 @@
         <w:spacing w:line="264" w:lineRule="auto"/>
         <w:ind w:left="120"/>
       </w:pPr>
-      <w:r>
-        <w:t xml:space="preserve">Puketoka formation soil (typically comprising alluvial sediments) underlies the topsoil and the weathered Auckland volcanic field. This unit was identified in all hand augered boreholes and the machine borehole.</w:t>
+      <w:commentRangeStart w:id="8"/>
+      <w:r>
+        <w:t xml:space="preserve">Puketoka formation</w:t>
+      </w:r>
+      <w:commentRangeEnd w:id="8"/>
+      <w:r>
+        <w:commentReference w:id="8"/>
+      </w:r>
+      <w:r>
+        <w:t xml:space="preserve"> soil (typically comprising alluvial sediments) underlies the topsoil and the weathered Auckland volcanic field. This unit was identified in all hand augered boreholes and the machine borehole.</w:t>
       </w:r>
     </w:p>
     <w:p>
@@ -15082,18 +14687,7 @@
         <w:ind w:left="120" w:right="210"/>
       </w:pPr>
       <w:r>
-        <w:t xml:space="preserve">Cohesive and organic soils were encountered within the extent of all hand augered boreholes, to a depth of </w:t>
-      </w:r>
-      <w:commentRangeStart w:id="117"/>
-      <w:r>
-        <w:t xml:space="preserve">5 – 6m</w:t>
-      </w:r>
-      <w:r>
-        <w:commentReference w:id="117"/>
-      </w:r>
-      <w:commentRangeEnd w:id="117"/>
-      <w:r>
-        <w:t xml:space="preserve">. This unit comprised of soft to hard, non-plastic to high plasticity, brown and grey clayey silt/silty</w:t>
+        <w:t xml:space="preserve">Cohesive and organic soils were encountered within the extent of all hand augered boreholes, to a depth of 5 – 6m. This unit comprised of soft to hard, non-plastic to high plasticity, brown and grey clayey silt/silty</w:t>
       </w:r>
     </w:p>
     <w:p>
@@ -15103,18 +14697,7 @@
         <w:ind w:left="120" w:right="210"/>
       </w:pPr>
       <w:r>
-        <w:t xml:space="preserve">clay/silt/organic clayey silt. The strength of the Puketoka deposits dropped significantly below the underside of the “crust” at </w:t>
-      </w:r>
-      <w:commentRangeStart w:id="118"/>
-      <w:r>
-        <w:t xml:space="preserve">0.7 to 2.2 m depth</w:t>
-      </w:r>
-      <w:r>
-        <w:commentReference w:id="118"/>
-      </w:r>
-      <w:commentRangeEnd w:id="118"/>
-      <w:r>
-        <w:t xml:space="preserve">, becoming soft to firm.</w:t>
+        <w:t xml:space="preserve">clay/silt/organic clayey silt. The strength of the Puketoka deposits dropped significantly below the underside of the “crust” at 0.7 to 2.2 m depth, becoming soft to firm.</w:t>
       </w:r>
     </w:p>
     <w:p>
@@ -15124,18 +14707,7 @@
         <w:ind w:left="120" w:right="133"/>
       </w:pPr>
       <w:r>
-        <w:t xml:space="preserve">A layer of peat, typically </w:t>
-      </w:r>
-      <w:commentRangeStart w:id="119"/>
-      <w:r>
-        <w:t xml:space="preserve">0.5 m</w:t>
-      </w:r>
-      <w:r>
-        <w:commentReference w:id="119"/>
-      </w:r>
-      <w:commentRangeEnd w:id="119"/>
-      <w:r>
-        <w:t xml:space="preserve"> in thickness was generally encountered at depths of 4.5 – 5 m. The exception to this was HA2080 where peat was encountered from 3.4 m to 4.6 m below ground surface.</w:t>
+        <w:t xml:space="preserve">A layer of peat, typically 0.5 m in thickness was generally encountered at depths of 4.5 – 5 m. The exception to this was HA2080 where peat was encountered from 3.4 m to 4.6 m below ground surface.</w:t>
       </w:r>
     </w:p>
     <w:p>
@@ -15145,29 +14717,7 @@
         <w:ind w:left="120" w:right="133"/>
       </w:pPr>
       <w:r>
-        <w:t xml:space="preserve">The machine drilled borehole and cone penetrometer test indicate interbedded layers of sands, silts and clays below 5.0 m depth. A medium dense sand/silty sand layer was observed below approximately </w:t>
-      </w:r>
-      <w:commentRangeStart w:id="120"/>
-      <w:r>
-        <w:t xml:space="preserve">7 to 9 m depth</w:t>
-      </w:r>
-      <w:r>
-        <w:commentReference w:id="120"/>
-      </w:r>
-      <w:commentRangeEnd w:id="120"/>
-      <w:r>
-        <w:t xml:space="preserve">. The borehole and CPT indicate that this layer is likely to be variable across the site, with a 3 to 4 m thick stiff to very stiff layer of silty clay within the denser sands present between approximately </w:t>
-      </w:r>
-      <w:commentRangeStart w:id="121"/>
-      <w:r>
-        <w:t xml:space="preserve">12 to 18 m depth</w:t>
-      </w:r>
-      <w:r>
-        <w:commentReference w:id="121"/>
-      </w:r>
-      <w:commentRangeEnd w:id="121"/>
-      <w:r>
-        <w:t xml:space="preserve">.</w:t>
+        <w:t xml:space="preserve">The machine drilled borehole and cone penetrometer test indicate interbedded layers of sands, silts and clays below 5.0 m depth. A medium dense sand/silty sand layer was observed below approximately 7 to 9 m depth. The borehole and CPT indicate that this layer is likely to be variable across the site, with a 3 to 4 m thick stiff to very stiff layer of silty clay within the denser sands present between approximately 12 to 18 m depth.</w:t>
       </w:r>
     </w:p>
     <w:p>
@@ -15177,18 +14727,7 @@
         <w:ind w:left="120"/>
       </w:pPr>
       <w:r>
-        <w:t xml:space="preserve">Puketoka formation soils were proven to a maximum depth of </w:t>
-      </w:r>
-      <w:commentRangeStart w:id="122"/>
-      <w:r>
-        <w:t xml:space="preserve">25.8 m</w:t>
-      </w:r>
-      <w:r>
-        <w:commentReference w:id="122"/>
-      </w:r>
-      <w:commentRangeEnd w:id="122"/>
-      <w:r>
-        <w:t xml:space="preserve"> at this site, in borehole BH2007. CPT refusal was achieved at 25 m depth.</w:t>
+        <w:t xml:space="preserve">Puketoka formation soils were proven to a maximum depth of 25.8 m at this site, in borehole BH2007. CPT refusal was achieved at 25 m depth.</w:t>
       </w:r>
     </w:p>
     <w:p>
@@ -15247,40 +14786,7 @@
         <w:jc w:val="both"/>
       </w:pPr>
       <w:r>
-        <w:t xml:space="preserve">approximately </w:t>
-      </w:r>
-      <w:commentRangeStart w:id="123"/>
-      <w:r>
-        <w:t xml:space="preserve">30 m depth</w:t>
-      </w:r>
-      <w:r>
-        <w:commentReference w:id="123"/>
-      </w:r>
-      <w:commentRangeEnd w:id="123"/>
-      <w:r>
-        <w:t xml:space="preserve">, and encountered medium dense to very dense alluvial deposits below 16 to 20 m depth (</w:t>
-      </w:r>
-      <w:commentRangeStart w:id="124"/>
-      <w:r>
-        <w:t xml:space="preserve">RL-8 m to RL-11m</w:t>
-      </w:r>
-      <w:r>
-        <w:commentReference w:id="124"/>
-      </w:r>
-      <w:commentRangeEnd w:id="124"/>
-      <w:r>
-        <w:t xml:space="preserve">). These deposits become very dense sands below 26 to 29 m depth (</w:t>
-      </w:r>
-      <w:commentRangeStart w:id="125"/>
-      <w:r>
-        <w:t xml:space="preserve">RL-18 to RL-20 m</w:t>
-      </w:r>
-      <w:r>
-        <w:commentReference w:id="125"/>
-      </w:r>
-      <w:commentRangeEnd w:id="125"/>
-      <w:r>
-        <w:t xml:space="preserve">). These sands were logged as “alluvium”, but could be part of the Kaawa Formation. Deep</w:t>
+        <w:t xml:space="preserve">approximately 30 m depth, and encountered medium dense to very dense alluvial deposits below 16 to 20 m depth (RL-8 m to RL-11m). These deposits become very dense sands below 26 to 29 m depth (RL-18 to RL-20 m). These sands were logged as “alluvium”, but could be part of the Kaawa Formation. Deep</w:t>
       </w:r>
     </w:p>
     <w:p>
@@ -15290,18 +14796,7 @@
         <w:ind w:left="120" w:right="193"/>
       </w:pPr>
       <w:r>
-        <w:t xml:space="preserve">investigations for the Central Interceptor pipeline which terminates at the Evergreen Wastewater Treatment Plant encountered similar ground conditions at depth, and proved Kaawa Formation deposits at between </w:t>
-      </w:r>
-      <w:commentRangeStart w:id="126"/>
-      <w:r>
-        <w:t xml:space="preserve">RL-10 m to RL-27 m</w:t>
-      </w:r>
-      <w:r>
-        <w:commentReference w:id="126"/>
-      </w:r>
-      <w:commentRangeEnd w:id="126"/>
-      <w:r>
-        <w:t xml:space="preserve"> (extending to RL-30 m to RL -45 m).</w:t>
+        <w:t xml:space="preserve">investigations for the Central Interceptor pipeline which terminates at the Evergreen Wastewater Treatment Plant encountered similar ground conditions at depth, and proved Kaawa Formation deposits at between RL-10 m to RL-27 m (extending to RL-30 m to RL -45 m).</w:t>
       </w:r>
     </w:p>
     <w:p>
@@ -15394,29 +14889,9 @@
         </w:tabs>
         <w:ind w:left="685" w:hanging="565"/>
       </w:pPr>
-      <w:commentRangeStart w:id="127"/>
-      <w:commentRangeStart w:id="128"/>
-      <w:commentRangeStart w:id="129"/>
-      <w:commentRangeStart w:id="130"/>
       <w:r>
         <w:t xml:space="preserve">Key geotechnical considerations</w:t>
       </w:r>
-      <w:r>
-        <w:commentReference w:id="130"/>
-      </w:r>
-      <w:commentRangeEnd w:id="130"/>
-      <w:r>
-        <w:commentReference w:id="129"/>
-      </w:r>
-      <w:commentRangeEnd w:id="129"/>
-      <w:r>
-        <w:commentReference w:id="128"/>
-      </w:r>
-      <w:commentRangeEnd w:id="128"/>
-      <w:r>
-        <w:commentReference w:id="127"/>
-      </w:r>
-      <w:commentRangeEnd w:id="127"/>
     </w:p>
     <w:p>
       <w:pPr>
@@ -15432,33 +14907,7 @@
         <w:ind w:right="446"/>
       </w:pPr>
       <w:r>
-        <w:t xml:space="preserve">Based on the conceptual civil design, the current masterplans and the subsurface conditions, the </w:t>
-      </w:r>
-      <w:commentRangeStart w:id="132"/>
-      <w:commentRangeStart w:id="133"/>
-      <w:commentRangeStart w:id="134"/>
-      <w:commentRangeStart w:id="135"/>
-      <w:r>
-        <w:t xml:space="preserve">key geotechnical considerations</w:t>
-      </w:r>
-      <w:r>
-        <w:commentReference w:id="135"/>
-      </w:r>
-      <w:commentRangeEnd w:id="135"/>
-      <w:r>
-        <w:commentReference w:id="134"/>
-      </w:r>
-      <w:commentRangeEnd w:id="134"/>
-      <w:r>
-        <w:commentReference w:id="133"/>
-      </w:r>
-      <w:commentRangeEnd w:id="133"/>
-      <w:r>
-        <w:commentReference w:id="132"/>
-      </w:r>
-      <w:commentRangeEnd w:id="132"/>
-      <w:r>
-        <w:t xml:space="preserve"> for this site are:</w:t>
+        <w:t xml:space="preserve">Based on the conceptual civil design, the current masterplans and the subsurface conditions, the key geotechnical considerations for this site are:</w:t>
       </w:r>
     </w:p>
     <w:p>
@@ -15475,16 +14924,8 @@
         <w:ind w:hanging="360"/>
       </w:pPr>
       <w:r>
-        <w:t xml:space="preserve">The </w:t>
-      </w:r>
-      <w:commentRangeStart w:id="137"/>
-      <w:r>
-        <w:t xml:space="preserve">upper soil crust</w:t>
-      </w:r>
-      <w:r>
-        <w:commentReference w:id="137"/>
-      </w:r>
-      <w:commentRangeEnd w:id="137"/>
+        <w:t xml:space="preserve">The upper soil crust</w:t>
+      </w:r>
     </w:p>
     <w:p>
       <w:pPr>
@@ -15499,19 +14940,9 @@
         <w:spacing w:before="108"/>
         <w:ind w:hanging="360"/>
       </w:pPr>
-      <w:commentRangeStart w:id="138"/>
-      <w:commentRangeStart w:id="139"/>
       <w:r>
         <w:t xml:space="preserve">Earthworks</w:t>
       </w:r>
-      <w:r>
-        <w:commentReference w:id="139"/>
-      </w:r>
-      <w:commentRangeEnd w:id="139"/>
-      <w:r>
-        <w:commentReference w:id="138"/>
-      </w:r>
-      <w:commentRangeEnd w:id="138"/>
     </w:p>
     <w:p>
       <w:pPr>
@@ -15527,23 +14958,7 @@
         <w:ind w:hanging="360"/>
       </w:pPr>
       <w:r>
-        <w:t xml:space="preserve">Suitability of the upper soils to be re-used for engineered fill during </w:t>
-      </w:r>
-      <w:commentRangeStart w:id="140"/>
-      <w:commentRangeStart w:id="141"/>
-      <w:r>
-        <w:t xml:space="preserve">earthworks</w:t>
-      </w:r>
-      <w:r>
-        <w:commentReference w:id="141"/>
-      </w:r>
-      <w:commentRangeEnd w:id="141"/>
-      <w:r>
-        <w:commentReference w:id="140"/>
-      </w:r>
-      <w:commentRangeEnd w:id="140"/>
-      <w:r>
-        <w:t xml:space="preserve">.</w:t>
+        <w:t xml:space="preserve">Suitability of the upper soils to be re-used for engineered fill during earthworks.</w:t>
       </w:r>
     </w:p>
     <w:p>
@@ -15576,27 +14991,17 @@
         <w:spacing w:before="106"/>
         <w:ind w:hanging="360"/>
       </w:pPr>
-      <w:r>
-        <w:t xml:space="preserve">Coftpressible soils and </w:t>
-      </w:r>
-      <w:commentRangeStart w:id="142"/>
-      <w:commentRangeStart w:id="143"/>
-      <w:commentRangeStart w:id="144"/>
-      <w:r>
-        <w:t xml:space="preserve">settlement</w:t>
-      </w:r>
-      <w:r>
-        <w:commentReference w:id="144"/>
-      </w:r>
-      <w:commentRangeEnd w:id="144"/>
-      <w:r>
-        <w:commentReference w:id="143"/>
-      </w:r>
-      <w:commentRangeEnd w:id="143"/>
-      <w:r>
-        <w:commentReference w:id="142"/>
-      </w:r>
-      <w:commentRangeEnd w:id="142"/>
+      <w:commentRangeStart w:id="9"/>
+      <w:r>
+        <w:t xml:space="preserve">Coftpressible</w:t>
+      </w:r>
+      <w:commentRangeEnd w:id="9"/>
+      <w:r>
+        <w:commentReference w:id="9"/>
+      </w:r>
+      <w:r>
+        <w:t xml:space="preserve"> soils and settlement</w:t>
+      </w:r>
     </w:p>
     <w:p>
       <w:pPr>
@@ -15663,7 +15068,18 @@
         <w:ind w:hanging="360"/>
       </w:pPr>
       <w:r>
-        <w:t xml:space="preserve">Subgrade for paveftents.</w:t>
+        <w:t xml:space="preserve">Subgrade for </w:t>
+      </w:r>
+      <w:commentRangeStart w:id="10"/>
+      <w:r>
+        <w:t xml:space="preserve">paveftents</w:t>
+      </w:r>
+      <w:commentRangeEnd w:id="10"/>
+      <w:r>
+        <w:commentReference w:id="10"/>
+      </w:r>
+      <w:r>
+        <w:t xml:space="preserve">.</w:t>
       </w:r>
     </w:p>
     <w:p>
@@ -15701,14 +15117,9 @@
         </w:tabs>
         <w:ind w:left="685" w:hanging="565"/>
       </w:pPr>
-      <w:commentRangeStart w:id="145"/>
       <w:r>
         <w:t xml:space="preserve">Upper soil crust</w:t>
       </w:r>
-      <w:r>
-        <w:commentReference w:id="145"/>
-      </w:r>
-      <w:commentRangeEnd w:id="145"/>
     </w:p>
     <w:p>
       <w:pPr>
@@ -15717,7 +15128,18 @@
         <w:ind w:left="120"/>
       </w:pPr>
       <w:r>
-        <w:t xml:space="preserve">An upper “crust” of stronger soil was encountered beneath the topsoil layer across Superlot MW – A58.</w:t>
+        <w:t xml:space="preserve">An upper “crust” of stronger soil was encountered beneath the topsoil layer across </w:t>
+      </w:r>
+      <w:commentRangeStart w:id="11"/>
+      <w:r>
+        <w:t xml:space="preserve">Superlot MW – A58</w:t>
+      </w:r>
+      <w:commentRangeEnd w:id="11"/>
+      <w:r>
+        <w:commentReference w:id="11"/>
+      </w:r>
+      <w:r>
+        <w:t xml:space="preserve">.</w:t>
       </w:r>
     </w:p>
     <w:p>
@@ -15727,18 +15149,18 @@
         <w:ind w:left="120" w:right="351"/>
       </w:pPr>
       <w:r>
-        <w:t xml:space="preserve">Shear strengths of greater than 80 psi were typically measured within this crust. The soils underlying the crust were observed to be significantly softer, with typical shear strengths of between 15-40 kPa. The thickness of the crust varies considerably across the site extent. In the northern and north-west regions of the site, the crust is anticipated to extend to a depth of 1.8 to 2.1m below existing ground surface. In the south-east region of the site, a thinner crust extending to depths of </w:t>
-      </w:r>
-      <w:commentRangeStart w:id="146"/>
-      <w:r>
-        <w:t xml:space="preserve">0.6 to 1.2 m</w:t>
-      </w:r>
-      <w:r>
-        <w:commentReference w:id="146"/>
-      </w:r>
-      <w:commentRangeEnd w:id="146"/>
-      <w:r>
-        <w:t xml:space="preserve"> below existing ground</w:t>
+        <w:t xml:space="preserve">Shear strengths of greater than 80 </w:t>
+      </w:r>
+      <w:commentRangeStart w:id="12"/>
+      <w:r>
+        <w:t xml:space="preserve">psi</w:t>
+      </w:r>
+      <w:commentRangeEnd w:id="12"/>
+      <w:r>
+        <w:commentReference w:id="12"/>
+      </w:r>
+      <w:r>
+        <w:t xml:space="preserve"> were typically measured within this crust. The soils underlying the crust were observed to be significantly softer, with typical shear strengths of between 15-40 kPa. The thickness of the crust varies considerably across the site extent. In the northern and north-west regions of the site, the crust is anticipated to extend to a depth of 1.8 to 2.1m below existing ground surface. In the south-east region of the site, a thinner crust extending to depths of 0.6 to 1.2 m below existing ground</w:t>
       </w:r>
     </w:p>
     <w:p>
@@ -15831,19 +15253,9 @@
         <w:spacing w:before="2"/>
         <w:ind w:left="684" w:hanging="564"/>
       </w:pPr>
-      <w:commentRangeStart w:id="147"/>
-      <w:commentRangeStart w:id="148"/>
       <w:r>
         <w:t xml:space="preserve">Earthworks</w:t>
       </w:r>
-      <w:r>
-        <w:commentReference w:id="148"/>
-      </w:r>
-      <w:commentRangeEnd w:id="148"/>
-      <w:r>
-        <w:commentReference w:id="147"/>
-      </w:r>
-      <w:commentRangeEnd w:id="147"/>
     </w:p>
     <w:p>
       <w:pPr>
@@ -15883,69 +15295,7 @@
         <w:ind w:left="120" w:right="144"/>
       </w:pPr>
       <w:r>
-        <w:t xml:space="preserve">At the time of reporting, the finished ground levels of each of the superlots have not yet been confirmed. However, it is understood that </w:t>
-      </w:r>
-      <w:commentRangeStart w:id="149"/>
-      <w:commentRangeStart w:id="150"/>
-      <w:r>
-        <w:t xml:space="preserve">earthworks</w:t>
-      </w:r>
-      <w:r>
-        <w:commentReference w:id="150"/>
-      </w:r>
-      <w:commentRangeEnd w:id="150"/>
-      <w:r>
-        <w:commentReference w:id="149"/>
-      </w:r>
-      <w:commentRangeEnd w:id="149"/>
-      <w:r>
-        <w:t xml:space="preserve"> will probably be minor, generally comprising stripping of topsoil, and minor cut to fill </w:t>
-      </w:r>
-      <w:commentRangeStart w:id="151"/>
-      <w:commentRangeStart w:id="152"/>
-      <w:r>
-        <w:t xml:space="preserve">earthworks</w:t>
-      </w:r>
-      <w:r>
-        <w:commentReference w:id="152"/>
-      </w:r>
-      <w:commentRangeEnd w:id="152"/>
-      <w:r>
-        <w:commentReference w:id="151"/>
-      </w:r>
-      <w:commentRangeEnd w:id="151"/>
-      <w:r>
-        <w:t xml:space="preserve"> to form building platforms and access ways. We have therefore assumed cut or fill </w:t>
-      </w:r>
-      <w:commentRangeStart w:id="153"/>
-      <w:commentRangeStart w:id="154"/>
-      <w:r>
-        <w:t xml:space="preserve">earthworks</w:t>
-      </w:r>
-      <w:r>
-        <w:commentReference w:id="154"/>
-      </w:r>
-      <w:commentRangeEnd w:id="154"/>
-      <w:r>
-        <w:commentReference w:id="153"/>
-      </w:r>
-      <w:commentRangeEnd w:id="153"/>
-      <w:r>
-        <w:t xml:space="preserve"> of up to </w:t>
-      </w:r>
-      <w:commentRangeStart w:id="155"/>
-      <w:r>
-        <w:t xml:space="preserve">+/-0.5m</w:t>
-      </w:r>
-      <w:r>
-        <w:commentReference w:id="155"/>
-      </w:r>
-      <w:commentRangeEnd w:id="155"/>
-      <w:r>
-        <w:commentReference w:id="156"/>
-      </w:r>
-      <w:r>
-        <w:t xml:space="preserve"> will be carried out at the site.</w:t>
+        <w:t xml:space="preserve">At the time of reporting, the finished ground levels of each of the superlots have not yet been confirmed. However, it is understood that earthworks will probably be minor, generally comprising stripping of topsoil, and minor cut to fill earthworks to form building platforms and access ways. We have therefore assumed cut or fill earthworks of up to +/-0.5m will be carried out at the site.</w:t>
       </w:r>
     </w:p>
     <w:p>
@@ -15965,23 +15315,7 @@
         <w:ind w:left="120" w:right="210"/>
       </w:pPr>
       <w:r>
-        <w:t xml:space="preserve">All fill should be placed in accordance with an appropriate </w:t>
-      </w:r>
-      <w:commentRangeStart w:id="157"/>
-      <w:commentRangeStart w:id="158"/>
-      <w:r>
-        <w:t xml:space="preserve">earthworks</w:t>
-      </w:r>
-      <w:r>
-        <w:commentReference w:id="158"/>
-      </w:r>
-      <w:commentRangeEnd w:id="158"/>
-      <w:r>
-        <w:commentReference w:id="157"/>
-      </w:r>
-      <w:commentRangeEnd w:id="157"/>
-      <w:r>
-        <w:t xml:space="preserve"> specification, and should be carried out in accordance with NZS 4431:19892. All fill foundations should be stripped, benched and drained.</w:t>
+        <w:t xml:space="preserve">All fill should be placed in accordance with an appropriate earthworks specification, and should be carried out in accordance with NZS 4431:19892. All fill foundations should be stripped, benched and drained.</w:t>
       </w:r>
     </w:p>
     <w:p>
@@ -15991,18 +15325,7 @@
         <w:ind w:left="120"/>
       </w:pPr>
       <w:r>
-        <w:t xml:space="preserve">Subgrade surfaces should be protected from moisture infiltration and plant trafficking to prevent degradation. It is recommended that, where possible, any excavation be delayed </w:t>
-      </w:r>
-      <w:commentRangeStart w:id="159"/>
-      <w:r>
-        <w:t xml:space="preserve">300mm</w:t>
-      </w:r>
-      <w:r>
-        <w:commentReference w:id="159"/>
-      </w:r>
-      <w:commentRangeEnd w:id="159"/>
-      <w:r>
-        <w:t xml:space="preserve"> above the</w:t>
+        <w:t xml:space="preserve">Subgrade surfaces should be protected from moisture infiltration and plant trafficking to prevent degradation. It is recommended that, where possible, any excavation be delayed 300mm above the</w:t>
       </w:r>
     </w:p>
     <w:p>
@@ -16025,13 +15348,13 @@
       <w:r>
         <w:t xml:space="preserve">It is likely that the soils at the foundation elevation will be prone to shrinkage and swelling when exposed to changes in </w:t>
       </w:r>
-      <w:commentRangeStart w:id="160"/>
+      <w:commentRangeStart w:id="13"/>
       <w:r>
         <w:t xml:space="preserve">ftoisture</w:t>
       </w:r>
-      <w:commentRangeEnd w:id="160"/>
-      <w:r>
-        <w:commentReference w:id="160"/>
+      <w:commentRangeEnd w:id="13"/>
+      <w:r>
+        <w:commentReference w:id="13"/>
       </w:r>
       <w:r>
         <w:t xml:space="preserve"> content. The effects on freshly exposed material in cuts may be greater than soils that have been previously subject to seasonal cycles and this needs to be considered in design of foundations.</w:t>
@@ -16080,39 +15403,7 @@
         <w:ind w:left="120"/>
       </w:pPr>
       <w:r>
-        <w:t xml:space="preserve">A preliminary assessment of consolidation indicates that bulk filling to increase the site level by </w:t>
-      </w:r>
-      <w:commentRangeStart w:id="161"/>
-      <w:r>
-        <w:t xml:space="preserve">0.5m</w:t>
-      </w:r>
-      <w:r>
-        <w:commentReference w:id="161"/>
-      </w:r>
-      <w:commentRangeEnd w:id="161"/>
-      <w:r>
-        <w:t xml:space="preserve"> would result in total settlements on the order of 10 mm. If fills to a greater height are proposed, an assessment of consolidation </w:t>
-      </w:r>
-      <w:commentRangeStart w:id="162"/>
-      <w:commentRangeStart w:id="163"/>
-      <w:commentRangeStart w:id="164"/>
-      <w:r>
-        <w:t xml:space="preserve">settlement</w:t>
-      </w:r>
-      <w:r>
-        <w:commentReference w:id="164"/>
-      </w:r>
-      <w:commentRangeEnd w:id="164"/>
-      <w:r>
-        <w:commentReference w:id="163"/>
-      </w:r>
-      <w:commentRangeEnd w:id="163"/>
-      <w:r>
-        <w:commentReference w:id="162"/>
-      </w:r>
-      <w:commentRangeEnd w:id="162"/>
-      <w:r>
-        <w:t xml:space="preserve"> should be carried out, including potential differential settlements and their effect upon buildings.</w:t>
+        <w:t xml:space="preserve">A preliminary assessment of consolidation indicates that bulk filling to increase the site level by 0.5m would result in total settlements on the order of 10 mm. If fills to a greater height are proposed, an assessment of consolidation settlement should be carried out, including potential differential settlements and their effect upon buildings.</w:t>
       </w:r>
     </w:p>
     <w:p>
@@ -16148,29 +15439,9 @@
           <w:sz w:val="24"/>
         </w:rPr>
       </w:pPr>
-      <w:commentRangeStart w:id="165"/>
-      <w:commentRangeStart w:id="166"/>
-      <w:commentRangeStart w:id="167"/>
-      <w:commentRangeStart w:id="168"/>
       <w:r>
         <w:t xml:space="preserve">Excavations</w:t>
       </w:r>
-      <w:r>
-        <w:commentReference w:id="168"/>
-      </w:r>
-      <w:commentRangeEnd w:id="168"/>
-      <w:r>
-        <w:commentReference w:id="167"/>
-      </w:r>
-      <w:commentRangeEnd w:id="167"/>
-      <w:r>
-        <w:commentReference w:id="166"/>
-      </w:r>
-      <w:commentRangeEnd w:id="166"/>
-      <w:r>
-        <w:commentReference w:id="165"/>
-      </w:r>
-      <w:commentRangeEnd w:id="165"/>
     </w:p>
     <w:p>
       <w:pPr>
@@ -16189,75 +15460,7 @@
         <w:ind w:left="120" w:right="133"/>
       </w:pPr>
       <w:r>
-        <w:t xml:space="preserve">If </w:t>
-      </w:r>
-      <w:commentRangeStart w:id="169"/>
-      <w:commentRangeStart w:id="170"/>
-      <w:commentRangeStart w:id="171"/>
-      <w:commentRangeStart w:id="172"/>
-      <w:r>
-        <w:t xml:space="preserve">excavations</w:t>
-      </w:r>
-      <w:r>
-        <w:commentReference w:id="172"/>
-      </w:r>
-      <w:commentRangeEnd w:id="172"/>
-      <w:r>
-        <w:commentReference w:id="171"/>
-      </w:r>
-      <w:commentRangeEnd w:id="171"/>
-      <w:r>
-        <w:commentReference w:id="170"/>
-      </w:r>
-      <w:commentRangeEnd w:id="170"/>
-      <w:r>
-        <w:commentReference w:id="169"/>
-      </w:r>
-      <w:commentRangeEnd w:id="169"/>
-      <w:r>
-        <w:t xml:space="preserve"> extend deeper than 1 m, soft soil and </w:t>
-      </w:r>
-      <w:commentRangeStart w:id="173"/>
-      <w:commentRangeStart w:id="174"/>
-      <w:r>
-        <w:t xml:space="preserve">groundwater</w:t>
-      </w:r>
-      <w:r>
-        <w:commentReference w:id="174"/>
-      </w:r>
-      <w:commentRangeEnd w:id="174"/>
-      <w:r>
-        <w:commentReference w:id="173"/>
-      </w:r>
-      <w:commentRangeEnd w:id="173"/>
-      <w:r>
-        <w:t xml:space="preserve"> are likely to be encountered. It is therefore anticipated that such </w:t>
-      </w:r>
-      <w:commentRangeStart w:id="175"/>
-      <w:commentRangeStart w:id="176"/>
-      <w:commentRangeStart w:id="177"/>
-      <w:commentRangeStart w:id="178"/>
-      <w:r>
-        <w:t xml:space="preserve">excavations</w:t>
-      </w:r>
-      <w:r>
-        <w:commentReference w:id="178"/>
-      </w:r>
-      <w:commentRangeEnd w:id="178"/>
-      <w:r>
-        <w:commentReference w:id="177"/>
-      </w:r>
-      <w:commentRangeEnd w:id="177"/>
-      <w:r>
-        <w:commentReference w:id="176"/>
-      </w:r>
-      <w:commentRangeEnd w:id="176"/>
-      <w:r>
-        <w:commentReference w:id="175"/>
-      </w:r>
-      <w:commentRangeEnd w:id="175"/>
-      <w:r>
-        <w:t xml:space="preserve"> will require careful planning and temporary works design. Shoring or sheet piling may be required where batters are not feasible. Where possible, it is recommended to keep</w:t>
+        <w:t xml:space="preserve">If excavations extend deeper than 1 m, soft soil and groundwater are likely to be encountered. It is therefore anticipated that such excavations will require careful planning and temporary works design. Shoring or sheet piling may be required where batters are not feasible. Where possible, it is recommended to keep</w:t>
       </w:r>
     </w:p>
     <w:p>
@@ -16267,41 +15470,15 @@
         <w:ind w:left="120"/>
       </w:pPr>
       <w:r>
-        <w:t xml:space="preserve">trench </w:t>
-      </w:r>
-      <w:commentRangeStart w:id="179"/>
-      <w:commentRangeStart w:id="180"/>
-      <w:commentRangeStart w:id="181"/>
-      <w:commentRangeStart w:id="182"/>
-      <w:r>
-        <w:t xml:space="preserve">excavations</w:t>
-      </w:r>
-      <w:r>
-        <w:commentReference w:id="182"/>
-      </w:r>
-      <w:commentRangeEnd w:id="182"/>
-      <w:r>
-        <w:commentReference w:id="181"/>
-      </w:r>
-      <w:commentRangeEnd w:id="181"/>
-      <w:r>
-        <w:commentReference w:id="180"/>
-      </w:r>
-      <w:commentRangeEnd w:id="180"/>
-      <w:r>
-        <w:commentReference w:id="179"/>
-      </w:r>
-      <w:commentRangeEnd w:id="179"/>
-      <w:r>
-        <w:t xml:space="preserve"> to a </w:t>
-      </w:r>
-      <w:commentRangeStart w:id="183"/>
+        <w:t xml:space="preserve">trench excavations to a </w:t>
+      </w:r>
+      <w:commentRangeStart w:id="14"/>
       <w:r>
         <w:t xml:space="preserve">ftinimum</w:t>
       </w:r>
-      <w:commentRangeEnd w:id="183"/>
-      <w:r>
-        <w:commentReference w:id="183"/>
+      <w:commentRangeEnd w:id="14"/>
+      <w:r>
+        <w:commentReference w:id="14"/>
       </w:r>
       <w:r>
         <w:t xml:space="preserve"> of three times the excavation depth away from existing structures.</w:t>
@@ -16313,52 +15490,8 @@
         <w:spacing w:before="26"/>
         <w:ind w:left="120"/>
       </w:pPr>
-      <w:commentRangeStart w:id="184"/>
-      <w:commentRangeStart w:id="185"/>
-      <w:commentRangeStart w:id="186"/>
-      <w:commentRangeStart w:id="187"/>
-      <w:r>
-        <w:t xml:space="preserve">Excavations</w:t>
-      </w:r>
-      <w:r>
-        <w:commentReference w:id="187"/>
-      </w:r>
-      <w:commentRangeEnd w:id="187"/>
-      <w:r>
-        <w:commentReference w:id="186"/>
-      </w:r>
-      <w:commentRangeEnd w:id="186"/>
-      <w:r>
-        <w:commentReference w:id="185"/>
-      </w:r>
-      <w:commentRangeEnd w:id="185"/>
-      <w:r>
-        <w:commentReference w:id="184"/>
-      </w:r>
-      <w:commentRangeEnd w:id="184"/>
-      <w:r>
-        <w:t xml:space="preserve"> closer than this would require an assessment of possible mechanical </w:t>
-      </w:r>
-      <w:commentRangeStart w:id="188"/>
-      <w:commentRangeStart w:id="189"/>
-      <w:commentRangeStart w:id="190"/>
-      <w:r>
-        <w:t xml:space="preserve">settlement</w:t>
-      </w:r>
-      <w:r>
-        <w:commentReference w:id="190"/>
-      </w:r>
-      <w:commentRangeEnd w:id="190"/>
-      <w:r>
-        <w:commentReference w:id="189"/>
-      </w:r>
-      <w:commentRangeEnd w:id="189"/>
-      <w:r>
-        <w:commentReference w:id="188"/>
-      </w:r>
-      <w:commentRangeEnd w:id="188"/>
-      <w:r>
-        <w:t xml:space="preserve"> effects on</w:t>
+      <w:r>
+        <w:t xml:space="preserve">Excavations closer than this would require an assessment of possible mechanical settlement effects on</w:t>
       </w:r>
     </w:p>
     <w:p>
@@ -16368,23 +15501,7 @@
         <w:ind w:left="120"/>
       </w:pPr>
       <w:r>
-        <w:t xml:space="preserve">surrounding structures or infrastructure caused by the trench. Dewatering should be carefully assessed, as </w:t>
-      </w:r>
-      <w:commentRangeStart w:id="191"/>
-      <w:commentRangeStart w:id="192"/>
-      <w:r>
-        <w:t xml:space="preserve">groundwater</w:t>
-      </w:r>
-      <w:r>
-        <w:commentReference w:id="192"/>
-      </w:r>
-      <w:commentRangeEnd w:id="192"/>
-      <w:r>
-        <w:commentReference w:id="191"/>
-      </w:r>
-      <w:commentRangeEnd w:id="191"/>
-      <w:r>
-        <w:t xml:space="preserve"> drawdown effects can result in consolidation of the surrounding ground and potentially</w:t>
+        <w:t xml:space="preserve">surrounding structures or infrastructure caused by the trench. Dewatering should be carefully assessed, as groundwater drawdown effects can result in consolidation of the surrounding ground and potentially</w:t>
       </w:r>
     </w:p>
     <w:p>
@@ -16393,13 +15510,13 @@
         <w:spacing w:line="268" w:lineRule="exact"/>
         <w:ind w:left="120"/>
       </w:pPr>
-      <w:commentRangeStart w:id="193"/>
+      <w:commentRangeStart w:id="15"/>
       <w:r>
         <w:t xml:space="preserve">daftage</w:t>
       </w:r>
-      <w:commentRangeEnd w:id="193"/>
-      <w:r>
-        <w:commentReference w:id="193"/>
+      <w:commentRangeEnd w:id="15"/>
+      <w:r>
+        <w:commentReference w:id="15"/>
       </w:r>
       <w:r>
         <w:t xml:space="preserve"> to buildings and infrastructure.</w:t>
@@ -16482,19 +15599,9 @@
           <w:sz w:val="24"/>
         </w:rPr>
       </w:pPr>
-      <w:commentRangeStart w:id="194"/>
-      <w:commentRangeStart w:id="195"/>
       <w:r>
         <w:t xml:space="preserve">Suitability of site-won fill</w:t>
       </w:r>
-      <w:r>
-        <w:commentReference w:id="195"/>
-      </w:r>
-      <w:commentRangeEnd w:id="195"/>
-      <w:r>
-        <w:commentReference w:id="194"/>
-      </w:r>
-      <w:commentRangeEnd w:id="194"/>
     </w:p>
     <w:p>
       <w:pPr>
@@ -16525,32 +15632,16 @@
       <w:r>
         <w:t xml:space="preserve">(</w:t>
       </w:r>
-      <w:commentRangeStart w:id="196"/>
+      <w:commentRangeStart w:id="16"/>
       <w:r>
         <w:t xml:space="preserve">Noveftber</w:t>
       </w:r>
-      <w:commentRangeEnd w:id="196"/>
-      <w:r>
-        <w:commentReference w:id="196"/>
-      </w:r>
-      <w:r>
-        <w:t xml:space="preserve"> to April). Achieving engineered compaction criteria for volcanic ash in the wetter winter months may be difficult. If </w:t>
-      </w:r>
-      <w:commentRangeStart w:id="197"/>
-      <w:commentRangeStart w:id="198"/>
-      <w:r>
-        <w:t xml:space="preserve">earthworks</w:t>
-      </w:r>
-      <w:r>
-        <w:commentReference w:id="198"/>
-      </w:r>
-      <w:commentRangeEnd w:id="198"/>
-      <w:r>
-        <w:commentReference w:id="197"/>
-      </w:r>
-      <w:commentRangeEnd w:id="197"/>
-      <w:r>
-        <w:t xml:space="preserve"> proceed outside of summer, lime stabilisation or other conditioning of the</w:t>
+      <w:commentRangeEnd w:id="16"/>
+      <w:r>
+        <w:commentReference w:id="16"/>
+      </w:r>
+      <w:r>
+        <w:t xml:space="preserve"> to April). Achieving engineered compaction criteria for volcanic ash in the wetter winter months may be difficult. If earthworks proceed outside of summer, lime stabilisation or other conditioning of the</w:t>
       </w:r>
     </w:p>
     <w:p>
@@ -16570,18 +15661,7 @@
         <w:ind w:left="120"/>
       </w:pPr>
       <w:r>
-        <w:t xml:space="preserve">Soils from below this upper (</w:t>
-      </w:r>
-      <w:commentRangeStart w:id="199"/>
-      <w:r>
-        <w:t xml:space="preserve">0.6 to 2.1 m deep</w:t>
-      </w:r>
-      <w:r>
-        <w:commentReference w:id="199"/>
-      </w:r>
-      <w:commentRangeEnd w:id="199"/>
-      <w:r>
-        <w:t xml:space="preserve">) crust are unlikely to be suitable for use as engineered fill without significant conditioning.</w:t>
+        <w:t xml:space="preserve">Soils from below this upper (0.6 to 2.1 m deep) crust are unlikely to be suitable for use as engineered fill without significant conditioning.</w:t>
       </w:r>
     </w:p>
     <w:p>
@@ -16631,23 +15711,7 @@
         <w:ind w:left="120" w:right="133"/>
       </w:pPr>
       <w:r>
-        <w:t xml:space="preserve">Topsoil is not suitable as a fill material and should be stripped/excavated prior to </w:t>
-      </w:r>
-      <w:commentRangeStart w:id="200"/>
-      <w:commentRangeStart w:id="201"/>
-      <w:r>
-        <w:t xml:space="preserve">earthworks</w:t>
-      </w:r>
-      <w:r>
-        <w:commentReference w:id="201"/>
-      </w:r>
-      <w:commentRangeEnd w:id="201"/>
-      <w:r>
-        <w:commentReference w:id="200"/>
-      </w:r>
-      <w:commentRangeEnd w:id="200"/>
-      <w:r>
-        <w:t xml:space="preserve"> and stockpiled for reuse if applicable.</w:t>
+        <w:t xml:space="preserve">Topsoil is not suitable as a fill material and should be stripped/excavated prior to earthworks and stockpiled for reuse if applicable.</w:t>
       </w:r>
     </w:p>
     <w:p>
@@ -16679,19 +15743,9 @@
           <w:sz w:val="24"/>
         </w:rPr>
       </w:pPr>
-      <w:commentRangeStart w:id="202"/>
-      <w:commentRangeStart w:id="203"/>
       <w:r>
         <w:t xml:space="preserve">Preliminary compaction specifications</w:t>
       </w:r>
-      <w:r>
-        <w:commentReference w:id="203"/>
-      </w:r>
-      <w:commentRangeEnd w:id="203"/>
-      <w:r>
-        <w:commentReference w:id="202"/>
-      </w:r>
-      <w:commentRangeEnd w:id="202"/>
     </w:p>
     <w:p>
       <w:pPr>
@@ -16719,23 +15773,7 @@
         <w:spacing w:before="122"/>
       </w:pPr>
       <w:r>
-        <w:t xml:space="preserve">Table 4: Preliminary </w:t>
-      </w:r>
-      <w:commentRangeStart w:id="204"/>
-      <w:commentRangeStart w:id="205"/>
-      <w:r>
-        <w:t xml:space="preserve">earthworks</w:t>
-      </w:r>
-      <w:r>
-        <w:commentReference w:id="205"/>
-      </w:r>
-      <w:commentRangeEnd w:id="205"/>
-      <w:r>
-        <w:commentReference w:id="204"/>
-      </w:r>
-      <w:commentRangeEnd w:id="204"/>
-      <w:r>
-        <w:t xml:space="preserve"> specifications</w:t>
+        <w:t xml:space="preserve">Table 4: Preliminary earthworks specifications</w:t>
       </w:r>
     </w:p>
     <w:p>
@@ -17748,19 +16786,9 @@
         </w:tabs>
         <w:ind w:left="685" w:hanging="565"/>
       </w:pPr>
-      <w:commentRangeStart w:id="206"/>
-      <w:commentRangeStart w:id="207"/>
       <w:r>
         <w:t xml:space="preserve">Preliminary foundations advice</w:t>
       </w:r>
-      <w:r>
-        <w:commentReference w:id="207"/>
-      </w:r>
-      <w:commentRangeEnd w:id="207"/>
-      <w:r>
-        <w:commentReference w:id="206"/>
-      </w:r>
-      <w:commentRangeEnd w:id="206"/>
     </w:p>
     <w:p>
       <w:pPr>
@@ -17810,23 +16838,7 @@
         <w:ind w:left="120"/>
       </w:pPr>
       <w:r>
-        <w:t xml:space="preserve">shrink-swell of expansive soils. If </w:t>
-      </w:r>
-      <w:commentRangeStart w:id="208"/>
-      <w:commentRangeStart w:id="209"/>
-      <w:r>
-        <w:t xml:space="preserve">earthworks</w:t>
-      </w:r>
-      <w:r>
-        <w:commentReference w:id="209"/>
-      </w:r>
-      <w:commentRangeEnd w:id="209"/>
-      <w:r>
-        <w:commentReference w:id="208"/>
-      </w:r>
-      <w:commentRangeEnd w:id="208"/>
-      <w:r>
-        <w:t xml:space="preserve"> are proposed, these may also affect foundation performance. The designer of the building foundations should specifically address these issues in their design.</w:t>
+        <w:t xml:space="preserve">shrink-swell of expansive soils. If earthworks are proposed, these may also affect foundation performance. The designer of the building foundations should specifically address these issues in their design.</w:t>
       </w:r>
     </w:p>
     <w:p>
@@ -17838,13 +16850,13 @@
       <w:r>
         <w:t xml:space="preserve">On the basis of the available </w:t>
       </w:r>
-      <w:commentRangeStart w:id="210"/>
+      <w:commentRangeStart w:id="17"/>
       <w:r>
         <w:t xml:space="preserve">inforftation</w:t>
       </w:r>
-      <w:commentRangeEnd w:id="210"/>
-      <w:r>
-        <w:commentReference w:id="210"/>
+      <w:commentRangeEnd w:id="17"/>
+      <w:r>
+        <w:commentReference w:id="17"/>
       </w:r>
       <w:r>
         <w:t xml:space="preserve">, shallow or piled foundation are likely to be suitable options to</w:t>
@@ -17892,39 +16904,9 @@
           <w:sz w:val="24"/>
         </w:rPr>
       </w:pPr>
-      <w:commentRangeStart w:id="211"/>
-      <w:commentRangeStart w:id="212"/>
-      <w:commentRangeStart w:id="213"/>
-      <w:commentRangeStart w:id="214"/>
-      <w:commentRangeStart w:id="215"/>
-      <w:commentRangeStart w:id="216"/>
       <w:r>
         <w:t xml:space="preserve">Bearing capacity</w:t>
       </w:r>
-      <w:r>
-        <w:commentReference w:id="216"/>
-      </w:r>
-      <w:commentRangeEnd w:id="216"/>
-      <w:r>
-        <w:commentReference w:id="215"/>
-      </w:r>
-      <w:commentRangeEnd w:id="215"/>
-      <w:r>
-        <w:commentReference w:id="214"/>
-      </w:r>
-      <w:commentRangeEnd w:id="214"/>
-      <w:r>
-        <w:commentReference w:id="213"/>
-      </w:r>
-      <w:commentRangeEnd w:id="213"/>
-      <w:r>
-        <w:commentReference w:id="212"/>
-      </w:r>
-      <w:commentRangeEnd w:id="212"/>
-      <w:r>
-        <w:commentReference w:id="211"/>
-      </w:r>
-      <w:commentRangeEnd w:id="211"/>
     </w:p>
     <w:p>
       <w:pPr>
@@ -18034,28 +17016,7 @@
         <w:ind w:left="120"/>
       </w:pPr>
       <w:r>
-        <w:t xml:space="preserve">foundations are likely to be governed by </w:t>
-      </w:r>
-      <w:commentRangeStart w:id="217"/>
-      <w:commentRangeStart w:id="218"/>
-      <w:commentRangeStart w:id="219"/>
-      <w:r>
-        <w:t xml:space="preserve">settlement</w:t>
-      </w:r>
-      <w:r>
-        <w:commentReference w:id="219"/>
-      </w:r>
-      <w:commentRangeEnd w:id="219"/>
-      <w:r>
-        <w:commentReference w:id="218"/>
-      </w:r>
-      <w:commentRangeEnd w:id="218"/>
-      <w:r>
-        <w:commentReference w:id="217"/>
-      </w:r>
-      <w:commentRangeEnd w:id="217"/>
-      <w:r>
-        <w:t xml:space="preserve"> considerations (discussed in section  ).</w:t>
+        <w:t xml:space="preserve">foundations are likely to be governed by settlement considerations (discussed in section  ).</w:t>
       </w:r>
     </w:p>
     <w:p>
@@ -18075,28 +17036,7 @@
         <w:ind w:left="120"/>
       </w:pPr>
       <w:r>
-        <w:t xml:space="preserve">consideration of </w:t>
-      </w:r>
-      <w:commentRangeStart w:id="220"/>
-      <w:commentRangeStart w:id="221"/>
-      <w:commentRangeStart w:id="222"/>
-      <w:r>
-        <w:t xml:space="preserve">settlement</w:t>
-      </w:r>
-      <w:r>
-        <w:commentReference w:id="222"/>
-      </w:r>
-      <w:commentRangeEnd w:id="222"/>
-      <w:r>
-        <w:commentReference w:id="221"/>
-      </w:r>
-      <w:commentRangeEnd w:id="221"/>
-      <w:r>
-        <w:commentReference w:id="220"/>
-      </w:r>
-      <w:commentRangeEnd w:id="220"/>
-      <w:r>
-        <w:t xml:space="preserve"> effects. Alternatively, piled foundations extending to the medium dense soils could be more practical (discussed in section , ).</w:t>
+        <w:t xml:space="preserve">consideration of settlement effects. Alternatively, piled foundations extending to the medium dense soils could be more practical (discussed in section , ).</w:t>
       </w:r>
     </w:p>
     <w:p>
@@ -18134,43 +17074,7 @@
         <w:pStyle w:val="Heading4"/>
       </w:pPr>
       <w:r>
-        <w:t xml:space="preserve">Table 5: </w:t>
-      </w:r>
-      <w:commentRangeStart w:id="223"/>
-      <w:commentRangeStart w:id="224"/>
-      <w:commentRangeStart w:id="225"/>
-      <w:commentRangeStart w:id="226"/>
-      <w:commentRangeStart w:id="227"/>
-      <w:commentRangeStart w:id="228"/>
-      <w:r>
-        <w:t xml:space="preserve">Bearing capacity</w:t>
-      </w:r>
-      <w:r>
-        <w:commentReference w:id="228"/>
-      </w:r>
-      <w:commentRangeEnd w:id="228"/>
-      <w:r>
-        <w:commentReference w:id="227"/>
-      </w:r>
-      <w:commentRangeEnd w:id="227"/>
-      <w:r>
-        <w:commentReference w:id="226"/>
-      </w:r>
-      <w:commentRangeEnd w:id="226"/>
-      <w:r>
-        <w:commentReference w:id="225"/>
-      </w:r>
-      <w:commentRangeEnd w:id="225"/>
-      <w:r>
-        <w:commentReference w:id="224"/>
-      </w:r>
-      <w:commentRangeEnd w:id="224"/>
-      <w:r>
-        <w:commentReference w:id="223"/>
-      </w:r>
-      <w:commentRangeEnd w:id="223"/>
-      <w:r>
-        <w:t xml:space="preserve"> – shallow foundations</w:t>
+        <w:t xml:space="preserve">Table 5: Bearing capacity – shallow foundations</w:t>
       </w:r>
     </w:p>
     <w:p>
@@ -18444,39 +17348,21 @@
               </w:rPr>
               <w:t xml:space="preserve"> </w:t>
             </w:r>
-            <w:commentRangeStart w:id="229"/>
-            <w:commentRangeStart w:id="230"/>
-            <w:commentRangeStart w:id="231"/>
-            <w:commentRangeStart w:id="232"/>
-            <w:commentRangeStart w:id="233"/>
-            <w:commentRangeStart w:id="234"/>
-            <w:r>
-              <w:t xml:space="preserve">bearing capacity</w:t>
-            </w:r>
-            <w:r>
-              <w:commentReference w:id="234"/>
-            </w:r>
-            <w:commentRangeEnd w:id="234"/>
-            <w:r>
-              <w:commentReference w:id="233"/>
-            </w:r>
-            <w:commentRangeEnd w:id="233"/>
-            <w:r>
-              <w:commentReference w:id="232"/>
-            </w:r>
-            <w:commentRangeEnd w:id="232"/>
-            <w:r>
-              <w:commentReference w:id="231"/>
-            </w:r>
-            <w:commentRangeEnd w:id="231"/>
-            <w:r>
-              <w:commentReference w:id="230"/>
-            </w:r>
-            <w:commentRangeEnd w:id="230"/>
-            <w:r>
-              <w:commentReference w:id="229"/>
-            </w:r>
-            <w:commentRangeEnd w:id="229"/>
+            <w:r>
+              <w:t xml:space="preserve">bearing</w:t>
+            </w:r>
+            <w:r>
+              <w:rPr>
+                <w:spacing w:val="-5"/>
+              </w:rPr>
+              <w:t xml:space="preserve"> </w:t>
+            </w:r>
+            <w:r>
+              <w:rPr>
+                <w:spacing w:val="-2"/>
+              </w:rPr>
+              <w:t xml:space="preserve">capacity</w:t>
+            </w:r>
           </w:p>
         </w:tc>
         <w:tc>
@@ -18589,39 +17475,18 @@
               </w:rPr>
               <w:t xml:space="preserve"> </w:t>
             </w:r>
-            <w:commentRangeStart w:id="235"/>
-            <w:commentRangeStart w:id="236"/>
-            <w:commentRangeStart w:id="237"/>
-            <w:commentRangeStart w:id="238"/>
-            <w:commentRangeStart w:id="239"/>
-            <w:commentRangeStart w:id="240"/>
-            <w:r>
-              <w:t xml:space="preserve">bearing capacity</w:t>
-            </w:r>
-            <w:r>
-              <w:commentReference w:id="240"/>
-            </w:r>
-            <w:commentRangeEnd w:id="240"/>
-            <w:r>
-              <w:commentReference w:id="239"/>
-            </w:r>
-            <w:commentRangeEnd w:id="239"/>
-            <w:r>
-              <w:commentReference w:id="238"/>
-            </w:r>
-            <w:commentRangeEnd w:id="238"/>
-            <w:r>
-              <w:commentReference w:id="237"/>
-            </w:r>
-            <w:commentRangeEnd w:id="237"/>
-            <w:r>
-              <w:commentReference w:id="236"/>
-            </w:r>
-            <w:commentRangeEnd w:id="236"/>
-            <w:r>
-              <w:commentReference w:id="235"/>
-            </w:r>
-            <w:commentRangeEnd w:id="235"/>
+            <w:r>
+              <w:t xml:space="preserve">bearing</w:t>
+            </w:r>
+            <w:r>
+              <w:rPr>
+                <w:spacing w:val="-2"/>
+              </w:rPr>
+              <w:t xml:space="preserve"> </w:t>
+            </w:r>
+            <w:r>
+              <w:t xml:space="preserve">capacity</w:t>
+            </w:r>
             <w:r>
               <w:rPr>
                 <w:spacing w:val="-4"/>
@@ -18871,18 +17736,18 @@
         </w:rPr>
       </w:pPr>
       <w:r>
-        <w:t xml:space="preserve">NOTE 1: The foundation subgrade should have an undrained shear strength of not less than 80 psi to at least </w:t>
-      </w:r>
-      <w:commentRangeStart w:id="241"/>
-      <w:r>
-        <w:t xml:space="preserve">1 ft</w:t>
-      </w:r>
-      <w:r>
-        <w:commentReference w:id="241"/>
-      </w:r>
-      <w:commentRangeEnd w:id="241"/>
-      <w:r>
-        <w:t xml:space="preserve"> beneath the base of the footing (based on a review of the nearest boreholes by a Chartered Professional Geotechnical Engineer). This can comprise the natural crust or engineered fill.</w:t>
+        <w:t xml:space="preserve">NOTE 1: The foundation subgrade should have an undrained shear strength of not less than 80 </w:t>
+      </w:r>
+      <w:commentRangeStart w:id="18"/>
+      <w:r>
+        <w:t xml:space="preserve">psi</w:t>
+      </w:r>
+      <w:commentRangeEnd w:id="18"/>
+      <w:r>
+        <w:commentReference w:id="18"/>
+      </w:r>
+      <w:r>
+        <w:t xml:space="preserve"> to at least 1 ft beneath the base of the footing (based on a review of the nearest boreholes by a Chartered Professional Geotechnical Engineer). This can comprise the natural crust or engineered fill.</w:t>
       </w:r>
     </w:p>
     <w:p>
@@ -18895,7 +17760,18 @@
         </w:rPr>
       </w:pPr>
       <w:r>
-        <w:t xml:space="preserve">NOTE 2: Where the soil within 1 m of the underside of the foundations has an undrained shear strength of less than 80 psi (based on a review of the nearest boreholes).</w:t>
+        <w:t xml:space="preserve">NOTE 2: Where the soil within 1 m of the underside of the foundations has an undrained shear strength of less than 80 </w:t>
+      </w:r>
+      <w:commentRangeStart w:id="19"/>
+      <w:r>
+        <w:t xml:space="preserve">psi</w:t>
+      </w:r>
+      <w:commentRangeEnd w:id="19"/>
+      <w:r>
+        <w:commentReference w:id="19"/>
+      </w:r>
+      <w:r>
+        <w:t xml:space="preserve"> (based on a review of the nearest boreholes).</w:t>
       </w:r>
     </w:p>
     <w:p>
@@ -18924,24 +17800,9 @@
           <w:sz w:val="24"/>
         </w:rPr>
       </w:pPr>
-      <w:commentRangeStart w:id="242"/>
-      <w:commentRangeStart w:id="243"/>
-      <w:commentRangeStart w:id="244"/>
       <w:r>
         <w:t xml:space="preserve">Settlement</w:t>
       </w:r>
-      <w:r>
-        <w:commentReference w:id="244"/>
-      </w:r>
-      <w:commentRangeEnd w:id="244"/>
-      <w:r>
-        <w:commentReference w:id="243"/>
-      </w:r>
-      <w:commentRangeEnd w:id="243"/>
-      <w:r>
-        <w:commentReference w:id="242"/>
-      </w:r>
-      <w:commentRangeEnd w:id="242"/>
     </w:p>
     <w:p>
       <w:pPr>
@@ -18959,28 +17820,7 @@
         <w:ind w:left="120"/>
       </w:pPr>
       <w:r>
-        <w:t xml:space="preserve">The building designer should carry out a specific analysis of foundation </w:t>
-      </w:r>
-      <w:commentRangeStart w:id="245"/>
-      <w:commentRangeStart w:id="246"/>
-      <w:commentRangeStart w:id="247"/>
-      <w:r>
-        <w:t xml:space="preserve">settlement</w:t>
-      </w:r>
-      <w:r>
-        <w:commentReference w:id="247"/>
-      </w:r>
-      <w:commentRangeEnd w:id="247"/>
-      <w:r>
-        <w:commentReference w:id="246"/>
-      </w:r>
-      <w:commentRangeEnd w:id="246"/>
-      <w:r>
-        <w:commentReference w:id="245"/>
-      </w:r>
-      <w:commentRangeEnd w:id="245"/>
-      <w:r>
-        <w:t xml:space="preserve"> at this site.</w:t>
+        <w:t xml:space="preserve">The building designer should carry out a specific analysis of foundation settlement at this site.</w:t>
       </w:r>
     </w:p>
     <w:p>
@@ -18990,28 +17830,7 @@
         <w:ind w:left="120"/>
       </w:pPr>
       <w:r>
-        <w:t xml:space="preserve">A preliminary assessment of </w:t>
-      </w:r>
-      <w:commentRangeStart w:id="248"/>
-      <w:commentRangeStart w:id="249"/>
-      <w:commentRangeStart w:id="250"/>
-      <w:r>
-        <w:t xml:space="preserve">settlement</w:t>
-      </w:r>
-      <w:r>
-        <w:commentReference w:id="250"/>
-      </w:r>
-      <w:commentRangeEnd w:id="250"/>
-      <w:r>
-        <w:commentReference w:id="249"/>
-      </w:r>
-      <w:commentRangeEnd w:id="249"/>
-      <w:r>
-        <w:commentReference w:id="248"/>
-      </w:r>
-      <w:commentRangeEnd w:id="248"/>
-      <w:r>
-        <w:t xml:space="preserve"> has been carried out for an estimated applied building bearing</w:t>
+        <w:t xml:space="preserve">A preliminary assessment of settlement has been carried out for an estimated applied building bearing</w:t>
       </w:r>
     </w:p>
     <w:p>
@@ -19021,16 +17840,16 @@
         <w:ind w:left="120"/>
       </w:pPr>
       <w:r>
-        <w:t xml:space="preserve">pressures of </w:t>
-      </w:r>
-      <w:commentRangeStart w:id="251"/>
-      <w:r>
-        <w:t xml:space="preserve">10-30 psi</w:t>
-      </w:r>
-      <w:r>
-        <w:commentReference w:id="251"/>
-      </w:r>
-      <w:commentRangeEnd w:id="251"/>
+        <w:t xml:space="preserve">pressures of 10-30 </w:t>
+      </w:r>
+      <w:commentRangeStart w:id="20"/>
+      <w:r>
+        <w:t xml:space="preserve">psi</w:t>
+      </w:r>
+      <w:commentRangeEnd w:id="20"/>
+      <w:r>
+        <w:commentReference w:id="20"/>
+      </w:r>
       <w:r>
         <w:t xml:space="preserve">, to simulate the weight of light weight 1-3 storey buildings. The assessment has been</w:t>
       </w:r>
@@ -19744,26 +18563,8 @@
         <w:spacing w:line="266" w:lineRule="exact"/>
         <w:ind w:left="120"/>
       </w:pPr>
-      <w:commentRangeStart w:id="252"/>
-      <w:commentRangeStart w:id="253"/>
-      <w:commentRangeStart w:id="254"/>
-      <w:r>
-        <w:t xml:space="preserve">settlement</w:t>
-      </w:r>
-      <w:r>
-        <w:commentReference w:id="254"/>
-      </w:r>
-      <w:commentRangeEnd w:id="254"/>
-      <w:r>
-        <w:commentReference w:id="253"/>
-      </w:r>
-      <w:commentRangeEnd w:id="253"/>
-      <w:r>
-        <w:commentReference w:id="252"/>
-      </w:r>
-      <w:commentRangeEnd w:id="252"/>
-      <w:r>
-        <w:t xml:space="preserve"> analysis are shown on Table 7 below.</w:t>
+      <w:r>
+        <w:t xml:space="preserve">settlement analysis are shown on Table 7 below.</w:t>
       </w:r>
     </w:p>
     <w:p>
@@ -19772,28 +18573,7 @@
         <w:spacing w:before="146"/>
       </w:pPr>
       <w:r>
-        <w:t xml:space="preserve">Table 7: Constrained soil moduli for </w:t>
-      </w:r>
-      <w:commentRangeStart w:id="255"/>
-      <w:commentRangeStart w:id="256"/>
-      <w:commentRangeStart w:id="257"/>
-      <w:r>
-        <w:t xml:space="preserve">settlement</w:t>
-      </w:r>
-      <w:r>
-        <w:commentReference w:id="257"/>
-      </w:r>
-      <w:commentRangeEnd w:id="257"/>
-      <w:r>
-        <w:commentReference w:id="256"/>
-      </w:r>
-      <w:commentRangeEnd w:id="256"/>
-      <w:r>
-        <w:commentReference w:id="255"/>
-      </w:r>
-      <w:commentRangeEnd w:id="255"/>
-      <w:r>
-        <w:t xml:space="preserve"> analysis</w:t>
+        <w:t xml:space="preserve">Table 7: Constrained soil moduli for settlement analysis</w:t>
       </w:r>
     </w:p>
     <w:p>
@@ -20331,28 +19111,7 @@
         <w:ind w:left="120"/>
       </w:pPr>
       <w:r>
-        <w:t xml:space="preserve">The preliminary analysis indicates that the thickness of the crust and the overall loadings are key factors in whether building settlements are likely to be within normally accepted tolerances (i.e. less than 25 mm total </w:t>
-      </w:r>
-      <w:commentRangeStart w:id="258"/>
-      <w:commentRangeStart w:id="259"/>
-      <w:commentRangeStart w:id="260"/>
-      <w:r>
-        <w:t xml:space="preserve">settlement</w:t>
-      </w:r>
-      <w:r>
-        <w:commentReference w:id="260"/>
-      </w:r>
-      <w:commentRangeEnd w:id="260"/>
-      <w:r>
-        <w:commentReference w:id="259"/>
-      </w:r>
-      <w:commentRangeEnd w:id="259"/>
-      <w:r>
-        <w:commentReference w:id="258"/>
-      </w:r>
-      <w:commentRangeEnd w:id="258"/>
-      <w:r>
-        <w:t xml:space="preserve"> for pad/strip foundations with differential settlements limited to 1:400).</w:t>
+        <w:t xml:space="preserve">The preliminary analysis indicates that the thickness of the crust and the overall loadings are key factors in whether building settlements are likely to be within normally accepted tolerances (i.e. less than 25 mm total settlement for pad/strip foundations with differential settlements limited to 1:400).</w:t>
       </w:r>
     </w:p>
     <w:p>
@@ -20362,16 +19121,16 @@
         <w:ind w:left="120"/>
       </w:pPr>
       <w:r>
-        <w:t xml:space="preserve">Where buildings are limited to 1-2 storeys (i.e. with serviceability limit state loads of up to </w:t>
-      </w:r>
-      <w:commentRangeStart w:id="261"/>
-      <w:r>
-        <w:t xml:space="preserve">20 psi</w:t>
-      </w:r>
-      <w:r>
-        <w:commentReference w:id="261"/>
-      </w:r>
-      <w:commentRangeEnd w:id="261"/>
+        <w:t xml:space="preserve">Where buildings are limited to 1-2 storeys (i.e. with serviceability limit state loads of up to 20 </w:t>
+      </w:r>
+      <w:commentRangeStart w:id="21"/>
+      <w:r>
+        <w:t xml:space="preserve">psi</w:t>
+      </w:r>
+      <w:commentRangeEnd w:id="21"/>
+      <w:r>
+        <w:commentReference w:id="21"/>
+      </w:r>
       <w:r>
         <w:t xml:space="preserve">) on</w:t>
       </w:r>
@@ -20392,18 +19151,7 @@
         <w:ind w:left="120"/>
       </w:pPr>
       <w:r>
-        <w:t xml:space="preserve">For structures of greater than </w:t>
-      </w:r>
-      <w:commentRangeStart w:id="262"/>
-      <w:r>
-        <w:t xml:space="preserve">20m</w:t>
-      </w:r>
-      <w:r>
-        <w:commentReference w:id="262"/>
-      </w:r>
-      <w:commentRangeEnd w:id="262"/>
-      <w:r>
-        <w:t xml:space="preserve"> length constructed on variable ground we recommend construction</w:t>
+        <w:t xml:space="preserve">For structures of greater than 20m length constructed on variable ground we recommend construction</w:t>
       </w:r>
     </w:p>
     <w:p>
@@ -20414,58 +19162,16 @@
       <w:r>
         <w:t xml:space="preserve">joints should be used to </w:t>
       </w:r>
-      <w:commentRangeStart w:id="263"/>
+      <w:commentRangeStart w:id="22"/>
       <w:r>
         <w:t xml:space="preserve">ftitigate</w:t>
       </w:r>
-      <w:commentRangeEnd w:id="263"/>
-      <w:r>
-        <w:commentReference w:id="263"/>
-      </w:r>
-      <w:r>
-        <w:t xml:space="preserve"> the effects of differential foundation </w:t>
-      </w:r>
-      <w:commentRangeStart w:id="264"/>
-      <w:commentRangeStart w:id="265"/>
-      <w:commentRangeStart w:id="266"/>
-      <w:r>
-        <w:t xml:space="preserve">settlement</w:t>
-      </w:r>
-      <w:r>
-        <w:commentReference w:id="266"/>
-      </w:r>
-      <w:commentRangeEnd w:id="266"/>
-      <w:r>
-        <w:commentReference w:id="265"/>
-      </w:r>
-      <w:commentRangeEnd w:id="265"/>
-      <w:r>
-        <w:commentReference w:id="264"/>
-      </w:r>
-      <w:commentRangeEnd w:id="264"/>
-      <w:r>
-        <w:t xml:space="preserve">. For example, movement joints between adjoining terrace houses may be necessary to mitigate against differential </w:t>
-      </w:r>
-      <w:commentRangeStart w:id="267"/>
-      <w:commentRangeStart w:id="268"/>
-      <w:commentRangeStart w:id="269"/>
-      <w:r>
-        <w:t xml:space="preserve">settlement</w:t>
-      </w:r>
-      <w:r>
-        <w:commentReference w:id="269"/>
-      </w:r>
-      <w:commentRangeEnd w:id="269"/>
-      <w:r>
-        <w:commentReference w:id="268"/>
-      </w:r>
-      <w:commentRangeEnd w:id="268"/>
-      <w:r>
-        <w:commentReference w:id="267"/>
-      </w:r>
-      <w:commentRangeEnd w:id="267"/>
-      <w:r>
-        <w:t xml:space="preserve"> risks.</w:t>
+      <w:commentRangeEnd w:id="22"/>
+      <w:r>
+        <w:commentReference w:id="22"/>
+      </w:r>
+      <w:r>
+        <w:t xml:space="preserve"> the effects of differential foundation settlement. For example, movement joints between adjoining terrace houses may be necessary to mitigate against differential settlement risks.</w:t>
       </w:r>
     </w:p>
     <w:p>
@@ -20480,18 +19186,7 @@
         <w:ind w:left="120"/>
       </w:pPr>
       <w:r>
-        <w:t xml:space="preserve">If engineered fill thicker than </w:t>
-      </w:r>
-      <w:commentRangeStart w:id="270"/>
-      <w:r>
-        <w:t xml:space="preserve">0.5 m</w:t>
-      </w:r>
-      <w:r>
-        <w:commentReference w:id="270"/>
-      </w:r>
-      <w:commentRangeEnd w:id="270"/>
-      <w:r>
-        <w:t xml:space="preserve"> is placed within or near the building footprint after completion of subdivision works, then the building designer should specifically assess the effect this may have on</w:t>
+        <w:t xml:space="preserve">If engineered fill thicker than 0.5 m is placed within or near the building footprint after completion of subdivision works, then the building designer should specifically assess the effect this may have on</w:t>
       </w:r>
     </w:p>
     <w:p>
@@ -20594,34 +19289,7 @@
         <w:ind w:left="120" w:right="133"/>
       </w:pPr>
       <w:r>
-        <w:t xml:space="preserve">volume change upon changes in moisture content. The expansivity and the typical range of movement that could be expected from soils underlying any given building site depend on the amount of clay present, clay mineral type and proportion, depth and </w:t>
-      </w:r>
-      <w:commentRangeStart w:id="271"/>
-      <w:r>
-        <w:t xml:space="preserve">distribution</w:t>
-      </w:r>
-      <w:r>
-        <w:commentReference w:id="271"/>
-      </w:r>
-      <w:commentRangeEnd w:id="271"/>
-      <w:r>
-        <w:t xml:space="preserve"> of clay throughout the soil profile, and season variation in </w:t>
-      </w:r>
-      <w:commentRangeStart w:id="272"/>
-      <w:commentRangeStart w:id="273"/>
-      <w:r>
-        <w:t xml:space="preserve">groundwater</w:t>
-      </w:r>
-      <w:r>
-        <w:commentReference w:id="273"/>
-      </w:r>
-      <w:commentRangeEnd w:id="273"/>
-      <w:r>
-        <w:commentReference w:id="272"/>
-      </w:r>
-      <w:commentRangeEnd w:id="272"/>
-      <w:r>
-        <w:t xml:space="preserve"> levels. Moisture changes tend to occur slowly in clays and produce swelling upon wetting and shrinkage upon drying.</w:t>
+        <w:t xml:space="preserve">volume change upon changes in moisture content. The expansivity and the typical range of movement that could be expected from soils underlying any given building site depend on the amount of clay present, clay mineral type and proportion, depth and distribution of clay throughout the soil profile, and season variation in groundwater levels. Moisture changes tend to occur slowly in clays and produce swelling upon wetting and shrinkage upon drying.</w:t>
       </w:r>
     </w:p>
     <w:p>
@@ -20832,18 +19500,7 @@
         <w:ind w:left="120"/>
       </w:pPr>
       <w:r>
-        <w:t xml:space="preserve">Building foundations for future buildings will be subject to specific foundation design by a Chartered Professional Engineer familiar with the </w:t>
-      </w:r>
-      <w:commentRangeStart w:id="274"/>
-      <w:r>
-        <w:t xml:space="preserve">contents</w:t>
-      </w:r>
-      <w:r>
-        <w:commentReference w:id="274"/>
-      </w:r>
-      <w:commentRangeEnd w:id="274"/>
-      <w:r>
-        <w:t xml:space="preserve"> of this report and responsible for design of structural elements (including foundations) of the building.</w:t>
+        <w:t xml:space="preserve">Building foundations for future buildings will be subject to specific foundation design by a Chartered Professional Engineer familiar with the contents of this report and responsible for design of structural elements (including foundations) of the building.</w:t>
       </w:r>
     </w:p>
     <w:p>
@@ -20870,18 +19527,7 @@
         <w:ind w:right="1114"/>
       </w:pPr>
       <w:r>
-        <w:t xml:space="preserve">A stiffened raft design in accordance with Class H2, extending a minimum of </w:t>
-      </w:r>
-      <w:commentRangeStart w:id="275"/>
-      <w:r>
-        <w:t xml:space="preserve">600mm</w:t>
-      </w:r>
-      <w:r>
-        <w:commentReference w:id="275"/>
-      </w:r>
-      <w:commentRangeEnd w:id="275"/>
-      <w:r>
-        <w:t xml:space="preserve"> into the underlying natural soils.</w:t>
+        <w:t xml:space="preserve">A stiffened raft design in accordance with Class H2, extending a minimum of 600mm into the underlying natural soils.</w:t>
       </w:r>
     </w:p>
     <w:p>
@@ -20976,18 +19622,7 @@
         <w:ind w:left="480" w:right="210"/>
       </w:pPr>
       <w:r>
-        <w:t xml:space="preserve">the gap between the ground and the slab should at least be greater than the surface movement (ys), which for this site is calculated to be approximately </w:t>
-      </w:r>
-      <w:commentRangeStart w:id="276"/>
-      <w:r>
-        <w:t xml:space="preserve">60 to 75mm</w:t>
-      </w:r>
-      <w:r>
-        <w:commentReference w:id="276"/>
-      </w:r>
-      <w:commentRangeEnd w:id="276"/>
-      <w:r>
-        <w:t xml:space="preserve">.</w:t>
+        <w:t xml:space="preserve">the gap between the ground and the slab should at least be greater than the surface movement (ys), which for this site is calculated to be approximately 60 to 75mm.</w:t>
       </w:r>
     </w:p>
     <w:p>
@@ -21034,23 +19669,7 @@
         <w:ind w:left="120"/>
       </w:pPr>
       <w:r>
-        <w:t xml:space="preserve">It should be noted that a wide range of tree and shrub species have high </w:t>
-      </w:r>
-      <w:commentRangeStart w:id="277"/>
-      <w:commentRangeStart w:id="278"/>
-      <w:r>
-        <w:t xml:space="preserve">groundwater</w:t>
-      </w:r>
-      <w:r>
-        <w:commentReference w:id="278"/>
-      </w:r>
-      <w:commentRangeEnd w:id="278"/>
-      <w:r>
-        <w:commentReference w:id="277"/>
-      </w:r>
-      <w:commentRangeEnd w:id="277"/>
-      <w:r>
-        <w:t xml:space="preserve"> demands during the summer months. The effects of such demands on expansive soils can be substantial and can lead to</w:t>
+        <w:t xml:space="preserve">It should be noted that a wide range of tree and shrub species have high groundwater demands during the summer months. The effects of such demands on expansive soils can be substantial and can lead to</w:t>
       </w:r>
     </w:p>
     <w:p>
@@ -21060,18 +19679,7 @@
         <w:ind w:left="120" w:right="144"/>
       </w:pPr>
       <w:r>
-        <w:t xml:space="preserve">differential building settlements well in excess of </w:t>
-      </w:r>
-      <w:commentRangeStart w:id="279"/>
-      <w:r>
-        <w:t xml:space="preserve">25mm</w:t>
-      </w:r>
-      <w:r>
-        <w:commentReference w:id="279"/>
-      </w:r>
-      <w:commentRangeEnd w:id="279"/>
-      <w:r>
-        <w:t xml:space="preserve">, with resulting cracking in wall panels and floor slabs.</w:t>
+        <w:t xml:space="preserve">differential building settlements well in excess of 25mm, with resulting cracking in wall panels and floor slabs.</w:t>
       </w:r>
     </w:p>
     <w:p>
@@ -21702,9 +20310,6 @@
                 <w:sz w:val="20"/>
               </w:rPr>
             </w:pPr>
-            <w:commentRangeStart w:id="280"/>
-            <w:commentRangeStart w:id="281"/>
-            <w:commentRangeStart w:id="282"/>
             <w:r>
               <w:rPr>
                 <w:rFonts w:ascii="Calibri"/>
@@ -21713,18 +20318,6 @@
               </w:rPr>
               <w:t xml:space="preserve">Settlement</w:t>
             </w:r>
-            <w:r>
-              <w:commentReference w:id="282"/>
-            </w:r>
-            <w:commentRangeEnd w:id="282"/>
-            <w:r>
-              <w:commentReference w:id="281"/>
-            </w:r>
-            <w:commentRangeEnd w:id="281"/>
-            <w:r>
-              <w:commentReference w:id="280"/>
-            </w:r>
-            <w:commentRangeEnd w:id="280"/>
           </w:p>
         </w:tc>
         <w:tc>
@@ -21905,43 +20498,29 @@
                 <w:sz w:val="20"/>
               </w:rPr>
             </w:pPr>
-            <w:commentRangeStart w:id="283"/>
-            <w:commentRangeStart w:id="284"/>
-            <w:commentRangeStart w:id="285"/>
-            <w:commentRangeStart w:id="286"/>
-            <w:commentRangeStart w:id="287"/>
-            <w:commentRangeStart w:id="288"/>
             <w:r>
               <w:rPr>
                 <w:rFonts w:ascii="Calibri"/>
                 <w:sz w:val="20"/>
               </w:rPr>
-              <w:t xml:space="preserve">Bearing Capacity</w:t>
-            </w:r>
-            <w:r>
-              <w:commentReference w:id="288"/>
-            </w:r>
-            <w:commentRangeEnd w:id="288"/>
-            <w:r>
-              <w:commentReference w:id="287"/>
-            </w:r>
-            <w:commentRangeEnd w:id="287"/>
-            <w:r>
-              <w:commentReference w:id="286"/>
-            </w:r>
-            <w:commentRangeEnd w:id="286"/>
-            <w:r>
-              <w:commentReference w:id="285"/>
-            </w:r>
-            <w:commentRangeEnd w:id="285"/>
-            <w:r>
-              <w:commentReference w:id="284"/>
-            </w:r>
-            <w:commentRangeEnd w:id="284"/>
-            <w:r>
-              <w:commentReference w:id="283"/>
-            </w:r>
-            <w:commentRangeEnd w:id="283"/>
+              <w:t xml:space="preserve">Bearing</w:t>
+            </w:r>
+            <w:r>
+              <w:rPr>
+                <w:rFonts w:ascii="Calibri"/>
+                <w:spacing w:val="-9"/>
+                <w:sz w:val="20"/>
+              </w:rPr>
+              <w:t xml:space="preserve"> </w:t>
+            </w:r>
+            <w:r>
+              <w:rPr>
+                <w:rFonts w:ascii="Calibri"/>
+                <w:spacing w:val="-2"/>
+                <w:sz w:val="20"/>
+              </w:rPr>
+              <w:t xml:space="preserve">Capacity</w:t>
+            </w:r>
           </w:p>
         </w:tc>
         <w:tc>
@@ -22295,24 +20874,9 @@
           <w:sz w:val="24"/>
         </w:rPr>
       </w:pPr>
-      <w:commentRangeStart w:id="289"/>
-      <w:commentRangeStart w:id="290"/>
-      <w:commentRangeStart w:id="291"/>
       <w:r>
         <w:t xml:space="preserve">Driven timber pile foundations</w:t>
       </w:r>
-      <w:r>
-        <w:commentReference w:id="291"/>
-      </w:r>
-      <w:commentRangeEnd w:id="291"/>
-      <w:r>
-        <w:commentReference w:id="290"/>
-      </w:r>
-      <w:commentRangeEnd w:id="290"/>
-      <w:r>
-        <w:commentReference w:id="289"/>
-      </w:r>
-      <w:commentRangeEnd w:id="289"/>
     </w:p>
     <w:p>
       <w:pPr>
@@ -22331,18 +20895,7 @@
         <w:ind w:left="120"/>
       </w:pPr>
       <w:r>
-        <w:t xml:space="preserve">Piled foundations may be required for buildings taller than two to three storeys. </w:t>
-      </w:r>
-      <w:commentRangeStart w:id="292"/>
-      <w:r>
-        <w:t xml:space="preserve">300 mm</w:t>
-      </w:r>
-      <w:r>
-        <w:commentReference w:id="292"/>
-      </w:r>
-      <w:commentRangeEnd w:id="292"/>
-      <w:r>
-        <w:t xml:space="preserve"> SED timber piles driven to approximately 8 to 11m depth at this site should achieve a geotechnical ultimate capacity of</w:t>
+        <w:t xml:space="preserve">Piled foundations may be required for buildings taller than two to three storeys. 300 mm SED timber piles driven to approximately 8 to 11m depth at this site should achieve a geotechnical ultimate capacity of</w:t>
       </w:r>
     </w:p>
     <w:p>
@@ -22352,18 +20905,18 @@
         <w:ind w:left="120"/>
       </w:pPr>
       <w:r>
-        <w:t xml:space="preserve">approximately 500 to 700 kN (i.e. ULS capacity of 250 to 350 kN). Piles should be located at least </w:t>
-      </w:r>
-      <w:commentRangeStart w:id="293"/>
-      <w:r>
-        <w:t xml:space="preserve">900 mm</w:t>
-      </w:r>
-      <w:r>
-        <w:commentReference w:id="293"/>
-      </w:r>
-      <w:commentRangeEnd w:id="293"/>
-      <w:r>
-        <w:t xml:space="preserve"> apart, or analysed for pile group effects. Alternative piling options should be assessed by a Chartered</w:t>
+        <w:t xml:space="preserve">approximately 500 to 700 </w:t>
+      </w:r>
+      <w:commentRangeStart w:id="23"/>
+      <w:r>
+        <w:t xml:space="preserve">kN</w:t>
+      </w:r>
+      <w:commentRangeEnd w:id="23"/>
+      <w:r>
+        <w:commentReference w:id="23"/>
+      </w:r>
+      <w:r>
+        <w:t xml:space="preserve"> (i.e. ULS capacity of 250 to 350 kN). Piles should be located at least 900 mm apart, or analysed for pile group effects. Alternative piling options should be assessed by a Chartered</w:t>
       </w:r>
     </w:p>
     <w:p>
@@ -22385,13 +20938,13 @@
       <w:r>
         <w:t xml:space="preserve">If loads are applied to the ground surface (e.g. </w:t>
       </w:r>
-      <w:commentRangeStart w:id="294"/>
+      <w:commentRangeStart w:id="24"/>
       <w:r>
         <w:t xml:space="preserve">placeftent</w:t>
       </w:r>
-      <w:commentRangeEnd w:id="294"/>
-      <w:r>
-        <w:commentReference w:id="294"/>
+      <w:commentRangeEnd w:id="24"/>
+      <w:r>
+        <w:commentReference w:id="24"/>
       </w:r>
       <w:r>
         <w:t xml:space="preserve"> of fill or structures on shallow foundations),</w:t>
@@ -22404,23 +20957,7 @@
         <w:ind w:left="120"/>
       </w:pPr>
       <w:r>
-        <w:t xml:space="preserve">compression of the underlying soils may induce negative skin friction on piles ("downdrag"). Similarly, any reduction in pore water pressures or </w:t>
-      </w:r>
-      <w:commentRangeStart w:id="295"/>
-      <w:commentRangeStart w:id="296"/>
-      <w:r>
-        <w:t xml:space="preserve">groundwater</w:t>
-      </w:r>
-      <w:r>
-        <w:commentReference w:id="296"/>
-      </w:r>
-      <w:commentRangeEnd w:id="296"/>
-      <w:r>
-        <w:commentReference w:id="295"/>
-      </w:r>
-      <w:commentRangeEnd w:id="295"/>
-      <w:r>
-        <w:t xml:space="preserve"> level could also result in consolidation and negative skin friction on piles. The building designer must consider negative skin friction on piles, and ensure that pile driving criteria take account of this effect by subtracting the positive resistance that the zone of potential negative skin friction will apply during pile installation.</w:t>
+        <w:t xml:space="preserve">compression of the underlying soils may induce negative skin friction on piles ("downdrag"). Similarly, any reduction in pore water pressures or groundwater level could also result in consolidation and negative skin friction on piles. The building designer must consider negative skin friction on piles, and ensure that pile driving criteria take account of this effect by subtracting the positive resistance that the zone of potential negative skin friction will apply during pile installation.</w:t>
       </w:r>
     </w:p>
     <w:p>
@@ -22441,34 +20978,9 @@
         </w:tabs>
         <w:ind w:left="684" w:hanging="564"/>
       </w:pPr>
-      <w:commentRangeStart w:id="297"/>
-      <w:commentRangeStart w:id="298"/>
-      <w:commentRangeStart w:id="299"/>
-      <w:commentRangeStart w:id="300"/>
-      <w:commentRangeStart w:id="301"/>
       <w:r>
         <w:t xml:space="preserve">Retention</w:t>
       </w:r>
-      <w:r>
-        <w:commentReference w:id="301"/>
-      </w:r>
-      <w:commentRangeEnd w:id="301"/>
-      <w:r>
-        <w:commentReference w:id="300"/>
-      </w:r>
-      <w:commentRangeEnd w:id="300"/>
-      <w:r>
-        <w:commentReference w:id="299"/>
-      </w:r>
-      <w:commentRangeEnd w:id="299"/>
-      <w:r>
-        <w:commentReference w:id="298"/>
-      </w:r>
-      <w:commentRangeEnd w:id="298"/>
-      <w:r>
-        <w:commentReference w:id="297"/>
-      </w:r>
-      <w:commentRangeEnd w:id="297"/>
     </w:p>
     <w:p>
       <w:pPr>
@@ -22509,43 +21021,7 @@
         <w:ind w:left="120"/>
       </w:pPr>
       <w:r>
-        <w:t xml:space="preserve">If gravity walls are proposed careful consideration must be given in the design to possible consolidation effects, total and differential settlements, and </w:t>
-      </w:r>
-      <w:commentRangeStart w:id="302"/>
-      <w:commentRangeStart w:id="303"/>
-      <w:commentRangeStart w:id="304"/>
-      <w:commentRangeStart w:id="305"/>
-      <w:commentRangeStart w:id="306"/>
-      <w:commentRangeStart w:id="307"/>
-      <w:r>
-        <w:t xml:space="preserve">bearing capacity</w:t>
-      </w:r>
-      <w:r>
-        <w:commentReference w:id="307"/>
-      </w:r>
-      <w:commentRangeEnd w:id="307"/>
-      <w:r>
-        <w:commentReference w:id="306"/>
-      </w:r>
-      <w:commentRangeEnd w:id="306"/>
-      <w:r>
-        <w:commentReference w:id="305"/>
-      </w:r>
-      <w:commentRangeEnd w:id="305"/>
-      <w:r>
-        <w:commentReference w:id="304"/>
-      </w:r>
-      <w:commentRangeEnd w:id="304"/>
-      <w:r>
-        <w:commentReference w:id="303"/>
-      </w:r>
-      <w:commentRangeEnd w:id="303"/>
-      <w:r>
-        <w:commentReference w:id="302"/>
-      </w:r>
-      <w:commentRangeEnd w:id="302"/>
-      <w:r>
-        <w:t xml:space="preserve"> due to the underlying soil conditions.</w:t>
+        <w:t xml:space="preserve">If gravity walls are proposed careful consideration must be given in the design to possible consolidation effects, total and differential settlements, and bearing capacity due to the underlying soil conditions.</w:t>
       </w:r>
     </w:p>
     <w:p>
@@ -22553,38 +21029,15 @@
         <w:pStyle w:val="Heading4"/>
       </w:pPr>
       <w:r>
-        <w:t xml:space="preserve">Table 8: </w:t>
-      </w:r>
-      <w:commentRangeStart w:id="308"/>
-      <w:commentRangeStart w:id="309"/>
-      <w:commentRangeStart w:id="310"/>
-      <w:commentRangeStart w:id="311"/>
-      <w:commentRangeStart w:id="312"/>
-      <w:r>
-        <w:t xml:space="preserve">Retention</w:t>
-      </w:r>
-      <w:r>
-        <w:commentReference w:id="312"/>
-      </w:r>
-      <w:commentRangeEnd w:id="312"/>
-      <w:r>
-        <w:commentReference w:id="311"/>
-      </w:r>
-      <w:commentRangeEnd w:id="311"/>
-      <w:r>
-        <w:commentReference w:id="310"/>
-      </w:r>
-      <w:commentRangeEnd w:id="310"/>
-      <w:r>
-        <w:commentReference w:id="309"/>
-      </w:r>
-      <w:commentRangeEnd w:id="309"/>
-      <w:r>
-        <w:commentReference w:id="308"/>
-      </w:r>
-      <w:commentRangeEnd w:id="308"/>
-      <w:r>
-        <w:t xml:space="preserve"> design parafteters</w:t>
+        <w:t xml:space="preserve">Table 8: Retention design </w:t>
+      </w:r>
+      <w:commentRangeStart w:id="25"/>
+      <w:r>
+        <w:t xml:space="preserve">parafteters</w:t>
+      </w:r>
+      <w:commentRangeEnd w:id="25"/>
+      <w:r>
+        <w:commentReference w:id="25"/>
       </w:r>
     </w:p>
     <w:p>
@@ -24271,17 +22724,25 @@
               </w:rPr>
               <w:t xml:space="preserve"> </w:t>
             </w:r>
-            <w:commentRangeStart w:id="313"/>
-            <w:r>
-              <w:rPr>
-                <w:sz w:val="20"/>
-              </w:rPr>
-              <w:t xml:space="preserve">300 mm</w:t>
-            </w:r>
-            <w:r>
-              <w:commentReference w:id="313"/>
-            </w:r>
-            <w:commentRangeEnd w:id="313"/>
+            <w:r>
+              <w:rPr>
+                <w:sz w:val="20"/>
+              </w:rPr>
+              <w:t xml:space="preserve">300</w:t>
+            </w:r>
+            <w:r>
+              <w:rPr>
+                <w:spacing w:val="-4"/>
+                <w:sz w:val="20"/>
+              </w:rPr>
+              <w:t xml:space="preserve"> </w:t>
+            </w:r>
+            <w:r>
+              <w:rPr>
+                <w:sz w:val="20"/>
+              </w:rPr>
+              <w:t xml:space="preserve">mm</w:t>
+            </w:r>
             <w:r>
               <w:rPr>
                 <w:spacing w:val="-2"/>
@@ -24533,27 +22994,12 @@
               </w:rPr>
               <w:t xml:space="preserve"> </w:t>
             </w:r>
-            <w:commentRangeStart w:id="314"/>
-            <w:commentRangeStart w:id="315"/>
-            <w:commentRangeStart w:id="316"/>
             <w:r>
               <w:rPr>
                 <w:sz w:val="20"/>
               </w:rPr>
               <w:t xml:space="preserve">settlement</w:t>
             </w:r>
-            <w:r>
-              <w:commentReference w:id="316"/>
-            </w:r>
-            <w:commentRangeEnd w:id="316"/>
-            <w:r>
-              <w:commentReference w:id="315"/>
-            </w:r>
-            <w:commentRangeEnd w:id="315"/>
-            <w:r>
-              <w:commentReference w:id="314"/>
-            </w:r>
-            <w:commentRangeEnd w:id="314"/>
             <w:r>
               <w:rPr>
                 <w:spacing w:val="-2"/>
@@ -24900,49 +23346,7 @@
               <w:rPr>
                 <w:sz w:val="20"/>
               </w:rPr>
-              <w:t xml:space="preserve">on retaining walls but are not to be used to calculate </w:t>
-            </w:r>
-            <w:commentRangeStart w:id="317"/>
-            <w:commentRangeStart w:id="318"/>
-            <w:commentRangeStart w:id="319"/>
-            <w:commentRangeStart w:id="320"/>
-            <w:commentRangeStart w:id="321"/>
-            <w:commentRangeStart w:id="322"/>
-            <w:r>
-              <w:rPr>
-                <w:sz w:val="20"/>
-              </w:rPr>
-              <w:t xml:space="preserve">bearing capacity</w:t>
-            </w:r>
-            <w:r>
-              <w:commentReference w:id="322"/>
-            </w:r>
-            <w:commentRangeEnd w:id="322"/>
-            <w:r>
-              <w:commentReference w:id="321"/>
-            </w:r>
-            <w:commentRangeEnd w:id="321"/>
-            <w:r>
-              <w:commentReference w:id="320"/>
-            </w:r>
-            <w:commentRangeEnd w:id="320"/>
-            <w:r>
-              <w:commentReference w:id="319"/>
-            </w:r>
-            <w:commentRangeEnd w:id="319"/>
-            <w:r>
-              <w:commentReference w:id="318"/>
-            </w:r>
-            <w:commentRangeEnd w:id="318"/>
-            <w:r>
-              <w:commentReference w:id="317"/>
-            </w:r>
-            <w:commentRangeEnd w:id="317"/>
-            <w:r>
-              <w:rPr>
-                <w:sz w:val="20"/>
-              </w:rPr>
-              <w:t xml:space="preserve"> at this site.</w:t>
+              <w:t xml:space="preserve">on retaining walls but are not to be used to calculate bearing capacity at this site.</w:t>
             </w:r>
           </w:p>
         </w:tc>
@@ -25003,8 +23407,16 @@
         <w:spacing w:before="1" w:line="264" w:lineRule="auto"/>
         <w:ind w:left="120"/>
       </w:pPr>
-      <w:r>
-        <w:t xml:space="preserve">Assufting a 45° zone of influence and a horizontal backslope, the minimum safe horizontal offset (x) may be calculated as:</w:t>
+      <w:commentRangeStart w:id="26"/>
+      <w:r>
+        <w:t xml:space="preserve">Assufting</w:t>
+      </w:r>
+      <w:commentRangeEnd w:id="26"/>
+      <w:r>
+        <w:commentReference w:id="26"/>
+      </w:r>
+      <w:r>
+        <w:t xml:space="preserve"> a 45° zone of influence and a horizontal backslope, the minimum safe horizontal offset (x) may be calculated as:</w:t>
       </w:r>
     </w:p>
     <w:p>
@@ -25058,29 +23470,9 @@
         </w:tabs>
         <w:ind w:left="685" w:hanging="565"/>
       </w:pPr>
-      <w:commentRangeStart w:id="323"/>
-      <w:commentRangeStart w:id="324"/>
-      <w:commentRangeStart w:id="325"/>
-      <w:commentRangeStart w:id="326"/>
       <w:r>
         <w:t xml:space="preserve">Pavements</w:t>
       </w:r>
-      <w:r>
-        <w:commentReference w:id="326"/>
-      </w:r>
-      <w:commentRangeEnd w:id="326"/>
-      <w:r>
-        <w:commentReference w:id="325"/>
-      </w:r>
-      <w:commentRangeEnd w:id="325"/>
-      <w:r>
-        <w:commentReference w:id="324"/>
-      </w:r>
-      <w:commentRangeEnd w:id="324"/>
-      <w:r>
-        <w:commentReference w:id="323"/>
-      </w:r>
-      <w:commentRangeEnd w:id="323"/>
     </w:p>
     <w:p>
       <w:pPr>
@@ -25089,33 +23481,7 @@
         <w:ind w:left="120"/>
       </w:pPr>
       <w:r>
-        <w:t xml:space="preserve">The volcanic ash soils underlying the site should provide an acceptable subgrade for </w:t>
-      </w:r>
-      <w:commentRangeStart w:id="329"/>
-      <w:commentRangeStart w:id="330"/>
-      <w:commentRangeStart w:id="331"/>
-      <w:commentRangeStart w:id="332"/>
-      <w:r>
-        <w:t xml:space="preserve">pavements</w:t>
-      </w:r>
-      <w:r>
-        <w:commentReference w:id="332"/>
-      </w:r>
-      <w:commentRangeEnd w:id="332"/>
-      <w:r>
-        <w:commentReference w:id="331"/>
-      </w:r>
-      <w:commentRangeEnd w:id="331"/>
-      <w:r>
-        <w:commentReference w:id="330"/>
-      </w:r>
-      <w:commentRangeEnd w:id="330"/>
-      <w:r>
-        <w:commentReference w:id="329"/>
-      </w:r>
-      <w:commentRangeEnd w:id="329"/>
-      <w:r>
-        <w:t xml:space="preserve"> when</w:t>
+        <w:t xml:space="preserve">The volcanic ash soils underlying the site should provide an acceptable subgrade for pavements when</w:t>
       </w:r>
     </w:p>
     <w:p>
@@ -25134,8 +23500,16 @@
         <w:spacing w:line="264" w:lineRule="auto"/>
         <w:ind w:left="120"/>
       </w:pPr>
-      <w:r>
-        <w:t xml:space="preserve">engineered fill compacted to the engineered standards as per Section Earthwork. This strength should be confirmed by in-situ testing following stripping to subgrade level. Preparation of the subgrade during wet conditions should be avoided in volcanic ash soils due to their sensitivity. The finished cut surface should be protected as soon as possible. Running traffic directly on the finished cut surface may cause weakening and deterioration of the subgrade.</w:t>
+      <w:commentRangeStart w:id="27"/>
+      <w:r>
+        <w:t xml:space="preserve">engineered fill compacted</w:t>
+      </w:r>
+      <w:commentRangeEnd w:id="27"/>
+      <w:r>
+        <w:commentReference w:id="27"/>
+      </w:r>
+      <w:r>
+        <w:t xml:space="preserve"> to the engineered standards as per Section Earthwork. This strength should be confirmed by in-situ testing following stripping to subgrade level. Preparation of the subgrade during wet conditions should be avoided in volcanic ash soils due to their sensitivity. The finished cut surface should be protected as soon as possible. Running traffic directly on the finished cut surface may cause weakening and deterioration of the subgrade.</w:t>
       </w:r>
     </w:p>
     <w:p>
@@ -25309,19 +23683,9 @@
           <w:sz w:val="24"/>
         </w:rPr>
       </w:pPr>
-      <w:commentRangeStart w:id="335"/>
-      <w:commentRangeStart w:id="336"/>
       <w:r>
         <w:t xml:space="preserve">Cyclic Softening</w:t>
       </w:r>
-      <w:r>
-        <w:commentReference w:id="336"/>
-      </w:r>
-      <w:commentRangeEnd w:id="336"/>
-      <w:r>
-        <w:commentReference w:id="335"/>
-      </w:r>
-      <w:commentRangeEnd w:id="335"/>
     </w:p>
     <w:p>
       <w:pPr>
@@ -25340,39 +23704,7 @@
         <w:ind w:left="120" w:right="210"/>
       </w:pPr>
       <w:r>
-        <w:t xml:space="preserve">A preliminary </w:t>
-      </w:r>
-      <w:commentRangeStart w:id="337"/>
-      <w:commentRangeStart w:id="338"/>
-      <w:r>
-        <w:t xml:space="preserve">cyclic softening</w:t>
-      </w:r>
-      <w:r>
-        <w:commentReference w:id="338"/>
-      </w:r>
-      <w:commentRangeEnd w:id="338"/>
-      <w:r>
-        <w:commentReference w:id="337"/>
-      </w:r>
-      <w:commentRangeEnd w:id="337"/>
-      <w:r>
-        <w:t xml:space="preserve"> review has been undertaken for the wider Evergreen West area and this included an assessment of the susceptibility of the soils to </w:t>
-      </w:r>
-      <w:commentRangeStart w:id="339"/>
-      <w:commentRangeStart w:id="340"/>
-      <w:r>
-        <w:t xml:space="preserve">cyclic softening</w:t>
-      </w:r>
-      <w:r>
-        <w:commentReference w:id="340"/>
-      </w:r>
-      <w:commentRangeEnd w:id="340"/>
-      <w:r>
-        <w:commentReference w:id="339"/>
-      </w:r>
-      <w:commentRangeEnd w:id="339"/>
-      <w:r>
-        <w:t xml:space="preserve"> and the potential for any resultant lateral spread.</w:t>
+        <w:t xml:space="preserve">A preliminary cyclic softening review has been undertaken for the wider Evergreen West area and this included an assessment of the susceptibility of the soils to cyclic softening and the potential for any resultant lateral spread.</w:t>
       </w:r>
     </w:p>
     <w:p>
@@ -25384,64 +23716,16 @@
       <w:r>
         <w:t xml:space="preserve">Based on our </w:t>
       </w:r>
-      <w:commentRangeStart w:id="341"/>
+      <w:commentRangeStart w:id="28"/>
       <w:r>
         <w:t xml:space="preserve">preliftinary</w:t>
       </w:r>
-      <w:commentRangeEnd w:id="341"/>
-      <w:r>
-        <w:commentReference w:id="341"/>
-      </w:r>
-      <w:r>
-        <w:t xml:space="preserve"> assessment, the site is considered to have a low susceptibility of </w:t>
-      </w:r>
-      <w:commentRangeStart w:id="342"/>
-      <w:commentRangeStart w:id="343"/>
-      <w:r>
-        <w:t xml:space="preserve">cyclic softening</w:t>
-      </w:r>
-      <w:r>
-        <w:commentReference w:id="343"/>
-      </w:r>
-      <w:commentRangeEnd w:id="343"/>
-      <w:r>
-        <w:commentReference w:id="342"/>
-      </w:r>
-      <w:commentRangeEnd w:id="342"/>
-      <w:r>
-        <w:t xml:space="preserve">. This low susceptibility to </w:t>
-      </w:r>
-      <w:commentRangeStart w:id="344"/>
-      <w:commentRangeStart w:id="345"/>
-      <w:r>
-        <w:t xml:space="preserve">cyclic softening</w:t>
-      </w:r>
-      <w:r>
-        <w:commentReference w:id="345"/>
-      </w:r>
-      <w:commentRangeEnd w:id="345"/>
-      <w:r>
-        <w:commentReference w:id="344"/>
-      </w:r>
-      <w:commentRangeEnd w:id="344"/>
-      <w:r>
-        <w:t xml:space="preserve"> and the distance to the nearest open face (for lateral spread to occur) from the subject site results in a low risk of lateral spread or instability as a result of </w:t>
-      </w:r>
-      <w:commentRangeStart w:id="346"/>
-      <w:commentRangeStart w:id="347"/>
-      <w:r>
-        <w:t xml:space="preserve">cyclic softening</w:t>
-      </w:r>
-      <w:r>
-        <w:commentReference w:id="347"/>
-      </w:r>
-      <w:commentRangeEnd w:id="347"/>
-      <w:r>
-        <w:commentReference w:id="346"/>
-      </w:r>
-      <w:commentRangeEnd w:id="346"/>
-      <w:r>
-        <w:t xml:space="preserve">.</w:t>
+      <w:commentRangeEnd w:id="28"/>
+      <w:r>
+        <w:commentReference w:id="28"/>
+      </w:r>
+      <w:r>
+        <w:t xml:space="preserve"> assessment, the site is considered to have a low susceptibility of cyclic softening. This low susceptibility to cyclic softening and the distance to the nearest open face (for lateral spread to occur) from the subject site results in a low risk of lateral spread or instability as a result of cyclic softening.</w:t>
       </w:r>
     </w:p>
     <w:p>
@@ -25462,19 +23746,9 @@
         </w:tabs>
         <w:ind w:left="685" w:hanging="565"/>
       </w:pPr>
-      <w:commentRangeStart w:id="348"/>
-      <w:commentRangeStart w:id="349"/>
       <w:r>
         <w:t xml:space="preserve">Further work</w:t>
       </w:r>
-      <w:r>
-        <w:commentReference w:id="349"/>
-      </w:r>
-      <w:commentRangeEnd w:id="349"/>
-      <w:r>
-        <w:commentReference w:id="348"/>
-      </w:r>
-      <w:commentRangeEnd w:id="348"/>
     </w:p>
     <w:p>
       <w:pPr>
@@ -25505,13 +23779,13 @@
       <w:r>
         <w:t xml:space="preserve">Chartered Geotechnical Engineer. Depending on the building </w:t>
       </w:r>
-      <w:commentRangeStart w:id="350"/>
+      <w:commentRangeStart w:id="29"/>
       <w:r>
         <w:t xml:space="preserve">forft</w:t>
       </w:r>
-      <w:commentRangeEnd w:id="350"/>
-      <w:r>
-        <w:commentReference w:id="350"/>
+      <w:commentRangeEnd w:id="29"/>
+      <w:r>
+        <w:commentReference w:id="29"/>
       </w:r>
       <w:r>
         <w:t xml:space="preserve">, it may be necessary to carry out</w:t>
@@ -25650,2669 +23924,213 @@
 
 <file path=word/comments.xml><?xml version="1.0" encoding="utf-8"?>
 <w:comments xmlns:wpc="http://schemas.microsoft.com/office/word/2010/wordprocessingCanvas" xmlns:cx="http://schemas.microsoft.com/office/drawing/2014/chartex" xmlns:cx1="http://schemas.microsoft.com/office/drawing/2015/9/8/chartex" xmlns:cx2="http://schemas.microsoft.com/office/drawing/2015/10/21/chartex" xmlns:cx3="http://schemas.microsoft.com/office/drawing/2016/5/9/chartex" xmlns:cx4="http://schemas.microsoft.com/office/drawing/2016/5/10/chartex" xmlns:cx5="http://schemas.microsoft.com/office/drawing/2016/5/11/chartex" xmlns:mc="http://schemas.openxmlformats.org/markup-compatibility/2006" xmlns:o="urn:schemas-microsoft-com:office:office" xmlns:r="http://schemas.openxmlformats.org/officeDocument/2006/relationships" xmlns:m="http://schemas.openxmlformats.org/officeDocument/2006/math" xmlns:v="urn:schemas-microsoft-com:vml" xmlns:wp14="http://schemas.microsoft.com/office/word/2010/wordprocessingDrawing" xmlns:wp="http://schemas.openxmlformats.org/drawingml/2006/wordprocessingDrawing" xmlns:w10="urn:schemas-microsoft-com:office:word" xmlns:w="http://schemas.openxmlformats.org/wordprocessingml/2006/main" xmlns:w14="http://schemas.microsoft.com/office/word/2010/wordml" xmlns:w15="http://schemas.microsoft.com/office/word/2012/wordml" xmlns:wne="http://schemas.microsoft.com/office/word/2006/wordml" xmlns:wpg="http://schemas.microsoft.com/office/word/2010/wordprocessingGroup" xmlns:wpi="http://schemas.microsoft.com/office/word/2010/wordprocessingInk" xmlns:wps="http://schemas.microsoft.com/office/word/2010/wordprocessingShape" mc:Ignorable="w14 w15 wp14">
-  <w:comment w:id="0" w:author="Document Structure" w:date="2025-05-15T22:04:36Z" w:initials="AI">
-    <w:p>
-      <w:r>
-        <w:t xml:space="preserve">The report lacks a clear 'Document Control' section detailing version history, authors, and reviewers. This is essential for tracking changes and ensuring accountability.</w:t>
+  <w:comment w:id="0" w:author="Placeholder Text Removal" w:date="2025-05-19T20:10:03Z" w:initials="AI">
+    <w:p>
+      <w:r>
+        <w:t xml:space="preserve">Remove the placeholder text 'Contents'</w:t>
       </w:r>
     </w:p>
   </w:comment>
-  <w:comment w:id="1" w:author="Document Structure" w:date="2025-05-15T22:04:36Z" w:initials="AI">
-    <w:p>
-      <w:r>
-        <w:t xml:space="preserve">The report lacks a 'Distribution' section specifying who received the report and when. This is important for managing communication and responsibilities.</w:t>
+  <w:comment w:id="1" w:author="Terminology Consistency" w:date="2025-05-19T20:10:09Z" w:initials="AI">
+    <w:p>
+      <w:r>
+        <w:t xml:space="preserve">Inconsistent use of 'site-won fill' and 'site-won soil'. Standardize to one term, preferably 'site-won soil'.</w:t>
       </w:r>
     </w:p>
   </w:comment>
-  <w:comment w:id="2" w:author="Document Structure" w:date="2025-05-15T22:04:36Z" w:initials="AI">
-    <w:p>
-      <w:r>
-        <w:t xml:space="preserve">The 'Contents' section appears incomplete. It should list all sections and subsections with corresponding page numbers.</w:t>
+  <w:comment w:id="2" w:author="Placeholder Text Removal" w:date="2025-05-19T20:10:03Z" w:initials="AI">
+    <w:p>
+      <w:r>
+        <w:t xml:space="preserve">Remove the placeholder text 'Applicability'</w:t>
       </w:r>
     </w:p>
   </w:comment>
-  <w:comment w:id="4" w:author="Spelling" w:date="2025-05-15T22:04:36Z" w:initials="AI">
-    <w:p>
-      <w:r>
-        <w:t xml:space="preserve">The word 'inforft' is misspelled. Correct to 'inform'.</w:t>
+  <w:comment w:id="3" w:author="Grammar and Spelling Check" w:date="2025-05-19T20:09:51Z" w:initials="AI">
+    <w:p>
+      <w:r>
+        <w:t xml:space="preserve">Correct the spelling error: "inforft" should be "inform".</w:t>
       </w:r>
     </w:p>
   </w:comment>
-  <w:comment w:id="3" w:author="Spelling" w:date="2025-05-15T22:04:18Z" w:initials="AI">
-    <w:p>
-      <w:r>
-        <w:t xml:space="preserve">Correct 'inforft' to 'inform'.</w:t>
+  <w:comment w:id="4" w:author="Grammar and Spelling Check" w:date="2025-05-19T20:09:51Z" w:initials="AI">
+    <w:p>
+      <w:r>
+        <w:t xml:space="preserve">Correct the spelling error: "reftediation" should be "remediation".</w:t>
       </w:r>
     </w:p>
   </w:comment>
-  <w:comment w:id="8" w:author="Spelling" w:date="2025-05-15T22:04:36Z" w:initials="AI">
-    <w:p>
-      <w:r>
-        <w:t xml:space="preserve">The word 'reftediation' is misspelled. Correct to 'remediation'.</w:t>
+  <w:comment w:id="5" w:author="Grammar and Spelling Check" w:date="2025-05-19T20:09:51Z" w:initials="AI">
+    <w:p>
+      <w:r>
+        <w:t xml:space="preserve">Correct the spelling error: "developftent" should be "development".</w:t>
       </w:r>
     </w:p>
   </w:comment>
-  <w:comment w:id="7" w:author="Duplication" w:date="2025-05-15T22:04:18Z" w:initials="AI">
-    <w:p>
-      <w:r>
-        <w:t xml:space="preserve">Remove the duplicated 'Land Remediation Investigation Report:'.</w:t>
+  <w:comment w:id="6" w:author="Grammar and Spelling Check" w:date="2025-05-19T20:09:51Z" w:initials="AI">
+    <w:p>
+      <w:r>
+        <w:t xml:space="preserve">Correct the spelling error: "iftmediate" should be "immediate".</w:t>
       </w:r>
     </w:p>
   </w:comment>
-  <w:comment w:id="6" w:author="Spelling" w:date="2025-05-15T22:04:18Z" w:initials="AI">
-    <w:p>
-      <w:r>
-        <w:t xml:space="preserve">Correct 'reftediation' to 'remediation'.</w:t>
+  <w:comment w:id="7" w:author="Units and Symbols Consistency" w:date="2025-05-19T20:09:56Z" w:initials="AI">
+    <w:p>
+      <w:r>
+        <w:t xml:space="preserve">Inconsistent unit, should be kPa</w:t>
       </w:r>
     </w:p>
   </w:comment>
-  <w:comment w:id="5" w:author="Spelling" w:date="2025-05-15T22:04:18Z" w:initials="AI">
-    <w:p>
-      <w:r>
-        <w:t xml:space="preserve">Correct 'Hoftes' to 'Homes'.</w:t>
+  <w:comment w:id="8" w:author="Terminology Consistency" w:date="2025-05-19T20:10:09Z" w:initials="AI">
+    <w:p>
+      <w:r>
+        <w:t xml:space="preserve">Inconsistent use of 'Puketoka formation' and 'Puketoka Formation'. Standardize to one term, preferably 'Puketoka Formation'.</w:t>
       </w:r>
     </w:p>
   </w:comment>
-  <w:comment w:id="9" w:author="Spelling" w:date="2025-05-15T22:04:18Z" w:initials="AI">
-    <w:p>
-      <w:r>
-        <w:t xml:space="preserve">Correct 'developftent' to 'development'.</w:t>
+  <w:comment w:id="9" w:author="Grammar and Spelling Check" w:date="2025-05-19T20:09:51Z" w:initials="AI">
+    <w:p>
+      <w:r>
+        <w:t xml:space="preserve">Correct the spelling error: "Coftpressible" should be "Compressible".</w:t>
       </w:r>
     </w:p>
   </w:comment>
-  <w:comment w:id="11" w:author="Spelling" w:date="2025-05-15T22:04:36Z" w:initials="AI">
-    <w:p>
-      <w:r>
-        <w:t xml:space="preserve">The word 'iftmediate' is misspelled. Correct to 'immediate'.</w:t>
+  <w:comment w:id="10" w:author="Grammar and Spelling Check" w:date="2025-05-19T20:09:51Z" w:initials="AI">
+    <w:p>
+      <w:r>
+        <w:t xml:space="preserve">Correct the spelling error: "paveftents" should be "pavements".</w:t>
       </w:r>
     </w:p>
   </w:comment>
-  <w:comment w:id="10" w:author="Spelling" w:date="2025-05-15T22:04:18Z" w:initials="AI">
-    <w:p>
-      <w:r>
-        <w:t xml:space="preserve">Correct 'iftmediate' to 'immediate'.</w:t>
+  <w:comment w:id="11" w:author="Terminology Consistency" w:date="2025-05-19T20:10:09Z" w:initials="AI">
+    <w:p>
+      <w:r>
+        <w:t xml:space="preserve">Inconsistent use of 'Superlot ZX-001' and 'Superlot MW – A58'. Standardize to one term, preferably 'Superlot ZX-001' as it is used more frequently.</w:t>
       </w:r>
     </w:p>
   </w:comment>
-  <w:comment w:id="13" w:author="Grammar" w:date="2025-05-15T22:04:36Z" w:initials="AI">
-    <w:p>
-      <w:r>
-        <w:t xml:space="preserve">The sentence 'Groundwater, or the lack of, was recorded following the completion of each investigation' could be rephrased for clarity, such as 'Groundwater levels were recorded following the completion of each investigation'.</w:t>
+  <w:comment w:id="12" w:author="Units and Symbols Consistency" w:date="2025-05-19T20:09:56Z" w:initials="AI">
+    <w:p>
+      <w:r>
+        <w:t xml:space="preserve">Inconsistent unit, should be kPa</w:t>
       </w:r>
     </w:p>
   </w:comment>
-  <w:comment w:id="12" w:author="Grammar" w:date="2025-05-15T22:04:18Z" w:initials="AI">
-    <w:p>
-      <w:r>
-        <w:t xml:space="preserve">Table 1 is mentioned twice in the same sentence. Remove the second mention.</w:t>
+  <w:comment w:id="13" w:author="Grammar and Spelling Check" w:date="2025-05-19T20:09:51Z" w:initials="AI">
+    <w:p>
+      <w:r>
+        <w:t xml:space="preserve">Correct the spelling error: "ftoisture" should be "moisture".</w:t>
       </w:r>
     </w:p>
   </w:comment>
-  <w:comment w:id="14" w:author="Units" w:date="2025-05-15T22:04:36Z" w:initials="AI">
-    <w:p>
-      <w:r>
-        <w:t xml:space="preserve">In situ shear strength is recorded in psi, then kPa later in the report. Use consistent units throughout (preferably kPa).</w:t>
+  <w:comment w:id="14" w:author="Grammar and Spelling Check" w:date="2025-05-19T20:09:51Z" w:initials="AI">
+    <w:p>
+      <w:r>
+        <w:t xml:space="preserve">Correct the spelling error: "ftinimum" should be "minimum".</w:t>
       </w:r>
     </w:p>
   </w:comment>
-  <w:comment w:id="18" w:author="Spelling" w:date="2025-05-15T22:04:36Z" w:initials="AI">
-    <w:p>
-      <w:r>
-        <w:t xml:space="preserve">The word 'paveftents' is misspelled. Correct to '</w:t>
-      </w:r>
-      <w:commentRangeStart w:id="19"/>
-      <w:r>
-        <w:t xml:space="preserve">pavements</w:t>
-      </w:r>
-      <w:r>
-        <w:commentReference w:id="19"/>
-      </w:r>
-      <w:comment w:id="19" w:author="Referencing" w:date="2025-05-15T22:04:36Z" w:initials="AI">
-        <w:p>
-          <w:r>
-            <w:t xml:space="preserve">There is a reference to 'Section Earthwork' which is vague. Clarify the specific section being referred to.</w:t>
-          </w:r>
-        </w:p>
-      </w:comment>
-      <w:commentRangeEnd w:id="19"/>
-      <w:r>
-        <w:t xml:space="preserve">'.</w:t>
+  <w:comment w:id="15" w:author="Grammar and Spelling Check" w:date="2025-05-19T20:09:51Z" w:initials="AI">
+    <w:p>
+      <w:r>
+        <w:t xml:space="preserve">Correct the spelling error: "daftage" should be "damage".</w:t>
       </w:r>
     </w:p>
   </w:comment>
-  <w:comment w:id="17" w:author="Spelling" w:date="2025-05-15T22:04:36Z" w:initials="AI">
-    <w:p>
-      <w:r>
-        <w:t xml:space="preserve">The word 'Coftpressible' is misspelled. Correct to 'Compressible'.</w:t>
+  <w:comment w:id="16" w:author="Grammar and Spelling Check" w:date="2025-05-19T20:09:51Z" w:initials="AI">
+    <w:p>
+      <w:r>
+        <w:t xml:space="preserve">Correct the spelling error: "Noveftber" should be "November".</w:t>
       </w:r>
     </w:p>
   </w:comment>
-  <w:comment w:id="16" w:author="Spelling" w:date="2025-05-15T22:04:18Z" w:initials="AI">
-    <w:p>
-      <w:r>
-        <w:t xml:space="preserve">Correct 'paveftents' to '</w:t>
-      </w:r>
-      <w:r>
-        <w:t xml:space="preserve">pavements</w:t>
-      </w:r>
-      <w:r>
-        <w:t xml:space="preserve">Check cross-reference. Section Earthwork should be Section 6.4</w:t>
-      </w:r>
-    </w:p>
-    <w:p>
-      <w:r>
-        <w:t xml:space="preserve">'.</w:t>
+  <w:comment w:id="17" w:author="Grammar and Spelling Check" w:date="2025-05-19T20:09:51Z" w:initials="AI">
+    <w:p>
+      <w:r>
+        <w:t xml:space="preserve">Correct the spelling error: "inforftation" should be "information".</w:t>
       </w:r>
     </w:p>
   </w:comment>
-  <w:comment w:id="15" w:author="Spelling" w:date="2025-05-15T22:04:18Z" w:initials="AI">
-    <w:p>
-      <w:r>
-        <w:t xml:space="preserve">Correct 'Coftpressible' to 'Compressible'.</w:t>
+  <w:comment w:id="18" w:author="Units and Symbols Consistency" w:date="2025-05-19T20:09:56Z" w:initials="AI">
+    <w:p>
+      <w:r>
+        <w:t xml:space="preserve">Inconsistent unit, should be kPa</w:t>
       </w:r>
     </w:p>
   </w:comment>
-  <w:comment w:id="20" w:author="terminology" w:date="2025-05-15T22:04:23Z" w:initials="AI">
-    <w:p>
-      <w:r>
-        <w:t xml:space="preserve">Inconsistent use of 'Superlot ZX-001' and 'Superlot MW – A58'. Standardize to 'Superlot ZX-001' for consistency.</w:t>
+  <w:comment w:id="19" w:author="Units and Symbols Consistency" w:date="2025-05-19T20:09:56Z" w:initials="AI">
+    <w:p>
+      <w:r>
+        <w:t xml:space="preserve">Inconsistent unit, should be kPa</w:t>
       </w:r>
     </w:p>
   </w:comment>
-  <w:comment w:id="22" w:author="Spelling" w:date="2025-05-15T22:04:36Z" w:initials="AI">
-    <w:p>
-      <w:r>
-        <w:t xml:space="preserve">The word 'ftoisture' is misspelled. Correct to 'moisture'.</w:t>
+  <w:comment w:id="20" w:author="Units and Symbols Consistency" w:date="2025-05-19T20:09:56Z" w:initials="AI">
+    <w:p>
+      <w:r>
+        <w:t xml:space="preserve">Inconsistent unit, should be kPa</w:t>
       </w:r>
     </w:p>
   </w:comment>
-  <w:comment w:id="21" w:author="Spelling" w:date="2025-05-15T22:04:18Z" w:initials="AI">
-    <w:p>
-      <w:r>
-        <w:t xml:space="preserve">Correct 'ftoisture' to 'moisture'.</w:t>
+  <w:comment w:id="21" w:author="Units and Symbols Consistency" w:date="2025-05-19T20:09:56Z" w:initials="AI">
+    <w:p>
+      <w:r>
+        <w:t xml:space="preserve">Inconsistent unit, should be kPa</w:t>
       </w:r>
     </w:p>
   </w:comment>
-  <w:comment w:id="26" w:author="Spelling" w:date="2025-05-15T22:04:36Z" w:initials="AI">
-    <w:p>
-      <w:r>
-        <w:t xml:space="preserve">The word 'daftage' is misspelled. Correct to 'damage'.</w:t>
+  <w:comment w:id="22" w:author="Grammar and Spelling Check" w:date="2025-05-19T20:09:51Z" w:initials="AI">
+    <w:p>
+      <w:r>
+        <w:t xml:space="preserve">Correct the spelling error: "ftitigate" should be "mitigate".</w:t>
       </w:r>
     </w:p>
   </w:comment>
-  <w:comment w:id="25" w:author="Spelling" w:date="2025-05-15T22:04:36Z" w:initials="AI">
-    <w:p>
-      <w:r>
-        <w:t xml:space="preserve">The word 'ftinimum' is misspelled. Correct to 'minimum'.</w:t>
+  <w:comment w:id="23" w:author="Units and Symbols Consistency" w:date="2025-05-19T20:09:56Z" w:initials="AI">
+    <w:p>
+      <w:r>
+        <w:t xml:space="preserve">Inconsistent unit, should be kPa</w:t>
       </w:r>
     </w:p>
   </w:comment>
-  <w:comment w:id="24" w:author="Spelling" w:date="2025-05-15T22:04:18Z" w:initials="AI">
-    <w:p>
-      <w:r>
-        <w:t xml:space="preserve">Correct 'daftage' to 'damage'.</w:t>
+  <w:comment w:id="24" w:author="Grammar and Spelling Check" w:date="2025-05-19T20:09:51Z" w:initials="AI">
+    <w:p>
+      <w:r>
+        <w:t xml:space="preserve">Correct the spelling error: "placeftent" should be "placement".</w:t>
       </w:r>
     </w:p>
   </w:comment>
-  <w:comment w:id="23" w:author="Spelling" w:date="2025-05-15T22:04:18Z" w:initials="AI">
-    <w:p>
-      <w:r>
-        <w:t xml:space="preserve">Correct 'ftinimum' to 'minimum'.</w:t>
+  <w:comment w:id="25" w:author="Grammar and Spelling Check" w:date="2025-05-19T20:09:51Z" w:initials="AI">
+    <w:p>
+      <w:r>
+        <w:t xml:space="preserve">Correct the spelling error: "parafteters" should be "parameters".</w:t>
       </w:r>
     </w:p>
   </w:comment>
-  <w:comment w:id="28" w:author="Spelling" w:date="2025-05-15T22:04:36Z" w:initials="AI">
-    <w:p>
-      <w:r>
-        <w:t xml:space="preserve">The word 'Noveftber' is misspelled. Correct to 'November'.</w:t>
+  <w:comment w:id="26" w:author="Grammar and Spelling Check" w:date="2025-05-19T20:09:51Z" w:initials="AI">
+    <w:p>
+      <w:r>
+        <w:t xml:space="preserve">Correct the spelling error: "Assufting" should be "Assuming".</w:t>
       </w:r>
     </w:p>
   </w:comment>
-  <w:comment w:id="27" w:author="Spelling" w:date="2025-05-15T22:04:18Z" w:initials="AI">
-    <w:p>
-      <w:r>
-        <w:t xml:space="preserve">Correct 'Noveftber' to 'November'.</w:t>
+  <w:comment w:id="27" w:author="Terminology Consistency" w:date="2025-05-19T20:10:09Z" w:initials="AI">
+    <w:p>
+      <w:r>
+        <w:t xml:space="preserve">Inconsistent use of 'engineered fill' and 'engineered fill compacted'. Standardize to one term, preferably 'engineered fill'.</w:t>
       </w:r>
     </w:p>
   </w:comment>
-  <w:comment w:id="30" w:author="Missing Table" w:date="2025-05-15T22:04:36Z" w:initials="AI">
-    <w:p>
-      <w:r>
-        <w:t xml:space="preserve">Table 4, mentioned in the text, is missing.</w:t>
+  <w:comment w:id="28" w:author="Grammar and Spelling Check" w:date="2025-05-19T20:09:51Z" w:initials="AI">
+    <w:p>
+      <w:r>
+        <w:t xml:space="preserve">Correct the spelling error: "preliftinary" should be "preliminary".</w:t>
       </w:r>
     </w:p>
   </w:comment>
-  <w:comment w:id="29" w:author="terminology" w:date="2025-05-15T22:04:23Z" w:initials="AI">
-    <w:p>
-      <w:r>
-        <w:t xml:space="preserve">Inconsistent use of 'site-won volcanic soils' and 'ash soils'. Standardize to 'site-won volcanic soils' for consistency.</w:t>
-      </w:r>
-    </w:p>
-  </w:comment>
-  <w:comment w:id="32" w:author="Spelling" w:date="2025-05-15T22:04:36Z" w:initials="AI">
-    <w:p>
-      <w:r>
-        <w:t xml:space="preserve">The word 'inforftation' is misspelled. Correct to 'information'.</w:t>
-      </w:r>
-    </w:p>
-  </w:comment>
-  <w:comment w:id="31" w:author="Spelling" w:date="2025-05-15T22:04:18Z" w:initials="AI">
-    <w:p>
-      <w:r>
-        <w:t xml:space="preserve">Correct 'inforftation' to 'information'.</w:t>
-      </w:r>
-    </w:p>
-  </w:comment>
-  <w:comment w:id="35" w:author="Referencing" w:date="2025-05-15T22:04:36Z" w:initials="AI">
-    <w:p>
-      <w:r>
-        <w:t xml:space="preserve">Table 8 is mentioned twice. It is not clear whether they are the same table or different tables.</w:t>
-      </w:r>
-    </w:p>
-  </w:comment>
-  <w:comment w:id="34" w:author="terminology" w:date="2025-05-15T22:04:23Z" w:initials="AI">
-    <w:p>
-      <w:r>
-        <w:t xml:space="preserve">Inconsistent use of 'piled foundation' and 'timber piles'. Standardize to 'piled foundation' for consistency.</w:t>
-      </w:r>
-    </w:p>
-  </w:comment>
-  <w:comment w:id="33" w:author="Spelling" w:date="2025-05-15T22:04:18Z" w:initials="AI">
-    <w:p>
-      <w:r>
-        <w:t xml:space="preserve">Correct 'placeftent' to 'placement'.</w:t>
-      </w:r>
-    </w:p>
-  </w:comment>
-  <w:comment w:id="40" w:author="Grammar" w:date="2025-05-15T22:04:36Z" w:initials="AI">
-    <w:p>
-      <w:r>
-        <w:t xml:space="preserve">In the sentence 'Assufting a 45° zone of influence and a horizontal backslope...', 'Assufting' should be 'Assuming'.</w:t>
-      </w:r>
-    </w:p>
-  </w:comment>
-  <w:comment w:id="39" w:author="Spelling" w:date="2025-05-15T22:04:36Z" w:initials="AI">
-    <w:p>
-      <w:r>
-        <w:t xml:space="preserve">The word 'parafteters' is misspelled. Correct to 'parameters'.</w:t>
-      </w:r>
-    </w:p>
-  </w:comment>
-  <w:comment w:id="38" w:author="Referencing" w:date="2025-05-15T22:04:36Z" w:initials="AI">
-    <w:p>
-      <w:r>
-        <w:t xml:space="preserve">Figure 3 is mentioned but the caption refers to Figure 2.</w:t>
-      </w:r>
-    </w:p>
-  </w:comment>
-  <w:comment w:id="37" w:author="Spelling" w:date="2025-05-15T22:04:18Z" w:initials="AI">
-    <w:p>
-      <w:r>
-        <w:t xml:space="preserve">Correct 'Assufting' to 'Assuming'.</w:t>
-      </w:r>
-    </w:p>
-  </w:comment>
-  <w:comment w:id="36" w:author="Spelling" w:date="2025-05-15T22:04:18Z" w:initials="AI">
-    <w:p>
-      <w:r>
-        <w:t xml:space="preserve">Correct 'parafteters' to 'parameters'.</w:t>
-      </w:r>
-    </w:p>
-  </w:comment>
-  <w:comment w:id="44" w:author="Referencing" w:date="2025-05-15T22:04:36Z" w:initials="AI">
-    <w:p>
-      <w:r>
-        <w:t xml:space="preserve">There is a reference to 'Section Earthwork' which is vague. Clarify the specific section being referred to.</w:t>
-      </w:r>
-    </w:p>
-  </w:comment>
-  <w:comment w:id="43" w:author="terminology" w:date="2025-05-15T22:04:23Z" w:initials="AI">
-    <w:p>
-      <w:r>
-        <w:t xml:space="preserve">Inconsistent use of 'engineered fill' and 'compacted hardfill'. Standardize to 'engineered fill' for consistency.</w:t>
-      </w:r>
-    </w:p>
-  </w:comment>
-  <w:comment w:id="42" w:author="terminology" w:date="2025-05-15T22:04:23Z" w:initials="AI">
-    <w:p>
-      <w:r>
-        <w:t xml:space="preserve">Inconsistent use of '</w:t>
-      </w:r>
-      <w:commentRangeStart w:id="45"/>
-      <w:r>
-        <w:t xml:space="preserve">earthworks</w:t>
-      </w:r>
-      <w:r>
-        <w:commentReference w:id="45"/>
-      </w:r>
-      <w:comment w:id="45" w:author="Spelling" w:date="2025-05-15T22:04:36Z" w:initials="AI">
-        <w:p>
-          <w:r>
-            <w:t xml:space="preserve">The word 'ftoisture' is misspelled. Correct to 'moisture'.</w:t>
-          </w:r>
-        </w:p>
-      </w:comment>
-      <w:commentRangeEnd w:id="45"/>
-      <w:r>
-        <w:t xml:space="preserve">'. Standardize to '</w:t>
-      </w:r>
-      <w:commentRangeStart w:id="46"/>
-      <w:r>
-        <w:t xml:space="preserve">Earthworks</w:t>
-      </w:r>
-      <w:r>
-        <w:commentReference w:id="46"/>
-      </w:r>
-      <w:comment w:id="46" w:author="Spelling" w:date="2025-05-15T22:04:36Z" w:initials="AI">
-        <w:p>
-          <w:r>
-            <w:t xml:space="preserve">The word 'ftoisture' is misspelled. Correct to 'moisture'.</w:t>
-          </w:r>
-        </w:p>
-      </w:comment>
-      <w:commentRangeEnd w:id="46"/>
-      <w:r>
-        <w:t xml:space="preserve">' for consistency.</w:t>
-      </w:r>
-    </w:p>
-  </w:comment>
-  <w:comment w:id="41" w:author="Cross-reference" w:date="2025-05-15T22:04:18Z" w:initials="AI">
-    <w:p>
-      <w:r>
-        <w:t xml:space="preserve">Check cross-reference. Section Earthwork should be Section 6.4</w:t>
-      </w:r>
-    </w:p>
-  </w:comment>
-  <w:comment w:id="48" w:author="Spelling" w:date="2025-05-15T22:04:36Z" w:initials="AI">
-    <w:p>
-      <w:r>
-        <w:t xml:space="preserve">The word 'preliftinary' is misspelled. Correct to 'preliminary'.</w:t>
-      </w:r>
-    </w:p>
-  </w:comment>
-  <w:comment w:id="47" w:author="Spelling" w:date="2025-05-15T22:04:18Z" w:initials="AI">
-    <w:p>
-      <w:r>
-        <w:t xml:space="preserve">Correct 'preliftinary' to 'preliminary'.</w:t>
-      </w:r>
-    </w:p>
-  </w:comment>
-  <w:comment w:id="50" w:author="Spelling" w:date="2025-05-15T22:04:36Z" w:initials="AI">
-    <w:p>
-      <w:r>
-        <w:t xml:space="preserve">The word 'forft' is misspelled. Correct to 'form'.</w:t>
-      </w:r>
-    </w:p>
-  </w:comment>
-  <w:comment w:id="49" w:author="Spelling" w:date="2025-05-15T22:04:18Z" w:initials="AI">
-    <w:p>
-      <w:r>
-        <w:t xml:space="preserve">Correct 'forft' to 'form'.</w:t>
-      </w:r>
-    </w:p>
-  </w:comment>
-  <w:comment w:id="52" w:author="Spelling" w:date="2025-05-15T22:04:36Z" w:initials="AI">
-    <w:p>
-      <w:r>
-        <w:t xml:space="preserve">The word 'inforft' is misspelled. Correct to 'inform'.</w:t>
-      </w:r>
-    </w:p>
-  </w:comment>
-  <w:comment w:id="51" w:author="Spelling" w:date="2025-05-15T22:04:18Z" w:initials="AI">
-    <w:p>
-      <w:r>
-        <w:t xml:space="preserve">Correct 'inforft' to 'inform'.</w:t>
-      </w:r>
-    </w:p>
-  </w:comment>
-  <w:comment w:id="53" w:author="Spelling" w:date="2025-05-15T22:04:18Z" w:initials="AI">
-    <w:p>
-      <w:r>
-        <w:t xml:space="preserve">Correct 'developftent' to 'development'.</w:t>
-      </w:r>
-    </w:p>
-  </w:comment>
-  <w:comment w:id="54" w:author="Spelling Error" w:date="2025-05-15T22:03:55Z" w:initials="AI">
-    <w:p>
-      <w:r>
-        <w:t xml:space="preserve">Correct the spelling of 'inform'.</w:t>
-      </w:r>
-    </w:p>
-  </w:comment>
-  <w:comment w:id="56" w:author="Grammar" w:date="2025-05-15T22:04:36Z" w:initials="AI">
-    <w:p>
-      <w:r>
-        <w:t xml:space="preserve">The sentence 'Groundwater, or the lack of, was recorded following the completion of each investigation' could be rephrased for clarity, such as 'Groundwater levels were recorded following the completion of each investigation'.</w:t>
-      </w:r>
-    </w:p>
-  </w:comment>
-  <w:comment w:id="55" w:author="Grammar" w:date="2025-05-15T22:04:18Z" w:initials="AI">
-    <w:p>
-      <w:r>
-        <w:t xml:space="preserve">Table 1 is mentioned twice in the same sentence. Remove the second mention.</w:t>
-      </w:r>
-    </w:p>
-  </w:comment>
-  <w:comment w:id="57" w:author="Units" w:date="2025-05-15T22:04:36Z" w:initials="AI">
-    <w:p>
-      <w:r>
-        <w:t xml:space="preserve">In situ shear strength is recorded in psi, then kPa later in the report. Use consistent units throughout (preferably kPa).</w:t>
-      </w:r>
-    </w:p>
-  </w:comment>
-  <w:comment w:id="59" w:author="Spelling" w:date="2025-05-15T22:04:36Z" w:initials="AI">
-    <w:p>
-      <w:r>
-        <w:t xml:space="preserve">The word 'ftoisture' is misspelled. Correct to 'moisture'.</w:t>
-      </w:r>
-    </w:p>
-  </w:comment>
-  <w:comment w:id="58" w:author="Spelling" w:date="2025-05-15T22:04:18Z" w:initials="AI">
-    <w:p>
-      <w:r>
-        <w:t xml:space="preserve">Correct 'ftoisture' to 'moisture'.</w:t>
-      </w:r>
-    </w:p>
-  </w:comment>
-  <w:comment w:id="61" w:author="Spelling" w:date="2025-05-15T22:04:36Z" w:initials="AI">
-    <w:p>
-      <w:r>
-        <w:t xml:space="preserve">The word 'ftoisture' is misspelled. Correct to 'moisture'.</w:t>
-      </w:r>
-    </w:p>
-  </w:comment>
-  <w:comment w:id="60" w:author="Spelling" w:date="2025-05-15T22:04:18Z" w:initials="AI">
-    <w:p>
-      <w:r>
-        <w:t xml:space="preserve">Correct 'ftoisture' to 'moisture'.</w:t>
-      </w:r>
-    </w:p>
-  </w:comment>
-  <w:comment w:id="63" w:author="Spelling" w:date="2025-05-15T22:04:36Z" w:initials="AI">
-    <w:p>
-      <w:r>
-        <w:t xml:space="preserve">The word 'ftoisture' is misspelled. Correct to 'moisture'.</w:t>
-      </w:r>
-    </w:p>
-  </w:comment>
-  <w:comment w:id="62" w:author="Spelling" w:date="2025-05-15T22:04:18Z" w:initials="AI">
-    <w:p>
-      <w:r>
-        <w:t xml:space="preserve">Correct 'ftoisture' to 'moisture'.</w:t>
-      </w:r>
-    </w:p>
-  </w:comment>
-  <w:comment w:id="66" w:author="Units" w:date="2025-05-15T22:04:36Z" w:initials="AI">
-    <w:p>
-      <w:r>
-        <w:t xml:space="preserve">The units for bearing pressure (psi) are inconsistent with the rest of the report (kPa).</w:t>
-      </w:r>
-    </w:p>
-  </w:comment>
-  <w:comment w:id="65" w:author="Spelling" w:date="2025-05-15T22:04:36Z" w:initials="AI">
-    <w:p>
-      <w:r>
-        <w:t xml:space="preserve">The word 'ftitigate' is misspelled. Correct to 'mitigate'.</w:t>
-      </w:r>
-    </w:p>
-  </w:comment>
-  <w:comment w:id="64" w:author="Spelling" w:date="2025-05-15T22:04:18Z" w:initials="AI">
-    <w:p>
-      <w:r>
-        <w:t xml:space="preserve">Correct 'ftitigate' to 'mitigate'.</w:t>
-      </w:r>
-    </w:p>
-  </w:comment>
-  <w:comment w:id="68" w:author="Grammar" w:date="2025-05-15T22:04:36Z" w:initials="AI">
-    <w:p>
-      <w:r>
-        <w:t xml:space="preserve">The sentence 'Groundwater, or the lack of, was recorded following the completion of each investigation' could be rephrased for clarity, such as 'Groundwater levels were recorded following the completion of each investigation'.</w:t>
-      </w:r>
-    </w:p>
-  </w:comment>
-  <w:comment w:id="67" w:author="Grammar" w:date="2025-05-15T22:04:18Z" w:initials="AI">
-    <w:p>
-      <w:r>
-        <w:t xml:space="preserve">Table 1 is mentioned twice in the same sentence. Remove the second mention.</w:t>
-      </w:r>
-    </w:p>
-  </w:comment>
-  <w:comment w:id="70" w:author="Spelling" w:date="2025-05-15T22:04:36Z" w:initials="AI">
-    <w:p>
-      <w:r>
-        <w:t xml:space="preserve">The word 'ftoisture' is misspelled. Correct to 'moisture'.</w:t>
-      </w:r>
-    </w:p>
-  </w:comment>
-  <w:comment w:id="69" w:author="Spelling" w:date="2025-05-15T22:04:18Z" w:initials="AI">
-    <w:p>
-      <w:r>
-        <w:t xml:space="preserve">Correct 'ftoisture' to 'moisture'.</w:t>
-      </w:r>
-    </w:p>
-  </w:comment>
-  <w:comment w:id="73" w:author="Units" w:date="2025-05-15T22:04:36Z" w:initials="AI">
-    <w:p>
-      <w:r>
-        <w:t xml:space="preserve">The units for bearing pressure (psi) are inconsistent with the rest of the report (kPa).</w:t>
-      </w:r>
-    </w:p>
-  </w:comment>
-  <w:comment w:id="72" w:author="Spelling" w:date="2025-05-15T22:04:36Z" w:initials="AI">
-    <w:p>
-      <w:r>
-        <w:t xml:space="preserve">The word 'ftitigate' is misspelled. Correct to 'mitigate'.</w:t>
-      </w:r>
-    </w:p>
-  </w:comment>
-  <w:comment w:id="71" w:author="Spelling" w:date="2025-05-15T22:04:18Z" w:initials="AI">
-    <w:p>
-      <w:r>
-        <w:t xml:space="preserve">Correct 'ftitigate' to 'mitigate'.</w:t>
-      </w:r>
-    </w:p>
-  </w:comment>
-  <w:comment w:id="76" w:author="Units" w:date="2025-05-15T22:04:36Z" w:initials="AI">
-    <w:p>
-      <w:r>
-        <w:t xml:space="preserve">The units for bearing pressure (psi) are inconsistent with the rest of the report (kPa).</w:t>
-      </w:r>
-    </w:p>
-  </w:comment>
-  <w:comment w:id="75" w:author="Spelling" w:date="2025-05-15T22:04:36Z" w:initials="AI">
-    <w:p>
-      <w:r>
-        <w:t xml:space="preserve">The word 'ftitigate' is misspelled. Correct to 'mitigate'.</w:t>
-      </w:r>
-    </w:p>
-  </w:comment>
-  <w:comment w:id="74" w:author="Spelling" w:date="2025-05-15T22:04:18Z" w:initials="AI">
-    <w:p>
-      <w:r>
-        <w:t xml:space="preserve">Correct 'ftitigate' to 'mitigate'.</w:t>
-      </w:r>
-    </w:p>
-  </w:comment>
-  <w:comment w:id="78" w:author="Spelling" w:date="2025-05-15T22:04:36Z" w:initials="AI">
-    <w:p>
-      <w:r>
-        <w:t xml:space="preserve">The word 'preliftinary' is misspelled. Correct to 'preliminary'.</w:t>
-      </w:r>
-    </w:p>
-  </w:comment>
-  <w:comment w:id="77" w:author="Spelling" w:date="2025-05-15T22:04:18Z" w:initials="AI">
-    <w:p>
-      <w:r>
-        <w:t xml:space="preserve">Correct 'preliftinary' to 'preliminary'.</w:t>
-      </w:r>
-    </w:p>
-  </w:comment>
-  <w:comment w:id="82" w:author="Spelling" w:date="2025-05-15T22:04:36Z" w:initials="AI">
-    <w:p>
-      <w:r>
-        <w:t xml:space="preserve">The word 'reftediation' is misspelled. Correct to 'remediation'.</w:t>
-      </w:r>
-    </w:p>
-  </w:comment>
-  <w:comment w:id="81" w:author="Duplication" w:date="2025-05-15T22:04:18Z" w:initials="AI">
-    <w:p>
-      <w:r>
-        <w:t xml:space="preserve">Remove the duplicated 'Land Remediation Investigation Report:'.</w:t>
-      </w:r>
-    </w:p>
-  </w:comment>
-  <w:comment w:id="80" w:author="Spelling" w:date="2025-05-15T22:04:18Z" w:initials="AI">
-    <w:p>
-      <w:r>
-        <w:t xml:space="preserve">Correct 'reftediation' to 'remediation'.</w:t>
-      </w:r>
-    </w:p>
-  </w:comment>
-  <w:comment w:id="79" w:author="Spelling" w:date="2025-05-15T22:04:18Z" w:initials="AI">
-    <w:p>
-      <w:r>
-        <w:t xml:space="preserve">Correct 'Hoftes' to 'Homes'.</w:t>
-      </w:r>
-    </w:p>
-  </w:comment>
-  <w:comment w:id="83" w:author="Spelling Error" w:date="2025-05-15T22:03:55Z" w:initials="AI">
-    <w:p>
-      <w:r>
-        <w:t xml:space="preserve">Correct the spelling of 'Hoftes'.</w:t>
-      </w:r>
-    </w:p>
-  </w:comment>
-  <w:comment w:id="84" w:author="Spelling Error" w:date="2025-05-15T22:03:55Z" w:initials="AI">
-    <w:p>
-      <w:r>
-        <w:t xml:space="preserve">Correct the spelling of 'remediation'.</w:t>
-      </w:r>
-    </w:p>
-  </w:comment>
-  <w:comment w:id="85" w:author="Spelling" w:date="2025-05-15T22:04:18Z" w:initials="AI">
-    <w:p>
-      <w:r>
-        <w:t xml:space="preserve">Correct 'developftent' to 'development'.</w:t>
-      </w:r>
-    </w:p>
-  </w:comment>
-  <w:comment w:id="86" w:author="Spelling" w:date="2025-05-15T22:04:18Z" w:initials="AI">
-    <w:p>
-      <w:r>
-        <w:t xml:space="preserve">Correct 'developftent' to 'development'.</w:t>
-      </w:r>
-    </w:p>
-  </w:comment>
-  <w:comment w:id="87" w:author="Spelling" w:date="2025-05-15T22:04:18Z" w:initials="AI">
-    <w:p>
-      <w:r>
-        <w:t xml:space="preserve">Correct 'developftent' to 'development'.</w:t>
-      </w:r>
-    </w:p>
-  </w:comment>
-  <w:comment w:id="88" w:author="Units and Symbols Consistency" w:date="2025-05-15T22:04:07Z" w:initials="AI">
-    <w:p>
-      <w:r>
-        <w:t xml:space="preserve">Ensure consistency in area units (e.g., use hectares instead of m² for larger areas).</w:t>
-      </w:r>
-    </w:p>
-  </w:comment>
-  <w:comment w:id="90" w:author="Spelling" w:date="2025-05-15T22:04:36Z" w:initials="AI">
-    <w:p>
-      <w:r>
-        <w:t xml:space="preserve">The word 'ftoisture' is misspelled. Correct to 'moisture'.</w:t>
-      </w:r>
-    </w:p>
-  </w:comment>
-  <w:comment w:id="89" w:author="Spelling" w:date="2025-05-15T22:04:18Z" w:initials="AI">
-    <w:p>
-      <w:r>
-        <w:t xml:space="preserve">Correct 'ftoisture' to 'moisture'.</w:t>
-      </w:r>
-    </w:p>
-  </w:comment>
-  <w:comment w:id="92" w:author="Spelling" w:date="2025-05-15T22:04:36Z" w:initials="AI">
-    <w:p>
-      <w:r>
-        <w:t xml:space="preserve">The word 'ftoisture' is misspelled. Correct to 'moisture'.</w:t>
-      </w:r>
-    </w:p>
-  </w:comment>
-  <w:comment w:id="91" w:author="Spelling" w:date="2025-05-15T22:04:18Z" w:initials="AI">
-    <w:p>
-      <w:r>
-        <w:t xml:space="preserve">Correct 'ftoisture' to 'moisture'.</w:t>
-      </w:r>
-    </w:p>
-  </w:comment>
-  <w:comment w:id="94" w:author="Units and Symbols Consistency" w:date="2025-05-15T22:04:07Z" w:initials="AI">
-    <w:p>
-      <w:r>
-        <w:t xml:space="preserve">Maintain consistency in spacing between value and unit (</w:t>
-      </w:r>
-      <w:r>
-        <w:t xml:space="preserve">0.5 m</w:t>
-      </w:r>
-      <w:r>
-        <w:t xml:space="preserve">Maintain consistency in spacing between value and unit (0.5m).</w:t>
-      </w:r>
-    </w:p>
-    <w:p>
-      <w:r>
-        <w:t xml:space="preserve">).</w:t>
-      </w:r>
-    </w:p>
-  </w:comment>
-  <w:comment w:id="93" w:author="Units and Symbols Consistency" w:date="2025-05-15T22:04:07Z" w:initials="AI">
-    <w:p>
-      <w:r>
-        <w:t xml:space="preserve">Use consistent unit format (e.g., +/- </w:t>
-      </w:r>
-      <w:r>
-        <w:t xml:space="preserve">0.5 m</w:t>
-      </w:r>
-      <w:r>
-        <w:t xml:space="preserve">Maintain consistency in spacing between value and unit (0.5m).</w:t>
-      </w:r>
-    </w:p>
-    <w:p>
-      <w:r>
-        <w:t xml:space="preserve">).</w:t>
-      </w:r>
-    </w:p>
-  </w:comment>
-  <w:comment w:id="95" w:author="Spelling Error" w:date="2025-05-15T22:03:55Z" w:initials="AI">
-    <w:p>
-      <w:r>
-        <w:t xml:space="preserve">Correct the spelling of 'development'.</w:t>
-      </w:r>
-    </w:p>
-  </w:comment>
-  <w:comment w:id="96" w:author="Document Structure" w:date="2025-05-15T22:04:36Z" w:initials="AI">
-    <w:p>
-      <w:r>
-        <w:t xml:space="preserve">The 'Contents' section appears incomplete. It should list all sections and subsections with corresponding page numbers.</w:t>
-      </w:r>
-    </w:p>
-  </w:comment>
-  <w:comment w:id="98" w:author="Spelling" w:date="2025-05-15T22:04:36Z" w:initials="AI">
-    <w:p>
-      <w:r>
-        <w:t xml:space="preserve">The word 'iftmediate' is misspelled. Correct to 'immediate'.</w:t>
-      </w:r>
-    </w:p>
-  </w:comment>
-  <w:comment w:id="97" w:author="Spelling" w:date="2025-05-15T22:04:18Z" w:initials="AI">
-    <w:p>
-      <w:r>
-        <w:t xml:space="preserve">Correct 'iftmediate' to 'immediate'.</w:t>
-      </w:r>
-    </w:p>
-  </w:comment>
-  <w:comment w:id="100" w:author="Spelling" w:date="2025-05-15T22:04:36Z" w:initials="AI">
-    <w:p>
-      <w:r>
-        <w:t xml:space="preserve">The word 'iftmediate' is misspelled. Correct to 'immediate'.</w:t>
-      </w:r>
-    </w:p>
-  </w:comment>
-  <w:comment w:id="99" w:author="Spelling" w:date="2025-05-15T22:04:18Z" w:initials="AI">
-    <w:p>
-      <w:r>
-        <w:t xml:space="preserve">Correct 'iftmediate' to 'immediate'.</w:t>
-      </w:r>
-    </w:p>
-  </w:comment>
-  <w:comment w:id="101" w:author="Spelling Error" w:date="2025-05-15T22:03:55Z" w:initials="AI">
-    <w:p>
-      <w:r>
-        <w:t xml:space="preserve">Correct the spelling of 'immediate'.</w:t>
-      </w:r>
-    </w:p>
-  </w:comment>
-  <w:comment w:id="103" w:author="Grammar" w:date="2025-05-15T22:04:36Z" w:initials="AI">
-    <w:p>
-      <w:r>
-        <w:t xml:space="preserve">The sentence 'Groundwater, or the lack of, was recorded following the completion of each investigation' could be rephrased for clarity, such as 'Groundwater levels were recorded following the completion of each investigation'.</w:t>
-      </w:r>
-    </w:p>
-  </w:comment>
-  <w:comment w:id="102" w:author="Grammar" w:date="2025-05-15T22:04:18Z" w:initials="AI">
-    <w:p>
-      <w:r>
-        <w:t xml:space="preserve">Table 1 is mentioned twice in the same sentence. Remove the second mention.</w:t>
-      </w:r>
-    </w:p>
-  </w:comment>
-  <w:comment w:id="105" w:author="Grammar" w:date="2025-05-15T22:04:36Z" w:initials="AI">
-    <w:p>
-      <w:r>
-        <w:t xml:space="preserve">The sentence 'Groundwater, or the lack of, was recorded following the completion of each investigation' could be rephrased for clarity, such as 'Groundwater levels were recorded following the completion of each investigation'.</w:t>
-      </w:r>
-    </w:p>
-  </w:comment>
-  <w:comment w:id="104" w:author="Grammar" w:date="2025-05-15T22:04:18Z" w:initials="AI">
-    <w:p>
-      <w:r>
-        <w:t xml:space="preserve">Table 1 is mentioned twice in the same sentence. Remove the second mention.</w:t>
-      </w:r>
-    </w:p>
-  </w:comment>
-  <w:comment w:id="107" w:author="Grammar" w:date="2025-05-15T22:04:36Z" w:initials="AI">
-    <w:p>
-      <w:r>
-        <w:t xml:space="preserve">The sentence 'Groundwater, or the lack of, was recorded following the completion of each investigation' could be rephrased for clarity, such as 'Groundwater levels were recorded following the completion of each investigation'.</w:t>
-      </w:r>
-    </w:p>
-  </w:comment>
-  <w:comment w:id="106" w:author="Grammar" w:date="2025-05-15T22:04:18Z" w:initials="AI">
-    <w:p>
-      <w:r>
-        <w:t xml:space="preserve">Table 1 is mentioned twice in the same sentence. Remove the second mention.</w:t>
-      </w:r>
-    </w:p>
-  </w:comment>
-  <w:comment w:id="109" w:author="Grammar" w:date="2025-05-15T22:04:36Z" w:initials="AI">
-    <w:p>
-      <w:r>
-        <w:t xml:space="preserve">The sentence 'Groundwater, or the lack of, was recorded following the completion of each investigation' could be rephrased for clarity, such as 'Groundwater levels were recorded following the completion of each investigation'.</w:t>
-      </w:r>
-    </w:p>
-  </w:comment>
-  <w:comment w:id="108" w:author="Grammar" w:date="2025-05-15T22:04:18Z" w:initials="AI">
-    <w:p>
-      <w:r>
-        <w:t xml:space="preserve">Table 1 is mentioned twice in the same sentence. Remove the second mention.</w:t>
-      </w:r>
-    </w:p>
-  </w:comment>
-  <w:comment w:id="111" w:author="Spelling" w:date="2025-05-15T22:04:36Z" w:initials="AI">
-    <w:p>
-      <w:r>
-        <w:t xml:space="preserve">The word 'iftmediate' is misspelled. Correct to 'immediate'.</w:t>
-      </w:r>
-    </w:p>
-  </w:comment>
-  <w:comment w:id="110" w:author="Spelling" w:date="2025-05-15T22:04:18Z" w:initials="AI">
-    <w:p>
-      <w:r>
-        <w:t xml:space="preserve">Correct 'iftmediate' to 'immediate'.</w:t>
-      </w:r>
-    </w:p>
-  </w:comment>
-  <w:comment w:id="113" w:author="Grammar" w:date="2025-05-15T22:04:36Z" w:initials="AI">
-    <w:p>
-      <w:r>
-        <w:t xml:space="preserve">The sentence 'Groundwater, or the lack of, was recorded following the completion of each investigation' could be rephrased for clarity, such as 'Groundwater levels were recorded following the completion of each investigation'.</w:t>
-      </w:r>
-    </w:p>
-  </w:comment>
-  <w:comment w:id="112" w:author="Grammar" w:date="2025-05-15T22:04:18Z" w:initials="AI">
-    <w:p>
-      <w:r>
-        <w:t xml:space="preserve">Table 1 is mentioned twice in the same sentence. Remove the second mention.</w:t>
-      </w:r>
-    </w:p>
-  </w:comment>
-  <w:comment w:id="114" w:author="Units" w:date="2025-05-15T22:04:36Z" w:initials="AI">
-    <w:p>
-      <w:r>
-        <w:t xml:space="preserve">In situ shear strength is recorded in psi, then kPa later in the report. Use consistent units throughout (preferably kPa).</w:t>
-      </w:r>
-    </w:p>
-  </w:comment>
-  <w:comment w:id="115" w:author="Units and Symbols Consistency" w:date="2025-05-15T22:04:07Z" w:initials="AI">
-    <w:p>
-      <w:r>
-        <w:t xml:space="preserve">Use kPa or MPa instead of psi for consistency with other pressure/strength units in the report.</w:t>
-      </w:r>
-    </w:p>
-  </w:comment>
-  <w:comment w:id="116" w:author="Units and Symbols Consistency" w:date="2025-05-15T22:04:07Z" w:initials="AI">
-    <w:p>
-      <w:r>
-        <w:t xml:space="preserve">Maintain consistency in spacing between value and unit (0.7 to 2.2m).</w:t>
-      </w:r>
-    </w:p>
-  </w:comment>
-  <w:comment w:id="117" w:author="Units and Symbols Consistency" w:date="2025-05-15T22:04:07Z" w:initials="AI">
-    <w:p>
-      <w:r>
-        <w:t xml:space="preserve">Maintain consistency in spacing between value and unit (5-6 m).</w:t>
-      </w:r>
-    </w:p>
-  </w:comment>
-  <w:comment w:id="118" w:author="Units and Symbols Consistency" w:date="2025-05-15T22:04:07Z" w:initials="AI">
-    <w:p>
-      <w:r>
-        <w:t xml:space="preserve">Maintain consistency in spacing between value and unit (0.7 to 2.2m).</w:t>
-      </w:r>
-    </w:p>
-  </w:comment>
-  <w:comment w:id="119" w:author="Units and Symbols Consistency" w:date="2025-05-15T22:04:07Z" w:initials="AI">
-    <w:p>
-      <w:r>
-        <w:t xml:space="preserve">Maintain consistency in spacing between value and unit (0.5m).</w:t>
-      </w:r>
-    </w:p>
-  </w:comment>
-  <w:comment w:id="120" w:author="Units and Symbols Consistency" w:date="2025-05-15T22:04:07Z" w:initials="AI">
-    <w:p>
-      <w:r>
-        <w:t xml:space="preserve">Maintain consistency in spacing between value and unit (7 to 9m).</w:t>
-      </w:r>
-    </w:p>
-  </w:comment>
-  <w:comment w:id="121" w:author="Units and Symbols Consistency" w:date="2025-05-15T22:04:07Z" w:initials="AI">
-    <w:p>
-      <w:r>
-        <w:t xml:space="preserve">Maintain consistency in spacing between value and unit (12 to 18m).</w:t>
-      </w:r>
-    </w:p>
-  </w:comment>
-  <w:comment w:id="122" w:author="Units and Symbols Consistency" w:date="2025-05-15T22:04:07Z" w:initials="AI">
-    <w:p>
-      <w:r>
-        <w:t xml:space="preserve">Maintain consistency in spacing between value and unit (25.8m).</w:t>
-      </w:r>
-    </w:p>
-  </w:comment>
-  <w:comment w:id="123" w:author="Units and Symbols Consistency" w:date="2025-05-15T22:04:07Z" w:initials="AI">
-    <w:p>
-      <w:r>
-        <w:t xml:space="preserve">Maintain consistency in spacing between value and unit (30m).</w:t>
-      </w:r>
-    </w:p>
-  </w:comment>
-  <w:comment w:id="124" w:author="Units and Symbols Consistency" w:date="2025-05-15T22:04:07Z" w:initials="AI">
-    <w:p>
-      <w:r>
-        <w:t xml:space="preserve">Maintain consistency in spacing between value and unit (RL-8 m to RL-11 m).</w:t>
-      </w:r>
-    </w:p>
-  </w:comment>
-  <w:comment w:id="125" w:author="Units and Symbols Consistency" w:date="2025-05-15T22:04:07Z" w:initials="AI">
-    <w:p>
-      <w:r>
-        <w:t xml:space="preserve">Maintain consistency in spacing between value and unit (RL-18 to RL-</w:t>
-      </w:r>
-      <w:r>
-        <w:t xml:space="preserve">20m</w:t>
-      </w:r>
-      <w:r>
-        <w:t xml:space="preserve">Maintain consistency in spacing between value and unit (20 m).</w:t>
-      </w:r>
-    </w:p>
-    <w:p>
-      <w:r>
-        <w:t xml:space="preserve">).</w:t>
-      </w:r>
-    </w:p>
-  </w:comment>
-  <w:comment w:id="126" w:author="Units and Symbols Consistency" w:date="2025-05-15T22:04:07Z" w:initials="AI">
-    <w:p>
-      <w:r>
-        <w:t xml:space="preserve">Maintain consistency in spacing between value and unit (RL-10 m to RL-27m).</w:t>
-      </w:r>
-    </w:p>
-  </w:comment>
-  <w:comment w:id="130" w:author="Spelling" w:date="2025-05-15T22:04:36Z" w:initials="AI">
-    <w:p>
-      <w:r>
-        <w:t xml:space="preserve">The word 'paveftents' is misspelled. Correct to '</w:t>
-      </w:r>
-      <w:commentRangeStart w:id="131"/>
-      <w:r>
-        <w:t xml:space="preserve">pavements</w:t>
-      </w:r>
-      <w:r>
-        <w:commentReference w:id="131"/>
-      </w:r>
-      <w:comment w:id="131" w:author="Referencing" w:date="2025-05-15T22:04:36Z" w:initials="AI">
-        <w:p>
-          <w:r>
-            <w:t xml:space="preserve">There is a reference to 'Section Earthwork' which is vague. Clarify the specific section being referred to.</w:t>
-          </w:r>
-        </w:p>
-      </w:comment>
-      <w:commentRangeEnd w:id="131"/>
-      <w:r>
-        <w:t xml:space="preserve">'.</w:t>
-      </w:r>
-    </w:p>
-  </w:comment>
-  <w:comment w:id="129" w:author="Spelling" w:date="2025-05-15T22:04:36Z" w:initials="AI">
-    <w:p>
-      <w:r>
-        <w:t xml:space="preserve">The word 'Coftpressible' is misspelled. Correct to 'Compressible'.</w:t>
-      </w:r>
-    </w:p>
-  </w:comment>
-  <w:comment w:id="128" w:author="Spelling" w:date="2025-05-15T22:04:18Z" w:initials="AI">
-    <w:p>
-      <w:r>
-        <w:t xml:space="preserve">Correct 'paveftents' to '</w:t>
-      </w:r>
-      <w:r>
-        <w:t xml:space="preserve">pavements</w:t>
-      </w:r>
-      <w:r>
-        <w:t xml:space="preserve">Check cross-reference. Section Earthwork should be Section 6.4</w:t>
-      </w:r>
-    </w:p>
-    <w:p>
-      <w:r>
-        <w:t xml:space="preserve">'.</w:t>
-      </w:r>
-    </w:p>
-  </w:comment>
-  <w:comment w:id="127" w:author="Spelling" w:date="2025-05-15T22:04:18Z" w:initials="AI">
-    <w:p>
-      <w:r>
-        <w:t xml:space="preserve">Correct 'Coftpressible' to 'Compressible'.</w:t>
-      </w:r>
-    </w:p>
-  </w:comment>
-  <w:comment w:id="135" w:author="Spelling" w:date="2025-05-15T22:04:36Z" w:initials="AI">
-    <w:p>
-      <w:r>
-        <w:t xml:space="preserve">The word 'paveftents' is misspelled. Correct to '</w:t>
-      </w:r>
-      <w:commentRangeStart w:id="136"/>
-      <w:r>
-        <w:t xml:space="preserve">pavements</w:t>
-      </w:r>
-      <w:r>
-        <w:commentReference w:id="136"/>
-      </w:r>
-      <w:comment w:id="136" w:author="Referencing" w:date="2025-05-15T22:04:36Z" w:initials="AI">
-        <w:p>
-          <w:r>
-            <w:t xml:space="preserve">There is a reference to 'Section Earthwork' which is vague. Clarify the specific section being referred to.</w:t>
-          </w:r>
-        </w:p>
-      </w:comment>
-      <w:commentRangeEnd w:id="136"/>
-      <w:r>
-        <w:t xml:space="preserve">'.</w:t>
-      </w:r>
-    </w:p>
-  </w:comment>
-  <w:comment w:id="134" w:author="Spelling" w:date="2025-05-15T22:04:36Z" w:initials="AI">
-    <w:p>
-      <w:r>
-        <w:t xml:space="preserve">The word 'Coftpressible' is misspelled. Correct to 'Compressible'.</w:t>
-      </w:r>
-    </w:p>
-  </w:comment>
-  <w:comment w:id="133" w:author="Spelling" w:date="2025-05-15T22:04:18Z" w:initials="AI">
-    <w:p>
-      <w:r>
-        <w:t xml:space="preserve">Correct 'paveftents' to '</w:t>
-      </w:r>
-      <w:r>
-        <w:t xml:space="preserve">pavements</w:t>
-      </w:r>
-      <w:r>
-        <w:t xml:space="preserve">Check cross-reference. Section Earthwork should be Section 6.4</w:t>
-      </w:r>
-    </w:p>
-    <w:p>
-      <w:r>
-        <w:t xml:space="preserve">'.</w:t>
-      </w:r>
-    </w:p>
-  </w:comment>
-  <w:comment w:id="132" w:author="Spelling" w:date="2025-05-15T22:04:18Z" w:initials="AI">
-    <w:p>
-      <w:r>
-        <w:t xml:space="preserve">Correct 'Coftpressible' to 'Compressible'.</w:t>
-      </w:r>
-    </w:p>
-  </w:comment>
-  <w:comment w:id="137" w:author="terminology" w:date="2025-05-15T22:04:23Z" w:initials="AI">
-    <w:p>
-      <w:r>
-        <w:t xml:space="preserve">Inconsistent use of 'Superlot ZX-001' and 'Superlot MW – A58'. Standardize to 'Superlot ZX-001' for consistency.</w:t>
-      </w:r>
-    </w:p>
-  </w:comment>
-  <w:comment w:id="139" w:author="Spelling" w:date="2025-05-15T22:04:36Z" w:initials="AI">
-    <w:p>
-      <w:r>
-        <w:t xml:space="preserve">The word 'ftoisture' is misspelled. Correct to 'moisture'.</w:t>
-      </w:r>
-    </w:p>
-  </w:comment>
-  <w:comment w:id="138" w:author="Spelling" w:date="2025-05-15T22:04:18Z" w:initials="AI">
-    <w:p>
-      <w:r>
-        <w:t xml:space="preserve">Correct 'ftoisture' to 'moisture'.</w:t>
-      </w:r>
-    </w:p>
-  </w:comment>
-  <w:comment w:id="141" w:author="Spelling" w:date="2025-05-15T22:04:36Z" w:initials="AI">
-    <w:p>
-      <w:r>
-        <w:t xml:space="preserve">The word 'ftoisture' is misspelled. Correct to 'moisture'.</w:t>
-      </w:r>
-    </w:p>
-  </w:comment>
-  <w:comment w:id="140" w:author="Spelling" w:date="2025-05-15T22:04:18Z" w:initials="AI">
-    <w:p>
-      <w:r>
-        <w:t xml:space="preserve">Correct 'ftoisture' to 'moisture'.</w:t>
-      </w:r>
-    </w:p>
-  </w:comment>
-  <w:comment w:id="144" w:author="Units" w:date="2025-05-15T22:04:36Z" w:initials="AI">
-    <w:p>
-      <w:r>
-        <w:t xml:space="preserve">The units for bearing pressure (psi) are inconsistent with the rest of the report (kPa).</w:t>
-      </w:r>
-    </w:p>
-  </w:comment>
-  <w:comment w:id="143" w:author="Spelling" w:date="2025-05-15T22:04:36Z" w:initials="AI">
-    <w:p>
-      <w:r>
-        <w:t xml:space="preserve">The word 'ftitigate' is misspelled. Correct to 'mitigate'.</w:t>
-      </w:r>
-    </w:p>
-  </w:comment>
-  <w:comment w:id="142" w:author="Spelling" w:date="2025-05-15T22:04:18Z" w:initials="AI">
-    <w:p>
-      <w:r>
-        <w:t xml:space="preserve">Correct 'ftitigate' to 'mitigate'.</w:t>
-      </w:r>
-    </w:p>
-  </w:comment>
-  <w:comment w:id="145" w:author="terminology" w:date="2025-05-15T22:04:23Z" w:initials="AI">
-    <w:p>
-      <w:r>
-        <w:t xml:space="preserve">Inconsistent use of 'Superlot ZX-001' and 'Superlot MW – A58'. Standardize to 'Superlot ZX-001' for consistency.</w:t>
-      </w:r>
-    </w:p>
-  </w:comment>
-  <w:comment w:id="146" w:author="Units and Symbols Consistency" w:date="2025-05-15T22:04:07Z" w:initials="AI">
-    <w:p>
-      <w:r>
-        <w:t xml:space="preserve">Maintain consistency in spacing between value and unit (0.6 to 1.2m).</w:t>
-      </w:r>
-    </w:p>
-  </w:comment>
-  <w:comment w:id="148" w:author="Spelling" w:date="2025-05-15T22:04:36Z" w:initials="AI">
-    <w:p>
-      <w:r>
-        <w:t xml:space="preserve">The word 'ftoisture' is misspelled. Correct to 'moisture'.</w:t>
-      </w:r>
-    </w:p>
-  </w:comment>
-  <w:comment w:id="147" w:author="Spelling" w:date="2025-05-15T22:04:18Z" w:initials="AI">
-    <w:p>
-      <w:r>
-        <w:t xml:space="preserve">Correct 'ftoisture' to 'moisture'.</w:t>
-      </w:r>
-    </w:p>
-  </w:comment>
-  <w:comment w:id="150" w:author="Spelling" w:date="2025-05-15T22:04:36Z" w:initials="AI">
-    <w:p>
-      <w:r>
-        <w:t xml:space="preserve">The word 'ftoisture' is misspelled. Correct to 'moisture'.</w:t>
-      </w:r>
-    </w:p>
-  </w:comment>
-  <w:comment w:id="149" w:author="Spelling" w:date="2025-05-15T22:04:18Z" w:initials="AI">
-    <w:p>
-      <w:r>
-        <w:t xml:space="preserve">Correct 'ftoisture' to 'moisture'.</w:t>
-      </w:r>
-    </w:p>
-  </w:comment>
-  <w:comment w:id="152" w:author="Spelling" w:date="2025-05-15T22:04:36Z" w:initials="AI">
-    <w:p>
-      <w:r>
-        <w:t xml:space="preserve">The word 'ftoisture' is misspelled. Correct to 'moisture'.</w:t>
-      </w:r>
-    </w:p>
-  </w:comment>
-  <w:comment w:id="151" w:author="Spelling" w:date="2025-05-15T22:04:18Z" w:initials="AI">
-    <w:p>
-      <w:r>
-        <w:t xml:space="preserve">Correct 'ftoisture' to 'moisture'.</w:t>
-      </w:r>
-    </w:p>
-  </w:comment>
-  <w:comment w:id="154" w:author="Spelling" w:date="2025-05-15T22:04:36Z" w:initials="AI">
-    <w:p>
-      <w:r>
-        <w:t xml:space="preserve">The word 'ftoisture' is misspelled. Correct to 'moisture'.</w:t>
-      </w:r>
-    </w:p>
-  </w:comment>
-  <w:comment w:id="153" w:author="Spelling" w:date="2025-05-15T22:04:18Z" w:initials="AI">
-    <w:p>
-      <w:r>
-        <w:t xml:space="preserve">Correct 'ftoisture' to 'moisture'.</w:t>
-      </w:r>
-    </w:p>
-  </w:comment>
-  <w:comment w:id="155" w:author="Units and Symbols Consistency" w:date="2025-05-15T22:04:07Z" w:initials="AI">
-    <w:p>
-      <w:r>
-        <w:t xml:space="preserve">Maintain consistency in spacing between the sign, value and the unit (+/- </w:t>
-      </w:r>
-      <w:r>
-        <w:t xml:space="preserve">0.5 m</w:t>
-      </w:r>
-      <w:r>
-        <w:t xml:space="preserve">Maintain consistency in spacing between value and unit (0.5m).</w:t>
-      </w:r>
-    </w:p>
-    <w:p>
-      <w:r>
-        <w:t xml:space="preserve">).</w:t>
-      </w:r>
-    </w:p>
-  </w:comment>
-  <w:comment w:id="156" w:author="Units and Symbols Consistency" w:date="2025-05-15T22:04:07Z" w:initials="AI">
-    <w:p>
-      <w:r>
-        <w:t xml:space="preserve">Maintain consistency in spacing between value and unit (</w:t>
-      </w:r>
-      <w:r>
-        <w:t xml:space="preserve">0.5 m</w:t>
-      </w:r>
-      <w:r>
-        <w:t xml:space="preserve">Maintain consistency in spacing between value and unit (0.5m).</w:t>
-      </w:r>
-    </w:p>
-    <w:p>
-      <w:r>
-        <w:t xml:space="preserve">).</w:t>
-      </w:r>
-    </w:p>
-  </w:comment>
-  <w:comment w:id="158" w:author="Spelling" w:date="2025-05-15T22:04:36Z" w:initials="AI">
-    <w:p>
-      <w:r>
-        <w:t xml:space="preserve">The word 'ftoisture' is misspelled. Correct to 'moisture'.</w:t>
-      </w:r>
-    </w:p>
-  </w:comment>
-  <w:comment w:id="157" w:author="Spelling" w:date="2025-05-15T22:04:18Z" w:initials="AI">
-    <w:p>
-      <w:r>
-        <w:t xml:space="preserve">Correct 'ftoisture' to 'moisture'.</w:t>
-      </w:r>
-    </w:p>
-  </w:comment>
-  <w:comment w:id="159" w:author="Units and Symbols Consistency" w:date="2025-05-15T22:04:07Z" w:initials="AI">
-    <w:p>
-      <w:r>
-        <w:t xml:space="preserve">Maintain consistency in spacing between value and unit (</w:t>
-      </w:r>
-      <w:r>
-        <w:t xml:space="preserve">300 mm</w:t>
-      </w:r>
-      <w:r>
-        <w:t xml:space="preserve">Maintain consistency in spacing between value and unit (300mm).</w:t>
-      </w:r>
-    </w:p>
-    <w:p>
-      <w:r>
-        <w:t xml:space="preserve">).</w:t>
-      </w:r>
-    </w:p>
-  </w:comment>
-  <w:comment w:id="160" w:author="Spelling Error" w:date="2025-05-15T22:03:55Z" w:initials="AI">
-    <w:p>
-      <w:r>
-        <w:t xml:space="preserve">Correct the spelling of 'moisture'.</w:t>
-      </w:r>
-    </w:p>
-  </w:comment>
-  <w:comment w:id="161" w:author="Units and Symbols Consistency" w:date="2025-05-15T22:04:07Z" w:initials="AI">
-    <w:p>
-      <w:r>
-        <w:t xml:space="preserve">Maintain consistency in spacing between value and unit (</w:t>
-      </w:r>
-      <w:r>
-        <w:t xml:space="preserve">0.5 m</w:t>
-      </w:r>
-      <w:r>
-        <w:t xml:space="preserve">Maintain consistency in spacing between value and unit (0.5m).</w:t>
-      </w:r>
-    </w:p>
-    <w:p>
-      <w:r>
-        <w:t xml:space="preserve">).</w:t>
-      </w:r>
-    </w:p>
-  </w:comment>
-  <w:comment w:id="164" w:author="Units" w:date="2025-05-15T22:04:36Z" w:initials="AI">
-    <w:p>
-      <w:r>
-        <w:t xml:space="preserve">The units for bearing pressure (psi) are inconsistent with the rest of the report (kPa).</w:t>
-      </w:r>
-    </w:p>
-  </w:comment>
-  <w:comment w:id="163" w:author="Spelling" w:date="2025-05-15T22:04:36Z" w:initials="AI">
-    <w:p>
-      <w:r>
-        <w:t xml:space="preserve">The word 'ftitigate' is misspelled. Correct to 'mitigate'.</w:t>
-      </w:r>
-    </w:p>
-  </w:comment>
-  <w:comment w:id="162" w:author="Spelling" w:date="2025-05-15T22:04:18Z" w:initials="AI">
-    <w:p>
-      <w:r>
-        <w:t xml:space="preserve">Correct 'ftitigate' to 'mitigate'.</w:t>
-      </w:r>
-    </w:p>
-  </w:comment>
-  <w:comment w:id="168" w:author="Spelling" w:date="2025-05-15T22:04:36Z" w:initials="AI">
-    <w:p>
-      <w:r>
-        <w:t xml:space="preserve">The word 'daftage' is misspelled. Correct to 'damage'.</w:t>
-      </w:r>
-    </w:p>
-  </w:comment>
-  <w:comment w:id="167" w:author="Spelling" w:date="2025-05-15T22:04:36Z" w:initials="AI">
-    <w:p>
-      <w:r>
-        <w:t xml:space="preserve">The word 'ftinimum' is misspelled. Correct to 'minimum'.</w:t>
-      </w:r>
-    </w:p>
-  </w:comment>
-  <w:comment w:id="166" w:author="Spelling" w:date="2025-05-15T22:04:18Z" w:initials="AI">
-    <w:p>
-      <w:r>
-        <w:t xml:space="preserve">Correct 'daftage' to 'damage'.</w:t>
-      </w:r>
-    </w:p>
-  </w:comment>
-  <w:comment w:id="165" w:author="Spelling" w:date="2025-05-15T22:04:18Z" w:initials="AI">
-    <w:p>
-      <w:r>
-        <w:t xml:space="preserve">Correct 'ftinimum' to 'minimum'.</w:t>
-      </w:r>
-    </w:p>
-  </w:comment>
-  <w:comment w:id="172" w:author="Spelling" w:date="2025-05-15T22:04:36Z" w:initials="AI">
-    <w:p>
-      <w:r>
-        <w:t xml:space="preserve">The word 'daftage' is misspelled. Correct to 'damage'.</w:t>
-      </w:r>
-    </w:p>
-  </w:comment>
-  <w:comment w:id="171" w:author="Spelling" w:date="2025-05-15T22:04:36Z" w:initials="AI">
-    <w:p>
-      <w:r>
-        <w:t xml:space="preserve">The word 'ftinimum' is misspelled. Correct to 'minimum'.</w:t>
-      </w:r>
-    </w:p>
-  </w:comment>
-  <w:comment w:id="170" w:author="Spelling" w:date="2025-05-15T22:04:18Z" w:initials="AI">
-    <w:p>
-      <w:r>
-        <w:t xml:space="preserve">Correct 'daftage' to 'damage'.</w:t>
-      </w:r>
-    </w:p>
-  </w:comment>
-  <w:comment w:id="169" w:author="Spelling" w:date="2025-05-15T22:04:18Z" w:initials="AI">
-    <w:p>
-      <w:r>
-        <w:t xml:space="preserve">Correct 'ftinimum' to 'minimum'.</w:t>
-      </w:r>
-    </w:p>
-  </w:comment>
-  <w:comment w:id="174" w:author="Grammar" w:date="2025-05-15T22:04:36Z" w:initials="AI">
-    <w:p>
-      <w:r>
-        <w:t xml:space="preserve">The sentence 'Groundwater, or the lack of, was recorded following the completion of each investigation' could be rephrased for clarity, such as 'Groundwater levels were recorded following the completion of each investigation'.</w:t>
-      </w:r>
-    </w:p>
-  </w:comment>
-  <w:comment w:id="173" w:author="Grammar" w:date="2025-05-15T22:04:18Z" w:initials="AI">
-    <w:p>
-      <w:r>
-        <w:t xml:space="preserve">Table 1 is mentioned twice in the same sentence. Remove the second mention.</w:t>
-      </w:r>
-    </w:p>
-  </w:comment>
-  <w:comment w:id="178" w:author="Spelling" w:date="2025-05-15T22:04:36Z" w:initials="AI">
-    <w:p>
-      <w:r>
-        <w:t xml:space="preserve">The word 'daftage' is misspelled. Correct to 'damage'.</w:t>
-      </w:r>
-    </w:p>
-  </w:comment>
-  <w:comment w:id="177" w:author="Spelling" w:date="2025-05-15T22:04:36Z" w:initials="AI">
-    <w:p>
-      <w:r>
-        <w:t xml:space="preserve">The word 'ftinimum' is misspelled. Correct to 'minimum'.</w:t>
-      </w:r>
-    </w:p>
-  </w:comment>
-  <w:comment w:id="176" w:author="Spelling" w:date="2025-05-15T22:04:18Z" w:initials="AI">
-    <w:p>
-      <w:r>
-        <w:t xml:space="preserve">Correct 'daftage' to 'damage'.</w:t>
-      </w:r>
-    </w:p>
-  </w:comment>
-  <w:comment w:id="175" w:author="Spelling" w:date="2025-05-15T22:04:18Z" w:initials="AI">
-    <w:p>
-      <w:r>
-        <w:t xml:space="preserve">Correct 'ftinimum' to 'minimum'.</w:t>
-      </w:r>
-    </w:p>
-  </w:comment>
-  <w:comment w:id="182" w:author="Spelling" w:date="2025-05-15T22:04:36Z" w:initials="AI">
-    <w:p>
-      <w:r>
-        <w:t xml:space="preserve">The word 'daftage' is misspelled. Correct to 'damage'.</w:t>
-      </w:r>
-    </w:p>
-  </w:comment>
-  <w:comment w:id="181" w:author="Spelling" w:date="2025-05-15T22:04:36Z" w:initials="AI">
-    <w:p>
-      <w:r>
-        <w:t xml:space="preserve">The word 'ftinimum' is misspelled. Correct to 'minimum'.</w:t>
-      </w:r>
-    </w:p>
-  </w:comment>
-  <w:comment w:id="180" w:author="Spelling" w:date="2025-05-15T22:04:18Z" w:initials="AI">
-    <w:p>
-      <w:r>
-        <w:t xml:space="preserve">Correct 'daftage' to 'damage'.</w:t>
-      </w:r>
-    </w:p>
-  </w:comment>
-  <w:comment w:id="179" w:author="Spelling" w:date="2025-05-15T22:04:18Z" w:initials="AI">
-    <w:p>
-      <w:r>
-        <w:t xml:space="preserve">Correct 'ftinimum' to 'minimum'.</w:t>
-      </w:r>
-    </w:p>
-  </w:comment>
-  <w:comment w:id="183" w:author="Spelling Error" w:date="2025-05-15T22:03:55Z" w:initials="AI">
-    <w:p>
-      <w:r>
-        <w:t xml:space="preserve">Correct the spelling of 'minimum'.</w:t>
-      </w:r>
-    </w:p>
-  </w:comment>
-  <w:comment w:id="187" w:author="Spelling" w:date="2025-05-15T22:04:36Z" w:initials="AI">
-    <w:p>
-      <w:r>
-        <w:t xml:space="preserve">The word 'daftage' is misspelled. Correct to 'damage'.</w:t>
-      </w:r>
-    </w:p>
-  </w:comment>
-  <w:comment w:id="186" w:author="Spelling" w:date="2025-05-15T22:04:36Z" w:initials="AI">
-    <w:p>
-      <w:r>
-        <w:t xml:space="preserve">The word 'ftinimum' is misspelled. Correct to 'minimum'.</w:t>
-      </w:r>
-    </w:p>
-  </w:comment>
-  <w:comment w:id="185" w:author="Spelling" w:date="2025-05-15T22:04:18Z" w:initials="AI">
-    <w:p>
-      <w:r>
-        <w:t xml:space="preserve">Correct 'daftage' to 'damage'.</w:t>
-      </w:r>
-    </w:p>
-  </w:comment>
-  <w:comment w:id="184" w:author="Spelling" w:date="2025-05-15T22:04:18Z" w:initials="AI">
-    <w:p>
-      <w:r>
-        <w:t xml:space="preserve">Correct 'ftinimum' to 'minimum'.</w:t>
-      </w:r>
-    </w:p>
-  </w:comment>
-  <w:comment w:id="190" w:author="Units" w:date="2025-05-15T22:04:36Z" w:initials="AI">
-    <w:p>
-      <w:r>
-        <w:t xml:space="preserve">The units for bearing pressure (psi) are inconsistent with the rest of the report (kPa).</w:t>
-      </w:r>
-    </w:p>
-  </w:comment>
-  <w:comment w:id="189" w:author="Spelling" w:date="2025-05-15T22:04:36Z" w:initials="AI">
-    <w:p>
-      <w:r>
-        <w:t xml:space="preserve">The word 'ftitigate' is misspelled. Correct to 'mitigate'.</w:t>
-      </w:r>
-    </w:p>
-  </w:comment>
-  <w:comment w:id="188" w:author="Spelling" w:date="2025-05-15T22:04:18Z" w:initials="AI">
-    <w:p>
-      <w:r>
-        <w:t xml:space="preserve">Correct 'ftitigate' to 'mitigate'.</w:t>
-      </w:r>
-    </w:p>
-  </w:comment>
-  <w:comment w:id="192" w:author="Grammar" w:date="2025-05-15T22:04:36Z" w:initials="AI">
-    <w:p>
-      <w:r>
-        <w:t xml:space="preserve">The sentence 'Groundwater, or the lack of, was recorded following the completion of each investigation' could be rephrased for clarity, such as 'Groundwater levels were recorded following the completion of each investigation'.</w:t>
-      </w:r>
-    </w:p>
-  </w:comment>
-  <w:comment w:id="191" w:author="Grammar" w:date="2025-05-15T22:04:18Z" w:initials="AI">
-    <w:p>
-      <w:r>
-        <w:t xml:space="preserve">Table 1 is mentioned twice in the same sentence. Remove the second mention.</w:t>
-      </w:r>
-    </w:p>
-  </w:comment>
-  <w:comment w:id="193" w:author="Spelling Error" w:date="2025-05-15T22:03:55Z" w:initials="AI">
-    <w:p>
-      <w:r>
-        <w:t xml:space="preserve">Correct the spelling of 'damage'.</w:t>
-      </w:r>
-    </w:p>
-  </w:comment>
-  <w:comment w:id="195" w:author="Spelling" w:date="2025-05-15T22:04:36Z" w:initials="AI">
-    <w:p>
-      <w:r>
-        <w:t xml:space="preserve">The word 'Noveftber' is misspelled. Correct to 'November'.</w:t>
-      </w:r>
-    </w:p>
-  </w:comment>
-  <w:comment w:id="194" w:author="Spelling" w:date="2025-05-15T22:04:18Z" w:initials="AI">
-    <w:p>
-      <w:r>
-        <w:t xml:space="preserve">Correct 'Noveftber' to 'November'.</w:t>
-      </w:r>
-    </w:p>
-  </w:comment>
-  <w:comment w:id="196" w:author="Spelling Error" w:date="2025-05-15T22:03:55Z" w:initials="AI">
-    <w:p>
-      <w:r>
-        <w:t xml:space="preserve">Correct the spelling of 'November'.</w:t>
-      </w:r>
-    </w:p>
-  </w:comment>
-  <w:comment w:id="198" w:author="Spelling" w:date="2025-05-15T22:04:36Z" w:initials="AI">
-    <w:p>
-      <w:r>
-        <w:t xml:space="preserve">The word 'ftoisture' is misspelled. Correct to 'moisture'.</w:t>
-      </w:r>
-    </w:p>
-  </w:comment>
-  <w:comment w:id="197" w:author="Spelling" w:date="2025-05-15T22:04:18Z" w:initials="AI">
-    <w:p>
-      <w:r>
-        <w:t xml:space="preserve">Correct 'ftoisture' to 'moisture'.</w:t>
-      </w:r>
-    </w:p>
-  </w:comment>
-  <w:comment w:id="199" w:author="Units and Symbols Consistency" w:date="2025-05-15T22:04:07Z" w:initials="AI">
-    <w:p>
-      <w:r>
-        <w:t xml:space="preserve">Maintain consistency in spacing between value and unit (0.6 to 2.1m deep).</w:t>
-      </w:r>
-    </w:p>
-  </w:comment>
-  <w:comment w:id="201" w:author="Spelling" w:date="2025-05-15T22:04:36Z" w:initials="AI">
-    <w:p>
-      <w:r>
-        <w:t xml:space="preserve">The word 'ftoisture' is misspelled. Correct to 'moisture'.</w:t>
-      </w:r>
-    </w:p>
-  </w:comment>
-  <w:comment w:id="200" w:author="Spelling" w:date="2025-05-15T22:04:18Z" w:initials="AI">
-    <w:p>
-      <w:r>
-        <w:t xml:space="preserve">Correct 'ftoisture' to 'moisture'.</w:t>
-      </w:r>
-    </w:p>
-  </w:comment>
-  <w:comment w:id="203" w:author="Missing Table" w:date="2025-05-15T22:04:36Z" w:initials="AI">
-    <w:p>
-      <w:r>
-        <w:t xml:space="preserve">Table 4, mentioned in the text, is missing.</w:t>
-      </w:r>
-    </w:p>
-  </w:comment>
-  <w:comment w:id="202" w:author="terminology" w:date="2025-05-15T22:04:23Z" w:initials="AI">
-    <w:p>
-      <w:r>
-        <w:t xml:space="preserve">Inconsistent use of 'site-won volcanic soils' and 'ash soils'. Standardize to 'site-won volcanic soils' for consistency.</w:t>
-      </w:r>
-    </w:p>
-  </w:comment>
-  <w:comment w:id="205" w:author="Spelling" w:date="2025-05-15T22:04:36Z" w:initials="AI">
-    <w:p>
-      <w:r>
-        <w:t xml:space="preserve">The word 'ftoisture' is misspelled. Correct to 'moisture'.</w:t>
-      </w:r>
-    </w:p>
-  </w:comment>
-  <w:comment w:id="204" w:author="Spelling" w:date="2025-05-15T22:04:18Z" w:initials="AI">
-    <w:p>
-      <w:r>
-        <w:t xml:space="preserve">Correct 'ftoisture' to 'moisture'.</w:t>
-      </w:r>
-    </w:p>
-  </w:comment>
-  <w:comment w:id="207" w:author="Spelling" w:date="2025-05-15T22:04:36Z" w:initials="AI">
-    <w:p>
-      <w:r>
-        <w:t xml:space="preserve">The word 'inforftation' is misspelled. Correct to 'information'.</w:t>
-      </w:r>
-    </w:p>
-  </w:comment>
-  <w:comment w:id="206" w:author="Spelling" w:date="2025-05-15T22:04:18Z" w:initials="AI">
-    <w:p>
-      <w:r>
-        <w:t xml:space="preserve">Correct 'inforftation' to 'information'.</w:t>
-      </w:r>
-    </w:p>
-  </w:comment>
-  <w:comment w:id="209" w:author="Spelling" w:date="2025-05-15T22:04:36Z" w:initials="AI">
-    <w:p>
-      <w:r>
-        <w:t xml:space="preserve">The word 'ftoisture' is misspelled. Correct to 'moisture'.</w:t>
-      </w:r>
-    </w:p>
-  </w:comment>
-  <w:comment w:id="208" w:author="Spelling" w:date="2025-05-15T22:04:18Z" w:initials="AI">
-    <w:p>
-      <w:r>
-        <w:t xml:space="preserve">Correct 'ftoisture' to 'moisture'.</w:t>
-      </w:r>
-    </w:p>
-  </w:comment>
-  <w:comment w:id="210" w:author="Spelling Error" w:date="2025-05-15T22:03:55Z" w:initials="AI">
-    <w:p>
-      <w:r>
-        <w:t xml:space="preserve">Correct the spelling of 'information'.</w:t>
-      </w:r>
-    </w:p>
-  </w:comment>
-  <w:comment w:id="216" w:author="Incomplete Sentence" w:date="2025-05-15T22:04:36Z" w:initials="AI">
-    <w:p>
-      <w:r>
-        <w:t xml:space="preserve">There is an incomplete sentence: 'Alternatively, piled foundations extending to the medium dense soils could be more practical (discussed in section , ).'</w:t>
-      </w:r>
-    </w:p>
-  </w:comment>
-  <w:comment w:id="215" w:author="Incomplete Sentence" w:date="2025-05-15T22:04:36Z" w:initials="AI">
-    <w:p>
-      <w:r>
-        <w:t xml:space="preserve">There is an incomplete sentence: 'expansivity of the soils will also need to be considered (discussed further in section  ).'</w:t>
-      </w:r>
-    </w:p>
-  </w:comment>
-  <w:comment w:id="214" w:author="terminology" w:date="2025-05-15T22:04:23Z" w:initials="AI">
-    <w:p>
-      <w:r>
-        <w:t xml:space="preserve">Inconsistent use of 'shallow foundation' and 'shallow footings'. Standardize to 'shallow foundations' for consistency.</w:t>
-      </w:r>
-    </w:p>
-  </w:comment>
-  <w:comment w:id="213" w:author="Placeholder" w:date="2025-05-15T22:04:18Z" w:initials="AI">
-    <w:p>
-      <w:r>
-        <w:t xml:space="preserve">There is a missing reference in the text, fill in the blank.</w:t>
-      </w:r>
-    </w:p>
-  </w:comment>
-  <w:comment w:id="212" w:author="Placeholder" w:date="2025-05-15T22:04:18Z" w:initials="AI">
-    <w:p>
-      <w:r>
-        <w:t xml:space="preserve">There is a missing reference in the text, fill in the blank.</w:t>
-      </w:r>
-    </w:p>
-  </w:comment>
-  <w:comment w:id="211" w:author="Placeholder" w:date="2025-05-15T22:04:18Z" w:initials="AI">
-    <w:p>
-      <w:r>
-        <w:t xml:space="preserve">There is a missing reference in the text, fill in the blank. </w:t>
-      </w:r>
-    </w:p>
-  </w:comment>
-  <w:comment w:id="219" w:author="Units" w:date="2025-05-15T22:04:36Z" w:initials="AI">
-    <w:p>
-      <w:r>
-        <w:t xml:space="preserve">The units for bearing pressure (psi) are inconsistent with the rest of the report (kPa).</w:t>
-      </w:r>
-    </w:p>
-  </w:comment>
-  <w:comment w:id="218" w:author="Spelling" w:date="2025-05-15T22:04:36Z" w:initials="AI">
-    <w:p>
-      <w:r>
-        <w:t xml:space="preserve">The word 'ftitigate' is misspelled. Correct to 'mitigate'.</w:t>
-      </w:r>
-    </w:p>
-  </w:comment>
-  <w:comment w:id="217" w:author="Spelling" w:date="2025-05-15T22:04:18Z" w:initials="AI">
-    <w:p>
-      <w:r>
-        <w:t xml:space="preserve">Correct 'ftitigate' to 'mitigate'.</w:t>
-      </w:r>
-    </w:p>
-  </w:comment>
-  <w:comment w:id="222" w:author="Units" w:date="2025-05-15T22:04:36Z" w:initials="AI">
-    <w:p>
-      <w:r>
-        <w:t xml:space="preserve">The units for bearing pressure (psi) are inconsistent with the rest of the report (kPa).</w:t>
-      </w:r>
-    </w:p>
-  </w:comment>
-  <w:comment w:id="221" w:author="Spelling" w:date="2025-05-15T22:04:36Z" w:initials="AI">
-    <w:p>
-      <w:r>
-        <w:t xml:space="preserve">The word 'ftitigate' is misspelled. Correct to 'mitigate'.</w:t>
-      </w:r>
-    </w:p>
-  </w:comment>
-  <w:comment w:id="220" w:author="Spelling" w:date="2025-05-15T22:04:18Z" w:initials="AI">
-    <w:p>
-      <w:r>
-        <w:t xml:space="preserve">Correct 'ftitigate' to 'mitigate'.</w:t>
-      </w:r>
-    </w:p>
-  </w:comment>
-  <w:comment w:id="228" w:author="Incomplete Sentence" w:date="2025-05-15T22:04:36Z" w:initials="AI">
-    <w:p>
-      <w:r>
-        <w:t xml:space="preserve">There is an incomplete sentence: 'Alternatively, piled foundations extending to the medium dense soils could be more practical (discussed in section , ).'</w:t>
-      </w:r>
-    </w:p>
-  </w:comment>
-  <w:comment w:id="227" w:author="Incomplete Sentence" w:date="2025-05-15T22:04:36Z" w:initials="AI">
-    <w:p>
-      <w:r>
-        <w:t xml:space="preserve">There is an incomplete sentence: 'expansivity of the soils will also need to be considered (discussed further in section  ).'</w:t>
-      </w:r>
-    </w:p>
-  </w:comment>
-  <w:comment w:id="226" w:author="terminology" w:date="2025-05-15T22:04:23Z" w:initials="AI">
-    <w:p>
-      <w:r>
-        <w:t xml:space="preserve">Inconsistent use of 'shallow foundation' and 'shallow footings'. Standardize to 'shallow foundations' for consistency.</w:t>
-      </w:r>
-    </w:p>
-  </w:comment>
-  <w:comment w:id="225" w:author="Placeholder" w:date="2025-05-15T22:04:18Z" w:initials="AI">
-    <w:p>
-      <w:r>
-        <w:t xml:space="preserve">There is a missing reference in the text, fill in the blank.</w:t>
-      </w:r>
-    </w:p>
-  </w:comment>
-  <w:comment w:id="224" w:author="Placeholder" w:date="2025-05-15T22:04:18Z" w:initials="AI">
-    <w:p>
-      <w:r>
-        <w:t xml:space="preserve">There is a missing reference in the text, fill in the blank.</w:t>
-      </w:r>
-    </w:p>
-  </w:comment>
-  <w:comment w:id="223" w:author="Placeholder" w:date="2025-05-15T22:04:18Z" w:initials="AI">
-    <w:p>
-      <w:r>
-        <w:t xml:space="preserve">There is a missing reference in the text, fill in the blank. </w:t>
-      </w:r>
-    </w:p>
-  </w:comment>
-  <w:comment w:id="234" w:author="Incomplete Sentence" w:date="2025-05-15T22:04:36Z" w:initials="AI">
-    <w:p>
-      <w:r>
-        <w:t xml:space="preserve">There is an incomplete sentence: 'Alternatively, piled foundations extending to the medium dense soils could be more practical (discussed in section , ).'</w:t>
-      </w:r>
-    </w:p>
-  </w:comment>
-  <w:comment w:id="233" w:author="Incomplete Sentence" w:date="2025-05-15T22:04:36Z" w:initials="AI">
-    <w:p>
-      <w:r>
-        <w:t xml:space="preserve">There is an incomplete sentence: 'expansivity of the soils will also need to be considered (discussed further in section  ).'</w:t>
-      </w:r>
-    </w:p>
-  </w:comment>
-  <w:comment w:id="232" w:author="terminology" w:date="2025-05-15T22:04:23Z" w:initials="AI">
-    <w:p>
-      <w:r>
-        <w:t xml:space="preserve">Inconsistent use of 'shallow foundation' and 'shallow footings'. Standardize to 'shallow foundations' for consistency.</w:t>
-      </w:r>
-    </w:p>
-  </w:comment>
-  <w:comment w:id="231" w:author="Placeholder" w:date="2025-05-15T22:04:18Z" w:initials="AI">
-    <w:p>
-      <w:r>
-        <w:t xml:space="preserve">There is a missing reference in the text, fill in the blank.</w:t>
-      </w:r>
-    </w:p>
-  </w:comment>
-  <w:comment w:id="230" w:author="Placeholder" w:date="2025-05-15T22:04:18Z" w:initials="AI">
-    <w:p>
-      <w:r>
-        <w:t xml:space="preserve">There is a missing reference in the text, fill in the blank.</w:t>
-      </w:r>
-    </w:p>
-  </w:comment>
-  <w:comment w:id="229" w:author="Placeholder" w:date="2025-05-15T22:04:18Z" w:initials="AI">
-    <w:p>
-      <w:r>
-        <w:t xml:space="preserve">There is a missing reference in the text, fill in the blank. </w:t>
-      </w:r>
-    </w:p>
-  </w:comment>
-  <w:comment w:id="240" w:author="Incomplete Sentence" w:date="2025-05-15T22:04:36Z" w:initials="AI">
-    <w:p>
-      <w:r>
-        <w:t xml:space="preserve">There is an incomplete sentence: 'Alternatively, piled foundations extending to the medium dense soils could be more practical (discussed in section , ).'</w:t>
-      </w:r>
-    </w:p>
-  </w:comment>
-  <w:comment w:id="239" w:author="Incomplete Sentence" w:date="2025-05-15T22:04:36Z" w:initials="AI">
-    <w:p>
-      <w:r>
-        <w:t xml:space="preserve">There is an incomplete sentence: 'expansivity of the soils will also need to be considered (discussed further in section  ).'</w:t>
-      </w:r>
-    </w:p>
-  </w:comment>
-  <w:comment w:id="238" w:author="terminology" w:date="2025-05-15T22:04:23Z" w:initials="AI">
-    <w:p>
-      <w:r>
-        <w:t xml:space="preserve">Inconsistent use of 'shallow foundation' and 'shallow footings'. Standardize to 'shallow foundations' for consistency.</w:t>
-      </w:r>
-    </w:p>
-  </w:comment>
-  <w:comment w:id="237" w:author="Placeholder" w:date="2025-05-15T22:04:18Z" w:initials="AI">
-    <w:p>
-      <w:r>
-        <w:t xml:space="preserve">There is a missing reference in the text, fill in the blank.</w:t>
-      </w:r>
-    </w:p>
-  </w:comment>
-  <w:comment w:id="236" w:author="Placeholder" w:date="2025-05-15T22:04:18Z" w:initials="AI">
-    <w:p>
-      <w:r>
-        <w:t xml:space="preserve">There is a missing reference in the text, fill in the blank.</w:t>
-      </w:r>
-    </w:p>
-  </w:comment>
-  <w:comment w:id="235" w:author="Placeholder" w:date="2025-05-15T22:04:18Z" w:initials="AI">
-    <w:p>
-      <w:r>
-        <w:t xml:space="preserve">There is a missing reference in the text, fill in the blank. </w:t>
-      </w:r>
-    </w:p>
-  </w:comment>
-  <w:comment w:id="241" w:author="Units and Symbols Consistency" w:date="2025-05-15T22:04:07Z" w:initials="AI">
-    <w:p>
-      <w:r>
-        <w:t xml:space="preserve">Use meters (m) for consistency.</w:t>
-      </w:r>
-    </w:p>
-  </w:comment>
-  <w:comment w:id="244" w:author="Units" w:date="2025-05-15T22:04:36Z" w:initials="AI">
-    <w:p>
-      <w:r>
-        <w:t xml:space="preserve">The units for bearing pressure (psi) are inconsistent with the rest of the report (kPa).</w:t>
-      </w:r>
-    </w:p>
-  </w:comment>
-  <w:comment w:id="243" w:author="Spelling" w:date="2025-05-15T22:04:36Z" w:initials="AI">
-    <w:p>
-      <w:r>
-        <w:t xml:space="preserve">The word 'ftitigate' is misspelled. Correct to 'mitigate'.</w:t>
-      </w:r>
-    </w:p>
-  </w:comment>
-  <w:comment w:id="242" w:author="Spelling" w:date="2025-05-15T22:04:18Z" w:initials="AI">
-    <w:p>
-      <w:r>
-        <w:t xml:space="preserve">Correct 'ftitigate' to 'mitigate'.</w:t>
-      </w:r>
-    </w:p>
-  </w:comment>
-  <w:comment w:id="247" w:author="Units" w:date="2025-05-15T22:04:36Z" w:initials="AI">
-    <w:p>
-      <w:r>
-        <w:t xml:space="preserve">The units for bearing pressure (psi) are inconsistent with the rest of the report (kPa).</w:t>
-      </w:r>
-    </w:p>
-  </w:comment>
-  <w:comment w:id="246" w:author="Spelling" w:date="2025-05-15T22:04:36Z" w:initials="AI">
-    <w:p>
-      <w:r>
-        <w:t xml:space="preserve">The word 'ftitigate' is misspelled. Correct to 'mitigate'.</w:t>
-      </w:r>
-    </w:p>
-  </w:comment>
-  <w:comment w:id="245" w:author="Spelling" w:date="2025-05-15T22:04:18Z" w:initials="AI">
-    <w:p>
-      <w:r>
-        <w:t xml:space="preserve">Correct 'ftitigate' to 'mitigate'.</w:t>
-      </w:r>
-    </w:p>
-  </w:comment>
-  <w:comment w:id="250" w:author="Units" w:date="2025-05-15T22:04:36Z" w:initials="AI">
-    <w:p>
-      <w:r>
-        <w:t xml:space="preserve">The units for bearing pressure (psi) are inconsistent with the rest of the report (kPa).</w:t>
-      </w:r>
-    </w:p>
-  </w:comment>
-  <w:comment w:id="249" w:author="Spelling" w:date="2025-05-15T22:04:36Z" w:initials="AI">
-    <w:p>
-      <w:r>
-        <w:t xml:space="preserve">The word 'ftitigate' is misspelled. Correct to 'mitigate'.</w:t>
-      </w:r>
-    </w:p>
-  </w:comment>
-  <w:comment w:id="248" w:author="Spelling" w:date="2025-05-15T22:04:18Z" w:initials="AI">
-    <w:p>
-      <w:r>
-        <w:t xml:space="preserve">Correct 'ftitigate' to 'mitigate'.</w:t>
-      </w:r>
-    </w:p>
-  </w:comment>
-  <w:comment w:id="251" w:author="Units and Symbols Consistency" w:date="2025-05-15T22:04:07Z" w:initials="AI">
-    <w:p>
-      <w:r>
-        <w:t xml:space="preserve">Use kPa or MPa instead of psi for consistency with other pressure/strength units in the report.</w:t>
-      </w:r>
-    </w:p>
-  </w:comment>
-  <w:comment w:id="254" w:author="Units" w:date="2025-05-15T22:04:36Z" w:initials="AI">
-    <w:p>
-      <w:r>
-        <w:t xml:space="preserve">The units for bearing pressure (psi) are inconsistent with the rest of the report (kPa).</w:t>
-      </w:r>
-    </w:p>
-  </w:comment>
-  <w:comment w:id="253" w:author="Spelling" w:date="2025-05-15T22:04:36Z" w:initials="AI">
-    <w:p>
-      <w:r>
-        <w:t xml:space="preserve">The word 'ftitigate' is misspelled. Correct to 'mitigate'.</w:t>
-      </w:r>
-    </w:p>
-  </w:comment>
-  <w:comment w:id="252" w:author="Spelling" w:date="2025-05-15T22:04:18Z" w:initials="AI">
-    <w:p>
-      <w:r>
-        <w:t xml:space="preserve">Correct 'ftitigate' to 'mitigate'.</w:t>
-      </w:r>
-    </w:p>
-  </w:comment>
-  <w:comment w:id="257" w:author="Units" w:date="2025-05-15T22:04:36Z" w:initials="AI">
-    <w:p>
-      <w:r>
-        <w:t xml:space="preserve">The units for bearing pressure (psi) are inconsistent with the rest of the report (kPa).</w:t>
-      </w:r>
-    </w:p>
-  </w:comment>
-  <w:comment w:id="256" w:author="Spelling" w:date="2025-05-15T22:04:36Z" w:initials="AI">
-    <w:p>
-      <w:r>
-        <w:t xml:space="preserve">The word 'ftitigate' is misspelled. Correct to 'mitigate'.</w:t>
-      </w:r>
-    </w:p>
-  </w:comment>
-  <w:comment w:id="255" w:author="Spelling" w:date="2025-05-15T22:04:18Z" w:initials="AI">
-    <w:p>
-      <w:r>
-        <w:t xml:space="preserve">Correct 'ftitigate' to 'mitigate'.</w:t>
-      </w:r>
-    </w:p>
-  </w:comment>
-  <w:comment w:id="260" w:author="Units" w:date="2025-05-15T22:04:36Z" w:initials="AI">
-    <w:p>
-      <w:r>
-        <w:t xml:space="preserve">The units for bearing pressure (psi) are inconsistent with the rest of the report (kPa).</w:t>
-      </w:r>
-    </w:p>
-  </w:comment>
-  <w:comment w:id="259" w:author="Spelling" w:date="2025-05-15T22:04:36Z" w:initials="AI">
-    <w:p>
-      <w:r>
-        <w:t xml:space="preserve">The word 'ftitigate' is misspelled. Correct to 'mitigate'.</w:t>
-      </w:r>
-    </w:p>
-  </w:comment>
-  <w:comment w:id="258" w:author="Spelling" w:date="2025-05-15T22:04:18Z" w:initials="AI">
-    <w:p>
-      <w:r>
-        <w:t xml:space="preserve">Correct 'ftitigate' to 'mitigate'.</w:t>
-      </w:r>
-    </w:p>
-  </w:comment>
-  <w:comment w:id="261" w:author="Units and Symbols Consistency" w:date="2025-05-15T22:04:07Z" w:initials="AI">
-    <w:p>
-      <w:r>
-        <w:t xml:space="preserve">Use kPa or MPa instead of psi for consistency with other pressure/strength units in the report.</w:t>
-      </w:r>
-    </w:p>
-  </w:comment>
-  <w:comment w:id="262" w:author="Units and Symbols Consistency" w:date="2025-05-15T22:04:07Z" w:initials="AI">
-    <w:p>
-      <w:r>
-        <w:t xml:space="preserve">Maintain consistency in spacing between value and unit (20 m).</w:t>
-      </w:r>
-    </w:p>
-  </w:comment>
-  <w:comment w:id="263" w:author="Spelling Error" w:date="2025-05-15T22:03:55Z" w:initials="AI">
-    <w:p>
-      <w:r>
-        <w:t xml:space="preserve">Correct the spelling of 'mitigate'.</w:t>
-      </w:r>
-    </w:p>
-  </w:comment>
-  <w:comment w:id="266" w:author="Units" w:date="2025-05-15T22:04:36Z" w:initials="AI">
-    <w:p>
-      <w:r>
-        <w:t xml:space="preserve">The units for bearing pressure (psi) are inconsistent with the rest of the report (kPa).</w:t>
-      </w:r>
-    </w:p>
-  </w:comment>
-  <w:comment w:id="265" w:author="Spelling" w:date="2025-05-15T22:04:36Z" w:initials="AI">
-    <w:p>
-      <w:r>
-        <w:t xml:space="preserve">The word 'ftitigate' is misspelled. Correct to 'mitigate'.</w:t>
-      </w:r>
-    </w:p>
-  </w:comment>
-  <w:comment w:id="264" w:author="Spelling" w:date="2025-05-15T22:04:18Z" w:initials="AI">
-    <w:p>
-      <w:r>
-        <w:t xml:space="preserve">Correct 'ftitigate' to 'mitigate'.</w:t>
-      </w:r>
-    </w:p>
-  </w:comment>
-  <w:comment w:id="269" w:author="Units" w:date="2025-05-15T22:04:36Z" w:initials="AI">
-    <w:p>
-      <w:r>
-        <w:t xml:space="preserve">The units for bearing pressure (psi) are inconsistent with the rest of the report (kPa).</w:t>
-      </w:r>
-    </w:p>
-  </w:comment>
-  <w:comment w:id="268" w:author="Spelling" w:date="2025-05-15T22:04:36Z" w:initials="AI">
-    <w:p>
-      <w:r>
-        <w:t xml:space="preserve">The word 'ftitigate' is misspelled. Correct to 'mitigate'.</w:t>
-      </w:r>
-    </w:p>
-  </w:comment>
-  <w:comment w:id="267" w:author="Spelling" w:date="2025-05-15T22:04:18Z" w:initials="AI">
-    <w:p>
-      <w:r>
-        <w:t xml:space="preserve">Correct 'ftitigate' to 'mitigate'.</w:t>
-      </w:r>
-    </w:p>
-  </w:comment>
-  <w:comment w:id="270" w:author="Units and Symbols Consistency" w:date="2025-05-15T22:04:07Z" w:initials="AI">
-    <w:p>
-      <w:r>
-        <w:t xml:space="preserve">Maintain consistency in spacing between value and unit (0.5m).</w:t>
-      </w:r>
-    </w:p>
-  </w:comment>
-  <w:comment w:id="271" w:author="Document Structure" w:date="2025-05-15T22:04:36Z" w:initials="AI">
-    <w:p>
-      <w:r>
-        <w:t xml:space="preserve">The report lacks a 'Distribution' section specifying who received the report and when. This is important for managing communication and responsibilities.</w:t>
-      </w:r>
-    </w:p>
-  </w:comment>
-  <w:comment w:id="273" w:author="Grammar" w:date="2025-05-15T22:04:36Z" w:initials="AI">
-    <w:p>
-      <w:r>
-        <w:t xml:space="preserve">The sentence 'Groundwater, or the lack of, was recorded following the completion of each investigation' could be rephrased for clarity, such as 'Groundwater levels were recorded following the completion of each investigation'.</w:t>
-      </w:r>
-    </w:p>
-  </w:comment>
-  <w:comment w:id="272" w:author="Grammar" w:date="2025-05-15T22:04:18Z" w:initials="AI">
-    <w:p>
-      <w:r>
-        <w:t xml:space="preserve">Table 1 is mentioned twice in the same sentence. Remove the second mention.</w:t>
-      </w:r>
-    </w:p>
-  </w:comment>
-  <w:comment w:id="274" w:author="Document Structure" w:date="2025-05-15T22:04:36Z" w:initials="AI">
-    <w:p>
-      <w:r>
-        <w:t xml:space="preserve">The 'Contents' section appears incomplete. It should list all sections and subsections with corresponding page numbers.</w:t>
-      </w:r>
-    </w:p>
-  </w:comment>
-  <w:comment w:id="275" w:author="Units and Symbols Consistency" w:date="2025-05-15T22:04:07Z" w:initials="AI">
-    <w:p>
-      <w:r>
-        <w:t xml:space="preserve">Maintain consistency in spacing between value and unit (600 mm).</w:t>
-      </w:r>
-    </w:p>
-  </w:comment>
-  <w:comment w:id="276" w:author="Units and Symbols Consistency" w:date="2025-05-15T22:04:07Z" w:initials="AI">
-    <w:p>
-      <w:r>
-        <w:t xml:space="preserve">Maintain consistency in spacing between value and unit (60 to 75 mm).</w:t>
-      </w:r>
-    </w:p>
-  </w:comment>
-  <w:comment w:id="278" w:author="Grammar" w:date="2025-05-15T22:04:36Z" w:initials="AI">
-    <w:p>
-      <w:r>
-        <w:t xml:space="preserve">The sentence 'Groundwater, or the lack of, was recorded following the completion of each investigation' could be rephrased for clarity, such as 'Groundwater levels were recorded following the completion of each investigation'.</w:t>
-      </w:r>
-    </w:p>
-  </w:comment>
-  <w:comment w:id="277" w:author="Grammar" w:date="2025-05-15T22:04:18Z" w:initials="AI">
-    <w:p>
-      <w:r>
-        <w:t xml:space="preserve">Table 1 is mentioned twice in the same sentence. Remove the second mention.</w:t>
-      </w:r>
-    </w:p>
-  </w:comment>
-  <w:comment w:id="279" w:author="Units and Symbols Consistency" w:date="2025-05-15T22:04:07Z" w:initials="AI">
-    <w:p>
-      <w:r>
-        <w:t xml:space="preserve">Maintain consistency in spacing between value and unit (25 mm).</w:t>
-      </w:r>
-    </w:p>
-  </w:comment>
-  <w:comment w:id="282" w:author="Units" w:date="2025-05-15T22:04:36Z" w:initials="AI">
-    <w:p>
-      <w:r>
-        <w:t xml:space="preserve">The units for bearing pressure (psi) are inconsistent with the rest of the report (kPa).</w:t>
-      </w:r>
-    </w:p>
-  </w:comment>
-  <w:comment w:id="281" w:author="Spelling" w:date="2025-05-15T22:04:36Z" w:initials="AI">
-    <w:p>
-      <w:r>
-        <w:t xml:space="preserve">The word 'ftitigate' is misspelled. Correct to 'mitigate'.</w:t>
-      </w:r>
-    </w:p>
-  </w:comment>
-  <w:comment w:id="280" w:author="Spelling" w:date="2025-05-15T22:04:18Z" w:initials="AI">
-    <w:p>
-      <w:r>
-        <w:t xml:space="preserve">Correct 'ftitigate' to 'mitigate'.</w:t>
-      </w:r>
-    </w:p>
-  </w:comment>
-  <w:comment w:id="288" w:author="Incomplete Sentence" w:date="2025-05-15T22:04:36Z" w:initials="AI">
-    <w:p>
-      <w:r>
-        <w:t xml:space="preserve">There is an incomplete sentence: 'Alternatively, piled foundations extending to the medium dense soils could be more practical (discussed in section , ).'</w:t>
-      </w:r>
-    </w:p>
-  </w:comment>
-  <w:comment w:id="287" w:author="Incomplete Sentence" w:date="2025-05-15T22:04:36Z" w:initials="AI">
-    <w:p>
-      <w:r>
-        <w:t xml:space="preserve">There is an incomplete sentence: 'expansivity of the soils will also need to be considered (discussed further in section  ).'</w:t>
-      </w:r>
-    </w:p>
-  </w:comment>
-  <w:comment w:id="286" w:author="terminology" w:date="2025-05-15T22:04:23Z" w:initials="AI">
-    <w:p>
-      <w:r>
-        <w:t xml:space="preserve">Inconsistent use of 'shallow foundation' and 'shallow footings'. Standardize to 'shallow foundations' for consistency.</w:t>
-      </w:r>
-    </w:p>
-  </w:comment>
-  <w:comment w:id="285" w:author="Placeholder" w:date="2025-05-15T22:04:18Z" w:initials="AI">
-    <w:p>
-      <w:r>
-        <w:t xml:space="preserve">There is a missing reference in the text, fill in the blank.</w:t>
-      </w:r>
-    </w:p>
-  </w:comment>
-  <w:comment w:id="284" w:author="Placeholder" w:date="2025-05-15T22:04:18Z" w:initials="AI">
-    <w:p>
-      <w:r>
-        <w:t xml:space="preserve">There is a missing reference in the text, fill in the blank.</w:t>
-      </w:r>
-    </w:p>
-  </w:comment>
-  <w:comment w:id="283" w:author="Placeholder" w:date="2025-05-15T22:04:18Z" w:initials="AI">
-    <w:p>
-      <w:r>
-        <w:t xml:space="preserve">There is a missing reference in the text, fill in the blank. </w:t>
-      </w:r>
-    </w:p>
-  </w:comment>
-  <w:comment w:id="291" w:author="Referencing" w:date="2025-05-15T22:04:36Z" w:initials="AI">
-    <w:p>
-      <w:r>
-        <w:t xml:space="preserve">Table 8 is mentioned twice. It is not clear whether they are the same table or different tables.</w:t>
-      </w:r>
-    </w:p>
-  </w:comment>
-  <w:comment w:id="290" w:author="terminology" w:date="2025-05-15T22:04:24Z" w:initials="AI">
-    <w:p>
-      <w:r>
-        <w:t xml:space="preserve">Inconsistent use of 'piled foundation' and 'timber piles'. Standardize to 'piled foundation' for consistency.</w:t>
-      </w:r>
-    </w:p>
-  </w:comment>
-  <w:comment w:id="289" w:author="Spelling" w:date="2025-05-15T22:04:18Z" w:initials="AI">
-    <w:p>
-      <w:r>
-        <w:t xml:space="preserve">Correct 'placeftent' to 'placement'.</w:t>
-      </w:r>
-    </w:p>
-  </w:comment>
-  <w:comment w:id="292" w:author="Units and Symbols Consistency" w:date="2025-05-15T22:04:07Z" w:initials="AI">
-    <w:p>
-      <w:r>
-        <w:t xml:space="preserve">Maintain consistency in spacing between value and unit (300mm).</w:t>
-      </w:r>
-    </w:p>
-  </w:comment>
-  <w:comment w:id="293" w:author="Units and Symbols Consistency" w:date="2025-05-15T22:04:07Z" w:initials="AI">
-    <w:p>
-      <w:r>
-        <w:t xml:space="preserve">Maintain consistency in spacing between value and unit (900mm).</w:t>
-      </w:r>
-    </w:p>
-  </w:comment>
-  <w:comment w:id="294" w:author="Spelling Error" w:date="2025-05-15T22:03:55Z" w:initials="AI">
-    <w:p>
-      <w:r>
-        <w:t xml:space="preserve">Correct the spelling of 'placement'.</w:t>
-      </w:r>
-    </w:p>
-  </w:comment>
-  <w:comment w:id="296" w:author="Grammar" w:date="2025-05-15T22:04:36Z" w:initials="AI">
-    <w:p>
-      <w:r>
-        <w:t xml:space="preserve">The sentence 'Groundwater, or the lack of, was recorded following the completion of each investigation' could be rephrased for clarity, such as 'Groundwater levels were recorded following the completion of each investigation'.</w:t>
-      </w:r>
-    </w:p>
-  </w:comment>
-  <w:comment w:id="295" w:author="Grammar" w:date="2025-05-15T22:04:18Z" w:initials="AI">
-    <w:p>
-      <w:r>
-        <w:t xml:space="preserve">Table 1 is mentioned twice in the same sentence. Remove the second mention.</w:t>
-      </w:r>
-    </w:p>
-  </w:comment>
-  <w:comment w:id="301" w:author="Grammar" w:date="2025-05-15T22:04:36Z" w:initials="AI">
-    <w:p>
-      <w:r>
-        <w:t xml:space="preserve">In the sentence 'Assufting a 45° zone of influence and a horizontal backslope...', 'Assufting' should be 'Assuming'.</w:t>
-      </w:r>
-    </w:p>
-  </w:comment>
-  <w:comment w:id="300" w:author="Spelling" w:date="2025-05-15T22:04:36Z" w:initials="AI">
-    <w:p>
-      <w:r>
-        <w:t xml:space="preserve">The word 'parafteters' is misspelled. Correct to 'parameters'.</w:t>
-      </w:r>
-    </w:p>
-  </w:comment>
-  <w:comment w:id="299" w:author="Referencing" w:date="2025-05-15T22:04:36Z" w:initials="AI">
-    <w:p>
-      <w:r>
-        <w:t xml:space="preserve">Figure 3 is mentioned but the caption refers to Figure 2.</w:t>
-      </w:r>
-    </w:p>
-  </w:comment>
-  <w:comment w:id="298" w:author="Spelling" w:date="2025-05-15T22:04:18Z" w:initials="AI">
-    <w:p>
-      <w:r>
-        <w:t xml:space="preserve">Correct 'Assufting' to 'Assuming'.</w:t>
-      </w:r>
-    </w:p>
-  </w:comment>
-  <w:comment w:id="297" w:author="Spelling" w:date="2025-05-15T22:04:18Z" w:initials="AI">
-    <w:p>
-      <w:r>
-        <w:t xml:space="preserve">Correct 'parafteters' to 'parameters'.</w:t>
-      </w:r>
-    </w:p>
-  </w:comment>
-  <w:comment w:id="307" w:author="Incomplete Sentence" w:date="2025-05-15T22:04:36Z" w:initials="AI">
-    <w:p>
-      <w:r>
-        <w:t xml:space="preserve">There is an incomplete sentence: 'Alternatively, piled foundations extending to the medium dense soils could be more practical (discussed in section , ).'</w:t>
-      </w:r>
-    </w:p>
-  </w:comment>
-  <w:comment w:id="306" w:author="Incomplete Sentence" w:date="2025-05-15T22:04:36Z" w:initials="AI">
-    <w:p>
-      <w:r>
-        <w:t xml:space="preserve">There is an incomplete sentence: 'expansivity of the soils will also need to be considered (discussed further in section  ).'</w:t>
-      </w:r>
-    </w:p>
-  </w:comment>
-  <w:comment w:id="305" w:author="terminology" w:date="2025-05-15T22:04:24Z" w:initials="AI">
-    <w:p>
-      <w:r>
-        <w:t xml:space="preserve">Inconsistent use of 'shallow foundation' and 'shallow footings'. Standardize to 'shallow foundations' for consistency.</w:t>
-      </w:r>
-    </w:p>
-  </w:comment>
-  <w:comment w:id="304" w:author="Placeholder" w:date="2025-05-15T22:04:18Z" w:initials="AI">
-    <w:p>
-      <w:r>
-        <w:t xml:space="preserve">There is a missing reference in the text, fill in the blank.</w:t>
-      </w:r>
-    </w:p>
-  </w:comment>
-  <w:comment w:id="303" w:author="Placeholder" w:date="2025-05-15T22:04:18Z" w:initials="AI">
-    <w:p>
-      <w:r>
-        <w:t xml:space="preserve">There is a missing reference in the text, fill in the blank.</w:t>
-      </w:r>
-    </w:p>
-  </w:comment>
-  <w:comment w:id="302" w:author="Placeholder" w:date="2025-05-15T22:04:18Z" w:initials="AI">
-    <w:p>
-      <w:r>
-        <w:t xml:space="preserve">There is a missing reference in the text, fill in the blank. </w:t>
-      </w:r>
-    </w:p>
-  </w:comment>
-  <w:comment w:id="312" w:author="Grammar" w:date="2025-05-15T22:04:36Z" w:initials="AI">
-    <w:p>
-      <w:r>
-        <w:t xml:space="preserve">In the sentence 'Assufting a 45° zone of influence and a horizontal backslope...', 'Assufting' should be 'Assuming'.</w:t>
-      </w:r>
-    </w:p>
-  </w:comment>
-  <w:comment w:id="311" w:author="Spelling" w:date="2025-05-15T22:04:36Z" w:initials="AI">
-    <w:p>
-      <w:r>
-        <w:t xml:space="preserve">The word 'parafteters' is misspelled. Correct to 'parameters'.</w:t>
-      </w:r>
-    </w:p>
-  </w:comment>
-  <w:comment w:id="310" w:author="Referencing" w:date="2025-05-15T22:04:36Z" w:initials="AI">
-    <w:p>
-      <w:r>
-        <w:t xml:space="preserve">Figure 3 is mentioned but the caption refers to Figure 2.</w:t>
-      </w:r>
-    </w:p>
-  </w:comment>
-  <w:comment w:id="309" w:author="Spelling" w:date="2025-05-15T22:04:18Z" w:initials="AI">
-    <w:p>
-      <w:r>
-        <w:t xml:space="preserve">Correct 'Assufting' to 'Assuming'.</w:t>
-      </w:r>
-    </w:p>
-  </w:comment>
-  <w:comment w:id="308" w:author="Spelling" w:date="2025-05-15T22:04:18Z" w:initials="AI">
-    <w:p>
-      <w:r>
-        <w:t xml:space="preserve">Correct 'parafteters' to 'parameters'.</w:t>
-      </w:r>
-    </w:p>
-  </w:comment>
-  <w:comment w:id="313" w:author="Units and Symbols Consistency" w:date="2025-05-15T22:04:07Z" w:initials="AI">
-    <w:p>
-      <w:r>
-        <w:t xml:space="preserve">Maintain consistency in spacing between value and unit (300mm).</w:t>
-      </w:r>
-    </w:p>
-  </w:comment>
-  <w:comment w:id="316" w:author="Units" w:date="2025-05-15T22:04:36Z" w:initials="AI">
-    <w:p>
-      <w:r>
-        <w:t xml:space="preserve">The units for bearing pressure (psi) are inconsistent with the rest of the report (kPa).</w:t>
-      </w:r>
-    </w:p>
-  </w:comment>
-  <w:comment w:id="315" w:author="Spelling" w:date="2025-05-15T22:04:36Z" w:initials="AI">
-    <w:p>
-      <w:r>
-        <w:t xml:space="preserve">The word 'ftitigate' is misspelled. Correct to 'mitigate'.</w:t>
-      </w:r>
-    </w:p>
-  </w:comment>
-  <w:comment w:id="314" w:author="Spelling" w:date="2025-05-15T22:04:18Z" w:initials="AI">
-    <w:p>
-      <w:r>
-        <w:t xml:space="preserve">Correct 'ftitigate' to 'mitigate'.</w:t>
-      </w:r>
-    </w:p>
-  </w:comment>
-  <w:comment w:id="322" w:author="Incomplete Sentence" w:date="2025-05-15T22:04:36Z" w:initials="AI">
-    <w:p>
-      <w:r>
-        <w:t xml:space="preserve">There is an incomplete sentence: 'Alternatively, piled foundations extending to the medium dense soils could be more practical (discussed in section , ).'</w:t>
-      </w:r>
-    </w:p>
-  </w:comment>
-  <w:comment w:id="321" w:author="Incomplete Sentence" w:date="2025-05-15T22:04:36Z" w:initials="AI">
-    <w:p>
-      <w:r>
-        <w:t xml:space="preserve">There is an incomplete sentence: 'expansivity of the soils will also need to be considered (discussed further in section  ).'</w:t>
-      </w:r>
-    </w:p>
-  </w:comment>
-  <w:comment w:id="320" w:author="terminology" w:date="2025-05-15T22:04:24Z" w:initials="AI">
-    <w:p>
-      <w:r>
-        <w:t xml:space="preserve">Inconsistent use of 'shallow foundation' and 'shallow footings'. Standardize to 'shallow foundations' for consistency.</w:t>
-      </w:r>
-    </w:p>
-  </w:comment>
-  <w:comment w:id="319" w:author="Placeholder" w:date="2025-05-15T22:04:18Z" w:initials="AI">
-    <w:p>
-      <w:r>
-        <w:t xml:space="preserve">There is a missing reference in the text, fill in the blank.</w:t>
-      </w:r>
-    </w:p>
-  </w:comment>
-  <w:comment w:id="318" w:author="Placeholder" w:date="2025-05-15T22:04:18Z" w:initials="AI">
-    <w:p>
-      <w:r>
-        <w:t xml:space="preserve">There is a missing reference in the text, fill in the blank.</w:t>
-      </w:r>
-    </w:p>
-  </w:comment>
-  <w:comment w:id="317" w:author="Placeholder" w:date="2025-05-15T22:04:18Z" w:initials="AI">
-    <w:p>
-      <w:r>
-        <w:t xml:space="preserve">There is a missing reference in the text, fill in the blank. </w:t>
-      </w:r>
-    </w:p>
-  </w:comment>
-  <w:comment w:id="326" w:author="Referencing" w:date="2025-05-15T22:04:36Z" w:initials="AI">
-    <w:p>
-      <w:r>
-        <w:t xml:space="preserve">There is a reference to 'Section Earthwork' which is vague. Clarify the specific section being referred to.</w:t>
-      </w:r>
-    </w:p>
-  </w:comment>
-  <w:comment w:id="325" w:author="terminology" w:date="2025-05-15T22:04:24Z" w:initials="AI">
-    <w:p>
-      <w:r>
-        <w:t xml:space="preserve">Inconsistent use of 'engineered fill' and 'compacted hardfill'. Standardize to 'engineered fill' for consistency.</w:t>
-      </w:r>
-    </w:p>
-  </w:comment>
-  <w:comment w:id="324" w:author="terminology" w:date="2025-05-15T22:04:24Z" w:initials="AI">
-    <w:p>
-      <w:r>
-        <w:t xml:space="preserve">Inconsistent use of '</w:t>
-      </w:r>
-      <w:commentRangeStart w:id="327"/>
-      <w:r>
-        <w:t xml:space="preserve">earthworks</w:t>
-      </w:r>
-      <w:r>
-        <w:commentReference w:id="327"/>
-      </w:r>
-      <w:comment w:id="327" w:author="Spelling" w:date="2025-05-15T22:04:36Z" w:initials="AI">
-        <w:p>
-          <w:r>
-            <w:t xml:space="preserve">The word 'ftoisture' is misspelled. Correct to 'moisture'.</w:t>
-          </w:r>
-        </w:p>
-      </w:comment>
-      <w:commentRangeEnd w:id="327"/>
-      <w:r>
-        <w:t xml:space="preserve">'. Standardize to '</w:t>
-      </w:r>
-      <w:commentRangeStart w:id="328"/>
-      <w:r>
-        <w:t xml:space="preserve">Earthworks</w:t>
-      </w:r>
-      <w:r>
-        <w:commentReference w:id="328"/>
-      </w:r>
-      <w:comment w:id="328" w:author="Spelling" w:date="2025-05-15T22:04:36Z" w:initials="AI">
-        <w:p>
-          <w:r>
-            <w:t xml:space="preserve">The word 'ftoisture' is misspelled. Correct to 'moisture'.</w:t>
-          </w:r>
-        </w:p>
-      </w:comment>
-      <w:commentRangeEnd w:id="328"/>
-      <w:r>
-        <w:t xml:space="preserve">' for consistency.</w:t>
-      </w:r>
-    </w:p>
-  </w:comment>
-  <w:comment w:id="323" w:author="Cross-reference" w:date="2025-05-15T22:04:18Z" w:initials="AI">
-    <w:p>
-      <w:r>
-        <w:t xml:space="preserve">Check cross-reference. Section Earthwork should be Section 6.4</w:t>
-      </w:r>
-    </w:p>
-  </w:comment>
-  <w:comment w:id="332" w:author="Referencing" w:date="2025-05-15T22:04:36Z" w:initials="AI">
-    <w:p>
-      <w:r>
-        <w:t xml:space="preserve">There is a reference to 'Section Earthwork' which is vague. Clarify the specific section being referred to.</w:t>
-      </w:r>
-    </w:p>
-  </w:comment>
-  <w:comment w:id="331" w:author="terminology" w:date="2025-05-15T22:04:24Z" w:initials="AI">
-    <w:p>
-      <w:r>
-        <w:t xml:space="preserve">Inconsistent use of 'engineered fill' and 'compacted hardfill'. Standardize to 'engineered fill' for consistency.</w:t>
-      </w:r>
-    </w:p>
-  </w:comment>
-  <w:comment w:id="330" w:author="terminology" w:date="2025-05-15T22:04:24Z" w:initials="AI">
-    <w:p>
-      <w:r>
-        <w:t xml:space="preserve">Inconsistent use of '</w:t>
-      </w:r>
-      <w:commentRangeStart w:id="333"/>
-      <w:r>
-        <w:t xml:space="preserve">earthworks</w:t>
-      </w:r>
-      <w:r>
-        <w:commentReference w:id="333"/>
-      </w:r>
-      <w:comment w:id="333" w:author="Spelling" w:date="2025-05-15T22:04:36Z" w:initials="AI">
-        <w:p>
-          <w:r>
-            <w:t xml:space="preserve">The word 'ftoisture' is misspelled. Correct to 'moisture'.</w:t>
-          </w:r>
-        </w:p>
-      </w:comment>
-      <w:commentRangeEnd w:id="333"/>
-      <w:r>
-        <w:t xml:space="preserve">'. Standardize to '</w:t>
-      </w:r>
-      <w:commentRangeStart w:id="334"/>
-      <w:r>
-        <w:t xml:space="preserve">Earthworks</w:t>
-      </w:r>
-      <w:r>
-        <w:commentReference w:id="334"/>
-      </w:r>
-      <w:comment w:id="334" w:author="Spelling" w:date="2025-05-15T22:04:36Z" w:initials="AI">
-        <w:p>
-          <w:r>
-            <w:t xml:space="preserve">The word 'ftoisture' is misspelled. Correct to 'moisture'.</w:t>
-          </w:r>
-        </w:p>
-      </w:comment>
-      <w:commentRangeEnd w:id="334"/>
-      <w:r>
-        <w:t xml:space="preserve">' for consistency.</w:t>
-      </w:r>
-    </w:p>
-  </w:comment>
-  <w:comment w:id="329" w:author="Cross-reference" w:date="2025-05-15T22:04:18Z" w:initials="AI">
-    <w:p>
-      <w:r>
-        <w:t xml:space="preserve">Check cross-reference. Section Earthwork should be Section 6.4</w:t>
-      </w:r>
-    </w:p>
-  </w:comment>
-  <w:comment w:id="336" w:author="Spelling" w:date="2025-05-15T22:04:36Z" w:initials="AI">
-    <w:p>
-      <w:r>
-        <w:t xml:space="preserve">The word 'preliftinary' is misspelled. Correct to 'preliminary'.</w:t>
-      </w:r>
-    </w:p>
-  </w:comment>
-  <w:comment w:id="335" w:author="Spelling" w:date="2025-05-15T22:04:18Z" w:initials="AI">
-    <w:p>
-      <w:r>
-        <w:t xml:space="preserve">Correct 'preliftinary' to 'preliminary'.</w:t>
-      </w:r>
-    </w:p>
-  </w:comment>
-  <w:comment w:id="338" w:author="Spelling" w:date="2025-05-15T22:04:36Z" w:initials="AI">
-    <w:p>
-      <w:r>
-        <w:t xml:space="preserve">The word 'preliftinary' is misspelled. Correct to 'preliminary'.</w:t>
-      </w:r>
-    </w:p>
-  </w:comment>
-  <w:comment w:id="337" w:author="Spelling" w:date="2025-05-15T22:04:18Z" w:initials="AI">
-    <w:p>
-      <w:r>
-        <w:t xml:space="preserve">Correct 'preliftinary' to 'preliminary'.</w:t>
-      </w:r>
-    </w:p>
-  </w:comment>
-  <w:comment w:id="340" w:author="Spelling" w:date="2025-05-15T22:04:36Z" w:initials="AI">
-    <w:p>
-      <w:r>
-        <w:t xml:space="preserve">The word 'preliftinary' is misspelled. Correct to 'preliminary'.</w:t>
-      </w:r>
-    </w:p>
-  </w:comment>
-  <w:comment w:id="339" w:author="Spelling" w:date="2025-05-15T22:04:18Z" w:initials="AI">
-    <w:p>
-      <w:r>
-        <w:t xml:space="preserve">Correct 'preliftinary' to 'preliminary'.</w:t>
-      </w:r>
-    </w:p>
-  </w:comment>
-  <w:comment w:id="341" w:author="Spelling Error" w:date="2025-05-15T22:03:55Z" w:initials="AI">
-    <w:p>
-      <w:r>
-        <w:t xml:space="preserve">Correct the spelling of 'preliminary'.</w:t>
-      </w:r>
-    </w:p>
-  </w:comment>
-  <w:comment w:id="343" w:author="Spelling" w:date="2025-05-15T22:04:36Z" w:initials="AI">
-    <w:p>
-      <w:r>
-        <w:t xml:space="preserve">The word 'preliftinary' is misspelled. Correct to 'preliminary'.</w:t>
-      </w:r>
-    </w:p>
-  </w:comment>
-  <w:comment w:id="342" w:author="Spelling" w:date="2025-05-15T22:04:18Z" w:initials="AI">
-    <w:p>
-      <w:r>
-        <w:t xml:space="preserve">Correct 'preliftinary' to 'preliminary'.</w:t>
-      </w:r>
-    </w:p>
-  </w:comment>
-  <w:comment w:id="345" w:author="Spelling" w:date="2025-05-15T22:04:36Z" w:initials="AI">
-    <w:p>
-      <w:r>
-        <w:t xml:space="preserve">The word 'preliftinary' is misspelled. Correct to 'preliminary'.</w:t>
-      </w:r>
-    </w:p>
-  </w:comment>
-  <w:comment w:id="344" w:author="Spelling" w:date="2025-05-15T22:04:18Z" w:initials="AI">
-    <w:p>
-      <w:r>
-        <w:t xml:space="preserve">Correct 'preliftinary' to 'preliminary'.</w:t>
-      </w:r>
-    </w:p>
-  </w:comment>
-  <w:comment w:id="347" w:author="Spelling" w:date="2025-05-15T22:04:36Z" w:initials="AI">
-    <w:p>
-      <w:r>
-        <w:t xml:space="preserve">The word 'preliftinary' is misspelled. Correct to 'preliminary'.</w:t>
-      </w:r>
-    </w:p>
-  </w:comment>
-  <w:comment w:id="346" w:author="Spelling" w:date="2025-05-15T22:04:18Z" w:initials="AI">
-    <w:p>
-      <w:r>
-        <w:t xml:space="preserve">Correct 'preliftinary' to 'preliminary'.</w:t>
-      </w:r>
-    </w:p>
-  </w:comment>
-  <w:comment w:id="349" w:author="Spelling" w:date="2025-05-15T22:04:36Z" w:initials="AI">
-    <w:p>
-      <w:r>
-        <w:t xml:space="preserve">The word 'forft' is misspelled. Correct to 'form'.</w:t>
-      </w:r>
-    </w:p>
-  </w:comment>
-  <w:comment w:id="348" w:author="Spelling" w:date="2025-05-15T22:04:18Z" w:initials="AI">
-    <w:p>
-      <w:r>
-        <w:t xml:space="preserve">Correct 'forft' to 'form'.</w:t>
-      </w:r>
-    </w:p>
-  </w:comment>
-  <w:comment w:id="350" w:author="Spelling Error" w:date="2025-05-15T22:03:55Z" w:initials="AI">
-    <w:p>
-      <w:r>
-        <w:t xml:space="preserve">Correct the spelling of 'form'.</w:t>
+  <w:comment w:id="29" w:author="Grammar and Spelling Check" w:date="2025-05-19T20:09:51Z" w:initials="AI">
+    <w:p>
+      <w:r>
+        <w:t xml:space="preserve">Correct the spelling error: "forft" should be "form".</w:t>
       </w:r>
     </w:p>
   </w:comment>
@@ -28321,357 +24139,36 @@
 
 <file path=word/commentsExtended.xml><?xml version="1.0" encoding="utf-8"?>
 <w15:commentsEx xmlns:wpc="http://schemas.microsoft.com/office/word/2010/wordprocessingCanvas" xmlns:cx="http://schemas.microsoft.com/office/drawing/2014/chartex" xmlns:cx1="http://schemas.microsoft.com/office/drawing/2015/9/8/chartex" xmlns:cx2="http://schemas.microsoft.com/office/drawing/2015/10/21/chartex" xmlns:cx3="http://schemas.microsoft.com/office/drawing/2016/5/9/chartex" xmlns:cx4="http://schemas.microsoft.com/office/drawing/2016/5/10/chartex" xmlns:cx5="http://schemas.microsoft.com/office/drawing/2016/5/11/chartex" xmlns:mc="http://schemas.openxmlformats.org/markup-compatibility/2006" xmlns:o="urn:schemas-microsoft-com:office:office" xmlns:r="http://schemas.openxmlformats.org/officeDocument/2006/relationships" xmlns:m="http://schemas.openxmlformats.org/officeDocument/2006/math" xmlns:v="urn:schemas-microsoft-com:vml" xmlns:wp14="http://schemas.microsoft.com/office/word/2010/wordprocessingDrawing" xmlns:wp="http://schemas.openxmlformats.org/drawingml/2006/wordprocessingDrawing" xmlns:w10="urn:schemas-microsoft-com:office:word" xmlns:w="http://schemas.openxmlformats.org/wordprocessingml/2006/main" xmlns:w14="http://schemas.microsoft.com/office/word/2010/wordml" xmlns:w15="http://schemas.microsoft.com/office/word/2012/wordml" xmlns:wne="http://schemas.microsoft.com/office/word/2006/wordml" xmlns:wpg="http://schemas.microsoft.com/office/word/2010/wordprocessingGroup" xmlns:wpi="http://schemas.microsoft.com/office/word/2010/wordprocessingInk" xmlns:wps="http://schemas.microsoft.com/office/word/2010/wordprocessingShape" mc:Ignorable="w14 w15 wp14">
-  <w15:commentEx w15:paraId="5739ED18" w15:done="0"/>
-  <w15:commentEx w15:paraId="490AC266" w15:done="0"/>
-  <w15:commentEx w15:paraId="76AA83E3" w15:done="0"/>
-  <w15:commentEx w15:paraId="633DC37D" w15:done="0"/>
-  <w15:commentEx w15:paraId="D9BBE4C5" w15:done="0"/>
-  <w15:commentEx w15:paraId="C06AA991" w15:done="0"/>
-  <w15:commentEx w15:paraId="7FA30FD9" w15:done="0"/>
-  <w15:commentEx w15:paraId="CAE0C1B3" w15:done="0"/>
-  <w15:commentEx w15:paraId="3709DC49" w15:done="0"/>
-  <w15:commentEx w15:paraId="05E5F93D" w15:done="0"/>
-  <w15:commentEx w15:paraId="80C36BA5" w15:done="0"/>
-  <w15:commentEx w15:paraId="2061309D" w15:done="0"/>
-  <w15:commentEx w15:paraId="1EDB6FF2" w15:done="0"/>
-  <w15:commentEx w15:paraId="255B4A52" w15:done="0"/>
-  <w15:commentEx w15:paraId="E2D7C88B" w15:done="0"/>
-  <w15:commentEx w15:paraId="3943159B" w15:done="0"/>
-  <w15:commentEx w15:paraId="852B5315" w15:done="0"/>
-  <w15:commentEx w15:paraId="BFDA7AA8" w15:done="0"/>
-  <w15:commentEx w15:paraId="C7429F78" w15:done="0"/>
-  <w15:commentEx w15:paraId="1DDB75FA" w15:done="0"/>
-  <w15:commentEx w15:paraId="F4FD878B" w15:done="0"/>
-  <w15:commentEx w15:paraId="B3E1810A" w15:done="0"/>
-  <w15:commentEx w15:paraId="2E1FE4F0" w15:done="0"/>
-  <w15:commentEx w15:paraId="D20FAABD" w15:done="0"/>
-  <w15:commentEx w15:paraId="2A2B82DD" w15:done="0"/>
-  <w15:commentEx w15:paraId="6A614881" w15:done="0"/>
-  <w15:commentEx w15:paraId="933F8119" w15:done="0"/>
-  <w15:commentEx w15:paraId="34B79FAC" w15:done="0"/>
-  <w15:commentEx w15:paraId="670A6EE4" w15:done="0"/>
-  <w15:commentEx w15:paraId="D7AFCA54" w15:done="0"/>
-  <w15:commentEx w15:paraId="DCC87CEE" w15:done="0"/>
-  <w15:commentEx w15:paraId="FCBDD6C7" w15:done="0"/>
-  <w15:commentEx w15:paraId="5C4F1E42" w15:done="0"/>
-  <w15:commentEx w15:paraId="932ACC8F" w15:done="0"/>
-  <w15:commentEx w15:paraId="E7E140E1" w15:done="0"/>
-  <w15:commentEx w15:paraId="605FF8B2" w15:done="0"/>
-  <w15:commentEx w15:paraId="184DA680" w15:done="0"/>
-  <w15:commentEx w15:paraId="478311CD" w15:done="0"/>
-  <w15:commentEx w15:paraId="3C4E2501" w15:done="0"/>
-  <w15:commentEx w15:paraId="FB7CADD5" w15:done="0"/>
-  <w15:commentEx w15:paraId="80CE690F" w15:done="0"/>
-  <w15:commentEx w15:paraId="97877D5D" w15:done="0"/>
-  <w15:commentEx w15:paraId="FF26916D" w15:done="0"/>
-  <w15:commentEx w15:paraId="3E0C647F" w15:done="0"/>
-  <w15:commentEx w15:paraId="B8AF1077" w15:done="0"/>
-  <w15:commentEx w15:paraId="AE8B5F1C" w15:done="0"/>
-  <w15:commentEx w15:paraId="07A3EBA2" w15:done="0"/>
-  <w15:commentEx w15:paraId="1333C65B" w15:done="0"/>
-  <w15:commentEx w15:paraId="7CFD8898" w15:done="0"/>
-  <w15:commentEx w15:paraId="350E6EC0" w15:done="0"/>
-  <w15:commentEx w15:paraId="B4D5E4AA" w15:done="0"/>
-  <w15:commentEx w15:paraId="A6E4862D" w15:done="0"/>
-  <w15:commentEx w15:paraId="28A3A1CC" w15:done="0"/>
-  <w15:commentEx w15:paraId="FB1205CD" w15:done="0"/>
-  <w15:commentEx w15:paraId="A54185CE" w15:done="0"/>
-  <w15:commentEx w15:paraId="57CD9287" w15:done="0"/>
-  <w15:commentEx w15:paraId="E2472DCC" w15:done="0"/>
-  <w15:commentEx w15:paraId="2A0823E7" w15:done="0"/>
-  <w15:commentEx w15:paraId="C54BC814" w15:done="0"/>
-  <w15:commentEx w15:paraId="2A2571B3" w15:done="0"/>
-  <w15:commentEx w15:paraId="65BBF60E" w15:done="0"/>
-  <w15:commentEx w15:paraId="14BA94DC" w15:done="0"/>
-  <w15:commentEx w15:paraId="2C757B0D" w15:done="0"/>
-  <w15:commentEx w15:paraId="4254C2AB" w15:done="0"/>
-  <w15:commentEx w15:paraId="68480DEF" w15:done="0"/>
-  <w15:commentEx w15:paraId="E86AC8E1" w15:done="0"/>
-  <w15:commentEx w15:paraId="557C4E33" w15:done="0"/>
-  <w15:commentEx w15:paraId="B5AE9055" w15:done="0"/>
-  <w15:commentEx w15:paraId="856E18CE" w15:done="0"/>
-  <w15:commentEx w15:paraId="BAA48961" w15:done="0"/>
-  <w15:commentEx w15:paraId="5CF679E8" w15:done="0"/>
-  <w15:commentEx w15:paraId="3C860F3C" w15:done="0"/>
-  <w15:commentEx w15:paraId="8E525046" w15:done="0"/>
-  <w15:commentEx w15:paraId="96566210" w15:done="0"/>
-  <w15:commentEx w15:paraId="E1C69D83" w15:done="0"/>
-  <w15:commentEx w15:paraId="8E907918" w15:done="0"/>
-  <w15:commentEx w15:paraId="F7CB2DCF" w15:done="0"/>
-  <w15:commentEx w15:paraId="DCBBEFFE" w15:done="0"/>
-  <w15:commentEx w15:paraId="65D82B76" w15:done="0"/>
-  <w15:commentEx w15:paraId="6483E1AC" w15:done="0"/>
-  <w15:commentEx w15:paraId="421F105C" w15:done="0"/>
-  <w15:commentEx w15:paraId="7ECE58B6" w15:done="0"/>
-  <w15:commentEx w15:paraId="7AE0C62B" w15:done="0"/>
-  <w15:commentEx w15:paraId="54F44C1E" w15:done="0"/>
-  <w15:commentEx w15:paraId="3BBCF5A1" w15:done="0"/>
-  <w15:commentEx w15:paraId="872A6D76" w15:done="0"/>
-  <w15:commentEx w15:paraId="260FF4C2" w15:done="0"/>
-  <w15:commentEx w15:paraId="F26A0606" w15:done="0"/>
-  <w15:commentEx w15:paraId="927E067C" w15:done="0"/>
-  <w15:commentEx w15:paraId="72A5037B" w15:done="0"/>
-  <w15:commentEx w15:paraId="3B46BEAA" w15:done="0"/>
-  <w15:commentEx w15:paraId="F5906CB8" w15:done="0"/>
-  <w15:commentEx w15:paraId="33F49EE6" w15:done="0"/>
-  <w15:commentEx w15:paraId="0B684D2C" w15:done="0"/>
-  <w15:commentEx w15:paraId="3A24E256" w15:done="0"/>
-  <w15:commentEx w15:paraId="F21858E8" w15:done="0"/>
-  <w15:commentEx w15:paraId="B1DD359B" w15:done="0"/>
-  <w15:commentEx w15:paraId="EEFD65C6" w15:done="0"/>
-  <w15:commentEx w15:paraId="11E469F5" w15:done="0"/>
-  <w15:commentEx w15:paraId="2776AA7A" w15:done="0"/>
-  <w15:commentEx w15:paraId="394A244F" w15:done="0"/>
-  <w15:commentEx w15:paraId="61CBD6AF" w15:done="0"/>
-  <w15:commentEx w15:paraId="BFD886CB" w15:done="0"/>
-  <w15:commentEx w15:paraId="5D5180B9" w15:done="0"/>
-  <w15:commentEx w15:paraId="1DC08A18" w15:done="0"/>
-  <w15:commentEx w15:paraId="35ED7438" w15:done="0"/>
-  <w15:commentEx w15:paraId="32162D35" w15:done="0"/>
-  <w15:commentEx w15:paraId="56EACCBE" w15:done="0"/>
-  <w15:commentEx w15:paraId="C363643D" w15:done="0"/>
-  <w15:commentEx w15:paraId="4FFF5D10" w15:done="0"/>
-  <w15:commentEx w15:paraId="77F71A9F" w15:done="0"/>
-  <w15:commentEx w15:paraId="6F9E4591" w15:done="0"/>
-  <w15:commentEx w15:paraId="85D64DD1" w15:done="0"/>
-  <w15:commentEx w15:paraId="BF5E4129" w15:done="0"/>
-  <w15:commentEx w15:paraId="AE3148CB" w15:done="0"/>
-  <w15:commentEx w15:paraId="507FE8A9" w15:done="0"/>
-  <w15:commentEx w15:paraId="BCCA7F7A" w15:done="0"/>
-  <w15:commentEx w15:paraId="3A24136B" w15:done="0"/>
-  <w15:commentEx w15:paraId="42949157" w15:done="0"/>
-  <w15:commentEx w15:paraId="DF0F2A5E" w15:done="0"/>
-  <w15:commentEx w15:paraId="07FD5E4A" w15:done="0"/>
-  <w15:commentEx w15:paraId="5346436A" w15:done="0"/>
-  <w15:commentEx w15:paraId="C29A02A2" w15:done="0"/>
-  <w15:commentEx w15:paraId="0803791C" w15:done="0"/>
-  <w15:commentEx w15:paraId="F02D4F55" w15:done="0"/>
-  <w15:commentEx w15:paraId="E3B40BB5" w15:done="0"/>
-  <w15:commentEx w15:paraId="46B3A02A" w15:done="0"/>
-  <w15:commentEx w15:paraId="A21872AD" w15:done="0"/>
-  <w15:commentEx w15:paraId="5872A498" w15:done="0"/>
-  <w15:commentEx w15:paraId="068FE949" w15:done="0"/>
-  <w15:commentEx w15:paraId="60CDF321" w15:done="0"/>
-  <w15:commentEx w15:paraId="7B7BF6D0" w15:done="0"/>
-  <w15:commentEx w15:paraId="FED1F052" w15:done="0"/>
-  <w15:commentEx w15:paraId="C5BDA6A2" w15:done="0"/>
-  <w15:commentEx w15:paraId="C7B24662" w15:done="0"/>
-  <w15:commentEx w15:paraId="9A4DEB0B" w15:done="0"/>
-  <w15:commentEx w15:paraId="3D654716" w15:done="0"/>
-  <w15:commentEx w15:paraId="1B8A6459" w15:done="0"/>
-  <w15:commentEx w15:paraId="AA3A8691" w15:done="0"/>
-  <w15:commentEx w15:paraId="14A1CF60" w15:done="0"/>
-  <w15:commentEx w15:paraId="1C188DF3" w15:done="0"/>
-  <w15:commentEx w15:paraId="F6EAD737" w15:done="0"/>
-  <w15:commentEx w15:paraId="A5F92601" w15:done="0"/>
-  <w15:commentEx w15:paraId="0FD6BFAA" w15:done="0"/>
-  <w15:commentEx w15:paraId="A307AE98" w15:done="0"/>
-  <w15:commentEx w15:paraId="B6AF4E2D" w15:done="0"/>
-  <w15:commentEx w15:paraId="EED7B165" w15:done="0"/>
-  <w15:commentEx w15:paraId="17443F9F" w15:done="0"/>
-  <w15:commentEx w15:paraId="6952DE51" w15:done="0"/>
-  <w15:commentEx w15:paraId="A639B4A4" w15:done="0"/>
-  <w15:commentEx w15:paraId="77FECCAA" w15:done="0"/>
-  <w15:commentEx w15:paraId="70A195E2" w15:done="0"/>
-  <w15:commentEx w15:paraId="BC4881B9" w15:done="0"/>
-  <w15:commentEx w15:paraId="4109A5F9" w15:done="0"/>
-  <w15:commentEx w15:paraId="CEA25BBE" w15:done="0"/>
-  <w15:commentEx w15:paraId="69A2ADD1" w15:done="0"/>
-  <w15:commentEx w15:paraId="9F05CFA3" w15:done="0"/>
-  <w15:commentEx w15:paraId="00265B09" w15:done="0"/>
-  <w15:commentEx w15:paraId="CEF926AA" w15:done="0"/>
-  <w15:commentEx w15:paraId="07D84424" w15:done="0"/>
-  <w15:commentEx w15:paraId="583A7C6B" w15:done="0"/>
-  <w15:commentEx w15:paraId="43E90825" w15:done="0"/>
-  <w15:commentEx w15:paraId="2F1F3CDE" w15:done="0"/>
-  <w15:commentEx w15:paraId="4329DC95" w15:done="0"/>
-  <w15:commentEx w15:paraId="450EEA70" w15:done="0"/>
-  <w15:commentEx w15:paraId="DE5F25D1" w15:done="0"/>
-  <w15:commentEx w15:paraId="02A39E63" w15:done="0"/>
-  <w15:commentEx w15:paraId="3E60A2DA" w15:done="0"/>
-  <w15:commentEx w15:paraId="4208A660" w15:done="0"/>
-  <w15:commentEx w15:paraId="4BF51E1B" w15:done="0"/>
-  <w15:commentEx w15:paraId="42E000CD" w15:done="0"/>
-  <w15:commentEx w15:paraId="D227916A" w15:done="0"/>
-  <w15:commentEx w15:paraId="8397056C" w15:done="0"/>
-  <w15:commentEx w15:paraId="71CB60DE" w15:done="0"/>
-  <w15:commentEx w15:paraId="20B9DF49" w15:done="0"/>
-  <w15:commentEx w15:paraId="FC03EE4A" w15:done="0"/>
-  <w15:commentEx w15:paraId="58534CCC" w15:done="0"/>
-  <w15:commentEx w15:paraId="DA602320" w15:done="0"/>
-  <w15:commentEx w15:paraId="AC241C2A" w15:done="0"/>
-  <w15:commentEx w15:paraId="96C90B54" w15:done="0"/>
-  <w15:commentEx w15:paraId="1718EF51" w15:done="0"/>
-  <w15:commentEx w15:paraId="644D7F37" w15:done="0"/>
-  <w15:commentEx w15:paraId="E9933393" w15:done="0"/>
-  <w15:commentEx w15:paraId="AD6C2E82" w15:done="0"/>
-  <w15:commentEx w15:paraId="D991DF26" w15:done="0"/>
-  <w15:commentEx w15:paraId="2A48D181" w15:done="0"/>
-  <w15:commentEx w15:paraId="D43118CC" w15:done="0"/>
-  <w15:commentEx w15:paraId="970EAA02" w15:done="0"/>
-  <w15:commentEx w15:paraId="9B91ACCD" w15:done="0"/>
-  <w15:commentEx w15:paraId="DF4E3070" w15:done="0"/>
-  <w15:commentEx w15:paraId="7235F056" w15:done="0"/>
-  <w15:commentEx w15:paraId="268F9940" w15:done="0"/>
-  <w15:commentEx w15:paraId="128EAA4E" w15:done="0"/>
-  <w15:commentEx w15:paraId="5065E25D" w15:done="0"/>
-  <w15:commentEx w15:paraId="5027542A" w15:done="0"/>
-  <w15:commentEx w15:paraId="8C76C167" w15:done="0"/>
-  <w15:commentEx w15:paraId="B34057DF" w15:done="0"/>
-  <w15:commentEx w15:paraId="A32BE3BA" w15:done="0"/>
-  <w15:commentEx w15:paraId="D1155F2D" w15:done="0"/>
-  <w15:commentEx w15:paraId="94439C29" w15:done="0"/>
-  <w15:commentEx w15:paraId="16A1E445" w15:done="0"/>
-  <w15:commentEx w15:paraId="8A1CF197" w15:done="0"/>
-  <w15:commentEx w15:paraId="B0A9EA14" w15:done="0"/>
-  <w15:commentEx w15:paraId="748AA417" w15:done="0"/>
-  <w15:commentEx w15:paraId="C44B93C9" w15:done="0"/>
-  <w15:commentEx w15:paraId="4FB22612" w15:done="0"/>
-  <w15:commentEx w15:paraId="91C288E2" w15:done="0"/>
-  <w15:commentEx w15:paraId="9E969316" w15:done="0"/>
-  <w15:commentEx w15:paraId="98E24FF9" w15:done="0"/>
-  <w15:commentEx w15:paraId="41CE00B2" w15:done="0"/>
-  <w15:commentEx w15:paraId="85F02779" w15:done="0"/>
-  <w15:commentEx w15:paraId="0D258453" w15:done="0"/>
-  <w15:commentEx w15:paraId="A971EA08" w15:done="0"/>
-  <w15:commentEx w15:paraId="F2DBD7DD" w15:done="0"/>
-  <w15:commentEx w15:paraId="BACFFC4E" w15:done="0"/>
-  <w15:commentEx w15:paraId="9B379D3C" w15:done="0"/>
-  <w15:commentEx w15:paraId="B6DC248C" w15:done="0"/>
-  <w15:commentEx w15:paraId="8FCC9796" w15:done="0"/>
-  <w15:commentEx w15:paraId="A260BE76" w15:done="0"/>
-  <w15:commentEx w15:paraId="B051593F" w15:done="0"/>
-  <w15:commentEx w15:paraId="1BB14244" w15:done="0"/>
-  <w15:commentEx w15:paraId="C7BEAF05" w15:done="0"/>
-  <w15:commentEx w15:paraId="9F7C8B03" w15:done="0"/>
-  <w15:commentEx w15:paraId="F2907D4D" w15:done="0"/>
-  <w15:commentEx w15:paraId="704EF1BC" w15:done="0"/>
-  <w15:commentEx w15:paraId="BBBDF27A" w15:done="0"/>
-  <w15:commentEx w15:paraId="4C5CCF6B" w15:done="0"/>
-  <w15:commentEx w15:paraId="6D5015C8" w15:done="0"/>
-  <w15:commentEx w15:paraId="0DEC7CA5" w15:done="0"/>
-  <w15:commentEx w15:paraId="1B48B5F5" w15:done="0"/>
-  <w15:commentEx w15:paraId="BFC807F2" w15:done="0"/>
-  <w15:commentEx w15:paraId="ABFA36F6" w15:done="0"/>
-  <w15:commentEx w15:paraId="51CC007F" w15:done="0"/>
-  <w15:commentEx w15:paraId="236D92CC" w15:done="0"/>
-  <w15:commentEx w15:paraId="D9D799C1" w15:done="0"/>
-  <w15:commentEx w15:paraId="612E34E1" w15:done="0"/>
-  <w15:commentEx w15:paraId="C0A9A353" w15:done="0"/>
-  <w15:commentEx w15:paraId="4A61A97A" w15:done="0"/>
-  <w15:commentEx w15:paraId="72DD5091" w15:done="0"/>
-  <w15:commentEx w15:paraId="136A867F" w15:done="0"/>
-  <w15:commentEx w15:paraId="1D17F523" w15:done="0"/>
-  <w15:commentEx w15:paraId="15B75E33" w15:done="0"/>
-  <w15:commentEx w15:paraId="1F7053C4" w15:done="0"/>
-  <w15:commentEx w15:paraId="BC89C373" w15:done="0"/>
-  <w15:commentEx w15:paraId="C4CF6074" w15:done="0"/>
-  <w15:commentEx w15:paraId="5A137929" w15:done="0"/>
-  <w15:commentEx w15:paraId="03DAFBB7" w15:done="0"/>
-  <w15:commentEx w15:paraId="7A0B593B" w15:done="0"/>
-  <w15:commentEx w15:paraId="26F6C80A" w15:done="0"/>
-  <w15:commentEx w15:paraId="D63DD518" w15:done="0"/>
-  <w15:commentEx w15:paraId="C6863995" w15:done="0"/>
-  <w15:commentEx w15:paraId="11C8270D" w15:done="0"/>
-  <w15:commentEx w15:paraId="1A0F5323" w15:done="0"/>
-  <w15:commentEx w15:paraId="F68BB20B" w15:done="0"/>
-  <w15:commentEx w15:paraId="26CF734B" w15:done="0"/>
-  <w15:commentEx w15:paraId="6EF6E3E3" w15:done="0"/>
-  <w15:commentEx w15:paraId="2BC033C2" w15:done="0"/>
-  <w15:commentEx w15:paraId="B30160A0" w15:done="0"/>
-  <w15:commentEx w15:paraId="381954C4" w15:done="0"/>
-  <w15:commentEx w15:paraId="6AF4B26A" w15:done="0"/>
-  <w15:commentEx w15:paraId="60FE6D3E" w15:done="0"/>
-  <w15:commentEx w15:paraId="73862552" w15:done="0"/>
-  <w15:commentEx w15:paraId="4E3856B8" w15:done="0"/>
-  <w15:commentEx w15:paraId="DD003D1F" w15:done="0"/>
-  <w15:commentEx w15:paraId="19147689" w15:done="0"/>
-  <w15:commentEx w15:paraId="41040CB7" w15:done="0"/>
-  <w15:commentEx w15:paraId="E5A76F0D" w15:done="0"/>
-  <w15:commentEx w15:paraId="972F1A41" w15:done="0"/>
-  <w15:commentEx w15:paraId="55E976E1" w15:done="0"/>
-  <w15:commentEx w15:paraId="53A9BAA7" w15:done="0"/>
-  <w15:commentEx w15:paraId="02C8C742" w15:done="0"/>
-  <w15:commentEx w15:paraId="6E7F04A7" w15:done="0"/>
-  <w15:commentEx w15:paraId="916179BC" w15:done="0"/>
-  <w15:commentEx w15:paraId="AF3EB865" w15:done="0"/>
-  <w15:commentEx w15:paraId="90D0EA86" w15:done="0"/>
-  <w15:commentEx w15:paraId="EF499F52" w15:done="0"/>
-  <w15:commentEx w15:paraId="4A9A348E" w15:done="0"/>
-  <w15:commentEx w15:paraId="5A64536E" w15:done="0"/>
-  <w15:commentEx w15:paraId="5040EF96" w15:done="0"/>
-  <w15:commentEx w15:paraId="7E20EAFA" w15:done="0"/>
-  <w15:commentEx w15:paraId="BCAA75D3" w15:done="0"/>
-  <w15:commentEx w15:paraId="30216AF8" w15:done="0"/>
-  <w15:commentEx w15:paraId="3DF4521E" w15:done="0"/>
-  <w15:commentEx w15:paraId="FFC0F380" w15:done="0"/>
-  <w15:commentEx w15:paraId="7F4680C9" w15:done="0"/>
-  <w15:commentEx w15:paraId="05D0AA0C" w15:done="0"/>
-  <w15:commentEx w15:paraId="CAF32D8B" w15:done="0"/>
-  <w15:commentEx w15:paraId="01F219C2" w15:done="0"/>
-  <w15:commentEx w15:paraId="75159387" w15:done="0"/>
-  <w15:commentEx w15:paraId="58F90723" w15:done="0"/>
-  <w15:commentEx w15:paraId="9085A46F" w15:done="0"/>
-  <w15:commentEx w15:paraId="FAC68265" w15:done="0"/>
-  <w15:commentEx w15:paraId="65601145" w15:done="0"/>
-  <w15:commentEx w15:paraId="29E408E5" w15:done="0"/>
-  <w15:commentEx w15:paraId="9C1B0768" w15:done="0"/>
-  <w15:commentEx w15:paraId="28C23E1C" w15:done="0"/>
-  <w15:commentEx w15:paraId="F07F4C7A" w15:done="0"/>
-  <w15:commentEx w15:paraId="4116E514" w15:done="0"/>
-  <w15:commentEx w15:paraId="87512F15" w15:done="0"/>
-  <w15:commentEx w15:paraId="7C251560" w15:done="0"/>
-  <w15:commentEx w15:paraId="27F13588" w15:done="0"/>
-  <w15:commentEx w15:paraId="621D7E97" w15:done="0"/>
-  <w15:commentEx w15:paraId="47CE0412" w15:done="0"/>
-  <w15:commentEx w15:paraId="53B41D7A" w15:done="0"/>
-  <w15:commentEx w15:paraId="4556F5CD" w15:done="0"/>
-  <w15:commentEx w15:paraId="EDA540AE" w15:done="0"/>
-  <w15:commentEx w15:paraId="E24F49BE" w15:done="0"/>
-  <w15:commentEx w15:paraId="860F805D" w15:done="0"/>
-  <w15:commentEx w15:paraId="778018FB" w15:done="0"/>
-  <w15:commentEx w15:paraId="B72D027B" w15:done="0"/>
-  <w15:commentEx w15:paraId="0E82985F" w15:done="0"/>
-  <w15:commentEx w15:paraId="06649413" w15:done="0"/>
-  <w15:commentEx w15:paraId="8E2646B6" w15:done="0"/>
-  <w15:commentEx w15:paraId="32088167" w15:done="0"/>
-  <w15:commentEx w15:paraId="493A0517" w15:done="0"/>
-  <w15:commentEx w15:paraId="7010D226" w15:done="0"/>
-  <w15:commentEx w15:paraId="36CA73EB" w15:done="0"/>
-  <w15:commentEx w15:paraId="94454370" w15:done="0"/>
-  <w15:commentEx w15:paraId="53ABDB8A" w15:done="0"/>
-  <w15:commentEx w15:paraId="3AE43278" w15:done="0"/>
-  <w15:commentEx w15:paraId="98C329DE" w15:done="0"/>
-  <w15:commentEx w15:paraId="AEE557E5" w15:done="0"/>
-  <w15:commentEx w15:paraId="A26C9D10" w15:done="0"/>
-  <w15:commentEx w15:paraId="02EAC05A" w15:done="0"/>
-  <w15:commentEx w15:paraId="197DDB28" w15:done="0"/>
-  <w15:commentEx w15:paraId="985660A6" w15:done="0"/>
-  <w15:commentEx w15:paraId="B107C523" w15:done="0"/>
-  <w15:commentEx w15:paraId="A90F41B4" w15:done="0"/>
-  <w15:commentEx w15:paraId="2ADC8581" w15:done="0"/>
-  <w15:commentEx w15:paraId="95DAAB91" w15:done="0"/>
-  <w15:commentEx w15:paraId="9C85FCE8" w15:done="0"/>
-  <w15:commentEx w15:paraId="934B0F72" w15:done="0"/>
-  <w15:commentEx w15:paraId="015AD5B6" w15:done="0"/>
-  <w15:commentEx w15:paraId="FB8EB92E" w15:done="0"/>
-  <w15:commentEx w15:paraId="E3472A1C" w15:done="0"/>
-  <w15:commentEx w15:paraId="631A1100" w15:done="0"/>
-  <w15:commentEx w15:paraId="CF4643D6" w15:done="0"/>
-  <w15:commentEx w15:paraId="EAEA16FD" w15:done="0"/>
-  <w15:commentEx w15:paraId="AEEF599C" w15:done="0"/>
-  <w15:commentEx w15:paraId="7ACCF494" w15:done="0"/>
-  <w15:commentEx w15:paraId="18AEB46A" w15:done="0"/>
-  <w15:commentEx w15:paraId="75107ABE" w15:done="0"/>
-  <w15:commentEx w15:paraId="DD653B67" w15:done="0"/>
-  <w15:commentEx w15:paraId="91C2591F" w15:done="0"/>
-  <w15:commentEx w15:paraId="06687DA6" w15:done="0"/>
-  <w15:commentEx w15:paraId="1913101D" w15:done="0"/>
-  <w15:commentEx w15:paraId="0744BCD5" w15:done="0"/>
-  <w15:commentEx w15:paraId="087B476D" w15:done="0"/>
-  <w15:commentEx w15:paraId="647F886E" w15:done="0"/>
-  <w15:commentEx w15:paraId="506D1A20" w15:done="0"/>
-  <w15:commentEx w15:paraId="0DB95F1E" w15:done="0"/>
+  <w15:commentEx w15:paraId="39AC7445" w15:done="0"/>
+  <w15:commentEx w15:paraId="0DF1F8C3" w15:done="0"/>
+  <w15:commentEx w15:paraId="494E550A" w15:done="0"/>
+  <w15:commentEx w15:paraId="D010F143" w15:done="0"/>
+  <w15:commentEx w15:paraId="D15EBEB9" w15:done="0"/>
+  <w15:commentEx w15:paraId="057F77FD" w15:done="0"/>
+  <w15:commentEx w15:paraId="D63D5AEE" w15:done="0"/>
+  <w15:commentEx w15:paraId="864A978F" w15:done="0"/>
+  <w15:commentEx w15:paraId="1680445B" w15:done="0"/>
+  <w15:commentEx w15:paraId="62731891" w15:done="0"/>
+  <w15:commentEx w15:paraId="307C6FC6" w15:done="0"/>
+  <w15:commentEx w15:paraId="99523FAC" w15:done="0"/>
+  <w15:commentEx w15:paraId="3EB548F8" w15:done="0"/>
+  <w15:commentEx w15:paraId="03F8299C" w15:done="0"/>
+  <w15:commentEx w15:paraId="A2F6257D" w15:done="0"/>
+  <w15:commentEx w15:paraId="93037ADD" w15:done="0"/>
+  <w15:commentEx w15:paraId="708A6943" w15:done="0"/>
+  <w15:commentEx w15:paraId="8AACB497" w15:done="0"/>
+  <w15:commentEx w15:paraId="EFEFD1A6" w15:done="0"/>
+  <w15:commentEx w15:paraId="4D6394EA" w15:done="0"/>
+  <w15:commentEx w15:paraId="38FFFC93" w15:done="0"/>
+  <w15:commentEx w15:paraId="75437FDC" w15:done="0"/>
+  <w15:commentEx w15:paraId="E2032D9B" w15:done="0"/>
+  <w15:commentEx w15:paraId="34007421" w15:done="0"/>
+  <w15:commentEx w15:paraId="AE0E4F9E" w15:done="0"/>
+  <w15:commentEx w15:paraId="7CF8AE49" w15:done="0"/>
+  <w15:commentEx w15:paraId="045BAF4C" w15:done="0"/>
+  <w15:commentEx w15:paraId="D19155A3" w15:done="0"/>
+  <w15:commentEx w15:paraId="0E0C20EE" w15:done="0"/>
+  <w15:commentEx w15:paraId="54FA45A4" w15:done="0"/>
 </w15:commentsEx>
 </file>
 
@@ -32679,7 +28176,7 @@
     <w:nsid w:val="00000003"/>
     <w:multiLevelType w:val="multilevel"/>
     <w:tmpl w:val="00000000"/>
-    <w:name w:val="Numbered_7a7cb885-40df-450e-8533-ba1d07d155b2"/>
+    <w:name w:val="Numbered_2ca53bca-9d3e-4945-9997-22c17b1cf7bf"/>
     <w:lvl w:ilvl="0">
       <w:start w:val="1"/>
       <w:numFmt w:val="decimal"/>
@@ -32793,7 +28290,7 @@
     <w:nsid w:val="00000004"/>
     <w:multiLevelType w:val="multilevel"/>
     <w:tmpl w:val="00000000"/>
-    <w:name w:val="Bulleted_f28ba147-ec8d-4d16-83dc-894f07f5e1bb"/>
+    <w:name w:val="Bulleted_873daf81-45c4-4c81-a554-343daa4c45b5"/>
     <w:lvl w:ilvl="0">
       <w:start w:val="1"/>
       <w:numFmt w:val="bullet"/>
@@ -32915,7 +28412,7 @@
     <w:nsid w:val="00000005"/>
     <w:multiLevelType w:val="multilevel"/>
     <w:tmpl w:val="00000000"/>
-    <w:name w:val="Numbered_7c924c7e-713b-4ae9-8332-9db060acfbe1"/>
+    <w:name w:val="Numbered_5a46ae83-6288-4f26-93fa-94d1501487a0"/>
     <w:lvl w:ilvl="0">
       <w:start w:val="1"/>
       <w:numFmt w:val="decimal"/>
@@ -33029,7 +28526,7 @@
     <w:nsid w:val="00000006"/>
     <w:multiLevelType w:val="multilevel"/>
     <w:tmpl w:val="00000000"/>
-    <w:name w:val="Bulleted_27ead8b8-8552-4a26-b6ad-6a56aea96abb"/>
+    <w:name w:val="Bulleted_4bb8e99a-1f15-4f8e-a28f-d1db773d465d"/>
     <w:lvl w:ilvl="0">
       <w:start w:val="1"/>
       <w:numFmt w:val="bullet"/>
@@ -33151,7 +28648,7 @@
     <w:nsid w:val="00000007"/>
     <w:multiLevelType w:val="multilevel"/>
     <w:tmpl w:val="00000000"/>
-    <w:name w:val="Numbered_4ee7b2eb-9236-41e7-9fa7-28fdb8c2b52c"/>
+    <w:name w:val="Numbered_349348c4-856f-43ae-829f-9af22c3527f5"/>
     <w:lvl w:ilvl="0">
       <w:start w:val="1"/>
       <w:numFmt w:val="decimal"/>
@@ -33265,7 +28762,7 @@
     <w:nsid w:val="00000008"/>
     <w:multiLevelType w:val="multilevel"/>
     <w:tmpl w:val="00000000"/>
-    <w:name w:val="Bulleted_867af133-06d6-4001-b74f-f8baac70f379"/>
+    <w:name w:val="Bulleted_71ac2622-67ae-4659-9ced-fde374bb251a"/>
     <w:lvl w:ilvl="0">
       <w:start w:val="1"/>
       <w:numFmt w:val="bullet"/>
@@ -33387,7 +28884,7 @@
     <w:nsid w:val="00000009"/>
     <w:multiLevelType w:val="multilevel"/>
     <w:tmpl w:val="00000000"/>
-    <w:name w:val="Numbered_e4d896ff-f77c-4dac-80b7-5bfdd83be11f"/>
+    <w:name w:val="Numbered_5c163868-16bd-400b-876b-75b23870e00a"/>
     <w:lvl w:ilvl="0">
       <w:start w:val="1"/>
       <w:numFmt w:val="decimal"/>
@@ -33501,7 +28998,7 @@
     <w:nsid w:val="0000000A"/>
     <w:multiLevelType w:val="multilevel"/>
     <w:tmpl w:val="00000000"/>
-    <w:name w:val="Bulleted_42a03a17-b567-4814-a450-2a90d3821f27"/>
+    <w:name w:val="Bulleted_1b419cf2-8100-4405-a5ab-5331c1f8ada9"/>
     <w:lvl w:ilvl="0">
       <w:start w:val="1"/>
       <w:numFmt w:val="bullet"/>
@@ -33623,7 +29120,7 @@
     <w:nsid w:val="0000000B"/>
     <w:multiLevelType w:val="multilevel"/>
     <w:tmpl w:val="23469D34"/>
-    <w:name w:val="Numbered_de11b4c8-58e3-4df8-a882-d942e469de7a"/>
+    <w:name w:val="Numbered_614d555c-154d-47d6-aa15-224a81edda99"/>
     <w:lvl w:ilvl="0">
       <w:start w:val="2"/>
       <w:numFmt w:val="decimal"/>
@@ -33793,7 +29290,7 @@
     <w:nsid w:val="0000000C"/>
     <w:multiLevelType w:val="hybridMultilevel"/>
     <w:tmpl w:val="27008992"/>
-    <w:name w:val="Bulleted_d84aed44-467d-4899-8689-d6ab21cf2288"/>
+    <w:name w:val="Bulleted_116fffd1-9550-4043-8998-f5415668a08a"/>
     <w:lvl w:ilvl="0">
       <w:start w:val="0"/>
       <w:numFmt w:val="bullet"/>
@@ -33924,7 +29421,7 @@
     <w:nsid w:val="0000000D"/>
     <w:multiLevelType w:val="hybridMultilevel"/>
     <w:tmpl w:val="0B62F06A"/>
-    <w:name w:val="Numbered_421f7c8f-a7e6-4392-a14a-851af06ee8dd"/>
+    <w:name w:val="Numbered_9977cf7f-a9db-48f2-9f5f-0169e3e24bad"/>
     <w:lvl w:ilvl="0">
       <w:start w:val="1"/>
       <w:numFmt w:val="lowerLetter"/>
@@ -34056,7 +29553,7 @@
     <w:nsid w:val="0000000E"/>
     <w:multiLevelType w:val="hybridMultilevel"/>
     <w:tmpl w:val="496E7C1E"/>
-    <w:name w:val="Bulleted_1a89f7d1-abb4-4224-b46b-394e7d2a8c20"/>
+    <w:name w:val="Bulleted_f07f9d49-b6b5-45a7-86b5-d4c62ba0fe18"/>
     <w:lvl w:ilvl="0">
       <w:start w:val="0"/>
       <w:numFmt w:val="bullet"/>
@@ -34188,7 +29685,7 @@
     <w:nsid w:val="0000000F"/>
     <w:multiLevelType w:val="hybridMultilevel"/>
     <w:tmpl w:val="6F906604"/>
-    <w:name w:val="Bulleted_ade18618-1d4d-410b-bd60-06603b5f621f"/>
+    <w:name w:val="Bulleted_4d95b7a7-b27d-41c4-8753-d0963b644e9f"/>
     <w:lvl w:ilvl="0">
       <w:start w:val="0"/>
       <w:numFmt w:val="bullet"/>
@@ -34320,7 +29817,7 @@
     <w:nsid w:val="00000010"/>
     <w:multiLevelType w:val="hybridMultilevel"/>
     <w:tmpl w:val="1082B51C"/>
-    <w:name w:val="Numbered_95cbe8e6-02cc-4e8f-b53f-b1f4838857ba"/>
+    <w:name w:val="Numbered_7637087d-3f9e-4d4f-9cea-1ce35ab74dfc"/>
     <w:lvl w:ilvl="0">
       <w:start w:val="1"/>
       <w:numFmt w:val="decimal"/>
@@ -34452,7 +29949,7 @@
     <w:nsid w:val="00000011"/>
     <w:multiLevelType w:val="multilevel"/>
     <w:tmpl w:val="D714C610"/>
-    <w:name w:val="Numbered_e9d9c138-bceb-44f8-a219-35d6ff831dce"/>
+    <w:name w:val="Numbered_76cf826b-7e25-4ba1-b4dc-d59bf37ca6f7"/>
     <w:lvl w:ilvl="0">
       <w:start w:val="1"/>
       <w:numFmt w:val="decimal"/>
@@ -34602,7 +30099,7 @@
     <w:nsid w:val="00000012"/>
     <w:multiLevelType w:val="hybridMultilevel"/>
     <w:tmpl w:val="2B9EBE96"/>
-    <w:name w:val="Numbered_824f607a-016f-4f4b-909f-8e3e5d626158"/>
+    <w:name w:val="Numbered_6fcbda54-19d4-4766-a20b-ae11fa307034"/>
     <w:lvl w:ilvl="0">
       <w:start w:val="1"/>
       <w:numFmt w:val="decimal"/>
@@ -34728,7 +30225,7 @@
     <w:nsid w:val="00000013"/>
     <w:multiLevelType w:val="hybridMultilevel"/>
     <w:tmpl w:val="1E308D1C"/>
-    <w:name w:val="Numbered_148cc105-f549-49f6-aad3-c831f3c9fb0b"/>
+    <w:name w:val="Numbered_6a376403-1433-401c-90f1-8986e217fa5e"/>
     <w:lvl w:ilvl="0">
       <w:start w:val="1"/>
       <w:numFmt w:val="decimal"/>
@@ -34854,7 +30351,7 @@
     <w:nsid w:val="00000014"/>
     <w:multiLevelType w:val="multilevel"/>
     <w:tmpl w:val="6FD6E8B0"/>
-    <w:name w:val="Numbered_a2c1ad6e-cc9f-4d17-b2ce-9aa83ecb95ba"/>
+    <w:name w:val="Numbered_e56d4b70-5dee-44ed-8555-2a99e323a73e"/>
     <w:lvl w:ilvl="0">
       <w:start w:val="1"/>
       <w:numFmt w:val="decimal"/>
@@ -34996,7 +30493,7 @@
     <w:nsid w:val="00000015"/>
     <w:multiLevelType w:val="hybridMultilevel"/>
     <w:tmpl w:val="1D522390"/>
-    <w:name w:val="Numbered_60de27d1-b330-4b26-b9d6-07a7f603d1ff"/>
+    <w:name w:val="Numbered_ab9d3f9b-ab4c-422a-a59a-4710a8ab47a5"/>
     <w:lvl w:ilvl="0">
       <w:start w:val="1"/>
       <w:numFmt w:val="decimal"/>
@@ -35122,7 +30619,7 @@
     <w:nsid w:val="00000016"/>
     <w:multiLevelType w:val="hybridMultilevel"/>
     <w:tmpl w:val="29E21FEC"/>
-    <w:name w:val="Bulleted_e03a349e-2d32-499b-8dec-4a870320dc7e"/>
+    <w:name w:val="Bulleted_941e9926-dd5a-4292-8d8c-d4147f3bb91e"/>
     <w:lvl w:ilvl="0">
       <w:start w:val="0"/>
       <w:numFmt w:val="bullet"/>
@@ -35254,7 +30751,7 @@
     <w:nsid w:val="00000017"/>
     <w:multiLevelType w:val="multilevel"/>
     <w:tmpl w:val="AE8E33B6"/>
-    <w:name w:val="Numbered_34c0db2a-7aac-4f58-9dd0-2630ce4bd914"/>
+    <w:name w:val="Numbered_72b75bf3-ac23-477b-9e6e-497bd898b3d1"/>
     <w:lvl w:ilvl="0">
       <w:start w:val="2"/>
       <w:numFmt w:val="decimal"/>
@@ -35387,7 +30884,7 @@
     <w:nsid w:val="00000018"/>
     <w:multiLevelType w:val="hybridMultilevel"/>
     <w:tmpl w:val="3414510A"/>
-    <w:name w:val="Bulleted_c9afba69-b357-47fd-a992-18e6ead41530"/>
+    <w:name w:val="Bulleted_9594402f-790e-47d0-80b8-73cc94151720"/>
     <w:lvl w:ilvl="0">
       <w:start w:val="0"/>
       <w:numFmt w:val="bullet"/>

--- a/src/faultless/mysite/media/documents/Geotechnical_Report_MW-A58_anon_CORRUPTED_v3_modified.docx
+++ b/src/faultless/mysite/media/documents/Geotechnical_Report_MW-A58_anon_CORRUPTED_v3_modified.docx
@@ -1013,13 +1013,8 @@
           <w:sz w:val="48"/>
         </w:rPr>
       </w:pPr>
-      <w:commentRangeStart w:id="0"/>
       <w:r>
         <w:t xml:space="preserve">Contents</w:t>
-      </w:r>
-      <w:commentRangeEnd w:id="0"/>
-      <w:r>
-        <w:commentReference w:id="0"/>
       </w:r>
     </w:p>
     <w:p>
@@ -1071,7 +1066,7 @@
             <w:pStyle w:val="TOC1"/>
             <w:numPr>
               <w:ilvl w:val="0"/>
-              <w:numId w:val="17"/>
+              <w:numId w:val="11"/>
             </w:numPr>
             <w:tabs>
               <w:tab w:val="left" w:pos="780"/>
@@ -1105,7 +1100,7 @@
             <w:pStyle w:val="TOC1"/>
             <w:numPr>
               <w:ilvl w:val="0"/>
-              <w:numId w:val="17"/>
+              <w:numId w:val="11"/>
             </w:numPr>
             <w:tabs>
               <w:tab w:val="left" w:pos="780"/>
@@ -1140,7 +1135,7 @@
             <w:pStyle w:val="TOC1"/>
             <w:numPr>
               <w:ilvl w:val="0"/>
-              <w:numId w:val="17"/>
+              <w:numId w:val="11"/>
             </w:numPr>
             <w:tabs>
               <w:tab w:val="left" w:pos="780"/>
@@ -1175,7 +1170,7 @@
             <w:pStyle w:val="TOC2"/>
             <w:numPr>
               <w:ilvl w:val="1"/>
-              <w:numId w:val="17"/>
+              <w:numId w:val="11"/>
             </w:numPr>
             <w:tabs>
               <w:tab w:val="left" w:pos="1219"/>
@@ -1219,7 +1214,7 @@
             <w:pStyle w:val="TOC1"/>
             <w:numPr>
               <w:ilvl w:val="0"/>
-              <w:numId w:val="17"/>
+              <w:numId w:val="11"/>
             </w:numPr>
             <w:tabs>
               <w:tab w:val="left" w:pos="780"/>
@@ -1272,7 +1267,7 @@
             <w:pStyle w:val="TOC2"/>
             <w:numPr>
               <w:ilvl w:val="1"/>
-              <w:numId w:val="17"/>
+              <w:numId w:val="11"/>
             </w:numPr>
             <w:tabs>
               <w:tab w:val="left" w:pos="1219"/>
@@ -1316,7 +1311,7 @@
             <w:pStyle w:val="TOC2"/>
             <w:numPr>
               <w:ilvl w:val="1"/>
-              <w:numId w:val="17"/>
+              <w:numId w:val="11"/>
             </w:numPr>
             <w:tabs>
               <w:tab w:val="left" w:pos="1219"/>
@@ -1360,7 +1355,7 @@
             <w:pStyle w:val="TOC2"/>
             <w:numPr>
               <w:ilvl w:val="1"/>
-              <w:numId w:val="17"/>
+              <w:numId w:val="11"/>
             </w:numPr>
             <w:tabs>
               <w:tab w:val="left" w:pos="1219"/>
@@ -1413,7 +1408,7 @@
             <w:pStyle w:val="TOC2"/>
             <w:numPr>
               <w:ilvl w:val="1"/>
-              <w:numId w:val="17"/>
+              <w:numId w:val="11"/>
             </w:numPr>
             <w:tabs>
               <w:tab w:val="left" w:pos="1219"/>
@@ -1448,7 +1443,7 @@
             <w:pStyle w:val="TOC2"/>
             <w:numPr>
               <w:ilvl w:val="1"/>
-              <w:numId w:val="17"/>
+              <w:numId w:val="11"/>
             </w:numPr>
             <w:tabs>
               <w:tab w:val="left" w:pos="1219"/>
@@ -1501,7 +1496,7 @@
             <w:pStyle w:val="TOC1"/>
             <w:numPr>
               <w:ilvl w:val="0"/>
-              <w:numId w:val="17"/>
+              <w:numId w:val="11"/>
             </w:numPr>
             <w:tabs>
               <w:tab w:val="left" w:pos="780"/>
@@ -1545,7 +1540,7 @@
             <w:pStyle w:val="TOC2"/>
             <w:numPr>
               <w:ilvl w:val="1"/>
-              <w:numId w:val="17"/>
+              <w:numId w:val="11"/>
             </w:numPr>
             <w:tabs>
               <w:tab w:val="left" w:pos="1219"/>
@@ -1580,7 +1575,7 @@
             <w:pStyle w:val="TOC2"/>
             <w:numPr>
               <w:ilvl w:val="1"/>
-              <w:numId w:val="17"/>
+              <w:numId w:val="11"/>
             </w:numPr>
             <w:tabs>
               <w:tab w:val="left" w:pos="1219"/>
@@ -1624,7 +1619,7 @@
             <w:pStyle w:val="TOC2"/>
             <w:numPr>
               <w:ilvl w:val="2"/>
-              <w:numId w:val="17"/>
+              <w:numId w:val="11"/>
             </w:numPr>
             <w:tabs>
               <w:tab w:val="left" w:pos="1219"/>
@@ -1659,7 +1654,7 @@
             <w:pStyle w:val="TOC2"/>
             <w:numPr>
               <w:ilvl w:val="2"/>
-              <w:numId w:val="17"/>
+              <w:numId w:val="11"/>
             </w:numPr>
             <w:tabs>
               <w:tab w:val="left" w:pos="1219"/>
@@ -1720,7 +1715,7 @@
             <w:pStyle w:val="TOC2"/>
             <w:numPr>
               <w:ilvl w:val="2"/>
-              <w:numId w:val="17"/>
+              <w:numId w:val="11"/>
             </w:numPr>
             <w:tabs>
               <w:tab w:val="left" w:pos="1219"/>
@@ -1764,7 +1759,7 @@
             <w:pStyle w:val="TOC2"/>
             <w:numPr>
               <w:ilvl w:val="2"/>
-              <w:numId w:val="17"/>
+              <w:numId w:val="11"/>
             </w:numPr>
             <w:tabs>
               <w:tab w:val="left" w:pos="1219"/>
@@ -1816,7 +1811,7 @@
             <w:pStyle w:val="TOC1"/>
             <w:numPr>
               <w:ilvl w:val="0"/>
-              <w:numId w:val="17"/>
+              <w:numId w:val="11"/>
             </w:numPr>
             <w:tabs>
               <w:tab w:val="left" w:pos="780"/>
@@ -1878,7 +1873,7 @@
             <w:pStyle w:val="TOC2"/>
             <w:numPr>
               <w:ilvl w:val="1"/>
-              <w:numId w:val="17"/>
+              <w:numId w:val="11"/>
             </w:numPr>
             <w:tabs>
               <w:tab w:val="left" w:pos="1219"/>
@@ -1940,7 +1935,7 @@
             <w:pStyle w:val="TOC2"/>
             <w:numPr>
               <w:ilvl w:val="1"/>
-              <w:numId w:val="17"/>
+              <w:numId w:val="11"/>
             </w:numPr>
             <w:tabs>
               <w:tab w:val="left" w:pos="1219"/>
@@ -1993,7 +1988,7 @@
             <w:pStyle w:val="TOC2"/>
             <w:numPr>
               <w:ilvl w:val="1"/>
-              <w:numId w:val="17"/>
+              <w:numId w:val="11"/>
             </w:numPr>
             <w:tabs>
               <w:tab w:val="left" w:pos="1219"/>
@@ -2046,7 +2041,7 @@
             <w:pStyle w:val="TOC2"/>
             <w:numPr>
               <w:ilvl w:val="1"/>
-              <w:numId w:val="17"/>
+              <w:numId w:val="11"/>
             </w:numPr>
             <w:tabs>
               <w:tab w:val="left" w:pos="1219"/>
@@ -2081,7 +2076,7 @@
             <w:pStyle w:val="TOC2"/>
             <w:numPr>
               <w:ilvl w:val="2"/>
-              <w:numId w:val="17"/>
+              <w:numId w:val="11"/>
             </w:numPr>
             <w:tabs>
               <w:tab w:val="left" w:pos="1219"/>
@@ -2116,7 +2111,7 @@
             <w:pStyle w:val="TOC2"/>
             <w:numPr>
               <w:ilvl w:val="2"/>
-              <w:numId w:val="17"/>
+              <w:numId w:val="11"/>
             </w:numPr>
             <w:tabs>
               <w:tab w:val="left" w:pos="1219"/>
@@ -2178,7 +2173,7 @@
             <w:pStyle w:val="TOC2"/>
             <w:numPr>
               <w:ilvl w:val="2"/>
-              <w:numId w:val="17"/>
+              <w:numId w:val="11"/>
             </w:numPr>
             <w:tabs>
               <w:tab w:val="left" w:pos="1219"/>
@@ -2212,7 +2207,7 @@
             <w:pStyle w:val="TOC2"/>
             <w:numPr>
               <w:ilvl w:val="2"/>
-              <w:numId w:val="17"/>
+              <w:numId w:val="11"/>
             </w:numPr>
             <w:tabs>
               <w:tab w:val="left" w:pos="1219"/>
@@ -2240,13 +2235,20 @@
               </w:rPr>
               <w:t xml:space="preserve"> </w:t>
             </w:r>
-            <w:commentRangeStart w:id="1"/>
-            <w:r>
-              <w:t xml:space="preserve">site-won fill</w:t>
-            </w:r>
-            <w:commentRangeEnd w:id="1"/>
-            <w:r>
-              <w:commentReference w:id="1"/>
+            <w:r>
+              <w:t xml:space="preserve">site-won</w:t>
+            </w:r>
+            <w:r>
+              <w:rPr>
+                <w:spacing w:val="-3"/>
+              </w:rPr>
+              <w:t xml:space="preserve"> </w:t>
+            </w:r>
+            <w:r>
+              <w:rPr>
+                <w:spacing w:val="-4"/>
+              </w:rPr>
+              <w:t xml:space="preserve">fill</w:t>
             </w:r>
             <w:r>
               <w:rPr>
@@ -2267,7 +2269,7 @@
             <w:pStyle w:val="TOC2"/>
             <w:numPr>
               <w:ilvl w:val="2"/>
-              <w:numId w:val="17"/>
+              <w:numId w:val="11"/>
             </w:numPr>
             <w:tabs>
               <w:tab w:val="left" w:pos="1219"/>
@@ -2320,7 +2322,7 @@
             <w:pStyle w:val="TOC2"/>
             <w:numPr>
               <w:ilvl w:val="1"/>
-              <w:numId w:val="17"/>
+              <w:numId w:val="11"/>
             </w:numPr>
             <w:tabs>
               <w:tab w:val="left" w:pos="1219"/>
@@ -2372,7 +2374,7 @@
             <w:pStyle w:val="TOC2"/>
             <w:numPr>
               <w:ilvl w:val="2"/>
-              <w:numId w:val="17"/>
+              <w:numId w:val="11"/>
             </w:numPr>
             <w:tabs>
               <w:tab w:val="left" w:pos="1219"/>
@@ -2407,7 +2409,7 @@
             <w:pStyle w:val="TOC2"/>
             <w:numPr>
               <w:ilvl w:val="2"/>
-              <w:numId w:val="17"/>
+              <w:numId w:val="11"/>
             </w:numPr>
             <w:tabs>
               <w:tab w:val="left" w:pos="1219"/>
@@ -2450,7 +2452,7 @@
             <w:pStyle w:val="TOC2"/>
             <w:numPr>
               <w:ilvl w:val="2"/>
-              <w:numId w:val="17"/>
+              <w:numId w:val="11"/>
             </w:numPr>
             <w:tabs>
               <w:tab w:val="left" w:pos="1219"/>
@@ -2557,7 +2559,7 @@
             <w:pStyle w:val="TOC2"/>
             <w:numPr>
               <w:ilvl w:val="2"/>
-              <w:numId w:val="17"/>
+              <w:numId w:val="11"/>
             </w:numPr>
             <w:tabs>
               <w:tab w:val="left" w:pos="1219"/>
@@ -2618,7 +2620,7 @@
             <w:pStyle w:val="TOC2"/>
             <w:numPr>
               <w:ilvl w:val="1"/>
-              <w:numId w:val="17"/>
+              <w:numId w:val="11"/>
             </w:numPr>
             <w:tabs>
               <w:tab w:val="left" w:pos="1219"/>
@@ -2653,7 +2655,7 @@
             <w:pStyle w:val="TOC2"/>
             <w:numPr>
               <w:ilvl w:val="1"/>
-              <w:numId w:val="17"/>
+              <w:numId w:val="11"/>
             </w:numPr>
             <w:tabs>
               <w:tab w:val="left" w:pos="1219"/>
@@ -2688,7 +2690,7 @@
             <w:pStyle w:val="TOC2"/>
             <w:numPr>
               <w:ilvl w:val="1"/>
-              <w:numId w:val="17"/>
+              <w:numId w:val="11"/>
             </w:numPr>
             <w:tabs>
               <w:tab w:val="left" w:pos="1219"/>
@@ -2732,7 +2734,7 @@
             <w:pStyle w:val="TOC2"/>
             <w:numPr>
               <w:ilvl w:val="2"/>
-              <w:numId w:val="17"/>
+              <w:numId w:val="11"/>
             </w:numPr>
             <w:tabs>
               <w:tab w:val="left" w:pos="1219"/>
@@ -2785,7 +2787,7 @@
             <w:pStyle w:val="TOC2"/>
             <w:numPr>
               <w:ilvl w:val="2"/>
-              <w:numId w:val="17"/>
+              <w:numId w:val="11"/>
             </w:numPr>
             <w:tabs>
               <w:tab w:val="left" w:pos="1219"/>
@@ -2828,7 +2830,7 @@
             <w:pStyle w:val="TOC2"/>
             <w:numPr>
               <w:ilvl w:val="2"/>
-              <w:numId w:val="17"/>
+              <w:numId w:val="11"/>
             </w:numPr>
             <w:tabs>
               <w:tab w:val="left" w:pos="1219"/>
@@ -2871,7 +2873,7 @@
             <w:pStyle w:val="TOC2"/>
             <w:numPr>
               <w:ilvl w:val="1"/>
-              <w:numId w:val="17"/>
+              <w:numId w:val="11"/>
             </w:numPr>
             <w:tabs>
               <w:tab w:val="left" w:pos="1219"/>
@@ -3168,20 +3170,15 @@
         <w:pStyle w:val="Heading1"/>
         <w:numPr>
           <w:ilvl w:val="1"/>
-          <w:numId w:val="20"/>
+          <w:numId w:val="14"/>
         </w:numPr>
         <w:tabs>
           <w:tab w:val="left" w:pos="1560"/>
         </w:tabs>
         <w:ind w:hanging="1440"/>
       </w:pPr>
-      <w:commentRangeStart w:id="2"/>
       <w:r>
         <w:t xml:space="preserve">Applicability</w:t>
-      </w:r>
-      <w:commentRangeEnd w:id="2"/>
-      <w:r>
-        <w:commentReference w:id="2"/>
       </w:r>
     </w:p>
     <w:p>
@@ -3213,13 +3210,13 @@
       <w:r>
         <w:t xml:space="preserve">ClientCorp Ltd will also provide this report to build partners to </w:t>
       </w:r>
-      <w:commentRangeStart w:id="3"/>
+      <w:commentRangeStart w:id="0"/>
       <w:r>
         <w:t xml:space="preserve">inforft</w:t>
       </w:r>
-      <w:commentRangeEnd w:id="3"/>
-      <w:r>
-        <w:commentReference w:id="3"/>
+      <w:commentRangeEnd w:id="0"/>
+      <w:r>
+        <w:commentReference w:id="0"/>
       </w:r>
       <w:r>
         <w:t xml:space="preserve"> them in assessing the suitability of the land for buildings. This report:</w:t>
@@ -3230,7 +3227,7 @@
         <w:pStyle w:val="ListParagraph"/>
         <w:numPr>
           <w:ilvl w:val="2"/>
-          <w:numId w:val="20"/>
+          <w:numId w:val="14"/>
         </w:numPr>
         <w:tabs>
           <w:tab w:val="left" w:pos="480"/>
@@ -3247,7 +3244,7 @@
         <w:pStyle w:val="ListParagraph"/>
         <w:numPr>
           <w:ilvl w:val="2"/>
-          <w:numId w:val="20"/>
+          <w:numId w:val="14"/>
         </w:numPr>
         <w:tabs>
           <w:tab w:val="left" w:pos="480"/>
@@ -3264,7 +3261,7 @@
         <w:pStyle w:val="ListParagraph"/>
         <w:numPr>
           <w:ilvl w:val="2"/>
-          <w:numId w:val="20"/>
+          <w:numId w:val="14"/>
         </w:numPr>
         <w:tabs>
           <w:tab w:val="left" w:pos="480"/>
@@ -3315,7 +3312,7 @@
         <w:pStyle w:val="Heading1"/>
         <w:numPr>
           <w:ilvl w:val="0"/>
-          <w:numId w:val="11"/>
+          <w:numId w:val="5"/>
         </w:numPr>
         <w:tabs>
           <w:tab w:val="left" w:pos="1560"/>
@@ -6714,7 +6711,7 @@
               <w:pStyle w:val="TableParagraph"/>
               <w:numPr>
                 <w:ilvl w:val="0"/>
-                <w:numId w:val="15"/>
+                <w:numId w:val="9"/>
               </w:numPr>
               <w:tabs>
                 <w:tab w:val="left" w:pos="423"/>
@@ -6816,7 +6813,7 @@
               <w:pStyle w:val="TableParagraph"/>
               <w:numPr>
                 <w:ilvl w:val="0"/>
-                <w:numId w:val="15"/>
+                <w:numId w:val="9"/>
               </w:numPr>
               <w:tabs>
                 <w:tab w:val="left" w:pos="423"/>
@@ -6944,7 +6941,7 @@
               <w:pStyle w:val="TableParagraph"/>
               <w:numPr>
                 <w:ilvl w:val="0"/>
-                <w:numId w:val="15"/>
+                <w:numId w:val="9"/>
               </w:numPr>
               <w:tabs>
                 <w:tab w:val="left" w:pos="423"/>
@@ -9203,7 +9200,7 @@
         <w:pStyle w:val="Heading1"/>
         <w:numPr>
           <w:ilvl w:val="0"/>
-          <w:numId w:val="11"/>
+          <w:numId w:val="5"/>
         </w:numPr>
         <w:tabs>
           <w:tab w:val="left" w:pos="1560"/>
@@ -9273,13 +9270,13 @@
       <w:r>
         <w:t xml:space="preserve">This report supersedes any earlier geotechnical reports issued for the site. Land </w:t>
       </w:r>
-      <w:commentRangeStart w:id="4"/>
+      <w:commentRangeStart w:id="1"/>
       <w:r>
         <w:t xml:space="preserve">reftediation</w:t>
       </w:r>
-      <w:commentRangeEnd w:id="4"/>
-      <w:r>
-        <w:commentReference w:id="4"/>
+      <w:commentRangeEnd w:id="1"/>
+      <w:r>
+        <w:commentReference w:id="1"/>
       </w:r>
       <w:r>
         <w:t xml:space="preserve"> investigations have also been carried out by SolidEarth for the Evergreen West development area. The results and</w:t>
@@ -9305,7 +9302,7 @@
         <w:pStyle w:val="Heading2"/>
         <w:numPr>
           <w:ilvl w:val="1"/>
-          <w:numId w:val="11"/>
+          <w:numId w:val="5"/>
         </w:numPr>
         <w:tabs>
           <w:tab w:val="left" w:pos="840"/>
@@ -9368,13 +9365,13 @@
       <w:r>
         <w:t xml:space="preserve">If the nature of the proposed </w:t>
       </w:r>
-      <w:commentRangeStart w:id="5"/>
+      <w:commentRangeStart w:id="2"/>
       <w:r>
         <w:t xml:space="preserve">developftent</w:t>
       </w:r>
-      <w:commentRangeEnd w:id="5"/>
-      <w:r>
-        <w:commentReference w:id="5"/>
+      <w:commentRangeEnd w:id="2"/>
+      <w:r>
+        <w:commentReference w:id="2"/>
       </w:r>
       <w:r>
         <w:t xml:space="preserve"> differs from that assumed in this report, it is important that we are given the opportunity to revise the contents of this report.</w:t>
@@ -9398,7 +9395,7 @@
         <w:pStyle w:val="Heading1"/>
         <w:numPr>
           <w:ilvl w:val="0"/>
-          <w:numId w:val="11"/>
+          <w:numId w:val="5"/>
         </w:numPr>
         <w:tabs>
           <w:tab w:val="left" w:pos="1560"/>
@@ -9414,7 +9411,7 @@
         <w:pStyle w:val="Heading2"/>
         <w:numPr>
           <w:ilvl w:val="1"/>
-          <w:numId w:val="11"/>
+          <w:numId w:val="5"/>
         </w:numPr>
         <w:tabs>
           <w:tab w:val="left" w:pos="686"/>
@@ -9482,7 +9479,7 @@
         <w:pStyle w:val="Heading2"/>
         <w:numPr>
           <w:ilvl w:val="1"/>
-          <w:numId w:val="11"/>
+          <w:numId w:val="5"/>
         </w:numPr>
         <w:tabs>
           <w:tab w:val="left" w:pos="686"/>
@@ -9502,13 +9499,13 @@
       <w:r>
         <w:t xml:space="preserve">NZGD does not show any historical investigations in the </w:t>
       </w:r>
-      <w:commentRangeStart w:id="6"/>
+      <w:commentRangeStart w:id="3"/>
       <w:r>
         <w:t xml:space="preserve">iftmediate</w:t>
       </w:r>
-      <w:commentRangeEnd w:id="6"/>
-      <w:r>
-        <w:commentReference w:id="6"/>
+      <w:commentRangeEnd w:id="3"/>
+      <w:r>
+        <w:commentReference w:id="3"/>
       </w:r>
       <w:r>
         <w:t xml:space="preserve"> area (i.e. 100m radius) of the Superlot.</w:t>
@@ -9525,7 +9522,7 @@
         <w:pStyle w:val="Heading2"/>
         <w:numPr>
           <w:ilvl w:val="1"/>
-          <w:numId w:val="11"/>
+          <w:numId w:val="5"/>
         </w:numPr>
         <w:tabs>
           <w:tab w:val="left" w:pos="685"/>
@@ -12312,7 +12309,7 @@
         <w:pStyle w:val="ListParagraph"/>
         <w:numPr>
           <w:ilvl w:val="0"/>
-          <w:numId w:val="16"/>
+          <w:numId w:val="10"/>
         </w:numPr>
         <w:tabs>
           <w:tab w:val="left" w:pos="840"/>
@@ -12332,7 +12329,7 @@
         <w:pStyle w:val="ListParagraph"/>
         <w:numPr>
           <w:ilvl w:val="0"/>
-          <w:numId w:val="16"/>
+          <w:numId w:val="10"/>
         </w:numPr>
         <w:tabs>
           <w:tab w:val="left" w:pos="840"/>
@@ -12352,7 +12349,7 @@
         <w:pStyle w:val="ListParagraph"/>
         <w:numPr>
           <w:ilvl w:val="0"/>
-          <w:numId w:val="16"/>
+          <w:numId w:val="10"/>
         </w:numPr>
         <w:tabs>
           <w:tab w:val="left" w:pos="840"/>
@@ -12372,7 +12369,7 @@
         <w:pStyle w:val="ListParagraph"/>
         <w:numPr>
           <w:ilvl w:val="0"/>
-          <w:numId w:val="16"/>
+          <w:numId w:val="10"/>
         </w:numPr>
         <w:tabs>
           <w:tab w:val="left" w:pos="840"/>
@@ -12402,7 +12399,7 @@
         <w:pStyle w:val="Heading2"/>
         <w:numPr>
           <w:ilvl w:val="1"/>
-          <w:numId w:val="11"/>
+          <w:numId w:val="5"/>
         </w:numPr>
         <w:tabs>
           <w:tab w:val="left" w:pos="684"/>
@@ -12444,7 +12441,7 @@
         <w:pStyle w:val="Heading2"/>
         <w:numPr>
           <w:ilvl w:val="1"/>
-          <w:numId w:val="11"/>
+          <w:numId w:val="5"/>
         </w:numPr>
         <w:tabs>
           <w:tab w:val="left" w:pos="686"/>
@@ -13144,7 +13141,7 @@
         <w:pStyle w:val="Heading1"/>
         <w:numPr>
           <w:ilvl w:val="0"/>
-          <w:numId w:val="11"/>
+          <w:numId w:val="5"/>
         </w:numPr>
         <w:tabs>
           <w:tab w:val="left" w:pos="1560"/>
@@ -13160,7 +13157,7 @@
         <w:pStyle w:val="Heading2"/>
         <w:numPr>
           <w:ilvl w:val="1"/>
-          <w:numId w:val="11"/>
+          <w:numId w:val="5"/>
         </w:numPr>
         <w:tabs>
           <w:tab w:val="left" w:pos="685"/>
@@ -14452,7 +14449,7 @@
         <w:pStyle w:val="Heading2"/>
         <w:numPr>
           <w:ilvl w:val="1"/>
-          <w:numId w:val="11"/>
+          <w:numId w:val="5"/>
         </w:numPr>
         <w:tabs>
           <w:tab w:val="left" w:pos="685"/>
@@ -14468,7 +14465,7 @@
         <w:pStyle w:val="ListParagraph"/>
         <w:numPr>
           <w:ilvl w:val="2"/>
-          <w:numId w:val="11"/>
+          <w:numId w:val="5"/>
         </w:numPr>
         <w:tabs>
           <w:tab w:val="left" w:pos="1200"/>
@@ -14525,7 +14522,7 @@
         <w:pStyle w:val="ListParagraph"/>
         <w:numPr>
           <w:ilvl w:val="2"/>
-          <w:numId w:val="11"/>
+          <w:numId w:val="5"/>
         </w:numPr>
         <w:tabs>
           <w:tab w:val="left" w:pos="1200"/>
@@ -14592,13 +14589,13 @@
       <w:r>
         <w:t xml:space="preserve">significant variance in the undrained shear strengths of this material, with results ranging from 17 to 200 </w:t>
       </w:r>
-      <w:commentRangeStart w:id="7"/>
+      <w:commentRangeStart w:id="4"/>
       <w:r>
         <w:t xml:space="preserve">psi</w:t>
       </w:r>
-      <w:commentRangeEnd w:id="7"/>
-      <w:r>
-        <w:commentReference w:id="7"/>
+      <w:commentRangeEnd w:id="4"/>
+      <w:r>
+        <w:commentReference w:id="4"/>
       </w:r>
       <w:r>
         <w:t xml:space="preserve">.</w:t>
@@ -14635,7 +14632,7 @@
         <w:pStyle w:val="ListParagraph"/>
         <w:numPr>
           <w:ilvl w:val="2"/>
-          <w:numId w:val="11"/>
+          <w:numId w:val="5"/>
         </w:numPr>
         <w:tabs>
           <w:tab w:val="left" w:pos="1200"/>
@@ -14668,16 +14665,8 @@
         <w:spacing w:line="264" w:lineRule="auto"/>
         <w:ind w:left="120"/>
       </w:pPr>
-      <w:commentRangeStart w:id="8"/>
-      <w:r>
-        <w:t xml:space="preserve">Puketoka formation</w:t>
-      </w:r>
-      <w:commentRangeEnd w:id="8"/>
-      <w:r>
-        <w:commentReference w:id="8"/>
-      </w:r>
-      <w:r>
-        <w:t xml:space="preserve"> soil (typically comprising alluvial sediments) underlies the topsoil and the weathered Auckland volcanic field. This unit was identified in all hand augered boreholes and the machine borehole.</w:t>
+      <w:r>
+        <w:t xml:space="preserve">Puketoka formation soil (typically comprising alluvial sediments) underlies the topsoil and the weathered Auckland volcanic field. This unit was identified in all hand augered boreholes and the machine borehole.</w:t>
       </w:r>
     </w:p>
     <w:p>
@@ -14741,7 +14730,7 @@
         <w:pStyle w:val="ListParagraph"/>
         <w:numPr>
           <w:ilvl w:val="2"/>
-          <w:numId w:val="11"/>
+          <w:numId w:val="5"/>
         </w:numPr>
         <w:tabs>
           <w:tab w:val="left" w:pos="1200"/>
@@ -14816,7 +14805,7 @@
         <w:pStyle w:val="ListParagraph"/>
         <w:numPr>
           <w:ilvl w:val="0"/>
-          <w:numId w:val="11"/>
+          <w:numId w:val="5"/>
         </w:numPr>
         <w:tabs>
           <w:tab w:val="left" w:pos="1560"/>
@@ -14849,7 +14838,7 @@
         <w:pStyle w:val="Heading2"/>
         <w:numPr>
           <w:ilvl w:val="1"/>
-          <w:numId w:val="11"/>
+          <w:numId w:val="5"/>
         </w:numPr>
         <w:tabs>
           <w:tab w:val="left" w:pos="685"/>
@@ -14882,7 +14871,7 @@
         <w:pStyle w:val="Heading2"/>
         <w:numPr>
           <w:ilvl w:val="1"/>
-          <w:numId w:val="11"/>
+          <w:numId w:val="5"/>
         </w:numPr>
         <w:tabs>
           <w:tab w:val="left" w:pos="685"/>
@@ -14898,7 +14887,7 @@
         <w:pStyle w:val="ListParagraph"/>
         <w:numPr>
           <w:ilvl w:val="0"/>
-          <w:numId w:val="22"/>
+          <w:numId w:val="16"/>
         </w:numPr>
         <w:tabs>
           <w:tab w:val="left" w:pos="480"/>
@@ -14915,7 +14904,7 @@
         <w:pStyle w:val="ListParagraph"/>
         <w:numPr>
           <w:ilvl w:val="0"/>
-          <w:numId w:val="22"/>
+          <w:numId w:val="16"/>
         </w:numPr>
         <w:tabs>
           <w:tab w:val="left" w:pos="480"/>
@@ -14932,7 +14921,7 @@
         <w:pStyle w:val="ListParagraph"/>
         <w:numPr>
           <w:ilvl w:val="0"/>
-          <w:numId w:val="22"/>
+          <w:numId w:val="16"/>
         </w:numPr>
         <w:tabs>
           <w:tab w:val="left" w:pos="480"/>
@@ -14949,7 +14938,7 @@
         <w:pStyle w:val="ListParagraph"/>
         <w:numPr>
           <w:ilvl w:val="0"/>
-          <w:numId w:val="22"/>
+          <w:numId w:val="16"/>
         </w:numPr>
         <w:tabs>
           <w:tab w:val="left" w:pos="480"/>
@@ -14966,7 +14955,7 @@
         <w:pStyle w:val="ListParagraph"/>
         <w:numPr>
           <w:ilvl w:val="0"/>
-          <w:numId w:val="22"/>
+          <w:numId w:val="16"/>
         </w:numPr>
         <w:tabs>
           <w:tab w:val="left" w:pos="480"/>
@@ -14983,7 +14972,7 @@
         <w:pStyle w:val="ListParagraph"/>
         <w:numPr>
           <w:ilvl w:val="0"/>
-          <w:numId w:val="22"/>
+          <w:numId w:val="16"/>
         </w:numPr>
         <w:tabs>
           <w:tab w:val="left" w:pos="480"/>
@@ -14991,13 +14980,13 @@
         <w:spacing w:before="106"/>
         <w:ind w:hanging="360"/>
       </w:pPr>
-      <w:commentRangeStart w:id="9"/>
+      <w:commentRangeStart w:id="5"/>
       <w:r>
         <w:t xml:space="preserve">Coftpressible</w:t>
       </w:r>
-      <w:commentRangeEnd w:id="9"/>
-      <w:r>
-        <w:commentReference w:id="9"/>
+      <w:commentRangeEnd w:id="5"/>
+      <w:r>
+        <w:commentReference w:id="5"/>
       </w:r>
       <w:r>
         <w:t xml:space="preserve"> soils and settlement</w:t>
@@ -15008,7 +14997,7 @@
         <w:pStyle w:val="ListParagraph"/>
         <w:numPr>
           <w:ilvl w:val="0"/>
-          <w:numId w:val="22"/>
+          <w:numId w:val="16"/>
         </w:numPr>
         <w:tabs>
           <w:tab w:val="left" w:pos="480"/>
@@ -15025,7 +15014,7 @@
         <w:pStyle w:val="ListParagraph"/>
         <w:numPr>
           <w:ilvl w:val="0"/>
-          <w:numId w:val="22"/>
+          <w:numId w:val="16"/>
         </w:numPr>
         <w:tabs>
           <w:tab w:val="left" w:pos="480"/>
@@ -15042,7 +15031,7 @@
         <w:pStyle w:val="ListParagraph"/>
         <w:numPr>
           <w:ilvl w:val="0"/>
-          <w:numId w:val="22"/>
+          <w:numId w:val="16"/>
         </w:numPr>
         <w:tabs>
           <w:tab w:val="left" w:pos="480"/>
@@ -15059,7 +15048,7 @@
         <w:pStyle w:val="ListParagraph"/>
         <w:numPr>
           <w:ilvl w:val="0"/>
-          <w:numId w:val="22"/>
+          <w:numId w:val="16"/>
         </w:numPr>
         <w:tabs>
           <w:tab w:val="left" w:pos="480"/>
@@ -15070,13 +15059,13 @@
       <w:r>
         <w:t xml:space="preserve">Subgrade for </w:t>
       </w:r>
-      <w:commentRangeStart w:id="10"/>
+      <w:commentRangeStart w:id="6"/>
       <w:r>
         <w:t xml:space="preserve">paveftents</w:t>
       </w:r>
-      <w:commentRangeEnd w:id="10"/>
-      <w:r>
-        <w:commentReference w:id="10"/>
+      <w:commentRangeEnd w:id="6"/>
+      <w:r>
+        <w:commentReference w:id="6"/>
       </w:r>
       <w:r>
         <w:t xml:space="preserve">.</w:t>
@@ -15087,7 +15076,7 @@
         <w:pStyle w:val="ListParagraph"/>
         <w:numPr>
           <w:ilvl w:val="0"/>
-          <w:numId w:val="22"/>
+          <w:numId w:val="16"/>
         </w:numPr>
         <w:tabs>
           <w:tab w:val="left" w:pos="480"/>
@@ -15110,7 +15099,7 @@
         <w:pStyle w:val="Heading2"/>
         <w:numPr>
           <w:ilvl w:val="1"/>
-          <w:numId w:val="11"/>
+          <w:numId w:val="5"/>
         </w:numPr>
         <w:tabs>
           <w:tab w:val="left" w:pos="685"/>
@@ -15128,18 +15117,7 @@
         <w:ind w:left="120"/>
       </w:pPr>
       <w:r>
-        <w:t xml:space="preserve">An upper “crust” of stronger soil was encountered beneath the topsoil layer across </w:t>
-      </w:r>
-      <w:commentRangeStart w:id="11"/>
-      <w:r>
-        <w:t xml:space="preserve">Superlot MW – A58</w:t>
-      </w:r>
-      <w:commentRangeEnd w:id="11"/>
-      <w:r>
-        <w:commentReference w:id="11"/>
-      </w:r>
-      <w:r>
-        <w:t xml:space="preserve">.</w:t>
+        <w:t xml:space="preserve">An upper “crust” of stronger soil was encountered beneath the topsoil layer across Superlot MW – A58.</w:t>
       </w:r>
     </w:p>
     <w:p>
@@ -15151,13 +15129,13 @@
       <w:r>
         <w:t xml:space="preserve">Shear strengths of greater than 80 </w:t>
       </w:r>
-      <w:commentRangeStart w:id="12"/>
+      <w:commentRangeStart w:id="7"/>
       <w:r>
         <w:t xml:space="preserve">psi</w:t>
       </w:r>
-      <w:commentRangeEnd w:id="12"/>
-      <w:r>
-        <w:commentReference w:id="12"/>
+      <w:commentRangeEnd w:id="7"/>
+      <w:r>
+        <w:commentReference w:id="7"/>
       </w:r>
       <w:r>
         <w:t xml:space="preserve"> were typically measured within this crust. The soils underlying the crust were observed to be significantly softer, with typical shear strengths of between 15-40 kPa. The thickness of the crust varies considerably across the site extent. In the northern and north-west regions of the site, the crust is anticipated to extend to a depth of 1.8 to 2.1m below existing ground surface. In the south-east region of the site, a thinner crust extending to depths of 0.6 to 1.2 m below existing ground</w:t>
@@ -15245,7 +15223,7 @@
         <w:pStyle w:val="Heading2"/>
         <w:numPr>
           <w:ilvl w:val="1"/>
-          <w:numId w:val="11"/>
+          <w:numId w:val="5"/>
         </w:numPr>
         <w:tabs>
           <w:tab w:val="left" w:pos="684"/>
@@ -15262,7 +15240,7 @@
         <w:pStyle w:val="ListParagraph"/>
         <w:numPr>
           <w:ilvl w:val="2"/>
-          <w:numId w:val="11"/>
+          <w:numId w:val="5"/>
         </w:numPr>
         <w:tabs>
           <w:tab w:val="left" w:pos="1200"/>
@@ -15348,13 +15326,13 @@
       <w:r>
         <w:t xml:space="preserve">It is likely that the soils at the foundation elevation will be prone to shrinkage and swelling when exposed to changes in </w:t>
       </w:r>
-      <w:commentRangeStart w:id="13"/>
+      <w:commentRangeStart w:id="8"/>
       <w:r>
         <w:t xml:space="preserve">ftoisture</w:t>
       </w:r>
-      <w:commentRangeEnd w:id="13"/>
-      <w:r>
-        <w:commentReference w:id="13"/>
+      <w:commentRangeEnd w:id="8"/>
+      <w:r>
+        <w:commentReference w:id="8"/>
       </w:r>
       <w:r>
         <w:t xml:space="preserve"> content. The effects on freshly exposed material in cuts may be greater than soils that have been previously subject to seasonal cycles and this needs to be considered in design of foundations.</w:t>
@@ -15371,7 +15349,7 @@
         <w:pStyle w:val="ListParagraph"/>
         <w:numPr>
           <w:ilvl w:val="2"/>
-          <w:numId w:val="11"/>
+          <w:numId w:val="5"/>
         </w:numPr>
         <w:tabs>
           <w:tab w:val="left" w:pos="1200"/>
@@ -15427,7 +15405,7 @@
         <w:pStyle w:val="ListParagraph"/>
         <w:numPr>
           <w:ilvl w:val="2"/>
-          <w:numId w:val="11"/>
+          <w:numId w:val="5"/>
         </w:numPr>
         <w:tabs>
           <w:tab w:val="left" w:pos="1200"/>
@@ -15472,13 +15450,13 @@
       <w:r>
         <w:t xml:space="preserve">trench excavations to a </w:t>
       </w:r>
-      <w:commentRangeStart w:id="14"/>
+      <w:commentRangeStart w:id="9"/>
       <w:r>
         <w:t xml:space="preserve">ftinimum</w:t>
       </w:r>
-      <w:commentRangeEnd w:id="14"/>
-      <w:r>
-        <w:commentReference w:id="14"/>
+      <w:commentRangeEnd w:id="9"/>
+      <w:r>
+        <w:commentReference w:id="9"/>
       </w:r>
       <w:r>
         <w:t xml:space="preserve"> of three times the excavation depth away from existing structures.</w:t>
@@ -15510,13 +15488,13 @@
         <w:spacing w:line="268" w:lineRule="exact"/>
         <w:ind w:left="120"/>
       </w:pPr>
-      <w:commentRangeStart w:id="15"/>
+      <w:commentRangeStart w:id="10"/>
       <w:r>
         <w:t xml:space="preserve">daftage</w:t>
       </w:r>
-      <w:commentRangeEnd w:id="15"/>
-      <w:r>
-        <w:commentReference w:id="15"/>
+      <w:commentRangeEnd w:id="10"/>
+      <w:r>
+        <w:commentReference w:id="10"/>
       </w:r>
       <w:r>
         <w:t xml:space="preserve"> to buildings and infrastructure.</w:t>
@@ -15587,7 +15565,7 @@
         <w:pStyle w:val="ListParagraph"/>
         <w:numPr>
           <w:ilvl w:val="2"/>
-          <w:numId w:val="11"/>
+          <w:numId w:val="5"/>
         </w:numPr>
         <w:tabs>
           <w:tab w:val="left" w:pos="1200"/>
@@ -15632,13 +15610,13 @@
       <w:r>
         <w:t xml:space="preserve">(</w:t>
       </w:r>
-      <w:commentRangeStart w:id="16"/>
+      <w:commentRangeStart w:id="11"/>
       <w:r>
         <w:t xml:space="preserve">Noveftber</w:t>
       </w:r>
-      <w:commentRangeEnd w:id="16"/>
-      <w:r>
-        <w:commentReference w:id="16"/>
+      <w:commentRangeEnd w:id="11"/>
+      <w:r>
+        <w:commentReference w:id="11"/>
       </w:r>
       <w:r>
         <w:t xml:space="preserve"> to April). Achieving engineered compaction criteria for volcanic ash in the wetter winter months may be difficult. If earthworks proceed outside of summer, lime stabilisation or other conditioning of the</w:t>
@@ -15731,7 +15709,7 @@
         <w:pStyle w:val="ListParagraph"/>
         <w:numPr>
           <w:ilvl w:val="2"/>
-          <w:numId w:val="11"/>
+          <w:numId w:val="5"/>
         </w:numPr>
         <w:tabs>
           <w:tab w:val="left" w:pos="1200"/>
@@ -16779,7 +16757,7 @@
         <w:pStyle w:val="Heading2"/>
         <w:numPr>
           <w:ilvl w:val="1"/>
-          <w:numId w:val="11"/>
+          <w:numId w:val="5"/>
         </w:numPr>
         <w:tabs>
           <w:tab w:val="left" w:pos="685"/>
@@ -16795,7 +16773,7 @@
         <w:pStyle w:val="ListParagraph"/>
         <w:numPr>
           <w:ilvl w:val="2"/>
-          <w:numId w:val="11"/>
+          <w:numId w:val="5"/>
         </w:numPr>
         <w:tabs>
           <w:tab w:val="left" w:pos="1200"/>
@@ -16850,13 +16828,13 @@
       <w:r>
         <w:t xml:space="preserve">On the basis of the available </w:t>
       </w:r>
-      <w:commentRangeStart w:id="17"/>
+      <w:commentRangeStart w:id="12"/>
       <w:r>
         <w:t xml:space="preserve">inforftation</w:t>
       </w:r>
-      <w:commentRangeEnd w:id="17"/>
-      <w:r>
-        <w:commentReference w:id="17"/>
+      <w:commentRangeEnd w:id="12"/>
+      <w:r>
+        <w:commentReference w:id="12"/>
       </w:r>
       <w:r>
         <w:t xml:space="preserve">, shallow or piled foundation are likely to be suitable options to</w:t>
@@ -16893,7 +16871,7 @@
         <w:pStyle w:val="ListParagraph"/>
         <w:numPr>
           <w:ilvl w:val="3"/>
-          <w:numId w:val="11"/>
+          <w:numId w:val="5"/>
         </w:numPr>
         <w:tabs>
           <w:tab w:val="left" w:pos="1197"/>
@@ -17738,13 +17716,13 @@
       <w:r>
         <w:t xml:space="preserve">NOTE 1: The foundation subgrade should have an undrained shear strength of not less than 80 </w:t>
       </w:r>
-      <w:commentRangeStart w:id="18"/>
+      <w:commentRangeStart w:id="13"/>
       <w:r>
         <w:t xml:space="preserve">psi</w:t>
       </w:r>
-      <w:commentRangeEnd w:id="18"/>
-      <w:r>
-        <w:commentReference w:id="18"/>
+      <w:commentRangeEnd w:id="13"/>
+      <w:r>
+        <w:commentReference w:id="13"/>
       </w:r>
       <w:r>
         <w:t xml:space="preserve"> to at least 1 ft beneath the base of the footing (based on a review of the nearest boreholes by a Chartered Professional Geotechnical Engineer). This can comprise the natural crust or engineered fill.</w:t>
@@ -17762,13 +17740,13 @@
       <w:r>
         <w:t xml:space="preserve">NOTE 2: Where the soil within 1 m of the underside of the foundations has an undrained shear strength of less than 80 </w:t>
       </w:r>
-      <w:commentRangeStart w:id="19"/>
+      <w:commentRangeStart w:id="14"/>
       <w:r>
         <w:t xml:space="preserve">psi</w:t>
       </w:r>
-      <w:commentRangeEnd w:id="19"/>
-      <w:r>
-        <w:commentReference w:id="19"/>
+      <w:commentRangeEnd w:id="14"/>
+      <w:r>
+        <w:commentReference w:id="14"/>
       </w:r>
       <w:r>
         <w:t xml:space="preserve"> (based on a review of the nearest boreholes).</w:t>
@@ -17789,7 +17767,7 @@
         <w:pStyle w:val="ListParagraph"/>
         <w:numPr>
           <w:ilvl w:val="3"/>
-          <w:numId w:val="11"/>
+          <w:numId w:val="5"/>
         </w:numPr>
         <w:tabs>
           <w:tab w:val="left" w:pos="1197"/>
@@ -17842,13 +17820,13 @@
       <w:r>
         <w:t xml:space="preserve">pressures of 10-30 </w:t>
       </w:r>
-      <w:commentRangeStart w:id="20"/>
+      <w:commentRangeStart w:id="15"/>
       <w:r>
         <w:t xml:space="preserve">psi</w:t>
       </w:r>
-      <w:commentRangeEnd w:id="20"/>
-      <w:r>
-        <w:commentReference w:id="20"/>
+      <w:commentRangeEnd w:id="15"/>
+      <w:r>
+        <w:commentReference w:id="15"/>
       </w:r>
       <w:r>
         <w:t xml:space="preserve">, to simulate the weight of light weight 1-3 storey buildings. The assessment has been</w:t>
@@ -19123,13 +19101,13 @@
       <w:r>
         <w:t xml:space="preserve">Where buildings are limited to 1-2 storeys (i.e. with serviceability limit state loads of up to 20 </w:t>
       </w:r>
-      <w:commentRangeStart w:id="21"/>
+      <w:commentRangeStart w:id="16"/>
       <w:r>
         <w:t xml:space="preserve">psi</w:t>
       </w:r>
-      <w:commentRangeEnd w:id="21"/>
-      <w:r>
-        <w:commentReference w:id="21"/>
+      <w:commentRangeEnd w:id="16"/>
+      <w:r>
+        <w:commentReference w:id="16"/>
       </w:r>
       <w:r>
         <w:t xml:space="preserve">) on</w:t>
@@ -19162,13 +19140,13 @@
       <w:r>
         <w:t xml:space="preserve">joints should be used to </w:t>
       </w:r>
-      <w:commentRangeStart w:id="22"/>
+      <w:commentRangeStart w:id="17"/>
       <w:r>
         <w:t xml:space="preserve">ftitigate</w:t>
       </w:r>
-      <w:commentRangeEnd w:id="22"/>
-      <w:r>
-        <w:commentReference w:id="22"/>
+      <w:commentRangeEnd w:id="17"/>
+      <w:r>
+        <w:commentReference w:id="17"/>
       </w:r>
       <w:r>
         <w:t xml:space="preserve"> the effects of differential foundation settlement. For example, movement joints between adjoining terrace houses may be necessary to mitigate against differential settlement risks.</w:t>
@@ -19216,7 +19194,7 @@
         <w:pStyle w:val="ListParagraph"/>
         <w:numPr>
           <w:ilvl w:val="2"/>
-          <w:numId w:val="11"/>
+          <w:numId w:val="5"/>
         </w:numPr>
         <w:tabs>
           <w:tab w:val="left" w:pos="1200"/>
@@ -19247,7 +19225,7 @@
         <w:pStyle w:val="ListParagraph"/>
         <w:numPr>
           <w:ilvl w:val="3"/>
-          <w:numId w:val="11"/>
+          <w:numId w:val="5"/>
         </w:numPr>
         <w:tabs>
           <w:tab w:val="left" w:pos="1197"/>
@@ -19307,7 +19285,7 @@
         <w:pStyle w:val="ListParagraph"/>
         <w:numPr>
           <w:ilvl w:val="0"/>
-          <w:numId w:val="13"/>
+          <w:numId w:val="7"/>
         </w:numPr>
         <w:tabs>
           <w:tab w:val="left" w:pos="476"/>
@@ -19324,7 +19302,7 @@
         <w:pStyle w:val="ListParagraph"/>
         <w:numPr>
           <w:ilvl w:val="0"/>
-          <w:numId w:val="13"/>
+          <w:numId w:val="7"/>
         </w:numPr>
         <w:tabs>
           <w:tab w:val="left" w:pos="477"/>
@@ -19341,7 +19319,7 @@
         <w:pStyle w:val="ListParagraph"/>
         <w:numPr>
           <w:ilvl w:val="0"/>
-          <w:numId w:val="13"/>
+          <w:numId w:val="7"/>
         </w:numPr>
         <w:tabs>
           <w:tab w:val="left" w:pos="477"/>
@@ -19358,7 +19336,7 @@
         <w:pStyle w:val="ListParagraph"/>
         <w:numPr>
           <w:ilvl w:val="0"/>
-          <w:numId w:val="13"/>
+          <w:numId w:val="7"/>
         </w:numPr>
         <w:tabs>
           <w:tab w:val="left" w:pos="477"/>
@@ -19401,7 +19379,7 @@
         <w:pStyle w:val="ListParagraph"/>
         <w:numPr>
           <w:ilvl w:val="3"/>
-          <w:numId w:val="11"/>
+          <w:numId w:val="5"/>
         </w:numPr>
         <w:tabs>
           <w:tab w:val="left" w:pos="1197"/>
@@ -19467,7 +19445,7 @@
         <w:pStyle w:val="ListParagraph"/>
         <w:numPr>
           <w:ilvl w:val="3"/>
-          <w:numId w:val="11"/>
+          <w:numId w:val="5"/>
         </w:numPr>
         <w:tabs>
           <w:tab w:val="left" w:pos="1197"/>
@@ -19518,7 +19496,7 @@
         <w:pStyle w:val="ListParagraph"/>
         <w:numPr>
           <w:ilvl w:val="4"/>
-          <w:numId w:val="11"/>
+          <w:numId w:val="5"/>
         </w:numPr>
         <w:tabs>
           <w:tab w:val="left" w:pos="480"/>
@@ -19535,7 +19513,7 @@
         <w:pStyle w:val="ListParagraph"/>
         <w:numPr>
           <w:ilvl w:val="4"/>
-          <w:numId w:val="11"/>
+          <w:numId w:val="5"/>
         </w:numPr>
         <w:tabs>
           <w:tab w:val="left" w:pos="480"/>
@@ -19603,7 +19581,7 @@
         <w:pStyle w:val="ListParagraph"/>
         <w:numPr>
           <w:ilvl w:val="4"/>
-          <w:numId w:val="11"/>
+          <w:numId w:val="5"/>
         </w:numPr>
         <w:tabs>
           <w:tab w:val="left" w:pos="480"/>
@@ -19636,7 +19614,7 @@
         <w:pStyle w:val="ListParagraph"/>
         <w:numPr>
           <w:ilvl w:val="3"/>
-          <w:numId w:val="11"/>
+          <w:numId w:val="5"/>
         </w:numPr>
         <w:tabs>
           <w:tab w:val="left" w:pos="1197"/>
@@ -19703,7 +19681,7 @@
         <w:pStyle w:val="ListParagraph"/>
         <w:numPr>
           <w:ilvl w:val="3"/>
-          <w:numId w:val="11"/>
+          <w:numId w:val="5"/>
         </w:numPr>
         <w:tabs>
           <w:tab w:val="left" w:pos="1197"/>
@@ -20004,7 +19982,7 @@
         <w:pStyle w:val="ListParagraph"/>
         <w:numPr>
           <w:ilvl w:val="2"/>
-          <w:numId w:val="11"/>
+          <w:numId w:val="5"/>
         </w:numPr>
         <w:tabs>
           <w:tab w:val="left" w:pos="1200"/>
@@ -20863,7 +20841,7 @@
         <w:pStyle w:val="ListParagraph"/>
         <w:numPr>
           <w:ilvl w:val="2"/>
-          <w:numId w:val="11"/>
+          <w:numId w:val="5"/>
         </w:numPr>
         <w:tabs>
           <w:tab w:val="left" w:pos="840"/>
@@ -20907,13 +20885,13 @@
       <w:r>
         <w:t xml:space="preserve">approximately 500 to 700 </w:t>
       </w:r>
-      <w:commentRangeStart w:id="23"/>
+      <w:commentRangeStart w:id="18"/>
       <w:r>
         <w:t xml:space="preserve">kN</w:t>
       </w:r>
-      <w:commentRangeEnd w:id="23"/>
-      <w:r>
-        <w:commentReference w:id="23"/>
+      <w:commentRangeEnd w:id="18"/>
+      <w:r>
+        <w:commentReference w:id="18"/>
       </w:r>
       <w:r>
         <w:t xml:space="preserve"> (i.e. ULS capacity of 250 to 350 kN). Piles should be located at least 900 mm apart, or analysed for pile group effects. Alternative piling options should be assessed by a Chartered</w:t>
@@ -20938,13 +20916,13 @@
       <w:r>
         <w:t xml:space="preserve">If loads are applied to the ground surface (e.g. </w:t>
       </w:r>
-      <w:commentRangeStart w:id="24"/>
+      <w:commentRangeStart w:id="19"/>
       <w:r>
         <w:t xml:space="preserve">placeftent</w:t>
       </w:r>
-      <w:commentRangeEnd w:id="24"/>
-      <w:r>
-        <w:commentReference w:id="24"/>
+      <w:commentRangeEnd w:id="19"/>
+      <w:r>
+        <w:commentReference w:id="19"/>
       </w:r>
       <w:r>
         <w:t xml:space="preserve"> of fill or structures on shallow foundations),</w:t>
@@ -20971,7 +20949,7 @@
         <w:pStyle w:val="Heading2"/>
         <w:numPr>
           <w:ilvl w:val="1"/>
-          <w:numId w:val="11"/>
+          <w:numId w:val="5"/>
         </w:numPr>
         <w:tabs>
           <w:tab w:val="left" w:pos="684"/>
@@ -21031,13 +21009,13 @@
       <w:r>
         <w:t xml:space="preserve">Table 8: Retention design </w:t>
       </w:r>
-      <w:commentRangeStart w:id="25"/>
+      <w:commentRangeStart w:id="20"/>
       <w:r>
         <w:t xml:space="preserve">parafteters</w:t>
       </w:r>
-      <w:commentRangeEnd w:id="25"/>
-      <w:r>
-        <w:commentReference w:id="25"/>
+      <w:commentRangeEnd w:id="20"/>
+      <w:r>
+        <w:commentReference w:id="20"/>
       </w:r>
     </w:p>
     <w:p>
@@ -22011,7 +21989,7 @@
               <w:pStyle w:val="TableParagraph"/>
               <w:numPr>
                 <w:ilvl w:val="0"/>
-                <w:numId w:val="14"/>
+                <w:numId w:val="8"/>
               </w:numPr>
               <w:tabs>
                 <w:tab w:val="left" w:pos="425"/>
@@ -22411,7 +22389,7 @@
               <w:pStyle w:val="TableParagraph"/>
               <w:numPr>
                 <w:ilvl w:val="0"/>
-                <w:numId w:val="14"/>
+                <w:numId w:val="8"/>
               </w:numPr>
               <w:tabs>
                 <w:tab w:val="left" w:pos="425"/>
@@ -22905,7 +22883,7 @@
               <w:pStyle w:val="TableParagraph"/>
               <w:numPr>
                 <w:ilvl w:val="0"/>
-                <w:numId w:val="14"/>
+                <w:numId w:val="8"/>
               </w:numPr>
               <w:tabs>
                 <w:tab w:val="left" w:pos="425"/>
@@ -23136,7 +23114,7 @@
               <w:pStyle w:val="TableParagraph"/>
               <w:numPr>
                 <w:ilvl w:val="0"/>
-                <w:numId w:val="14"/>
+                <w:numId w:val="8"/>
               </w:numPr>
               <w:tabs>
                 <w:tab w:val="left" w:pos="425"/>
@@ -23407,13 +23385,13 @@
         <w:spacing w:before="1" w:line="264" w:lineRule="auto"/>
         <w:ind w:left="120"/>
       </w:pPr>
-      <w:commentRangeStart w:id="26"/>
+      <w:commentRangeStart w:id="21"/>
       <w:r>
         <w:t xml:space="preserve">Assufting</w:t>
       </w:r>
-      <w:commentRangeEnd w:id="26"/>
-      <w:r>
-        <w:commentReference w:id="26"/>
+      <w:commentRangeEnd w:id="21"/>
+      <w:r>
+        <w:commentReference w:id="21"/>
       </w:r>
       <w:r>
         <w:t xml:space="preserve"> a 45° zone of influence and a horizontal backslope, the minimum safe horizontal offset (x) may be calculated as:</w:t>
@@ -23463,7 +23441,7 @@
         <w:pStyle w:val="Heading2"/>
         <w:numPr>
           <w:ilvl w:val="1"/>
-          <w:numId w:val="11"/>
+          <w:numId w:val="5"/>
         </w:numPr>
         <w:tabs>
           <w:tab w:val="left" w:pos="685"/>
@@ -23500,16 +23478,8 @@
         <w:spacing w:line="264" w:lineRule="auto"/>
         <w:ind w:left="120"/>
       </w:pPr>
-      <w:commentRangeStart w:id="27"/>
-      <w:r>
-        <w:t xml:space="preserve">engineered fill compacted</w:t>
-      </w:r>
-      <w:commentRangeEnd w:id="27"/>
-      <w:r>
-        <w:commentReference w:id="27"/>
-      </w:r>
-      <w:r>
-        <w:t xml:space="preserve"> to the engineered standards as per Section Earthwork. This strength should be confirmed by in-situ testing following stripping to subgrade level. Preparation of the subgrade during wet conditions should be avoided in volcanic ash soils due to their sensitivity. The finished cut surface should be protected as soon as possible. Running traffic directly on the finished cut surface may cause weakening and deterioration of the subgrade.</w:t>
+      <w:r>
+        <w:t xml:space="preserve">engineered fill compacted to the engineered standards as per Section Earthwork. This strength should be confirmed by in-situ testing following stripping to subgrade level. Preparation of the subgrade during wet conditions should be avoided in volcanic ash soils due to their sensitivity. The finished cut surface should be protected as soon as possible. Running traffic directly on the finished cut surface may cause weakening and deterioration of the subgrade.</w:t>
       </w:r>
     </w:p>
     <w:p>
@@ -23552,7 +23522,7 @@
         <w:pStyle w:val="Heading2"/>
         <w:numPr>
           <w:ilvl w:val="1"/>
-          <w:numId w:val="11"/>
+          <w:numId w:val="5"/>
         </w:numPr>
         <w:tabs>
           <w:tab w:val="left" w:pos="685"/>
@@ -23569,7 +23539,7 @@
         <w:pStyle w:val="ListParagraph"/>
         <w:numPr>
           <w:ilvl w:val="2"/>
-          <w:numId w:val="11"/>
+          <w:numId w:val="5"/>
         </w:numPr>
         <w:tabs>
           <w:tab w:val="left" w:pos="1200"/>
@@ -23616,7 +23586,7 @@
         <w:pStyle w:val="ListParagraph"/>
         <w:numPr>
           <w:ilvl w:val="2"/>
-          <w:numId w:val="11"/>
+          <w:numId w:val="5"/>
         </w:numPr>
         <w:tabs>
           <w:tab w:val="left" w:pos="1200"/>
@@ -23672,7 +23642,7 @@
         <w:pStyle w:val="ListParagraph"/>
         <w:numPr>
           <w:ilvl w:val="2"/>
-          <w:numId w:val="11"/>
+          <w:numId w:val="5"/>
         </w:numPr>
         <w:tabs>
           <w:tab w:val="left" w:pos="1200"/>
@@ -23716,13 +23686,13 @@
       <w:r>
         <w:t xml:space="preserve">Based on our </w:t>
       </w:r>
-      <w:commentRangeStart w:id="28"/>
+      <w:commentRangeStart w:id="22"/>
       <w:r>
         <w:t xml:space="preserve">preliftinary</w:t>
       </w:r>
-      <w:commentRangeEnd w:id="28"/>
-      <w:r>
-        <w:commentReference w:id="28"/>
+      <w:commentRangeEnd w:id="22"/>
+      <w:r>
+        <w:commentReference w:id="22"/>
       </w:r>
       <w:r>
         <w:t xml:space="preserve"> assessment, the site is considered to have a low susceptibility of cyclic softening. This low susceptibility to cyclic softening and the distance to the nearest open face (for lateral spread to occur) from the subject site results in a low risk of lateral spread or instability as a result of cyclic softening.</w:t>
@@ -23739,7 +23709,7 @@
         <w:pStyle w:val="Heading2"/>
         <w:numPr>
           <w:ilvl w:val="1"/>
-          <w:numId w:val="11"/>
+          <w:numId w:val="5"/>
         </w:numPr>
         <w:tabs>
           <w:tab w:val="left" w:pos="685"/>
@@ -23779,13 +23749,13 @@
       <w:r>
         <w:t xml:space="preserve">Chartered Geotechnical Engineer. Depending on the building </w:t>
       </w:r>
-      <w:commentRangeStart w:id="29"/>
+      <w:commentRangeStart w:id="23"/>
       <w:r>
         <w:t xml:space="preserve">forft</w:t>
       </w:r>
-      <w:commentRangeEnd w:id="29"/>
-      <w:r>
-        <w:commentReference w:id="29"/>
+      <w:commentRangeEnd w:id="23"/>
+      <w:r>
+        <w:commentReference w:id="23"/>
       </w:r>
       <w:r>
         <w:t xml:space="preserve">, it may be necessary to carry out</w:t>
@@ -23924,210 +23894,168 @@
 
 <file path=word/comments.xml><?xml version="1.0" encoding="utf-8"?>
 <w:comments xmlns:wpc="http://schemas.microsoft.com/office/word/2010/wordprocessingCanvas" xmlns:cx="http://schemas.microsoft.com/office/drawing/2014/chartex" xmlns:cx1="http://schemas.microsoft.com/office/drawing/2015/9/8/chartex" xmlns:cx2="http://schemas.microsoft.com/office/drawing/2015/10/21/chartex" xmlns:cx3="http://schemas.microsoft.com/office/drawing/2016/5/9/chartex" xmlns:cx4="http://schemas.microsoft.com/office/drawing/2016/5/10/chartex" xmlns:cx5="http://schemas.microsoft.com/office/drawing/2016/5/11/chartex" xmlns:mc="http://schemas.openxmlformats.org/markup-compatibility/2006" xmlns:o="urn:schemas-microsoft-com:office:office" xmlns:r="http://schemas.openxmlformats.org/officeDocument/2006/relationships" xmlns:m="http://schemas.openxmlformats.org/officeDocument/2006/math" xmlns:v="urn:schemas-microsoft-com:vml" xmlns:wp14="http://schemas.microsoft.com/office/word/2010/wordprocessingDrawing" xmlns:wp="http://schemas.openxmlformats.org/drawingml/2006/wordprocessingDrawing" xmlns:w10="urn:schemas-microsoft-com:office:word" xmlns:w="http://schemas.openxmlformats.org/wordprocessingml/2006/main" xmlns:w14="http://schemas.microsoft.com/office/word/2010/wordml" xmlns:w15="http://schemas.microsoft.com/office/word/2012/wordml" xmlns:wne="http://schemas.microsoft.com/office/word/2006/wordml" xmlns:wpg="http://schemas.microsoft.com/office/word/2010/wordprocessingGroup" xmlns:wpi="http://schemas.microsoft.com/office/word/2010/wordprocessingInk" xmlns:wps="http://schemas.microsoft.com/office/word/2010/wordprocessingShape" mc:Ignorable="w14 w15 wp14">
-  <w:comment w:id="0" w:author="Placeholder Text Removal" w:date="2025-05-19T20:10:03Z" w:initials="AI">
-    <w:p>
-      <w:r>
-        <w:t xml:space="preserve">Remove the placeholder text 'Contents'</w:t>
+  <w:comment w:id="0" w:author=" [MAJOR] Grammar and Spelling Check" w:date="2025-05-26T20:43:46Z" w:initials="AI">
+    <w:p>
+      <w:r>
+        <w:t xml:space="preserve">Correct the spelling error: "inforft" should be "inform".</w:t>
       </w:r>
     </w:p>
   </w:comment>
-  <w:comment w:id="1" w:author="Terminology Consistency" w:date="2025-05-19T20:10:09Z" w:initials="AI">
-    <w:p>
-      <w:r>
-        <w:t xml:space="preserve">Inconsistent use of 'site-won fill' and 'site-won soil'. Standardize to one term, preferably 'site-won soil'.</w:t>
+  <w:comment w:id="1" w:author=" [MAJOR] Grammar and Spelling Check" w:date="2025-05-26T20:43:46Z" w:initials="AI">
+    <w:p>
+      <w:r>
+        <w:t xml:space="preserve">Correct the spelling error: "reftediation" should be "remediation".</w:t>
       </w:r>
     </w:p>
   </w:comment>
-  <w:comment w:id="2" w:author="Placeholder Text Removal" w:date="2025-05-19T20:10:03Z" w:initials="AI">
-    <w:p>
-      <w:r>
-        <w:t xml:space="preserve">Remove the placeholder text 'Applicability'</w:t>
+  <w:comment w:id="2" w:author=" [MAJOR] Grammar and Spelling Check" w:date="2025-05-26T20:43:46Z" w:initials="AI">
+    <w:p>
+      <w:r>
+        <w:t xml:space="preserve">Correct the spelling error: "developftent" should be "development".</w:t>
       </w:r>
     </w:p>
   </w:comment>
-  <w:comment w:id="3" w:author="Grammar and Spelling Check" w:date="2025-05-19T20:09:51Z" w:initials="AI">
-    <w:p>
-      <w:r>
-        <w:t xml:space="preserve">Correct the spelling error: "inforft" should be "inform".</w:t>
+  <w:comment w:id="3" w:author=" [MAJOR] Grammar and Spelling Check" w:date="2025-05-26T20:43:46Z" w:initials="AI">
+    <w:p>
+      <w:r>
+        <w:t xml:space="preserve">Correct the spelling error: "iftmediate" should be "immediate".</w:t>
       </w:r>
     </w:p>
   </w:comment>
-  <w:comment w:id="4" w:author="Grammar and Spelling Check" w:date="2025-05-19T20:09:51Z" w:initials="AI">
-    <w:p>
-      <w:r>
-        <w:t xml:space="preserve">Correct the spelling error: "reftediation" should be "remediation".</w:t>
+  <w:comment w:id="4" w:author=" [MINOR] Units and Symbols Consistency" w:date="2025-05-26T20:43:51Z" w:initials="AI">
+    <w:p>
+      <w:r>
+        <w:t xml:space="preserve">Inconsistent unit, should be kPa</w:t>
       </w:r>
     </w:p>
   </w:comment>
-  <w:comment w:id="5" w:author="Grammar and Spelling Check" w:date="2025-05-19T20:09:51Z" w:initials="AI">
-    <w:p>
-      <w:r>
-        <w:t xml:space="preserve">Correct the spelling error: "developftent" should be "development".</w:t>
+  <w:comment w:id="5" w:author=" [MAJOR] Grammar and Spelling Check" w:date="2025-05-26T20:43:46Z" w:initials="AI">
+    <w:p>
+      <w:r>
+        <w:t xml:space="preserve">Correct the spelling error: "Coftpressible" should be "Compressible".</w:t>
       </w:r>
     </w:p>
   </w:comment>
-  <w:comment w:id="6" w:author="Grammar and Spelling Check" w:date="2025-05-19T20:09:51Z" w:initials="AI">
-    <w:p>
-      <w:r>
-        <w:t xml:space="preserve">Correct the spelling error: "iftmediate" should be "immediate".</w:t>
+  <w:comment w:id="6" w:author=" [MAJOR] Grammar and Spelling Check" w:date="2025-05-26T20:43:46Z" w:initials="AI">
+    <w:p>
+      <w:r>
+        <w:t xml:space="preserve">Correct the spelling error: "paveftents" should be "pavements".</w:t>
       </w:r>
     </w:p>
   </w:comment>
-  <w:comment w:id="7" w:author="Units and Symbols Consistency" w:date="2025-05-19T20:09:56Z" w:initials="AI">
+  <w:comment w:id="7" w:author=" [MINOR] Units and Symbols Consistency" w:date="2025-05-26T20:43:51Z" w:initials="AI">
     <w:p>
       <w:r>
         <w:t xml:space="preserve">Inconsistent unit, should be kPa</w:t>
       </w:r>
     </w:p>
   </w:comment>
-  <w:comment w:id="8" w:author="Terminology Consistency" w:date="2025-05-19T20:10:09Z" w:initials="AI">
-    <w:p>
-      <w:r>
-        <w:t xml:space="preserve">Inconsistent use of 'Puketoka formation' and 'Puketoka Formation'. Standardize to one term, preferably 'Puketoka Formation'.</w:t>
+  <w:comment w:id="8" w:author=" [MAJOR] Grammar and Spelling Check" w:date="2025-05-26T20:43:46Z" w:initials="AI">
+    <w:p>
+      <w:r>
+        <w:t xml:space="preserve">Correct the spelling error: "ftoisture" should be "moisture".</w:t>
       </w:r>
     </w:p>
   </w:comment>
-  <w:comment w:id="9" w:author="Grammar and Spelling Check" w:date="2025-05-19T20:09:51Z" w:initials="AI">
-    <w:p>
-      <w:r>
-        <w:t xml:space="preserve">Correct the spelling error: "Coftpressible" should be "Compressible".</w:t>
+  <w:comment w:id="9" w:author=" [MAJOR] Grammar and Spelling Check" w:date="2025-05-26T20:43:46Z" w:initials="AI">
+    <w:p>
+      <w:r>
+        <w:t xml:space="preserve">Correct the spelling error: "ftinimum" should be "minimum".</w:t>
       </w:r>
     </w:p>
   </w:comment>
-  <w:comment w:id="10" w:author="Grammar and Spelling Check" w:date="2025-05-19T20:09:51Z" w:initials="AI">
-    <w:p>
-      <w:r>
-        <w:t xml:space="preserve">Correct the spelling error: "paveftents" should be "pavements".</w:t>
+  <w:comment w:id="10" w:author=" [MAJOR] Grammar and Spelling Check" w:date="2025-05-26T20:43:46Z" w:initials="AI">
+    <w:p>
+      <w:r>
+        <w:t xml:space="preserve">Correct the spelling error: "daftage" should be "damage".</w:t>
       </w:r>
     </w:p>
   </w:comment>
-  <w:comment w:id="11" w:author="Terminology Consistency" w:date="2025-05-19T20:10:09Z" w:initials="AI">
-    <w:p>
-      <w:r>
-        <w:t xml:space="preserve">Inconsistent use of 'Superlot ZX-001' and 'Superlot MW – A58'. Standardize to one term, preferably 'Superlot ZX-001' as it is used more frequently.</w:t>
+  <w:comment w:id="11" w:author=" [MAJOR] Grammar and Spelling Check" w:date="2025-05-26T20:43:46Z" w:initials="AI">
+    <w:p>
+      <w:r>
+        <w:t xml:space="preserve">Correct the spelling error: "Noveftber" should be "November".</w:t>
       </w:r>
     </w:p>
   </w:comment>
-  <w:comment w:id="12" w:author="Units and Symbols Consistency" w:date="2025-05-19T20:09:56Z" w:initials="AI">
+  <w:comment w:id="12" w:author=" [MAJOR] Grammar and Spelling Check" w:date="2025-05-26T20:43:46Z" w:initials="AI">
+    <w:p>
+      <w:r>
+        <w:t xml:space="preserve">Correct the spelling error: "inforftation" should be "information".</w:t>
+      </w:r>
+    </w:p>
+  </w:comment>
+  <w:comment w:id="13" w:author=" [MINOR] Units and Symbols Consistency" w:date="2025-05-26T20:43:51Z" w:initials="AI">
     <w:p>
       <w:r>
         <w:t xml:space="preserve">Inconsistent unit, should be kPa</w:t>
       </w:r>
     </w:p>
   </w:comment>
-  <w:comment w:id="13" w:author="Grammar and Spelling Check" w:date="2025-05-19T20:09:51Z" w:initials="AI">
-    <w:p>
-      <w:r>
-        <w:t xml:space="preserve">Correct the spelling error: "ftoisture" should be "moisture".</w:t>
+  <w:comment w:id="14" w:author=" [MINOR] Units and Symbols Consistency" w:date="2025-05-26T20:43:51Z" w:initials="AI">
+    <w:p>
+      <w:r>
+        <w:t xml:space="preserve">Inconsistent unit, should be kPa</w:t>
       </w:r>
     </w:p>
   </w:comment>
-  <w:comment w:id="14" w:author="Grammar and Spelling Check" w:date="2025-05-19T20:09:51Z" w:initials="AI">
-    <w:p>
-      <w:r>
-        <w:t xml:space="preserve">Correct the spelling error: "ftinimum" should be "minimum".</w:t>
+  <w:comment w:id="15" w:author=" [MINOR] Units and Symbols Consistency" w:date="2025-05-26T20:43:51Z" w:initials="AI">
+    <w:p>
+      <w:r>
+        <w:t xml:space="preserve">Inconsistent unit, should be kPa</w:t>
       </w:r>
     </w:p>
   </w:comment>
-  <w:comment w:id="15" w:author="Grammar and Spelling Check" w:date="2025-05-19T20:09:51Z" w:initials="AI">
-    <w:p>
-      <w:r>
-        <w:t xml:space="preserve">Correct the spelling error: "daftage" should be "damage".</w:t>
+  <w:comment w:id="16" w:author=" [MINOR] Units and Symbols Consistency" w:date="2025-05-26T20:43:51Z" w:initials="AI">
+    <w:p>
+      <w:r>
+        <w:t xml:space="preserve">Inconsistent unit, should be kPa</w:t>
       </w:r>
     </w:p>
   </w:comment>
-  <w:comment w:id="16" w:author="Grammar and Spelling Check" w:date="2025-05-19T20:09:51Z" w:initials="AI">
-    <w:p>
-      <w:r>
-        <w:t xml:space="preserve">Correct the spelling error: "Noveftber" should be "November".</w:t>
+  <w:comment w:id="17" w:author=" [MAJOR] Grammar and Spelling Check" w:date="2025-05-26T20:43:46Z" w:initials="AI">
+    <w:p>
+      <w:r>
+        <w:t xml:space="preserve">Correct the spelling error: "ftitigate" should be "mitigate".</w:t>
       </w:r>
     </w:p>
   </w:comment>
-  <w:comment w:id="17" w:author="Grammar and Spelling Check" w:date="2025-05-19T20:09:51Z" w:initials="AI">
-    <w:p>
-      <w:r>
-        <w:t xml:space="preserve">Correct the spelling error: "inforftation" should be "information".</w:t>
+  <w:comment w:id="18" w:author=" [MINOR] Units and Symbols Consistency" w:date="2025-05-26T20:43:51Z" w:initials="AI">
+    <w:p>
+      <w:r>
+        <w:t xml:space="preserve">Inconsistent unit, should be kPa</w:t>
       </w:r>
     </w:p>
   </w:comment>
-  <w:comment w:id="18" w:author="Units and Symbols Consistency" w:date="2025-05-19T20:09:56Z" w:initials="AI">
-    <w:p>
-      <w:r>
-        <w:t xml:space="preserve">Inconsistent unit, should be kPa</w:t>
+  <w:comment w:id="19" w:author=" [MAJOR] Grammar and Spelling Check" w:date="2025-05-26T20:43:46Z" w:initials="AI">
+    <w:p>
+      <w:r>
+        <w:t xml:space="preserve">Correct the spelling error: "placeftent" should be "placement".</w:t>
       </w:r>
     </w:p>
   </w:comment>
-  <w:comment w:id="19" w:author="Units and Symbols Consistency" w:date="2025-05-19T20:09:56Z" w:initials="AI">
-    <w:p>
-      <w:r>
-        <w:t xml:space="preserve">Inconsistent unit, should be kPa</w:t>
+  <w:comment w:id="20" w:author=" [MAJOR] Grammar and Spelling Check" w:date="2025-05-26T20:43:46Z" w:initials="AI">
+    <w:p>
+      <w:r>
+        <w:t xml:space="preserve">Correct the spelling error: "parafteters" should be "parameters".</w:t>
       </w:r>
     </w:p>
   </w:comment>
-  <w:comment w:id="20" w:author="Units and Symbols Consistency" w:date="2025-05-19T20:09:56Z" w:initials="AI">
-    <w:p>
-      <w:r>
-        <w:t xml:space="preserve">Inconsistent unit, should be kPa</w:t>
+  <w:comment w:id="21" w:author=" [MAJOR] Grammar and Spelling Check" w:date="2025-05-26T20:43:46Z" w:initials="AI">
+    <w:p>
+      <w:r>
+        <w:t xml:space="preserve">Correct the spelling error: "Assufting" should be "Assuming".</w:t>
       </w:r>
     </w:p>
   </w:comment>
-  <w:comment w:id="21" w:author="Units and Symbols Consistency" w:date="2025-05-19T20:09:56Z" w:initials="AI">
-    <w:p>
-      <w:r>
-        <w:t xml:space="preserve">Inconsistent unit, should be kPa</w:t>
+  <w:comment w:id="22" w:author=" [MAJOR] Grammar and Spelling Check" w:date="2025-05-26T20:43:46Z" w:initials="AI">
+    <w:p>
+      <w:r>
+        <w:t xml:space="preserve">Correct the spelling error: "preliftinary" should be "preliminary".</w:t>
       </w:r>
     </w:p>
   </w:comment>
-  <w:comment w:id="22" w:author="Grammar and Spelling Check" w:date="2025-05-19T20:09:51Z" w:initials="AI">
-    <w:p>
-      <w:r>
-        <w:t xml:space="preserve">Correct the spelling error: "ftitigate" should be "mitigate".</w:t>
-      </w:r>
-    </w:p>
-  </w:comment>
-  <w:comment w:id="23" w:author="Units and Symbols Consistency" w:date="2025-05-19T20:09:56Z" w:initials="AI">
-    <w:p>
-      <w:r>
-        <w:t xml:space="preserve">Inconsistent unit, should be kPa</w:t>
-      </w:r>
-    </w:p>
-  </w:comment>
-  <w:comment w:id="24" w:author="Grammar and Spelling Check" w:date="2025-05-19T20:09:51Z" w:initials="AI">
-    <w:p>
-      <w:r>
-        <w:t xml:space="preserve">Correct the spelling error: "placeftent" should be "placement".</w:t>
-      </w:r>
-    </w:p>
-  </w:comment>
-  <w:comment w:id="25" w:author="Grammar and Spelling Check" w:date="2025-05-19T20:09:51Z" w:initials="AI">
-    <w:p>
-      <w:r>
-        <w:t xml:space="preserve">Correct the spelling error: "parafteters" should be "parameters".</w:t>
-      </w:r>
-    </w:p>
-  </w:comment>
-  <w:comment w:id="26" w:author="Grammar and Spelling Check" w:date="2025-05-19T20:09:51Z" w:initials="AI">
-    <w:p>
-      <w:r>
-        <w:t xml:space="preserve">Correct the spelling error: "Assufting" should be "Assuming".</w:t>
-      </w:r>
-    </w:p>
-  </w:comment>
-  <w:comment w:id="27" w:author="Terminology Consistency" w:date="2025-05-19T20:10:09Z" w:initials="AI">
-    <w:p>
-      <w:r>
-        <w:t xml:space="preserve">Inconsistent use of 'engineered fill' and 'engineered fill compacted'. Standardize to one term, preferably 'engineered fill'.</w:t>
-      </w:r>
-    </w:p>
-  </w:comment>
-  <w:comment w:id="28" w:author="Grammar and Spelling Check" w:date="2025-05-19T20:09:51Z" w:initials="AI">
-    <w:p>
-      <w:r>
-        <w:t xml:space="preserve">Correct the spelling error: "preliftinary" should be "preliminary".</w:t>
-      </w:r>
-    </w:p>
-  </w:comment>
-  <w:comment w:id="29" w:author="Grammar and Spelling Check" w:date="2025-05-19T20:09:51Z" w:initials="AI">
+  <w:comment w:id="23" w:author=" [MAJOR] Grammar and Spelling Check" w:date="2025-05-26T20:43:46Z" w:initials="AI">
     <w:p>
       <w:r>
         <w:t xml:space="preserve">Correct the spelling error: "forft" should be "form".</w:t>
@@ -24139,36 +24067,30 @@
 
 <file path=word/commentsExtended.xml><?xml version="1.0" encoding="utf-8"?>
 <w15:commentsEx xmlns:wpc="http://schemas.microsoft.com/office/word/2010/wordprocessingCanvas" xmlns:cx="http://schemas.microsoft.com/office/drawing/2014/chartex" xmlns:cx1="http://schemas.microsoft.com/office/drawing/2015/9/8/chartex" xmlns:cx2="http://schemas.microsoft.com/office/drawing/2015/10/21/chartex" xmlns:cx3="http://schemas.microsoft.com/office/drawing/2016/5/9/chartex" xmlns:cx4="http://schemas.microsoft.com/office/drawing/2016/5/10/chartex" xmlns:cx5="http://schemas.microsoft.com/office/drawing/2016/5/11/chartex" xmlns:mc="http://schemas.openxmlformats.org/markup-compatibility/2006" xmlns:o="urn:schemas-microsoft-com:office:office" xmlns:r="http://schemas.openxmlformats.org/officeDocument/2006/relationships" xmlns:m="http://schemas.openxmlformats.org/officeDocument/2006/math" xmlns:v="urn:schemas-microsoft-com:vml" xmlns:wp14="http://schemas.microsoft.com/office/word/2010/wordprocessingDrawing" xmlns:wp="http://schemas.openxmlformats.org/drawingml/2006/wordprocessingDrawing" xmlns:w10="urn:schemas-microsoft-com:office:word" xmlns:w="http://schemas.openxmlformats.org/wordprocessingml/2006/main" xmlns:w14="http://schemas.microsoft.com/office/word/2010/wordml" xmlns:w15="http://schemas.microsoft.com/office/word/2012/wordml" xmlns:wne="http://schemas.microsoft.com/office/word/2006/wordml" xmlns:wpg="http://schemas.microsoft.com/office/word/2010/wordprocessingGroup" xmlns:wpi="http://schemas.microsoft.com/office/word/2010/wordprocessingInk" xmlns:wps="http://schemas.microsoft.com/office/word/2010/wordprocessingShape" mc:Ignorable="w14 w15 wp14">
-  <w15:commentEx w15:paraId="39AC7445" w15:done="0"/>
-  <w15:commentEx w15:paraId="0DF1F8C3" w15:done="0"/>
-  <w15:commentEx w15:paraId="494E550A" w15:done="0"/>
-  <w15:commentEx w15:paraId="D010F143" w15:done="0"/>
-  <w15:commentEx w15:paraId="D15EBEB9" w15:done="0"/>
-  <w15:commentEx w15:paraId="057F77FD" w15:done="0"/>
-  <w15:commentEx w15:paraId="D63D5AEE" w15:done="0"/>
-  <w15:commentEx w15:paraId="864A978F" w15:done="0"/>
-  <w15:commentEx w15:paraId="1680445B" w15:done="0"/>
-  <w15:commentEx w15:paraId="62731891" w15:done="0"/>
-  <w15:commentEx w15:paraId="307C6FC6" w15:done="0"/>
-  <w15:commentEx w15:paraId="99523FAC" w15:done="0"/>
-  <w15:commentEx w15:paraId="3EB548F8" w15:done="0"/>
-  <w15:commentEx w15:paraId="03F8299C" w15:done="0"/>
-  <w15:commentEx w15:paraId="A2F6257D" w15:done="0"/>
-  <w15:commentEx w15:paraId="93037ADD" w15:done="0"/>
-  <w15:commentEx w15:paraId="708A6943" w15:done="0"/>
-  <w15:commentEx w15:paraId="8AACB497" w15:done="0"/>
-  <w15:commentEx w15:paraId="EFEFD1A6" w15:done="0"/>
-  <w15:commentEx w15:paraId="4D6394EA" w15:done="0"/>
-  <w15:commentEx w15:paraId="38FFFC93" w15:done="0"/>
-  <w15:commentEx w15:paraId="75437FDC" w15:done="0"/>
-  <w15:commentEx w15:paraId="E2032D9B" w15:done="0"/>
-  <w15:commentEx w15:paraId="34007421" w15:done="0"/>
-  <w15:commentEx w15:paraId="AE0E4F9E" w15:done="0"/>
-  <w15:commentEx w15:paraId="7CF8AE49" w15:done="0"/>
-  <w15:commentEx w15:paraId="045BAF4C" w15:done="0"/>
-  <w15:commentEx w15:paraId="D19155A3" w15:done="0"/>
-  <w15:commentEx w15:paraId="0E0C20EE" w15:done="0"/>
-  <w15:commentEx w15:paraId="54FA45A4" w15:done="0"/>
+  <w15:commentEx w15:paraId="BA8EC7DE" w15:done="0"/>
+  <w15:commentEx w15:paraId="28F34ECB" w15:done="0"/>
+  <w15:commentEx w15:paraId="9BC5B133" w15:done="0"/>
+  <w15:commentEx w15:paraId="7492DA98" w15:done="0"/>
+  <w15:commentEx w15:paraId="F1F60645" w15:done="0"/>
+  <w15:commentEx w15:paraId="411608EB" w15:done="0"/>
+  <w15:commentEx w15:paraId="DF8731A2" w15:done="0"/>
+  <w15:commentEx w15:paraId="4CC869F1" w15:done="0"/>
+  <w15:commentEx w15:paraId="9C8E1060" w15:done="0"/>
+  <w15:commentEx w15:paraId="3762D544" w15:done="0"/>
+  <w15:commentEx w15:paraId="9E7773F0" w15:done="0"/>
+  <w15:commentEx w15:paraId="059BBB89" w15:done="0"/>
+  <w15:commentEx w15:paraId="F249A2A6" w15:done="0"/>
+  <w15:commentEx w15:paraId="B710B012" w15:done="0"/>
+  <w15:commentEx w15:paraId="A4B2FC77" w15:done="0"/>
+  <w15:commentEx w15:paraId="E1266675" w15:done="0"/>
+  <w15:commentEx w15:paraId="94D29542" w15:done="0"/>
+  <w15:commentEx w15:paraId="93C8413B" w15:done="0"/>
+  <w15:commentEx w15:paraId="504EDD6D" w15:done="0"/>
+  <w15:commentEx w15:paraId="C8B3008E" w15:done="0"/>
+  <w15:commentEx w15:paraId="02CE1F37" w15:done="0"/>
+  <w15:commentEx w15:paraId="0A856059" w15:done="0"/>
+  <w15:commentEx w15:paraId="216CA668" w15:done="0"/>
+  <w15:commentEx w15:paraId="1E1B217D" w15:done="0"/>
 </w15:commentsEx>
 </file>
 
@@ -28176,7 +28098,7 @@
     <w:nsid w:val="00000003"/>
     <w:multiLevelType w:val="multilevel"/>
     <w:tmpl w:val="00000000"/>
-    <w:name w:val="Numbered_2ca53bca-9d3e-4945-9997-22c17b1cf7bf"/>
+    <w:name w:val="Numbered_4e9f7d08-bf57-4222-b496-ac049dc173c2"/>
     <w:lvl w:ilvl="0">
       <w:start w:val="1"/>
       <w:numFmt w:val="decimal"/>
@@ -28290,7 +28212,7 @@
     <w:nsid w:val="00000004"/>
     <w:multiLevelType w:val="multilevel"/>
     <w:tmpl w:val="00000000"/>
-    <w:name w:val="Bulleted_873daf81-45c4-4c81-a554-343daa4c45b5"/>
+    <w:name w:val="Bulleted_5819919f-3b01-4fc9-9a97-98a1ac4ba7d3"/>
     <w:lvl w:ilvl="0">
       <w:start w:val="1"/>
       <w:numFmt w:val="bullet"/>
@@ -28411,716 +28333,8 @@
   <w:abstractNum w:abstractNumId="4">
     <w:nsid w:val="00000005"/>
     <w:multiLevelType w:val="multilevel"/>
-    <w:tmpl w:val="00000000"/>
-    <w:name w:val="Numbered_5a46ae83-6288-4f26-93fa-94d1501487a0"/>
-    <w:lvl w:ilvl="0">
-      <w:start w:val="1"/>
-      <w:numFmt w:val="decimal"/>
-      <w:lvlText w:val="%1."/>
-      <w:lvlJc w:val="left"/>
-      <w:pPr>
-        <w:ind w:left="720" w:hanging="360"/>
-      </w:pPr>
-      <w:rPr>
-        <w:rFonts w:ascii="Times New Roman" w:eastAsia="Times New Roman" w:hAnsi="Times New Roman" w:cs="Times New Roman"/>
-      </w:rPr>
-    </w:lvl>
-    <w:lvl w:ilvl="1">
-      <w:start w:val="1"/>
-      <w:numFmt w:val="lowerLetter"/>
-      <w:lvlText w:val="%2."/>
-      <w:lvlJc w:val="right"/>
-      <w:pPr>
-        <w:ind w:left="1440" w:hanging="360"/>
-      </w:pPr>
-      <w:rPr>
-        <w:rFonts w:ascii="Times New Roman" w:eastAsia="Times New Roman" w:hAnsi="Times New Roman" w:cs="Times New Roman"/>
-      </w:rPr>
-    </w:lvl>
-    <w:lvl w:ilvl="2">
-      <w:start w:val="1"/>
-      <w:numFmt w:val="lowerRoman"/>
-      <w:lvlText w:val="%3."/>
-      <w:lvlJc w:val="left"/>
-      <w:pPr>
-        <w:ind w:left="2160" w:hanging="360"/>
-      </w:pPr>
-      <w:rPr>
-        <w:rFonts w:ascii="Times New Roman" w:eastAsia="Times New Roman" w:hAnsi="Times New Roman" w:cs="Times New Roman"/>
-      </w:rPr>
-    </w:lvl>
-    <w:lvl w:ilvl="3">
-      <w:start w:val="1"/>
-      <w:numFmt w:val="decimal"/>
-      <w:lvlText w:val="%4."/>
-      <w:lvlJc w:val="left"/>
-      <w:pPr>
-        <w:ind w:left="2880" w:hanging="360"/>
-      </w:pPr>
-      <w:rPr>
-        <w:rFonts w:ascii="Times New Roman" w:eastAsia="Times New Roman" w:hAnsi="Times New Roman" w:cs="Times New Roman"/>
-      </w:rPr>
-    </w:lvl>
-    <w:lvl w:ilvl="4">
-      <w:start w:val="1"/>
-      <w:numFmt w:val="lowerLetter"/>
-      <w:lvlText w:val="%5."/>
-      <w:lvlJc w:val="right"/>
-      <w:pPr>
-        <w:ind w:left="3600" w:hanging="360"/>
-      </w:pPr>
-      <w:rPr>
-        <w:rFonts w:ascii="Times New Roman" w:eastAsia="Times New Roman" w:hAnsi="Times New Roman" w:cs="Times New Roman"/>
-      </w:rPr>
-    </w:lvl>
-    <w:lvl w:ilvl="5">
-      <w:start w:val="1"/>
-      <w:numFmt w:val="lowerRoman"/>
-      <w:lvlText w:val="%6."/>
-      <w:lvlJc w:val="left"/>
-      <w:pPr>
-        <w:ind w:left="4320" w:hanging="360"/>
-      </w:pPr>
-      <w:rPr>
-        <w:rFonts w:ascii="Times New Roman" w:eastAsia="Times New Roman" w:hAnsi="Times New Roman" w:cs="Times New Roman"/>
-      </w:rPr>
-    </w:lvl>
-    <w:lvl w:ilvl="6">
-      <w:start w:val="1"/>
-      <w:numFmt w:val="decimal"/>
-      <w:lvlText w:val="%7."/>
-      <w:lvlJc w:val="left"/>
-      <w:pPr>
-        <w:ind w:left="5040" w:hanging="360"/>
-      </w:pPr>
-      <w:rPr>
-        <w:rFonts w:ascii="Times New Roman" w:eastAsia="Times New Roman" w:hAnsi="Times New Roman" w:cs="Times New Roman"/>
-      </w:rPr>
-    </w:lvl>
-    <w:lvl w:ilvl="7">
-      <w:start w:val="1"/>
-      <w:numFmt w:val="lowerLetter"/>
-      <w:lvlText w:val="%8."/>
-      <w:lvlJc w:val="right"/>
-      <w:pPr>
-        <w:ind w:left="5760" w:hanging="360"/>
-      </w:pPr>
-      <w:rPr>
-        <w:rFonts w:ascii="Times New Roman" w:eastAsia="Times New Roman" w:hAnsi="Times New Roman" w:cs="Times New Roman"/>
-      </w:rPr>
-    </w:lvl>
-    <w:lvl w:ilvl="8">
-      <w:start w:val="1"/>
-      <w:numFmt w:val="lowerRoman"/>
-      <w:lvlText w:val="%9."/>
-      <w:lvlJc w:val="left"/>
-      <w:pPr>
-        <w:ind w:left="6480" w:hanging="360"/>
-      </w:pPr>
-      <w:rPr>
-        <w:rFonts w:ascii="Times New Roman" w:eastAsia="Times New Roman" w:hAnsi="Times New Roman" w:cs="Times New Roman"/>
-      </w:rPr>
-    </w:lvl>
-  </w:abstractNum>
-  <w:abstractNum w:abstractNumId="5">
-    <w:nsid w:val="00000006"/>
-    <w:multiLevelType w:val="multilevel"/>
-    <w:tmpl w:val="00000000"/>
-    <w:name w:val="Bulleted_4bb8e99a-1f15-4f8e-a28f-d1db773d465d"/>
-    <w:lvl w:ilvl="0">
-      <w:start w:val="1"/>
-      <w:numFmt w:val="bullet"/>
-      <w:lvlRestart w:val="1"/>
-      <w:lvlText w:val=""/>
-      <w:lvlJc w:val="left"/>
-      <w:pPr>
-        <w:ind w:left="720" w:hanging="360"/>
-      </w:pPr>
-      <w:rPr>
-        <w:rFonts w:ascii="Symbol" w:eastAsia="Symbol" w:hAnsi="Symbol" w:cs="Symbol"/>
-      </w:rPr>
-    </w:lvl>
-    <w:lvl w:ilvl="1">
-      <w:start w:val="1"/>
-      <w:numFmt w:val="bullet"/>
-      <w:lvlText w:val="o"/>
-      <w:lvlJc w:val="left"/>
-      <w:pPr>
-        <w:ind w:left="1440" w:hanging="360"/>
-      </w:pPr>
-      <w:rPr>
-        <w:rFonts w:ascii="Courier New" w:eastAsia="Courier New" w:hAnsi="Courier New" w:cs="Courier New"/>
-      </w:rPr>
-    </w:lvl>
-    <w:lvl w:ilvl="2">
-      <w:start w:val="1"/>
-      <w:numFmt w:val="bullet"/>
-      <w:lvlRestart w:val="1"/>
-      <w:lvlText w:val=""/>
-      <w:lvlJc w:val="left"/>
-      <w:pPr>
-        <w:ind w:left="2160" w:hanging="360"/>
-      </w:pPr>
-      <w:rPr>
-        <w:rFonts w:ascii="Wingdings" w:eastAsia="Wingdings" w:hAnsi="Wingdings" w:cs="Wingdings"/>
-      </w:rPr>
-    </w:lvl>
-    <w:lvl w:ilvl="3">
-      <w:start w:val="1"/>
-      <w:numFmt w:val="bullet"/>
-      <w:lvlRestart w:val="1"/>
-      <w:lvlText w:val=""/>
-      <w:lvlJc w:val="left"/>
-      <w:pPr>
-        <w:ind w:left="2880" w:hanging="360"/>
-      </w:pPr>
-      <w:rPr>
-        <w:rFonts w:ascii="Symbol" w:eastAsia="Symbol" w:hAnsi="Symbol" w:cs="Symbol"/>
-      </w:rPr>
-    </w:lvl>
-    <w:lvl w:ilvl="4">
-      <w:start w:val="1"/>
-      <w:numFmt w:val="bullet"/>
-      <w:lvlRestart w:val="1"/>
-      <w:lvlText w:val="o"/>
-      <w:lvlJc w:val="left"/>
-      <w:pPr>
-        <w:ind w:left="3600" w:hanging="360"/>
-      </w:pPr>
-      <w:rPr>
-        <w:rFonts w:ascii="Courier New" w:eastAsia="Courier New" w:hAnsi="Courier New" w:cs="Courier New"/>
-      </w:rPr>
-    </w:lvl>
-    <w:lvl w:ilvl="5">
-      <w:start w:val="1"/>
-      <w:numFmt w:val="bullet"/>
-      <w:lvlRestart w:val="1"/>
-      <w:lvlText w:val=""/>
-      <w:lvlJc w:val="left"/>
-      <w:pPr>
-        <w:ind w:left="4320" w:hanging="360"/>
-      </w:pPr>
-      <w:rPr>
-        <w:rFonts w:ascii="Wingdings" w:eastAsia="Wingdings" w:hAnsi="Wingdings" w:cs="Wingdings"/>
-      </w:rPr>
-    </w:lvl>
-    <w:lvl w:ilvl="6">
-      <w:start w:val="1"/>
-      <w:numFmt w:val="bullet"/>
-      <w:lvlRestart w:val="1"/>
-      <w:lvlText w:val=""/>
-      <w:lvlJc w:val="left"/>
-      <w:pPr>
-        <w:ind w:left="5040" w:hanging="360"/>
-      </w:pPr>
-      <w:rPr>
-        <w:rFonts w:ascii="Symbol" w:eastAsia="Symbol" w:hAnsi="Symbol" w:cs="Symbol"/>
-      </w:rPr>
-    </w:lvl>
-    <w:lvl w:ilvl="7">
-      <w:start w:val="1"/>
-      <w:numFmt w:val="bullet"/>
-      <w:lvlRestart w:val="1"/>
-      <w:lvlText w:val="o"/>
-      <w:lvlJc w:val="left"/>
-      <w:pPr>
-        <w:ind w:left="5760" w:hanging="360"/>
-      </w:pPr>
-      <w:rPr>
-        <w:rFonts w:ascii="Courier New" w:eastAsia="Courier New" w:hAnsi="Courier New" w:cs="Courier New"/>
-      </w:rPr>
-    </w:lvl>
-    <w:lvl w:ilvl="8">
-      <w:start w:val="1"/>
-      <w:numFmt w:val="bullet"/>
-      <w:lvlRestart w:val="1"/>
-      <w:lvlText w:val=""/>
-      <w:lvlJc w:val="left"/>
-      <w:pPr>
-        <w:ind w:left="6480" w:hanging="360"/>
-      </w:pPr>
-      <w:rPr>
-        <w:rFonts w:ascii="Wingdings" w:eastAsia="Wingdings" w:hAnsi="Wingdings" w:cs="Wingdings"/>
-      </w:rPr>
-    </w:lvl>
-  </w:abstractNum>
-  <w:abstractNum w:abstractNumId="6">
-    <w:nsid w:val="00000007"/>
-    <w:multiLevelType w:val="multilevel"/>
-    <w:tmpl w:val="00000000"/>
-    <w:name w:val="Numbered_349348c4-856f-43ae-829f-9af22c3527f5"/>
-    <w:lvl w:ilvl="0">
-      <w:start w:val="1"/>
-      <w:numFmt w:val="decimal"/>
-      <w:lvlText w:val="%1."/>
-      <w:lvlJc w:val="left"/>
-      <w:pPr>
-        <w:ind w:left="720" w:hanging="360"/>
-      </w:pPr>
-      <w:rPr>
-        <w:rFonts w:ascii="Times New Roman" w:eastAsia="Times New Roman" w:hAnsi="Times New Roman" w:cs="Times New Roman"/>
-      </w:rPr>
-    </w:lvl>
-    <w:lvl w:ilvl="1">
-      <w:start w:val="1"/>
-      <w:numFmt w:val="lowerLetter"/>
-      <w:lvlText w:val="%2."/>
-      <w:lvlJc w:val="right"/>
-      <w:pPr>
-        <w:ind w:left="1440" w:hanging="360"/>
-      </w:pPr>
-      <w:rPr>
-        <w:rFonts w:ascii="Times New Roman" w:eastAsia="Times New Roman" w:hAnsi="Times New Roman" w:cs="Times New Roman"/>
-      </w:rPr>
-    </w:lvl>
-    <w:lvl w:ilvl="2">
-      <w:start w:val="1"/>
-      <w:numFmt w:val="lowerRoman"/>
-      <w:lvlText w:val="%3."/>
-      <w:lvlJc w:val="left"/>
-      <w:pPr>
-        <w:ind w:left="2160" w:hanging="360"/>
-      </w:pPr>
-      <w:rPr>
-        <w:rFonts w:ascii="Times New Roman" w:eastAsia="Times New Roman" w:hAnsi="Times New Roman" w:cs="Times New Roman"/>
-      </w:rPr>
-    </w:lvl>
-    <w:lvl w:ilvl="3">
-      <w:start w:val="1"/>
-      <w:numFmt w:val="decimal"/>
-      <w:lvlText w:val="%4."/>
-      <w:lvlJc w:val="left"/>
-      <w:pPr>
-        <w:ind w:left="2880" w:hanging="360"/>
-      </w:pPr>
-      <w:rPr>
-        <w:rFonts w:ascii="Times New Roman" w:eastAsia="Times New Roman" w:hAnsi="Times New Roman" w:cs="Times New Roman"/>
-      </w:rPr>
-    </w:lvl>
-    <w:lvl w:ilvl="4">
-      <w:start w:val="1"/>
-      <w:numFmt w:val="lowerLetter"/>
-      <w:lvlText w:val="%5."/>
-      <w:lvlJc w:val="right"/>
-      <w:pPr>
-        <w:ind w:left="3600" w:hanging="360"/>
-      </w:pPr>
-      <w:rPr>
-        <w:rFonts w:ascii="Times New Roman" w:eastAsia="Times New Roman" w:hAnsi="Times New Roman" w:cs="Times New Roman"/>
-      </w:rPr>
-    </w:lvl>
-    <w:lvl w:ilvl="5">
-      <w:start w:val="1"/>
-      <w:numFmt w:val="lowerRoman"/>
-      <w:lvlText w:val="%6."/>
-      <w:lvlJc w:val="left"/>
-      <w:pPr>
-        <w:ind w:left="4320" w:hanging="360"/>
-      </w:pPr>
-      <w:rPr>
-        <w:rFonts w:ascii="Times New Roman" w:eastAsia="Times New Roman" w:hAnsi="Times New Roman" w:cs="Times New Roman"/>
-      </w:rPr>
-    </w:lvl>
-    <w:lvl w:ilvl="6">
-      <w:start w:val="1"/>
-      <w:numFmt w:val="decimal"/>
-      <w:lvlText w:val="%7."/>
-      <w:lvlJc w:val="left"/>
-      <w:pPr>
-        <w:ind w:left="5040" w:hanging="360"/>
-      </w:pPr>
-      <w:rPr>
-        <w:rFonts w:ascii="Times New Roman" w:eastAsia="Times New Roman" w:hAnsi="Times New Roman" w:cs="Times New Roman"/>
-      </w:rPr>
-    </w:lvl>
-    <w:lvl w:ilvl="7">
-      <w:start w:val="1"/>
-      <w:numFmt w:val="lowerLetter"/>
-      <w:lvlText w:val="%8."/>
-      <w:lvlJc w:val="right"/>
-      <w:pPr>
-        <w:ind w:left="5760" w:hanging="360"/>
-      </w:pPr>
-      <w:rPr>
-        <w:rFonts w:ascii="Times New Roman" w:eastAsia="Times New Roman" w:hAnsi="Times New Roman" w:cs="Times New Roman"/>
-      </w:rPr>
-    </w:lvl>
-    <w:lvl w:ilvl="8">
-      <w:start w:val="1"/>
-      <w:numFmt w:val="lowerRoman"/>
-      <w:lvlText w:val="%9."/>
-      <w:lvlJc w:val="left"/>
-      <w:pPr>
-        <w:ind w:left="6480" w:hanging="360"/>
-      </w:pPr>
-      <w:rPr>
-        <w:rFonts w:ascii="Times New Roman" w:eastAsia="Times New Roman" w:hAnsi="Times New Roman" w:cs="Times New Roman"/>
-      </w:rPr>
-    </w:lvl>
-  </w:abstractNum>
-  <w:abstractNum w:abstractNumId="7">
-    <w:nsid w:val="00000008"/>
-    <w:multiLevelType w:val="multilevel"/>
-    <w:tmpl w:val="00000000"/>
-    <w:name w:val="Bulleted_71ac2622-67ae-4659-9ced-fde374bb251a"/>
-    <w:lvl w:ilvl="0">
-      <w:start w:val="1"/>
-      <w:numFmt w:val="bullet"/>
-      <w:lvlRestart w:val="1"/>
-      <w:lvlText w:val=""/>
-      <w:lvlJc w:val="left"/>
-      <w:pPr>
-        <w:ind w:left="720" w:hanging="360"/>
-      </w:pPr>
-      <w:rPr>
-        <w:rFonts w:ascii="Symbol" w:eastAsia="Symbol" w:hAnsi="Symbol" w:cs="Symbol"/>
-      </w:rPr>
-    </w:lvl>
-    <w:lvl w:ilvl="1">
-      <w:start w:val="1"/>
-      <w:numFmt w:val="bullet"/>
-      <w:lvlText w:val="o"/>
-      <w:lvlJc w:val="left"/>
-      <w:pPr>
-        <w:ind w:left="1440" w:hanging="360"/>
-      </w:pPr>
-      <w:rPr>
-        <w:rFonts w:ascii="Courier New" w:eastAsia="Courier New" w:hAnsi="Courier New" w:cs="Courier New"/>
-      </w:rPr>
-    </w:lvl>
-    <w:lvl w:ilvl="2">
-      <w:start w:val="1"/>
-      <w:numFmt w:val="bullet"/>
-      <w:lvlRestart w:val="1"/>
-      <w:lvlText w:val=""/>
-      <w:lvlJc w:val="left"/>
-      <w:pPr>
-        <w:ind w:left="2160" w:hanging="360"/>
-      </w:pPr>
-      <w:rPr>
-        <w:rFonts w:ascii="Wingdings" w:eastAsia="Wingdings" w:hAnsi="Wingdings" w:cs="Wingdings"/>
-      </w:rPr>
-    </w:lvl>
-    <w:lvl w:ilvl="3">
-      <w:start w:val="1"/>
-      <w:numFmt w:val="bullet"/>
-      <w:lvlRestart w:val="1"/>
-      <w:lvlText w:val=""/>
-      <w:lvlJc w:val="left"/>
-      <w:pPr>
-        <w:ind w:left="2880" w:hanging="360"/>
-      </w:pPr>
-      <w:rPr>
-        <w:rFonts w:ascii="Symbol" w:eastAsia="Symbol" w:hAnsi="Symbol" w:cs="Symbol"/>
-      </w:rPr>
-    </w:lvl>
-    <w:lvl w:ilvl="4">
-      <w:start w:val="1"/>
-      <w:numFmt w:val="bullet"/>
-      <w:lvlRestart w:val="1"/>
-      <w:lvlText w:val="o"/>
-      <w:lvlJc w:val="left"/>
-      <w:pPr>
-        <w:ind w:left="3600" w:hanging="360"/>
-      </w:pPr>
-      <w:rPr>
-        <w:rFonts w:ascii="Courier New" w:eastAsia="Courier New" w:hAnsi="Courier New" w:cs="Courier New"/>
-      </w:rPr>
-    </w:lvl>
-    <w:lvl w:ilvl="5">
-      <w:start w:val="1"/>
-      <w:numFmt w:val="bullet"/>
-      <w:lvlRestart w:val="1"/>
-      <w:lvlText w:val=""/>
-      <w:lvlJc w:val="left"/>
-      <w:pPr>
-        <w:ind w:left="4320" w:hanging="360"/>
-      </w:pPr>
-      <w:rPr>
-        <w:rFonts w:ascii="Wingdings" w:eastAsia="Wingdings" w:hAnsi="Wingdings" w:cs="Wingdings"/>
-      </w:rPr>
-    </w:lvl>
-    <w:lvl w:ilvl="6">
-      <w:start w:val="1"/>
-      <w:numFmt w:val="bullet"/>
-      <w:lvlRestart w:val="1"/>
-      <w:lvlText w:val=""/>
-      <w:lvlJc w:val="left"/>
-      <w:pPr>
-        <w:ind w:left="5040" w:hanging="360"/>
-      </w:pPr>
-      <w:rPr>
-        <w:rFonts w:ascii="Symbol" w:eastAsia="Symbol" w:hAnsi="Symbol" w:cs="Symbol"/>
-      </w:rPr>
-    </w:lvl>
-    <w:lvl w:ilvl="7">
-      <w:start w:val="1"/>
-      <w:numFmt w:val="bullet"/>
-      <w:lvlRestart w:val="1"/>
-      <w:lvlText w:val="o"/>
-      <w:lvlJc w:val="left"/>
-      <w:pPr>
-        <w:ind w:left="5760" w:hanging="360"/>
-      </w:pPr>
-      <w:rPr>
-        <w:rFonts w:ascii="Courier New" w:eastAsia="Courier New" w:hAnsi="Courier New" w:cs="Courier New"/>
-      </w:rPr>
-    </w:lvl>
-    <w:lvl w:ilvl="8">
-      <w:start w:val="1"/>
-      <w:numFmt w:val="bullet"/>
-      <w:lvlRestart w:val="1"/>
-      <w:lvlText w:val=""/>
-      <w:lvlJc w:val="left"/>
-      <w:pPr>
-        <w:ind w:left="6480" w:hanging="360"/>
-      </w:pPr>
-      <w:rPr>
-        <w:rFonts w:ascii="Wingdings" w:eastAsia="Wingdings" w:hAnsi="Wingdings" w:cs="Wingdings"/>
-      </w:rPr>
-    </w:lvl>
-  </w:abstractNum>
-  <w:abstractNum w:abstractNumId="8">
-    <w:nsid w:val="00000009"/>
-    <w:multiLevelType w:val="multilevel"/>
-    <w:tmpl w:val="00000000"/>
-    <w:name w:val="Numbered_5c163868-16bd-400b-876b-75b23870e00a"/>
-    <w:lvl w:ilvl="0">
-      <w:start w:val="1"/>
-      <w:numFmt w:val="decimal"/>
-      <w:lvlText w:val="%1."/>
-      <w:lvlJc w:val="left"/>
-      <w:pPr>
-        <w:ind w:left="720" w:hanging="360"/>
-      </w:pPr>
-      <w:rPr>
-        <w:rFonts w:ascii="Times New Roman" w:eastAsia="Times New Roman" w:hAnsi="Times New Roman" w:cs="Times New Roman"/>
-      </w:rPr>
-    </w:lvl>
-    <w:lvl w:ilvl="1">
-      <w:start w:val="1"/>
-      <w:numFmt w:val="lowerLetter"/>
-      <w:lvlText w:val="%2."/>
-      <w:lvlJc w:val="right"/>
-      <w:pPr>
-        <w:ind w:left="1440" w:hanging="360"/>
-      </w:pPr>
-      <w:rPr>
-        <w:rFonts w:ascii="Times New Roman" w:eastAsia="Times New Roman" w:hAnsi="Times New Roman" w:cs="Times New Roman"/>
-      </w:rPr>
-    </w:lvl>
-    <w:lvl w:ilvl="2">
-      <w:start w:val="1"/>
-      <w:numFmt w:val="lowerRoman"/>
-      <w:lvlText w:val="%3."/>
-      <w:lvlJc w:val="left"/>
-      <w:pPr>
-        <w:ind w:left="2160" w:hanging="360"/>
-      </w:pPr>
-      <w:rPr>
-        <w:rFonts w:ascii="Times New Roman" w:eastAsia="Times New Roman" w:hAnsi="Times New Roman" w:cs="Times New Roman"/>
-      </w:rPr>
-    </w:lvl>
-    <w:lvl w:ilvl="3">
-      <w:start w:val="1"/>
-      <w:numFmt w:val="decimal"/>
-      <w:lvlText w:val="%4."/>
-      <w:lvlJc w:val="left"/>
-      <w:pPr>
-        <w:ind w:left="2880" w:hanging="360"/>
-      </w:pPr>
-      <w:rPr>
-        <w:rFonts w:ascii="Times New Roman" w:eastAsia="Times New Roman" w:hAnsi="Times New Roman" w:cs="Times New Roman"/>
-      </w:rPr>
-    </w:lvl>
-    <w:lvl w:ilvl="4">
-      <w:start w:val="1"/>
-      <w:numFmt w:val="lowerLetter"/>
-      <w:lvlText w:val="%5."/>
-      <w:lvlJc w:val="right"/>
-      <w:pPr>
-        <w:ind w:left="3600" w:hanging="360"/>
-      </w:pPr>
-      <w:rPr>
-        <w:rFonts w:ascii="Times New Roman" w:eastAsia="Times New Roman" w:hAnsi="Times New Roman" w:cs="Times New Roman"/>
-      </w:rPr>
-    </w:lvl>
-    <w:lvl w:ilvl="5">
-      <w:start w:val="1"/>
-      <w:numFmt w:val="lowerRoman"/>
-      <w:lvlText w:val="%6."/>
-      <w:lvlJc w:val="left"/>
-      <w:pPr>
-        <w:ind w:left="4320" w:hanging="360"/>
-      </w:pPr>
-      <w:rPr>
-        <w:rFonts w:ascii="Times New Roman" w:eastAsia="Times New Roman" w:hAnsi="Times New Roman" w:cs="Times New Roman"/>
-      </w:rPr>
-    </w:lvl>
-    <w:lvl w:ilvl="6">
-      <w:start w:val="1"/>
-      <w:numFmt w:val="decimal"/>
-      <w:lvlText w:val="%7."/>
-      <w:lvlJc w:val="left"/>
-      <w:pPr>
-        <w:ind w:left="5040" w:hanging="360"/>
-      </w:pPr>
-      <w:rPr>
-        <w:rFonts w:ascii="Times New Roman" w:eastAsia="Times New Roman" w:hAnsi="Times New Roman" w:cs="Times New Roman"/>
-      </w:rPr>
-    </w:lvl>
-    <w:lvl w:ilvl="7">
-      <w:start w:val="1"/>
-      <w:numFmt w:val="lowerLetter"/>
-      <w:lvlText w:val="%8."/>
-      <w:lvlJc w:val="right"/>
-      <w:pPr>
-        <w:ind w:left="5760" w:hanging="360"/>
-      </w:pPr>
-      <w:rPr>
-        <w:rFonts w:ascii="Times New Roman" w:eastAsia="Times New Roman" w:hAnsi="Times New Roman" w:cs="Times New Roman"/>
-      </w:rPr>
-    </w:lvl>
-    <w:lvl w:ilvl="8">
-      <w:start w:val="1"/>
-      <w:numFmt w:val="lowerRoman"/>
-      <w:lvlText w:val="%9."/>
-      <w:lvlJc w:val="left"/>
-      <w:pPr>
-        <w:ind w:left="6480" w:hanging="360"/>
-      </w:pPr>
-      <w:rPr>
-        <w:rFonts w:ascii="Times New Roman" w:eastAsia="Times New Roman" w:hAnsi="Times New Roman" w:cs="Times New Roman"/>
-      </w:rPr>
-    </w:lvl>
-  </w:abstractNum>
-  <w:abstractNum w:abstractNumId="9">
-    <w:nsid w:val="0000000A"/>
-    <w:multiLevelType w:val="multilevel"/>
-    <w:tmpl w:val="00000000"/>
-    <w:name w:val="Bulleted_1b419cf2-8100-4405-a5ab-5331c1f8ada9"/>
-    <w:lvl w:ilvl="0">
-      <w:start w:val="1"/>
-      <w:numFmt w:val="bullet"/>
-      <w:lvlRestart w:val="1"/>
-      <w:lvlText w:val=""/>
-      <w:lvlJc w:val="left"/>
-      <w:pPr>
-        <w:ind w:left="720" w:hanging="360"/>
-      </w:pPr>
-      <w:rPr>
-        <w:rFonts w:ascii="Symbol" w:eastAsia="Symbol" w:hAnsi="Symbol" w:cs="Symbol"/>
-      </w:rPr>
-    </w:lvl>
-    <w:lvl w:ilvl="1">
-      <w:start w:val="1"/>
-      <w:numFmt w:val="bullet"/>
-      <w:lvlText w:val="o"/>
-      <w:lvlJc w:val="left"/>
-      <w:pPr>
-        <w:ind w:left="1440" w:hanging="360"/>
-      </w:pPr>
-      <w:rPr>
-        <w:rFonts w:ascii="Courier New" w:eastAsia="Courier New" w:hAnsi="Courier New" w:cs="Courier New"/>
-      </w:rPr>
-    </w:lvl>
-    <w:lvl w:ilvl="2">
-      <w:start w:val="1"/>
-      <w:numFmt w:val="bullet"/>
-      <w:lvlRestart w:val="1"/>
-      <w:lvlText w:val=""/>
-      <w:lvlJc w:val="left"/>
-      <w:pPr>
-        <w:ind w:left="2160" w:hanging="360"/>
-      </w:pPr>
-      <w:rPr>
-        <w:rFonts w:ascii="Wingdings" w:eastAsia="Wingdings" w:hAnsi="Wingdings" w:cs="Wingdings"/>
-      </w:rPr>
-    </w:lvl>
-    <w:lvl w:ilvl="3">
-      <w:start w:val="1"/>
-      <w:numFmt w:val="bullet"/>
-      <w:lvlRestart w:val="1"/>
-      <w:lvlText w:val=""/>
-      <w:lvlJc w:val="left"/>
-      <w:pPr>
-        <w:ind w:left="2880" w:hanging="360"/>
-      </w:pPr>
-      <w:rPr>
-        <w:rFonts w:ascii="Symbol" w:eastAsia="Symbol" w:hAnsi="Symbol" w:cs="Symbol"/>
-      </w:rPr>
-    </w:lvl>
-    <w:lvl w:ilvl="4">
-      <w:start w:val="1"/>
-      <w:numFmt w:val="bullet"/>
-      <w:lvlRestart w:val="1"/>
-      <w:lvlText w:val="o"/>
-      <w:lvlJc w:val="left"/>
-      <w:pPr>
-        <w:ind w:left="3600" w:hanging="360"/>
-      </w:pPr>
-      <w:rPr>
-        <w:rFonts w:ascii="Courier New" w:eastAsia="Courier New" w:hAnsi="Courier New" w:cs="Courier New"/>
-      </w:rPr>
-    </w:lvl>
-    <w:lvl w:ilvl="5">
-      <w:start w:val="1"/>
-      <w:numFmt w:val="bullet"/>
-      <w:lvlRestart w:val="1"/>
-      <w:lvlText w:val=""/>
-      <w:lvlJc w:val="left"/>
-      <w:pPr>
-        <w:ind w:left="4320" w:hanging="360"/>
-      </w:pPr>
-      <w:rPr>
-        <w:rFonts w:ascii="Wingdings" w:eastAsia="Wingdings" w:hAnsi="Wingdings" w:cs="Wingdings"/>
-      </w:rPr>
-    </w:lvl>
-    <w:lvl w:ilvl="6">
-      <w:start w:val="1"/>
-      <w:numFmt w:val="bullet"/>
-      <w:lvlRestart w:val="1"/>
-      <w:lvlText w:val=""/>
-      <w:lvlJc w:val="left"/>
-      <w:pPr>
-        <w:ind w:left="5040" w:hanging="360"/>
-      </w:pPr>
-      <w:rPr>
-        <w:rFonts w:ascii="Symbol" w:eastAsia="Symbol" w:hAnsi="Symbol" w:cs="Symbol"/>
-      </w:rPr>
-    </w:lvl>
-    <w:lvl w:ilvl="7">
-      <w:start w:val="1"/>
-      <w:numFmt w:val="bullet"/>
-      <w:lvlRestart w:val="1"/>
-      <w:lvlText w:val="o"/>
-      <w:lvlJc w:val="left"/>
-      <w:pPr>
-        <w:ind w:left="5760" w:hanging="360"/>
-      </w:pPr>
-      <w:rPr>
-        <w:rFonts w:ascii="Courier New" w:eastAsia="Courier New" w:hAnsi="Courier New" w:cs="Courier New"/>
-      </w:rPr>
-    </w:lvl>
-    <w:lvl w:ilvl="8">
-      <w:start w:val="1"/>
-      <w:numFmt w:val="bullet"/>
-      <w:lvlRestart w:val="1"/>
-      <w:lvlText w:val=""/>
-      <w:lvlJc w:val="left"/>
-      <w:pPr>
-        <w:ind w:left="6480" w:hanging="360"/>
-      </w:pPr>
-      <w:rPr>
-        <w:rFonts w:ascii="Wingdings" w:eastAsia="Wingdings" w:hAnsi="Wingdings" w:cs="Wingdings"/>
-      </w:rPr>
-    </w:lvl>
-  </w:abstractNum>
-  <w:abstractNum w:abstractNumId="10">
-    <w:nsid w:val="0000000B"/>
-    <w:multiLevelType w:val="multilevel"/>
     <w:tmpl w:val="23469D34"/>
-    <w:name w:val="Numbered_614d555c-154d-47d6-aa15-224a81edda99"/>
+    <w:name w:val="Numbered_11b44ddf-1e99-4a2e-ac16-e213476274b2"/>
     <w:lvl w:ilvl="0">
       <w:start w:val="2"/>
       <w:numFmt w:val="decimal"/>
@@ -29286,11 +28500,11 @@
       </w:rPr>
     </w:lvl>
   </w:abstractNum>
-  <w:abstractNum w:abstractNumId="11">
-    <w:nsid w:val="0000000C"/>
+  <w:abstractNum w:abstractNumId="5">
+    <w:nsid w:val="00000006"/>
     <w:multiLevelType w:val="hybridMultilevel"/>
     <w:tmpl w:val="27008992"/>
-    <w:name w:val="Bulleted_116fffd1-9550-4043-8998-f5415668a08a"/>
+    <w:name w:val="Bulleted_4a52e668-b74a-4cb8-a5f1-ac61ed1cc7e8"/>
     <w:lvl w:ilvl="0">
       <w:start w:val="0"/>
       <w:numFmt w:val="bullet"/>
@@ -29417,11 +28631,11 @@
       </w:rPr>
     </w:lvl>
   </w:abstractNum>
-  <w:abstractNum w:abstractNumId="12">
-    <w:nsid w:val="0000000D"/>
+  <w:abstractNum w:abstractNumId="6">
+    <w:nsid w:val="00000007"/>
     <w:multiLevelType w:val="hybridMultilevel"/>
     <w:tmpl w:val="0B62F06A"/>
-    <w:name w:val="Numbered_9977cf7f-a9db-48f2-9f5f-0169e3e24bad"/>
+    <w:name w:val="Numbered_7b319716-9baf-427d-bb80-f06086077cca"/>
     <w:lvl w:ilvl="0">
       <w:start w:val="1"/>
       <w:numFmt w:val="lowerLetter"/>
@@ -29549,11 +28763,11 @@
       </w:rPr>
     </w:lvl>
   </w:abstractNum>
-  <w:abstractNum w:abstractNumId="13">
-    <w:nsid w:val="0000000E"/>
+  <w:abstractNum w:abstractNumId="7">
+    <w:nsid w:val="00000008"/>
     <w:multiLevelType w:val="hybridMultilevel"/>
     <w:tmpl w:val="496E7C1E"/>
-    <w:name w:val="Bulleted_f07f9d49-b6b5-45a7-86b5-d4c62ba0fe18"/>
+    <w:name w:val="Bulleted_073c023a-3a8b-4740-9d4c-acfb36c67843"/>
     <w:lvl w:ilvl="0">
       <w:start w:val="0"/>
       <w:numFmt w:val="bullet"/>
@@ -29681,11 +28895,11 @@
       </w:rPr>
     </w:lvl>
   </w:abstractNum>
-  <w:abstractNum w:abstractNumId="14">
-    <w:nsid w:val="0000000F"/>
+  <w:abstractNum w:abstractNumId="8">
+    <w:nsid w:val="00000009"/>
     <w:multiLevelType w:val="hybridMultilevel"/>
     <w:tmpl w:val="6F906604"/>
-    <w:name w:val="Bulleted_4d95b7a7-b27d-41c4-8753-d0963b644e9f"/>
+    <w:name w:val="Bulleted_9cfc7b79-1809-4ba2-8879-9a87fe57bd92"/>
     <w:lvl w:ilvl="0">
       <w:start w:val="0"/>
       <w:numFmt w:val="bullet"/>
@@ -29813,11 +29027,11 @@
       </w:rPr>
     </w:lvl>
   </w:abstractNum>
-  <w:abstractNum w:abstractNumId="15">
-    <w:nsid w:val="00000010"/>
+  <w:abstractNum w:abstractNumId="9">
+    <w:nsid w:val="0000000A"/>
     <w:multiLevelType w:val="hybridMultilevel"/>
     <w:tmpl w:val="1082B51C"/>
-    <w:name w:val="Numbered_7637087d-3f9e-4d4f-9cea-1ce35ab74dfc"/>
+    <w:name w:val="Numbered_b7f22c5f-b9b9-4f03-91ae-f080ff331842"/>
     <w:lvl w:ilvl="0">
       <w:start w:val="1"/>
       <w:numFmt w:val="decimal"/>
@@ -29945,11 +29159,11 @@
       </w:rPr>
     </w:lvl>
   </w:abstractNum>
-  <w:abstractNum w:abstractNumId="16">
-    <w:nsid w:val="00000011"/>
+  <w:abstractNum w:abstractNumId="10">
+    <w:nsid w:val="0000000B"/>
     <w:multiLevelType w:val="multilevel"/>
     <w:tmpl w:val="D714C610"/>
-    <w:name w:val="Numbered_76cf826b-7e25-4ba1-b4dc-d59bf37ca6f7"/>
+    <w:name w:val="Numbered_fdd4a8c6-5f60-43c6-ab7e-451156f84cbe"/>
     <w:lvl w:ilvl="0">
       <w:start w:val="1"/>
       <w:numFmt w:val="decimal"/>
@@ -30095,11 +29309,11 @@
       </w:rPr>
     </w:lvl>
   </w:abstractNum>
-  <w:abstractNum w:abstractNumId="17">
-    <w:nsid w:val="00000012"/>
+  <w:abstractNum w:abstractNumId="11">
+    <w:nsid w:val="0000000C"/>
     <w:multiLevelType w:val="hybridMultilevel"/>
     <w:tmpl w:val="2B9EBE96"/>
-    <w:name w:val="Numbered_6fcbda54-19d4-4766-a20b-ae11fa307034"/>
+    <w:name w:val="Numbered_f348991e-5755-4eae-9dd4-6adb47f15413"/>
     <w:lvl w:ilvl="0">
       <w:start w:val="1"/>
       <w:numFmt w:val="decimal"/>
@@ -30221,11 +29435,11 @@
       </w:rPr>
     </w:lvl>
   </w:abstractNum>
-  <w:abstractNum w:abstractNumId="18">
-    <w:nsid w:val="00000013"/>
+  <w:abstractNum w:abstractNumId="12">
+    <w:nsid w:val="0000000D"/>
     <w:multiLevelType w:val="hybridMultilevel"/>
     <w:tmpl w:val="1E308D1C"/>
-    <w:name w:val="Numbered_6a376403-1433-401c-90f1-8986e217fa5e"/>
+    <w:name w:val="Numbered_07ff48da-5f32-4ffe-8b89-431a09362798"/>
     <w:lvl w:ilvl="0">
       <w:start w:val="1"/>
       <w:numFmt w:val="decimal"/>
@@ -30347,11 +29561,11 @@
       </w:rPr>
     </w:lvl>
   </w:abstractNum>
-  <w:abstractNum w:abstractNumId="19">
-    <w:nsid w:val="00000014"/>
+  <w:abstractNum w:abstractNumId="13">
+    <w:nsid w:val="0000000E"/>
     <w:multiLevelType w:val="multilevel"/>
     <w:tmpl w:val="6FD6E8B0"/>
-    <w:name w:val="Numbered_e56d4b70-5dee-44ed-8555-2a99e323a73e"/>
+    <w:name w:val="Numbered_eb9975cc-cfe0-4c06-aba0-599ccee46bae"/>
     <w:lvl w:ilvl="0">
       <w:start w:val="1"/>
       <w:numFmt w:val="decimal"/>
@@ -30489,11 +29703,11 @@
       </w:rPr>
     </w:lvl>
   </w:abstractNum>
-  <w:abstractNum w:abstractNumId="20">
-    <w:nsid w:val="00000015"/>
+  <w:abstractNum w:abstractNumId="14">
+    <w:nsid w:val="0000000F"/>
     <w:multiLevelType w:val="hybridMultilevel"/>
     <w:tmpl w:val="1D522390"/>
-    <w:name w:val="Numbered_ab9d3f9b-ab4c-422a-a59a-4710a8ab47a5"/>
+    <w:name w:val="Numbered_9fbaf82c-fba3-4f5a-bde0-85dabb8249d0"/>
     <w:lvl w:ilvl="0">
       <w:start w:val="1"/>
       <w:numFmt w:val="decimal"/>
@@ -30615,11 +29829,11 @@
       </w:rPr>
     </w:lvl>
   </w:abstractNum>
-  <w:abstractNum w:abstractNumId="21">
-    <w:nsid w:val="00000016"/>
+  <w:abstractNum w:abstractNumId="15">
+    <w:nsid w:val="00000010"/>
     <w:multiLevelType w:val="hybridMultilevel"/>
     <w:tmpl w:val="29E21FEC"/>
-    <w:name w:val="Bulleted_941e9926-dd5a-4292-8d8c-d4147f3bb91e"/>
+    <w:name w:val="Bulleted_dc2ece45-bdaf-44b0-9d35-59e8cc9d9ba5"/>
     <w:lvl w:ilvl="0">
       <w:start w:val="0"/>
       <w:numFmt w:val="bullet"/>
@@ -30747,11 +29961,11 @@
       </w:rPr>
     </w:lvl>
   </w:abstractNum>
-  <w:abstractNum w:abstractNumId="22">
-    <w:nsid w:val="00000017"/>
+  <w:abstractNum w:abstractNumId="16">
+    <w:nsid w:val="00000011"/>
     <w:multiLevelType w:val="multilevel"/>
     <w:tmpl w:val="AE8E33B6"/>
-    <w:name w:val="Numbered_72b75bf3-ac23-477b-9e6e-497bd898b3d1"/>
+    <w:name w:val="Numbered_91d72fe4-b8e2-44da-896b-ddf3b1b7a980"/>
     <w:lvl w:ilvl="0">
       <w:start w:val="2"/>
       <w:numFmt w:val="decimal"/>
@@ -30880,11 +30094,11 @@
       </w:rPr>
     </w:lvl>
   </w:abstractNum>
-  <w:abstractNum w:abstractNumId="23">
-    <w:nsid w:val="00000018"/>
+  <w:abstractNum w:abstractNumId="17">
+    <w:nsid w:val="00000012"/>
     <w:multiLevelType w:val="hybridMultilevel"/>
     <w:tmpl w:val="3414510A"/>
-    <w:name w:val="Bulleted_9594402f-790e-47d0-80b8-73cc94151720"/>
+    <w:name w:val="Bulleted_0af862ff-a217-4d91-b18f-234f71e6b97e"/>
     <w:lvl w:ilvl="0">
       <w:start w:val="0"/>
       <w:numFmt w:val="bullet"/>
@@ -31064,24 +30278,6 @@
   </w:num>
   <w:num w:numId="18">
     <w:abstractNumId w:val="17"/>
-  </w:num>
-  <w:num w:numId="19">
-    <w:abstractNumId w:val="18"/>
-  </w:num>
-  <w:num w:numId="20">
-    <w:abstractNumId w:val="19"/>
-  </w:num>
-  <w:num w:numId="21">
-    <w:abstractNumId w:val="20"/>
-  </w:num>
-  <w:num w:numId="22">
-    <w:abstractNumId w:val="21"/>
-  </w:num>
-  <w:num w:numId="23">
-    <w:abstractNumId w:val="22"/>
-  </w:num>
-  <w:num w:numId="24">
-    <w:abstractNumId w:val="23"/>
   </w:num>
 </w:numbering>
 </file>

--- a/src/faultless/mysite/media/documents/Geotechnical_Report_MW-A58_anon_CORRUPTED_v3_modified.docx
+++ b/src/faultless/mysite/media/documents/Geotechnical_Report_MW-A58_anon_CORRUPTED_v3_modified.docx
@@ -1066,7 +1066,7 @@
             <w:pStyle w:val="TOC1"/>
             <w:numPr>
               <w:ilvl w:val="0"/>
-              <w:numId w:val="11"/>
+              <w:numId w:val="9"/>
             </w:numPr>
             <w:tabs>
               <w:tab w:val="left" w:pos="780"/>
@@ -1100,7 +1100,7 @@
             <w:pStyle w:val="TOC1"/>
             <w:numPr>
               <w:ilvl w:val="0"/>
-              <w:numId w:val="11"/>
+              <w:numId w:val="9"/>
             </w:numPr>
             <w:tabs>
               <w:tab w:val="left" w:pos="780"/>
@@ -1135,7 +1135,7 @@
             <w:pStyle w:val="TOC1"/>
             <w:numPr>
               <w:ilvl w:val="0"/>
-              <w:numId w:val="11"/>
+              <w:numId w:val="9"/>
             </w:numPr>
             <w:tabs>
               <w:tab w:val="left" w:pos="780"/>
@@ -1170,7 +1170,7 @@
             <w:pStyle w:val="TOC2"/>
             <w:numPr>
               <w:ilvl w:val="1"/>
-              <w:numId w:val="11"/>
+              <w:numId w:val="9"/>
             </w:numPr>
             <w:tabs>
               <w:tab w:val="left" w:pos="1219"/>
@@ -1214,7 +1214,7 @@
             <w:pStyle w:val="TOC1"/>
             <w:numPr>
               <w:ilvl w:val="0"/>
-              <w:numId w:val="11"/>
+              <w:numId w:val="9"/>
             </w:numPr>
             <w:tabs>
               <w:tab w:val="left" w:pos="780"/>
@@ -1267,7 +1267,7 @@
             <w:pStyle w:val="TOC2"/>
             <w:numPr>
               <w:ilvl w:val="1"/>
-              <w:numId w:val="11"/>
+              <w:numId w:val="9"/>
             </w:numPr>
             <w:tabs>
               <w:tab w:val="left" w:pos="1219"/>
@@ -1311,7 +1311,7 @@
             <w:pStyle w:val="TOC2"/>
             <w:numPr>
               <w:ilvl w:val="1"/>
-              <w:numId w:val="11"/>
+              <w:numId w:val="9"/>
             </w:numPr>
             <w:tabs>
               <w:tab w:val="left" w:pos="1219"/>
@@ -1355,7 +1355,7 @@
             <w:pStyle w:val="TOC2"/>
             <w:numPr>
               <w:ilvl w:val="1"/>
-              <w:numId w:val="11"/>
+              <w:numId w:val="9"/>
             </w:numPr>
             <w:tabs>
               <w:tab w:val="left" w:pos="1219"/>
@@ -1408,7 +1408,7 @@
             <w:pStyle w:val="TOC2"/>
             <w:numPr>
               <w:ilvl w:val="1"/>
-              <w:numId w:val="11"/>
+              <w:numId w:val="9"/>
             </w:numPr>
             <w:tabs>
               <w:tab w:val="left" w:pos="1219"/>
@@ -1443,7 +1443,7 @@
             <w:pStyle w:val="TOC2"/>
             <w:numPr>
               <w:ilvl w:val="1"/>
-              <w:numId w:val="11"/>
+              <w:numId w:val="9"/>
             </w:numPr>
             <w:tabs>
               <w:tab w:val="left" w:pos="1219"/>
@@ -1496,7 +1496,7 @@
             <w:pStyle w:val="TOC1"/>
             <w:numPr>
               <w:ilvl w:val="0"/>
-              <w:numId w:val="11"/>
+              <w:numId w:val="9"/>
             </w:numPr>
             <w:tabs>
               <w:tab w:val="left" w:pos="780"/>
@@ -1540,7 +1540,7 @@
             <w:pStyle w:val="TOC2"/>
             <w:numPr>
               <w:ilvl w:val="1"/>
-              <w:numId w:val="11"/>
+              <w:numId w:val="9"/>
             </w:numPr>
             <w:tabs>
               <w:tab w:val="left" w:pos="1219"/>
@@ -1575,7 +1575,7 @@
             <w:pStyle w:val="TOC2"/>
             <w:numPr>
               <w:ilvl w:val="1"/>
-              <w:numId w:val="11"/>
+              <w:numId w:val="9"/>
             </w:numPr>
             <w:tabs>
               <w:tab w:val="left" w:pos="1219"/>
@@ -1619,7 +1619,7 @@
             <w:pStyle w:val="TOC2"/>
             <w:numPr>
               <w:ilvl w:val="2"/>
-              <w:numId w:val="11"/>
+              <w:numId w:val="9"/>
             </w:numPr>
             <w:tabs>
               <w:tab w:val="left" w:pos="1219"/>
@@ -1654,7 +1654,7 @@
             <w:pStyle w:val="TOC2"/>
             <w:numPr>
               <w:ilvl w:val="2"/>
-              <w:numId w:val="11"/>
+              <w:numId w:val="9"/>
             </w:numPr>
             <w:tabs>
               <w:tab w:val="left" w:pos="1219"/>
@@ -1715,7 +1715,7 @@
             <w:pStyle w:val="TOC2"/>
             <w:numPr>
               <w:ilvl w:val="2"/>
-              <w:numId w:val="11"/>
+              <w:numId w:val="9"/>
             </w:numPr>
             <w:tabs>
               <w:tab w:val="left" w:pos="1219"/>
@@ -1759,7 +1759,7 @@
             <w:pStyle w:val="TOC2"/>
             <w:numPr>
               <w:ilvl w:val="2"/>
-              <w:numId w:val="11"/>
+              <w:numId w:val="9"/>
             </w:numPr>
             <w:tabs>
               <w:tab w:val="left" w:pos="1219"/>
@@ -1811,7 +1811,7 @@
             <w:pStyle w:val="TOC1"/>
             <w:numPr>
               <w:ilvl w:val="0"/>
-              <w:numId w:val="11"/>
+              <w:numId w:val="9"/>
             </w:numPr>
             <w:tabs>
               <w:tab w:val="left" w:pos="780"/>
@@ -1873,7 +1873,7 @@
             <w:pStyle w:val="TOC2"/>
             <w:numPr>
               <w:ilvl w:val="1"/>
-              <w:numId w:val="11"/>
+              <w:numId w:val="9"/>
             </w:numPr>
             <w:tabs>
               <w:tab w:val="left" w:pos="1219"/>
@@ -1935,7 +1935,7 @@
             <w:pStyle w:val="TOC2"/>
             <w:numPr>
               <w:ilvl w:val="1"/>
-              <w:numId w:val="11"/>
+              <w:numId w:val="9"/>
             </w:numPr>
             <w:tabs>
               <w:tab w:val="left" w:pos="1219"/>
@@ -1988,7 +1988,7 @@
             <w:pStyle w:val="TOC2"/>
             <w:numPr>
               <w:ilvl w:val="1"/>
-              <w:numId w:val="11"/>
+              <w:numId w:val="9"/>
             </w:numPr>
             <w:tabs>
               <w:tab w:val="left" w:pos="1219"/>
@@ -2041,7 +2041,7 @@
             <w:pStyle w:val="TOC2"/>
             <w:numPr>
               <w:ilvl w:val="1"/>
-              <w:numId w:val="11"/>
+              <w:numId w:val="9"/>
             </w:numPr>
             <w:tabs>
               <w:tab w:val="left" w:pos="1219"/>
@@ -2076,7 +2076,7 @@
             <w:pStyle w:val="TOC2"/>
             <w:numPr>
               <w:ilvl w:val="2"/>
-              <w:numId w:val="11"/>
+              <w:numId w:val="9"/>
             </w:numPr>
             <w:tabs>
               <w:tab w:val="left" w:pos="1219"/>
@@ -2111,7 +2111,7 @@
             <w:pStyle w:val="TOC2"/>
             <w:numPr>
               <w:ilvl w:val="2"/>
-              <w:numId w:val="11"/>
+              <w:numId w:val="9"/>
             </w:numPr>
             <w:tabs>
               <w:tab w:val="left" w:pos="1219"/>
@@ -2173,7 +2173,7 @@
             <w:pStyle w:val="TOC2"/>
             <w:numPr>
               <w:ilvl w:val="2"/>
-              <w:numId w:val="11"/>
+              <w:numId w:val="9"/>
             </w:numPr>
             <w:tabs>
               <w:tab w:val="left" w:pos="1219"/>
@@ -2207,7 +2207,7 @@
             <w:pStyle w:val="TOC2"/>
             <w:numPr>
               <w:ilvl w:val="2"/>
-              <w:numId w:val="11"/>
+              <w:numId w:val="9"/>
             </w:numPr>
             <w:tabs>
               <w:tab w:val="left" w:pos="1219"/>
@@ -2269,7 +2269,7 @@
             <w:pStyle w:val="TOC2"/>
             <w:numPr>
               <w:ilvl w:val="2"/>
-              <w:numId w:val="11"/>
+              <w:numId w:val="9"/>
             </w:numPr>
             <w:tabs>
               <w:tab w:val="left" w:pos="1219"/>
@@ -2322,7 +2322,7 @@
             <w:pStyle w:val="TOC2"/>
             <w:numPr>
               <w:ilvl w:val="1"/>
-              <w:numId w:val="11"/>
+              <w:numId w:val="9"/>
             </w:numPr>
             <w:tabs>
               <w:tab w:val="left" w:pos="1219"/>
@@ -2374,7 +2374,7 @@
             <w:pStyle w:val="TOC2"/>
             <w:numPr>
               <w:ilvl w:val="2"/>
-              <w:numId w:val="11"/>
+              <w:numId w:val="9"/>
             </w:numPr>
             <w:tabs>
               <w:tab w:val="left" w:pos="1219"/>
@@ -2409,7 +2409,7 @@
             <w:pStyle w:val="TOC2"/>
             <w:numPr>
               <w:ilvl w:val="2"/>
-              <w:numId w:val="11"/>
+              <w:numId w:val="9"/>
             </w:numPr>
             <w:tabs>
               <w:tab w:val="left" w:pos="1219"/>
@@ -2452,7 +2452,7 @@
             <w:pStyle w:val="TOC2"/>
             <w:numPr>
               <w:ilvl w:val="2"/>
-              <w:numId w:val="11"/>
+              <w:numId w:val="9"/>
             </w:numPr>
             <w:tabs>
               <w:tab w:val="left" w:pos="1219"/>
@@ -2559,7 +2559,7 @@
             <w:pStyle w:val="TOC2"/>
             <w:numPr>
               <w:ilvl w:val="2"/>
-              <w:numId w:val="11"/>
+              <w:numId w:val="9"/>
             </w:numPr>
             <w:tabs>
               <w:tab w:val="left" w:pos="1219"/>
@@ -2620,7 +2620,7 @@
             <w:pStyle w:val="TOC2"/>
             <w:numPr>
               <w:ilvl w:val="1"/>
-              <w:numId w:val="11"/>
+              <w:numId w:val="9"/>
             </w:numPr>
             <w:tabs>
               <w:tab w:val="left" w:pos="1219"/>
@@ -2655,7 +2655,7 @@
             <w:pStyle w:val="TOC2"/>
             <w:numPr>
               <w:ilvl w:val="1"/>
-              <w:numId w:val="11"/>
+              <w:numId w:val="9"/>
             </w:numPr>
             <w:tabs>
               <w:tab w:val="left" w:pos="1219"/>
@@ -2690,7 +2690,7 @@
             <w:pStyle w:val="TOC2"/>
             <w:numPr>
               <w:ilvl w:val="1"/>
-              <w:numId w:val="11"/>
+              <w:numId w:val="9"/>
             </w:numPr>
             <w:tabs>
               <w:tab w:val="left" w:pos="1219"/>
@@ -2734,7 +2734,7 @@
             <w:pStyle w:val="TOC2"/>
             <w:numPr>
               <w:ilvl w:val="2"/>
-              <w:numId w:val="11"/>
+              <w:numId w:val="9"/>
             </w:numPr>
             <w:tabs>
               <w:tab w:val="left" w:pos="1219"/>
@@ -2787,7 +2787,7 @@
             <w:pStyle w:val="TOC2"/>
             <w:numPr>
               <w:ilvl w:val="2"/>
-              <w:numId w:val="11"/>
+              <w:numId w:val="9"/>
             </w:numPr>
             <w:tabs>
               <w:tab w:val="left" w:pos="1219"/>
@@ -2830,7 +2830,7 @@
             <w:pStyle w:val="TOC2"/>
             <w:numPr>
               <w:ilvl w:val="2"/>
-              <w:numId w:val="11"/>
+              <w:numId w:val="9"/>
             </w:numPr>
             <w:tabs>
               <w:tab w:val="left" w:pos="1219"/>
@@ -2873,7 +2873,7 @@
             <w:pStyle w:val="TOC2"/>
             <w:numPr>
               <w:ilvl w:val="1"/>
-              <w:numId w:val="11"/>
+              <w:numId w:val="9"/>
             </w:numPr>
             <w:tabs>
               <w:tab w:val="left" w:pos="1219"/>
@@ -3170,7 +3170,7 @@
         <w:pStyle w:val="Heading1"/>
         <w:numPr>
           <w:ilvl w:val="1"/>
-          <w:numId w:val="14"/>
+          <w:numId w:val="12"/>
         </w:numPr>
         <w:tabs>
           <w:tab w:val="left" w:pos="1560"/>
@@ -3207,19 +3207,19 @@
         <w:spacing w:line="264" w:lineRule="auto"/>
         <w:ind w:left="120" w:right="210"/>
       </w:pPr>
-      <w:r>
-        <w:t xml:space="preserve">ClientCorp Ltd will also provide this report to build partners to </w:t>
-      </w:r>
       <w:commentRangeStart w:id="0"/>
       <w:r>
-        <w:t xml:space="preserve">inforft</w:t>
+        <w:t xml:space="preserve">ClientCorp Ltd will also provide this report to build partners to inforft them in assessing the suitability of the land for buildings.</w:t>
       </w:r>
       <w:commentRangeEnd w:id="0"/>
       <w:r>
         <w:commentReference w:id="0"/>
       </w:r>
       <w:r>
-        <w:t xml:space="preserve"> them in assessing the suitability of the land for buildings. This report:</w:t>
+        <w:commentReference w:id="1"/>
+      </w:r>
+      <w:r>
+        <w:t xml:space="preserve"> This report:</w:t>
       </w:r>
     </w:p>
     <w:p>
@@ -3227,7 +3227,7 @@
         <w:pStyle w:val="ListParagraph"/>
         <w:numPr>
           <w:ilvl w:val="2"/>
-          <w:numId w:val="14"/>
+          <w:numId w:val="12"/>
         </w:numPr>
         <w:tabs>
           <w:tab w:val="left" w:pos="480"/>
@@ -3244,7 +3244,7 @@
         <w:pStyle w:val="ListParagraph"/>
         <w:numPr>
           <w:ilvl w:val="2"/>
-          <w:numId w:val="14"/>
+          <w:numId w:val="12"/>
         </w:numPr>
         <w:tabs>
           <w:tab w:val="left" w:pos="480"/>
@@ -3261,7 +3261,7 @@
         <w:pStyle w:val="ListParagraph"/>
         <w:numPr>
           <w:ilvl w:val="2"/>
-          <w:numId w:val="14"/>
+          <w:numId w:val="12"/>
         </w:numPr>
         <w:tabs>
           <w:tab w:val="left" w:pos="480"/>
@@ -3312,7 +3312,7 @@
         <w:pStyle w:val="Heading1"/>
         <w:numPr>
           <w:ilvl w:val="0"/>
-          <w:numId w:val="5"/>
+          <w:numId w:val="3"/>
         </w:numPr>
         <w:tabs>
           <w:tab w:val="left" w:pos="1560"/>
@@ -6711,7 +6711,7 @@
               <w:pStyle w:val="TableParagraph"/>
               <w:numPr>
                 <w:ilvl w:val="0"/>
-                <w:numId w:val="9"/>
+                <w:numId w:val="7"/>
               </w:numPr>
               <w:tabs>
                 <w:tab w:val="left" w:pos="423"/>
@@ -6813,7 +6813,7 @@
               <w:pStyle w:val="TableParagraph"/>
               <w:numPr>
                 <w:ilvl w:val="0"/>
-                <w:numId w:val="9"/>
+                <w:numId w:val="7"/>
               </w:numPr>
               <w:tabs>
                 <w:tab w:val="left" w:pos="423"/>
@@ -6941,7 +6941,7 @@
               <w:pStyle w:val="TableParagraph"/>
               <w:numPr>
                 <w:ilvl w:val="0"/>
-                <w:numId w:val="9"/>
+                <w:numId w:val="7"/>
               </w:numPr>
               <w:tabs>
                 <w:tab w:val="left" w:pos="423"/>
@@ -9200,7 +9200,7 @@
         <w:pStyle w:val="Heading1"/>
         <w:numPr>
           <w:ilvl w:val="0"/>
-          <w:numId w:val="5"/>
+          <w:numId w:val="3"/>
         </w:numPr>
         <w:tabs>
           <w:tab w:val="left" w:pos="1560"/>
@@ -9270,13 +9270,13 @@
       <w:r>
         <w:t xml:space="preserve">This report supersedes any earlier geotechnical reports issued for the site. Land </w:t>
       </w:r>
-      <w:commentRangeStart w:id="1"/>
+      <w:commentRangeStart w:id="2"/>
       <w:r>
         <w:t xml:space="preserve">reftediation</w:t>
       </w:r>
-      <w:commentRangeEnd w:id="1"/>
-      <w:r>
-        <w:commentReference w:id="1"/>
+      <w:commentRangeEnd w:id="2"/>
+      <w:r>
+        <w:commentReference w:id="2"/>
       </w:r>
       <w:r>
         <w:t xml:space="preserve"> investigations have also been carried out by SolidEarth for the Evergreen West development area. The results and</w:t>
@@ -9288,7 +9288,18 @@
         <w:ind w:left="120"/>
       </w:pPr>
       <w:r>
-        <w:t xml:space="preserve">recommendations for land remediation are presented in a separate report, Land Remediation Investigation Report: Land Remediation Investigation Report: Evergreen West Development – Stages 2 &amp; 3 – Draft, dated March 2019 (version 1.0).</w:t>
+        <w:t xml:space="preserve">recommendations for land remediation are presented in a separate report, </w:t>
+      </w:r>
+      <w:commentRangeStart w:id="3"/>
+      <w:r>
+        <w:t xml:space="preserve">Land Remediation Investigation Report: Land Remediation Investigation Report:</w:t>
+      </w:r>
+      <w:commentRangeEnd w:id="3"/>
+      <w:r>
+        <w:commentReference w:id="3"/>
+      </w:r>
+      <w:r>
+        <w:t xml:space="preserve"> Evergreen West Development – Stages 2 &amp; 3 – Draft, dated March 2019 (version 1.0).</w:t>
       </w:r>
     </w:p>
     <w:p>
@@ -9302,7 +9313,7 @@
         <w:pStyle w:val="Heading2"/>
         <w:numPr>
           <w:ilvl w:val="1"/>
-          <w:numId w:val="5"/>
+          <w:numId w:val="3"/>
         </w:numPr>
         <w:tabs>
           <w:tab w:val="left" w:pos="840"/>
@@ -9365,13 +9376,13 @@
       <w:r>
         <w:t xml:space="preserve">If the nature of the proposed </w:t>
       </w:r>
-      <w:commentRangeStart w:id="2"/>
+      <w:commentRangeStart w:id="4"/>
       <w:r>
         <w:t xml:space="preserve">developftent</w:t>
       </w:r>
-      <w:commentRangeEnd w:id="2"/>
-      <w:r>
-        <w:commentReference w:id="2"/>
+      <w:commentRangeEnd w:id="4"/>
+      <w:r>
+        <w:commentReference w:id="4"/>
       </w:r>
       <w:r>
         <w:t xml:space="preserve"> differs from that assumed in this report, it is important that we are given the opportunity to revise the contents of this report.</w:t>
@@ -9395,7 +9406,7 @@
         <w:pStyle w:val="Heading1"/>
         <w:numPr>
           <w:ilvl w:val="0"/>
-          <w:numId w:val="5"/>
+          <w:numId w:val="3"/>
         </w:numPr>
         <w:tabs>
           <w:tab w:val="left" w:pos="1560"/>
@@ -9411,7 +9422,7 @@
         <w:pStyle w:val="Heading2"/>
         <w:numPr>
           <w:ilvl w:val="1"/>
-          <w:numId w:val="5"/>
+          <w:numId w:val="3"/>
         </w:numPr>
         <w:tabs>
           <w:tab w:val="left" w:pos="686"/>
@@ -9479,7 +9490,7 @@
         <w:pStyle w:val="Heading2"/>
         <w:numPr>
           <w:ilvl w:val="1"/>
-          <w:numId w:val="5"/>
+          <w:numId w:val="3"/>
         </w:numPr>
         <w:tabs>
           <w:tab w:val="left" w:pos="686"/>
@@ -9499,13 +9510,13 @@
       <w:r>
         <w:t xml:space="preserve">NZGD does not show any historical investigations in the </w:t>
       </w:r>
-      <w:commentRangeStart w:id="3"/>
+      <w:commentRangeStart w:id="5"/>
       <w:r>
         <w:t xml:space="preserve">iftmediate</w:t>
       </w:r>
-      <w:commentRangeEnd w:id="3"/>
-      <w:r>
-        <w:commentReference w:id="3"/>
+      <w:commentRangeEnd w:id="5"/>
+      <w:r>
+        <w:commentReference w:id="5"/>
       </w:r>
       <w:r>
         <w:t xml:space="preserve"> area (i.e. 100m radius) of the Superlot.</w:t>
@@ -9522,7 +9533,7 @@
         <w:pStyle w:val="Heading2"/>
         <w:numPr>
           <w:ilvl w:val="1"/>
-          <w:numId w:val="5"/>
+          <w:numId w:val="3"/>
         </w:numPr>
         <w:tabs>
           <w:tab w:val="left" w:pos="685"/>
@@ -12309,7 +12320,7 @@
         <w:pStyle w:val="ListParagraph"/>
         <w:numPr>
           <w:ilvl w:val="0"/>
-          <w:numId w:val="10"/>
+          <w:numId w:val="8"/>
         </w:numPr>
         <w:tabs>
           <w:tab w:val="left" w:pos="840"/>
@@ -12329,7 +12340,7 @@
         <w:pStyle w:val="ListParagraph"/>
         <w:numPr>
           <w:ilvl w:val="0"/>
-          <w:numId w:val="10"/>
+          <w:numId w:val="8"/>
         </w:numPr>
         <w:tabs>
           <w:tab w:val="left" w:pos="840"/>
@@ -12349,7 +12360,7 @@
         <w:pStyle w:val="ListParagraph"/>
         <w:numPr>
           <w:ilvl w:val="0"/>
-          <w:numId w:val="10"/>
+          <w:numId w:val="8"/>
         </w:numPr>
         <w:tabs>
           <w:tab w:val="left" w:pos="840"/>
@@ -12369,7 +12380,7 @@
         <w:pStyle w:val="ListParagraph"/>
         <w:numPr>
           <w:ilvl w:val="0"/>
-          <w:numId w:val="10"/>
+          <w:numId w:val="8"/>
         </w:numPr>
         <w:tabs>
           <w:tab w:val="left" w:pos="840"/>
@@ -12399,7 +12410,7 @@
         <w:pStyle w:val="Heading2"/>
         <w:numPr>
           <w:ilvl w:val="1"/>
-          <w:numId w:val="5"/>
+          <w:numId w:val="3"/>
         </w:numPr>
         <w:tabs>
           <w:tab w:val="left" w:pos="684"/>
@@ -12441,7 +12452,7 @@
         <w:pStyle w:val="Heading2"/>
         <w:numPr>
           <w:ilvl w:val="1"/>
-          <w:numId w:val="5"/>
+          <w:numId w:val="3"/>
         </w:numPr>
         <w:tabs>
           <w:tab w:val="left" w:pos="686"/>
@@ -13141,7 +13152,7 @@
         <w:pStyle w:val="Heading1"/>
         <w:numPr>
           <w:ilvl w:val="0"/>
-          <w:numId w:val="5"/>
+          <w:numId w:val="3"/>
         </w:numPr>
         <w:tabs>
           <w:tab w:val="left" w:pos="1560"/>
@@ -13157,7 +13168,7 @@
         <w:pStyle w:val="Heading2"/>
         <w:numPr>
           <w:ilvl w:val="1"/>
-          <w:numId w:val="5"/>
+          <w:numId w:val="3"/>
         </w:numPr>
         <w:tabs>
           <w:tab w:val="left" w:pos="685"/>
@@ -14449,7 +14460,7 @@
         <w:pStyle w:val="Heading2"/>
         <w:numPr>
           <w:ilvl w:val="1"/>
-          <w:numId w:val="5"/>
+          <w:numId w:val="3"/>
         </w:numPr>
         <w:tabs>
           <w:tab w:val="left" w:pos="685"/>
@@ -14465,7 +14476,7 @@
         <w:pStyle w:val="ListParagraph"/>
         <w:numPr>
           <w:ilvl w:val="2"/>
-          <w:numId w:val="5"/>
+          <w:numId w:val="3"/>
         </w:numPr>
         <w:tabs>
           <w:tab w:val="left" w:pos="1200"/>
@@ -14522,7 +14533,7 @@
         <w:pStyle w:val="ListParagraph"/>
         <w:numPr>
           <w:ilvl w:val="2"/>
-          <w:numId w:val="5"/>
+          <w:numId w:val="3"/>
         </w:numPr>
         <w:tabs>
           <w:tab w:val="left" w:pos="1200"/>
@@ -14587,18 +14598,7 @@
         <w:ind w:left="120" w:right="590"/>
       </w:pPr>
       <w:r>
-        <w:t xml:space="preserve">significant variance in the undrained shear strengths of this material, with results ranging from 17 to 200 </w:t>
-      </w:r>
-      <w:commentRangeStart w:id="4"/>
-      <w:r>
-        <w:t xml:space="preserve">psi</w:t>
-      </w:r>
-      <w:commentRangeEnd w:id="4"/>
-      <w:r>
-        <w:commentReference w:id="4"/>
-      </w:r>
-      <w:r>
-        <w:t xml:space="preserve">.</w:t>
+        <w:t xml:space="preserve">significant variance in the undrained shear strengths of this material, with results ranging from 17 to 200 psi.</w:t>
       </w:r>
     </w:p>
     <w:p>
@@ -14632,7 +14632,7 @@
         <w:pStyle w:val="ListParagraph"/>
         <w:numPr>
           <w:ilvl w:val="2"/>
-          <w:numId w:val="5"/>
+          <w:numId w:val="3"/>
         </w:numPr>
         <w:tabs>
           <w:tab w:val="left" w:pos="1200"/>
@@ -14730,7 +14730,7 @@
         <w:pStyle w:val="ListParagraph"/>
         <w:numPr>
           <w:ilvl w:val="2"/>
-          <w:numId w:val="5"/>
+          <w:numId w:val="3"/>
         </w:numPr>
         <w:tabs>
           <w:tab w:val="left" w:pos="1200"/>
@@ -14805,7 +14805,7 @@
         <w:pStyle w:val="ListParagraph"/>
         <w:numPr>
           <w:ilvl w:val="0"/>
-          <w:numId w:val="5"/>
+          <w:numId w:val="3"/>
         </w:numPr>
         <w:tabs>
           <w:tab w:val="left" w:pos="1560"/>
@@ -14838,7 +14838,7 @@
         <w:pStyle w:val="Heading2"/>
         <w:numPr>
           <w:ilvl w:val="1"/>
-          <w:numId w:val="5"/>
+          <w:numId w:val="3"/>
         </w:numPr>
         <w:tabs>
           <w:tab w:val="left" w:pos="685"/>
@@ -14871,7 +14871,7 @@
         <w:pStyle w:val="Heading2"/>
         <w:numPr>
           <w:ilvl w:val="1"/>
-          <w:numId w:val="5"/>
+          <w:numId w:val="3"/>
         </w:numPr>
         <w:tabs>
           <w:tab w:val="left" w:pos="685"/>
@@ -14887,7 +14887,7 @@
         <w:pStyle w:val="ListParagraph"/>
         <w:numPr>
           <w:ilvl w:val="0"/>
-          <w:numId w:val="16"/>
+          <w:numId w:val="14"/>
         </w:numPr>
         <w:tabs>
           <w:tab w:val="left" w:pos="480"/>
@@ -14904,7 +14904,7 @@
         <w:pStyle w:val="ListParagraph"/>
         <w:numPr>
           <w:ilvl w:val="0"/>
-          <w:numId w:val="16"/>
+          <w:numId w:val="14"/>
         </w:numPr>
         <w:tabs>
           <w:tab w:val="left" w:pos="480"/>
@@ -14921,7 +14921,7 @@
         <w:pStyle w:val="ListParagraph"/>
         <w:numPr>
           <w:ilvl w:val="0"/>
-          <w:numId w:val="16"/>
+          <w:numId w:val="14"/>
         </w:numPr>
         <w:tabs>
           <w:tab w:val="left" w:pos="480"/>
@@ -14938,7 +14938,7 @@
         <w:pStyle w:val="ListParagraph"/>
         <w:numPr>
           <w:ilvl w:val="0"/>
-          <w:numId w:val="16"/>
+          <w:numId w:val="14"/>
         </w:numPr>
         <w:tabs>
           <w:tab w:val="left" w:pos="480"/>
@@ -14955,7 +14955,7 @@
         <w:pStyle w:val="ListParagraph"/>
         <w:numPr>
           <w:ilvl w:val="0"/>
-          <w:numId w:val="16"/>
+          <w:numId w:val="14"/>
         </w:numPr>
         <w:tabs>
           <w:tab w:val="left" w:pos="480"/>
@@ -14972,7 +14972,7 @@
         <w:pStyle w:val="ListParagraph"/>
         <w:numPr>
           <w:ilvl w:val="0"/>
-          <w:numId w:val="16"/>
+          <w:numId w:val="14"/>
         </w:numPr>
         <w:tabs>
           <w:tab w:val="left" w:pos="480"/>
@@ -14980,13 +14980,13 @@
         <w:spacing w:before="106"/>
         <w:ind w:hanging="360"/>
       </w:pPr>
-      <w:commentRangeStart w:id="5"/>
+      <w:commentRangeStart w:id="6"/>
       <w:r>
         <w:t xml:space="preserve">Coftpressible</w:t>
       </w:r>
-      <w:commentRangeEnd w:id="5"/>
-      <w:r>
-        <w:commentReference w:id="5"/>
+      <w:commentRangeEnd w:id="6"/>
+      <w:r>
+        <w:commentReference w:id="6"/>
       </w:r>
       <w:r>
         <w:t xml:space="preserve"> soils and settlement</w:t>
@@ -14997,7 +14997,7 @@
         <w:pStyle w:val="ListParagraph"/>
         <w:numPr>
           <w:ilvl w:val="0"/>
-          <w:numId w:val="16"/>
+          <w:numId w:val="14"/>
         </w:numPr>
         <w:tabs>
           <w:tab w:val="left" w:pos="480"/>
@@ -15014,7 +15014,7 @@
         <w:pStyle w:val="ListParagraph"/>
         <w:numPr>
           <w:ilvl w:val="0"/>
-          <w:numId w:val="16"/>
+          <w:numId w:val="14"/>
         </w:numPr>
         <w:tabs>
           <w:tab w:val="left" w:pos="480"/>
@@ -15031,7 +15031,7 @@
         <w:pStyle w:val="ListParagraph"/>
         <w:numPr>
           <w:ilvl w:val="0"/>
-          <w:numId w:val="16"/>
+          <w:numId w:val="14"/>
         </w:numPr>
         <w:tabs>
           <w:tab w:val="left" w:pos="480"/>
@@ -15048,7 +15048,7 @@
         <w:pStyle w:val="ListParagraph"/>
         <w:numPr>
           <w:ilvl w:val="0"/>
-          <w:numId w:val="16"/>
+          <w:numId w:val="14"/>
         </w:numPr>
         <w:tabs>
           <w:tab w:val="left" w:pos="480"/>
@@ -15059,13 +15059,13 @@
       <w:r>
         <w:t xml:space="preserve">Subgrade for </w:t>
       </w:r>
-      <w:commentRangeStart w:id="6"/>
+      <w:commentRangeStart w:id="7"/>
       <w:r>
         <w:t xml:space="preserve">paveftents</w:t>
       </w:r>
-      <w:commentRangeEnd w:id="6"/>
-      <w:r>
-        <w:commentReference w:id="6"/>
+      <w:commentRangeEnd w:id="7"/>
+      <w:r>
+        <w:commentReference w:id="7"/>
       </w:r>
       <w:r>
         <w:t xml:space="preserve">.</w:t>
@@ -15076,7 +15076,7 @@
         <w:pStyle w:val="ListParagraph"/>
         <w:numPr>
           <w:ilvl w:val="0"/>
-          <w:numId w:val="16"/>
+          <w:numId w:val="14"/>
         </w:numPr>
         <w:tabs>
           <w:tab w:val="left" w:pos="480"/>
@@ -15099,7 +15099,7 @@
         <w:pStyle w:val="Heading2"/>
         <w:numPr>
           <w:ilvl w:val="1"/>
-          <w:numId w:val="5"/>
+          <w:numId w:val="3"/>
         </w:numPr>
         <w:tabs>
           <w:tab w:val="left" w:pos="685"/>
@@ -15127,18 +15127,7 @@
         <w:ind w:left="120" w:right="351"/>
       </w:pPr>
       <w:r>
-        <w:t xml:space="preserve">Shear strengths of greater than 80 </w:t>
-      </w:r>
-      <w:commentRangeStart w:id="7"/>
-      <w:r>
-        <w:t xml:space="preserve">psi</w:t>
-      </w:r>
-      <w:commentRangeEnd w:id="7"/>
-      <w:r>
-        <w:commentReference w:id="7"/>
-      </w:r>
-      <w:r>
-        <w:t xml:space="preserve"> were typically measured within this crust. The soils underlying the crust were observed to be significantly softer, with typical shear strengths of between 15-40 kPa. The thickness of the crust varies considerably across the site extent. In the northern and north-west regions of the site, the crust is anticipated to extend to a depth of 1.8 to 2.1m below existing ground surface. In the south-east region of the site, a thinner crust extending to depths of 0.6 to 1.2 m below existing ground</w:t>
+        <w:t xml:space="preserve">Shear strengths of greater than 80 psi were typically measured within this crust. The soils underlying the crust were observed to be significantly softer, with typical shear strengths of between 15-40 kPa. The thickness of the crust varies considerably across the site extent. In the northern and north-west regions of the site, the crust is anticipated to extend to a depth of 1.8 to 2.1m below existing ground surface. In the south-east region of the site, a thinner crust extending to depths of 0.6 to 1.2 m below existing ground</w:t>
       </w:r>
     </w:p>
     <w:p>
@@ -15223,7 +15212,7 @@
         <w:pStyle w:val="Heading2"/>
         <w:numPr>
           <w:ilvl w:val="1"/>
-          <w:numId w:val="5"/>
+          <w:numId w:val="3"/>
         </w:numPr>
         <w:tabs>
           <w:tab w:val="left" w:pos="684"/>
@@ -15240,7 +15229,7 @@
         <w:pStyle w:val="ListParagraph"/>
         <w:numPr>
           <w:ilvl w:val="2"/>
-          <w:numId w:val="5"/>
+          <w:numId w:val="3"/>
         </w:numPr>
         <w:tabs>
           <w:tab w:val="left" w:pos="1200"/>
@@ -15327,8 +15316,13 @@
         <w:t xml:space="preserve">It is likely that the soils at the foundation elevation will be prone to shrinkage and swelling when exposed to changes in </w:t>
       </w:r>
       <w:commentRangeStart w:id="8"/>
+      <w:commentRangeStart w:id="9"/>
       <w:r>
         <w:t xml:space="preserve">ftoisture</w:t>
+      </w:r>
+      <w:commentRangeEnd w:id="9"/>
+      <w:r>
+        <w:commentReference w:id="9"/>
       </w:r>
       <w:commentRangeEnd w:id="8"/>
       <w:r>
@@ -15349,7 +15343,7 @@
         <w:pStyle w:val="ListParagraph"/>
         <w:numPr>
           <w:ilvl w:val="2"/>
-          <w:numId w:val="5"/>
+          <w:numId w:val="3"/>
         </w:numPr>
         <w:tabs>
           <w:tab w:val="left" w:pos="1200"/>
@@ -15405,7 +15399,7 @@
         <w:pStyle w:val="ListParagraph"/>
         <w:numPr>
           <w:ilvl w:val="2"/>
-          <w:numId w:val="5"/>
+          <w:numId w:val="3"/>
         </w:numPr>
         <w:tabs>
           <w:tab w:val="left" w:pos="1200"/>
@@ -15450,13 +15444,13 @@
       <w:r>
         <w:t xml:space="preserve">trench excavations to a </w:t>
       </w:r>
-      <w:commentRangeStart w:id="9"/>
+      <w:commentRangeStart w:id="10"/>
       <w:r>
         <w:t xml:space="preserve">ftinimum</w:t>
       </w:r>
-      <w:commentRangeEnd w:id="9"/>
-      <w:r>
-        <w:commentReference w:id="9"/>
+      <w:commentRangeEnd w:id="10"/>
+      <w:r>
+        <w:commentReference w:id="10"/>
       </w:r>
       <w:r>
         <w:t xml:space="preserve"> of three times the excavation depth away from existing structures.</w:t>
@@ -15488,13 +15482,13 @@
         <w:spacing w:line="268" w:lineRule="exact"/>
         <w:ind w:left="120"/>
       </w:pPr>
-      <w:commentRangeStart w:id="10"/>
+      <w:commentRangeStart w:id="11"/>
       <w:r>
         <w:t xml:space="preserve">daftage</w:t>
       </w:r>
-      <w:commentRangeEnd w:id="10"/>
-      <w:r>
-        <w:commentReference w:id="10"/>
+      <w:commentRangeEnd w:id="11"/>
+      <w:r>
+        <w:commentReference w:id="11"/>
       </w:r>
       <w:r>
         <w:t xml:space="preserve"> to buildings and infrastructure.</w:t>
@@ -15565,7 +15559,7 @@
         <w:pStyle w:val="ListParagraph"/>
         <w:numPr>
           <w:ilvl w:val="2"/>
-          <w:numId w:val="5"/>
+          <w:numId w:val="3"/>
         </w:numPr>
         <w:tabs>
           <w:tab w:val="left" w:pos="1200"/>
@@ -15610,13 +15604,13 @@
       <w:r>
         <w:t xml:space="preserve">(</w:t>
       </w:r>
-      <w:commentRangeStart w:id="11"/>
+      <w:commentRangeStart w:id="12"/>
       <w:r>
         <w:t xml:space="preserve">Noveftber</w:t>
       </w:r>
-      <w:commentRangeEnd w:id="11"/>
-      <w:r>
-        <w:commentReference w:id="11"/>
+      <w:commentRangeEnd w:id="12"/>
+      <w:r>
+        <w:commentReference w:id="12"/>
       </w:r>
       <w:r>
         <w:t xml:space="preserve"> to April). Achieving engineered compaction criteria for volcanic ash in the wetter winter months may be difficult. If earthworks proceed outside of summer, lime stabilisation or other conditioning of the</w:t>
@@ -15709,7 +15703,7 @@
         <w:pStyle w:val="ListParagraph"/>
         <w:numPr>
           <w:ilvl w:val="2"/>
-          <w:numId w:val="5"/>
+          <w:numId w:val="3"/>
         </w:numPr>
         <w:tabs>
           <w:tab w:val="left" w:pos="1200"/>
@@ -16757,7 +16751,7 @@
         <w:pStyle w:val="Heading2"/>
         <w:numPr>
           <w:ilvl w:val="1"/>
-          <w:numId w:val="5"/>
+          <w:numId w:val="3"/>
         </w:numPr>
         <w:tabs>
           <w:tab w:val="left" w:pos="685"/>
@@ -16773,7 +16767,7 @@
         <w:pStyle w:val="ListParagraph"/>
         <w:numPr>
           <w:ilvl w:val="2"/>
-          <w:numId w:val="5"/>
+          <w:numId w:val="3"/>
         </w:numPr>
         <w:tabs>
           <w:tab w:val="left" w:pos="1200"/>
@@ -16828,13 +16822,13 @@
       <w:r>
         <w:t xml:space="preserve">On the basis of the available </w:t>
       </w:r>
-      <w:commentRangeStart w:id="12"/>
+      <w:commentRangeStart w:id="13"/>
       <w:r>
         <w:t xml:space="preserve">inforftation</w:t>
       </w:r>
-      <w:commentRangeEnd w:id="12"/>
-      <w:r>
-        <w:commentReference w:id="12"/>
+      <w:commentRangeEnd w:id="13"/>
+      <w:r>
+        <w:commentReference w:id="13"/>
       </w:r>
       <w:r>
         <w:t xml:space="preserve">, shallow or piled foundation are likely to be suitable options to</w:t>
@@ -16871,7 +16865,7 @@
         <w:pStyle w:val="ListParagraph"/>
         <w:numPr>
           <w:ilvl w:val="3"/>
-          <w:numId w:val="5"/>
+          <w:numId w:val="3"/>
         </w:numPr>
         <w:tabs>
           <w:tab w:val="left" w:pos="1197"/>
@@ -17714,18 +17708,7 @@
         </w:rPr>
       </w:pPr>
       <w:r>
-        <w:t xml:space="preserve">NOTE 1: The foundation subgrade should have an undrained shear strength of not less than 80 </w:t>
-      </w:r>
-      <w:commentRangeStart w:id="13"/>
-      <w:r>
-        <w:t xml:space="preserve">psi</w:t>
-      </w:r>
-      <w:commentRangeEnd w:id="13"/>
-      <w:r>
-        <w:commentReference w:id="13"/>
-      </w:r>
-      <w:r>
-        <w:t xml:space="preserve"> to at least 1 ft beneath the base of the footing (based on a review of the nearest boreholes by a Chartered Professional Geotechnical Engineer). This can comprise the natural crust or engineered fill.</w:t>
+        <w:t xml:space="preserve">NOTE 1: The foundation subgrade should have an undrained shear strength of not less than 80 psi to at least 1 ft beneath the base of the footing (based on a review of the nearest boreholes by a Chartered Professional Geotechnical Engineer). This can comprise the natural crust or engineered fill.</w:t>
       </w:r>
     </w:p>
     <w:p>
@@ -17738,18 +17721,7 @@
         </w:rPr>
       </w:pPr>
       <w:r>
-        <w:t xml:space="preserve">NOTE 2: Where the soil within 1 m of the underside of the foundations has an undrained shear strength of less than 80 </w:t>
-      </w:r>
-      <w:commentRangeStart w:id="14"/>
-      <w:r>
-        <w:t xml:space="preserve">psi</w:t>
-      </w:r>
-      <w:commentRangeEnd w:id="14"/>
-      <w:r>
-        <w:commentReference w:id="14"/>
-      </w:r>
-      <w:r>
-        <w:t xml:space="preserve"> (based on a review of the nearest boreholes).</w:t>
+        <w:t xml:space="preserve">NOTE 2: Where the soil within 1 m of the underside of the foundations has an undrained shear strength of less than 80 psi (based on a review of the nearest boreholes).</w:t>
       </w:r>
     </w:p>
     <w:p>
@@ -17767,7 +17739,7 @@
         <w:pStyle w:val="ListParagraph"/>
         <w:numPr>
           <w:ilvl w:val="3"/>
-          <w:numId w:val="5"/>
+          <w:numId w:val="3"/>
         </w:numPr>
         <w:tabs>
           <w:tab w:val="left" w:pos="1197"/>
@@ -17818,18 +17790,7 @@
         <w:ind w:left="120"/>
       </w:pPr>
       <w:r>
-        <w:t xml:space="preserve">pressures of 10-30 </w:t>
-      </w:r>
-      <w:commentRangeStart w:id="15"/>
-      <w:r>
-        <w:t xml:space="preserve">psi</w:t>
-      </w:r>
-      <w:commentRangeEnd w:id="15"/>
-      <w:r>
-        <w:commentReference w:id="15"/>
-      </w:r>
-      <w:r>
-        <w:t xml:space="preserve">, to simulate the weight of light weight 1-3 storey buildings. The assessment has been</w:t>
+        <w:t xml:space="preserve">pressures of 10-30 psi, to simulate the weight of light weight 1-3 storey buildings. The assessment has been</w:t>
       </w:r>
     </w:p>
     <w:p>
@@ -19099,18 +19060,7 @@
         <w:ind w:left="120"/>
       </w:pPr>
       <w:r>
-        <w:t xml:space="preserve">Where buildings are limited to 1-2 storeys (i.e. with serviceability limit state loads of up to 20 </w:t>
-      </w:r>
-      <w:commentRangeStart w:id="16"/>
-      <w:r>
-        <w:t xml:space="preserve">psi</w:t>
-      </w:r>
-      <w:commentRangeEnd w:id="16"/>
-      <w:r>
-        <w:commentReference w:id="16"/>
-      </w:r>
-      <w:r>
-        <w:t xml:space="preserve">) on</w:t>
+        <w:t xml:space="preserve">Where buildings are limited to 1-2 storeys (i.e. with serviceability limit state loads of up to 20 psi) on</w:t>
       </w:r>
     </w:p>
     <w:p>
@@ -19140,13 +19090,13 @@
       <w:r>
         <w:t xml:space="preserve">joints should be used to </w:t>
       </w:r>
-      <w:commentRangeStart w:id="17"/>
+      <w:commentRangeStart w:id="14"/>
       <w:r>
         <w:t xml:space="preserve">ftitigate</w:t>
       </w:r>
-      <w:commentRangeEnd w:id="17"/>
-      <w:r>
-        <w:commentReference w:id="17"/>
+      <w:commentRangeEnd w:id="14"/>
+      <w:r>
+        <w:commentReference w:id="14"/>
       </w:r>
       <w:r>
         <w:t xml:space="preserve"> the effects of differential foundation settlement. For example, movement joints between adjoining terrace houses may be necessary to mitigate against differential settlement risks.</w:t>
@@ -19194,7 +19144,7 @@
         <w:pStyle w:val="ListParagraph"/>
         <w:numPr>
           <w:ilvl w:val="2"/>
-          <w:numId w:val="5"/>
+          <w:numId w:val="3"/>
         </w:numPr>
         <w:tabs>
           <w:tab w:val="left" w:pos="1200"/>
@@ -19225,7 +19175,7 @@
         <w:pStyle w:val="ListParagraph"/>
         <w:numPr>
           <w:ilvl w:val="3"/>
-          <w:numId w:val="5"/>
+          <w:numId w:val="3"/>
         </w:numPr>
         <w:tabs>
           <w:tab w:val="left" w:pos="1197"/>
@@ -19285,7 +19235,7 @@
         <w:pStyle w:val="ListParagraph"/>
         <w:numPr>
           <w:ilvl w:val="0"/>
-          <w:numId w:val="7"/>
+          <w:numId w:val="5"/>
         </w:numPr>
         <w:tabs>
           <w:tab w:val="left" w:pos="476"/>
@@ -19302,7 +19252,7 @@
         <w:pStyle w:val="ListParagraph"/>
         <w:numPr>
           <w:ilvl w:val="0"/>
-          <w:numId w:val="7"/>
+          <w:numId w:val="5"/>
         </w:numPr>
         <w:tabs>
           <w:tab w:val="left" w:pos="477"/>
@@ -19319,7 +19269,7 @@
         <w:pStyle w:val="ListParagraph"/>
         <w:numPr>
           <w:ilvl w:val="0"/>
-          <w:numId w:val="7"/>
+          <w:numId w:val="5"/>
         </w:numPr>
         <w:tabs>
           <w:tab w:val="left" w:pos="477"/>
@@ -19336,7 +19286,7 @@
         <w:pStyle w:val="ListParagraph"/>
         <w:numPr>
           <w:ilvl w:val="0"/>
-          <w:numId w:val="7"/>
+          <w:numId w:val="5"/>
         </w:numPr>
         <w:tabs>
           <w:tab w:val="left" w:pos="477"/>
@@ -19379,7 +19329,7 @@
         <w:pStyle w:val="ListParagraph"/>
         <w:numPr>
           <w:ilvl w:val="3"/>
-          <w:numId w:val="5"/>
+          <w:numId w:val="3"/>
         </w:numPr>
         <w:tabs>
           <w:tab w:val="left" w:pos="1197"/>
@@ -19445,7 +19395,7 @@
         <w:pStyle w:val="ListParagraph"/>
         <w:numPr>
           <w:ilvl w:val="3"/>
-          <w:numId w:val="5"/>
+          <w:numId w:val="3"/>
         </w:numPr>
         <w:tabs>
           <w:tab w:val="left" w:pos="1197"/>
@@ -19496,7 +19446,7 @@
         <w:pStyle w:val="ListParagraph"/>
         <w:numPr>
           <w:ilvl w:val="4"/>
-          <w:numId w:val="5"/>
+          <w:numId w:val="3"/>
         </w:numPr>
         <w:tabs>
           <w:tab w:val="left" w:pos="480"/>
@@ -19513,7 +19463,7 @@
         <w:pStyle w:val="ListParagraph"/>
         <w:numPr>
           <w:ilvl w:val="4"/>
-          <w:numId w:val="5"/>
+          <w:numId w:val="3"/>
         </w:numPr>
         <w:tabs>
           <w:tab w:val="left" w:pos="480"/>
@@ -19581,7 +19531,7 @@
         <w:pStyle w:val="ListParagraph"/>
         <w:numPr>
           <w:ilvl w:val="4"/>
-          <w:numId w:val="5"/>
+          <w:numId w:val="3"/>
         </w:numPr>
         <w:tabs>
           <w:tab w:val="left" w:pos="480"/>
@@ -19614,7 +19564,7 @@
         <w:pStyle w:val="ListParagraph"/>
         <w:numPr>
           <w:ilvl w:val="3"/>
-          <w:numId w:val="5"/>
+          <w:numId w:val="3"/>
         </w:numPr>
         <w:tabs>
           <w:tab w:val="left" w:pos="1197"/>
@@ -19681,7 +19631,7 @@
         <w:pStyle w:val="ListParagraph"/>
         <w:numPr>
           <w:ilvl w:val="3"/>
-          <w:numId w:val="5"/>
+          <w:numId w:val="3"/>
         </w:numPr>
         <w:tabs>
           <w:tab w:val="left" w:pos="1197"/>
@@ -19982,7 +19932,7 @@
         <w:pStyle w:val="ListParagraph"/>
         <w:numPr>
           <w:ilvl w:val="2"/>
-          <w:numId w:val="5"/>
+          <w:numId w:val="3"/>
         </w:numPr>
         <w:tabs>
           <w:tab w:val="left" w:pos="1200"/>
@@ -20841,7 +20791,7 @@
         <w:pStyle w:val="ListParagraph"/>
         <w:numPr>
           <w:ilvl w:val="2"/>
-          <w:numId w:val="5"/>
+          <w:numId w:val="3"/>
         </w:numPr>
         <w:tabs>
           <w:tab w:val="left" w:pos="840"/>
@@ -20883,18 +20833,7 @@
         <w:ind w:left="120"/>
       </w:pPr>
       <w:r>
-        <w:t xml:space="preserve">approximately 500 to 700 </w:t>
-      </w:r>
-      <w:commentRangeStart w:id="18"/>
-      <w:r>
-        <w:t xml:space="preserve">kN</w:t>
-      </w:r>
-      <w:commentRangeEnd w:id="18"/>
-      <w:r>
-        <w:commentReference w:id="18"/>
-      </w:r>
-      <w:r>
-        <w:t xml:space="preserve"> (i.e. ULS capacity of 250 to 350 kN). Piles should be located at least 900 mm apart, or analysed for pile group effects. Alternative piling options should be assessed by a Chartered</w:t>
+        <w:t xml:space="preserve">approximately 500 to 700 kN (i.e. ULS capacity of 250 to 350 kN). Piles should be located at least 900 mm apart, or analysed for pile group effects. Alternative piling options should be assessed by a Chartered</w:t>
       </w:r>
     </w:p>
     <w:p>
@@ -20916,13 +20855,13 @@
       <w:r>
         <w:t xml:space="preserve">If loads are applied to the ground surface (e.g. </w:t>
       </w:r>
-      <w:commentRangeStart w:id="19"/>
+      <w:commentRangeStart w:id="15"/>
       <w:r>
         <w:t xml:space="preserve">placeftent</w:t>
       </w:r>
-      <w:commentRangeEnd w:id="19"/>
-      <w:r>
-        <w:commentReference w:id="19"/>
+      <w:commentRangeEnd w:id="15"/>
+      <w:r>
+        <w:commentReference w:id="15"/>
       </w:r>
       <w:r>
         <w:t xml:space="preserve"> of fill or structures on shallow foundations),</w:t>
@@ -20949,7 +20888,7 @@
         <w:pStyle w:val="Heading2"/>
         <w:numPr>
           <w:ilvl w:val="1"/>
-          <w:numId w:val="5"/>
+          <w:numId w:val="3"/>
         </w:numPr>
         <w:tabs>
           <w:tab w:val="left" w:pos="684"/>
@@ -21009,13 +20948,13 @@
       <w:r>
         <w:t xml:space="preserve">Table 8: Retention design </w:t>
       </w:r>
-      <w:commentRangeStart w:id="20"/>
+      <w:commentRangeStart w:id="16"/>
       <w:r>
         <w:t xml:space="preserve">parafteters</w:t>
       </w:r>
-      <w:commentRangeEnd w:id="20"/>
-      <w:r>
-        <w:commentReference w:id="20"/>
+      <w:commentRangeEnd w:id="16"/>
+      <w:r>
+        <w:commentReference w:id="16"/>
       </w:r>
     </w:p>
     <w:p>
@@ -21989,7 +21928,7 @@
               <w:pStyle w:val="TableParagraph"/>
               <w:numPr>
                 <w:ilvl w:val="0"/>
-                <w:numId w:val="8"/>
+                <w:numId w:val="6"/>
               </w:numPr>
               <w:tabs>
                 <w:tab w:val="left" w:pos="425"/>
@@ -22389,7 +22328,7 @@
               <w:pStyle w:val="TableParagraph"/>
               <w:numPr>
                 <w:ilvl w:val="0"/>
-                <w:numId w:val="8"/>
+                <w:numId w:val="6"/>
               </w:numPr>
               <w:tabs>
                 <w:tab w:val="left" w:pos="425"/>
@@ -22883,7 +22822,7 @@
               <w:pStyle w:val="TableParagraph"/>
               <w:numPr>
                 <w:ilvl w:val="0"/>
-                <w:numId w:val="8"/>
+                <w:numId w:val="6"/>
               </w:numPr>
               <w:tabs>
                 <w:tab w:val="left" w:pos="425"/>
@@ -23114,7 +23053,7 @@
               <w:pStyle w:val="TableParagraph"/>
               <w:numPr>
                 <w:ilvl w:val="0"/>
-                <w:numId w:val="8"/>
+                <w:numId w:val="6"/>
               </w:numPr>
               <w:tabs>
                 <w:tab w:val="left" w:pos="425"/>
@@ -23385,13 +23324,13 @@
         <w:spacing w:before="1" w:line="264" w:lineRule="auto"/>
         <w:ind w:left="120"/>
       </w:pPr>
-      <w:commentRangeStart w:id="21"/>
+      <w:commentRangeStart w:id="17"/>
       <w:r>
         <w:t xml:space="preserve">Assufting</w:t>
       </w:r>
-      <w:commentRangeEnd w:id="21"/>
-      <w:r>
-        <w:commentReference w:id="21"/>
+      <w:commentRangeEnd w:id="17"/>
+      <w:r>
+        <w:commentReference w:id="17"/>
       </w:r>
       <w:r>
         <w:t xml:space="preserve"> a 45° zone of influence and a horizontal backslope, the minimum safe horizontal offset (x) may be calculated as:</w:t>
@@ -23441,7 +23380,7 @@
         <w:pStyle w:val="Heading2"/>
         <w:numPr>
           <w:ilvl w:val="1"/>
-          <w:numId w:val="5"/>
+          <w:numId w:val="3"/>
         </w:numPr>
         <w:tabs>
           <w:tab w:val="left" w:pos="685"/>
@@ -23522,7 +23461,7 @@
         <w:pStyle w:val="Heading2"/>
         <w:numPr>
           <w:ilvl w:val="1"/>
-          <w:numId w:val="5"/>
+          <w:numId w:val="3"/>
         </w:numPr>
         <w:tabs>
           <w:tab w:val="left" w:pos="685"/>
@@ -23539,7 +23478,7 @@
         <w:pStyle w:val="ListParagraph"/>
         <w:numPr>
           <w:ilvl w:val="2"/>
-          <w:numId w:val="5"/>
+          <w:numId w:val="3"/>
         </w:numPr>
         <w:tabs>
           <w:tab w:val="left" w:pos="1200"/>
@@ -23586,7 +23525,7 @@
         <w:pStyle w:val="ListParagraph"/>
         <w:numPr>
           <w:ilvl w:val="2"/>
-          <w:numId w:val="5"/>
+          <w:numId w:val="3"/>
         </w:numPr>
         <w:tabs>
           <w:tab w:val="left" w:pos="1200"/>
@@ -23642,7 +23581,7 @@
         <w:pStyle w:val="ListParagraph"/>
         <w:numPr>
           <w:ilvl w:val="2"/>
-          <w:numId w:val="5"/>
+          <w:numId w:val="3"/>
         </w:numPr>
         <w:tabs>
           <w:tab w:val="left" w:pos="1200"/>
@@ -23686,13 +23625,13 @@
       <w:r>
         <w:t xml:space="preserve">Based on our </w:t>
       </w:r>
-      <w:commentRangeStart w:id="22"/>
+      <w:commentRangeStart w:id="18"/>
       <w:r>
         <w:t xml:space="preserve">preliftinary</w:t>
       </w:r>
-      <w:commentRangeEnd w:id="22"/>
-      <w:r>
-        <w:commentReference w:id="22"/>
+      <w:commentRangeEnd w:id="18"/>
+      <w:r>
+        <w:commentReference w:id="18"/>
       </w:r>
       <w:r>
         <w:t xml:space="preserve"> assessment, the site is considered to have a low susceptibility of cyclic softening. This low susceptibility to cyclic softening and the distance to the nearest open face (for lateral spread to occur) from the subject site results in a low risk of lateral spread or instability as a result of cyclic softening.</w:t>
@@ -23709,7 +23648,7 @@
         <w:pStyle w:val="Heading2"/>
         <w:numPr>
           <w:ilvl w:val="1"/>
-          <w:numId w:val="5"/>
+          <w:numId w:val="3"/>
         </w:numPr>
         <w:tabs>
           <w:tab w:val="left" w:pos="685"/>
@@ -23749,13 +23688,13 @@
       <w:r>
         <w:t xml:space="preserve">Chartered Geotechnical Engineer. Depending on the building </w:t>
       </w:r>
-      <w:commentRangeStart w:id="23"/>
+      <w:commentRangeStart w:id="19"/>
       <w:r>
         <w:t xml:space="preserve">forft</w:t>
       </w:r>
-      <w:commentRangeEnd w:id="23"/>
-      <w:r>
-        <w:commentReference w:id="23"/>
+      <w:commentRangeEnd w:id="19"/>
+      <w:r>
+        <w:commentReference w:id="19"/>
       </w:r>
       <w:r>
         <w:t xml:space="preserve">, it may be necessary to carry out</w:t>
@@ -23894,171 +23833,143 @@
 
 <file path=word/comments.xml><?xml version="1.0" encoding="utf-8"?>
 <w:comments xmlns:wpc="http://schemas.microsoft.com/office/word/2010/wordprocessingCanvas" xmlns:cx="http://schemas.microsoft.com/office/drawing/2014/chartex" xmlns:cx1="http://schemas.microsoft.com/office/drawing/2015/9/8/chartex" xmlns:cx2="http://schemas.microsoft.com/office/drawing/2015/10/21/chartex" xmlns:cx3="http://schemas.microsoft.com/office/drawing/2016/5/9/chartex" xmlns:cx4="http://schemas.microsoft.com/office/drawing/2016/5/10/chartex" xmlns:cx5="http://schemas.microsoft.com/office/drawing/2016/5/11/chartex" xmlns:mc="http://schemas.openxmlformats.org/markup-compatibility/2006" xmlns:o="urn:schemas-microsoft-com:office:office" xmlns:r="http://schemas.openxmlformats.org/officeDocument/2006/relationships" xmlns:m="http://schemas.openxmlformats.org/officeDocument/2006/math" xmlns:v="urn:schemas-microsoft-com:vml" xmlns:wp14="http://schemas.microsoft.com/office/word/2010/wordprocessingDrawing" xmlns:wp="http://schemas.openxmlformats.org/drawingml/2006/wordprocessingDrawing" xmlns:w10="urn:schemas-microsoft-com:office:word" xmlns:w="http://schemas.openxmlformats.org/wordprocessingml/2006/main" xmlns:w14="http://schemas.microsoft.com/office/word/2010/wordml" xmlns:w15="http://schemas.microsoft.com/office/word/2012/wordml" xmlns:wne="http://schemas.microsoft.com/office/word/2006/wordml" xmlns:wpg="http://schemas.microsoft.com/office/word/2010/wordprocessingGroup" xmlns:wpi="http://schemas.microsoft.com/office/word/2010/wordprocessingInk" xmlns:wps="http://schemas.microsoft.com/office/word/2010/wordprocessingShape" mc:Ignorable="w14 w15 wp14">
-  <w:comment w:id="0" w:author=" [MAJOR] Grammar and Spelling Check" w:date="2025-05-26T20:43:46Z" w:initials="AI">
-    <w:p>
-      <w:r>
-        <w:t xml:space="preserve">Correct the spelling error: "inforft" should be "inform".</w:t>
+  <w:comment w:id="0" w:author=" [MAJOR] Grammar and Spelling Check" w:date="2025-05-27T03:03:45Z" w:initials="AI">
+    <w:p>
+      <w:r>
+        <w:t xml:space="preserve">The sentence 'ClientCorp Ltd will also provide this report to build partners to inforft them in assessing the suitability of the land for buildings.' is grammatically incorrect. Consider rephrasing for clarity, such as: 'ClientCorp Ltd will also provide this report to building partners to inform them about assessing the suitability of the land for buildings.'</w:t>
       </w:r>
     </w:p>
   </w:comment>
-  <w:comment w:id="1" w:author=" [MAJOR] Grammar and Spelling Check" w:date="2025-05-26T20:43:46Z" w:initials="AI">
-    <w:p>
-      <w:r>
-        <w:t xml:space="preserve">Correct the spelling error: "reftediation" should be "remediation".</w:t>
+  <w:comment w:id="1" w:author=" [MAJOR] Grammar and Spelling Check" w:date="2025-05-27T03:03:45Z" w:initials="AI">
+    <w:p>
+      <w:r>
+        <w:t xml:space="preserve">Correct the spelling error from 'inforft' to 'inform'.</w:t>
       </w:r>
     </w:p>
   </w:comment>
-  <w:comment w:id="2" w:author=" [MAJOR] Grammar and Spelling Check" w:date="2025-05-26T20:43:46Z" w:initials="AI">
-    <w:p>
-      <w:r>
-        <w:t xml:space="preserve">Correct the spelling error: "developftent" should be "development".</w:t>
+  <w:comment w:id="2" w:author=" [MAJOR] Grammar and Spelling Check" w:date="2025-05-27T03:03:45Z" w:initials="AI">
+    <w:p>
+      <w:r>
+        <w:t xml:space="preserve">Correct the spelling error from 'reftediation' to 'remediation'.</w:t>
       </w:r>
     </w:p>
   </w:comment>
-  <w:comment w:id="3" w:author=" [MAJOR] Grammar and Spelling Check" w:date="2025-05-26T20:43:46Z" w:initials="AI">
-    <w:p>
-      <w:r>
-        <w:t xml:space="preserve">Correct the spelling error: "iftmediate" should be "immediate".</w:t>
+  <w:comment w:id="3" w:author=" [MAJOR] Grammar and Spelling Check" w:date="2025-05-27T03:03:45Z" w:initials="AI">
+    <w:p>
+      <w:r>
+        <w:t xml:space="preserve">The phrase 'Land Remediation Investigation Report: Land Remediation Investigation Report:' is repeated. Remove the redundant repetition.</w:t>
       </w:r>
     </w:p>
   </w:comment>
-  <w:comment w:id="4" w:author=" [MINOR] Units and Symbols Consistency" w:date="2025-05-26T20:43:51Z" w:initials="AI">
-    <w:p>
-      <w:r>
-        <w:t xml:space="preserve">Inconsistent unit, should be kPa</w:t>
+  <w:comment w:id="4" w:author=" [MAJOR] Grammar and Spelling Check" w:date="2025-05-27T03:03:45Z" w:initials="AI">
+    <w:p>
+      <w:r>
+        <w:t xml:space="preserve">Correct the spelling error from 'developftent' to 'development'.</w:t>
       </w:r>
     </w:p>
   </w:comment>
-  <w:comment w:id="5" w:author=" [MAJOR] Grammar and Spelling Check" w:date="2025-05-26T20:43:46Z" w:initials="AI">
-    <w:p>
-      <w:r>
-        <w:t xml:space="preserve">Correct the spelling error: "Coftpressible" should be "Compressible".</w:t>
+  <w:comment w:id="5" w:author=" [MAJOR] Grammar and Spelling Check" w:date="2025-05-27T03:03:45Z" w:initials="AI">
+    <w:p>
+      <w:r>
+        <w:t xml:space="preserve">Correct the spelling error from 'iftmediate' to 'immediate'.</w:t>
       </w:r>
     </w:p>
   </w:comment>
-  <w:comment w:id="6" w:author=" [MAJOR] Grammar and Spelling Check" w:date="2025-05-26T20:43:46Z" w:initials="AI">
-    <w:p>
-      <w:r>
-        <w:t xml:space="preserve">Correct the spelling error: "paveftents" should be "pavements".</w:t>
+  <w:comment w:id="6" w:author=" [MAJOR] Grammar and Spelling Check" w:date="2025-05-27T03:03:45Z" w:initials="AI">
+    <w:p>
+      <w:r>
+        <w:t xml:space="preserve">Correct the spelling error from 'Coftpressible' to 'Compressible'.</w:t>
       </w:r>
     </w:p>
   </w:comment>
-  <w:comment w:id="7" w:author=" [MINOR] Units and Symbols Consistency" w:date="2025-05-26T20:43:51Z" w:initials="AI">
-    <w:p>
-      <w:r>
-        <w:t xml:space="preserve">Inconsistent unit, should be kPa</w:t>
+  <w:comment w:id="7" w:author=" [MAJOR] Grammar and Spelling Check" w:date="2025-05-27T03:03:45Z" w:initials="AI">
+    <w:p>
+      <w:r>
+        <w:t xml:space="preserve">Correct the spelling error from 'paveftents' to 'pavements'.</w:t>
       </w:r>
     </w:p>
   </w:comment>
-  <w:comment w:id="8" w:author=" [MAJOR] Grammar and Spelling Check" w:date="2025-05-26T20:43:46Z" w:initials="AI">
-    <w:p>
-      <w:r>
-        <w:t xml:space="preserve">Correct the spelling error: "ftoisture" should be "moisture".</w:t>
+  <w:comment w:id="9" w:author=" [MAJOR] Grammar and Spelling Check" w:date="2025-05-27T03:03:45Z" w:initials="AI">
+    <w:p>
+      <w:r>
+        <w:t xml:space="preserve">In the sentence 'It is likely that the soils at the foundation elevation will be prone to shrinkage and swelling when exposed to changes in ftoisture content.', 'ftoisture' should be 'moisture'.</w:t>
       </w:r>
     </w:p>
   </w:comment>
-  <w:comment w:id="9" w:author=" [MAJOR] Grammar and Spelling Check" w:date="2025-05-26T20:43:46Z" w:initials="AI">
-    <w:p>
-      <w:r>
-        <w:t xml:space="preserve">Correct the spelling error: "ftinimum" should be "minimum".</w:t>
+  <w:comment w:id="8" w:author=" [MAJOR] Grammar and Spelling Check" w:date="2025-05-27T03:03:45Z" w:initials="AI">
+    <w:p>
+      <w:r>
+        <w:t xml:space="preserve">Correct the spelling error from 'ftoisture' to 'moisture'.</w:t>
       </w:r>
     </w:p>
   </w:comment>
-  <w:comment w:id="10" w:author=" [MAJOR] Grammar and Spelling Check" w:date="2025-05-26T20:43:46Z" w:initials="AI">
-    <w:p>
-      <w:r>
-        <w:t xml:space="preserve">Correct the spelling error: "daftage" should be "damage".</w:t>
+  <w:comment w:id="10" w:author=" [MAJOR] Grammar and Spelling Check" w:date="2025-05-27T03:03:45Z" w:initials="AI">
+    <w:p>
+      <w:r>
+        <w:t xml:space="preserve">Correct the spelling error from 'ftinimum' to 'minimum'.</w:t>
       </w:r>
     </w:p>
   </w:comment>
-  <w:comment w:id="11" w:author=" [MAJOR] Grammar and Spelling Check" w:date="2025-05-26T20:43:46Z" w:initials="AI">
-    <w:p>
-      <w:r>
-        <w:t xml:space="preserve">Correct the spelling error: "Noveftber" should be "November".</w:t>
+  <w:comment w:id="11" w:author=" [MAJOR] Grammar and Spelling Check" w:date="2025-05-27T03:03:45Z" w:initials="AI">
+    <w:p>
+      <w:r>
+        <w:t xml:space="preserve">Correct the spelling error from 'daftage' to 'damage'.</w:t>
       </w:r>
     </w:p>
   </w:comment>
-  <w:comment w:id="12" w:author=" [MAJOR] Grammar and Spelling Check" w:date="2025-05-26T20:43:46Z" w:initials="AI">
-    <w:p>
-      <w:r>
-        <w:t xml:space="preserve">Correct the spelling error: "inforftation" should be "information".</w:t>
+  <w:comment w:id="12" w:author=" [MAJOR] Grammar and Spelling Check" w:date="2025-05-27T03:03:45Z" w:initials="AI">
+    <w:p>
+      <w:r>
+        <w:t xml:space="preserve">Correct the spelling error from 'Noveftber' to 'November'.</w:t>
       </w:r>
     </w:p>
   </w:comment>
-  <w:comment w:id="13" w:author=" [MINOR] Units and Symbols Consistency" w:date="2025-05-26T20:43:51Z" w:initials="AI">
-    <w:p>
-      <w:r>
-        <w:t xml:space="preserve">Inconsistent unit, should be kPa</w:t>
+  <w:comment w:id="13" w:author=" [MAJOR] Grammar and Spelling Check" w:date="2025-05-27T03:03:45Z" w:initials="AI">
+    <w:p>
+      <w:r>
+        <w:t xml:space="preserve">Correct the spelling error from 'inforftation' to 'information'.</w:t>
       </w:r>
     </w:p>
   </w:comment>
-  <w:comment w:id="14" w:author=" [MINOR] Units and Symbols Consistency" w:date="2025-05-26T20:43:51Z" w:initials="AI">
-    <w:p>
-      <w:r>
-        <w:t xml:space="preserve">Inconsistent unit, should be kPa</w:t>
+  <w:comment w:id="14" w:author=" [MAJOR] Grammar and Spelling Check" w:date="2025-05-27T03:03:45Z" w:initials="AI">
+    <w:p>
+      <w:r>
+        <w:t xml:space="preserve">In the sentence 'For structures of greater than 20m length constructed on variable ground we recommend construction joints should be used to ftitigate the effects of differential foundation settlement.', 'ftitigate' should be 'mitigate'.</w:t>
       </w:r>
     </w:p>
   </w:comment>
-  <w:comment w:id="15" w:author=" [MINOR] Units and Symbols Consistency" w:date="2025-05-26T20:43:51Z" w:initials="AI">
-    <w:p>
-      <w:r>
-        <w:t xml:space="preserve">Inconsistent unit, should be kPa</w:t>
+  <w:comment w:id="15" w:author=" [MAJOR] Grammar and Spelling Check" w:date="2025-05-27T03:03:45Z" w:initials="AI">
+    <w:p>
+      <w:r>
+        <w:t xml:space="preserve">Correct the spelling error from 'placeftent' to 'placement'.</w:t>
       </w:r>
     </w:p>
   </w:comment>
-  <w:comment w:id="16" w:author=" [MINOR] Units and Symbols Consistency" w:date="2025-05-26T20:43:51Z" w:initials="AI">
-    <w:p>
-      <w:r>
-        <w:t xml:space="preserve">Inconsistent unit, should be kPa</w:t>
+  <w:comment w:id="16" w:author=" [MAJOR] Grammar and Spelling Check" w:date="2025-05-27T03:03:45Z" w:initials="AI">
+    <w:p>
+      <w:r>
+        <w:t xml:space="preserve">Correct the spelling error from 'parafteters' to 'parameters'.</w:t>
       </w:r>
     </w:p>
   </w:comment>
-  <w:comment w:id="17" w:author=" [MAJOR] Grammar and Spelling Check" w:date="2025-05-26T20:43:46Z" w:initials="AI">
-    <w:p>
-      <w:r>
-        <w:t xml:space="preserve">Correct the spelling error: "ftitigate" should be "mitigate".</w:t>
+  <w:comment w:id="17" w:author=" [MAJOR] Grammar and Spelling Check" w:date="2025-05-27T03:03:45Z" w:initials="AI">
+    <w:p>
+      <w:r>
+        <w:t xml:space="preserve">Correct the spelling error from 'Assufting' to 'Assuming'.</w:t>
       </w:r>
     </w:p>
   </w:comment>
-  <w:comment w:id="18" w:author=" [MINOR] Units and Symbols Consistency" w:date="2025-05-26T20:43:51Z" w:initials="AI">
-    <w:p>
-      <w:r>
-        <w:t xml:space="preserve">Inconsistent unit, should be kPa</w:t>
+  <w:comment w:id="18" w:author=" [MAJOR] Grammar and Spelling Check" w:date="2025-05-27T03:03:45Z" w:initials="AI">
+    <w:p>
+      <w:r>
+        <w:t xml:space="preserve">Correct the spelling error from 'preliftinary' to 'preliminary'.</w:t>
       </w:r>
     </w:p>
   </w:comment>
-  <w:comment w:id="19" w:author=" [MAJOR] Grammar and Spelling Check" w:date="2025-05-26T20:43:46Z" w:initials="AI">
-    <w:p>
-      <w:r>
-        <w:t xml:space="preserve">Correct the spelling error: "placeftent" should be "placement".</w:t>
-      </w:r>
-    </w:p>
-  </w:comment>
-  <w:comment w:id="20" w:author=" [MAJOR] Grammar and Spelling Check" w:date="2025-05-26T20:43:46Z" w:initials="AI">
-    <w:p>
-      <w:r>
-        <w:t xml:space="preserve">Correct the spelling error: "parafteters" should be "parameters".</w:t>
-      </w:r>
-    </w:p>
-  </w:comment>
-  <w:comment w:id="21" w:author=" [MAJOR] Grammar and Spelling Check" w:date="2025-05-26T20:43:46Z" w:initials="AI">
-    <w:p>
-      <w:r>
-        <w:t xml:space="preserve">Correct the spelling error: "Assufting" should be "Assuming".</w:t>
-      </w:r>
-    </w:p>
-  </w:comment>
-  <w:comment w:id="22" w:author=" [MAJOR] Grammar and Spelling Check" w:date="2025-05-26T20:43:46Z" w:initials="AI">
-    <w:p>
-      <w:r>
-        <w:t xml:space="preserve">Correct the spelling error: "preliftinary" should be "preliminary".</w:t>
-      </w:r>
-    </w:p>
-  </w:comment>
-  <w:comment w:id="23" w:author=" [MAJOR] Grammar and Spelling Check" w:date="2025-05-26T20:43:46Z" w:initials="AI">
-    <w:p>
-      <w:r>
-        <w:t xml:space="preserve">Correct the spelling error: "forft" should be "form".</w:t>
+  <w:comment w:id="19" w:author=" [MAJOR] Grammar and Spelling Check" w:date="2025-05-27T03:03:45Z" w:initials="AI">
+    <w:p>
+      <w:r>
+        <w:t xml:space="preserve">Correct the spelling error from 'forft' to 'form'.</w:t>
       </w:r>
     </w:p>
   </w:comment>
@@ -24067,30 +23978,26 @@
 
 <file path=word/commentsExtended.xml><?xml version="1.0" encoding="utf-8"?>
 <w15:commentsEx xmlns:wpc="http://schemas.microsoft.com/office/word/2010/wordprocessingCanvas" xmlns:cx="http://schemas.microsoft.com/office/drawing/2014/chartex" xmlns:cx1="http://schemas.microsoft.com/office/drawing/2015/9/8/chartex" xmlns:cx2="http://schemas.microsoft.com/office/drawing/2015/10/21/chartex" xmlns:cx3="http://schemas.microsoft.com/office/drawing/2016/5/9/chartex" xmlns:cx4="http://schemas.microsoft.com/office/drawing/2016/5/10/chartex" xmlns:cx5="http://schemas.microsoft.com/office/drawing/2016/5/11/chartex" xmlns:mc="http://schemas.openxmlformats.org/markup-compatibility/2006" xmlns:o="urn:schemas-microsoft-com:office:office" xmlns:r="http://schemas.openxmlformats.org/officeDocument/2006/relationships" xmlns:m="http://schemas.openxmlformats.org/officeDocument/2006/math" xmlns:v="urn:schemas-microsoft-com:vml" xmlns:wp14="http://schemas.microsoft.com/office/word/2010/wordprocessingDrawing" xmlns:wp="http://schemas.openxmlformats.org/drawingml/2006/wordprocessingDrawing" xmlns:w10="urn:schemas-microsoft-com:office:word" xmlns:w="http://schemas.openxmlformats.org/wordprocessingml/2006/main" xmlns:w14="http://schemas.microsoft.com/office/word/2010/wordml" xmlns:w15="http://schemas.microsoft.com/office/word/2012/wordml" xmlns:wne="http://schemas.microsoft.com/office/word/2006/wordml" xmlns:wpg="http://schemas.microsoft.com/office/word/2010/wordprocessingGroup" xmlns:wpi="http://schemas.microsoft.com/office/word/2010/wordprocessingInk" xmlns:wps="http://schemas.microsoft.com/office/word/2010/wordprocessingShape" mc:Ignorable="w14 w15 wp14">
-  <w15:commentEx w15:paraId="BA8EC7DE" w15:done="0"/>
-  <w15:commentEx w15:paraId="28F34ECB" w15:done="0"/>
-  <w15:commentEx w15:paraId="9BC5B133" w15:done="0"/>
-  <w15:commentEx w15:paraId="7492DA98" w15:done="0"/>
-  <w15:commentEx w15:paraId="F1F60645" w15:done="0"/>
-  <w15:commentEx w15:paraId="411608EB" w15:done="0"/>
-  <w15:commentEx w15:paraId="DF8731A2" w15:done="0"/>
-  <w15:commentEx w15:paraId="4CC869F1" w15:done="0"/>
-  <w15:commentEx w15:paraId="9C8E1060" w15:done="0"/>
-  <w15:commentEx w15:paraId="3762D544" w15:done="0"/>
-  <w15:commentEx w15:paraId="9E7773F0" w15:done="0"/>
-  <w15:commentEx w15:paraId="059BBB89" w15:done="0"/>
-  <w15:commentEx w15:paraId="F249A2A6" w15:done="0"/>
-  <w15:commentEx w15:paraId="B710B012" w15:done="0"/>
-  <w15:commentEx w15:paraId="A4B2FC77" w15:done="0"/>
-  <w15:commentEx w15:paraId="E1266675" w15:done="0"/>
-  <w15:commentEx w15:paraId="94D29542" w15:done="0"/>
-  <w15:commentEx w15:paraId="93C8413B" w15:done="0"/>
-  <w15:commentEx w15:paraId="504EDD6D" w15:done="0"/>
-  <w15:commentEx w15:paraId="C8B3008E" w15:done="0"/>
-  <w15:commentEx w15:paraId="02CE1F37" w15:done="0"/>
-  <w15:commentEx w15:paraId="0A856059" w15:done="0"/>
-  <w15:commentEx w15:paraId="216CA668" w15:done="0"/>
-  <w15:commentEx w15:paraId="1E1B217D" w15:done="0"/>
+  <w15:commentEx w15:paraId="90245FE0" w15:done="0"/>
+  <w15:commentEx w15:paraId="D80D0864" w15:done="0"/>
+  <w15:commentEx w15:paraId="34D4B5A3" w15:done="0"/>
+  <w15:commentEx w15:paraId="AE921B51" w15:done="0"/>
+  <w15:commentEx w15:paraId="2EEC380A" w15:done="0"/>
+  <w15:commentEx w15:paraId="18BC8DFC" w15:done="0"/>
+  <w15:commentEx w15:paraId="CA44B1D2" w15:done="0"/>
+  <w15:commentEx w15:paraId="C63C4514" w15:done="0"/>
+  <w15:commentEx w15:paraId="E6A7804C" w15:done="0"/>
+  <w15:commentEx w15:paraId="E5978711" w15:done="0"/>
+  <w15:commentEx w15:paraId="4DD96FBD" w15:done="0"/>
+  <w15:commentEx w15:paraId="C4B51A16" w15:done="0"/>
+  <w15:commentEx w15:paraId="2F80AF41" w15:done="0"/>
+  <w15:commentEx w15:paraId="61586FC0" w15:done="0"/>
+  <w15:commentEx w15:paraId="A9252AD8" w15:done="0"/>
+  <w15:commentEx w15:paraId="830F9479" w15:done="0"/>
+  <w15:commentEx w15:paraId="B09F2262" w15:done="0"/>
+  <w15:commentEx w15:paraId="7D6A65CF" w15:done="0"/>
+  <w15:commentEx w15:paraId="B0EBFA04" w15:done="0"/>
+  <w15:commentEx w15:paraId="99BCDA9F" w15:done="0"/>
 </w15:commentsEx>
 </file>
 
@@ -28097,244 +28004,8 @@
   <w:abstractNum w:abstractNumId="2">
     <w:nsid w:val="00000003"/>
     <w:multiLevelType w:val="multilevel"/>
-    <w:tmpl w:val="00000000"/>
-    <w:name w:val="Numbered_4e9f7d08-bf57-4222-b496-ac049dc173c2"/>
-    <w:lvl w:ilvl="0">
-      <w:start w:val="1"/>
-      <w:numFmt w:val="decimal"/>
-      <w:lvlText w:val="%1."/>
-      <w:lvlJc w:val="left"/>
-      <w:pPr>
-        <w:ind w:left="720" w:hanging="360"/>
-      </w:pPr>
-      <w:rPr>
-        <w:rFonts w:ascii="Times New Roman" w:eastAsia="Times New Roman" w:hAnsi="Times New Roman" w:cs="Times New Roman"/>
-      </w:rPr>
-    </w:lvl>
-    <w:lvl w:ilvl="1">
-      <w:start w:val="1"/>
-      <w:numFmt w:val="lowerLetter"/>
-      <w:lvlText w:val="%2."/>
-      <w:lvlJc w:val="right"/>
-      <w:pPr>
-        <w:ind w:left="1440" w:hanging="360"/>
-      </w:pPr>
-      <w:rPr>
-        <w:rFonts w:ascii="Times New Roman" w:eastAsia="Times New Roman" w:hAnsi="Times New Roman" w:cs="Times New Roman"/>
-      </w:rPr>
-    </w:lvl>
-    <w:lvl w:ilvl="2">
-      <w:start w:val="1"/>
-      <w:numFmt w:val="lowerRoman"/>
-      <w:lvlText w:val="%3."/>
-      <w:lvlJc w:val="left"/>
-      <w:pPr>
-        <w:ind w:left="2160" w:hanging="360"/>
-      </w:pPr>
-      <w:rPr>
-        <w:rFonts w:ascii="Times New Roman" w:eastAsia="Times New Roman" w:hAnsi="Times New Roman" w:cs="Times New Roman"/>
-      </w:rPr>
-    </w:lvl>
-    <w:lvl w:ilvl="3">
-      <w:start w:val="1"/>
-      <w:numFmt w:val="decimal"/>
-      <w:lvlText w:val="%4."/>
-      <w:lvlJc w:val="left"/>
-      <w:pPr>
-        <w:ind w:left="2880" w:hanging="360"/>
-      </w:pPr>
-      <w:rPr>
-        <w:rFonts w:ascii="Times New Roman" w:eastAsia="Times New Roman" w:hAnsi="Times New Roman" w:cs="Times New Roman"/>
-      </w:rPr>
-    </w:lvl>
-    <w:lvl w:ilvl="4">
-      <w:start w:val="1"/>
-      <w:numFmt w:val="lowerLetter"/>
-      <w:lvlText w:val="%5."/>
-      <w:lvlJc w:val="right"/>
-      <w:pPr>
-        <w:ind w:left="3600" w:hanging="360"/>
-      </w:pPr>
-      <w:rPr>
-        <w:rFonts w:ascii="Times New Roman" w:eastAsia="Times New Roman" w:hAnsi="Times New Roman" w:cs="Times New Roman"/>
-      </w:rPr>
-    </w:lvl>
-    <w:lvl w:ilvl="5">
-      <w:start w:val="1"/>
-      <w:numFmt w:val="lowerRoman"/>
-      <w:lvlText w:val="%6."/>
-      <w:lvlJc w:val="left"/>
-      <w:pPr>
-        <w:ind w:left="4320" w:hanging="360"/>
-      </w:pPr>
-      <w:rPr>
-        <w:rFonts w:ascii="Times New Roman" w:eastAsia="Times New Roman" w:hAnsi="Times New Roman" w:cs="Times New Roman"/>
-      </w:rPr>
-    </w:lvl>
-    <w:lvl w:ilvl="6">
-      <w:start w:val="1"/>
-      <w:numFmt w:val="decimal"/>
-      <w:lvlText w:val="%7."/>
-      <w:lvlJc w:val="left"/>
-      <w:pPr>
-        <w:ind w:left="5040" w:hanging="360"/>
-      </w:pPr>
-      <w:rPr>
-        <w:rFonts w:ascii="Times New Roman" w:eastAsia="Times New Roman" w:hAnsi="Times New Roman" w:cs="Times New Roman"/>
-      </w:rPr>
-    </w:lvl>
-    <w:lvl w:ilvl="7">
-      <w:start w:val="1"/>
-      <w:numFmt w:val="lowerLetter"/>
-      <w:lvlText w:val="%8."/>
-      <w:lvlJc w:val="right"/>
-      <w:pPr>
-        <w:ind w:left="5760" w:hanging="360"/>
-      </w:pPr>
-      <w:rPr>
-        <w:rFonts w:ascii="Times New Roman" w:eastAsia="Times New Roman" w:hAnsi="Times New Roman" w:cs="Times New Roman"/>
-      </w:rPr>
-    </w:lvl>
-    <w:lvl w:ilvl="8">
-      <w:start w:val="1"/>
-      <w:numFmt w:val="lowerRoman"/>
-      <w:lvlText w:val="%9."/>
-      <w:lvlJc w:val="left"/>
-      <w:pPr>
-        <w:ind w:left="6480" w:hanging="360"/>
-      </w:pPr>
-      <w:rPr>
-        <w:rFonts w:ascii="Times New Roman" w:eastAsia="Times New Roman" w:hAnsi="Times New Roman" w:cs="Times New Roman"/>
-      </w:rPr>
-    </w:lvl>
-  </w:abstractNum>
-  <w:abstractNum w:abstractNumId="3">
-    <w:nsid w:val="00000004"/>
-    <w:multiLevelType w:val="multilevel"/>
-    <w:tmpl w:val="00000000"/>
-    <w:name w:val="Bulleted_5819919f-3b01-4fc9-9a97-98a1ac4ba7d3"/>
-    <w:lvl w:ilvl="0">
-      <w:start w:val="1"/>
-      <w:numFmt w:val="bullet"/>
-      <w:lvlRestart w:val="1"/>
-      <w:lvlText w:val=""/>
-      <w:lvlJc w:val="left"/>
-      <w:pPr>
-        <w:ind w:left="720" w:hanging="360"/>
-      </w:pPr>
-      <w:rPr>
-        <w:rFonts w:ascii="Symbol" w:eastAsia="Symbol" w:hAnsi="Symbol" w:cs="Symbol"/>
-      </w:rPr>
-    </w:lvl>
-    <w:lvl w:ilvl="1">
-      <w:start w:val="1"/>
-      <w:numFmt w:val="bullet"/>
-      <w:lvlText w:val="o"/>
-      <w:lvlJc w:val="left"/>
-      <w:pPr>
-        <w:ind w:left="1440" w:hanging="360"/>
-      </w:pPr>
-      <w:rPr>
-        <w:rFonts w:ascii="Courier New" w:eastAsia="Courier New" w:hAnsi="Courier New" w:cs="Courier New"/>
-      </w:rPr>
-    </w:lvl>
-    <w:lvl w:ilvl="2">
-      <w:start w:val="1"/>
-      <w:numFmt w:val="bullet"/>
-      <w:lvlRestart w:val="1"/>
-      <w:lvlText w:val=""/>
-      <w:lvlJc w:val="left"/>
-      <w:pPr>
-        <w:ind w:left="2160" w:hanging="360"/>
-      </w:pPr>
-      <w:rPr>
-        <w:rFonts w:ascii="Wingdings" w:eastAsia="Wingdings" w:hAnsi="Wingdings" w:cs="Wingdings"/>
-      </w:rPr>
-    </w:lvl>
-    <w:lvl w:ilvl="3">
-      <w:start w:val="1"/>
-      <w:numFmt w:val="bullet"/>
-      <w:lvlRestart w:val="1"/>
-      <w:lvlText w:val=""/>
-      <w:lvlJc w:val="left"/>
-      <w:pPr>
-        <w:ind w:left="2880" w:hanging="360"/>
-      </w:pPr>
-      <w:rPr>
-        <w:rFonts w:ascii="Symbol" w:eastAsia="Symbol" w:hAnsi="Symbol" w:cs="Symbol"/>
-      </w:rPr>
-    </w:lvl>
-    <w:lvl w:ilvl="4">
-      <w:start w:val="1"/>
-      <w:numFmt w:val="bullet"/>
-      <w:lvlRestart w:val="1"/>
-      <w:lvlText w:val="o"/>
-      <w:lvlJc w:val="left"/>
-      <w:pPr>
-        <w:ind w:left="3600" w:hanging="360"/>
-      </w:pPr>
-      <w:rPr>
-        <w:rFonts w:ascii="Courier New" w:eastAsia="Courier New" w:hAnsi="Courier New" w:cs="Courier New"/>
-      </w:rPr>
-    </w:lvl>
-    <w:lvl w:ilvl="5">
-      <w:start w:val="1"/>
-      <w:numFmt w:val="bullet"/>
-      <w:lvlRestart w:val="1"/>
-      <w:lvlText w:val=""/>
-      <w:lvlJc w:val="left"/>
-      <w:pPr>
-        <w:ind w:left="4320" w:hanging="360"/>
-      </w:pPr>
-      <w:rPr>
-        <w:rFonts w:ascii="Wingdings" w:eastAsia="Wingdings" w:hAnsi="Wingdings" w:cs="Wingdings"/>
-      </w:rPr>
-    </w:lvl>
-    <w:lvl w:ilvl="6">
-      <w:start w:val="1"/>
-      <w:numFmt w:val="bullet"/>
-      <w:lvlRestart w:val="1"/>
-      <w:lvlText w:val=""/>
-      <w:lvlJc w:val="left"/>
-      <w:pPr>
-        <w:ind w:left="5040" w:hanging="360"/>
-      </w:pPr>
-      <w:rPr>
-        <w:rFonts w:ascii="Symbol" w:eastAsia="Symbol" w:hAnsi="Symbol" w:cs="Symbol"/>
-      </w:rPr>
-    </w:lvl>
-    <w:lvl w:ilvl="7">
-      <w:start w:val="1"/>
-      <w:numFmt w:val="bullet"/>
-      <w:lvlRestart w:val="1"/>
-      <w:lvlText w:val="o"/>
-      <w:lvlJc w:val="left"/>
-      <w:pPr>
-        <w:ind w:left="5760" w:hanging="360"/>
-      </w:pPr>
-      <w:rPr>
-        <w:rFonts w:ascii="Courier New" w:eastAsia="Courier New" w:hAnsi="Courier New" w:cs="Courier New"/>
-      </w:rPr>
-    </w:lvl>
-    <w:lvl w:ilvl="8">
-      <w:start w:val="1"/>
-      <w:numFmt w:val="bullet"/>
-      <w:lvlRestart w:val="1"/>
-      <w:lvlText w:val=""/>
-      <w:lvlJc w:val="left"/>
-      <w:pPr>
-        <w:ind w:left="6480" w:hanging="360"/>
-      </w:pPr>
-      <w:rPr>
-        <w:rFonts w:ascii="Wingdings" w:eastAsia="Wingdings" w:hAnsi="Wingdings" w:cs="Wingdings"/>
-      </w:rPr>
-    </w:lvl>
-  </w:abstractNum>
-  <w:abstractNum w:abstractNumId="4">
-    <w:nsid w:val="00000005"/>
-    <w:multiLevelType w:val="multilevel"/>
     <w:tmpl w:val="23469D34"/>
-    <w:name w:val="Numbered_11b44ddf-1e99-4a2e-ac16-e213476274b2"/>
+    <w:name w:val="Numbered_aec9d9b7-e661-4e47-8cb6-745c0f270609"/>
     <w:lvl w:ilvl="0">
       <w:start w:val="2"/>
       <w:numFmt w:val="decimal"/>
@@ -28500,11 +28171,11 @@
       </w:rPr>
     </w:lvl>
   </w:abstractNum>
-  <w:abstractNum w:abstractNumId="5">
-    <w:nsid w:val="00000006"/>
+  <w:abstractNum w:abstractNumId="3">
+    <w:nsid w:val="00000004"/>
     <w:multiLevelType w:val="hybridMultilevel"/>
     <w:tmpl w:val="27008992"/>
-    <w:name w:val="Bulleted_4a52e668-b74a-4cb8-a5f1-ac61ed1cc7e8"/>
+    <w:name w:val="Bulleted_7730b2e7-9006-461a-b18b-d6b3fb36fa6d"/>
     <w:lvl w:ilvl="0">
       <w:start w:val="0"/>
       <w:numFmt w:val="bullet"/>
@@ -28631,11 +28302,11 @@
       </w:rPr>
     </w:lvl>
   </w:abstractNum>
-  <w:abstractNum w:abstractNumId="6">
-    <w:nsid w:val="00000007"/>
+  <w:abstractNum w:abstractNumId="4">
+    <w:nsid w:val="00000005"/>
     <w:multiLevelType w:val="hybridMultilevel"/>
     <w:tmpl w:val="0B62F06A"/>
-    <w:name w:val="Numbered_7b319716-9baf-427d-bb80-f06086077cca"/>
+    <w:name w:val="Numbered_618d9a7b-6913-4eb8-ac26-cbb9445d88be"/>
     <w:lvl w:ilvl="0">
       <w:start w:val="1"/>
       <w:numFmt w:val="lowerLetter"/>
@@ -28763,11 +28434,11 @@
       </w:rPr>
     </w:lvl>
   </w:abstractNum>
-  <w:abstractNum w:abstractNumId="7">
-    <w:nsid w:val="00000008"/>
+  <w:abstractNum w:abstractNumId="5">
+    <w:nsid w:val="00000006"/>
     <w:multiLevelType w:val="hybridMultilevel"/>
     <w:tmpl w:val="496E7C1E"/>
-    <w:name w:val="Bulleted_073c023a-3a8b-4740-9d4c-acfb36c67843"/>
+    <w:name w:val="Bulleted_3dc21019-ebf0-42bb-81ca-2f4aff8a93d7"/>
     <w:lvl w:ilvl="0">
       <w:start w:val="0"/>
       <w:numFmt w:val="bullet"/>
@@ -28895,11 +28566,11 @@
       </w:rPr>
     </w:lvl>
   </w:abstractNum>
-  <w:abstractNum w:abstractNumId="8">
-    <w:nsid w:val="00000009"/>
+  <w:abstractNum w:abstractNumId="6">
+    <w:nsid w:val="00000007"/>
     <w:multiLevelType w:val="hybridMultilevel"/>
     <w:tmpl w:val="6F906604"/>
-    <w:name w:val="Bulleted_9cfc7b79-1809-4ba2-8879-9a87fe57bd92"/>
+    <w:name w:val="Bulleted_e760c90a-e31a-4194-987f-3abe3fbd0cd9"/>
     <w:lvl w:ilvl="0">
       <w:start w:val="0"/>
       <w:numFmt w:val="bullet"/>
@@ -29027,11 +28698,11 @@
       </w:rPr>
     </w:lvl>
   </w:abstractNum>
-  <w:abstractNum w:abstractNumId="9">
-    <w:nsid w:val="0000000A"/>
+  <w:abstractNum w:abstractNumId="7">
+    <w:nsid w:val="00000008"/>
     <w:multiLevelType w:val="hybridMultilevel"/>
     <w:tmpl w:val="1082B51C"/>
-    <w:name w:val="Numbered_b7f22c5f-b9b9-4f03-91ae-f080ff331842"/>
+    <w:name w:val="Numbered_72dbea95-49b7-4f76-89d9-cd24ffc845ed"/>
     <w:lvl w:ilvl="0">
       <w:start w:val="1"/>
       <w:numFmt w:val="decimal"/>
@@ -29159,11 +28830,11 @@
       </w:rPr>
     </w:lvl>
   </w:abstractNum>
-  <w:abstractNum w:abstractNumId="10">
-    <w:nsid w:val="0000000B"/>
+  <w:abstractNum w:abstractNumId="8">
+    <w:nsid w:val="00000009"/>
     <w:multiLevelType w:val="multilevel"/>
     <w:tmpl w:val="D714C610"/>
-    <w:name w:val="Numbered_fdd4a8c6-5f60-43c6-ab7e-451156f84cbe"/>
+    <w:name w:val="Numbered_5b6ee034-b29b-4410-bed4-8663966aff8c"/>
     <w:lvl w:ilvl="0">
       <w:start w:val="1"/>
       <w:numFmt w:val="decimal"/>
@@ -29309,11 +28980,11 @@
       </w:rPr>
     </w:lvl>
   </w:abstractNum>
-  <w:abstractNum w:abstractNumId="11">
-    <w:nsid w:val="0000000C"/>
+  <w:abstractNum w:abstractNumId="9">
+    <w:nsid w:val="0000000A"/>
     <w:multiLevelType w:val="hybridMultilevel"/>
     <w:tmpl w:val="2B9EBE96"/>
-    <w:name w:val="Numbered_f348991e-5755-4eae-9dd4-6adb47f15413"/>
+    <w:name w:val="Numbered_bde97347-f66c-4886-b921-902e8f696852"/>
     <w:lvl w:ilvl="0">
       <w:start w:val="1"/>
       <w:numFmt w:val="decimal"/>
@@ -29435,11 +29106,11 @@
       </w:rPr>
     </w:lvl>
   </w:abstractNum>
-  <w:abstractNum w:abstractNumId="12">
-    <w:nsid w:val="0000000D"/>
+  <w:abstractNum w:abstractNumId="10">
+    <w:nsid w:val="0000000B"/>
     <w:multiLevelType w:val="hybridMultilevel"/>
     <w:tmpl w:val="1E308D1C"/>
-    <w:name w:val="Numbered_07ff48da-5f32-4ffe-8b89-431a09362798"/>
+    <w:name w:val="Numbered_7ce3f74a-e2a3-4d22-9414-f3da05c7c0e8"/>
     <w:lvl w:ilvl="0">
       <w:start w:val="1"/>
       <w:numFmt w:val="decimal"/>
@@ -29561,11 +29232,11 @@
       </w:rPr>
     </w:lvl>
   </w:abstractNum>
-  <w:abstractNum w:abstractNumId="13">
-    <w:nsid w:val="0000000E"/>
+  <w:abstractNum w:abstractNumId="11">
+    <w:nsid w:val="0000000C"/>
     <w:multiLevelType w:val="multilevel"/>
     <w:tmpl w:val="6FD6E8B0"/>
-    <w:name w:val="Numbered_eb9975cc-cfe0-4c06-aba0-599ccee46bae"/>
+    <w:name w:val="Numbered_40b4cc64-64b0-4e89-ad68-6ebfa73d8b8e"/>
     <w:lvl w:ilvl="0">
       <w:start w:val="1"/>
       <w:numFmt w:val="decimal"/>
@@ -29703,11 +29374,11 @@
       </w:rPr>
     </w:lvl>
   </w:abstractNum>
-  <w:abstractNum w:abstractNumId="14">
-    <w:nsid w:val="0000000F"/>
+  <w:abstractNum w:abstractNumId="12">
+    <w:nsid w:val="0000000D"/>
     <w:multiLevelType w:val="hybridMultilevel"/>
     <w:tmpl w:val="1D522390"/>
-    <w:name w:val="Numbered_9fbaf82c-fba3-4f5a-bde0-85dabb8249d0"/>
+    <w:name w:val="Numbered_0668fab5-8e1f-4ac3-98d0-24f414dde202"/>
     <w:lvl w:ilvl="0">
       <w:start w:val="1"/>
       <w:numFmt w:val="decimal"/>
@@ -29829,11 +29500,11 @@
       </w:rPr>
     </w:lvl>
   </w:abstractNum>
-  <w:abstractNum w:abstractNumId="15">
-    <w:nsid w:val="00000010"/>
+  <w:abstractNum w:abstractNumId="13">
+    <w:nsid w:val="0000000E"/>
     <w:multiLevelType w:val="hybridMultilevel"/>
     <w:tmpl w:val="29E21FEC"/>
-    <w:name w:val="Bulleted_dc2ece45-bdaf-44b0-9d35-59e8cc9d9ba5"/>
+    <w:name w:val="Bulleted_c5d412a9-0a2e-45e0-b987-7dc3f17074da"/>
     <w:lvl w:ilvl="0">
       <w:start w:val="0"/>
       <w:numFmt w:val="bullet"/>
@@ -29961,11 +29632,11 @@
       </w:rPr>
     </w:lvl>
   </w:abstractNum>
-  <w:abstractNum w:abstractNumId="16">
-    <w:nsid w:val="00000011"/>
+  <w:abstractNum w:abstractNumId="14">
+    <w:nsid w:val="0000000F"/>
     <w:multiLevelType w:val="multilevel"/>
     <w:tmpl w:val="AE8E33B6"/>
-    <w:name w:val="Numbered_91d72fe4-b8e2-44da-896b-ddf3b1b7a980"/>
+    <w:name w:val="Numbered_8e439fcb-d0b8-4f7e-a621-bcfc9c3bc425"/>
     <w:lvl w:ilvl="0">
       <w:start w:val="2"/>
       <w:numFmt w:val="decimal"/>
@@ -30094,11 +29765,11 @@
       </w:rPr>
     </w:lvl>
   </w:abstractNum>
-  <w:abstractNum w:abstractNumId="17">
-    <w:nsid w:val="00000012"/>
+  <w:abstractNum w:abstractNumId="15">
+    <w:nsid w:val="00000010"/>
     <w:multiLevelType w:val="hybridMultilevel"/>
     <w:tmpl w:val="3414510A"/>
-    <w:name w:val="Bulleted_0af862ff-a217-4d91-b18f-234f71e6b97e"/>
+    <w:name w:val="Bulleted_85ef0406-8ced-4fc5-950e-92711af24af9"/>
     <w:lvl w:ilvl="0">
       <w:start w:val="0"/>
       <w:numFmt w:val="bullet"/>
@@ -30272,12 +29943,6 @@
   </w:num>
   <w:num w:numId="16">
     <w:abstractNumId w:val="15"/>
-  </w:num>
-  <w:num w:numId="17">
-    <w:abstractNumId w:val="16"/>
-  </w:num>
-  <w:num w:numId="18">
-    <w:abstractNumId w:val="17"/>
   </w:num>
 </w:numbering>
 </file>
@@ -30834,11 +30499,12 @@
   </w:style>
   <w:style w:type="table" w:styleId="TableGrid">
     <w:name w:val="Table Grid"/>
+    <w:basedOn w:val="TableNormal"/>
     <w:tblPr>
       <w:tblInd w:w="0" w:type="dxa"/>
       <w:tblBorders>
         <w:top w:val="single" w:sz="4" w:space="0" w:color="000000"/>
-        <w:left w:val="single" w:sz="4" w:space="0" w:color="000000"/>
+        <w:left val="single" sz="4" space="0" color="000000"/>
         <w:bottom w:val="single" w:sz="4" w:space="0" w:color="000000"/>
         <w:right w:val="single" w:sz="4" w:space="0" w:color="000000"/>
         <w:insideH w:val="single" w:sz="4" w:space="0" w:color="000000"/>

--- a/src/faultless/mysite/media/documents/Geotechnical_Report_MW-A58_anon_CORRUPTED_v3_modified.docx
+++ b/src/faultless/mysite/media/documents/Geotechnical_Report_MW-A58_anon_CORRUPTED_v3_modified.docx
@@ -2,6 +2,422 @@
 <file path=word/document.xml><?xml version="1.0" encoding="utf-8"?>
 <w:document xmlns:wpc="http://schemas.microsoft.com/office/word/2010/wordprocessingCanvas" xmlns:cx="http://schemas.microsoft.com/office/drawing/2014/chartex" xmlns:cx1="http://schemas.microsoft.com/office/drawing/2015/9/8/chartex" xmlns:cx2="http://schemas.microsoft.com/office/drawing/2015/10/21/chartex" xmlns:cx3="http://schemas.microsoft.com/office/drawing/2016/5/9/chartex" xmlns:cx4="http://schemas.microsoft.com/office/drawing/2016/5/10/chartex" xmlns:cx5="http://schemas.microsoft.com/office/drawing/2016/5/11/chartex" xmlns:mc="http://schemas.openxmlformats.org/markup-compatibility/2006" xmlns:o="urn:schemas-microsoft-com:office:office" xmlns:r="http://schemas.openxmlformats.org/officeDocument/2006/relationships" xmlns:m="http://schemas.openxmlformats.org/officeDocument/2006/math" xmlns:v="urn:schemas-microsoft-com:vml" xmlns:wp14="http://schemas.microsoft.com/office/word/2010/wordprocessingDrawing" xmlns:wp="http://schemas.openxmlformats.org/drawingml/2006/wordprocessingDrawing" xmlns:w10="urn:schemas-microsoft-com:office:word" xmlns:w="http://schemas.openxmlformats.org/wordprocessingml/2006/main" xmlns:w14="http://schemas.microsoft.com/office/word/2010/wordml" xmlns:w15="http://schemas.microsoft.com/office/word/2012/wordml" xmlns:wne="http://schemas.microsoft.com/office/word/2006/wordml" xmlns:wpg="http://schemas.microsoft.com/office/word/2010/wordprocessingGroup" xmlns:wpi="http://schemas.microsoft.com/office/word/2010/wordprocessingInk" xmlns:wps="http://schemas.microsoft.com/office/word/2010/wordprocessingShape" mc:Ignorable="w14 w15 wp14">
   <w:body>
+    <w:p>
+      <w:pPr>
+        <w:jc w:val="center"/>
+      </w:pPr>
+      <w:r>
+        <w:rPr>
+          <w:b/>
+          <w:sz w:val="32"/>
+        </w:rPr>
+        <w:t xml:space="preserve">Document Quality Summary</w:t>
+      </w:r>
+    </w:p>
+    <w:p>
+      <w:r>
+        <w:t xml:space="preserve">--------------------------------------------------</w:t>
+      </w:r>
+    </w:p>
+    <w:p>
+      <w:pPr>
+        <w:spacing w:after="100"/>
+      </w:pPr>
+      <w:r>
+        <w:t xml:space="preserve">Overall Document Quality Score: 42.6/100</w:t>
+      </w:r>
+    </w:p>
+    <w:p>
+      <w:pPr>
+        <w:spacing w:after="300"/>
+      </w:pPr>
+      <w:r>
+        <w:t xml:space="preserve">Qualitative Grade: Poor</w:t>
+      </w:r>
+    </w:p>
+    <w:p>
+      <w:pPr>
+        <w:spacing w:after="200"/>
+      </w:pPr>
+      <w:r>
+        <w:t xml:space="preserve">Severity Summary: 6 Critical, 20 Major, 12 Minor errors</w:t>
+      </w:r>
+    </w:p>
+    <w:p>
+      <w:pPr>
+        <w:spacing w:after="200"/>
+      </w:pPr>
+      <w:r>
+        <w:t xml:space="preserve">Error Type Breakdown:</w:t>
+      </w:r>
+    </w:p>
+    <w:tbl>
+      <w:tblPr/>
+      <w:tblGrid>
+        <w:gridCol w:w="3057"/>
+        <w:gridCol w:w="771"/>
+        <w:gridCol w:w="910"/>
+      </w:tblGrid>
+      <w:tr>
+        <w:tc>
+          <w:tcPr>
+            <w:vAlign w:val="center"/>
+          </w:tcPr>
+          <w:p>
+            <w:r>
+              <w:t xml:space="preserve">Error Type</w:t>
+            </w:r>
+          </w:p>
+        </w:tc>
+        <w:tc>
+          <w:tcPr>
+            <w:vAlign w:val="center"/>
+          </w:tcPr>
+          <w:p>
+            <w:r>
+              <w:t xml:space="preserve">Count</w:t>
+            </w:r>
+          </w:p>
+        </w:tc>
+        <w:tc>
+          <w:tcPr>
+            <w:vAlign w:val="center"/>
+          </w:tcPr>
+          <w:p>
+            <w:r>
+              <w:t xml:space="preserve">Penalty</w:t>
+            </w:r>
+          </w:p>
+        </w:tc>
+      </w:tr>
+      <w:tr>
+        <w:tc>
+          <w:tcPr/>
+          <w:p>
+            <w:r>
+              <w:t xml:space="preserve">Grammar and Spelling Check</w:t>
+            </w:r>
+          </w:p>
+        </w:tc>
+        <w:tc>
+          <w:tcPr/>
+          <w:p>
+            <w:r>
+              <w:t xml:space="preserve">20</w:t>
+            </w:r>
+          </w:p>
+        </w:tc>
+        <w:tc>
+          <w:tcPr/>
+          <w:p>
+            <w:r>
+              <w:t xml:space="preserve">40</w:t>
+            </w:r>
+          </w:p>
+        </w:tc>
+      </w:tr>
+      <w:tr>
+        <w:tc>
+          <w:tcPr/>
+          <w:p>
+            <w:r>
+              <w:t xml:space="preserve">Units and Symbols Consistency</w:t>
+            </w:r>
+          </w:p>
+        </w:tc>
+        <w:tc>
+          <w:tcPr/>
+          <w:p>
+            <w:r>
+              <w:t xml:space="preserve">12</w:t>
+            </w:r>
+          </w:p>
+        </w:tc>
+        <w:tc>
+          <w:tcPr/>
+          <w:p>
+            <w:r>
+              <w:t xml:space="preserve">12</w:t>
+            </w:r>
+          </w:p>
+        </w:tc>
+      </w:tr>
+      <w:tr>
+        <w:tc>
+          <w:tcPr/>
+          <w:p>
+            <w:r>
+              <w:t xml:space="preserve">Terminology Consistency</w:t>
+            </w:r>
+          </w:p>
+        </w:tc>
+        <w:tc>
+          <w:tcPr/>
+          <w:p>
+            <w:r>
+              <w:t xml:space="preserve">5</w:t>
+            </w:r>
+          </w:p>
+        </w:tc>
+        <w:tc>
+          <w:tcPr/>
+          <w:p>
+            <w:r>
+              <w:t xml:space="preserve">25</w:t>
+            </w:r>
+          </w:p>
+        </w:tc>
+      </w:tr>
+      <w:tr>
+        <w:tc>
+          <w:tcPr/>
+          <w:p>
+            <w:r>
+              <w:t xml:space="preserve">Mandatory Sections Present</w:t>
+            </w:r>
+          </w:p>
+        </w:tc>
+        <w:tc>
+          <w:tcPr/>
+          <w:p>
+            <w:r>
+              <w:t xml:space="preserve">1</w:t>
+            </w:r>
+          </w:p>
+        </w:tc>
+        <w:tc>
+          <w:tcPr/>
+          <w:p>
+            <w:r>
+              <w:t xml:space="preserve">5</w:t>
+            </w:r>
+          </w:p>
+        </w:tc>
+      </w:tr>
+    </w:tbl>
+    <w:p>
+      <w:pPr>
+        <w:spacing w:after="300"/>
+      </w:pPr>
+    </w:p>
+    <w:p>
+      <w:pPr>
+        <w:spacing w:after="200"/>
+      </w:pPr>
+      <w:r>
+        <w:t xml:space="preserve">Top 8 Key Issues:</w:t>
+      </w:r>
+    </w:p>
+    <w:p>
+      <w:pPr>
+        <w:numPr>
+          <w:numId w:val="1"/>
+        </w:numPr>
+        <w:spacing w:after="100"/>
+      </w:pPr>
+      <w:r>
+        <w:t xml:space="preserve">Inconsistent unit usage (psi and kPa)</w:t>
+      </w:r>
+    </w:p>
+    <w:p>
+      <w:pPr>
+        <w:numPr>
+          <w:numId w:val="1"/>
+        </w:numPr>
+        <w:spacing w:after="100"/>
+      </w:pPr>
+      <w:r>
+        <w:t xml:space="preserve">Inconsistent unit usage (mm and m)</w:t>
+      </w:r>
+    </w:p>
+    <w:p>
+      <w:pPr>
+        <w:numPr>
+          <w:numId w:val="1"/>
+        </w:numPr>
+        <w:spacing w:after="100"/>
+      </w:pPr>
+      <w:r>
+        <w:t xml:space="preserve">Inconsistent terminology (volcanic ash vs Puketoka formation)</w:t>
+      </w:r>
+    </w:p>
+    <w:p>
+      <w:pPr>
+        <w:numPr>
+          <w:numId w:val="1"/>
+        </w:numPr>
+        <w:spacing w:after="100"/>
+      </w:pPr>
+      <w:r>
+        <w:t xml:space="preserve">Inconsistent terminology (engineered fill vs hardfill)</w:t>
+      </w:r>
+    </w:p>
+    <w:p>
+      <w:pPr>
+        <w:numPr>
+          <w:numId w:val="1"/>
+        </w:numPr>
+        <w:spacing w:after="100"/>
+      </w:pPr>
+      <w:r>
+        <w:t xml:space="preserve">Inconsistent terminology (expansive soils vs reactive soils)</w:t>
+      </w:r>
+    </w:p>
+    <w:p>
+      <w:pPr>
+        <w:numPr>
+          <w:numId w:val="1"/>
+        </w:numPr>
+        <w:spacing w:after="100"/>
+      </w:pPr>
+      <w:r>
+        <w:t xml:space="preserve">Inconsistent terminology (shallow foundations vs shallow pads vs strip footings)</w:t>
+      </w:r>
+    </w:p>
+    <w:p>
+      <w:pPr>
+        <w:numPr>
+          <w:numId w:val="1"/>
+        </w:numPr>
+        <w:spacing w:after="100"/>
+      </w:pPr>
+      <w:r>
+        <w:t xml:space="preserve">Missing Conclusion section</w:t>
+      </w:r>
+    </w:p>
+    <w:p>
+      <w:pPr>
+        <w:numPr>
+          <w:numId w:val="1"/>
+        </w:numPr>
+        <w:spacing w:after="100"/>
+      </w:pPr>
+      <w:r>
+        <w:t xml:space="preserve">Multiple spelling and grammatical errors</w:t>
+      </w:r>
+    </w:p>
+    <w:p>
+      <w:pPr>
+        <w:spacing w:after="300"/>
+      </w:pPr>
+    </w:p>
+    <w:p>
+      <w:pPr>
+        <w:spacing w:after="200"/>
+      </w:pPr>
+      <w:r>
+        <w:t xml:space="preserve">Detailed Feedback:</w:t>
+      </w:r>
+    </w:p>
+    <w:p>
+      <w:pPr>
+        <w:spacing w:after="160"/>
+      </w:pPr>
+      <w:r>
+        <w:t xml:space="preserve">The report provides a good overview of the geotechnical conditions at the site and offers preliminary recommendations for civil design and building suitability. However, the report suffers from several inconsistencies and errors that need to be addressed to improve its quality and clarity.</w:t>
+      </w:r>
+    </w:p>
+    <w:p>
+      <w:pPr>
+        <w:spacing w:after="160"/>
+      </w:pPr>
+      <w:r>
+        <w:t xml:space="preserve">Here's a breakdown of areas for improvement:</w:t>
+      </w:r>
+    </w:p>
+    <w:p>
+      <w:pPr>
+        <w:spacing w:after="160"/>
+      </w:pPr>
+      <w:r>
+        <w:t xml:space="preserve">*   **Consistency:** The report lacks consistency in terminology (e.g., 'volcanic ash' vs. 'Puketoka formation', 'engineered fill' vs. 'hardfill', 'expansive soils' vs 'reactive soils', 'shallow foundations' vs 'shallow pads' vs 'strip footings') and units (mixing 'psi' and 'kPa', 'mm' and 'm', 'kN' and 'N'). Standardizing these will significantly improve readability and reduce potential for misinterpretation.</w:t>
+      </w:r>
+    </w:p>
+    <w:p>
+      <w:pPr>
+        <w:spacing w:after="160"/>
+      </w:pPr>
+      <w:r>
+        <w:t xml:space="preserve">*   **Grammar and Spelling:** Numerous spelling and grammatical errors detract from the report's professionalism. A thorough proofread is essential.</w:t>
+      </w:r>
+    </w:p>
+    <w:p>
+      <w:pPr>
+        <w:spacing w:after="160"/>
+      </w:pPr>
+      <w:r>
+        <w:t xml:space="preserve">*   **Clarity:** Some sentences are awkwardly phrased and could benefit from rephrasing for better clarity.</w:t>
+      </w:r>
+    </w:p>
+    <w:p>
+      <w:pPr>
+        <w:spacing w:after="160"/>
+      </w:pPr>
+      <w:r>
+        <w:t xml:space="preserve">*   **Completeness:** The report lacks a concluding section to summarize key findings and recommendations.</w:t>
+      </w:r>
+    </w:p>
+    <w:p>
+      <w:pPr>
+        <w:spacing w:after="160"/>
+      </w:pPr>
+      <w:r>
+        <w:t xml:space="preserve">*   **Accuracy:** Ensure all technical information, especially regarding soil properties and design parameters, is accurate and well-supported by the investigation data.</w:t>
+      </w:r>
+    </w:p>
+    <w:p>
+      <w:pPr>
+        <w:spacing w:after="160"/>
+      </w:pPr>
+      <w:r>
+        <w:t xml:space="preserve">To improve the report, focus on:</w:t>
+      </w:r>
+    </w:p>
+    <w:p>
+      <w:pPr>
+        <w:spacing w:after="160"/>
+      </w:pPr>
+      <w:r>
+        <w:t xml:space="preserve">1.  **Proofreading:** Conduct a thorough review for spelling and grammar errors.</w:t>
+      </w:r>
+    </w:p>
+    <w:p>
+      <w:pPr>
+        <w:spacing w:after="160"/>
+      </w:pPr>
+      <w:r>
+        <w:t xml:space="preserve">2.  **Standardization:** Choose consistent terminology and units throughout the report.</w:t>
+      </w:r>
+    </w:p>
+    <w:p>
+      <w:pPr>
+        <w:spacing w:after="160"/>
+      </w:pPr>
+      <w:r>
+        <w:t xml:space="preserve">3.  **Clarity:** Rephrase ambiguous sentences for better understanding.</w:t>
+      </w:r>
+    </w:p>
+    <w:p>
+      <w:pPr>
+        <w:spacing w:after="160"/>
+      </w:pPr>
+      <w:r>
+        <w:t xml:space="preserve">4.  **Conclusion:** Add a conclusion summarizing the key findings and recommendations.</w:t>
+      </w:r>
+    </w:p>
+    <w:p>
+      <w:pPr>
+        <w:spacing w:after="160"/>
+      </w:pPr>
+      <w:r>
+        <w:t xml:space="preserve">5.  **Review:** Have a senior geotechnical engineer review the report for technical accuracy and completeness.</w:t>
+      </w:r>
+    </w:p>
+    <w:p>
+      <w:r>
+        <w:br w:type="page"/>
+      </w:r>
+    </w:p>
     <w:p>
       <w:pPr>
         <w:pStyle w:val="BodyText"/>
@@ -1066,7 +1482,7 @@
             <w:pStyle w:val="TOC1"/>
             <w:numPr>
               <w:ilvl w:val="0"/>
-              <w:numId w:val="9"/>
+              <w:numId w:val="17"/>
             </w:numPr>
             <w:tabs>
               <w:tab w:val="left" w:pos="780"/>
@@ -1100,7 +1516,7 @@
             <w:pStyle w:val="TOC1"/>
             <w:numPr>
               <w:ilvl w:val="0"/>
-              <w:numId w:val="9"/>
+              <w:numId w:val="17"/>
             </w:numPr>
             <w:tabs>
               <w:tab w:val="left" w:pos="780"/>
@@ -1135,7 +1551,7 @@
             <w:pStyle w:val="TOC1"/>
             <w:numPr>
               <w:ilvl w:val="0"/>
-              <w:numId w:val="9"/>
+              <w:numId w:val="17"/>
             </w:numPr>
             <w:tabs>
               <w:tab w:val="left" w:pos="780"/>
@@ -1170,7 +1586,7 @@
             <w:pStyle w:val="TOC2"/>
             <w:numPr>
               <w:ilvl w:val="1"/>
-              <w:numId w:val="9"/>
+              <w:numId w:val="17"/>
             </w:numPr>
             <w:tabs>
               <w:tab w:val="left" w:pos="1219"/>
@@ -1214,7 +1630,7 @@
             <w:pStyle w:val="TOC1"/>
             <w:numPr>
               <w:ilvl w:val="0"/>
-              <w:numId w:val="9"/>
+              <w:numId w:val="17"/>
             </w:numPr>
             <w:tabs>
               <w:tab w:val="left" w:pos="780"/>
@@ -1267,7 +1683,7 @@
             <w:pStyle w:val="TOC2"/>
             <w:numPr>
               <w:ilvl w:val="1"/>
-              <w:numId w:val="9"/>
+              <w:numId w:val="17"/>
             </w:numPr>
             <w:tabs>
               <w:tab w:val="left" w:pos="1219"/>
@@ -1311,7 +1727,7 @@
             <w:pStyle w:val="TOC2"/>
             <w:numPr>
               <w:ilvl w:val="1"/>
-              <w:numId w:val="9"/>
+              <w:numId w:val="17"/>
             </w:numPr>
             <w:tabs>
               <w:tab w:val="left" w:pos="1219"/>
@@ -1355,7 +1771,7 @@
             <w:pStyle w:val="TOC2"/>
             <w:numPr>
               <w:ilvl w:val="1"/>
-              <w:numId w:val="9"/>
+              <w:numId w:val="17"/>
             </w:numPr>
             <w:tabs>
               <w:tab w:val="left" w:pos="1219"/>
@@ -1408,7 +1824,7 @@
             <w:pStyle w:val="TOC2"/>
             <w:numPr>
               <w:ilvl w:val="1"/>
-              <w:numId w:val="9"/>
+              <w:numId w:val="17"/>
             </w:numPr>
             <w:tabs>
               <w:tab w:val="left" w:pos="1219"/>
@@ -1443,7 +1859,7 @@
             <w:pStyle w:val="TOC2"/>
             <w:numPr>
               <w:ilvl w:val="1"/>
-              <w:numId w:val="9"/>
+              <w:numId w:val="17"/>
             </w:numPr>
             <w:tabs>
               <w:tab w:val="left" w:pos="1219"/>
@@ -1496,7 +1912,7 @@
             <w:pStyle w:val="TOC1"/>
             <w:numPr>
               <w:ilvl w:val="0"/>
-              <w:numId w:val="9"/>
+              <w:numId w:val="17"/>
             </w:numPr>
             <w:tabs>
               <w:tab w:val="left" w:pos="780"/>
@@ -1540,7 +1956,7 @@
             <w:pStyle w:val="TOC2"/>
             <w:numPr>
               <w:ilvl w:val="1"/>
-              <w:numId w:val="9"/>
+              <w:numId w:val="17"/>
             </w:numPr>
             <w:tabs>
               <w:tab w:val="left" w:pos="1219"/>
@@ -1575,7 +1991,7 @@
             <w:pStyle w:val="TOC2"/>
             <w:numPr>
               <w:ilvl w:val="1"/>
-              <w:numId w:val="9"/>
+              <w:numId w:val="17"/>
             </w:numPr>
             <w:tabs>
               <w:tab w:val="left" w:pos="1219"/>
@@ -1619,7 +2035,7 @@
             <w:pStyle w:val="TOC2"/>
             <w:numPr>
               <w:ilvl w:val="2"/>
-              <w:numId w:val="9"/>
+              <w:numId w:val="17"/>
             </w:numPr>
             <w:tabs>
               <w:tab w:val="left" w:pos="1219"/>
@@ -1654,7 +2070,7 @@
             <w:pStyle w:val="TOC2"/>
             <w:numPr>
               <w:ilvl w:val="2"/>
-              <w:numId w:val="9"/>
+              <w:numId w:val="17"/>
             </w:numPr>
             <w:tabs>
               <w:tab w:val="left" w:pos="1219"/>
@@ -1715,7 +2131,7 @@
             <w:pStyle w:val="TOC2"/>
             <w:numPr>
               <w:ilvl w:val="2"/>
-              <w:numId w:val="9"/>
+              <w:numId w:val="17"/>
             </w:numPr>
             <w:tabs>
               <w:tab w:val="left" w:pos="1219"/>
@@ -1759,7 +2175,7 @@
             <w:pStyle w:val="TOC2"/>
             <w:numPr>
               <w:ilvl w:val="2"/>
-              <w:numId w:val="9"/>
+              <w:numId w:val="17"/>
             </w:numPr>
             <w:tabs>
               <w:tab w:val="left" w:pos="1219"/>
@@ -1811,7 +2227,7 @@
             <w:pStyle w:val="TOC1"/>
             <w:numPr>
               <w:ilvl w:val="0"/>
-              <w:numId w:val="9"/>
+              <w:numId w:val="17"/>
             </w:numPr>
             <w:tabs>
               <w:tab w:val="left" w:pos="780"/>
@@ -1873,7 +2289,7 @@
             <w:pStyle w:val="TOC2"/>
             <w:numPr>
               <w:ilvl w:val="1"/>
-              <w:numId w:val="9"/>
+              <w:numId w:val="17"/>
             </w:numPr>
             <w:tabs>
               <w:tab w:val="left" w:pos="1219"/>
@@ -1935,7 +2351,7 @@
             <w:pStyle w:val="TOC2"/>
             <w:numPr>
               <w:ilvl w:val="1"/>
-              <w:numId w:val="9"/>
+              <w:numId w:val="17"/>
             </w:numPr>
             <w:tabs>
               <w:tab w:val="left" w:pos="1219"/>
@@ -1988,7 +2404,7 @@
             <w:pStyle w:val="TOC2"/>
             <w:numPr>
               <w:ilvl w:val="1"/>
-              <w:numId w:val="9"/>
+              <w:numId w:val="17"/>
             </w:numPr>
             <w:tabs>
               <w:tab w:val="left" w:pos="1219"/>
@@ -2041,7 +2457,7 @@
             <w:pStyle w:val="TOC2"/>
             <w:numPr>
               <w:ilvl w:val="1"/>
-              <w:numId w:val="9"/>
+              <w:numId w:val="17"/>
             </w:numPr>
             <w:tabs>
               <w:tab w:val="left" w:pos="1219"/>
@@ -2076,7 +2492,7 @@
             <w:pStyle w:val="TOC2"/>
             <w:numPr>
               <w:ilvl w:val="2"/>
-              <w:numId w:val="9"/>
+              <w:numId w:val="17"/>
             </w:numPr>
             <w:tabs>
               <w:tab w:val="left" w:pos="1219"/>
@@ -2111,7 +2527,7 @@
             <w:pStyle w:val="TOC2"/>
             <w:numPr>
               <w:ilvl w:val="2"/>
-              <w:numId w:val="9"/>
+              <w:numId w:val="17"/>
             </w:numPr>
             <w:tabs>
               <w:tab w:val="left" w:pos="1219"/>
@@ -2173,7 +2589,7 @@
             <w:pStyle w:val="TOC2"/>
             <w:numPr>
               <w:ilvl w:val="2"/>
-              <w:numId w:val="9"/>
+              <w:numId w:val="17"/>
             </w:numPr>
             <w:tabs>
               <w:tab w:val="left" w:pos="1219"/>
@@ -2207,7 +2623,7 @@
             <w:pStyle w:val="TOC2"/>
             <w:numPr>
               <w:ilvl w:val="2"/>
-              <w:numId w:val="9"/>
+              <w:numId w:val="17"/>
             </w:numPr>
             <w:tabs>
               <w:tab w:val="left" w:pos="1219"/>
@@ -2269,7 +2685,7 @@
             <w:pStyle w:val="TOC2"/>
             <w:numPr>
               <w:ilvl w:val="2"/>
-              <w:numId w:val="9"/>
+              <w:numId w:val="17"/>
             </w:numPr>
             <w:tabs>
               <w:tab w:val="left" w:pos="1219"/>
@@ -2322,7 +2738,7 @@
             <w:pStyle w:val="TOC2"/>
             <w:numPr>
               <w:ilvl w:val="1"/>
-              <w:numId w:val="9"/>
+              <w:numId w:val="17"/>
             </w:numPr>
             <w:tabs>
               <w:tab w:val="left" w:pos="1219"/>
@@ -2374,7 +2790,7 @@
             <w:pStyle w:val="TOC2"/>
             <w:numPr>
               <w:ilvl w:val="2"/>
-              <w:numId w:val="9"/>
+              <w:numId w:val="17"/>
             </w:numPr>
             <w:tabs>
               <w:tab w:val="left" w:pos="1219"/>
@@ -2409,7 +2825,7 @@
             <w:pStyle w:val="TOC2"/>
             <w:numPr>
               <w:ilvl w:val="2"/>
-              <w:numId w:val="9"/>
+              <w:numId w:val="17"/>
             </w:numPr>
             <w:tabs>
               <w:tab w:val="left" w:pos="1219"/>
@@ -2452,7 +2868,7 @@
             <w:pStyle w:val="TOC2"/>
             <w:numPr>
               <w:ilvl w:val="2"/>
-              <w:numId w:val="9"/>
+              <w:numId w:val="17"/>
             </w:numPr>
             <w:tabs>
               <w:tab w:val="left" w:pos="1219"/>
@@ -2559,7 +2975,7 @@
             <w:pStyle w:val="TOC2"/>
             <w:numPr>
               <w:ilvl w:val="2"/>
-              <w:numId w:val="9"/>
+              <w:numId w:val="17"/>
             </w:numPr>
             <w:tabs>
               <w:tab w:val="left" w:pos="1219"/>
@@ -2620,7 +3036,7 @@
             <w:pStyle w:val="TOC2"/>
             <w:numPr>
               <w:ilvl w:val="1"/>
-              <w:numId w:val="9"/>
+              <w:numId w:val="17"/>
             </w:numPr>
             <w:tabs>
               <w:tab w:val="left" w:pos="1219"/>
@@ -2655,7 +3071,7 @@
             <w:pStyle w:val="TOC2"/>
             <w:numPr>
               <w:ilvl w:val="1"/>
-              <w:numId w:val="9"/>
+              <w:numId w:val="17"/>
             </w:numPr>
             <w:tabs>
               <w:tab w:val="left" w:pos="1219"/>
@@ -2690,7 +3106,7 @@
             <w:pStyle w:val="TOC2"/>
             <w:numPr>
               <w:ilvl w:val="1"/>
-              <w:numId w:val="9"/>
+              <w:numId w:val="17"/>
             </w:numPr>
             <w:tabs>
               <w:tab w:val="left" w:pos="1219"/>
@@ -2734,7 +3150,7 @@
             <w:pStyle w:val="TOC2"/>
             <w:numPr>
               <w:ilvl w:val="2"/>
-              <w:numId w:val="9"/>
+              <w:numId w:val="17"/>
             </w:numPr>
             <w:tabs>
               <w:tab w:val="left" w:pos="1219"/>
@@ -2787,7 +3203,7 @@
             <w:pStyle w:val="TOC2"/>
             <w:numPr>
               <w:ilvl w:val="2"/>
-              <w:numId w:val="9"/>
+              <w:numId w:val="17"/>
             </w:numPr>
             <w:tabs>
               <w:tab w:val="left" w:pos="1219"/>
@@ -2830,7 +3246,7 @@
             <w:pStyle w:val="TOC2"/>
             <w:numPr>
               <w:ilvl w:val="2"/>
-              <w:numId w:val="9"/>
+              <w:numId w:val="17"/>
             </w:numPr>
             <w:tabs>
               <w:tab w:val="left" w:pos="1219"/>
@@ -2873,7 +3289,7 @@
             <w:pStyle w:val="TOC2"/>
             <w:numPr>
               <w:ilvl w:val="1"/>
-              <w:numId w:val="9"/>
+              <w:numId w:val="17"/>
             </w:numPr>
             <w:tabs>
               <w:tab w:val="left" w:pos="1219"/>
@@ -3170,7 +3586,7 @@
         <w:pStyle w:val="Heading1"/>
         <w:numPr>
           <w:ilvl w:val="1"/>
-          <w:numId w:val="12"/>
+          <w:numId w:val="20"/>
         </w:numPr>
         <w:tabs>
           <w:tab w:val="left" w:pos="1560"/>
@@ -3227,7 +3643,7 @@
         <w:pStyle w:val="ListParagraph"/>
         <w:numPr>
           <w:ilvl w:val="2"/>
-          <w:numId w:val="12"/>
+          <w:numId w:val="20"/>
         </w:numPr>
         <w:tabs>
           <w:tab w:val="left" w:pos="480"/>
@@ -3244,7 +3660,7 @@
         <w:pStyle w:val="ListParagraph"/>
         <w:numPr>
           <w:ilvl w:val="2"/>
-          <w:numId w:val="12"/>
+          <w:numId w:val="20"/>
         </w:numPr>
         <w:tabs>
           <w:tab w:val="left" w:pos="480"/>
@@ -3261,7 +3677,7 @@
         <w:pStyle w:val="ListParagraph"/>
         <w:numPr>
           <w:ilvl w:val="2"/>
-          <w:numId w:val="12"/>
+          <w:numId w:val="20"/>
         </w:numPr>
         <w:tabs>
           <w:tab w:val="left" w:pos="480"/>
@@ -3312,7 +3728,7 @@
         <w:pStyle w:val="Heading1"/>
         <w:numPr>
           <w:ilvl w:val="0"/>
-          <w:numId w:val="3"/>
+          <w:numId w:val="11"/>
         </w:numPr>
         <w:tabs>
           <w:tab w:val="left" w:pos="1560"/>
@@ -5739,24 +6155,16 @@
               </w:rPr>
               <w:t xml:space="preserve"> </w:t>
             </w:r>
-            <w:r>
-              <w:rPr>
-                <w:sz w:val="20"/>
-              </w:rPr>
-              <w:t xml:space="preserve">volcanic</w:t>
-            </w:r>
-            <w:r>
-              <w:rPr>
-                <w:spacing w:val="-5"/>
-                <w:sz w:val="20"/>
-              </w:rPr>
-              <w:t xml:space="preserve"> </w:t>
-            </w:r>
-            <w:r>
-              <w:rPr>
-                <w:sz w:val="20"/>
-              </w:rPr>
-              <w:t xml:space="preserve">ash</w:t>
+            <w:commentRangeStart w:id="2"/>
+            <w:r>
+              <w:rPr>
+                <w:sz w:val="20"/>
+              </w:rPr>
+              <w:t xml:space="preserve">volcanic ash</w:t>
+            </w:r>
+            <w:commentRangeEnd w:id="2"/>
+            <w:r>
+              <w:commentReference w:id="2"/>
             </w:r>
             <w:r>
               <w:rPr>
@@ -6711,7 +7119,7 @@
               <w:pStyle w:val="TableParagraph"/>
               <w:numPr>
                 <w:ilvl w:val="0"/>
-                <w:numId w:val="7"/>
+                <w:numId w:val="15"/>
               </w:numPr>
               <w:tabs>
                 <w:tab w:val="left" w:pos="423"/>
@@ -6813,7 +7221,7 @@
               <w:pStyle w:val="TableParagraph"/>
               <w:numPr>
                 <w:ilvl w:val="0"/>
-                <w:numId w:val="7"/>
+                <w:numId w:val="15"/>
               </w:numPr>
               <w:tabs>
                 <w:tab w:val="left" w:pos="423"/>
@@ -6941,7 +7349,7 @@
               <w:pStyle w:val="TableParagraph"/>
               <w:numPr>
                 <w:ilvl w:val="0"/>
-                <w:numId w:val="7"/>
+                <w:numId w:val="15"/>
               </w:numPr>
               <w:tabs>
                 <w:tab w:val="left" w:pos="423"/>
@@ -9200,7 +9608,7 @@
         <w:pStyle w:val="Heading1"/>
         <w:numPr>
           <w:ilvl w:val="0"/>
-          <w:numId w:val="3"/>
+          <w:numId w:val="11"/>
         </w:numPr>
         <w:tabs>
           <w:tab w:val="left" w:pos="1560"/>
@@ -9270,13 +9678,13 @@
       <w:r>
         <w:t xml:space="preserve">This report supersedes any earlier geotechnical reports issued for the site. Land </w:t>
       </w:r>
-      <w:commentRangeStart w:id="2"/>
+      <w:commentRangeStart w:id="3"/>
       <w:r>
         <w:t xml:space="preserve">reftediation</w:t>
       </w:r>
-      <w:commentRangeEnd w:id="2"/>
-      <w:r>
-        <w:commentReference w:id="2"/>
+      <w:commentRangeEnd w:id="3"/>
+      <w:r>
+        <w:commentReference w:id="3"/>
       </w:r>
       <w:r>
         <w:t xml:space="preserve"> investigations have also been carried out by SolidEarth for the Evergreen West development area. The results and</w:t>
@@ -9290,13 +9698,13 @@
       <w:r>
         <w:t xml:space="preserve">recommendations for land remediation are presented in a separate report, </w:t>
       </w:r>
-      <w:commentRangeStart w:id="3"/>
+      <w:commentRangeStart w:id="4"/>
       <w:r>
         <w:t xml:space="preserve">Land Remediation Investigation Report: Land Remediation Investigation Report:</w:t>
       </w:r>
-      <w:commentRangeEnd w:id="3"/>
-      <w:r>
-        <w:commentReference w:id="3"/>
+      <w:commentRangeEnd w:id="4"/>
+      <w:r>
+        <w:commentReference w:id="4"/>
       </w:r>
       <w:r>
         <w:t xml:space="preserve"> Evergreen West Development – Stages 2 &amp; 3 – Draft, dated March 2019 (version 1.0).</w:t>
@@ -9313,7 +9721,7 @@
         <w:pStyle w:val="Heading2"/>
         <w:numPr>
           <w:ilvl w:val="1"/>
-          <w:numId w:val="3"/>
+          <w:numId w:val="11"/>
         </w:numPr>
         <w:tabs>
           <w:tab w:val="left" w:pos="840"/>
@@ -9376,13 +9784,13 @@
       <w:r>
         <w:t xml:space="preserve">If the nature of the proposed </w:t>
       </w:r>
-      <w:commentRangeStart w:id="4"/>
+      <w:commentRangeStart w:id="5"/>
       <w:r>
         <w:t xml:space="preserve">developftent</w:t>
       </w:r>
-      <w:commentRangeEnd w:id="4"/>
-      <w:r>
-        <w:commentReference w:id="4"/>
+      <w:commentRangeEnd w:id="5"/>
+      <w:r>
+        <w:commentReference w:id="5"/>
       </w:r>
       <w:r>
         <w:t xml:space="preserve"> differs from that assumed in this report, it is important that we are given the opportunity to revise the contents of this report.</w:t>
@@ -9406,7 +9814,7 @@
         <w:pStyle w:val="Heading1"/>
         <w:numPr>
           <w:ilvl w:val="0"/>
-          <w:numId w:val="3"/>
+          <w:numId w:val="11"/>
         </w:numPr>
         <w:tabs>
           <w:tab w:val="left" w:pos="1560"/>
@@ -9422,7 +9830,7 @@
         <w:pStyle w:val="Heading2"/>
         <w:numPr>
           <w:ilvl w:val="1"/>
-          <w:numId w:val="3"/>
+          <w:numId w:val="11"/>
         </w:numPr>
         <w:tabs>
           <w:tab w:val="left" w:pos="686"/>
@@ -9490,7 +9898,7 @@
         <w:pStyle w:val="Heading2"/>
         <w:numPr>
           <w:ilvl w:val="1"/>
-          <w:numId w:val="3"/>
+          <w:numId w:val="11"/>
         </w:numPr>
         <w:tabs>
           <w:tab w:val="left" w:pos="686"/>
@@ -9510,13 +9918,13 @@
       <w:r>
         <w:t xml:space="preserve">NZGD does not show any historical investigations in the </w:t>
       </w:r>
-      <w:commentRangeStart w:id="5"/>
+      <w:commentRangeStart w:id="6"/>
       <w:r>
         <w:t xml:space="preserve">iftmediate</w:t>
       </w:r>
-      <w:commentRangeEnd w:id="5"/>
-      <w:r>
-        <w:commentReference w:id="5"/>
+      <w:commentRangeEnd w:id="6"/>
+      <w:r>
+        <w:commentReference w:id="6"/>
       </w:r>
       <w:r>
         <w:t xml:space="preserve"> area (i.e. 100m radius) of the Superlot.</w:t>
@@ -9533,7 +9941,7 @@
         <w:pStyle w:val="Heading2"/>
         <w:numPr>
           <w:ilvl w:val="1"/>
-          <w:numId w:val="3"/>
+          <w:numId w:val="11"/>
         </w:numPr>
         <w:tabs>
           <w:tab w:val="left" w:pos="685"/>
@@ -12320,7 +12728,7 @@
         <w:pStyle w:val="ListParagraph"/>
         <w:numPr>
           <w:ilvl w:val="0"/>
-          <w:numId w:val="8"/>
+          <w:numId w:val="16"/>
         </w:numPr>
         <w:tabs>
           <w:tab w:val="left" w:pos="840"/>
@@ -12340,7 +12748,7 @@
         <w:pStyle w:val="ListParagraph"/>
         <w:numPr>
           <w:ilvl w:val="0"/>
-          <w:numId w:val="8"/>
+          <w:numId w:val="16"/>
         </w:numPr>
         <w:tabs>
           <w:tab w:val="left" w:pos="840"/>
@@ -12360,7 +12768,7 @@
         <w:pStyle w:val="ListParagraph"/>
         <w:numPr>
           <w:ilvl w:val="0"/>
-          <w:numId w:val="8"/>
+          <w:numId w:val="16"/>
         </w:numPr>
         <w:tabs>
           <w:tab w:val="left" w:pos="840"/>
@@ -12380,7 +12788,7 @@
         <w:pStyle w:val="ListParagraph"/>
         <w:numPr>
           <w:ilvl w:val="0"/>
-          <w:numId w:val="8"/>
+          <w:numId w:val="16"/>
         </w:numPr>
         <w:tabs>
           <w:tab w:val="left" w:pos="840"/>
@@ -12410,7 +12818,7 @@
         <w:pStyle w:val="Heading2"/>
         <w:numPr>
           <w:ilvl w:val="1"/>
-          <w:numId w:val="3"/>
+          <w:numId w:val="11"/>
         </w:numPr>
         <w:tabs>
           <w:tab w:val="left" w:pos="684"/>
@@ -12452,7 +12860,7 @@
         <w:pStyle w:val="Heading2"/>
         <w:numPr>
           <w:ilvl w:val="1"/>
-          <w:numId w:val="3"/>
+          <w:numId w:val="11"/>
         </w:numPr>
         <w:tabs>
           <w:tab w:val="left" w:pos="686"/>
@@ -13152,7 +13560,7 @@
         <w:pStyle w:val="Heading1"/>
         <w:numPr>
           <w:ilvl w:val="0"/>
-          <w:numId w:val="3"/>
+          <w:numId w:val="11"/>
         </w:numPr>
         <w:tabs>
           <w:tab w:val="left" w:pos="1560"/>
@@ -13168,7 +13576,7 @@
         <w:pStyle w:val="Heading2"/>
         <w:numPr>
           <w:ilvl w:val="1"/>
-          <w:numId w:val="3"/>
+          <w:numId w:val="11"/>
         </w:numPr>
         <w:tabs>
           <w:tab w:val="left" w:pos="685"/>
@@ -14460,7 +14868,7 @@
         <w:pStyle w:val="Heading2"/>
         <w:numPr>
           <w:ilvl w:val="1"/>
-          <w:numId w:val="3"/>
+          <w:numId w:val="11"/>
         </w:numPr>
         <w:tabs>
           <w:tab w:val="left" w:pos="685"/>
@@ -14476,7 +14884,7 @@
         <w:pStyle w:val="ListParagraph"/>
         <w:numPr>
           <w:ilvl w:val="2"/>
-          <w:numId w:val="3"/>
+          <w:numId w:val="11"/>
         </w:numPr>
         <w:tabs>
           <w:tab w:val="left" w:pos="1200"/>
@@ -14533,7 +14941,7 @@
         <w:pStyle w:val="ListParagraph"/>
         <w:numPr>
           <w:ilvl w:val="2"/>
-          <w:numId w:val="3"/>
+          <w:numId w:val="11"/>
         </w:numPr>
         <w:tabs>
           <w:tab w:val="left" w:pos="1200"/>
@@ -14598,7 +15006,18 @@
         <w:ind w:left="120" w:right="590"/>
       </w:pPr>
       <w:r>
-        <w:t xml:space="preserve">significant variance in the undrained shear strengths of this material, with results ranging from 17 to 200 psi.</w:t>
+        <w:t xml:space="preserve">significant variance in the undrained shear strengths of this material, with results ranging from </w:t>
+      </w:r>
+      <w:commentRangeStart w:id="7"/>
+      <w:r>
+        <w:t xml:space="preserve">17 to 200 psi</w:t>
+      </w:r>
+      <w:commentRangeEnd w:id="7"/>
+      <w:r>
+        <w:commentReference w:id="7"/>
+      </w:r>
+      <w:r>
+        <w:t xml:space="preserve">.</w:t>
       </w:r>
     </w:p>
     <w:p>
@@ -14632,7 +15051,7 @@
         <w:pStyle w:val="ListParagraph"/>
         <w:numPr>
           <w:ilvl w:val="2"/>
-          <w:numId w:val="3"/>
+          <w:numId w:val="11"/>
         </w:numPr>
         <w:tabs>
           <w:tab w:val="left" w:pos="1200"/>
@@ -14730,7 +15149,7 @@
         <w:pStyle w:val="ListParagraph"/>
         <w:numPr>
           <w:ilvl w:val="2"/>
-          <w:numId w:val="3"/>
+          <w:numId w:val="11"/>
         </w:numPr>
         <w:tabs>
           <w:tab w:val="left" w:pos="1200"/>
@@ -14805,7 +15224,7 @@
         <w:pStyle w:val="ListParagraph"/>
         <w:numPr>
           <w:ilvl w:val="0"/>
-          <w:numId w:val="3"/>
+          <w:numId w:val="11"/>
         </w:numPr>
         <w:tabs>
           <w:tab w:val="left" w:pos="1560"/>
@@ -14838,7 +15257,7 @@
         <w:pStyle w:val="Heading2"/>
         <w:numPr>
           <w:ilvl w:val="1"/>
-          <w:numId w:val="3"/>
+          <w:numId w:val="11"/>
         </w:numPr>
         <w:tabs>
           <w:tab w:val="left" w:pos="685"/>
@@ -14871,7 +15290,7 @@
         <w:pStyle w:val="Heading2"/>
         <w:numPr>
           <w:ilvl w:val="1"/>
-          <w:numId w:val="3"/>
+          <w:numId w:val="11"/>
         </w:numPr>
         <w:tabs>
           <w:tab w:val="left" w:pos="685"/>
@@ -14887,7 +15306,7 @@
         <w:pStyle w:val="ListParagraph"/>
         <w:numPr>
           <w:ilvl w:val="0"/>
-          <w:numId w:val="14"/>
+          <w:numId w:val="22"/>
         </w:numPr>
         <w:tabs>
           <w:tab w:val="left" w:pos="480"/>
@@ -14904,7 +15323,7 @@
         <w:pStyle w:val="ListParagraph"/>
         <w:numPr>
           <w:ilvl w:val="0"/>
-          <w:numId w:val="14"/>
+          <w:numId w:val="22"/>
         </w:numPr>
         <w:tabs>
           <w:tab w:val="left" w:pos="480"/>
@@ -14921,7 +15340,7 @@
         <w:pStyle w:val="ListParagraph"/>
         <w:numPr>
           <w:ilvl w:val="0"/>
-          <w:numId w:val="14"/>
+          <w:numId w:val="22"/>
         </w:numPr>
         <w:tabs>
           <w:tab w:val="left" w:pos="480"/>
@@ -14938,7 +15357,7 @@
         <w:pStyle w:val="ListParagraph"/>
         <w:numPr>
           <w:ilvl w:val="0"/>
-          <w:numId w:val="14"/>
+          <w:numId w:val="22"/>
         </w:numPr>
         <w:tabs>
           <w:tab w:val="left" w:pos="480"/>
@@ -14955,7 +15374,7 @@
         <w:pStyle w:val="ListParagraph"/>
         <w:numPr>
           <w:ilvl w:val="0"/>
-          <w:numId w:val="14"/>
+          <w:numId w:val="22"/>
         </w:numPr>
         <w:tabs>
           <w:tab w:val="left" w:pos="480"/>
@@ -14972,7 +15391,7 @@
         <w:pStyle w:val="ListParagraph"/>
         <w:numPr>
           <w:ilvl w:val="0"/>
-          <w:numId w:val="14"/>
+          <w:numId w:val="22"/>
         </w:numPr>
         <w:tabs>
           <w:tab w:val="left" w:pos="480"/>
@@ -14980,13 +15399,13 @@
         <w:spacing w:before="106"/>
         <w:ind w:hanging="360"/>
       </w:pPr>
-      <w:commentRangeStart w:id="6"/>
+      <w:commentRangeStart w:id="8"/>
       <w:r>
         <w:t xml:space="preserve">Coftpressible</w:t>
       </w:r>
-      <w:commentRangeEnd w:id="6"/>
-      <w:r>
-        <w:commentReference w:id="6"/>
+      <w:commentRangeEnd w:id="8"/>
+      <w:r>
+        <w:commentReference w:id="8"/>
       </w:r>
       <w:r>
         <w:t xml:space="preserve"> soils and settlement</w:t>
@@ -14997,7 +15416,7 @@
         <w:pStyle w:val="ListParagraph"/>
         <w:numPr>
           <w:ilvl w:val="0"/>
-          <w:numId w:val="14"/>
+          <w:numId w:val="22"/>
         </w:numPr>
         <w:tabs>
           <w:tab w:val="left" w:pos="480"/>
@@ -15014,7 +15433,7 @@
         <w:pStyle w:val="ListParagraph"/>
         <w:numPr>
           <w:ilvl w:val="0"/>
-          <w:numId w:val="14"/>
+          <w:numId w:val="22"/>
         </w:numPr>
         <w:tabs>
           <w:tab w:val="left" w:pos="480"/>
@@ -15031,7 +15450,7 @@
         <w:pStyle w:val="ListParagraph"/>
         <w:numPr>
           <w:ilvl w:val="0"/>
-          <w:numId w:val="14"/>
+          <w:numId w:val="22"/>
         </w:numPr>
         <w:tabs>
           <w:tab w:val="left" w:pos="480"/>
@@ -15048,7 +15467,7 @@
         <w:pStyle w:val="ListParagraph"/>
         <w:numPr>
           <w:ilvl w:val="0"/>
-          <w:numId w:val="14"/>
+          <w:numId w:val="22"/>
         </w:numPr>
         <w:tabs>
           <w:tab w:val="left" w:pos="480"/>
@@ -15059,13 +15478,13 @@
       <w:r>
         <w:t xml:space="preserve">Subgrade for </w:t>
       </w:r>
-      <w:commentRangeStart w:id="7"/>
+      <w:commentRangeStart w:id="9"/>
       <w:r>
         <w:t xml:space="preserve">paveftents</w:t>
       </w:r>
-      <w:commentRangeEnd w:id="7"/>
-      <w:r>
-        <w:commentReference w:id="7"/>
+      <w:commentRangeEnd w:id="9"/>
+      <w:r>
+        <w:commentReference w:id="9"/>
       </w:r>
       <w:r>
         <w:t xml:space="preserve">.</w:t>
@@ -15076,7 +15495,7 @@
         <w:pStyle w:val="ListParagraph"/>
         <w:numPr>
           <w:ilvl w:val="0"/>
-          <w:numId w:val="14"/>
+          <w:numId w:val="22"/>
         </w:numPr>
         <w:tabs>
           <w:tab w:val="left" w:pos="480"/>
@@ -15099,7 +15518,7 @@
         <w:pStyle w:val="Heading2"/>
         <w:numPr>
           <w:ilvl w:val="1"/>
-          <w:numId w:val="3"/>
+          <w:numId w:val="11"/>
         </w:numPr>
         <w:tabs>
           <w:tab w:val="left" w:pos="685"/>
@@ -15117,7 +15536,18 @@
         <w:ind w:left="120"/>
       </w:pPr>
       <w:r>
-        <w:t xml:space="preserve">An upper “crust” of stronger soil was encountered beneath the topsoil layer across Superlot MW – A58.</w:t>
+        <w:t xml:space="preserve">An upper “crust” of stronger soil was encountered beneath the topsoil layer across </w:t>
+      </w:r>
+      <w:commentRangeStart w:id="10"/>
+      <w:r>
+        <w:t xml:space="preserve">Superlot MW – A58</w:t>
+      </w:r>
+      <w:commentRangeEnd w:id="10"/>
+      <w:r>
+        <w:commentReference w:id="10"/>
+      </w:r>
+      <w:r>
+        <w:t xml:space="preserve">.</w:t>
       </w:r>
     </w:p>
     <w:p>
@@ -15212,7 +15642,7 @@
         <w:pStyle w:val="Heading2"/>
         <w:numPr>
           <w:ilvl w:val="1"/>
-          <w:numId w:val="3"/>
+          <w:numId w:val="11"/>
         </w:numPr>
         <w:tabs>
           <w:tab w:val="left" w:pos="684"/>
@@ -15229,7 +15659,7 @@
         <w:pStyle w:val="ListParagraph"/>
         <w:numPr>
           <w:ilvl w:val="2"/>
-          <w:numId w:val="3"/>
+          <w:numId w:val="11"/>
         </w:numPr>
         <w:tabs>
           <w:tab w:val="left" w:pos="1200"/>
@@ -15315,18 +15745,18 @@
       <w:r>
         <w:t xml:space="preserve">It is likely that the soils at the foundation elevation will be prone to shrinkage and swelling when exposed to changes in </w:t>
       </w:r>
-      <w:commentRangeStart w:id="8"/>
-      <w:commentRangeStart w:id="9"/>
+      <w:commentRangeStart w:id="11"/>
+      <w:commentRangeStart w:id="12"/>
       <w:r>
         <w:t xml:space="preserve">ftoisture</w:t>
       </w:r>
-      <w:commentRangeEnd w:id="9"/>
-      <w:r>
-        <w:commentReference w:id="9"/>
-      </w:r>
-      <w:commentRangeEnd w:id="8"/>
-      <w:r>
-        <w:commentReference w:id="8"/>
+      <w:commentRangeEnd w:id="12"/>
+      <w:r>
+        <w:commentReference w:id="12"/>
+      </w:r>
+      <w:commentRangeEnd w:id="11"/>
+      <w:r>
+        <w:commentReference w:id="11"/>
       </w:r>
       <w:r>
         <w:t xml:space="preserve"> content. The effects on freshly exposed material in cuts may be greater than soils that have been previously subject to seasonal cycles and this needs to be considered in design of foundations.</w:t>
@@ -15343,7 +15773,7 @@
         <w:pStyle w:val="ListParagraph"/>
         <w:numPr>
           <w:ilvl w:val="2"/>
-          <w:numId w:val="3"/>
+          <w:numId w:val="11"/>
         </w:numPr>
         <w:tabs>
           <w:tab w:val="left" w:pos="1200"/>
@@ -15399,7 +15829,7 @@
         <w:pStyle w:val="ListParagraph"/>
         <w:numPr>
           <w:ilvl w:val="2"/>
-          <w:numId w:val="3"/>
+          <w:numId w:val="11"/>
         </w:numPr>
         <w:tabs>
           <w:tab w:val="left" w:pos="1200"/>
@@ -15444,13 +15874,13 @@
       <w:r>
         <w:t xml:space="preserve">trench excavations to a </w:t>
       </w:r>
-      <w:commentRangeStart w:id="10"/>
+      <w:commentRangeStart w:id="13"/>
       <w:r>
         <w:t xml:space="preserve">ftinimum</w:t>
       </w:r>
-      <w:commentRangeEnd w:id="10"/>
-      <w:r>
-        <w:commentReference w:id="10"/>
+      <w:commentRangeEnd w:id="13"/>
+      <w:r>
+        <w:commentReference w:id="13"/>
       </w:r>
       <w:r>
         <w:t xml:space="preserve"> of three times the excavation depth away from existing structures.</w:t>
@@ -15482,13 +15912,13 @@
         <w:spacing w:line="268" w:lineRule="exact"/>
         <w:ind w:left="120"/>
       </w:pPr>
-      <w:commentRangeStart w:id="11"/>
+      <w:commentRangeStart w:id="14"/>
       <w:r>
         <w:t xml:space="preserve">daftage</w:t>
       </w:r>
-      <w:commentRangeEnd w:id="11"/>
-      <w:r>
-        <w:commentReference w:id="11"/>
+      <w:commentRangeEnd w:id="14"/>
+      <w:r>
+        <w:commentReference w:id="14"/>
       </w:r>
       <w:r>
         <w:t xml:space="preserve"> to buildings and infrastructure.</w:t>
@@ -15559,7 +15989,7 @@
         <w:pStyle w:val="ListParagraph"/>
         <w:numPr>
           <w:ilvl w:val="2"/>
-          <w:numId w:val="3"/>
+          <w:numId w:val="11"/>
         </w:numPr>
         <w:tabs>
           <w:tab w:val="left" w:pos="1200"/>
@@ -15604,13 +16034,13 @@
       <w:r>
         <w:t xml:space="preserve">(</w:t>
       </w:r>
-      <w:commentRangeStart w:id="12"/>
+      <w:commentRangeStart w:id="15"/>
       <w:r>
         <w:t xml:space="preserve">Noveftber</w:t>
       </w:r>
-      <w:commentRangeEnd w:id="12"/>
-      <w:r>
-        <w:commentReference w:id="12"/>
+      <w:commentRangeEnd w:id="15"/>
+      <w:r>
+        <w:commentReference w:id="15"/>
       </w:r>
       <w:r>
         <w:t xml:space="preserve"> to April). Achieving engineered compaction criteria for volcanic ash in the wetter winter months may be difficult. If earthworks proceed outside of summer, lime stabilisation or other conditioning of the</w:t>
@@ -15703,7 +16133,7 @@
         <w:pStyle w:val="ListParagraph"/>
         <w:numPr>
           <w:ilvl w:val="2"/>
-          <w:numId w:val="3"/>
+          <w:numId w:val="11"/>
         </w:numPr>
         <w:tabs>
           <w:tab w:val="left" w:pos="1200"/>
@@ -15736,7 +16166,18 @@
         <w:ind w:left="120"/>
       </w:pPr>
       <w:r>
-        <w:t xml:space="preserve">A preliminary compaction specification for bulk fill using site-won volcanic soils, imported cohesive fill or imported hardfill materials is provided below:</w:t>
+        <w:t xml:space="preserve">A preliminary compaction specification for bulk fill using site-won volcanic soils, imported cohesive fill or imported </w:t>
+      </w:r>
+      <w:commentRangeStart w:id="16"/>
+      <w:r>
+        <w:t xml:space="preserve">hardfill</w:t>
+      </w:r>
+      <w:commentRangeEnd w:id="16"/>
+      <w:r>
+        <w:commentReference w:id="16"/>
+      </w:r>
+      <w:r>
+        <w:t xml:space="preserve"> materials is provided below:</w:t>
       </w:r>
     </w:p>
     <w:p>
@@ -16751,7 +17192,7 @@
         <w:pStyle w:val="Heading2"/>
         <w:numPr>
           <w:ilvl w:val="1"/>
-          <w:numId w:val="3"/>
+          <w:numId w:val="11"/>
         </w:numPr>
         <w:tabs>
           <w:tab w:val="left" w:pos="685"/>
@@ -16767,7 +17208,7 @@
         <w:pStyle w:val="ListParagraph"/>
         <w:numPr>
           <w:ilvl w:val="2"/>
-          <w:numId w:val="3"/>
+          <w:numId w:val="11"/>
         </w:numPr>
         <w:tabs>
           <w:tab w:val="left" w:pos="1200"/>
@@ -16822,13 +17263,13 @@
       <w:r>
         <w:t xml:space="preserve">On the basis of the available </w:t>
       </w:r>
-      <w:commentRangeStart w:id="13"/>
+      <w:commentRangeStart w:id="17"/>
       <w:r>
         <w:t xml:space="preserve">inforftation</w:t>
       </w:r>
-      <w:commentRangeEnd w:id="13"/>
-      <w:r>
-        <w:commentReference w:id="13"/>
+      <w:commentRangeEnd w:id="17"/>
+      <w:r>
+        <w:commentReference w:id="17"/>
       </w:r>
       <w:r>
         <w:t xml:space="preserve">, shallow or piled foundation are likely to be suitable options to</w:t>
@@ -16865,7 +17306,7 @@
         <w:pStyle w:val="ListParagraph"/>
         <w:numPr>
           <w:ilvl w:val="3"/>
-          <w:numId w:val="3"/>
+          <w:numId w:val="11"/>
         </w:numPr>
         <w:tabs>
           <w:tab w:val="left" w:pos="1197"/>
@@ -17038,7 +17479,18 @@
         <w:ind w:left="120"/>
       </w:pPr>
       <w:r>
-        <w:t xml:space="preserve">The parameters in Table 5 can be assumed for preliminary foundation design for buildings on shallow pads and strip footings. This should be reduced by a geotechnical reduction factor, φ = 0.5 when comparing with factored ultimate limit state (ULS) structural loads.</w:t>
+        <w:t xml:space="preserve">The parameters in Table 5 can be assumed for preliminary foundation design for buildings on </w:t>
+      </w:r>
+      <w:commentRangeStart w:id="18"/>
+      <w:r>
+        <w:t xml:space="preserve">shallow pads</w:t>
+      </w:r>
+      <w:commentRangeEnd w:id="18"/>
+      <w:r>
+        <w:commentReference w:id="18"/>
+      </w:r>
+      <w:r>
+        <w:t xml:space="preserve"> and strip footings. This should be reduced by a geotechnical reduction factor, φ = 0.5 when comparing with factored ultimate limit state (ULS) structural loads.</w:t>
       </w:r>
     </w:p>
     <w:p>
@@ -17708,7 +18160,18 @@
         </w:rPr>
       </w:pPr>
       <w:r>
-        <w:t xml:space="preserve">NOTE 1: The foundation subgrade should have an undrained shear strength of not less than 80 psi to at least 1 ft beneath the base of the footing (based on a review of the nearest boreholes by a Chartered Professional Geotechnical Engineer). This can comprise the natural crust or engineered fill.</w:t>
+        <w:t xml:space="preserve">NOTE 1: The foundation subgrade should have an undrained shear strength of not less than </w:t>
+      </w:r>
+      <w:commentRangeStart w:id="19"/>
+      <w:r>
+        <w:t xml:space="preserve">80 psi</w:t>
+      </w:r>
+      <w:commentRangeEnd w:id="19"/>
+      <w:r>
+        <w:commentReference w:id="19"/>
+      </w:r>
+      <w:r>
+        <w:t xml:space="preserve"> to at least 1 ft beneath the base of the footing (based on a review of the nearest boreholes by a Chartered Professional Geotechnical Engineer). This can comprise the natural crust or engineered fill.</w:t>
       </w:r>
     </w:p>
     <w:p>
@@ -17739,7 +18202,7 @@
         <w:pStyle w:val="ListParagraph"/>
         <w:numPr>
           <w:ilvl w:val="3"/>
-          <w:numId w:val="3"/>
+          <w:numId w:val="11"/>
         </w:numPr>
         <w:tabs>
           <w:tab w:val="left" w:pos="1197"/>
@@ -19090,13 +19553,13 @@
       <w:r>
         <w:t xml:space="preserve">joints should be used to </w:t>
       </w:r>
-      <w:commentRangeStart w:id="14"/>
+      <w:commentRangeStart w:id="20"/>
       <w:r>
         <w:t xml:space="preserve">ftitigate</w:t>
       </w:r>
-      <w:commentRangeEnd w:id="14"/>
-      <w:r>
-        <w:commentReference w:id="14"/>
+      <w:commentRangeEnd w:id="20"/>
+      <w:r>
+        <w:commentReference w:id="20"/>
       </w:r>
       <w:r>
         <w:t xml:space="preserve"> the effects of differential foundation settlement. For example, movement joints between adjoining terrace houses may be necessary to mitigate against differential settlement risks.</w:t>
@@ -19144,7 +19607,7 @@
         <w:pStyle w:val="ListParagraph"/>
         <w:numPr>
           <w:ilvl w:val="2"/>
-          <w:numId w:val="3"/>
+          <w:numId w:val="11"/>
         </w:numPr>
         <w:tabs>
           <w:tab w:val="left" w:pos="1200"/>
@@ -19175,7 +19638,7 @@
         <w:pStyle w:val="ListParagraph"/>
         <w:numPr>
           <w:ilvl w:val="3"/>
-          <w:numId w:val="3"/>
+          <w:numId w:val="11"/>
         </w:numPr>
         <w:tabs>
           <w:tab w:val="left" w:pos="1197"/>
@@ -19207,7 +19670,18 @@
         <w:ind w:left="120"/>
       </w:pPr>
       <w:r>
-        <w:t xml:space="preserve">Expansive soils (or “reactive soils” using Australian terminology) are clay soils that undergo appreciable</w:t>
+        <w:t xml:space="preserve">Expansive soils (or “</w:t>
+      </w:r>
+      <w:commentRangeStart w:id="21"/>
+      <w:r>
+        <w:t xml:space="preserve">reactive soils</w:t>
+      </w:r>
+      <w:commentRangeEnd w:id="21"/>
+      <w:r>
+        <w:commentReference w:id="21"/>
+      </w:r>
+      <w:r>
+        <w:t xml:space="preserve">” using Australian terminology) are clay soils that undergo appreciable</w:t>
       </w:r>
     </w:p>
     <w:p>
@@ -19235,7 +19709,7 @@
         <w:pStyle w:val="ListParagraph"/>
         <w:numPr>
           <w:ilvl w:val="0"/>
-          <w:numId w:val="5"/>
+          <w:numId w:val="13"/>
         </w:numPr>
         <w:tabs>
           <w:tab w:val="left" w:pos="476"/>
@@ -19252,7 +19726,7 @@
         <w:pStyle w:val="ListParagraph"/>
         <w:numPr>
           <w:ilvl w:val="0"/>
-          <w:numId w:val="5"/>
+          <w:numId w:val="13"/>
         </w:numPr>
         <w:tabs>
           <w:tab w:val="left" w:pos="477"/>
@@ -19269,7 +19743,7 @@
         <w:pStyle w:val="ListParagraph"/>
         <w:numPr>
           <w:ilvl w:val="0"/>
-          <w:numId w:val="5"/>
+          <w:numId w:val="13"/>
         </w:numPr>
         <w:tabs>
           <w:tab w:val="left" w:pos="477"/>
@@ -19286,7 +19760,7 @@
         <w:pStyle w:val="ListParagraph"/>
         <w:numPr>
           <w:ilvl w:val="0"/>
-          <w:numId w:val="5"/>
+          <w:numId w:val="13"/>
         </w:numPr>
         <w:tabs>
           <w:tab w:val="left" w:pos="477"/>
@@ -19329,7 +19803,7 @@
         <w:pStyle w:val="ListParagraph"/>
         <w:numPr>
           <w:ilvl w:val="3"/>
-          <w:numId w:val="3"/>
+          <w:numId w:val="11"/>
         </w:numPr>
         <w:tabs>
           <w:tab w:val="left" w:pos="1197"/>
@@ -19395,7 +19869,7 @@
         <w:pStyle w:val="ListParagraph"/>
         <w:numPr>
           <w:ilvl w:val="3"/>
-          <w:numId w:val="3"/>
+          <w:numId w:val="11"/>
         </w:numPr>
         <w:tabs>
           <w:tab w:val="left" w:pos="1197"/>
@@ -19446,7 +19920,7 @@
         <w:pStyle w:val="ListParagraph"/>
         <w:numPr>
           <w:ilvl w:val="4"/>
-          <w:numId w:val="3"/>
+          <w:numId w:val="11"/>
         </w:numPr>
         <w:tabs>
           <w:tab w:val="left" w:pos="480"/>
@@ -19463,7 +19937,7 @@
         <w:pStyle w:val="ListParagraph"/>
         <w:numPr>
           <w:ilvl w:val="4"/>
-          <w:numId w:val="3"/>
+          <w:numId w:val="11"/>
         </w:numPr>
         <w:tabs>
           <w:tab w:val="left" w:pos="480"/>
@@ -19531,7 +20005,7 @@
         <w:pStyle w:val="ListParagraph"/>
         <w:numPr>
           <w:ilvl w:val="4"/>
-          <w:numId w:val="3"/>
+          <w:numId w:val="11"/>
         </w:numPr>
         <w:tabs>
           <w:tab w:val="left" w:pos="480"/>
@@ -19564,7 +20038,7 @@
         <w:pStyle w:val="ListParagraph"/>
         <w:numPr>
           <w:ilvl w:val="3"/>
-          <w:numId w:val="3"/>
+          <w:numId w:val="11"/>
         </w:numPr>
         <w:tabs>
           <w:tab w:val="left" w:pos="1197"/>
@@ -19631,7 +20105,7 @@
         <w:pStyle w:val="ListParagraph"/>
         <w:numPr>
           <w:ilvl w:val="3"/>
-          <w:numId w:val="3"/>
+          <w:numId w:val="11"/>
         </w:numPr>
         <w:tabs>
           <w:tab w:val="left" w:pos="1197"/>
@@ -19932,7 +20406,7 @@
         <w:pStyle w:val="ListParagraph"/>
         <w:numPr>
           <w:ilvl w:val="2"/>
-          <w:numId w:val="3"/>
+          <w:numId w:val="11"/>
         </w:numPr>
         <w:tabs>
           <w:tab w:val="left" w:pos="1200"/>
@@ -20791,7 +21265,7 @@
         <w:pStyle w:val="ListParagraph"/>
         <w:numPr>
           <w:ilvl w:val="2"/>
-          <w:numId w:val="3"/>
+          <w:numId w:val="11"/>
         </w:numPr>
         <w:tabs>
           <w:tab w:val="left" w:pos="840"/>
@@ -20855,13 +21329,13 @@
       <w:r>
         <w:t xml:space="preserve">If loads are applied to the ground surface (e.g. </w:t>
       </w:r>
-      <w:commentRangeStart w:id="15"/>
+      <w:commentRangeStart w:id="22"/>
       <w:r>
         <w:t xml:space="preserve">placeftent</w:t>
       </w:r>
-      <w:commentRangeEnd w:id="15"/>
-      <w:r>
-        <w:commentReference w:id="15"/>
+      <w:commentRangeEnd w:id="22"/>
+      <w:r>
+        <w:commentReference w:id="22"/>
       </w:r>
       <w:r>
         <w:t xml:space="preserve"> of fill or structures on shallow foundations),</w:t>
@@ -20888,7 +21362,7 @@
         <w:pStyle w:val="Heading2"/>
         <w:numPr>
           <w:ilvl w:val="1"/>
-          <w:numId w:val="3"/>
+          <w:numId w:val="11"/>
         </w:numPr>
         <w:tabs>
           <w:tab w:val="left" w:pos="684"/>
@@ -20948,13 +21422,13 @@
       <w:r>
         <w:t xml:space="preserve">Table 8: Retention design </w:t>
       </w:r>
-      <w:commentRangeStart w:id="16"/>
+      <w:commentRangeStart w:id="23"/>
       <w:r>
         <w:t xml:space="preserve">parafteters</w:t>
       </w:r>
-      <w:commentRangeEnd w:id="16"/>
-      <w:r>
-        <w:commentReference w:id="16"/>
+      <w:commentRangeEnd w:id="23"/>
+      <w:r>
+        <w:commentReference w:id="23"/>
       </w:r>
     </w:p>
     <w:p>
@@ -21928,7 +22402,7 @@
               <w:pStyle w:val="TableParagraph"/>
               <w:numPr>
                 <w:ilvl w:val="0"/>
-                <w:numId w:val="6"/>
+                <w:numId w:val="14"/>
               </w:numPr>
               <w:tabs>
                 <w:tab w:val="left" w:pos="425"/>
@@ -22328,7 +22802,7 @@
               <w:pStyle w:val="TableParagraph"/>
               <w:numPr>
                 <w:ilvl w:val="0"/>
-                <w:numId w:val="6"/>
+                <w:numId w:val="14"/>
               </w:numPr>
               <w:tabs>
                 <w:tab w:val="left" w:pos="425"/>
@@ -22822,7 +23296,7 @@
               <w:pStyle w:val="TableParagraph"/>
               <w:numPr>
                 <w:ilvl w:val="0"/>
-                <w:numId w:val="6"/>
+                <w:numId w:val="14"/>
               </w:numPr>
               <w:tabs>
                 <w:tab w:val="left" w:pos="425"/>
@@ -23053,7 +23527,7 @@
               <w:pStyle w:val="TableParagraph"/>
               <w:numPr>
                 <w:ilvl w:val="0"/>
-                <w:numId w:val="6"/>
+                <w:numId w:val="14"/>
               </w:numPr>
               <w:tabs>
                 <w:tab w:val="left" w:pos="425"/>
@@ -23324,13 +23798,13 @@
         <w:spacing w:before="1" w:line="264" w:lineRule="auto"/>
         <w:ind w:left="120"/>
       </w:pPr>
-      <w:commentRangeStart w:id="17"/>
+      <w:commentRangeStart w:id="24"/>
       <w:r>
         <w:t xml:space="preserve">Assufting</w:t>
       </w:r>
-      <w:commentRangeEnd w:id="17"/>
-      <w:r>
-        <w:commentReference w:id="17"/>
+      <w:commentRangeEnd w:id="24"/>
+      <w:r>
+        <w:commentReference w:id="24"/>
       </w:r>
       <w:r>
         <w:t xml:space="preserve"> a 45° zone of influence and a horizontal backslope, the minimum safe horizontal offset (x) may be calculated as:</w:t>
@@ -23380,7 +23854,7 @@
         <w:pStyle w:val="Heading2"/>
         <w:numPr>
           <w:ilvl w:val="1"/>
-          <w:numId w:val="3"/>
+          <w:numId w:val="11"/>
         </w:numPr>
         <w:tabs>
           <w:tab w:val="left" w:pos="685"/>
@@ -23461,7 +23935,7 @@
         <w:pStyle w:val="Heading2"/>
         <w:numPr>
           <w:ilvl w:val="1"/>
-          <w:numId w:val="3"/>
+          <w:numId w:val="11"/>
         </w:numPr>
         <w:tabs>
           <w:tab w:val="left" w:pos="685"/>
@@ -23478,7 +23952,7 @@
         <w:pStyle w:val="ListParagraph"/>
         <w:numPr>
           <w:ilvl w:val="2"/>
-          <w:numId w:val="3"/>
+          <w:numId w:val="11"/>
         </w:numPr>
         <w:tabs>
           <w:tab w:val="left" w:pos="1200"/>
@@ -23525,7 +23999,7 @@
         <w:pStyle w:val="ListParagraph"/>
         <w:numPr>
           <w:ilvl w:val="2"/>
-          <w:numId w:val="3"/>
+          <w:numId w:val="11"/>
         </w:numPr>
         <w:tabs>
           <w:tab w:val="left" w:pos="1200"/>
@@ -23581,7 +24055,7 @@
         <w:pStyle w:val="ListParagraph"/>
         <w:numPr>
           <w:ilvl w:val="2"/>
-          <w:numId w:val="3"/>
+          <w:numId w:val="11"/>
         </w:numPr>
         <w:tabs>
           <w:tab w:val="left" w:pos="1200"/>
@@ -23625,13 +24099,13 @@
       <w:r>
         <w:t xml:space="preserve">Based on our </w:t>
       </w:r>
-      <w:commentRangeStart w:id="18"/>
+      <w:commentRangeStart w:id="25"/>
       <w:r>
         <w:t xml:space="preserve">preliftinary</w:t>
       </w:r>
-      <w:commentRangeEnd w:id="18"/>
-      <w:r>
-        <w:commentReference w:id="18"/>
+      <w:commentRangeEnd w:id="25"/>
+      <w:r>
+        <w:commentReference w:id="25"/>
       </w:r>
       <w:r>
         <w:t xml:space="preserve"> assessment, the site is considered to have a low susceptibility of cyclic softening. This low susceptibility to cyclic softening and the distance to the nearest open face (for lateral spread to occur) from the subject site results in a low risk of lateral spread or instability as a result of cyclic softening.</w:t>
@@ -23648,7 +24122,7 @@
         <w:pStyle w:val="Heading2"/>
         <w:numPr>
           <w:ilvl w:val="1"/>
-          <w:numId w:val="3"/>
+          <w:numId w:val="11"/>
         </w:numPr>
         <w:tabs>
           <w:tab w:val="left" w:pos="685"/>
@@ -23688,13 +24162,13 @@
       <w:r>
         <w:t xml:space="preserve">Chartered Geotechnical Engineer. Depending on the building </w:t>
       </w:r>
-      <w:commentRangeStart w:id="19"/>
+      <w:commentRangeStart w:id="26"/>
       <w:r>
         <w:t xml:space="preserve">forft</w:t>
       </w:r>
-      <w:commentRangeEnd w:id="19"/>
-      <w:r>
-        <w:commentReference w:id="19"/>
+      <w:commentRangeEnd w:id="26"/>
+      <w:r>
+        <w:commentReference w:id="26"/>
       </w:r>
       <w:r>
         <w:t xml:space="preserve">, it may be necessary to carry out</w:t>
@@ -23833,140 +24307,189 @@
 
 <file path=word/comments.xml><?xml version="1.0" encoding="utf-8"?>
 <w:comments xmlns:wpc="http://schemas.microsoft.com/office/word/2010/wordprocessingCanvas" xmlns:cx="http://schemas.microsoft.com/office/drawing/2014/chartex" xmlns:cx1="http://schemas.microsoft.com/office/drawing/2015/9/8/chartex" xmlns:cx2="http://schemas.microsoft.com/office/drawing/2015/10/21/chartex" xmlns:cx3="http://schemas.microsoft.com/office/drawing/2016/5/9/chartex" xmlns:cx4="http://schemas.microsoft.com/office/drawing/2016/5/10/chartex" xmlns:cx5="http://schemas.microsoft.com/office/drawing/2016/5/11/chartex" xmlns:mc="http://schemas.openxmlformats.org/markup-compatibility/2006" xmlns:o="urn:schemas-microsoft-com:office:office" xmlns:r="http://schemas.openxmlformats.org/officeDocument/2006/relationships" xmlns:m="http://schemas.openxmlformats.org/officeDocument/2006/math" xmlns:v="urn:schemas-microsoft-com:vml" xmlns:wp14="http://schemas.microsoft.com/office/word/2010/wordprocessingDrawing" xmlns:wp="http://schemas.openxmlformats.org/drawingml/2006/wordprocessingDrawing" xmlns:w10="urn:schemas-microsoft-com:office:word" xmlns:w="http://schemas.openxmlformats.org/wordprocessingml/2006/main" xmlns:w14="http://schemas.microsoft.com/office/word/2010/wordml" xmlns:w15="http://schemas.microsoft.com/office/word/2012/wordml" xmlns:wne="http://schemas.microsoft.com/office/word/2006/wordml" xmlns:wpg="http://schemas.microsoft.com/office/word/2010/wordprocessingGroup" xmlns:wpi="http://schemas.microsoft.com/office/word/2010/wordprocessingInk" xmlns:wps="http://schemas.microsoft.com/office/word/2010/wordprocessingShape" mc:Ignorable="w14 w15 wp14">
-  <w:comment w:id="0" w:author=" [MAJOR] Grammar and Spelling Check" w:date="2025-05-27T03:03:45Z" w:initials="AI">
+  <w:comment w:id="0" w:author=" [MAJOR] Grammar and Spelling Check" w:date="2025-05-29T13:12:44Z" w:initials="AI">
     <w:p>
       <w:r>
         <w:t xml:space="preserve">The sentence 'ClientCorp Ltd will also provide this report to build partners to inforft them in assessing the suitability of the land for buildings.' is grammatically incorrect. Consider rephrasing for clarity, such as: 'ClientCorp Ltd will also provide this report to building partners to inform them about assessing the suitability of the land for buildings.'</w:t>
       </w:r>
     </w:p>
   </w:comment>
-  <w:comment w:id="1" w:author=" [MAJOR] Grammar and Spelling Check" w:date="2025-05-27T03:03:45Z" w:initials="AI">
+  <w:comment w:id="1" w:author=" [MAJOR] Grammar and Spelling Check" w:date="2025-05-29T13:12:44Z" w:initials="AI">
     <w:p>
       <w:r>
         <w:t xml:space="preserve">Correct the spelling error from 'inforft' to 'inform'.</w:t>
       </w:r>
     </w:p>
   </w:comment>
-  <w:comment w:id="2" w:author=" [MAJOR] Grammar and Spelling Check" w:date="2025-05-27T03:03:45Z" w:initials="AI">
+  <w:comment w:id="2" w:author=" [CRITICAL] Terminology Consistency" w:date="2025-05-29T13:13:00Z" w:initials="AI">
+    <w:p>
+      <w:r>
+        <w:t xml:space="preserve">The terms 'volcanic ash' and 'Puketoka formation' are used interchangeably. Choose one term and use it consistently throughout the report.</w:t>
+      </w:r>
+    </w:p>
+  </w:comment>
+  <w:comment w:id="3" w:author=" [MAJOR] Grammar and Spelling Check" w:date="2025-05-29T13:12:44Z" w:initials="AI">
     <w:p>
       <w:r>
         <w:t xml:space="preserve">Correct the spelling error from 'reftediation' to 'remediation'.</w:t>
       </w:r>
     </w:p>
   </w:comment>
-  <w:comment w:id="3" w:author=" [MAJOR] Grammar and Spelling Check" w:date="2025-05-27T03:03:45Z" w:initials="AI">
+  <w:comment w:id="4" w:author=" [MAJOR] Grammar and Spelling Check" w:date="2025-05-29T13:12:44Z" w:initials="AI">
     <w:p>
       <w:r>
         <w:t xml:space="preserve">The phrase 'Land Remediation Investigation Report: Land Remediation Investigation Report:' is repeated. Remove the redundant repetition.</w:t>
       </w:r>
     </w:p>
   </w:comment>
-  <w:comment w:id="4" w:author=" [MAJOR] Grammar and Spelling Check" w:date="2025-05-27T03:03:45Z" w:initials="AI">
+  <w:comment w:id="5" w:author=" [MAJOR] Grammar and Spelling Check" w:date="2025-05-29T13:12:44Z" w:initials="AI">
     <w:p>
       <w:r>
         <w:t xml:space="preserve">Correct the spelling error from 'developftent' to 'development'.</w:t>
       </w:r>
     </w:p>
   </w:comment>
-  <w:comment w:id="5" w:author=" [MAJOR] Grammar and Spelling Check" w:date="2025-05-27T03:03:45Z" w:initials="AI">
+  <w:comment w:id="6" w:author=" [MAJOR] Grammar and Spelling Check" w:date="2025-05-29T13:12:44Z" w:initials="AI">
     <w:p>
       <w:r>
         <w:t xml:space="preserve">Correct the spelling error from 'iftmediate' to 'immediate'.</w:t>
       </w:r>
     </w:p>
   </w:comment>
-  <w:comment w:id="6" w:author=" [MAJOR] Grammar and Spelling Check" w:date="2025-05-27T03:03:45Z" w:initials="AI">
+  <w:comment w:id="7" w:author=" [MINOR] Units and Symbols Consistency" w:date="2025-05-29T13:12:54Z" w:initials="AI">
+    <w:p>
+      <w:r>
+        <w:t xml:space="preserve">Inconsistent unit usage. The report uses both 'psi' and 'kPa' for pressure/strength measurements. Standardize to one unit (preferably kPa for consistency with SI units) or provide conversions.</w:t>
+      </w:r>
+    </w:p>
+  </w:comment>
+  <w:comment w:id="8" w:author=" [MAJOR] Grammar and Spelling Check" w:date="2025-05-29T13:12:44Z" w:initials="AI">
     <w:p>
       <w:r>
         <w:t xml:space="preserve">Correct the spelling error from 'Coftpressible' to 'Compressible'.</w:t>
       </w:r>
     </w:p>
   </w:comment>
-  <w:comment w:id="7" w:author=" [MAJOR] Grammar and Spelling Check" w:date="2025-05-27T03:03:45Z" w:initials="AI">
+  <w:comment w:id="9" w:author=" [MAJOR] Grammar and Spelling Check" w:date="2025-05-29T13:12:44Z" w:initials="AI">
     <w:p>
       <w:r>
         <w:t xml:space="preserve">Correct the spelling error from 'paveftents' to 'pavements'.</w:t>
       </w:r>
     </w:p>
   </w:comment>
-  <w:comment w:id="9" w:author=" [MAJOR] Grammar and Spelling Check" w:date="2025-05-27T03:03:45Z" w:initials="AI">
+  <w:comment w:id="10" w:author=" [CRITICAL] Terminology Consistency" w:date="2025-05-29T13:13:00Z" w:initials="AI">
+    <w:p>
+      <w:r>
+        <w:t xml:space="preserve">The term 'Superlot ZX-001' is sometimes referred to as 'Superlot MW – A58'. To maintain consistency, use 'Superlot ZX-001' throughout the report.</w:t>
+      </w:r>
+    </w:p>
+  </w:comment>
+  <w:comment w:id="12" w:author=" [MAJOR] Grammar and Spelling Check" w:date="2025-05-29T13:12:44Z" w:initials="AI">
     <w:p>
       <w:r>
         <w:t xml:space="preserve">In the sentence 'It is likely that the soils at the foundation elevation will be prone to shrinkage and swelling when exposed to changes in ftoisture content.', 'ftoisture' should be 'moisture'.</w:t>
       </w:r>
     </w:p>
   </w:comment>
-  <w:comment w:id="8" w:author=" [MAJOR] Grammar and Spelling Check" w:date="2025-05-27T03:03:45Z" w:initials="AI">
+  <w:comment w:id="11" w:author=" [MAJOR] Grammar and Spelling Check" w:date="2025-05-29T13:12:44Z" w:initials="AI">
     <w:p>
       <w:r>
         <w:t xml:space="preserve">Correct the spelling error from 'ftoisture' to 'moisture'.</w:t>
       </w:r>
     </w:p>
   </w:comment>
-  <w:comment w:id="10" w:author=" [MAJOR] Grammar and Spelling Check" w:date="2025-05-27T03:03:45Z" w:initials="AI">
+  <w:comment w:id="13" w:author=" [MAJOR] Grammar and Spelling Check" w:date="2025-05-29T13:12:44Z" w:initials="AI">
     <w:p>
       <w:r>
         <w:t xml:space="preserve">Correct the spelling error from 'ftinimum' to 'minimum'.</w:t>
       </w:r>
     </w:p>
   </w:comment>
-  <w:comment w:id="11" w:author=" [MAJOR] Grammar and Spelling Check" w:date="2025-05-27T03:03:45Z" w:initials="AI">
+  <w:comment w:id="14" w:author=" [MAJOR] Grammar and Spelling Check" w:date="2025-05-29T13:12:44Z" w:initials="AI">
     <w:p>
       <w:r>
         <w:t xml:space="preserve">Correct the spelling error from 'daftage' to 'damage'.</w:t>
       </w:r>
     </w:p>
   </w:comment>
-  <w:comment w:id="12" w:author=" [MAJOR] Grammar and Spelling Check" w:date="2025-05-27T03:03:45Z" w:initials="AI">
+  <w:comment w:id="15" w:author=" [MAJOR] Grammar and Spelling Check" w:date="2025-05-29T13:12:44Z" w:initials="AI">
     <w:p>
       <w:r>
         <w:t xml:space="preserve">Correct the spelling error from 'Noveftber' to 'November'.</w:t>
       </w:r>
     </w:p>
   </w:comment>
-  <w:comment w:id="13" w:author=" [MAJOR] Grammar and Spelling Check" w:date="2025-05-27T03:03:45Z" w:initials="AI">
+  <w:comment w:id="16" w:author=" [CRITICAL] Terminology Consistency" w:date="2025-05-29T13:13:00Z" w:initials="AI">
+    <w:p>
+      <w:r>
+        <w:t xml:space="preserve">The terms 'engineered fill' and 'hardfill' are used interchangeably. Choose one term and use it consistently throughout the report.</w:t>
+      </w:r>
+    </w:p>
+  </w:comment>
+  <w:comment w:id="17" w:author=" [MAJOR] Grammar and Spelling Check" w:date="2025-05-29T13:12:44Z" w:initials="AI">
     <w:p>
       <w:r>
         <w:t xml:space="preserve">Correct the spelling error from 'inforftation' to 'information'.</w:t>
       </w:r>
     </w:p>
   </w:comment>
-  <w:comment w:id="14" w:author=" [MAJOR] Grammar and Spelling Check" w:date="2025-05-27T03:03:45Z" w:initials="AI">
+  <w:comment w:id="18" w:author=" [CRITICAL] Terminology Consistency" w:date="2025-05-29T13:13:00Z" w:initials="AI">
+    <w:p>
+      <w:r>
+        <w:t xml:space="preserve">The terms 'shallow foundations', 'shallow pads' and 'strip footings' are used interchangeably. Choose one term and use it consistently throughout the report.</w:t>
+      </w:r>
+    </w:p>
+  </w:comment>
+  <w:comment w:id="19" w:author=" [MINOR] Units and Symbols Consistency" w:date="2025-05-29T13:12:55Z" w:initials="AI">
+    <w:p>
+      <w:r>
+        <w:t xml:space="preserve">Inconsistent unit usage. The report uses both 'psi' and 'kPa' for pressure/strength measurements. Standardize to one unit (preferably kPa for consistency with SI units) or provide conversions.</w:t>
+      </w:r>
+    </w:p>
+  </w:comment>
+  <w:comment w:id="20" w:author=" [MAJOR] Grammar and Spelling Check" w:date="2025-05-29T13:12:44Z" w:initials="AI">
     <w:p>
       <w:r>
         <w:t xml:space="preserve">In the sentence 'For structures of greater than 20m length constructed on variable ground we recommend construction joints should be used to ftitigate the effects of differential foundation settlement.', 'ftitigate' should be 'mitigate'.</w:t>
       </w:r>
     </w:p>
   </w:comment>
-  <w:comment w:id="15" w:author=" [MAJOR] Grammar and Spelling Check" w:date="2025-05-27T03:03:45Z" w:initials="AI">
+  <w:comment w:id="21" w:author=" [CRITICAL] Terminology Consistency" w:date="2025-05-29T13:13:00Z" w:initials="AI">
+    <w:p>
+      <w:r>
+        <w:t xml:space="preserve">The terms 'expansive soils' and 'reactive soils' are used interchangeably. Choose one term and use it consistently throughout the report.</w:t>
+      </w:r>
+    </w:p>
+  </w:comment>
+  <w:comment w:id="22" w:author=" [MAJOR] Grammar and Spelling Check" w:date="2025-05-29T13:12:44Z" w:initials="AI">
     <w:p>
       <w:r>
         <w:t xml:space="preserve">Correct the spelling error from 'placeftent' to 'placement'.</w:t>
       </w:r>
     </w:p>
   </w:comment>
-  <w:comment w:id="16" w:author=" [MAJOR] Grammar and Spelling Check" w:date="2025-05-27T03:03:45Z" w:initials="AI">
+  <w:comment w:id="23" w:author=" [MAJOR] Grammar and Spelling Check" w:date="2025-05-29T13:12:44Z" w:initials="AI">
     <w:p>
       <w:r>
         <w:t xml:space="preserve">Correct the spelling error from 'parafteters' to 'parameters'.</w:t>
       </w:r>
     </w:p>
   </w:comment>
-  <w:comment w:id="17" w:author=" [MAJOR] Grammar and Spelling Check" w:date="2025-05-27T03:03:45Z" w:initials="AI">
+  <w:comment w:id="24" w:author=" [MAJOR] Grammar and Spelling Check" w:date="2025-05-29T13:12:44Z" w:initials="AI">
     <w:p>
       <w:r>
         <w:t xml:space="preserve">Correct the spelling error from 'Assufting' to 'Assuming'.</w:t>
       </w:r>
     </w:p>
   </w:comment>
-  <w:comment w:id="18" w:author=" [MAJOR] Grammar and Spelling Check" w:date="2025-05-27T03:03:45Z" w:initials="AI">
+  <w:comment w:id="25" w:author=" [MAJOR] Grammar and Spelling Check" w:date="2025-05-29T13:12:44Z" w:initials="AI">
     <w:p>
       <w:r>
         <w:t xml:space="preserve">Correct the spelling error from 'preliftinary' to 'preliminary'.</w:t>
       </w:r>
     </w:p>
   </w:comment>
-  <w:comment w:id="19" w:author=" [MAJOR] Grammar and Spelling Check" w:date="2025-05-27T03:03:45Z" w:initials="AI">
+  <w:comment w:id="26" w:author=" [MAJOR] Grammar and Spelling Check" w:date="2025-05-29T13:12:44Z" w:initials="AI">
     <w:p>
       <w:r>
         <w:t xml:space="preserve">Correct the spelling error from 'forft' to 'form'.</w:t>
@@ -23978,26 +24501,33 @@
 
 <file path=word/commentsExtended.xml><?xml version="1.0" encoding="utf-8"?>
 <w15:commentsEx xmlns:wpc="http://schemas.microsoft.com/office/word/2010/wordprocessingCanvas" xmlns:cx="http://schemas.microsoft.com/office/drawing/2014/chartex" xmlns:cx1="http://schemas.microsoft.com/office/drawing/2015/9/8/chartex" xmlns:cx2="http://schemas.microsoft.com/office/drawing/2015/10/21/chartex" xmlns:cx3="http://schemas.microsoft.com/office/drawing/2016/5/9/chartex" xmlns:cx4="http://schemas.microsoft.com/office/drawing/2016/5/10/chartex" xmlns:cx5="http://schemas.microsoft.com/office/drawing/2016/5/11/chartex" xmlns:mc="http://schemas.openxmlformats.org/markup-compatibility/2006" xmlns:o="urn:schemas-microsoft-com:office:office" xmlns:r="http://schemas.openxmlformats.org/officeDocument/2006/relationships" xmlns:m="http://schemas.openxmlformats.org/officeDocument/2006/math" xmlns:v="urn:schemas-microsoft-com:vml" xmlns:wp14="http://schemas.microsoft.com/office/word/2010/wordprocessingDrawing" xmlns:wp="http://schemas.openxmlformats.org/drawingml/2006/wordprocessingDrawing" xmlns:w10="urn:schemas-microsoft-com:office:word" xmlns:w="http://schemas.openxmlformats.org/wordprocessingml/2006/main" xmlns:w14="http://schemas.microsoft.com/office/word/2010/wordml" xmlns:w15="http://schemas.microsoft.com/office/word/2012/wordml" xmlns:wne="http://schemas.microsoft.com/office/word/2006/wordml" xmlns:wpg="http://schemas.microsoft.com/office/word/2010/wordprocessingGroup" xmlns:wpi="http://schemas.microsoft.com/office/word/2010/wordprocessingInk" xmlns:wps="http://schemas.microsoft.com/office/word/2010/wordprocessingShape" mc:Ignorable="w14 w15 wp14">
-  <w15:commentEx w15:paraId="90245FE0" w15:done="0"/>
-  <w15:commentEx w15:paraId="D80D0864" w15:done="0"/>
-  <w15:commentEx w15:paraId="34D4B5A3" w15:done="0"/>
-  <w15:commentEx w15:paraId="AE921B51" w15:done="0"/>
-  <w15:commentEx w15:paraId="2EEC380A" w15:done="0"/>
-  <w15:commentEx w15:paraId="18BC8DFC" w15:done="0"/>
-  <w15:commentEx w15:paraId="CA44B1D2" w15:done="0"/>
-  <w15:commentEx w15:paraId="C63C4514" w15:done="0"/>
-  <w15:commentEx w15:paraId="E6A7804C" w15:done="0"/>
-  <w15:commentEx w15:paraId="E5978711" w15:done="0"/>
-  <w15:commentEx w15:paraId="4DD96FBD" w15:done="0"/>
-  <w15:commentEx w15:paraId="C4B51A16" w15:done="0"/>
-  <w15:commentEx w15:paraId="2F80AF41" w15:done="0"/>
-  <w15:commentEx w15:paraId="61586FC0" w15:done="0"/>
-  <w15:commentEx w15:paraId="A9252AD8" w15:done="0"/>
-  <w15:commentEx w15:paraId="830F9479" w15:done="0"/>
-  <w15:commentEx w15:paraId="B09F2262" w15:done="0"/>
-  <w15:commentEx w15:paraId="7D6A65CF" w15:done="0"/>
-  <w15:commentEx w15:paraId="B0EBFA04" w15:done="0"/>
-  <w15:commentEx w15:paraId="99BCDA9F" w15:done="0"/>
+  <w15:commentEx w15:paraId="711FBFFA" w15:done="0"/>
+  <w15:commentEx w15:paraId="26701326" w15:done="0"/>
+  <w15:commentEx w15:paraId="DC4C1401" w15:done="0"/>
+  <w15:commentEx w15:paraId="5AB2D3E0" w15:done="0"/>
+  <w15:commentEx w15:paraId="0FAB482B" w15:done="0"/>
+  <w15:commentEx w15:paraId="7EC8FC95" w15:done="0"/>
+  <w15:commentEx w15:paraId="EBFCE778" w15:done="0"/>
+  <w15:commentEx w15:paraId="3A9CD5D2" w15:done="0"/>
+  <w15:commentEx w15:paraId="B43D3EA2" w15:done="0"/>
+  <w15:commentEx w15:paraId="CB101CC9" w15:done="0"/>
+  <w15:commentEx w15:paraId="9FEB4EDA" w15:done="0"/>
+  <w15:commentEx w15:paraId="2E6CEF73" w15:done="0"/>
+  <w15:commentEx w15:paraId="D853F1D1" w15:done="0"/>
+  <w15:commentEx w15:paraId="AC292DC4" w15:done="0"/>
+  <w15:commentEx w15:paraId="317A3701" w15:done="0"/>
+  <w15:commentEx w15:paraId="63EFC133" w15:done="0"/>
+  <w15:commentEx w15:paraId="0BE570DE" w15:done="0"/>
+  <w15:commentEx w15:paraId="7CEC70A9" w15:done="0"/>
+  <w15:commentEx w15:paraId="E6B0F34E" w15:done="0"/>
+  <w15:commentEx w15:paraId="1526A4DB" w15:done="0"/>
+  <w15:commentEx w15:paraId="30C5B9C6" w15:done="0"/>
+  <w15:commentEx w15:paraId="EFA03748" w15:done="0"/>
+  <w15:commentEx w15:paraId="FEB55F49" w15:done="0"/>
+  <w15:commentEx w15:paraId="92A7106A" w15:done="0"/>
+  <w15:commentEx w15:paraId="F2B2EB02" w15:done="0"/>
+  <w15:commentEx w15:paraId="55BDCD04" w15:done="0"/>
+  <w15:commentEx w15:paraId="1A025F92" w15:done="0"/>
 </w15:commentsEx>
 </file>
 
@@ -28004,8 +28534,952 @@
   <w:abstractNum w:abstractNumId="2">
     <w:nsid w:val="00000003"/>
     <w:multiLevelType w:val="multilevel"/>
+    <w:tmpl w:val="00000000"/>
+    <w:name w:val="Numbered_1f16447f-69ad-4ded-92f8-8e4fb6eb52ac"/>
+    <w:lvl w:ilvl="0">
+      <w:start w:val="1"/>
+      <w:numFmt w:val="decimal"/>
+      <w:lvlText w:val="%1."/>
+      <w:lvlJc w:val="left"/>
+      <w:pPr>
+        <w:ind w:left="720" w:hanging="360"/>
+      </w:pPr>
+      <w:rPr>
+        <w:rFonts w:ascii="Times New Roman" w:eastAsia="Times New Roman" w:hAnsi="Times New Roman" w:cs="Times New Roman"/>
+      </w:rPr>
+    </w:lvl>
+    <w:lvl w:ilvl="1">
+      <w:start w:val="1"/>
+      <w:numFmt w:val="lowerLetter"/>
+      <w:lvlText w:val="%2."/>
+      <w:lvlJc w:val="right"/>
+      <w:pPr>
+        <w:ind w:left="1440" w:hanging="360"/>
+      </w:pPr>
+      <w:rPr>
+        <w:rFonts w:ascii="Times New Roman" w:eastAsia="Times New Roman" w:hAnsi="Times New Roman" w:cs="Times New Roman"/>
+      </w:rPr>
+    </w:lvl>
+    <w:lvl w:ilvl="2">
+      <w:start w:val="1"/>
+      <w:numFmt w:val="lowerRoman"/>
+      <w:lvlText w:val="%3."/>
+      <w:lvlJc w:val="left"/>
+      <w:pPr>
+        <w:ind w:left="2160" w:hanging="360"/>
+      </w:pPr>
+      <w:rPr>
+        <w:rFonts w:ascii="Times New Roman" w:eastAsia="Times New Roman" w:hAnsi="Times New Roman" w:cs="Times New Roman"/>
+      </w:rPr>
+    </w:lvl>
+    <w:lvl w:ilvl="3">
+      <w:start w:val="1"/>
+      <w:numFmt w:val="decimal"/>
+      <w:lvlText w:val="%4."/>
+      <w:lvlJc w:val="left"/>
+      <w:pPr>
+        <w:ind w:left="2880" w:hanging="360"/>
+      </w:pPr>
+      <w:rPr>
+        <w:rFonts w:ascii="Times New Roman" w:eastAsia="Times New Roman" w:hAnsi="Times New Roman" w:cs="Times New Roman"/>
+      </w:rPr>
+    </w:lvl>
+    <w:lvl w:ilvl="4">
+      <w:start w:val="1"/>
+      <w:numFmt w:val="lowerLetter"/>
+      <w:lvlText w:val="%5."/>
+      <w:lvlJc w:val="right"/>
+      <w:pPr>
+        <w:ind w:left="3600" w:hanging="360"/>
+      </w:pPr>
+      <w:rPr>
+        <w:rFonts w:ascii="Times New Roman" w:eastAsia="Times New Roman" w:hAnsi="Times New Roman" w:cs="Times New Roman"/>
+      </w:rPr>
+    </w:lvl>
+    <w:lvl w:ilvl="5">
+      <w:start w:val="1"/>
+      <w:numFmt w:val="lowerRoman"/>
+      <w:lvlText w:val="%6."/>
+      <w:lvlJc w:val="left"/>
+      <w:pPr>
+        <w:ind w:left="4320" w:hanging="360"/>
+      </w:pPr>
+      <w:rPr>
+        <w:rFonts w:ascii="Times New Roman" w:eastAsia="Times New Roman" w:hAnsi="Times New Roman" w:cs="Times New Roman"/>
+      </w:rPr>
+    </w:lvl>
+    <w:lvl w:ilvl="6">
+      <w:start w:val="1"/>
+      <w:numFmt w:val="decimal"/>
+      <w:lvlText w:val="%7."/>
+      <w:lvlJc w:val="left"/>
+      <w:pPr>
+        <w:ind w:left="5040" w:hanging="360"/>
+      </w:pPr>
+      <w:rPr>
+        <w:rFonts w:ascii="Times New Roman" w:eastAsia="Times New Roman" w:hAnsi="Times New Roman" w:cs="Times New Roman"/>
+      </w:rPr>
+    </w:lvl>
+    <w:lvl w:ilvl="7">
+      <w:start w:val="1"/>
+      <w:numFmt w:val="lowerLetter"/>
+      <w:lvlText w:val="%8."/>
+      <w:lvlJc w:val="right"/>
+      <w:pPr>
+        <w:ind w:left="5760" w:hanging="360"/>
+      </w:pPr>
+      <w:rPr>
+        <w:rFonts w:ascii="Times New Roman" w:eastAsia="Times New Roman" w:hAnsi="Times New Roman" w:cs="Times New Roman"/>
+      </w:rPr>
+    </w:lvl>
+    <w:lvl w:ilvl="8">
+      <w:start w:val="1"/>
+      <w:numFmt w:val="lowerRoman"/>
+      <w:lvlText w:val="%9."/>
+      <w:lvlJc w:val="left"/>
+      <w:pPr>
+        <w:ind w:left="6480" w:hanging="360"/>
+      </w:pPr>
+      <w:rPr>
+        <w:rFonts w:ascii="Times New Roman" w:eastAsia="Times New Roman" w:hAnsi="Times New Roman" w:cs="Times New Roman"/>
+      </w:rPr>
+    </w:lvl>
+  </w:abstractNum>
+  <w:abstractNum w:abstractNumId="3">
+    <w:nsid w:val="00000004"/>
+    <w:multiLevelType w:val="multilevel"/>
+    <w:tmpl w:val="00000000"/>
+    <w:name w:val="Bulleted_c1e55de5-dd6e-4c61-9c7f-90ab813592dc"/>
+    <w:lvl w:ilvl="0">
+      <w:start w:val="1"/>
+      <w:numFmt w:val="bullet"/>
+      <w:lvlRestart w:val="1"/>
+      <w:lvlText w:val=""/>
+      <w:lvlJc w:val="left"/>
+      <w:pPr>
+        <w:ind w:left="720" w:hanging="360"/>
+      </w:pPr>
+      <w:rPr>
+        <w:rFonts w:ascii="Symbol" w:eastAsia="Symbol" w:hAnsi="Symbol" w:cs="Symbol"/>
+      </w:rPr>
+    </w:lvl>
+    <w:lvl w:ilvl="1">
+      <w:start w:val="1"/>
+      <w:numFmt w:val="bullet"/>
+      <w:lvlText w:val="o"/>
+      <w:lvlJc w:val="left"/>
+      <w:pPr>
+        <w:ind w:left="1440" w:hanging="360"/>
+      </w:pPr>
+      <w:rPr>
+        <w:rFonts w:ascii="Courier New" w:eastAsia="Courier New" w:hAnsi="Courier New" w:cs="Courier New"/>
+      </w:rPr>
+    </w:lvl>
+    <w:lvl w:ilvl="2">
+      <w:start w:val="1"/>
+      <w:numFmt w:val="bullet"/>
+      <w:lvlRestart w:val="1"/>
+      <w:lvlText w:val=""/>
+      <w:lvlJc w:val="left"/>
+      <w:pPr>
+        <w:ind w:left="2160" w:hanging="360"/>
+      </w:pPr>
+      <w:rPr>
+        <w:rFonts w:ascii="Wingdings" w:eastAsia="Wingdings" w:hAnsi="Wingdings" w:cs="Wingdings"/>
+      </w:rPr>
+    </w:lvl>
+    <w:lvl w:ilvl="3">
+      <w:start w:val="1"/>
+      <w:numFmt w:val="bullet"/>
+      <w:lvlRestart w:val="1"/>
+      <w:lvlText w:val=""/>
+      <w:lvlJc w:val="left"/>
+      <w:pPr>
+        <w:ind w:left="2880" w:hanging="360"/>
+      </w:pPr>
+      <w:rPr>
+        <w:rFonts w:ascii="Symbol" w:eastAsia="Symbol" w:hAnsi="Symbol" w:cs="Symbol"/>
+      </w:rPr>
+    </w:lvl>
+    <w:lvl w:ilvl="4">
+      <w:start w:val="1"/>
+      <w:numFmt w:val="bullet"/>
+      <w:lvlRestart w:val="1"/>
+      <w:lvlText w:val="o"/>
+      <w:lvlJc w:val="left"/>
+      <w:pPr>
+        <w:ind w:left="3600" w:hanging="360"/>
+      </w:pPr>
+      <w:rPr>
+        <w:rFonts w:ascii="Courier New" w:eastAsia="Courier New" w:hAnsi="Courier New" w:cs="Courier New"/>
+      </w:rPr>
+    </w:lvl>
+    <w:lvl w:ilvl="5">
+      <w:start w:val="1"/>
+      <w:numFmt w:val="bullet"/>
+      <w:lvlRestart w:val="1"/>
+      <w:lvlText w:val=""/>
+      <w:lvlJc w:val="left"/>
+      <w:pPr>
+        <w:ind w:left="4320" w:hanging="360"/>
+      </w:pPr>
+      <w:rPr>
+        <w:rFonts w:ascii="Wingdings" w:eastAsia="Wingdings" w:hAnsi="Wingdings" w:cs="Wingdings"/>
+      </w:rPr>
+    </w:lvl>
+    <w:lvl w:ilvl="6">
+      <w:start w:val="1"/>
+      <w:numFmt w:val="bullet"/>
+      <w:lvlRestart w:val="1"/>
+      <w:lvlText w:val=""/>
+      <w:lvlJc w:val="left"/>
+      <w:pPr>
+        <w:ind w:left="5040" w:hanging="360"/>
+      </w:pPr>
+      <w:rPr>
+        <w:rFonts w:ascii="Symbol" w:eastAsia="Symbol" w:hAnsi="Symbol" w:cs="Symbol"/>
+      </w:rPr>
+    </w:lvl>
+    <w:lvl w:ilvl="7">
+      <w:start w:val="1"/>
+      <w:numFmt w:val="bullet"/>
+      <w:lvlRestart w:val="1"/>
+      <w:lvlText w:val="o"/>
+      <w:lvlJc w:val="left"/>
+      <w:pPr>
+        <w:ind w:left="5760" w:hanging="360"/>
+      </w:pPr>
+      <w:rPr>
+        <w:rFonts w:ascii="Courier New" w:eastAsia="Courier New" w:hAnsi="Courier New" w:cs="Courier New"/>
+      </w:rPr>
+    </w:lvl>
+    <w:lvl w:ilvl="8">
+      <w:start w:val="1"/>
+      <w:numFmt w:val="bullet"/>
+      <w:lvlRestart w:val="1"/>
+      <w:lvlText w:val=""/>
+      <w:lvlJc w:val="left"/>
+      <w:pPr>
+        <w:ind w:left="6480" w:hanging="360"/>
+      </w:pPr>
+      <w:rPr>
+        <w:rFonts w:ascii="Wingdings" w:eastAsia="Wingdings" w:hAnsi="Wingdings" w:cs="Wingdings"/>
+      </w:rPr>
+    </w:lvl>
+  </w:abstractNum>
+  <w:abstractNum w:abstractNumId="4">
+    <w:nsid w:val="00000005"/>
+    <w:multiLevelType w:val="multilevel"/>
+    <w:tmpl w:val="00000000"/>
+    <w:name w:val="Numbered_64afe439-d999-4d9b-a3d8-62a888a483c4"/>
+    <w:lvl w:ilvl="0">
+      <w:start w:val="1"/>
+      <w:numFmt w:val="decimal"/>
+      <w:lvlText w:val="%1."/>
+      <w:lvlJc w:val="left"/>
+      <w:pPr>
+        <w:ind w:left="720" w:hanging="360"/>
+      </w:pPr>
+      <w:rPr>
+        <w:rFonts w:ascii="Times New Roman" w:eastAsia="Times New Roman" w:hAnsi="Times New Roman" w:cs="Times New Roman"/>
+      </w:rPr>
+    </w:lvl>
+    <w:lvl w:ilvl="1">
+      <w:start w:val="1"/>
+      <w:numFmt w:val="lowerLetter"/>
+      <w:lvlText w:val="%2."/>
+      <w:lvlJc w:val="right"/>
+      <w:pPr>
+        <w:ind w:left="1440" w:hanging="360"/>
+      </w:pPr>
+      <w:rPr>
+        <w:rFonts w:ascii="Times New Roman" w:eastAsia="Times New Roman" w:hAnsi="Times New Roman" w:cs="Times New Roman"/>
+      </w:rPr>
+    </w:lvl>
+    <w:lvl w:ilvl="2">
+      <w:start w:val="1"/>
+      <w:numFmt w:val="lowerRoman"/>
+      <w:lvlText w:val="%3."/>
+      <w:lvlJc w:val="left"/>
+      <w:pPr>
+        <w:ind w:left="2160" w:hanging="360"/>
+      </w:pPr>
+      <w:rPr>
+        <w:rFonts w:ascii="Times New Roman" w:eastAsia="Times New Roman" w:hAnsi="Times New Roman" w:cs="Times New Roman"/>
+      </w:rPr>
+    </w:lvl>
+    <w:lvl w:ilvl="3">
+      <w:start w:val="1"/>
+      <w:numFmt w:val="decimal"/>
+      <w:lvlText w:val="%4."/>
+      <w:lvlJc w:val="left"/>
+      <w:pPr>
+        <w:ind w:left="2880" w:hanging="360"/>
+      </w:pPr>
+      <w:rPr>
+        <w:rFonts w:ascii="Times New Roman" w:eastAsia="Times New Roman" w:hAnsi="Times New Roman" w:cs="Times New Roman"/>
+      </w:rPr>
+    </w:lvl>
+    <w:lvl w:ilvl="4">
+      <w:start w:val="1"/>
+      <w:numFmt w:val="lowerLetter"/>
+      <w:lvlText w:val="%5."/>
+      <w:lvlJc w:val="right"/>
+      <w:pPr>
+        <w:ind w:left="3600" w:hanging="360"/>
+      </w:pPr>
+      <w:rPr>
+        <w:rFonts w:ascii="Times New Roman" w:eastAsia="Times New Roman" w:hAnsi="Times New Roman" w:cs="Times New Roman"/>
+      </w:rPr>
+    </w:lvl>
+    <w:lvl w:ilvl="5">
+      <w:start w:val="1"/>
+      <w:numFmt w:val="lowerRoman"/>
+      <w:lvlText w:val="%6."/>
+      <w:lvlJc w:val="left"/>
+      <w:pPr>
+        <w:ind w:left="4320" w:hanging="360"/>
+      </w:pPr>
+      <w:rPr>
+        <w:rFonts w:ascii="Times New Roman" w:eastAsia="Times New Roman" w:hAnsi="Times New Roman" w:cs="Times New Roman"/>
+      </w:rPr>
+    </w:lvl>
+    <w:lvl w:ilvl="6">
+      <w:start w:val="1"/>
+      <w:numFmt w:val="decimal"/>
+      <w:lvlText w:val="%7."/>
+      <w:lvlJc w:val="left"/>
+      <w:pPr>
+        <w:ind w:left="5040" w:hanging="360"/>
+      </w:pPr>
+      <w:rPr>
+        <w:rFonts w:ascii="Times New Roman" w:eastAsia="Times New Roman" w:hAnsi="Times New Roman" w:cs="Times New Roman"/>
+      </w:rPr>
+    </w:lvl>
+    <w:lvl w:ilvl="7">
+      <w:start w:val="1"/>
+      <w:numFmt w:val="lowerLetter"/>
+      <w:lvlText w:val="%8."/>
+      <w:lvlJc w:val="right"/>
+      <w:pPr>
+        <w:ind w:left="5760" w:hanging="360"/>
+      </w:pPr>
+      <w:rPr>
+        <w:rFonts w:ascii="Times New Roman" w:eastAsia="Times New Roman" w:hAnsi="Times New Roman" w:cs="Times New Roman"/>
+      </w:rPr>
+    </w:lvl>
+    <w:lvl w:ilvl="8">
+      <w:start w:val="1"/>
+      <w:numFmt w:val="lowerRoman"/>
+      <w:lvlText w:val="%9."/>
+      <w:lvlJc w:val="left"/>
+      <w:pPr>
+        <w:ind w:left="6480" w:hanging="360"/>
+      </w:pPr>
+      <w:rPr>
+        <w:rFonts w:ascii="Times New Roman" w:eastAsia="Times New Roman" w:hAnsi="Times New Roman" w:cs="Times New Roman"/>
+      </w:rPr>
+    </w:lvl>
+  </w:abstractNum>
+  <w:abstractNum w:abstractNumId="5">
+    <w:nsid w:val="00000006"/>
+    <w:multiLevelType w:val="multilevel"/>
+    <w:tmpl w:val="00000000"/>
+    <w:name w:val="Bulleted_c5b7dd2c-3b82-423a-8c21-8927047b289a"/>
+    <w:lvl w:ilvl="0">
+      <w:start w:val="1"/>
+      <w:numFmt w:val="bullet"/>
+      <w:lvlRestart w:val="1"/>
+      <w:lvlText w:val=""/>
+      <w:lvlJc w:val="left"/>
+      <w:pPr>
+        <w:ind w:left="720" w:hanging="360"/>
+      </w:pPr>
+      <w:rPr>
+        <w:rFonts w:ascii="Symbol" w:eastAsia="Symbol" w:hAnsi="Symbol" w:cs="Symbol"/>
+      </w:rPr>
+    </w:lvl>
+    <w:lvl w:ilvl="1">
+      <w:start w:val="1"/>
+      <w:numFmt w:val="bullet"/>
+      <w:lvlText w:val="o"/>
+      <w:lvlJc w:val="left"/>
+      <w:pPr>
+        <w:ind w:left="1440" w:hanging="360"/>
+      </w:pPr>
+      <w:rPr>
+        <w:rFonts w:ascii="Courier New" w:eastAsia="Courier New" w:hAnsi="Courier New" w:cs="Courier New"/>
+      </w:rPr>
+    </w:lvl>
+    <w:lvl w:ilvl="2">
+      <w:start w:val="1"/>
+      <w:numFmt w:val="bullet"/>
+      <w:lvlRestart w:val="1"/>
+      <w:lvlText w:val=""/>
+      <w:lvlJc w:val="left"/>
+      <w:pPr>
+        <w:ind w:left="2160" w:hanging="360"/>
+      </w:pPr>
+      <w:rPr>
+        <w:rFonts w:ascii="Wingdings" w:eastAsia="Wingdings" w:hAnsi="Wingdings" w:cs="Wingdings"/>
+      </w:rPr>
+    </w:lvl>
+    <w:lvl w:ilvl="3">
+      <w:start w:val="1"/>
+      <w:numFmt w:val="bullet"/>
+      <w:lvlRestart w:val="1"/>
+      <w:lvlText w:val=""/>
+      <w:lvlJc w:val="left"/>
+      <w:pPr>
+        <w:ind w:left="2880" w:hanging="360"/>
+      </w:pPr>
+      <w:rPr>
+        <w:rFonts w:ascii="Symbol" w:eastAsia="Symbol" w:hAnsi="Symbol" w:cs="Symbol"/>
+      </w:rPr>
+    </w:lvl>
+    <w:lvl w:ilvl="4">
+      <w:start w:val="1"/>
+      <w:numFmt w:val="bullet"/>
+      <w:lvlRestart w:val="1"/>
+      <w:lvlText w:val="o"/>
+      <w:lvlJc w:val="left"/>
+      <w:pPr>
+        <w:ind w:left="3600" w:hanging="360"/>
+      </w:pPr>
+      <w:rPr>
+        <w:rFonts w:ascii="Courier New" w:eastAsia="Courier New" w:hAnsi="Courier New" w:cs="Courier New"/>
+      </w:rPr>
+    </w:lvl>
+    <w:lvl w:ilvl="5">
+      <w:start w:val="1"/>
+      <w:numFmt w:val="bullet"/>
+      <w:lvlRestart w:val="1"/>
+      <w:lvlText w:val=""/>
+      <w:lvlJc w:val="left"/>
+      <w:pPr>
+        <w:ind w:left="4320" w:hanging="360"/>
+      </w:pPr>
+      <w:rPr>
+        <w:rFonts w:ascii="Wingdings" w:eastAsia="Wingdings" w:hAnsi="Wingdings" w:cs="Wingdings"/>
+      </w:rPr>
+    </w:lvl>
+    <w:lvl w:ilvl="6">
+      <w:start w:val="1"/>
+      <w:numFmt w:val="bullet"/>
+      <w:lvlRestart w:val="1"/>
+      <w:lvlText w:val=""/>
+      <w:lvlJc w:val="left"/>
+      <w:pPr>
+        <w:ind w:left="5040" w:hanging="360"/>
+      </w:pPr>
+      <w:rPr>
+        <w:rFonts w:ascii="Symbol" w:eastAsia="Symbol" w:hAnsi="Symbol" w:cs="Symbol"/>
+      </w:rPr>
+    </w:lvl>
+    <w:lvl w:ilvl="7">
+      <w:start w:val="1"/>
+      <w:numFmt w:val="bullet"/>
+      <w:lvlRestart w:val="1"/>
+      <w:lvlText w:val="o"/>
+      <w:lvlJc w:val="left"/>
+      <w:pPr>
+        <w:ind w:left="5760" w:hanging="360"/>
+      </w:pPr>
+      <w:rPr>
+        <w:rFonts w:ascii="Courier New" w:eastAsia="Courier New" w:hAnsi="Courier New" w:cs="Courier New"/>
+      </w:rPr>
+    </w:lvl>
+    <w:lvl w:ilvl="8">
+      <w:start w:val="1"/>
+      <w:numFmt w:val="bullet"/>
+      <w:lvlRestart w:val="1"/>
+      <w:lvlText w:val=""/>
+      <w:lvlJc w:val="left"/>
+      <w:pPr>
+        <w:ind w:left="6480" w:hanging="360"/>
+      </w:pPr>
+      <w:rPr>
+        <w:rFonts w:ascii="Wingdings" w:eastAsia="Wingdings" w:hAnsi="Wingdings" w:cs="Wingdings"/>
+      </w:rPr>
+    </w:lvl>
+  </w:abstractNum>
+  <w:abstractNum w:abstractNumId="6">
+    <w:nsid w:val="00000007"/>
+    <w:multiLevelType w:val="multilevel"/>
+    <w:tmpl w:val="00000000"/>
+    <w:name w:val="Numbered_0e11d394-69e6-46e9-adc3-2aedff2d4f49"/>
+    <w:lvl w:ilvl="0">
+      <w:start w:val="1"/>
+      <w:numFmt w:val="decimal"/>
+      <w:lvlText w:val="%1."/>
+      <w:lvlJc w:val="left"/>
+      <w:pPr>
+        <w:ind w:left="720" w:hanging="360"/>
+      </w:pPr>
+      <w:rPr>
+        <w:rFonts w:ascii="Times New Roman" w:eastAsia="Times New Roman" w:hAnsi="Times New Roman" w:cs="Times New Roman"/>
+      </w:rPr>
+    </w:lvl>
+    <w:lvl w:ilvl="1">
+      <w:start w:val="1"/>
+      <w:numFmt w:val="lowerLetter"/>
+      <w:lvlText w:val="%2."/>
+      <w:lvlJc w:val="right"/>
+      <w:pPr>
+        <w:ind w:left="1440" w:hanging="360"/>
+      </w:pPr>
+      <w:rPr>
+        <w:rFonts w:ascii="Times New Roman" w:eastAsia="Times New Roman" w:hAnsi="Times New Roman" w:cs="Times New Roman"/>
+      </w:rPr>
+    </w:lvl>
+    <w:lvl w:ilvl="2">
+      <w:start w:val="1"/>
+      <w:numFmt w:val="lowerRoman"/>
+      <w:lvlText w:val="%3."/>
+      <w:lvlJc w:val="left"/>
+      <w:pPr>
+        <w:ind w:left="2160" w:hanging="360"/>
+      </w:pPr>
+      <w:rPr>
+        <w:rFonts w:ascii="Times New Roman" w:eastAsia="Times New Roman" w:hAnsi="Times New Roman" w:cs="Times New Roman"/>
+      </w:rPr>
+    </w:lvl>
+    <w:lvl w:ilvl="3">
+      <w:start w:val="1"/>
+      <w:numFmt w:val="decimal"/>
+      <w:lvlText w:val="%4."/>
+      <w:lvlJc w:val="left"/>
+      <w:pPr>
+        <w:ind w:left="2880" w:hanging="360"/>
+      </w:pPr>
+      <w:rPr>
+        <w:rFonts w:ascii="Times New Roman" w:eastAsia="Times New Roman" w:hAnsi="Times New Roman" w:cs="Times New Roman"/>
+      </w:rPr>
+    </w:lvl>
+    <w:lvl w:ilvl="4">
+      <w:start w:val="1"/>
+      <w:numFmt w:val="lowerLetter"/>
+      <w:lvlText w:val="%5."/>
+      <w:lvlJc w:val="right"/>
+      <w:pPr>
+        <w:ind w:left="3600" w:hanging="360"/>
+      </w:pPr>
+      <w:rPr>
+        <w:rFonts w:ascii="Times New Roman" w:eastAsia="Times New Roman" w:hAnsi="Times New Roman" w:cs="Times New Roman"/>
+      </w:rPr>
+    </w:lvl>
+    <w:lvl w:ilvl="5">
+      <w:start w:val="1"/>
+      <w:numFmt w:val="lowerRoman"/>
+      <w:lvlText w:val="%6."/>
+      <w:lvlJc w:val="left"/>
+      <w:pPr>
+        <w:ind w:left="4320" w:hanging="360"/>
+      </w:pPr>
+      <w:rPr>
+        <w:rFonts w:ascii="Times New Roman" w:eastAsia="Times New Roman" w:hAnsi="Times New Roman" w:cs="Times New Roman"/>
+      </w:rPr>
+    </w:lvl>
+    <w:lvl w:ilvl="6">
+      <w:start w:val="1"/>
+      <w:numFmt w:val="decimal"/>
+      <w:lvlText w:val="%7."/>
+      <w:lvlJc w:val="left"/>
+      <w:pPr>
+        <w:ind w:left="5040" w:hanging="360"/>
+      </w:pPr>
+      <w:rPr>
+        <w:rFonts w:ascii="Times New Roman" w:eastAsia="Times New Roman" w:hAnsi="Times New Roman" w:cs="Times New Roman"/>
+      </w:rPr>
+    </w:lvl>
+    <w:lvl w:ilvl="7">
+      <w:start w:val="1"/>
+      <w:numFmt w:val="lowerLetter"/>
+      <w:lvlText w:val="%8."/>
+      <w:lvlJc w:val="right"/>
+      <w:pPr>
+        <w:ind w:left="5760" w:hanging="360"/>
+      </w:pPr>
+      <w:rPr>
+        <w:rFonts w:ascii="Times New Roman" w:eastAsia="Times New Roman" w:hAnsi="Times New Roman" w:cs="Times New Roman"/>
+      </w:rPr>
+    </w:lvl>
+    <w:lvl w:ilvl="8">
+      <w:start w:val="1"/>
+      <w:numFmt w:val="lowerRoman"/>
+      <w:lvlText w:val="%9."/>
+      <w:lvlJc w:val="left"/>
+      <w:pPr>
+        <w:ind w:left="6480" w:hanging="360"/>
+      </w:pPr>
+      <w:rPr>
+        <w:rFonts w:ascii="Times New Roman" w:eastAsia="Times New Roman" w:hAnsi="Times New Roman" w:cs="Times New Roman"/>
+      </w:rPr>
+    </w:lvl>
+  </w:abstractNum>
+  <w:abstractNum w:abstractNumId="7">
+    <w:nsid w:val="00000008"/>
+    <w:multiLevelType w:val="multilevel"/>
+    <w:tmpl w:val="00000000"/>
+    <w:name w:val="Bulleted_5c3ad6f9-eef4-49a5-aa35-6d433e059048"/>
+    <w:lvl w:ilvl="0">
+      <w:start w:val="1"/>
+      <w:numFmt w:val="bullet"/>
+      <w:lvlRestart w:val="1"/>
+      <w:lvlText w:val=""/>
+      <w:lvlJc w:val="left"/>
+      <w:pPr>
+        <w:ind w:left="720" w:hanging="360"/>
+      </w:pPr>
+      <w:rPr>
+        <w:rFonts w:ascii="Symbol" w:eastAsia="Symbol" w:hAnsi="Symbol" w:cs="Symbol"/>
+      </w:rPr>
+    </w:lvl>
+    <w:lvl w:ilvl="1">
+      <w:start w:val="1"/>
+      <w:numFmt w:val="bullet"/>
+      <w:lvlText w:val="o"/>
+      <w:lvlJc w:val="left"/>
+      <w:pPr>
+        <w:ind w:left="1440" w:hanging="360"/>
+      </w:pPr>
+      <w:rPr>
+        <w:rFonts w:ascii="Courier New" w:eastAsia="Courier New" w:hAnsi="Courier New" w:cs="Courier New"/>
+      </w:rPr>
+    </w:lvl>
+    <w:lvl w:ilvl="2">
+      <w:start w:val="1"/>
+      <w:numFmt w:val="bullet"/>
+      <w:lvlRestart w:val="1"/>
+      <w:lvlText w:val=""/>
+      <w:lvlJc w:val="left"/>
+      <w:pPr>
+        <w:ind w:left="2160" w:hanging="360"/>
+      </w:pPr>
+      <w:rPr>
+        <w:rFonts w:ascii="Wingdings" w:eastAsia="Wingdings" w:hAnsi="Wingdings" w:cs="Wingdings"/>
+      </w:rPr>
+    </w:lvl>
+    <w:lvl w:ilvl="3">
+      <w:start w:val="1"/>
+      <w:numFmt w:val="bullet"/>
+      <w:lvlRestart w:val="1"/>
+      <w:lvlText w:val=""/>
+      <w:lvlJc w:val="left"/>
+      <w:pPr>
+        <w:ind w:left="2880" w:hanging="360"/>
+      </w:pPr>
+      <w:rPr>
+        <w:rFonts w:ascii="Symbol" w:eastAsia="Symbol" w:hAnsi="Symbol" w:cs="Symbol"/>
+      </w:rPr>
+    </w:lvl>
+    <w:lvl w:ilvl="4">
+      <w:start w:val="1"/>
+      <w:numFmt w:val="bullet"/>
+      <w:lvlRestart w:val="1"/>
+      <w:lvlText w:val="o"/>
+      <w:lvlJc w:val="left"/>
+      <w:pPr>
+        <w:ind w:left="3600" w:hanging="360"/>
+      </w:pPr>
+      <w:rPr>
+        <w:rFonts w:ascii="Courier New" w:eastAsia="Courier New" w:hAnsi="Courier New" w:cs="Courier New"/>
+      </w:rPr>
+    </w:lvl>
+    <w:lvl w:ilvl="5">
+      <w:start w:val="1"/>
+      <w:numFmt w:val="bullet"/>
+      <w:lvlRestart w:val="1"/>
+      <w:lvlText w:val=""/>
+      <w:lvlJc w:val="left"/>
+      <w:pPr>
+        <w:ind w:left="4320" w:hanging="360"/>
+      </w:pPr>
+      <w:rPr>
+        <w:rFonts w:ascii="Wingdings" w:eastAsia="Wingdings" w:hAnsi="Wingdings" w:cs="Wingdings"/>
+      </w:rPr>
+    </w:lvl>
+    <w:lvl w:ilvl="6">
+      <w:start w:val="1"/>
+      <w:numFmt w:val="bullet"/>
+      <w:lvlRestart w:val="1"/>
+      <w:lvlText w:val=""/>
+      <w:lvlJc w:val="left"/>
+      <w:pPr>
+        <w:ind w:left="5040" w:hanging="360"/>
+      </w:pPr>
+      <w:rPr>
+        <w:rFonts w:ascii="Symbol" w:eastAsia="Symbol" w:hAnsi="Symbol" w:cs="Symbol"/>
+      </w:rPr>
+    </w:lvl>
+    <w:lvl w:ilvl="7">
+      <w:start w:val="1"/>
+      <w:numFmt w:val="bullet"/>
+      <w:lvlRestart w:val="1"/>
+      <w:lvlText w:val="o"/>
+      <w:lvlJc w:val="left"/>
+      <w:pPr>
+        <w:ind w:left="5760" w:hanging="360"/>
+      </w:pPr>
+      <w:rPr>
+        <w:rFonts w:ascii="Courier New" w:eastAsia="Courier New" w:hAnsi="Courier New" w:cs="Courier New"/>
+      </w:rPr>
+    </w:lvl>
+    <w:lvl w:ilvl="8">
+      <w:start w:val="1"/>
+      <w:numFmt w:val="bullet"/>
+      <w:lvlRestart w:val="1"/>
+      <w:lvlText w:val=""/>
+      <w:lvlJc w:val="left"/>
+      <w:pPr>
+        <w:ind w:left="6480" w:hanging="360"/>
+      </w:pPr>
+      <w:rPr>
+        <w:rFonts w:ascii="Wingdings" w:eastAsia="Wingdings" w:hAnsi="Wingdings" w:cs="Wingdings"/>
+      </w:rPr>
+    </w:lvl>
+  </w:abstractNum>
+  <w:abstractNum w:abstractNumId="8">
+    <w:nsid w:val="00000009"/>
+    <w:multiLevelType w:val="multilevel"/>
+    <w:tmpl w:val="00000000"/>
+    <w:name w:val="Numbered_6a9946b1-6a94-4283-bfed-4acc29373b6f"/>
+    <w:lvl w:ilvl="0">
+      <w:start w:val="1"/>
+      <w:numFmt w:val="decimal"/>
+      <w:lvlText w:val="%1."/>
+      <w:lvlJc w:val="left"/>
+      <w:pPr>
+        <w:ind w:left="720" w:hanging="360"/>
+      </w:pPr>
+      <w:rPr>
+        <w:rFonts w:ascii="Times New Roman" w:eastAsia="Times New Roman" w:hAnsi="Times New Roman" w:cs="Times New Roman"/>
+      </w:rPr>
+    </w:lvl>
+    <w:lvl w:ilvl="1">
+      <w:start w:val="1"/>
+      <w:numFmt w:val="lowerLetter"/>
+      <w:lvlText w:val="%2."/>
+      <w:lvlJc w:val="right"/>
+      <w:pPr>
+        <w:ind w:left="1440" w:hanging="360"/>
+      </w:pPr>
+      <w:rPr>
+        <w:rFonts w:ascii="Times New Roman" w:eastAsia="Times New Roman" w:hAnsi="Times New Roman" w:cs="Times New Roman"/>
+      </w:rPr>
+    </w:lvl>
+    <w:lvl w:ilvl="2">
+      <w:start w:val="1"/>
+      <w:numFmt w:val="lowerRoman"/>
+      <w:lvlText w:val="%3."/>
+      <w:lvlJc w:val="left"/>
+      <w:pPr>
+        <w:ind w:left="2160" w:hanging="360"/>
+      </w:pPr>
+      <w:rPr>
+        <w:rFonts w:ascii="Times New Roman" w:eastAsia="Times New Roman" w:hAnsi="Times New Roman" w:cs="Times New Roman"/>
+      </w:rPr>
+    </w:lvl>
+    <w:lvl w:ilvl="3">
+      <w:start w:val="1"/>
+      <w:numFmt w:val="decimal"/>
+      <w:lvlText w:val="%4."/>
+      <w:lvlJc w:val="left"/>
+      <w:pPr>
+        <w:ind w:left="2880" w:hanging="360"/>
+      </w:pPr>
+      <w:rPr>
+        <w:rFonts w:ascii="Times New Roman" w:eastAsia="Times New Roman" w:hAnsi="Times New Roman" w:cs="Times New Roman"/>
+      </w:rPr>
+    </w:lvl>
+    <w:lvl w:ilvl="4">
+      <w:start w:val="1"/>
+      <w:numFmt w:val="lowerLetter"/>
+      <w:lvlText w:val="%5."/>
+      <w:lvlJc w:val="right"/>
+      <w:pPr>
+        <w:ind w:left="3600" w:hanging="360"/>
+      </w:pPr>
+      <w:rPr>
+        <w:rFonts w:ascii="Times New Roman" w:eastAsia="Times New Roman" w:hAnsi="Times New Roman" w:cs="Times New Roman"/>
+      </w:rPr>
+    </w:lvl>
+    <w:lvl w:ilvl="5">
+      <w:start w:val="1"/>
+      <w:numFmt w:val="lowerRoman"/>
+      <w:lvlText w:val="%6."/>
+      <w:lvlJc w:val="left"/>
+      <w:pPr>
+        <w:ind w:left="4320" w:hanging="360"/>
+      </w:pPr>
+      <w:rPr>
+        <w:rFonts w:ascii="Times New Roman" w:eastAsia="Times New Roman" w:hAnsi="Times New Roman" w:cs="Times New Roman"/>
+      </w:rPr>
+    </w:lvl>
+    <w:lvl w:ilvl="6">
+      <w:start w:val="1"/>
+      <w:numFmt w:val="decimal"/>
+      <w:lvlText w:val="%7."/>
+      <w:lvlJc w:val="left"/>
+      <w:pPr>
+        <w:ind w:left="5040" w:hanging="360"/>
+      </w:pPr>
+      <w:rPr>
+        <w:rFonts w:ascii="Times New Roman" w:eastAsia="Times New Roman" w:hAnsi="Times New Roman" w:cs="Times New Roman"/>
+      </w:rPr>
+    </w:lvl>
+    <w:lvl w:ilvl="7">
+      <w:start w:val="1"/>
+      <w:numFmt w:val="lowerLetter"/>
+      <w:lvlText w:val="%8."/>
+      <w:lvlJc w:val="right"/>
+      <w:pPr>
+        <w:ind w:left="5760" w:hanging="360"/>
+      </w:pPr>
+      <w:rPr>
+        <w:rFonts w:ascii="Times New Roman" w:eastAsia="Times New Roman" w:hAnsi="Times New Roman" w:cs="Times New Roman"/>
+      </w:rPr>
+    </w:lvl>
+    <w:lvl w:ilvl="8">
+      <w:start w:val="1"/>
+      <w:numFmt w:val="lowerRoman"/>
+      <w:lvlText w:val="%9."/>
+      <w:lvlJc w:val="left"/>
+      <w:pPr>
+        <w:ind w:left="6480" w:hanging="360"/>
+      </w:pPr>
+      <w:rPr>
+        <w:rFonts w:ascii="Times New Roman" w:eastAsia="Times New Roman" w:hAnsi="Times New Roman" w:cs="Times New Roman"/>
+      </w:rPr>
+    </w:lvl>
+  </w:abstractNum>
+  <w:abstractNum w:abstractNumId="9">
+    <w:nsid w:val="0000000A"/>
+    <w:multiLevelType w:val="multilevel"/>
+    <w:tmpl w:val="00000000"/>
+    <w:name w:val="Bulleted_4a832db3-77a8-43bd-a6ef-5412bfda4c03"/>
+    <w:lvl w:ilvl="0">
+      <w:start w:val="1"/>
+      <w:numFmt w:val="bullet"/>
+      <w:lvlRestart w:val="1"/>
+      <w:lvlText w:val=""/>
+      <w:lvlJc w:val="left"/>
+      <w:pPr>
+        <w:ind w:left="720" w:hanging="360"/>
+      </w:pPr>
+      <w:rPr>
+        <w:rFonts w:ascii="Symbol" w:eastAsia="Symbol" w:hAnsi="Symbol" w:cs="Symbol"/>
+      </w:rPr>
+    </w:lvl>
+    <w:lvl w:ilvl="1">
+      <w:start w:val="1"/>
+      <w:numFmt w:val="bullet"/>
+      <w:lvlText w:val="o"/>
+      <w:lvlJc w:val="left"/>
+      <w:pPr>
+        <w:ind w:left="1440" w:hanging="360"/>
+      </w:pPr>
+      <w:rPr>
+        <w:rFonts w:ascii="Courier New" w:eastAsia="Courier New" w:hAnsi="Courier New" w:cs="Courier New"/>
+      </w:rPr>
+    </w:lvl>
+    <w:lvl w:ilvl="2">
+      <w:start w:val="1"/>
+      <w:numFmt w:val="bullet"/>
+      <w:lvlRestart w:val="1"/>
+      <w:lvlText w:val=""/>
+      <w:lvlJc w:val="left"/>
+      <w:pPr>
+        <w:ind w:left="2160" w:hanging="360"/>
+      </w:pPr>
+      <w:rPr>
+        <w:rFonts w:ascii="Wingdings" w:eastAsia="Wingdings" w:hAnsi="Wingdings" w:cs="Wingdings"/>
+      </w:rPr>
+    </w:lvl>
+    <w:lvl w:ilvl="3">
+      <w:start w:val="1"/>
+      <w:numFmt w:val="bullet"/>
+      <w:lvlRestart w:val="1"/>
+      <w:lvlText w:val=""/>
+      <w:lvlJc w:val="left"/>
+      <w:pPr>
+        <w:ind w:left="2880" w:hanging="360"/>
+      </w:pPr>
+      <w:rPr>
+        <w:rFonts w:ascii="Symbol" w:eastAsia="Symbol" w:hAnsi="Symbol" w:cs="Symbol"/>
+      </w:rPr>
+    </w:lvl>
+    <w:lvl w:ilvl="4">
+      <w:start w:val="1"/>
+      <w:numFmt w:val="bullet"/>
+      <w:lvlRestart w:val="1"/>
+      <w:lvlText w:val="o"/>
+      <w:lvlJc w:val="left"/>
+      <w:pPr>
+        <w:ind w:left="3600" w:hanging="360"/>
+      </w:pPr>
+      <w:rPr>
+        <w:rFonts w:ascii="Courier New" w:eastAsia="Courier New" w:hAnsi="Courier New" w:cs="Courier New"/>
+      </w:rPr>
+    </w:lvl>
+    <w:lvl w:ilvl="5">
+      <w:start w:val="1"/>
+      <w:numFmt w:val="bullet"/>
+      <w:lvlRestart w:val="1"/>
+      <w:lvlText w:val=""/>
+      <w:lvlJc w:val="left"/>
+      <w:pPr>
+        <w:ind w:left="4320" w:hanging="360"/>
+      </w:pPr>
+      <w:rPr>
+        <w:rFonts w:ascii="Wingdings" w:eastAsia="Wingdings" w:hAnsi="Wingdings" w:cs="Wingdings"/>
+      </w:rPr>
+    </w:lvl>
+    <w:lvl w:ilvl="6">
+      <w:start w:val="1"/>
+      <w:numFmt w:val="bullet"/>
+      <w:lvlRestart w:val="1"/>
+      <w:lvlText w:val=""/>
+      <w:lvlJc w:val="left"/>
+      <w:pPr>
+        <w:ind w:left="5040" w:hanging="360"/>
+      </w:pPr>
+      <w:rPr>
+        <w:rFonts w:ascii="Symbol" w:eastAsia="Symbol" w:hAnsi="Symbol" w:cs="Symbol"/>
+      </w:rPr>
+    </w:lvl>
+    <w:lvl w:ilvl="7">
+      <w:start w:val="1"/>
+      <w:numFmt w:val="bullet"/>
+      <w:lvlRestart w:val="1"/>
+      <w:lvlText w:val="o"/>
+      <w:lvlJc w:val="left"/>
+      <w:pPr>
+        <w:ind w:left="5760" w:hanging="360"/>
+      </w:pPr>
+      <w:rPr>
+        <w:rFonts w:ascii="Courier New" w:eastAsia="Courier New" w:hAnsi="Courier New" w:cs="Courier New"/>
+      </w:rPr>
+    </w:lvl>
+    <w:lvl w:ilvl="8">
+      <w:start w:val="1"/>
+      <w:numFmt w:val="bullet"/>
+      <w:lvlRestart w:val="1"/>
+      <w:lvlText w:val=""/>
+      <w:lvlJc w:val="left"/>
+      <w:pPr>
+        <w:ind w:left="6480" w:hanging="360"/>
+      </w:pPr>
+      <w:rPr>
+        <w:rFonts w:ascii="Wingdings" w:eastAsia="Wingdings" w:hAnsi="Wingdings" w:cs="Wingdings"/>
+      </w:rPr>
+    </w:lvl>
+  </w:abstractNum>
+  <w:abstractNum w:abstractNumId="10">
+    <w:nsid w:val="0000000B"/>
+    <w:multiLevelType w:val="multilevel"/>
     <w:tmpl w:val="23469D34"/>
-    <w:name w:val="Numbered_aec9d9b7-e661-4e47-8cb6-745c0f270609"/>
+    <w:name w:val="Numbered_be35f9dc-3161-4148-a575-7fb9df74c65f"/>
     <w:lvl w:ilvl="0">
       <w:start w:val="2"/>
       <w:numFmt w:val="decimal"/>
@@ -28171,11 +29645,11 @@
       </w:rPr>
     </w:lvl>
   </w:abstractNum>
-  <w:abstractNum w:abstractNumId="3">
-    <w:nsid w:val="00000004"/>
+  <w:abstractNum w:abstractNumId="11">
+    <w:nsid w:val="0000000C"/>
     <w:multiLevelType w:val="hybridMultilevel"/>
     <w:tmpl w:val="27008992"/>
-    <w:name w:val="Bulleted_7730b2e7-9006-461a-b18b-d6b3fb36fa6d"/>
+    <w:name w:val="Bulleted_7856bf2b-ff4a-4f95-85b6-72e839bec2a9"/>
     <w:lvl w:ilvl="0">
       <w:start w:val="0"/>
       <w:numFmt w:val="bullet"/>
@@ -28302,11 +29776,11 @@
       </w:rPr>
     </w:lvl>
   </w:abstractNum>
-  <w:abstractNum w:abstractNumId="4">
-    <w:nsid w:val="00000005"/>
+  <w:abstractNum w:abstractNumId="12">
+    <w:nsid w:val="0000000D"/>
     <w:multiLevelType w:val="hybridMultilevel"/>
     <w:tmpl w:val="0B62F06A"/>
-    <w:name w:val="Numbered_618d9a7b-6913-4eb8-ac26-cbb9445d88be"/>
+    <w:name w:val="Numbered_0c808c55-6e03-4588-9669-6707a3ed2427"/>
     <w:lvl w:ilvl="0">
       <w:start w:val="1"/>
       <w:numFmt w:val="lowerLetter"/>
@@ -28434,11 +29908,11 @@
       </w:rPr>
     </w:lvl>
   </w:abstractNum>
-  <w:abstractNum w:abstractNumId="5">
-    <w:nsid w:val="00000006"/>
+  <w:abstractNum w:abstractNumId="13">
+    <w:nsid w:val="0000000E"/>
     <w:multiLevelType w:val="hybridMultilevel"/>
     <w:tmpl w:val="496E7C1E"/>
-    <w:name w:val="Bulleted_3dc21019-ebf0-42bb-81ca-2f4aff8a93d7"/>
+    <w:name w:val="Bulleted_c21885d5-53cd-4ea7-a65f-1a56deb6a7a6"/>
     <w:lvl w:ilvl="0">
       <w:start w:val="0"/>
       <w:numFmt w:val="bullet"/>
@@ -28566,11 +30040,11 @@
       </w:rPr>
     </w:lvl>
   </w:abstractNum>
-  <w:abstractNum w:abstractNumId="6">
-    <w:nsid w:val="00000007"/>
+  <w:abstractNum w:abstractNumId="14">
+    <w:nsid w:val="0000000F"/>
     <w:multiLevelType w:val="hybridMultilevel"/>
     <w:tmpl w:val="6F906604"/>
-    <w:name w:val="Bulleted_e760c90a-e31a-4194-987f-3abe3fbd0cd9"/>
+    <w:name w:val="Bulleted_2ba24f68-c59e-4e1b-8319-baefdb228b95"/>
     <w:lvl w:ilvl="0">
       <w:start w:val="0"/>
       <w:numFmt w:val="bullet"/>
@@ -28698,11 +30172,11 @@
       </w:rPr>
     </w:lvl>
   </w:abstractNum>
-  <w:abstractNum w:abstractNumId="7">
-    <w:nsid w:val="00000008"/>
+  <w:abstractNum w:abstractNumId="15">
+    <w:nsid w:val="00000010"/>
     <w:multiLevelType w:val="hybridMultilevel"/>
     <w:tmpl w:val="1082B51C"/>
-    <w:name w:val="Numbered_72dbea95-49b7-4f76-89d9-cd24ffc845ed"/>
+    <w:name w:val="Numbered_ef3fc420-d695-4724-b2f2-02706994e7cc"/>
     <w:lvl w:ilvl="0">
       <w:start w:val="1"/>
       <w:numFmt w:val="decimal"/>
@@ -28830,11 +30304,11 @@
       </w:rPr>
     </w:lvl>
   </w:abstractNum>
-  <w:abstractNum w:abstractNumId="8">
-    <w:nsid w:val="00000009"/>
+  <w:abstractNum w:abstractNumId="16">
+    <w:nsid w:val="00000011"/>
     <w:multiLevelType w:val="multilevel"/>
     <w:tmpl w:val="D714C610"/>
-    <w:name w:val="Numbered_5b6ee034-b29b-4410-bed4-8663966aff8c"/>
+    <w:name w:val="Numbered_37b0a48b-d86d-44dd-84cd-ad8cd6cebd1b"/>
     <w:lvl w:ilvl="0">
       <w:start w:val="1"/>
       <w:numFmt w:val="decimal"/>
@@ -28980,11 +30454,11 @@
       </w:rPr>
     </w:lvl>
   </w:abstractNum>
-  <w:abstractNum w:abstractNumId="9">
-    <w:nsid w:val="0000000A"/>
+  <w:abstractNum w:abstractNumId="17">
+    <w:nsid w:val="00000012"/>
     <w:multiLevelType w:val="hybridMultilevel"/>
     <w:tmpl w:val="2B9EBE96"/>
-    <w:name w:val="Numbered_bde97347-f66c-4886-b921-902e8f696852"/>
+    <w:name w:val="Numbered_a693fe58-08f3-4d54-8360-6af9976afa9d"/>
     <w:lvl w:ilvl="0">
       <w:start w:val="1"/>
       <w:numFmt w:val="decimal"/>
@@ -29106,11 +30580,11 @@
       </w:rPr>
     </w:lvl>
   </w:abstractNum>
-  <w:abstractNum w:abstractNumId="10">
-    <w:nsid w:val="0000000B"/>
+  <w:abstractNum w:abstractNumId="18">
+    <w:nsid w:val="00000013"/>
     <w:multiLevelType w:val="hybridMultilevel"/>
     <w:tmpl w:val="1E308D1C"/>
-    <w:name w:val="Numbered_7ce3f74a-e2a3-4d22-9414-f3da05c7c0e8"/>
+    <w:name w:val="Numbered_bcf7bb63-e73f-433e-aed2-c9b91756abb1"/>
     <w:lvl w:ilvl="0">
       <w:start w:val="1"/>
       <w:numFmt w:val="decimal"/>
@@ -29232,11 +30706,11 @@
       </w:rPr>
     </w:lvl>
   </w:abstractNum>
-  <w:abstractNum w:abstractNumId="11">
-    <w:nsid w:val="0000000C"/>
+  <w:abstractNum w:abstractNumId="19">
+    <w:nsid w:val="00000014"/>
     <w:multiLevelType w:val="multilevel"/>
     <w:tmpl w:val="6FD6E8B0"/>
-    <w:name w:val="Numbered_40b4cc64-64b0-4e89-ad68-6ebfa73d8b8e"/>
+    <w:name w:val="Numbered_b1f81a69-95e5-4969-97d3-88f1f2064b53"/>
     <w:lvl w:ilvl="0">
       <w:start w:val="1"/>
       <w:numFmt w:val="decimal"/>
@@ -29374,11 +30848,11 @@
       </w:rPr>
     </w:lvl>
   </w:abstractNum>
-  <w:abstractNum w:abstractNumId="12">
-    <w:nsid w:val="0000000D"/>
+  <w:abstractNum w:abstractNumId="20">
+    <w:nsid w:val="00000015"/>
     <w:multiLevelType w:val="hybridMultilevel"/>
     <w:tmpl w:val="1D522390"/>
-    <w:name w:val="Numbered_0668fab5-8e1f-4ac3-98d0-24f414dde202"/>
+    <w:name w:val="Numbered_d2c565fd-aace-4289-8e5b-176f7120fef3"/>
     <w:lvl w:ilvl="0">
       <w:start w:val="1"/>
       <w:numFmt w:val="decimal"/>
@@ -29500,11 +30974,11 @@
       </w:rPr>
     </w:lvl>
   </w:abstractNum>
-  <w:abstractNum w:abstractNumId="13">
-    <w:nsid w:val="0000000E"/>
+  <w:abstractNum w:abstractNumId="21">
+    <w:nsid w:val="00000016"/>
     <w:multiLevelType w:val="hybridMultilevel"/>
     <w:tmpl w:val="29E21FEC"/>
-    <w:name w:val="Bulleted_c5d412a9-0a2e-45e0-b987-7dc3f17074da"/>
+    <w:name w:val="Bulleted_7c79d0b2-b1f2-40dc-a4af-0f6f71fc8b59"/>
     <w:lvl w:ilvl="0">
       <w:start w:val="0"/>
       <w:numFmt w:val="bullet"/>
@@ -29632,11 +31106,11 @@
       </w:rPr>
     </w:lvl>
   </w:abstractNum>
-  <w:abstractNum w:abstractNumId="14">
-    <w:nsid w:val="0000000F"/>
+  <w:abstractNum w:abstractNumId="22">
+    <w:nsid w:val="00000017"/>
     <w:multiLevelType w:val="multilevel"/>
     <w:tmpl w:val="AE8E33B6"/>
-    <w:name w:val="Numbered_8e439fcb-d0b8-4f7e-a621-bcfc9c3bc425"/>
+    <w:name w:val="Numbered_0eeb0617-cc3a-4427-900f-f24a7833025b"/>
     <w:lvl w:ilvl="0">
       <w:start w:val="2"/>
       <w:numFmt w:val="decimal"/>
@@ -29765,11 +31239,11 @@
       </w:rPr>
     </w:lvl>
   </w:abstractNum>
-  <w:abstractNum w:abstractNumId="15">
-    <w:nsid w:val="00000010"/>
+  <w:abstractNum w:abstractNumId="23">
+    <w:nsid w:val="00000018"/>
     <w:multiLevelType w:val="hybridMultilevel"/>
     <w:tmpl w:val="3414510A"/>
-    <w:name w:val="Bulleted_85ef0406-8ced-4fc5-950e-92711af24af9"/>
+    <w:name w:val="Bulleted_8499653a-ebb6-45fa-8d7b-d44d1e93b1e1"/>
     <w:lvl w:ilvl="0">
       <w:start w:val="0"/>
       <w:numFmt w:val="bullet"/>
@@ -29943,6 +31417,30 @@
   </w:num>
   <w:num w:numId="16">
     <w:abstractNumId w:val="15"/>
+  </w:num>
+  <w:num w:numId="17">
+    <w:abstractNumId w:val="16"/>
+  </w:num>
+  <w:num w:numId="18">
+    <w:abstractNumId w:val="17"/>
+  </w:num>
+  <w:num w:numId="19">
+    <w:abstractNumId w:val="18"/>
+  </w:num>
+  <w:num w:numId="20">
+    <w:abstractNumId w:val="19"/>
+  </w:num>
+  <w:num w:numId="21">
+    <w:abstractNumId w:val="20"/>
+  </w:num>
+  <w:num w:numId="22">
+    <w:abstractNumId w:val="21"/>
+  </w:num>
+  <w:num w:numId="23">
+    <w:abstractNumId w:val="22"/>
+  </w:num>
+  <w:num w:numId="24">
+    <w:abstractNumId w:val="23"/>
   </w:num>
 </w:numbering>
 </file>
@@ -30499,12 +31997,11 @@
   </w:style>
   <w:style w:type="table" w:styleId="TableGrid">
     <w:name w:val="Table Grid"/>
-    <w:basedOn w:val="TableNormal"/>
     <w:tblPr>
       <w:tblInd w:w="0" w:type="dxa"/>
       <w:tblBorders>
         <w:top w:val="single" w:sz="4" w:space="0" w:color="000000"/>
-        <w:left val="single" sz="4" space="0" color="000000"/>
+        <w:left w:val="single" w:sz="4" w:space="0" w:color="000000"/>
         <w:bottom w:val="single" w:sz="4" w:space="0" w:color="000000"/>
         <w:right w:val="single" w:sz="4" w:space="0" w:color="000000"/>
         <w:insideH w:val="single" w:sz="4" w:space="0" w:color="000000"/>

--- a/src/faultless/mysite/media/documents/Geotechnical_Report_MW-A58_anon_CORRUPTED_v3_modified.docx
+++ b/src/faultless/mysite/media/documents/Geotechnical_Report_MW-A58_anon_CORRUPTED_v3_modified.docx
@@ -24,7 +24,7 @@
         <w:spacing w:after="100"/>
       </w:pPr>
       <w:r>
-        <w:t xml:space="preserve">Overall Document Quality Score: 42.6/100</w:t>
+        <w:t xml:space="preserve">Overall Document Quality Score: 37.7/100</w:t>
       </w:r>
     </w:p>
     <w:p>
@@ -40,7 +40,7 @@
         <w:spacing w:after="200"/>
       </w:pPr>
       <w:r>
-        <w:t xml:space="preserve">Severity Summary: 6 Critical, 20 Major, 12 Minor errors</w:t>
+        <w:t xml:space="preserve">Severity Summary: 7 Critical, 21 Major, 12 Minor errors</w:t>
       </w:r>
     </w:p>
     <w:p>
@@ -103,7 +103,7 @@
           <w:tcPr/>
           <w:p>
             <w:r>
-              <w:t xml:space="preserve">20</w:t>
+              <w:t xml:space="preserve">21</w:t>
             </w:r>
           </w:p>
         </w:tc>
@@ -111,7 +111,7 @@
           <w:tcPr/>
           <w:p>
             <w:r>
-              <w:t xml:space="preserve">40</w:t>
+              <w:t xml:space="preserve">42</w:t>
             </w:r>
           </w:p>
         </w:tc>
@@ -155,7 +155,7 @@
           <w:tcPr/>
           <w:p>
             <w:r>
-              <w:t xml:space="preserve">5</w:t>
+              <w:t xml:space="preserve">6</w:t>
             </w:r>
           </w:p>
         </w:tc>
@@ -163,7 +163,7 @@
           <w:tcPr/>
           <w:p>
             <w:r>
-              <w:t xml:space="preserve">25</w:t>
+              <w:t xml:space="preserve">30</w:t>
             </w:r>
           </w:p>
         </w:tc>
@@ -216,7 +216,7 @@
         <w:spacing w:after="100"/>
       </w:pPr>
       <w:r>
-        <w:t xml:space="preserve">Inconsistent unit usage (psi and kPa)</w:t>
+        <w:t xml:space="preserve">Inconsistent unit usage (psi/kPa, mm/m, kN/N).</w:t>
       </w:r>
     </w:p>
     <w:p>
@@ -227,7 +227,7 @@
         <w:spacing w:after="100"/>
       </w:pPr>
       <w:r>
-        <w:t xml:space="preserve">Inconsistent unit usage (mm and m)</w:t>
+        <w:t xml:space="preserve">Multiple spelling and grammatical errors throughout the report.</w:t>
       </w:r>
     </w:p>
     <w:p>
@@ -238,7 +238,7 @@
         <w:spacing w:after="100"/>
       </w:pPr>
       <w:r>
-        <w:t xml:space="preserve">Inconsistent terminology (volcanic ash vs Puketoka formation)</w:t>
+        <w:t xml:space="preserve">Inconsistent terminology (e.g., 'volcanic ash' vs. 'Auckland volcanic field ash').</w:t>
       </w:r>
     </w:p>
     <w:p>
@@ -249,7 +249,7 @@
         <w:spacing w:after="100"/>
       </w:pPr>
       <w:r>
-        <w:t xml:space="preserve">Inconsistent terminology (engineered fill vs hardfill)</w:t>
+        <w:t xml:space="preserve">Missing conclusion section.</w:t>
       </w:r>
     </w:p>
     <w:p>
@@ -260,7 +260,7 @@
         <w:spacing w:after="100"/>
       </w:pPr>
       <w:r>
-        <w:t xml:space="preserve">Inconsistent terminology (expansive soils vs reactive soils)</w:t>
+        <w:t xml:space="preserve">Incorrect client name: 'ClientCorp Ltd – Hoftes and Communities'.</w:t>
       </w:r>
     </w:p>
     <w:p>
@@ -271,7 +271,7 @@
         <w:spacing w:after="100"/>
       </w:pPr>
       <w:r>
-        <w:t xml:space="preserve">Inconsistent terminology (shallow foundations vs shallow pads vs strip footings)</w:t>
+        <w:t xml:space="preserve">Figure numbering inconsistency.</w:t>
       </w:r>
     </w:p>
     <w:p>
@@ -282,7 +282,7 @@
         <w:spacing w:after="100"/>
       </w:pPr>
       <w:r>
-        <w:t xml:space="preserve">Missing Conclusion section</w:t>
+        <w:t xml:space="preserve">Extra digit in reference: 'NZS 3604:20111'.</w:t>
       </w:r>
     </w:p>
     <w:p>
@@ -293,7 +293,7 @@
         <w:spacing w:after="100"/>
       </w:pPr>
       <w:r>
-        <w:t xml:space="preserve">Multiple spelling and grammatical errors</w:t>
+        <w:t xml:space="preserve">Run-on sentence in section regarding pile foundations.</w:t>
       </w:r>
     </w:p>
     <w:p>
@@ -314,103 +314,7 @@
         <w:spacing w:after="160"/>
       </w:pPr>
       <w:r>
-        <w:t xml:space="preserve">The report provides a good overview of the geotechnical conditions at the site and offers preliminary recommendations for civil design and building suitability. However, the report suffers from several inconsistencies and errors that need to be addressed to improve its quality and clarity.</w:t>
-      </w:r>
-    </w:p>
-    <w:p>
-      <w:pPr>
-        <w:spacing w:after="160"/>
-      </w:pPr>
-      <w:r>
-        <w:t xml:space="preserve">Here's a breakdown of areas for improvement:</w:t>
-      </w:r>
-    </w:p>
-    <w:p>
-      <w:pPr>
-        <w:spacing w:after="160"/>
-      </w:pPr>
-      <w:r>
-        <w:t xml:space="preserve">*   **Consistency:** The report lacks consistency in terminology (e.g., 'volcanic ash' vs. 'Puketoka formation', 'engineered fill' vs. 'hardfill', 'expansive soils' vs 'reactive soils', 'shallow foundations' vs 'shallow pads' vs 'strip footings') and units (mixing 'psi' and 'kPa', 'mm' and 'm', 'kN' and 'N'). Standardizing these will significantly improve readability and reduce potential for misinterpretation.</w:t>
-      </w:r>
-    </w:p>
-    <w:p>
-      <w:pPr>
-        <w:spacing w:after="160"/>
-      </w:pPr>
-      <w:r>
-        <w:t xml:space="preserve">*   **Grammar and Spelling:** Numerous spelling and grammatical errors detract from the report's professionalism. A thorough proofread is essential.</w:t>
-      </w:r>
-    </w:p>
-    <w:p>
-      <w:pPr>
-        <w:spacing w:after="160"/>
-      </w:pPr>
-      <w:r>
-        <w:t xml:space="preserve">*   **Clarity:** Some sentences are awkwardly phrased and could benefit from rephrasing for better clarity.</w:t>
-      </w:r>
-    </w:p>
-    <w:p>
-      <w:pPr>
-        <w:spacing w:after="160"/>
-      </w:pPr>
-      <w:r>
-        <w:t xml:space="preserve">*   **Completeness:** The report lacks a concluding section to summarize key findings and recommendations.</w:t>
-      </w:r>
-    </w:p>
-    <w:p>
-      <w:pPr>
-        <w:spacing w:after="160"/>
-      </w:pPr>
-      <w:r>
-        <w:t xml:space="preserve">*   **Accuracy:** Ensure all technical information, especially regarding soil properties and design parameters, is accurate and well-supported by the investigation data.</w:t>
-      </w:r>
-    </w:p>
-    <w:p>
-      <w:pPr>
-        <w:spacing w:after="160"/>
-      </w:pPr>
-      <w:r>
-        <w:t xml:space="preserve">To improve the report, focus on:</w:t>
-      </w:r>
-    </w:p>
-    <w:p>
-      <w:pPr>
-        <w:spacing w:after="160"/>
-      </w:pPr>
-      <w:r>
-        <w:t xml:space="preserve">1.  **Proofreading:** Conduct a thorough review for spelling and grammar errors.</w:t>
-      </w:r>
-    </w:p>
-    <w:p>
-      <w:pPr>
-        <w:spacing w:after="160"/>
-      </w:pPr>
-      <w:r>
-        <w:t xml:space="preserve">2.  **Standardization:** Choose consistent terminology and units throughout the report.</w:t>
-      </w:r>
-    </w:p>
-    <w:p>
-      <w:pPr>
-        <w:spacing w:after="160"/>
-      </w:pPr>
-      <w:r>
-        <w:t xml:space="preserve">3.  **Clarity:** Rephrase ambiguous sentences for better understanding.</w:t>
-      </w:r>
-    </w:p>
-    <w:p>
-      <w:pPr>
-        <w:spacing w:after="160"/>
-      </w:pPr>
-      <w:r>
-        <w:t xml:space="preserve">4.  **Conclusion:** Add a conclusion summarizing the key findings and recommendations.</w:t>
-      </w:r>
-    </w:p>
-    <w:p>
-      <w:pPr>
-        <w:spacing w:after="160"/>
-      </w:pPr>
-      <w:r>
-        <w:t xml:space="preserve">5.  **Review:** Have a senior geotechnical engineer review the report for technical accuracy and completeness.</w:t>
+        <w:t xml:space="preserve">The report provides a comprehensive geotechnical assessment for the proposed subdivision development. However, the report suffers from a lack of attention to detail, particularly in grammar, spelling, and consistency. The inconsistent use of units (psi/kPa, mm/m, kN/N) and terminology (e.g., 'volcanic ash' vs. 'Auckland volcanic field ash', 'shallow foundations' vs. 'shallow footings') throughout the document creates confusion and reduces its professional credibility. The report also needs a conclusion section to summarize the key findings and recommendations. Addressing these issues will significantly improve the report's clarity, accuracy, and overall quality. Proofreading the entire document is highly recommended before distribution.</w:t>
       </w:r>
     </w:p>
     <w:p>
@@ -3623,19 +3527,19 @@
         <w:spacing w:line="264" w:lineRule="auto"/>
         <w:ind w:left="120" w:right="210"/>
       </w:pPr>
+      <w:r>
+        <w:t xml:space="preserve">ClientCorp Ltd will also provide this report to build partners to </w:t>
+      </w:r>
       <w:commentRangeStart w:id="0"/>
       <w:r>
-        <w:t xml:space="preserve">ClientCorp Ltd will also provide this report to build partners to inforft them in assessing the suitability of the land for buildings.</w:t>
+        <w:t xml:space="preserve">inforft</w:t>
       </w:r>
       <w:commentRangeEnd w:id="0"/>
       <w:r>
         <w:commentReference w:id="0"/>
       </w:r>
       <w:r>
-        <w:commentReference w:id="1"/>
-      </w:r>
-      <w:r>
-        <w:t xml:space="preserve"> This report:</w:t>
+        <w:t xml:space="preserve"> them in assessing the suitability of the land for buildings. This report:</w:t>
       </w:r>
     </w:p>
     <w:p>
@@ -6155,16 +6059,24 @@
               </w:rPr>
               <w:t xml:space="preserve"> </w:t>
             </w:r>
-            <w:commentRangeStart w:id="2"/>
-            <w:r>
-              <w:rPr>
-                <w:sz w:val="20"/>
-              </w:rPr>
-              <w:t xml:space="preserve">volcanic ash</w:t>
-            </w:r>
-            <w:commentRangeEnd w:id="2"/>
-            <w:r>
-              <w:commentReference w:id="2"/>
+            <w:r>
+              <w:rPr>
+                <w:sz w:val="20"/>
+              </w:rPr>
+              <w:t xml:space="preserve">volcanic</w:t>
+            </w:r>
+            <w:r>
+              <w:rPr>
+                <w:spacing w:val="-5"/>
+                <w:sz w:val="20"/>
+              </w:rPr>
+              <w:t xml:space="preserve"> </w:t>
+            </w:r>
+            <w:r>
+              <w:rPr>
+                <w:sz w:val="20"/>
+              </w:rPr>
+              <w:t xml:space="preserve">ash</w:t>
             </w:r>
             <w:r>
               <w:rPr>
@@ -8373,24 +8285,16 @@
               </w:rPr>
               <w:t xml:space="preserve"> </w:t>
             </w:r>
-            <w:r>
-              <w:rPr>
-                <w:sz w:val="20"/>
-              </w:rPr>
-              <w:t xml:space="preserve">volcanic</w:t>
-            </w:r>
-            <w:r>
-              <w:rPr>
-                <w:spacing w:val="-5"/>
-                <w:sz w:val="20"/>
-              </w:rPr>
-              <w:t xml:space="preserve"> </w:t>
-            </w:r>
-            <w:r>
-              <w:rPr>
-                <w:sz w:val="20"/>
-              </w:rPr>
-              <w:t xml:space="preserve">ash</w:t>
+            <w:commentRangeStart w:id="1"/>
+            <w:r>
+              <w:rPr>
+                <w:sz w:val="20"/>
+              </w:rPr>
+              <w:t xml:space="preserve">volcanic ash</w:t>
+            </w:r>
+            <w:commentRangeEnd w:id="1"/>
+            <w:r>
+              <w:commentReference w:id="1"/>
             </w:r>
             <w:r>
               <w:rPr>
@@ -9626,7 +9530,18 @@
         <w:ind w:left="120"/>
       </w:pPr>
       <w:r>
-        <w:t xml:space="preserve">The SolidEarth Alliance has been engaged by ClientCorp Ltd – Hoftes and Communities to investigate, design, construct and deliver a scope of civil works as part of redevelopment of the Phase 2 &amp; 3 Evergreen West</w:t>
+        <w:t xml:space="preserve">The SolidEarth Alliance has been engaged by </w:t>
+      </w:r>
+      <w:commentRangeStart w:id="2"/>
+      <w:r>
+        <w:t xml:space="preserve">ClientCorp Ltd – Hoftes and Communities</w:t>
+      </w:r>
+      <w:commentRangeEnd w:id="2"/>
+      <w:r>
+        <w:commentReference w:id="2"/>
+      </w:r>
+      <w:r>
+        <w:t xml:space="preserve"> to investigate, design, construct and deliver a scope of civil works as part of redevelopment of the Phase 2 &amp; 3 Evergreen West</w:t>
       </w:r>
     </w:p>
     <w:p>
@@ -9696,18 +9611,7 @@
         <w:ind w:left="120"/>
       </w:pPr>
       <w:r>
-        <w:t xml:space="preserve">recommendations for land remediation are presented in a separate report, </w:t>
-      </w:r>
-      <w:commentRangeStart w:id="4"/>
-      <w:r>
-        <w:t xml:space="preserve">Land Remediation Investigation Report: Land Remediation Investigation Report:</w:t>
-      </w:r>
-      <w:commentRangeEnd w:id="4"/>
-      <w:r>
-        <w:commentReference w:id="4"/>
-      </w:r>
-      <w:r>
-        <w:t xml:space="preserve"> Evergreen West Development – Stages 2 &amp; 3 – Draft, dated March 2019 (version 1.0).</w:t>
+        <w:t xml:space="preserve">recommendations for land remediation are presented in a separate report, Land Remediation Investigation Report: Land Remediation Investigation Report: Evergreen West Development – Stages 2 &amp; 3 – Draft, dated March 2019 (version 1.0).</w:t>
       </w:r>
     </w:p>
     <w:p>
@@ -9784,13 +9688,13 @@
       <w:r>
         <w:t xml:space="preserve">If the nature of the proposed </w:t>
       </w:r>
-      <w:commentRangeStart w:id="5"/>
+      <w:commentRangeStart w:id="4"/>
       <w:r>
         <w:t xml:space="preserve">developftent</w:t>
       </w:r>
-      <w:commentRangeEnd w:id="5"/>
-      <w:r>
-        <w:commentReference w:id="5"/>
+      <w:commentRangeEnd w:id="4"/>
+      <w:r>
+        <w:commentReference w:id="4"/>
       </w:r>
       <w:r>
         <w:t xml:space="preserve"> differs from that assumed in this report, it is important that we are given the opportunity to revise the contents of this report.</w:t>
@@ -9918,13 +9822,13 @@
       <w:r>
         <w:t xml:space="preserve">NZGD does not show any historical investigations in the </w:t>
       </w:r>
-      <w:commentRangeStart w:id="6"/>
+      <w:commentRangeStart w:id="5"/>
       <w:r>
         <w:t xml:space="preserve">iftmediate</w:t>
       </w:r>
-      <w:commentRangeEnd w:id="6"/>
-      <w:r>
-        <w:commentReference w:id="6"/>
+      <w:commentRangeEnd w:id="5"/>
+      <w:r>
+        <w:commentReference w:id="5"/>
       </w:r>
       <w:r>
         <w:t xml:space="preserve"> area (i.e. 100m radius) of the Superlot.</w:t>
@@ -15008,13 +14912,13 @@
       <w:r>
         <w:t xml:space="preserve">significant variance in the undrained shear strengths of this material, with results ranging from </w:t>
       </w:r>
-      <w:commentRangeStart w:id="7"/>
+      <w:commentRangeStart w:id="6"/>
       <w:r>
         <w:t xml:space="preserve">17 to 200 psi</w:t>
       </w:r>
-      <w:commentRangeEnd w:id="7"/>
-      <w:r>
-        <w:commentReference w:id="7"/>
+      <w:commentRangeEnd w:id="6"/>
+      <w:r>
+        <w:commentReference w:id="6"/>
       </w:r>
       <w:r>
         <w:t xml:space="preserve">.</w:t>
@@ -15399,16 +15303,8 @@
         <w:spacing w:before="106"/>
         <w:ind w:hanging="360"/>
       </w:pPr>
-      <w:commentRangeStart w:id="8"/>
-      <w:r>
-        <w:t xml:space="preserve">Coftpressible</w:t>
-      </w:r>
-      <w:commentRangeEnd w:id="8"/>
-      <w:r>
-        <w:commentReference w:id="8"/>
-      </w:r>
-      <w:r>
-        <w:t xml:space="preserve"> soils and settlement</w:t>
+      <w:r>
+        <w:t xml:space="preserve">Coftpressible soils and settlement</w:t>
       </w:r>
     </w:p>
     <w:p>
@@ -15425,7 +15321,18 @@
         <w:ind w:right="1065"/>
       </w:pPr>
       <w:r>
-        <w:t xml:space="preserve">Subsoil characteristics and strength and whether the residential units can be designed to NZS 3604:20111 “good ground” conditions.</w:t>
+        <w:t xml:space="preserve">Subsoil characteristics and strength and whether the residential units can be designed to </w:t>
+      </w:r>
+      <w:commentRangeStart w:id="7"/>
+      <w:r>
+        <w:t xml:space="preserve">NZS 3604:20111</w:t>
+      </w:r>
+      <w:commentRangeEnd w:id="7"/>
+      <w:r>
+        <w:commentReference w:id="7"/>
+      </w:r>
+      <w:r>
+        <w:t xml:space="preserve"> “good ground” conditions.</w:t>
       </w:r>
     </w:p>
     <w:p>
@@ -15478,13 +15385,13 @@
       <w:r>
         <w:t xml:space="preserve">Subgrade for </w:t>
       </w:r>
-      <w:commentRangeStart w:id="9"/>
+      <w:commentRangeStart w:id="8"/>
       <w:r>
         <w:t xml:space="preserve">paveftents</w:t>
       </w:r>
-      <w:commentRangeEnd w:id="9"/>
-      <w:r>
-        <w:commentReference w:id="9"/>
+      <w:commentRangeEnd w:id="8"/>
+      <w:r>
+        <w:commentReference w:id="8"/>
       </w:r>
       <w:r>
         <w:t xml:space="preserve">.</w:t>
@@ -15536,18 +15443,7 @@
         <w:ind w:left="120"/>
       </w:pPr>
       <w:r>
-        <w:t xml:space="preserve">An upper “crust” of stronger soil was encountered beneath the topsoil layer across </w:t>
-      </w:r>
-      <w:commentRangeStart w:id="10"/>
-      <w:r>
-        <w:t xml:space="preserve">Superlot MW – A58</w:t>
-      </w:r>
-      <w:commentRangeEnd w:id="10"/>
-      <w:r>
-        <w:commentReference w:id="10"/>
-      </w:r>
-      <w:r>
-        <w:t xml:space="preserve">.</w:t>
+        <w:t xml:space="preserve">An upper “crust” of stronger soil was encountered beneath the topsoil layer across Superlot MW – A58.</w:t>
       </w:r>
     </w:p>
     <w:p>
@@ -15745,18 +15641,13 @@
       <w:r>
         <w:t xml:space="preserve">It is likely that the soils at the foundation elevation will be prone to shrinkage and swelling when exposed to changes in </w:t>
       </w:r>
-      <w:commentRangeStart w:id="11"/>
-      <w:commentRangeStart w:id="12"/>
+      <w:commentRangeStart w:id="9"/>
       <w:r>
         <w:t xml:space="preserve">ftoisture</w:t>
       </w:r>
-      <w:commentRangeEnd w:id="12"/>
-      <w:r>
-        <w:commentReference w:id="12"/>
-      </w:r>
-      <w:commentRangeEnd w:id="11"/>
-      <w:r>
-        <w:commentReference w:id="11"/>
+      <w:commentRangeEnd w:id="9"/>
+      <w:r>
+        <w:commentReference w:id="9"/>
       </w:r>
       <w:r>
         <w:t xml:space="preserve"> content. The effects on freshly exposed material in cuts may be greater than soils that have been previously subject to seasonal cycles and this needs to be considered in design of foundations.</w:t>
@@ -15874,13 +15765,13 @@
       <w:r>
         <w:t xml:space="preserve">trench excavations to a </w:t>
       </w:r>
-      <w:commentRangeStart w:id="13"/>
+      <w:commentRangeStart w:id="10"/>
       <w:r>
         <w:t xml:space="preserve">ftinimum</w:t>
       </w:r>
-      <w:commentRangeEnd w:id="13"/>
-      <w:r>
-        <w:commentReference w:id="13"/>
+      <w:commentRangeEnd w:id="10"/>
+      <w:r>
+        <w:commentReference w:id="10"/>
       </w:r>
       <w:r>
         <w:t xml:space="preserve"> of three times the excavation depth away from existing structures.</w:t>
@@ -15912,13 +15803,13 @@
         <w:spacing w:line="268" w:lineRule="exact"/>
         <w:ind w:left="120"/>
       </w:pPr>
-      <w:commentRangeStart w:id="14"/>
+      <w:commentRangeStart w:id="11"/>
       <w:r>
         <w:t xml:space="preserve">daftage</w:t>
       </w:r>
-      <w:commentRangeEnd w:id="14"/>
-      <w:r>
-        <w:commentReference w:id="14"/>
+      <w:commentRangeEnd w:id="11"/>
+      <w:r>
+        <w:commentReference w:id="11"/>
       </w:r>
       <w:r>
         <w:t xml:space="preserve"> to buildings and infrastructure.</w:t>
@@ -16034,13 +15925,13 @@
       <w:r>
         <w:t xml:space="preserve">(</w:t>
       </w:r>
-      <w:commentRangeStart w:id="15"/>
+      <w:commentRangeStart w:id="12"/>
       <w:r>
         <w:t xml:space="preserve">Noveftber</w:t>
       </w:r>
-      <w:commentRangeEnd w:id="15"/>
-      <w:r>
-        <w:commentReference w:id="15"/>
+      <w:commentRangeEnd w:id="12"/>
+      <w:r>
+        <w:commentReference w:id="12"/>
       </w:r>
       <w:r>
         <w:t xml:space="preserve"> to April). Achieving engineered compaction criteria for volcanic ash in the wetter winter months may be difficult. If earthworks proceed outside of summer, lime stabilisation or other conditioning of the</w:t>
@@ -16166,18 +16057,18 @@
         <w:ind w:left="120"/>
       </w:pPr>
       <w:r>
-        <w:t xml:space="preserve">A preliminary compaction specification for bulk fill using site-won volcanic soils, imported cohesive fill or imported </w:t>
-      </w:r>
-      <w:commentRangeStart w:id="16"/>
-      <w:r>
-        <w:t xml:space="preserve">hardfill</w:t>
-      </w:r>
-      <w:commentRangeEnd w:id="16"/>
-      <w:r>
-        <w:commentReference w:id="16"/>
-      </w:r>
-      <w:r>
-        <w:t xml:space="preserve"> materials is provided below:</w:t>
+        <w:t xml:space="preserve">A preliminary compaction specification for bulk fill using </w:t>
+      </w:r>
+      <w:commentRangeStart w:id="13"/>
+      <w:r>
+        <w:t xml:space="preserve">site-won volcanic soils</w:t>
+      </w:r>
+      <w:commentRangeEnd w:id="13"/>
+      <w:r>
+        <w:commentReference w:id="13"/>
+      </w:r>
+      <w:r>
+        <w:t xml:space="preserve">, imported cohesive fill or imported hardfill materials is provided below:</w:t>
       </w:r>
     </w:p>
     <w:p>
@@ -17263,13 +17154,13 @@
       <w:r>
         <w:t xml:space="preserve">On the basis of the available </w:t>
       </w:r>
-      <w:commentRangeStart w:id="17"/>
+      <w:commentRangeStart w:id="14"/>
       <w:r>
         <w:t xml:space="preserve">inforftation</w:t>
       </w:r>
-      <w:commentRangeEnd w:id="17"/>
-      <w:r>
-        <w:commentReference w:id="17"/>
+      <w:commentRangeEnd w:id="14"/>
+      <w:r>
+        <w:commentReference w:id="14"/>
       </w:r>
       <w:r>
         <w:t xml:space="preserve">, shallow or piled foundation are likely to be suitable options to</w:t>
@@ -17479,18 +17370,7 @@
         <w:ind w:left="120"/>
       </w:pPr>
       <w:r>
-        <w:t xml:space="preserve">The parameters in Table 5 can be assumed for preliminary foundation design for buildings on </w:t>
-      </w:r>
-      <w:commentRangeStart w:id="18"/>
-      <w:r>
-        <w:t xml:space="preserve">shallow pads</w:t>
-      </w:r>
-      <w:commentRangeEnd w:id="18"/>
-      <w:r>
-        <w:commentReference w:id="18"/>
-      </w:r>
-      <w:r>
-        <w:t xml:space="preserve"> and strip footings. This should be reduced by a geotechnical reduction factor, φ = 0.5 when comparing with factored ultimate limit state (ULS) structural loads.</w:t>
+        <w:t xml:space="preserve">The parameters in Table 5 can be assumed for preliminary foundation design for buildings on shallow pads and strip footings. This should be reduced by a geotechnical reduction factor, φ = 0.5 when comparing with factored ultimate limit state (ULS) structural loads.</w:t>
       </w:r>
     </w:p>
     <w:p>
@@ -18162,13 +18042,13 @@
       <w:r>
         <w:t xml:space="preserve">NOTE 1: The foundation subgrade should have an undrained shear strength of not less than </w:t>
       </w:r>
-      <w:commentRangeStart w:id="19"/>
+      <w:commentRangeStart w:id="15"/>
       <w:r>
         <w:t xml:space="preserve">80 psi</w:t>
       </w:r>
-      <w:commentRangeEnd w:id="19"/>
-      <w:r>
-        <w:commentReference w:id="19"/>
+      <w:commentRangeEnd w:id="15"/>
+      <w:r>
+        <w:commentReference w:id="15"/>
       </w:r>
       <w:r>
         <w:t xml:space="preserve"> to at least 1 ft beneath the base of the footing (based on a review of the nearest boreholes by a Chartered Professional Geotechnical Engineer). This can comprise the natural crust or engineered fill.</w:t>
@@ -19551,18 +19431,7 @@
         <w:ind w:left="120"/>
       </w:pPr>
       <w:r>
-        <w:t xml:space="preserve">joints should be used to </w:t>
-      </w:r>
-      <w:commentRangeStart w:id="20"/>
-      <w:r>
-        <w:t xml:space="preserve">ftitigate</w:t>
-      </w:r>
-      <w:commentRangeEnd w:id="20"/>
-      <w:r>
-        <w:commentReference w:id="20"/>
-      </w:r>
-      <w:r>
-        <w:t xml:space="preserve"> the effects of differential foundation settlement. For example, movement joints between adjoining terrace houses may be necessary to mitigate against differential settlement risks.</w:t>
+        <w:t xml:space="preserve">joints should be used to ftitigate the effects of differential foundation settlement. For example, movement joints between adjoining terrace houses may be necessary to mitigate against differential settlement risks.</w:t>
       </w:r>
     </w:p>
     <w:p>
@@ -19672,13 +19541,13 @@
       <w:r>
         <w:t xml:space="preserve">Expansive soils (or “</w:t>
       </w:r>
-      <w:commentRangeStart w:id="21"/>
+      <w:commentRangeStart w:id="16"/>
       <w:r>
         <w:t xml:space="preserve">reactive soils</w:t>
       </w:r>
-      <w:commentRangeEnd w:id="21"/>
-      <w:r>
-        <w:commentReference w:id="21"/>
+      <w:commentRangeEnd w:id="16"/>
+      <w:r>
+        <w:commentReference w:id="16"/>
       </w:r>
       <w:r>
         <w:t xml:space="preserve">” using Australian terminology) are clay soils that undergo appreciable</w:t>
@@ -19928,8 +19797,16 @@
         <w:spacing w:before="120" w:line="264" w:lineRule="auto"/>
         <w:ind w:right="1114"/>
       </w:pPr>
-      <w:r>
-        <w:t xml:space="preserve">A stiffened raft design in accordance with Class H2, extending a minimum of 600mm into the underlying natural soils.</w:t>
+      <w:commentRangeStart w:id="17"/>
+      <w:r>
+        <w:t xml:space="preserve">A stiffened raft design in accordance with Class H2, extending a minimum of 600mm into the underlying natural soils</w:t>
+      </w:r>
+      <w:commentRangeEnd w:id="17"/>
+      <w:r>
+        <w:commentReference w:id="17"/>
+      </w:r>
+      <w:r>
+        <w:t xml:space="preserve">.</w:t>
       </w:r>
     </w:p>
     <w:p>
@@ -21329,13 +21206,13 @@
       <w:r>
         <w:t xml:space="preserve">If loads are applied to the ground surface (e.g. </w:t>
       </w:r>
-      <w:commentRangeStart w:id="22"/>
+      <w:commentRangeStart w:id="18"/>
       <w:r>
         <w:t xml:space="preserve">placeftent</w:t>
       </w:r>
-      <w:commentRangeEnd w:id="22"/>
-      <w:r>
-        <w:commentReference w:id="22"/>
+      <w:commentRangeEnd w:id="18"/>
+      <w:r>
+        <w:commentReference w:id="18"/>
       </w:r>
       <w:r>
         <w:t xml:space="preserve"> of fill or structures on shallow foundations),</w:t>
@@ -21422,13 +21299,13 @@
       <w:r>
         <w:t xml:space="preserve">Table 8: Retention design </w:t>
       </w:r>
-      <w:commentRangeStart w:id="23"/>
+      <w:commentRangeStart w:id="19"/>
       <w:r>
         <w:t xml:space="preserve">parafteters</w:t>
       </w:r>
-      <w:commentRangeEnd w:id="23"/>
-      <w:r>
-        <w:commentReference w:id="23"/>
+      <w:commentRangeEnd w:id="19"/>
+      <w:r>
+        <w:commentReference w:id="19"/>
       </w:r>
     </w:p>
     <w:p>
@@ -23779,8 +23656,13 @@
         <w:pStyle w:val="Heading4"/>
         <w:spacing w:before="176"/>
       </w:pPr>
+      <w:commentRangeStart w:id="20"/>
       <w:r>
         <w:t xml:space="preserve">Figure 2: Allowable horizontal offset between building foundations and retaining wall</w:t>
+      </w:r>
+      <w:commentRangeEnd w:id="20"/>
+      <w:r>
+        <w:commentReference w:id="20"/>
       </w:r>
     </w:p>
     <w:p>
@@ -23798,13 +23680,13 @@
         <w:spacing w:before="1" w:line="264" w:lineRule="auto"/>
         <w:ind w:left="120"/>
       </w:pPr>
-      <w:commentRangeStart w:id="24"/>
+      <w:commentRangeStart w:id="21"/>
       <w:r>
         <w:t xml:space="preserve">Assufting</w:t>
       </w:r>
-      <w:commentRangeEnd w:id="24"/>
-      <w:r>
-        <w:commentReference w:id="24"/>
+      <w:commentRangeEnd w:id="21"/>
+      <w:r>
+        <w:commentReference w:id="21"/>
       </w:r>
       <w:r>
         <w:t xml:space="preserve"> a 45° zone of influence and a horizontal backslope, the minimum safe horizontal offset (x) may be calculated as:</w:t>
@@ -24099,13 +23981,13 @@
       <w:r>
         <w:t xml:space="preserve">Based on our </w:t>
       </w:r>
-      <w:commentRangeStart w:id="25"/>
+      <w:commentRangeStart w:id="22"/>
       <w:r>
         <w:t xml:space="preserve">preliftinary</w:t>
       </w:r>
-      <w:commentRangeEnd w:id="25"/>
-      <w:r>
-        <w:commentReference w:id="25"/>
+      <w:commentRangeEnd w:id="22"/>
+      <w:r>
+        <w:commentReference w:id="22"/>
       </w:r>
       <w:r>
         <w:t xml:space="preserve"> assessment, the site is considered to have a low susceptibility of cyclic softening. This low susceptibility to cyclic softening and the distance to the nearest open face (for lateral spread to occur) from the subject site results in a low risk of lateral spread or instability as a result of cyclic softening.</w:t>
@@ -24162,13 +24044,13 @@
       <w:r>
         <w:t xml:space="preserve">Chartered Geotechnical Engineer. Depending on the building </w:t>
       </w:r>
-      <w:commentRangeStart w:id="26"/>
+      <w:commentRangeStart w:id="23"/>
       <w:r>
         <w:t xml:space="preserve">forft</w:t>
       </w:r>
-      <w:commentRangeEnd w:id="26"/>
-      <w:r>
-        <w:commentReference w:id="26"/>
+      <w:commentRangeEnd w:id="23"/>
+      <w:r>
+        <w:commentReference w:id="23"/>
       </w:r>
       <w:r>
         <w:t xml:space="preserve">, it may be necessary to carry out</w:t>
@@ -24307,192 +24189,171 @@
 
 <file path=word/comments.xml><?xml version="1.0" encoding="utf-8"?>
 <w:comments xmlns:wpc="http://schemas.microsoft.com/office/word/2010/wordprocessingCanvas" xmlns:cx="http://schemas.microsoft.com/office/drawing/2014/chartex" xmlns:cx1="http://schemas.microsoft.com/office/drawing/2015/9/8/chartex" xmlns:cx2="http://schemas.microsoft.com/office/drawing/2015/10/21/chartex" xmlns:cx3="http://schemas.microsoft.com/office/drawing/2016/5/9/chartex" xmlns:cx4="http://schemas.microsoft.com/office/drawing/2016/5/10/chartex" xmlns:cx5="http://schemas.microsoft.com/office/drawing/2016/5/11/chartex" xmlns:mc="http://schemas.openxmlformats.org/markup-compatibility/2006" xmlns:o="urn:schemas-microsoft-com:office:office" xmlns:r="http://schemas.openxmlformats.org/officeDocument/2006/relationships" xmlns:m="http://schemas.openxmlformats.org/officeDocument/2006/math" xmlns:v="urn:schemas-microsoft-com:vml" xmlns:wp14="http://schemas.microsoft.com/office/word/2010/wordprocessingDrawing" xmlns:wp="http://schemas.openxmlformats.org/drawingml/2006/wordprocessingDrawing" xmlns:w10="urn:schemas-microsoft-com:office:word" xmlns:w="http://schemas.openxmlformats.org/wordprocessingml/2006/main" xmlns:w14="http://schemas.microsoft.com/office/word/2010/wordml" xmlns:w15="http://schemas.microsoft.com/office/word/2012/wordml" xmlns:wne="http://schemas.microsoft.com/office/word/2006/wordml" xmlns:wpg="http://schemas.microsoft.com/office/word/2010/wordprocessingGroup" xmlns:wpi="http://schemas.microsoft.com/office/word/2010/wordprocessingInk" xmlns:wps="http://schemas.microsoft.com/office/word/2010/wordprocessingShape" mc:Ignorable="w14 w15 wp14">
-  <w:comment w:id="0" w:author=" [MAJOR] Grammar and Spelling Check" w:date="2025-05-29T13:12:44Z" w:initials="AI">
-    <w:p>
-      <w:r>
-        <w:t xml:space="preserve">The sentence 'ClientCorp Ltd will also provide this report to build partners to inforft them in assessing the suitability of the land for buildings.' is grammatically incorrect. Consider rephrasing for clarity, such as: 'ClientCorp Ltd will also provide this report to building partners to inform them about assessing the suitability of the land for buildings.'</w:t>
+  <w:comment w:id="0" w:author=" [MAJOR] Grammar and Spelling Check" w:date="2025-05-30T01:37:12Z" w:initials="AI">
+    <w:p>
+      <w:r>
+        <w:t xml:space="preserve">Correct the spelling error. 'inforft' should be 'inform'.</w:t>
       </w:r>
     </w:p>
   </w:comment>
-  <w:comment w:id="1" w:author=" [MAJOR] Grammar and Spelling Check" w:date="2025-05-29T13:12:44Z" w:initials="AI">
-    <w:p>
-      <w:r>
-        <w:t xml:space="preserve">Correct the spelling error from 'inforft' to 'inform'.</w:t>
+  <w:comment w:id="1" w:author=" [CRITICAL] Terminology Consistency" w:date="2025-05-30T01:37:31Z" w:initials="AI">
+    <w:p>
+      <w:r>
+        <w:t xml:space="preserve">The report uses both 'volcanic ash' and 'Auckland volcanic field ash' to refer to the same material. Standardize to one term, preferably 'Auckland volcanic field ash' for clarity.</w:t>
       </w:r>
     </w:p>
   </w:comment>
-  <w:comment w:id="2" w:author=" [CRITICAL] Terminology Consistency" w:date="2025-05-29T13:13:00Z" w:initials="AI">
-    <w:p>
-      <w:r>
-        <w:t xml:space="preserve">The terms 'volcanic ash' and 'Puketoka formation' are used interchangeably. Choose one term and use it consistently throughout the report.</w:t>
+  <w:comment w:id="2" w:author=" [MAJOR] Grammar and Spelling Check" w:date="2025-05-30T01:37:12Z" w:initials="AI">
+    <w:p>
+      <w:r>
+        <w:t xml:space="preserve">The phrase 'ClientCorp Ltd – Hoftes and Communities' seems incorrect. Please verify and correct the name.</w:t>
       </w:r>
     </w:p>
   </w:comment>
-  <w:comment w:id="3" w:author=" [MAJOR] Grammar and Spelling Check" w:date="2025-05-29T13:12:44Z" w:initials="AI">
-    <w:p>
-      <w:r>
-        <w:t xml:space="preserve">Correct the spelling error from 'reftediation' to 'remediation'.</w:t>
+  <w:comment w:id="3" w:author=" [MAJOR] Grammar and Spelling Check" w:date="2025-05-30T01:37:12Z" w:initials="AI">
+    <w:p>
+      <w:r>
+        <w:t xml:space="preserve">Correct the spelling error. 'reftediation' should be 'remediation'.</w:t>
       </w:r>
     </w:p>
   </w:comment>
-  <w:comment w:id="4" w:author=" [MAJOR] Grammar and Spelling Check" w:date="2025-05-29T13:12:44Z" w:initials="AI">
-    <w:p>
-      <w:r>
-        <w:t xml:space="preserve">The phrase 'Land Remediation Investigation Report: Land Remediation Investigation Report:' is repeated. Remove the redundant repetition.</w:t>
+  <w:comment w:id="4" w:author=" [MAJOR] Grammar and Spelling Check" w:date="2025-05-30T01:37:12Z" w:initials="AI">
+    <w:p>
+      <w:r>
+        <w:t xml:space="preserve">Correct the spelling error. 'developftent' should be 'development'.</w:t>
       </w:r>
     </w:p>
   </w:comment>
-  <w:comment w:id="5" w:author=" [MAJOR] Grammar and Spelling Check" w:date="2025-05-29T13:12:44Z" w:initials="AI">
-    <w:p>
-      <w:r>
-        <w:t xml:space="preserve">Correct the spelling error from 'developftent' to 'development'.</w:t>
+  <w:comment w:id="5" w:author=" [MAJOR] Grammar and Spelling Check" w:date="2025-05-30T01:37:12Z" w:initials="AI">
+    <w:p>
+      <w:r>
+        <w:t xml:space="preserve">Correct the spelling error. 'iftmediate' should be 'immediate'.</w:t>
       </w:r>
     </w:p>
   </w:comment>
-  <w:comment w:id="6" w:author=" [MAJOR] Grammar and Spelling Check" w:date="2025-05-29T13:12:44Z" w:initials="AI">
-    <w:p>
-      <w:r>
-        <w:t xml:space="preserve">Correct the spelling error from 'iftmediate' to 'immediate'.</w:t>
+  <w:comment w:id="6" w:author=" [MINOR] Units and Symbols Consistency" w:date="2025-05-30T01:37:24Z" w:initials="AI">
+    <w:p>
+      <w:r>
+        <w:t xml:space="preserve">Inconsistent unit usage. The report uses both 'psi' and 'kPa' for pressure/strength measurements. Standardize to one unit (preferably kPa for consistency with SI units) or provide conversions.</w:t>
       </w:r>
     </w:p>
   </w:comment>
-  <w:comment w:id="7" w:author=" [MINOR] Units and Symbols Consistency" w:date="2025-05-29T13:12:54Z" w:initials="AI">
+  <w:comment w:id="7" w:author=" [MAJOR] Grammar and Spelling Check" w:date="2025-05-30T01:37:12Z" w:initials="AI">
+    <w:p>
+      <w:r>
+        <w:t xml:space="preserve">There is an extra '1' at the end of 'NZS 3604:20111'. Remove the extra digit.</w:t>
+      </w:r>
+    </w:p>
+  </w:comment>
+  <w:comment w:id="8" w:author=" [MAJOR] Grammar and Spelling Check" w:date="2025-05-30T01:37:12Z" w:initials="AI">
+    <w:p>
+      <w:r>
+        <w:t xml:space="preserve">Correct the spelling error. 'paveftents' should be 'pavements'.</w:t>
+      </w:r>
+    </w:p>
+  </w:comment>
+  <w:comment w:id="9" w:author=" [MAJOR] Grammar and Spelling Check" w:date="2025-05-30T01:37:12Z" w:initials="AI">
+    <w:p>
+      <w:r>
+        <w:t xml:space="preserve">Correct the spelling error. 'ftoisture' should be 'moisture'.</w:t>
+      </w:r>
+    </w:p>
+  </w:comment>
+  <w:comment w:id="10" w:author=" [MAJOR] Grammar and Spelling Check" w:date="2025-05-30T01:37:12Z" w:initials="AI">
+    <w:p>
+      <w:r>
+        <w:t xml:space="preserve">Correct the spelling error. 'ftinimum' should be 'minimum'.</w:t>
+      </w:r>
+    </w:p>
+  </w:comment>
+  <w:comment w:id="11" w:author=" [MAJOR] Grammar and Spelling Check" w:date="2025-05-30T01:37:12Z" w:initials="AI">
+    <w:p>
+      <w:r>
+        <w:t xml:space="preserve">Correct the spelling error. 'daftage' should be 'damage'.</w:t>
+      </w:r>
+    </w:p>
+  </w:comment>
+  <w:comment w:id="12" w:author=" [MAJOR] Grammar and Spelling Check" w:date="2025-05-30T01:37:12Z" w:initials="AI">
+    <w:p>
+      <w:r>
+        <w:t xml:space="preserve">Correct the spelling error. 'Noveftber' should be 'November'.</w:t>
+      </w:r>
+    </w:p>
+  </w:comment>
+  <w:comment w:id="13" w:author=" [CRITICAL] Terminology Consistency" w:date="2025-05-30T01:37:31Z" w:initials="AI">
+    <w:p>
+      <w:r>
+        <w:t xml:space="preserve">The report uses both 'site-won soil' and 'site-won volcanic soils' to refer to the same concept. Standardize to one term, preferably 'site-won soil'.</w:t>
+      </w:r>
+    </w:p>
+  </w:comment>
+  <w:comment w:id="14" w:author=" [MAJOR] Grammar and Spelling Check" w:date="2025-05-30T01:37:12Z" w:initials="AI">
+    <w:p>
+      <w:r>
+        <w:t xml:space="preserve">Correct the spelling error. 'inforftation' should be 'information'.</w:t>
+      </w:r>
+    </w:p>
+  </w:comment>
+  <w:comment w:id="15" w:author=" [MINOR] Units and Symbols Consistency" w:date="2025-05-30T01:37:24Z" w:initials="AI">
     <w:p>
       <w:r>
         <w:t xml:space="preserve">Inconsistent unit usage. The report uses both 'psi' and 'kPa' for pressure/strength measurements. Standardize to one unit (preferably kPa for consistency with SI units) or provide conversions.</w:t>
       </w:r>
     </w:p>
   </w:comment>
-  <w:comment w:id="8" w:author=" [MAJOR] Grammar and Spelling Check" w:date="2025-05-29T13:12:44Z" w:initials="AI">
-    <w:p>
-      <w:r>
-        <w:t xml:space="preserve">Correct the spelling error from 'Coftpressible' to 'Compressible'.</w:t>
+  <w:comment w:id="16" w:author=" [CRITICAL] Terminology Consistency" w:date="2025-05-30T01:37:31Z" w:initials="AI">
+    <w:p>
+      <w:r>
+        <w:t xml:space="preserve">The report uses both 'expansive soils' and 'reactive soils' to refer to the same concept. Standardize to one term, preferably 'expansive soils'.</w:t>
       </w:r>
     </w:p>
   </w:comment>
-  <w:comment w:id="9" w:author=" [MAJOR] Grammar and Spelling Check" w:date="2025-05-29T13:12:44Z" w:initials="AI">
-    <w:p>
-      <w:r>
-        <w:t xml:space="preserve">Correct the spelling error from 'paveftents' to 'pavements'.</w:t>
+  <w:comment w:id="17" w:author=" [MAJOR] Grammar and Spelling Check" w:date="2025-05-30T01:37:12Z" w:initials="AI">
+    <w:p>
+      <w:r>
+        <w:t xml:space="preserve">The phrase 'A stiffened raft design in accordance with Class H2, extending a minimum of 600mm into the underlying natural soils.' is missing a full stop at the end.</w:t>
       </w:r>
     </w:p>
   </w:comment>
-  <w:comment w:id="10" w:author=" [CRITICAL] Terminology Consistency" w:date="2025-05-29T13:13:00Z" w:initials="AI">
-    <w:p>
-      <w:r>
-        <w:t xml:space="preserve">The term 'Superlot ZX-001' is sometimes referred to as 'Superlot MW – A58'. To maintain consistency, use 'Superlot ZX-001' throughout the report.</w:t>
+  <w:comment w:id="18" w:author=" [MAJOR] Grammar and Spelling Check" w:date="2025-05-30T01:37:12Z" w:initials="AI">
+    <w:p>
+      <w:r>
+        <w:t xml:space="preserve">Correct the spelling error. 'placeftent' should be 'placement'.</w:t>
       </w:r>
     </w:p>
   </w:comment>
-  <w:comment w:id="12" w:author=" [MAJOR] Grammar and Spelling Check" w:date="2025-05-29T13:12:44Z" w:initials="AI">
-    <w:p>
-      <w:r>
-        <w:t xml:space="preserve">In the sentence 'It is likely that the soils at the foundation elevation will be prone to shrinkage and swelling when exposed to changes in ftoisture content.', 'ftoisture' should be 'moisture'.</w:t>
+  <w:comment w:id="19" w:author=" [MAJOR] Grammar and Spelling Check" w:date="2025-05-30T01:37:12Z" w:initials="AI">
+    <w:p>
+      <w:r>
+        <w:t xml:space="preserve">Correct the spelling error. 'parafteters' should be 'parameters'.</w:t>
       </w:r>
     </w:p>
   </w:comment>
-  <w:comment w:id="11" w:author=" [MAJOR] Grammar and Spelling Check" w:date="2025-05-29T13:12:44Z" w:initials="AI">
-    <w:p>
-      <w:r>
-        <w:t xml:space="preserve">Correct the spelling error from 'ftoisture' to 'moisture'.</w:t>
+  <w:comment w:id="20" w:author=" [MAJOR] Grammar and Spelling Check" w:date="2025-05-30T01:37:12Z" w:initials="AI">
+    <w:p>
+      <w:r>
+        <w:t xml:space="preserve">There is an inconsistency in the numbering of figures. Figure 3 follows Figure 2, but Figure 1 is mentioned earlier in the document. Please check and correct the numbering.</w:t>
       </w:r>
     </w:p>
   </w:comment>
-  <w:comment w:id="13" w:author=" [MAJOR] Grammar and Spelling Check" w:date="2025-05-29T13:12:44Z" w:initials="AI">
-    <w:p>
-      <w:r>
-        <w:t xml:space="preserve">Correct the spelling error from 'ftinimum' to 'minimum'.</w:t>
+  <w:comment w:id="21" w:author=" [MAJOR] Grammar and Spelling Check" w:date="2025-05-30T01:37:12Z" w:initials="AI">
+    <w:p>
+      <w:r>
+        <w:t xml:space="preserve">Correct the spelling error. 'Assufting' should be 'Assuming'.</w:t>
       </w:r>
     </w:p>
   </w:comment>
-  <w:comment w:id="14" w:author=" [MAJOR] Grammar and Spelling Check" w:date="2025-05-29T13:12:44Z" w:initials="AI">
-    <w:p>
-      <w:r>
-        <w:t xml:space="preserve">Correct the spelling error from 'daftage' to 'damage'.</w:t>
+  <w:comment w:id="22" w:author=" [MAJOR] Grammar and Spelling Check" w:date="2025-05-30T01:37:12Z" w:initials="AI">
+    <w:p>
+      <w:r>
+        <w:t xml:space="preserve">Correct the spelling error. 'preliftinary' should be 'preliminary'.</w:t>
       </w:r>
     </w:p>
   </w:comment>
-  <w:comment w:id="15" w:author=" [MAJOR] Grammar and Spelling Check" w:date="2025-05-29T13:12:44Z" w:initials="AI">
-    <w:p>
-      <w:r>
-        <w:t xml:space="preserve">Correct the spelling error from 'Noveftber' to 'November'.</w:t>
-      </w:r>
-    </w:p>
-  </w:comment>
-  <w:comment w:id="16" w:author=" [CRITICAL] Terminology Consistency" w:date="2025-05-29T13:13:00Z" w:initials="AI">
-    <w:p>
-      <w:r>
-        <w:t xml:space="preserve">The terms 'engineered fill' and 'hardfill' are used interchangeably. Choose one term and use it consistently throughout the report.</w:t>
-      </w:r>
-    </w:p>
-  </w:comment>
-  <w:comment w:id="17" w:author=" [MAJOR] Grammar and Spelling Check" w:date="2025-05-29T13:12:44Z" w:initials="AI">
-    <w:p>
-      <w:r>
-        <w:t xml:space="preserve">Correct the spelling error from 'inforftation' to 'information'.</w:t>
-      </w:r>
-    </w:p>
-  </w:comment>
-  <w:comment w:id="18" w:author=" [CRITICAL] Terminology Consistency" w:date="2025-05-29T13:13:00Z" w:initials="AI">
-    <w:p>
-      <w:r>
-        <w:t xml:space="preserve">The terms 'shallow foundations', 'shallow pads' and 'strip footings' are used interchangeably. Choose one term and use it consistently throughout the report.</w:t>
-      </w:r>
-    </w:p>
-  </w:comment>
-  <w:comment w:id="19" w:author=" [MINOR] Units and Symbols Consistency" w:date="2025-05-29T13:12:55Z" w:initials="AI">
-    <w:p>
-      <w:r>
-        <w:t xml:space="preserve">Inconsistent unit usage. The report uses both 'psi' and 'kPa' for pressure/strength measurements. Standardize to one unit (preferably kPa for consistency with SI units) or provide conversions.</w:t>
-      </w:r>
-    </w:p>
-  </w:comment>
-  <w:comment w:id="20" w:author=" [MAJOR] Grammar and Spelling Check" w:date="2025-05-29T13:12:44Z" w:initials="AI">
-    <w:p>
-      <w:r>
-        <w:t xml:space="preserve">In the sentence 'For structures of greater than 20m length constructed on variable ground we recommend construction joints should be used to ftitigate the effects of differential foundation settlement.', 'ftitigate' should be 'mitigate'.</w:t>
-      </w:r>
-    </w:p>
-  </w:comment>
-  <w:comment w:id="21" w:author=" [CRITICAL] Terminology Consistency" w:date="2025-05-29T13:13:00Z" w:initials="AI">
-    <w:p>
-      <w:r>
-        <w:t xml:space="preserve">The terms 'expansive soils' and 'reactive soils' are used interchangeably. Choose one term and use it consistently throughout the report.</w:t>
-      </w:r>
-    </w:p>
-  </w:comment>
-  <w:comment w:id="22" w:author=" [MAJOR] Grammar and Spelling Check" w:date="2025-05-29T13:12:44Z" w:initials="AI">
-    <w:p>
-      <w:r>
-        <w:t xml:space="preserve">Correct the spelling error from 'placeftent' to 'placement'.</w:t>
-      </w:r>
-    </w:p>
-  </w:comment>
-  <w:comment w:id="23" w:author=" [MAJOR] Grammar and Spelling Check" w:date="2025-05-29T13:12:44Z" w:initials="AI">
-    <w:p>
-      <w:r>
-        <w:t xml:space="preserve">Correct the spelling error from 'parafteters' to 'parameters'.</w:t>
-      </w:r>
-    </w:p>
-  </w:comment>
-  <w:comment w:id="24" w:author=" [MAJOR] Grammar and Spelling Check" w:date="2025-05-29T13:12:44Z" w:initials="AI">
-    <w:p>
-      <w:r>
-        <w:t xml:space="preserve">Correct the spelling error from 'Assufting' to 'Assuming'.</w:t>
-      </w:r>
-    </w:p>
-  </w:comment>
-  <w:comment w:id="25" w:author=" [MAJOR] Grammar and Spelling Check" w:date="2025-05-29T13:12:44Z" w:initials="AI">
-    <w:p>
-      <w:r>
-        <w:t xml:space="preserve">Correct the spelling error from 'preliftinary' to 'preliminary'.</w:t>
-      </w:r>
-    </w:p>
-  </w:comment>
-  <w:comment w:id="26" w:author=" [MAJOR] Grammar and Spelling Check" w:date="2025-05-29T13:12:44Z" w:initials="AI">
-    <w:p>
-      <w:r>
-        <w:t xml:space="preserve">Correct the spelling error from 'forft' to 'form'.</w:t>
+  <w:comment w:id="23" w:author=" [MAJOR] Grammar and Spelling Check" w:date="2025-05-30T01:37:12Z" w:initials="AI">
+    <w:p>
+      <w:r>
+        <w:t xml:space="preserve">Correct the spelling error. 'forft' should be 'form'.</w:t>
       </w:r>
     </w:p>
   </w:comment>
@@ -24501,33 +24362,30 @@
 
 <file path=word/commentsExtended.xml><?xml version="1.0" encoding="utf-8"?>
 <w15:commentsEx xmlns:wpc="http://schemas.microsoft.com/office/word/2010/wordprocessingCanvas" xmlns:cx="http://schemas.microsoft.com/office/drawing/2014/chartex" xmlns:cx1="http://schemas.microsoft.com/office/drawing/2015/9/8/chartex" xmlns:cx2="http://schemas.microsoft.com/office/drawing/2015/10/21/chartex" xmlns:cx3="http://schemas.microsoft.com/office/drawing/2016/5/9/chartex" xmlns:cx4="http://schemas.microsoft.com/office/drawing/2016/5/10/chartex" xmlns:cx5="http://schemas.microsoft.com/office/drawing/2016/5/11/chartex" xmlns:mc="http://schemas.openxmlformats.org/markup-compatibility/2006" xmlns:o="urn:schemas-microsoft-com:office:office" xmlns:r="http://schemas.openxmlformats.org/officeDocument/2006/relationships" xmlns:m="http://schemas.openxmlformats.org/officeDocument/2006/math" xmlns:v="urn:schemas-microsoft-com:vml" xmlns:wp14="http://schemas.microsoft.com/office/word/2010/wordprocessingDrawing" xmlns:wp="http://schemas.openxmlformats.org/drawingml/2006/wordprocessingDrawing" xmlns:w10="urn:schemas-microsoft-com:office:word" xmlns:w="http://schemas.openxmlformats.org/wordprocessingml/2006/main" xmlns:w14="http://schemas.microsoft.com/office/word/2010/wordml" xmlns:w15="http://schemas.microsoft.com/office/word/2012/wordml" xmlns:wne="http://schemas.microsoft.com/office/word/2006/wordml" xmlns:wpg="http://schemas.microsoft.com/office/word/2010/wordprocessingGroup" xmlns:wpi="http://schemas.microsoft.com/office/word/2010/wordprocessingInk" xmlns:wps="http://schemas.microsoft.com/office/word/2010/wordprocessingShape" mc:Ignorable="w14 w15 wp14">
-  <w15:commentEx w15:paraId="711FBFFA" w15:done="0"/>
-  <w15:commentEx w15:paraId="26701326" w15:done="0"/>
-  <w15:commentEx w15:paraId="DC4C1401" w15:done="0"/>
-  <w15:commentEx w15:paraId="5AB2D3E0" w15:done="0"/>
-  <w15:commentEx w15:paraId="0FAB482B" w15:done="0"/>
-  <w15:commentEx w15:paraId="7EC8FC95" w15:done="0"/>
-  <w15:commentEx w15:paraId="EBFCE778" w15:done="0"/>
-  <w15:commentEx w15:paraId="3A9CD5D2" w15:done="0"/>
-  <w15:commentEx w15:paraId="B43D3EA2" w15:done="0"/>
-  <w15:commentEx w15:paraId="CB101CC9" w15:done="0"/>
-  <w15:commentEx w15:paraId="9FEB4EDA" w15:done="0"/>
-  <w15:commentEx w15:paraId="2E6CEF73" w15:done="0"/>
-  <w15:commentEx w15:paraId="D853F1D1" w15:done="0"/>
-  <w15:commentEx w15:paraId="AC292DC4" w15:done="0"/>
-  <w15:commentEx w15:paraId="317A3701" w15:done="0"/>
-  <w15:commentEx w15:paraId="63EFC133" w15:done="0"/>
-  <w15:commentEx w15:paraId="0BE570DE" w15:done="0"/>
-  <w15:commentEx w15:paraId="7CEC70A9" w15:done="0"/>
-  <w15:commentEx w15:paraId="E6B0F34E" w15:done="0"/>
-  <w15:commentEx w15:paraId="1526A4DB" w15:done="0"/>
-  <w15:commentEx w15:paraId="30C5B9C6" w15:done="0"/>
-  <w15:commentEx w15:paraId="EFA03748" w15:done="0"/>
-  <w15:commentEx w15:paraId="FEB55F49" w15:done="0"/>
-  <w15:commentEx w15:paraId="92A7106A" w15:done="0"/>
-  <w15:commentEx w15:paraId="F2B2EB02" w15:done="0"/>
-  <w15:commentEx w15:paraId="55BDCD04" w15:done="0"/>
-  <w15:commentEx w15:paraId="1A025F92" w15:done="0"/>
+  <w15:commentEx w15:paraId="1A1EFE78" w15:done="0"/>
+  <w15:commentEx w15:paraId="3A2C37C6" w15:done="0"/>
+  <w15:commentEx w15:paraId="DA9AEF7F" w15:done="0"/>
+  <w15:commentEx w15:paraId="DBCCFB87" w15:done="0"/>
+  <w15:commentEx w15:paraId="18C4FE11" w15:done="0"/>
+  <w15:commentEx w15:paraId="6C369E32" w15:done="0"/>
+  <w15:commentEx w15:paraId="737E02C6" w15:done="0"/>
+  <w15:commentEx w15:paraId="3EED89E4" w15:done="0"/>
+  <w15:commentEx w15:paraId="25E5135E" w15:done="0"/>
+  <w15:commentEx w15:paraId="3FD06369" w15:done="0"/>
+  <w15:commentEx w15:paraId="46548ABF" w15:done="0"/>
+  <w15:commentEx w15:paraId="7C7061C3" w15:done="0"/>
+  <w15:commentEx w15:paraId="8E99E4EE" w15:done="0"/>
+  <w15:commentEx w15:paraId="45D469F0" w15:done="0"/>
+  <w15:commentEx w15:paraId="DE8E26D2" w15:done="0"/>
+  <w15:commentEx w15:paraId="9E822E1A" w15:done="0"/>
+  <w15:commentEx w15:paraId="1B97E3B0" w15:done="0"/>
+  <w15:commentEx w15:paraId="18A905B9" w15:done="0"/>
+  <w15:commentEx w15:paraId="6FEA6EFC" w15:done="0"/>
+  <w15:commentEx w15:paraId="B7CD9FCD" w15:done="0"/>
+  <w15:commentEx w15:paraId="19B08B12" w15:done="0"/>
+  <w15:commentEx w15:paraId="9DB6EAC0" w15:done="0"/>
+  <w15:commentEx w15:paraId="EC15EE53" w15:done="0"/>
+  <w15:commentEx w15:paraId="9B8B0518" w15:done="0"/>
 </w15:commentsEx>
 </file>
 
@@ -28535,7 +28393,7 @@
     <w:nsid w:val="00000003"/>
     <w:multiLevelType w:val="multilevel"/>
     <w:tmpl w:val="00000000"/>
-    <w:name w:val="Numbered_1f16447f-69ad-4ded-92f8-8e4fb6eb52ac"/>
+    <w:name w:val="Numbered_c0a0dc69-1ec4-485e-9d23-d172a15b4a01"/>
     <w:lvl w:ilvl="0">
       <w:start w:val="1"/>
       <w:numFmt w:val="decimal"/>
@@ -28649,7 +28507,7 @@
     <w:nsid w:val="00000004"/>
     <w:multiLevelType w:val="multilevel"/>
     <w:tmpl w:val="00000000"/>
-    <w:name w:val="Bulleted_c1e55de5-dd6e-4c61-9c7f-90ab813592dc"/>
+    <w:name w:val="Bulleted_97070f46-3a75-4db3-b672-7d7695f8ce01"/>
     <w:lvl w:ilvl="0">
       <w:start w:val="1"/>
       <w:numFmt w:val="bullet"/>
@@ -28771,7 +28629,7 @@
     <w:nsid w:val="00000005"/>
     <w:multiLevelType w:val="multilevel"/>
     <w:tmpl w:val="00000000"/>
-    <w:name w:val="Numbered_64afe439-d999-4d9b-a3d8-62a888a483c4"/>
+    <w:name w:val="Numbered_64210a67-e2b0-4a9a-b272-a1f51f59a170"/>
     <w:lvl w:ilvl="0">
       <w:start w:val="1"/>
       <w:numFmt w:val="decimal"/>
@@ -28885,7 +28743,7 @@
     <w:nsid w:val="00000006"/>
     <w:multiLevelType w:val="multilevel"/>
     <w:tmpl w:val="00000000"/>
-    <w:name w:val="Bulleted_c5b7dd2c-3b82-423a-8c21-8927047b289a"/>
+    <w:name w:val="Bulleted_7b5c2463-7f72-4c0f-b6c0-b28290508eb7"/>
     <w:lvl w:ilvl="0">
       <w:start w:val="1"/>
       <w:numFmt w:val="bullet"/>
@@ -29007,7 +28865,7 @@
     <w:nsid w:val="00000007"/>
     <w:multiLevelType w:val="multilevel"/>
     <w:tmpl w:val="00000000"/>
-    <w:name w:val="Numbered_0e11d394-69e6-46e9-adc3-2aedff2d4f49"/>
+    <w:name w:val="Numbered_0a39a4b3-476a-45b8-9d1a-e17bc7392b8d"/>
     <w:lvl w:ilvl="0">
       <w:start w:val="1"/>
       <w:numFmt w:val="decimal"/>
@@ -29121,7 +28979,7 @@
     <w:nsid w:val="00000008"/>
     <w:multiLevelType w:val="multilevel"/>
     <w:tmpl w:val="00000000"/>
-    <w:name w:val="Bulleted_5c3ad6f9-eef4-49a5-aa35-6d433e059048"/>
+    <w:name w:val="Bulleted_e8d32b75-a56a-448c-9443-41d564a81d58"/>
     <w:lvl w:ilvl="0">
       <w:start w:val="1"/>
       <w:numFmt w:val="bullet"/>
@@ -29243,7 +29101,7 @@
     <w:nsid w:val="00000009"/>
     <w:multiLevelType w:val="multilevel"/>
     <w:tmpl w:val="00000000"/>
-    <w:name w:val="Numbered_6a9946b1-6a94-4283-bfed-4acc29373b6f"/>
+    <w:name w:val="Numbered_833e9959-6f4a-40ba-a840-ab26aa8f8f4d"/>
     <w:lvl w:ilvl="0">
       <w:start w:val="1"/>
       <w:numFmt w:val="decimal"/>
@@ -29357,7 +29215,7 @@
     <w:nsid w:val="0000000A"/>
     <w:multiLevelType w:val="multilevel"/>
     <w:tmpl w:val="00000000"/>
-    <w:name w:val="Bulleted_4a832db3-77a8-43bd-a6ef-5412bfda4c03"/>
+    <w:name w:val="Bulleted_6ef384de-c5d9-4573-a21a-595f4ab292c1"/>
     <w:lvl w:ilvl="0">
       <w:start w:val="1"/>
       <w:numFmt w:val="bullet"/>
@@ -29479,7 +29337,7 @@
     <w:nsid w:val="0000000B"/>
     <w:multiLevelType w:val="multilevel"/>
     <w:tmpl w:val="23469D34"/>
-    <w:name w:val="Numbered_be35f9dc-3161-4148-a575-7fb9df74c65f"/>
+    <w:name w:val="Numbered_fe289e66-438a-421c-a48a-f8b8385ee200"/>
     <w:lvl w:ilvl="0">
       <w:start w:val="2"/>
       <w:numFmt w:val="decimal"/>
@@ -29649,7 +29507,7 @@
     <w:nsid w:val="0000000C"/>
     <w:multiLevelType w:val="hybridMultilevel"/>
     <w:tmpl w:val="27008992"/>
-    <w:name w:val="Bulleted_7856bf2b-ff4a-4f95-85b6-72e839bec2a9"/>
+    <w:name w:val="Bulleted_2c5814ac-ca4f-4a8c-90ce-26a85fb40a37"/>
     <w:lvl w:ilvl="0">
       <w:start w:val="0"/>
       <w:numFmt w:val="bullet"/>
@@ -29780,7 +29638,7 @@
     <w:nsid w:val="0000000D"/>
     <w:multiLevelType w:val="hybridMultilevel"/>
     <w:tmpl w:val="0B62F06A"/>
-    <w:name w:val="Numbered_0c808c55-6e03-4588-9669-6707a3ed2427"/>
+    <w:name w:val="Numbered_1ead4d6b-2b8b-419c-a7f6-e93fda61f726"/>
     <w:lvl w:ilvl="0">
       <w:start w:val="1"/>
       <w:numFmt w:val="lowerLetter"/>
@@ -29912,7 +29770,7 @@
     <w:nsid w:val="0000000E"/>
     <w:multiLevelType w:val="hybridMultilevel"/>
     <w:tmpl w:val="496E7C1E"/>
-    <w:name w:val="Bulleted_c21885d5-53cd-4ea7-a65f-1a56deb6a7a6"/>
+    <w:name w:val="Bulleted_f2795ce8-bc5d-4cd3-be44-e934e7926185"/>
     <w:lvl w:ilvl="0">
       <w:start w:val="0"/>
       <w:numFmt w:val="bullet"/>
@@ -30044,7 +29902,7 @@
     <w:nsid w:val="0000000F"/>
     <w:multiLevelType w:val="hybridMultilevel"/>
     <w:tmpl w:val="6F906604"/>
-    <w:name w:val="Bulleted_2ba24f68-c59e-4e1b-8319-baefdb228b95"/>
+    <w:name w:val="Bulleted_825c938e-7b4b-4806-9013-57a0767fa82c"/>
     <w:lvl w:ilvl="0">
       <w:start w:val="0"/>
       <w:numFmt w:val="bullet"/>
@@ -30176,7 +30034,7 @@
     <w:nsid w:val="00000010"/>
     <w:multiLevelType w:val="hybridMultilevel"/>
     <w:tmpl w:val="1082B51C"/>
-    <w:name w:val="Numbered_ef3fc420-d695-4724-b2f2-02706994e7cc"/>
+    <w:name w:val="Numbered_45f1867f-5cad-40e2-828a-e158e7a87932"/>
     <w:lvl w:ilvl="0">
       <w:start w:val="1"/>
       <w:numFmt w:val="decimal"/>
@@ -30308,7 +30166,7 @@
     <w:nsid w:val="00000011"/>
     <w:multiLevelType w:val="multilevel"/>
     <w:tmpl w:val="D714C610"/>
-    <w:name w:val="Numbered_37b0a48b-d86d-44dd-84cd-ad8cd6cebd1b"/>
+    <w:name w:val="Numbered_9c76ccee-4d97-4c98-b7a2-33b95fe883d1"/>
     <w:lvl w:ilvl="0">
       <w:start w:val="1"/>
       <w:numFmt w:val="decimal"/>
@@ -30458,7 +30316,7 @@
     <w:nsid w:val="00000012"/>
     <w:multiLevelType w:val="hybridMultilevel"/>
     <w:tmpl w:val="2B9EBE96"/>
-    <w:name w:val="Numbered_a693fe58-08f3-4d54-8360-6af9976afa9d"/>
+    <w:name w:val="Numbered_69b1d193-7626-41e1-b166-bc3006b8ba65"/>
     <w:lvl w:ilvl="0">
       <w:start w:val="1"/>
       <w:numFmt w:val="decimal"/>
@@ -30584,7 +30442,7 @@
     <w:nsid w:val="00000013"/>
     <w:multiLevelType w:val="hybridMultilevel"/>
     <w:tmpl w:val="1E308D1C"/>
-    <w:name w:val="Numbered_bcf7bb63-e73f-433e-aed2-c9b91756abb1"/>
+    <w:name w:val="Numbered_fa976722-600c-4c49-8102-2ac42bc768f3"/>
     <w:lvl w:ilvl="0">
       <w:start w:val="1"/>
       <w:numFmt w:val="decimal"/>
@@ -30710,7 +30568,7 @@
     <w:nsid w:val="00000014"/>
     <w:multiLevelType w:val="multilevel"/>
     <w:tmpl w:val="6FD6E8B0"/>
-    <w:name w:val="Numbered_b1f81a69-95e5-4969-97d3-88f1f2064b53"/>
+    <w:name w:val="Numbered_21f81d0a-5089-45a2-bada-848ac772427a"/>
     <w:lvl w:ilvl="0">
       <w:start w:val="1"/>
       <w:numFmt w:val="decimal"/>
@@ -30852,7 +30710,7 @@
     <w:nsid w:val="00000015"/>
     <w:multiLevelType w:val="hybridMultilevel"/>
     <w:tmpl w:val="1D522390"/>
-    <w:name w:val="Numbered_d2c565fd-aace-4289-8e5b-176f7120fef3"/>
+    <w:name w:val="Numbered_3d05b731-dc63-4e29-9e25-0e79670298ca"/>
     <w:lvl w:ilvl="0">
       <w:start w:val="1"/>
       <w:numFmt w:val="decimal"/>
@@ -30978,7 +30836,7 @@
     <w:nsid w:val="00000016"/>
     <w:multiLevelType w:val="hybridMultilevel"/>
     <w:tmpl w:val="29E21FEC"/>
-    <w:name w:val="Bulleted_7c79d0b2-b1f2-40dc-a4af-0f6f71fc8b59"/>
+    <w:name w:val="Bulleted_e74f258d-a7f0-48d8-a124-fc189c86f062"/>
     <w:lvl w:ilvl="0">
       <w:start w:val="0"/>
       <w:numFmt w:val="bullet"/>
@@ -31110,7 +30968,7 @@
     <w:nsid w:val="00000017"/>
     <w:multiLevelType w:val="multilevel"/>
     <w:tmpl w:val="AE8E33B6"/>
-    <w:name w:val="Numbered_0eeb0617-cc3a-4427-900f-f24a7833025b"/>
+    <w:name w:val="Numbered_480356d7-4364-416c-8738-cee20111624a"/>
     <w:lvl w:ilvl="0">
       <w:start w:val="2"/>
       <w:numFmt w:val="decimal"/>
@@ -31243,7 +31101,7 @@
     <w:nsid w:val="00000018"/>
     <w:multiLevelType w:val="hybridMultilevel"/>
     <w:tmpl w:val="3414510A"/>
-    <w:name w:val="Bulleted_8499653a-ebb6-45fa-8d7b-d44d1e93b1e1"/>
+    <w:name w:val="Bulleted_4fec2130-333e-477e-9ca3-a63f037c02b2"/>
     <w:lvl w:ilvl="0">
       <w:start w:val="0"/>
       <w:numFmt w:val="bullet"/>

--- a/src/faultless/mysite/media/documents/Geotechnical_Report_MW-A58_anon_CORRUPTED_v3_modified.docx
+++ b/src/faultless/mysite/media/documents/Geotechnical_Report_MW-A58_anon_CORRUPTED_v3_modified.docx
@@ -24,7 +24,7 @@
         <w:spacing w:after="100"/>
       </w:pPr>
       <w:r>
-        <w:t xml:space="preserve">Overall Document Quality Score: 37.7/100</w:t>
+        <w:t xml:space="preserve">Overall Document Quality Score: 44.7/100</w:t>
       </w:r>
     </w:p>
     <w:p>
@@ -40,7 +40,7 @@
         <w:spacing w:after="200"/>
       </w:pPr>
       <w:r>
-        <w:t xml:space="preserve">Severity Summary: 7 Critical, 21 Major, 12 Minor errors</w:t>
+        <w:t xml:space="preserve">Severity Summary: 7 Critical, 20 Major, 4 Minor errors</w:t>
       </w:r>
     </w:p>
     <w:p>
@@ -103,7 +103,7 @@
           <w:tcPr/>
           <w:p>
             <w:r>
-              <w:t xml:space="preserve">21</w:t>
+              <w:t xml:space="preserve">20</w:t>
             </w:r>
           </w:p>
         </w:tc>
@@ -111,7 +111,7 @@
           <w:tcPr/>
           <w:p>
             <w:r>
-              <w:t xml:space="preserve">42</w:t>
+              <w:t xml:space="preserve">40</w:t>
             </w:r>
           </w:p>
         </w:tc>
@@ -121,7 +121,7 @@
           <w:tcPr/>
           <w:p>
             <w:r>
-              <w:t xml:space="preserve">Units and Symbols Consistency</w:t>
+              <w:t xml:space="preserve">Terminology Consistency</w:t>
             </w:r>
           </w:p>
         </w:tc>
@@ -129,7 +129,7 @@
           <w:tcPr/>
           <w:p>
             <w:r>
-              <w:t xml:space="preserve">12</w:t>
+              <w:t xml:space="preserve">5</w:t>
             </w:r>
           </w:p>
         </w:tc>
@@ -137,7 +137,7 @@
           <w:tcPr/>
           <w:p>
             <w:r>
-              <w:t xml:space="preserve">12</w:t>
+              <w:t xml:space="preserve">25</w:t>
             </w:r>
           </w:p>
         </w:tc>
@@ -147,7 +147,7 @@
           <w:tcPr/>
           <w:p>
             <w:r>
-              <w:t xml:space="preserve">Terminology Consistency</w:t>
+              <w:t xml:space="preserve">Units and Symbols Consistency</w:t>
             </w:r>
           </w:p>
         </w:tc>
@@ -155,7 +155,7 @@
           <w:tcPr/>
           <w:p>
             <w:r>
-              <w:t xml:space="preserve">6</w:t>
+              <w:t xml:space="preserve">4</w:t>
             </w:r>
           </w:p>
         </w:tc>
@@ -163,7 +163,7 @@
           <w:tcPr/>
           <w:p>
             <w:r>
-              <w:t xml:space="preserve">30</w:t>
+              <w:t xml:space="preserve">4</w:t>
             </w:r>
           </w:p>
         </w:tc>
@@ -181,7 +181,7 @@
           <w:tcPr/>
           <w:p>
             <w:r>
-              <w:t xml:space="preserve">1</w:t>
+              <w:t xml:space="preserve">2</w:t>
             </w:r>
           </w:p>
         </w:tc>
@@ -189,7 +189,7 @@
           <w:tcPr/>
           <w:p>
             <w:r>
-              <w:t xml:space="preserve">5</w:t>
+              <w:t xml:space="preserve">10</w:t>
             </w:r>
           </w:p>
         </w:tc>
@@ -216,7 +216,7 @@
         <w:spacing w:after="100"/>
       </w:pPr>
       <w:r>
-        <w:t xml:space="preserve">Inconsistent unit usage (psi/kPa, mm/m, kN/N).</w:t>
+        <w:t xml:space="preserve">Multiple spelling and grammatical errors throughout the report.</w:t>
       </w:r>
     </w:p>
     <w:p>
@@ -227,7 +227,7 @@
         <w:spacing w:after="100"/>
       </w:pPr>
       <w:r>
-        <w:t xml:space="preserve">Multiple spelling and grammatical errors throughout the report.</w:t>
+        <w:t xml:space="preserve">Inconsistent use of units (psi vs. kPa).</w:t>
       </w:r>
     </w:p>
     <w:p>
@@ -238,7 +238,7 @@
         <w:spacing w:after="100"/>
       </w:pPr>
       <w:r>
-        <w:t xml:space="preserve">Inconsistent terminology (e.g., 'volcanic ash' vs. 'Auckland volcanic field ash').</w:t>
+        <w:t xml:space="preserve">Inconsistent terminology (e.g., 'Superlot MW – A58' vs. 'Superlot ZX-001').</w:t>
       </w:r>
     </w:p>
     <w:p>
@@ -249,7 +249,7 @@
         <w:spacing w:after="100"/>
       </w:pPr>
       <w:r>
-        <w:t xml:space="preserve">Missing conclusion section.</w:t>
+        <w:t xml:space="preserve">Missing 'Conclusions' section.</w:t>
       </w:r>
     </w:p>
     <w:p>
@@ -260,7 +260,7 @@
         <w:spacing w:after="100"/>
       </w:pPr>
       <w:r>
-        <w:t xml:space="preserve">Incorrect client name: 'ClientCorp Ltd – Hoftes and Communities'.</w:t>
+        <w:t xml:space="preserve">Missing 'References' section.</w:t>
       </w:r>
     </w:p>
     <w:p>
@@ -271,7 +271,7 @@
         <w:spacing w:after="100"/>
       </w:pPr>
       <w:r>
-        <w:t xml:space="preserve">Figure numbering inconsistency.</w:t>
+        <w:t xml:space="preserve">Repetition of 'Land Remediation Investigation Report:'</w:t>
       </w:r>
     </w:p>
     <w:p>
@@ -282,7 +282,7 @@
         <w:spacing w:after="100"/>
       </w:pPr>
       <w:r>
-        <w:t xml:space="preserve">Extra digit in reference: 'NZS 3604:20111'.</w:t>
+        <w:t xml:space="preserve">Incorrect word usage: 'ftitigate' should be 'mitigate'.</w:t>
       </w:r>
     </w:p>
     <w:p>
@@ -293,7 +293,7 @@
         <w:spacing w:after="100"/>
       </w:pPr>
       <w:r>
-        <w:t xml:space="preserve">Run-on sentence in section regarding pile foundations.</w:t>
+        <w:t xml:space="preserve">Grammatically incorrect sentence: ClientCorp Ltd will also provide this report to build partners to inforft them in assessing the suitability of the land for buildings.</w:t>
       </w:r>
     </w:p>
     <w:p>
@@ -314,7 +314,111 @@
         <w:spacing w:after="160"/>
       </w:pPr>
       <w:r>
-        <w:t xml:space="preserve">The report provides a comprehensive geotechnical assessment for the proposed subdivision development. However, the report suffers from a lack of attention to detail, particularly in grammar, spelling, and consistency. The inconsistent use of units (psi/kPa, mm/m, kN/N) and terminology (e.g., 'volcanic ash' vs. 'Auckland volcanic field ash', 'shallow foundations' vs. 'shallow footings') throughout the document creates confusion and reduces its professional credibility. The report also needs a conclusion section to summarize the key findings and recommendations. Addressing these issues will significantly improve the report's clarity, accuracy, and overall quality. Proofreading the entire document is highly recommended before distribution.</w:t>
+        <w:t xml:space="preserve">The geotechnical report provides a good overview of the site conditions and preliminary recommendations for the proposed subdivision development. However, the report suffers from several issues that need to be addressed to improve its quality and usability.</w:t>
+      </w:r>
+    </w:p>
+    <w:p>
+      <w:pPr>
+        <w:spacing w:after="160"/>
+      </w:pPr>
+      <w:r>
+        <w:t xml:space="preserve">**Areas for Improvement:**</w:t>
+      </w:r>
+    </w:p>
+    <w:p>
+      <w:pPr>
+        <w:spacing w:after="160"/>
+      </w:pPr>
+      <w:r>
+        <w:t xml:space="preserve">*   **Grammar and Spelling:** The report contains numerous spelling and grammatical errors. A thorough review and correction are essential for professional presentation and clarity.</w:t>
+      </w:r>
+    </w:p>
+    <w:p>
+      <w:pPr>
+        <w:spacing w:after="160"/>
+      </w:pPr>
+      <w:r>
+        <w:t xml:space="preserve">*   **Consistency:** There are inconsistencies in terminology (e.g., 'Superlot MW – A58' vs. 'Superlot ZX-001', 'volcanic ash' vs. 'Puketoka formation', 'engineered fill' vs. 'hardfill', 'expansive soils' vs. 'reactive soils', 'shallow foundations' vs 'shallow pads' vs 'strip footings') and units (psi vs kPa). Standardize these throughout the document.</w:t>
+      </w:r>
+    </w:p>
+    <w:p>
+      <w:pPr>
+        <w:spacing w:after="160"/>
+      </w:pPr>
+      <w:r>
+        <w:t xml:space="preserve">*   **Structure:** The report is missing key sections such as a 'Conclusions' section to summarize the findings and a 'References' section to properly cite sources.</w:t>
+      </w:r>
+    </w:p>
+    <w:p>
+      <w:pPr>
+        <w:spacing w:after="160"/>
+      </w:pPr>
+      <w:r>
+        <w:t xml:space="preserve">*   **Clarity:** Some sentences and phrases are unclear and could benefit from rephrasing.</w:t>
+      </w:r>
+    </w:p>
+    <w:p>
+      <w:pPr>
+        <w:spacing w:after="160"/>
+      </w:pPr>
+      <w:r>
+        <w:t xml:space="preserve">*   **Figures and Tables:** Ensure all figures and tables are properly labeled and referenced in the text.</w:t>
+      </w:r>
+    </w:p>
+    <w:p>
+      <w:pPr>
+        <w:spacing w:after="160"/>
+      </w:pPr>
+      <w:r>
+        <w:t xml:space="preserve">**Recommendations:**</w:t>
+      </w:r>
+    </w:p>
+    <w:p>
+      <w:pPr>
+        <w:spacing w:after="160"/>
+      </w:pPr>
+      <w:r>
+        <w:t xml:space="preserve">1.  **Proofread Carefully:** Conduct a thorough proofread to eliminate all spelling and grammatical errors.</w:t>
+      </w:r>
+    </w:p>
+    <w:p>
+      <w:pPr>
+        <w:spacing w:after="160"/>
+      </w:pPr>
+      <w:r>
+        <w:t xml:space="preserve">2.  **Standardize Terminology:** Choose consistent terms for key elements and use them throughout the report.</w:t>
+      </w:r>
+    </w:p>
+    <w:p>
+      <w:pPr>
+        <w:spacing w:after="160"/>
+      </w:pPr>
+      <w:r>
+        <w:t xml:space="preserve">3.  **Add Missing Sections:** Include a 'Conclusions' section summarizing the key findings and recommendations, and a 'References' section listing all cited sources.</w:t>
+      </w:r>
+    </w:p>
+    <w:p>
+      <w:pPr>
+        <w:spacing w:after="160"/>
+      </w:pPr>
+      <w:r>
+        <w:t xml:space="preserve">4.  **Review and Clarify:** Review the report for clarity and rephrase any ambiguous sentences or phrases.</w:t>
+      </w:r>
+    </w:p>
+    <w:p>
+      <w:pPr>
+        <w:spacing w:after="160"/>
+      </w:pPr>
+      <w:r>
+        <w:t xml:space="preserve">5.  **Address Unit Inconsistencies:** Convert all imperial units to metric units.</w:t>
+      </w:r>
+    </w:p>
+    <w:p>
+      <w:pPr>
+        <w:spacing w:after="160"/>
+      </w:pPr>
+      <w:r>
+        <w:t xml:space="preserve">Addressing these issues will significantly improve the quality, clarity, and professionalism of the geotechnical report.</w:t>
       </w:r>
     </w:p>
     <w:p>
@@ -3527,19 +3631,19 @@
         <w:spacing w:line="264" w:lineRule="auto"/>
         <w:ind w:left="120" w:right="210"/>
       </w:pPr>
-      <w:r>
-        <w:t xml:space="preserve">ClientCorp Ltd will also provide this report to build partners to </w:t>
-      </w:r>
       <w:commentRangeStart w:id="0"/>
       <w:r>
-        <w:t xml:space="preserve">inforft</w:t>
+        <w:t xml:space="preserve">ClientCorp Ltd will also provide this report to build partners to inforft them in assessing the suitability of the land for buildings.</w:t>
       </w:r>
       <w:commentRangeEnd w:id="0"/>
       <w:r>
         <w:commentReference w:id="0"/>
       </w:r>
       <w:r>
-        <w:t xml:space="preserve"> them in assessing the suitability of the land for buildings. This report:</w:t>
+        <w:commentReference w:id="1"/>
+      </w:r>
+      <w:r>
+        <w:t xml:space="preserve"> This report:</w:t>
       </w:r>
     </w:p>
     <w:p>
@@ -6059,24 +6163,16 @@
               </w:rPr>
               <w:t xml:space="preserve"> </w:t>
             </w:r>
-            <w:r>
-              <w:rPr>
-                <w:sz w:val="20"/>
-              </w:rPr>
-              <w:t xml:space="preserve">volcanic</w:t>
-            </w:r>
-            <w:r>
-              <w:rPr>
-                <w:spacing w:val="-5"/>
-                <w:sz w:val="20"/>
-              </w:rPr>
-              <w:t xml:space="preserve"> </w:t>
-            </w:r>
-            <w:r>
-              <w:rPr>
-                <w:sz w:val="20"/>
-              </w:rPr>
-              <w:t xml:space="preserve">ash</w:t>
+            <w:commentRangeStart w:id="2"/>
+            <w:r>
+              <w:rPr>
+                <w:sz w:val="20"/>
+              </w:rPr>
+              <w:t xml:space="preserve">volcanic ash</w:t>
+            </w:r>
+            <w:commentRangeEnd w:id="2"/>
+            <w:r>
+              <w:commentReference w:id="2"/>
             </w:r>
             <w:r>
               <w:rPr>
@@ -8285,16 +8381,24 @@
               </w:rPr>
               <w:t xml:space="preserve"> </w:t>
             </w:r>
-            <w:commentRangeStart w:id="1"/>
-            <w:r>
-              <w:rPr>
-                <w:sz w:val="20"/>
-              </w:rPr>
-              <w:t xml:space="preserve">volcanic ash</w:t>
-            </w:r>
-            <w:commentRangeEnd w:id="1"/>
-            <w:r>
-              <w:commentReference w:id="1"/>
+            <w:r>
+              <w:rPr>
+                <w:sz w:val="20"/>
+              </w:rPr>
+              <w:t xml:space="preserve">volcanic</w:t>
+            </w:r>
+            <w:r>
+              <w:rPr>
+                <w:spacing w:val="-5"/>
+                <w:sz w:val="20"/>
+              </w:rPr>
+              <w:t xml:space="preserve"> </w:t>
+            </w:r>
+            <w:r>
+              <w:rPr>
+                <w:sz w:val="20"/>
+              </w:rPr>
+              <w:t xml:space="preserve">ash</w:t>
             </w:r>
             <w:r>
               <w:rPr>
@@ -9530,18 +9634,7 @@
         <w:ind w:left="120"/>
       </w:pPr>
       <w:r>
-        <w:t xml:space="preserve">The SolidEarth Alliance has been engaged by </w:t>
-      </w:r>
-      <w:commentRangeStart w:id="2"/>
-      <w:r>
-        <w:t xml:space="preserve">ClientCorp Ltd – Hoftes and Communities</w:t>
-      </w:r>
-      <w:commentRangeEnd w:id="2"/>
-      <w:r>
-        <w:commentReference w:id="2"/>
-      </w:r>
-      <w:r>
-        <w:t xml:space="preserve"> to investigate, design, construct and deliver a scope of civil works as part of redevelopment of the Phase 2 &amp; 3 Evergreen West</w:t>
+        <w:t xml:space="preserve">The SolidEarth Alliance has been engaged by ClientCorp Ltd – Hoftes and Communities to investigate, design, construct and deliver a scope of civil works as part of redevelopment of the Phase 2 &amp; 3 Evergreen West</w:t>
       </w:r>
     </w:p>
     <w:p>
@@ -9611,7 +9704,18 @@
         <w:ind w:left="120"/>
       </w:pPr>
       <w:r>
-        <w:t xml:space="preserve">recommendations for land remediation are presented in a separate report, Land Remediation Investigation Report: Land Remediation Investigation Report: Evergreen West Development – Stages 2 &amp; 3 – Draft, dated March 2019 (version 1.0).</w:t>
+        <w:t xml:space="preserve">recommendations for land remediation are presented in a separate report, </w:t>
+      </w:r>
+      <w:commentRangeStart w:id="4"/>
+      <w:r>
+        <w:t xml:space="preserve">Land Remediation Investigation Report: Land Remediation Investigation Report:</w:t>
+      </w:r>
+      <w:commentRangeEnd w:id="4"/>
+      <w:r>
+        <w:commentReference w:id="4"/>
+      </w:r>
+      <w:r>
+        <w:t xml:space="preserve"> Evergreen West Development – Stages 2 &amp; 3 – Draft, dated March 2019 (version 1.0).</w:t>
       </w:r>
     </w:p>
     <w:p>
@@ -9688,13 +9792,13 @@
       <w:r>
         <w:t xml:space="preserve">If the nature of the proposed </w:t>
       </w:r>
-      <w:commentRangeStart w:id="4"/>
+      <w:commentRangeStart w:id="5"/>
       <w:r>
         <w:t xml:space="preserve">developftent</w:t>
       </w:r>
-      <w:commentRangeEnd w:id="4"/>
-      <w:r>
-        <w:commentReference w:id="4"/>
+      <w:commentRangeEnd w:id="5"/>
+      <w:r>
+        <w:commentReference w:id="5"/>
       </w:r>
       <w:r>
         <w:t xml:space="preserve"> differs from that assumed in this report, it is important that we are given the opportunity to revise the contents of this report.</w:t>
@@ -9822,13 +9926,13 @@
       <w:r>
         <w:t xml:space="preserve">NZGD does not show any historical investigations in the </w:t>
       </w:r>
-      <w:commentRangeStart w:id="5"/>
+      <w:commentRangeStart w:id="6"/>
       <w:r>
         <w:t xml:space="preserve">iftmediate</w:t>
       </w:r>
-      <w:commentRangeEnd w:id="5"/>
-      <w:r>
-        <w:commentReference w:id="5"/>
+      <w:commentRangeEnd w:id="6"/>
+      <w:r>
+        <w:commentReference w:id="6"/>
       </w:r>
       <w:r>
         <w:t xml:space="preserve"> area (i.e. 100m radius) of the Superlot.</w:t>
@@ -14910,15 +15014,15 @@
         <w:ind w:left="120" w:right="590"/>
       </w:pPr>
       <w:r>
-        <w:t xml:space="preserve">significant variance in the undrained shear strengths of this material, with results ranging from </w:t>
-      </w:r>
-      <w:commentRangeStart w:id="6"/>
-      <w:r>
-        <w:t xml:space="preserve">17 to 200 psi</w:t>
-      </w:r>
-      <w:commentRangeEnd w:id="6"/>
-      <w:r>
-        <w:commentReference w:id="6"/>
+        <w:t xml:space="preserve">significant variance in the undrained shear strengths of this material, with results ranging from 17 to </w:t>
+      </w:r>
+      <w:commentRangeStart w:id="7"/>
+      <w:r>
+        <w:t xml:space="preserve">200 psi</w:t>
+      </w:r>
+      <w:commentRangeEnd w:id="7"/>
+      <w:r>
+        <w:commentReference w:id="7"/>
       </w:r>
       <w:r>
         <w:t xml:space="preserve">.</w:t>
@@ -15303,8 +15407,16 @@
         <w:spacing w:before="106"/>
         <w:ind w:hanging="360"/>
       </w:pPr>
-      <w:r>
-        <w:t xml:space="preserve">Coftpressible soils and settlement</w:t>
+      <w:commentRangeStart w:id="8"/>
+      <w:r>
+        <w:t xml:space="preserve">Coftpressible</w:t>
+      </w:r>
+      <w:commentRangeEnd w:id="8"/>
+      <w:r>
+        <w:commentReference w:id="8"/>
+      </w:r>
+      <w:r>
+        <w:t xml:space="preserve"> soils and settlement</w:t>
       </w:r>
     </w:p>
     <w:p>
@@ -15321,18 +15433,7 @@
         <w:ind w:right="1065"/>
       </w:pPr>
       <w:r>
-        <w:t xml:space="preserve">Subsoil characteristics and strength and whether the residential units can be designed to </w:t>
-      </w:r>
-      <w:commentRangeStart w:id="7"/>
-      <w:r>
-        <w:t xml:space="preserve">NZS 3604:20111</w:t>
-      </w:r>
-      <w:commentRangeEnd w:id="7"/>
-      <w:r>
-        <w:commentReference w:id="7"/>
-      </w:r>
-      <w:r>
-        <w:t xml:space="preserve"> “good ground” conditions.</w:t>
+        <w:t xml:space="preserve">Subsoil characteristics and strength and whether the residential units can be designed to NZS 3604:20111 “good ground” conditions.</w:t>
       </w:r>
     </w:p>
     <w:p>
@@ -15385,13 +15486,13 @@
       <w:r>
         <w:t xml:space="preserve">Subgrade for </w:t>
       </w:r>
-      <w:commentRangeStart w:id="8"/>
+      <w:commentRangeStart w:id="9"/>
       <w:r>
         <w:t xml:space="preserve">paveftents</w:t>
       </w:r>
-      <w:commentRangeEnd w:id="8"/>
-      <w:r>
-        <w:commentReference w:id="8"/>
+      <w:commentRangeEnd w:id="9"/>
+      <w:r>
+        <w:commentReference w:id="9"/>
       </w:r>
       <w:r>
         <w:t xml:space="preserve">.</w:t>
@@ -15443,7 +15544,18 @@
         <w:ind w:left="120"/>
       </w:pPr>
       <w:r>
-        <w:t xml:space="preserve">An upper “crust” of stronger soil was encountered beneath the topsoil layer across Superlot MW – A58.</w:t>
+        <w:t xml:space="preserve">An upper “crust” of stronger soil was encountered beneath the topsoil layer across </w:t>
+      </w:r>
+      <w:commentRangeStart w:id="10"/>
+      <w:r>
+        <w:t xml:space="preserve">Superlot MW – A58</w:t>
+      </w:r>
+      <w:commentRangeEnd w:id="10"/>
+      <w:r>
+        <w:commentReference w:id="10"/>
+      </w:r>
+      <w:r>
+        <w:t xml:space="preserve">.</w:t>
       </w:r>
     </w:p>
     <w:p>
@@ -15641,13 +15753,18 @@
       <w:r>
         <w:t xml:space="preserve">It is likely that the soils at the foundation elevation will be prone to shrinkage and swelling when exposed to changes in </w:t>
       </w:r>
-      <w:commentRangeStart w:id="9"/>
+      <w:commentRangeStart w:id="11"/>
+      <w:commentRangeStart w:id="12"/>
       <w:r>
         <w:t xml:space="preserve">ftoisture</w:t>
       </w:r>
-      <w:commentRangeEnd w:id="9"/>
-      <w:r>
-        <w:commentReference w:id="9"/>
+      <w:commentRangeEnd w:id="12"/>
+      <w:r>
+        <w:commentReference w:id="12"/>
+      </w:r>
+      <w:commentRangeEnd w:id="11"/>
+      <w:r>
+        <w:commentReference w:id="11"/>
       </w:r>
       <w:r>
         <w:t xml:space="preserve"> content. The effects on freshly exposed material in cuts may be greater than soils that have been previously subject to seasonal cycles and this needs to be considered in design of foundations.</w:t>
@@ -15765,13 +15882,13 @@
       <w:r>
         <w:t xml:space="preserve">trench excavations to a </w:t>
       </w:r>
-      <w:commentRangeStart w:id="10"/>
+      <w:commentRangeStart w:id="13"/>
       <w:r>
         <w:t xml:space="preserve">ftinimum</w:t>
       </w:r>
-      <w:commentRangeEnd w:id="10"/>
-      <w:r>
-        <w:commentReference w:id="10"/>
+      <w:commentRangeEnd w:id="13"/>
+      <w:r>
+        <w:commentReference w:id="13"/>
       </w:r>
       <w:r>
         <w:t xml:space="preserve"> of three times the excavation depth away from existing structures.</w:t>
@@ -15803,13 +15920,13 @@
         <w:spacing w:line="268" w:lineRule="exact"/>
         <w:ind w:left="120"/>
       </w:pPr>
-      <w:commentRangeStart w:id="11"/>
+      <w:commentRangeStart w:id="14"/>
       <w:r>
         <w:t xml:space="preserve">daftage</w:t>
       </w:r>
-      <w:commentRangeEnd w:id="11"/>
-      <w:r>
-        <w:commentReference w:id="11"/>
+      <w:commentRangeEnd w:id="14"/>
+      <w:r>
+        <w:commentReference w:id="14"/>
       </w:r>
       <w:r>
         <w:t xml:space="preserve"> to buildings and infrastructure.</w:t>
@@ -15925,13 +16042,13 @@
       <w:r>
         <w:t xml:space="preserve">(</w:t>
       </w:r>
-      <w:commentRangeStart w:id="12"/>
+      <w:commentRangeStart w:id="15"/>
       <w:r>
         <w:t xml:space="preserve">Noveftber</w:t>
       </w:r>
-      <w:commentRangeEnd w:id="12"/>
-      <w:r>
-        <w:commentReference w:id="12"/>
+      <w:commentRangeEnd w:id="15"/>
+      <w:r>
+        <w:commentReference w:id="15"/>
       </w:r>
       <w:r>
         <w:t xml:space="preserve"> to April). Achieving engineered compaction criteria for volcanic ash in the wetter winter months may be difficult. If earthworks proceed outside of summer, lime stabilisation or other conditioning of the</w:t>
@@ -16057,18 +16174,18 @@
         <w:ind w:left="120"/>
       </w:pPr>
       <w:r>
-        <w:t xml:space="preserve">A preliminary compaction specification for bulk fill using </w:t>
-      </w:r>
-      <w:commentRangeStart w:id="13"/>
-      <w:r>
-        <w:t xml:space="preserve">site-won volcanic soils</w:t>
-      </w:r>
-      <w:commentRangeEnd w:id="13"/>
-      <w:r>
-        <w:commentReference w:id="13"/>
-      </w:r>
-      <w:r>
-        <w:t xml:space="preserve">, imported cohesive fill or imported hardfill materials is provided below:</w:t>
+        <w:t xml:space="preserve">A preliminary compaction specification for bulk fill using site-won volcanic soils, imported cohesive fill or imported </w:t>
+      </w:r>
+      <w:commentRangeStart w:id="16"/>
+      <w:r>
+        <w:t xml:space="preserve">hardfill</w:t>
+      </w:r>
+      <w:commentRangeEnd w:id="16"/>
+      <w:r>
+        <w:commentReference w:id="16"/>
+      </w:r>
+      <w:r>
+        <w:t xml:space="preserve"> materials is provided below:</w:t>
       </w:r>
     </w:p>
     <w:p>
@@ -17154,13 +17271,13 @@
       <w:r>
         <w:t xml:space="preserve">On the basis of the available </w:t>
       </w:r>
-      <w:commentRangeStart w:id="14"/>
+      <w:commentRangeStart w:id="17"/>
       <w:r>
         <w:t xml:space="preserve">inforftation</w:t>
       </w:r>
-      <w:commentRangeEnd w:id="14"/>
-      <w:r>
-        <w:commentReference w:id="14"/>
+      <w:commentRangeEnd w:id="17"/>
+      <w:r>
+        <w:commentReference w:id="17"/>
       </w:r>
       <w:r>
         <w:t xml:space="preserve">, shallow or piled foundation are likely to be suitable options to</w:t>
@@ -17370,7 +17487,18 @@
         <w:ind w:left="120"/>
       </w:pPr>
       <w:r>
-        <w:t xml:space="preserve">The parameters in Table 5 can be assumed for preliminary foundation design for buildings on shallow pads and strip footings. This should be reduced by a geotechnical reduction factor, φ = 0.5 when comparing with factored ultimate limit state (ULS) structural loads.</w:t>
+        <w:t xml:space="preserve">The parameters in Table 5 can be assumed for preliminary foundation design for buildings on </w:t>
+      </w:r>
+      <w:commentRangeStart w:id="18"/>
+      <w:r>
+        <w:t xml:space="preserve">shallow pads</w:t>
+      </w:r>
+      <w:commentRangeEnd w:id="18"/>
+      <w:r>
+        <w:commentReference w:id="18"/>
+      </w:r>
+      <w:r>
+        <w:t xml:space="preserve"> and strip footings. This should be reduced by a geotechnical reduction factor, φ = 0.5 when comparing with factored ultimate limit state (ULS) structural loads.</w:t>
       </w:r>
     </w:p>
     <w:p>
@@ -18042,13 +18170,13 @@
       <w:r>
         <w:t xml:space="preserve">NOTE 1: The foundation subgrade should have an undrained shear strength of not less than </w:t>
       </w:r>
-      <w:commentRangeStart w:id="15"/>
+      <w:commentRangeStart w:id="19"/>
       <w:r>
         <w:t xml:space="preserve">80 psi</w:t>
       </w:r>
-      <w:commentRangeEnd w:id="15"/>
-      <w:r>
-        <w:commentReference w:id="15"/>
+      <w:commentRangeEnd w:id="19"/>
+      <w:r>
+        <w:commentReference w:id="19"/>
       </w:r>
       <w:r>
         <w:t xml:space="preserve"> to at least 1 ft beneath the base of the footing (based on a review of the nearest boreholes by a Chartered Professional Geotechnical Engineer). This can comprise the natural crust or engineered fill.</w:t>
@@ -18064,7 +18192,18 @@
         </w:rPr>
       </w:pPr>
       <w:r>
-        <w:t xml:space="preserve">NOTE 2: Where the soil within 1 m of the underside of the foundations has an undrained shear strength of less than 80 psi (based on a review of the nearest boreholes).</w:t>
+        <w:t xml:space="preserve">NOTE 2: Where the soil within 1 m of the underside of the foundations has an undrained shear strength of less than </w:t>
+      </w:r>
+      <w:commentRangeStart w:id="20"/>
+      <w:r>
+        <w:t xml:space="preserve">80 psi</w:t>
+      </w:r>
+      <w:commentRangeEnd w:id="20"/>
+      <w:r>
+        <w:commentReference w:id="20"/>
+      </w:r>
+      <w:r>
+        <w:t xml:space="preserve"> (based on a review of the nearest boreholes).</w:t>
       </w:r>
     </w:p>
     <w:p>
@@ -19431,7 +19570,18 @@
         <w:ind w:left="120"/>
       </w:pPr>
       <w:r>
-        <w:t xml:space="preserve">joints should be used to ftitigate the effects of differential foundation settlement. For example, movement joints between adjoining terrace houses may be necessary to mitigate against differential settlement risks.</w:t>
+        <w:t xml:space="preserve">joints should be used to </w:t>
+      </w:r>
+      <w:commentRangeStart w:id="21"/>
+      <w:r>
+        <w:t xml:space="preserve">ftitigate</w:t>
+      </w:r>
+      <w:commentRangeEnd w:id="21"/>
+      <w:r>
+        <w:commentReference w:id="21"/>
+      </w:r>
+      <w:r>
+        <w:t xml:space="preserve"> the effects of differential foundation settlement. For example, movement joints between adjoining terrace houses may be necessary to mitigate against differential settlement risks.</w:t>
       </w:r>
     </w:p>
     <w:p>
@@ -19541,13 +19691,13 @@
       <w:r>
         <w:t xml:space="preserve">Expansive soils (or “</w:t>
       </w:r>
-      <w:commentRangeStart w:id="16"/>
+      <w:commentRangeStart w:id="22"/>
       <w:r>
         <w:t xml:space="preserve">reactive soils</w:t>
       </w:r>
-      <w:commentRangeEnd w:id="16"/>
-      <w:r>
-        <w:commentReference w:id="16"/>
+      <w:commentRangeEnd w:id="22"/>
+      <w:r>
+        <w:commentReference w:id="22"/>
       </w:r>
       <w:r>
         <w:t xml:space="preserve">” using Australian terminology) are clay soils that undergo appreciable</w:t>
@@ -19797,16 +19947,8 @@
         <w:spacing w:before="120" w:line="264" w:lineRule="auto"/>
         <w:ind w:right="1114"/>
       </w:pPr>
-      <w:commentRangeStart w:id="17"/>
-      <w:r>
-        <w:t xml:space="preserve">A stiffened raft design in accordance with Class H2, extending a minimum of 600mm into the underlying natural soils</w:t>
-      </w:r>
-      <w:commentRangeEnd w:id="17"/>
-      <w:r>
-        <w:commentReference w:id="17"/>
-      </w:r>
-      <w:r>
-        <w:t xml:space="preserve">.</w:t>
+      <w:r>
+        <w:t xml:space="preserve">A stiffened raft design in accordance with Class H2, extending a minimum of 600mm into the underlying natural soils.</w:t>
       </w:r>
     </w:p>
     <w:p>
@@ -21206,13 +21348,13 @@
       <w:r>
         <w:t xml:space="preserve">If loads are applied to the ground surface (e.g. </w:t>
       </w:r>
-      <w:commentRangeStart w:id="18"/>
+      <w:commentRangeStart w:id="23"/>
       <w:r>
         <w:t xml:space="preserve">placeftent</w:t>
       </w:r>
-      <w:commentRangeEnd w:id="18"/>
-      <w:r>
-        <w:commentReference w:id="18"/>
+      <w:commentRangeEnd w:id="23"/>
+      <w:r>
+        <w:commentReference w:id="23"/>
       </w:r>
       <w:r>
         <w:t xml:space="preserve"> of fill or structures on shallow foundations),</w:t>
@@ -21299,13 +21441,13 @@
       <w:r>
         <w:t xml:space="preserve">Table 8: Retention design </w:t>
       </w:r>
-      <w:commentRangeStart w:id="19"/>
+      <w:commentRangeStart w:id="24"/>
       <w:r>
         <w:t xml:space="preserve">parafteters</w:t>
       </w:r>
-      <w:commentRangeEnd w:id="19"/>
-      <w:r>
-        <w:commentReference w:id="19"/>
+      <w:commentRangeEnd w:id="24"/>
+      <w:r>
+        <w:commentReference w:id="24"/>
       </w:r>
     </w:p>
     <w:p>
@@ -23656,13 +23798,8 @@
         <w:pStyle w:val="Heading4"/>
         <w:spacing w:before="176"/>
       </w:pPr>
-      <w:commentRangeStart w:id="20"/>
       <w:r>
         <w:t xml:space="preserve">Figure 2: Allowable horizontal offset between building foundations and retaining wall</w:t>
-      </w:r>
-      <w:commentRangeEnd w:id="20"/>
-      <w:r>
-        <w:commentReference w:id="20"/>
       </w:r>
     </w:p>
     <w:p>
@@ -23680,13 +23817,13 @@
         <w:spacing w:before="1" w:line="264" w:lineRule="auto"/>
         <w:ind w:left="120"/>
       </w:pPr>
-      <w:commentRangeStart w:id="21"/>
+      <w:commentRangeStart w:id="25"/>
       <w:r>
         <w:t xml:space="preserve">Assufting</w:t>
       </w:r>
-      <w:commentRangeEnd w:id="21"/>
-      <w:r>
-        <w:commentReference w:id="21"/>
+      <w:commentRangeEnd w:id="25"/>
+      <w:r>
+        <w:commentReference w:id="25"/>
       </w:r>
       <w:r>
         <w:t xml:space="preserve"> a 45° zone of influence and a horizontal backslope, the minimum safe horizontal offset (x) may be calculated as:</w:t>
@@ -23981,13 +24118,13 @@
       <w:r>
         <w:t xml:space="preserve">Based on our </w:t>
       </w:r>
-      <w:commentRangeStart w:id="22"/>
+      <w:commentRangeStart w:id="26"/>
       <w:r>
         <w:t xml:space="preserve">preliftinary</w:t>
       </w:r>
-      <w:commentRangeEnd w:id="22"/>
-      <w:r>
-        <w:commentReference w:id="22"/>
+      <w:commentRangeEnd w:id="26"/>
+      <w:r>
+        <w:commentReference w:id="26"/>
       </w:r>
       <w:r>
         <w:t xml:space="preserve"> assessment, the site is considered to have a low susceptibility of cyclic softening. This low susceptibility to cyclic softening and the distance to the nearest open face (for lateral spread to occur) from the subject site results in a low risk of lateral spread or instability as a result of cyclic softening.</w:t>
@@ -24044,13 +24181,13 @@
       <w:r>
         <w:t xml:space="preserve">Chartered Geotechnical Engineer. Depending on the building </w:t>
       </w:r>
-      <w:commentRangeStart w:id="23"/>
+      <w:commentRangeStart w:id="27"/>
       <w:r>
         <w:t xml:space="preserve">forft</w:t>
       </w:r>
-      <w:commentRangeEnd w:id="23"/>
-      <w:r>
-        <w:commentReference w:id="23"/>
+      <w:commentRangeEnd w:id="27"/>
+      <w:r>
+        <w:commentReference w:id="27"/>
       </w:r>
       <w:r>
         <w:t xml:space="preserve">, it may be necessary to carry out</w:t>
@@ -24189,171 +24326,199 @@
 
 <file path=word/comments.xml><?xml version="1.0" encoding="utf-8"?>
 <w:comments xmlns:wpc="http://schemas.microsoft.com/office/word/2010/wordprocessingCanvas" xmlns:cx="http://schemas.microsoft.com/office/drawing/2014/chartex" xmlns:cx1="http://schemas.microsoft.com/office/drawing/2015/9/8/chartex" xmlns:cx2="http://schemas.microsoft.com/office/drawing/2015/10/21/chartex" xmlns:cx3="http://schemas.microsoft.com/office/drawing/2016/5/9/chartex" xmlns:cx4="http://schemas.microsoft.com/office/drawing/2016/5/10/chartex" xmlns:cx5="http://schemas.microsoft.com/office/drawing/2016/5/11/chartex" xmlns:mc="http://schemas.openxmlformats.org/markup-compatibility/2006" xmlns:o="urn:schemas-microsoft-com:office:office" xmlns:r="http://schemas.openxmlformats.org/officeDocument/2006/relationships" xmlns:m="http://schemas.openxmlformats.org/officeDocument/2006/math" xmlns:v="urn:schemas-microsoft-com:vml" xmlns:wp14="http://schemas.microsoft.com/office/word/2010/wordprocessingDrawing" xmlns:wp="http://schemas.openxmlformats.org/drawingml/2006/wordprocessingDrawing" xmlns:w10="urn:schemas-microsoft-com:office:word" xmlns:w="http://schemas.openxmlformats.org/wordprocessingml/2006/main" xmlns:w14="http://schemas.microsoft.com/office/word/2010/wordml" xmlns:w15="http://schemas.microsoft.com/office/word/2012/wordml" xmlns:wne="http://schemas.microsoft.com/office/word/2006/wordml" xmlns:wpg="http://schemas.microsoft.com/office/word/2010/wordprocessingGroup" xmlns:wpi="http://schemas.microsoft.com/office/word/2010/wordprocessingInk" xmlns:wps="http://schemas.microsoft.com/office/word/2010/wordprocessingShape" mc:Ignorable="w14 w15 wp14">
-  <w:comment w:id="0" w:author=" [MAJOR] Grammar and Spelling Check" w:date="2025-05-30T01:37:12Z" w:initials="AI">
-    <w:p>
-      <w:r>
-        <w:t xml:space="preserve">Correct the spelling error. 'inforft' should be 'inform'.</w:t>
+  <w:comment w:id="0" w:author=" [MAJOR] Grammar and Spelling Check" w:date="2025-05-30T02:49:08Z" w:initials="AI">
+    <w:p>
+      <w:r>
+        <w:t xml:space="preserve">The sentence 'ClientCorp Ltd will also provide this report to build partners to inforft them in assessing the suitability of the land for buildings.' is grammatically incorrect. Consider rephrasing for clarity, such as: 'ClientCorp Ltd will also provide this report to building partners to inform them about assessing the suitability of the land for buildings.'</w:t>
       </w:r>
     </w:p>
   </w:comment>
-  <w:comment w:id="1" w:author=" [CRITICAL] Terminology Consistency" w:date="2025-05-30T01:37:31Z" w:initials="AI">
-    <w:p>
-      <w:r>
-        <w:t xml:space="preserve">The report uses both 'volcanic ash' and 'Auckland volcanic field ash' to refer to the same material. Standardize to one term, preferably 'Auckland volcanic field ash' for clarity.</w:t>
+  <w:comment w:id="1" w:author=" [MAJOR] Grammar and Spelling Check" w:date="2025-05-30T02:49:08Z" w:initials="AI">
+    <w:p>
+      <w:r>
+        <w:t xml:space="preserve">Correct the spelling error from 'inforft' to 'inform'.</w:t>
       </w:r>
     </w:p>
   </w:comment>
-  <w:comment w:id="2" w:author=" [MAJOR] Grammar and Spelling Check" w:date="2025-05-30T01:37:12Z" w:initials="AI">
-    <w:p>
-      <w:r>
-        <w:t xml:space="preserve">The phrase 'ClientCorp Ltd – Hoftes and Communities' seems incorrect. Please verify and correct the name.</w:t>
+  <w:comment w:id="2" w:author=" [CRITICAL] Terminology Consistency" w:date="2025-05-30T02:49:26Z" w:initials="AI">
+    <w:p>
+      <w:r>
+        <w:t xml:space="preserve">The terms 'volcanic ash' and 'Puketoka formation' are used interchangeably. Choose one term and use it consistently throughout the report.</w:t>
       </w:r>
     </w:p>
   </w:comment>
-  <w:comment w:id="3" w:author=" [MAJOR] Grammar and Spelling Check" w:date="2025-05-30T01:37:12Z" w:initials="AI">
-    <w:p>
-      <w:r>
-        <w:t xml:space="preserve">Correct the spelling error. 'reftediation' should be 'remediation'.</w:t>
+  <w:comment w:id="3" w:author=" [MAJOR] Grammar and Spelling Check" w:date="2025-05-30T02:49:08Z" w:initials="AI">
+    <w:p>
+      <w:r>
+        <w:t xml:space="preserve">Correct the spelling error from 'reftediation' to 'remediation'.</w:t>
       </w:r>
     </w:p>
   </w:comment>
-  <w:comment w:id="4" w:author=" [MAJOR] Grammar and Spelling Check" w:date="2025-05-30T01:37:12Z" w:initials="AI">
-    <w:p>
-      <w:r>
-        <w:t xml:space="preserve">Correct the spelling error. 'developftent' should be 'development'.</w:t>
+  <w:comment w:id="4" w:author=" [MAJOR] Grammar and Spelling Check" w:date="2025-05-30T02:49:08Z" w:initials="AI">
+    <w:p>
+      <w:r>
+        <w:t xml:space="preserve">The phrase 'Land Remediation Investigation Report: Land Remediation Investigation Report:' is repeated. Remove the redundant repetition.</w:t>
       </w:r>
     </w:p>
   </w:comment>
-  <w:comment w:id="5" w:author=" [MAJOR] Grammar and Spelling Check" w:date="2025-05-30T01:37:12Z" w:initials="AI">
-    <w:p>
-      <w:r>
-        <w:t xml:space="preserve">Correct the spelling error. 'iftmediate' should be 'immediate'.</w:t>
+  <w:comment w:id="5" w:author=" [MAJOR] Grammar and Spelling Check" w:date="2025-05-30T02:49:08Z" w:initials="AI">
+    <w:p>
+      <w:r>
+        <w:t xml:space="preserve">Correct the spelling error from 'developftent' to 'development'.</w:t>
       </w:r>
     </w:p>
   </w:comment>
-  <w:comment w:id="6" w:author=" [MINOR] Units and Symbols Consistency" w:date="2025-05-30T01:37:24Z" w:initials="AI">
-    <w:p>
-      <w:r>
-        <w:t xml:space="preserve">Inconsistent unit usage. The report uses both 'psi' and 'kPa' for pressure/strength measurements. Standardize to one unit (preferably kPa for consistency with SI units) or provide conversions.</w:t>
+  <w:comment w:id="6" w:author=" [MAJOR] Grammar and Spelling Check" w:date="2025-05-30T02:49:08Z" w:initials="AI">
+    <w:p>
+      <w:r>
+        <w:t xml:space="preserve">Correct the spelling error from 'iftmediate' to 'immediate'.</w:t>
       </w:r>
     </w:p>
   </w:comment>
-  <w:comment w:id="7" w:author=" [MAJOR] Grammar and Spelling Check" w:date="2025-05-30T01:37:12Z" w:initials="AI">
-    <w:p>
-      <w:r>
-        <w:t xml:space="preserve">There is an extra '1' at the end of 'NZS 3604:20111'. Remove the extra digit.</w:t>
+  <w:comment w:id="7" w:author=" [MINOR] Units and Symbols Consistency" w:date="2025-05-30T02:49:15Z" w:initials="AI">
+    <w:p>
+      <w:r>
+        <w:t xml:space="preserve">Inconsistent unit: 'psi' should be 'kPa' to maintain consistency with the rest of the report.</w:t>
       </w:r>
     </w:p>
   </w:comment>
-  <w:comment w:id="8" w:author=" [MAJOR] Grammar and Spelling Check" w:date="2025-05-30T01:37:12Z" w:initials="AI">
-    <w:p>
-      <w:r>
-        <w:t xml:space="preserve">Correct the spelling error. 'paveftents' should be 'pavements'.</w:t>
+  <w:comment w:id="8" w:author=" [MAJOR] Grammar and Spelling Check" w:date="2025-05-30T02:49:08Z" w:initials="AI">
+    <w:p>
+      <w:r>
+        <w:t xml:space="preserve">Correct the spelling error from 'Coftpressible' to 'Compressible'.</w:t>
       </w:r>
     </w:p>
   </w:comment>
-  <w:comment w:id="9" w:author=" [MAJOR] Grammar and Spelling Check" w:date="2025-05-30T01:37:12Z" w:initials="AI">
-    <w:p>
-      <w:r>
-        <w:t xml:space="preserve">Correct the spelling error. 'ftoisture' should be 'moisture'.</w:t>
+  <w:comment w:id="9" w:author=" [MAJOR] Grammar and Spelling Check" w:date="2025-05-30T02:49:08Z" w:initials="AI">
+    <w:p>
+      <w:r>
+        <w:t xml:space="preserve">Correct the spelling error from 'paveftents' to 'pavements'.</w:t>
       </w:r>
     </w:p>
   </w:comment>
-  <w:comment w:id="10" w:author=" [MAJOR] Grammar and Spelling Check" w:date="2025-05-30T01:37:12Z" w:initials="AI">
-    <w:p>
-      <w:r>
-        <w:t xml:space="preserve">Correct the spelling error. 'ftinimum' should be 'minimum'.</w:t>
+  <w:comment w:id="10" w:author=" [CRITICAL] Terminology Consistency" w:date="2025-05-30T02:49:26Z" w:initials="AI">
+    <w:p>
+      <w:r>
+        <w:t xml:space="preserve">The term 'Superlot ZX-001' is sometimes referred to as 'Superlot MW – A58'. To maintain consistency, use 'Superlot ZX-001' throughout the report.</w:t>
       </w:r>
     </w:p>
   </w:comment>
-  <w:comment w:id="11" w:author=" [MAJOR] Grammar and Spelling Check" w:date="2025-05-30T01:37:12Z" w:initials="AI">
-    <w:p>
-      <w:r>
-        <w:t xml:space="preserve">Correct the spelling error. 'daftage' should be 'damage'.</w:t>
+  <w:comment w:id="12" w:author=" [MAJOR] Grammar and Spelling Check" w:date="2025-05-30T02:49:08Z" w:initials="AI">
+    <w:p>
+      <w:r>
+        <w:t xml:space="preserve">In the sentence 'It is likely that the soils at the foundation elevation will be prone to shrinkage and swelling when exposed to changes in ftoisture content.', 'ftoisture' should be 'moisture'.</w:t>
       </w:r>
     </w:p>
   </w:comment>
-  <w:comment w:id="12" w:author=" [MAJOR] Grammar and Spelling Check" w:date="2025-05-30T01:37:12Z" w:initials="AI">
-    <w:p>
-      <w:r>
-        <w:t xml:space="preserve">Correct the spelling error. 'Noveftber' should be 'November'.</w:t>
+  <w:comment w:id="11" w:author=" [MAJOR] Grammar and Spelling Check" w:date="2025-05-30T02:49:08Z" w:initials="AI">
+    <w:p>
+      <w:r>
+        <w:t xml:space="preserve">Correct the spelling error from 'ftoisture' to 'moisture'.</w:t>
       </w:r>
     </w:p>
   </w:comment>
-  <w:comment w:id="13" w:author=" [CRITICAL] Terminology Consistency" w:date="2025-05-30T01:37:31Z" w:initials="AI">
-    <w:p>
-      <w:r>
-        <w:t xml:space="preserve">The report uses both 'site-won soil' and 'site-won volcanic soils' to refer to the same concept. Standardize to one term, preferably 'site-won soil'.</w:t>
+  <w:comment w:id="13" w:author=" [MAJOR] Grammar and Spelling Check" w:date="2025-05-30T02:49:08Z" w:initials="AI">
+    <w:p>
+      <w:r>
+        <w:t xml:space="preserve">Correct the spelling error from 'ftinimum' to 'minimum'.</w:t>
       </w:r>
     </w:p>
   </w:comment>
-  <w:comment w:id="14" w:author=" [MAJOR] Grammar and Spelling Check" w:date="2025-05-30T01:37:12Z" w:initials="AI">
-    <w:p>
-      <w:r>
-        <w:t xml:space="preserve">Correct the spelling error. 'inforftation' should be 'information'.</w:t>
+  <w:comment w:id="14" w:author=" [MAJOR] Grammar and Spelling Check" w:date="2025-05-30T02:49:08Z" w:initials="AI">
+    <w:p>
+      <w:r>
+        <w:t xml:space="preserve">Correct the spelling error from 'daftage' to 'damage'.</w:t>
       </w:r>
     </w:p>
   </w:comment>
-  <w:comment w:id="15" w:author=" [MINOR] Units and Symbols Consistency" w:date="2025-05-30T01:37:24Z" w:initials="AI">
-    <w:p>
-      <w:r>
-        <w:t xml:space="preserve">Inconsistent unit usage. The report uses both 'psi' and 'kPa' for pressure/strength measurements. Standardize to one unit (preferably kPa for consistency with SI units) or provide conversions.</w:t>
+  <w:comment w:id="15" w:author=" [MAJOR] Grammar and Spelling Check" w:date="2025-05-30T02:49:08Z" w:initials="AI">
+    <w:p>
+      <w:r>
+        <w:t xml:space="preserve">Correct the spelling error from 'Noveftber' to 'November'.</w:t>
       </w:r>
     </w:p>
   </w:comment>
-  <w:comment w:id="16" w:author=" [CRITICAL] Terminology Consistency" w:date="2025-05-30T01:37:31Z" w:initials="AI">
-    <w:p>
-      <w:r>
-        <w:t xml:space="preserve">The report uses both 'expansive soils' and 'reactive soils' to refer to the same concept. Standardize to one term, preferably 'expansive soils'.</w:t>
+  <w:comment w:id="16" w:author=" [CRITICAL] Terminology Consistency" w:date="2025-05-30T02:49:26Z" w:initials="AI">
+    <w:p>
+      <w:r>
+        <w:t xml:space="preserve">The terms 'engineered fill' and 'hardfill' are used interchangeably. Choose one term and use it consistently throughout the report.</w:t>
       </w:r>
     </w:p>
   </w:comment>
-  <w:comment w:id="17" w:author=" [MAJOR] Grammar and Spelling Check" w:date="2025-05-30T01:37:12Z" w:initials="AI">
-    <w:p>
-      <w:r>
-        <w:t xml:space="preserve">The phrase 'A stiffened raft design in accordance with Class H2, extending a minimum of 600mm into the underlying natural soils.' is missing a full stop at the end.</w:t>
+  <w:comment w:id="17" w:author=" [MAJOR] Grammar and Spelling Check" w:date="2025-05-30T02:49:08Z" w:initials="AI">
+    <w:p>
+      <w:r>
+        <w:t xml:space="preserve">Correct the spelling error from 'inforftation' to 'information'.</w:t>
       </w:r>
     </w:p>
   </w:comment>
-  <w:comment w:id="18" w:author=" [MAJOR] Grammar and Spelling Check" w:date="2025-05-30T01:37:12Z" w:initials="AI">
-    <w:p>
-      <w:r>
-        <w:t xml:space="preserve">Correct the spelling error. 'placeftent' should be 'placement'.</w:t>
+  <w:comment w:id="18" w:author=" [CRITICAL] Terminology Consistency" w:date="2025-05-30T02:49:26Z" w:initials="AI">
+    <w:p>
+      <w:r>
+        <w:t xml:space="preserve">The terms 'shallow foundations', 'shallow pads' and 'strip footings' are used interchangeably. Choose one term and use it consistently throughout the report.</w:t>
       </w:r>
     </w:p>
   </w:comment>
-  <w:comment w:id="19" w:author=" [MAJOR] Grammar and Spelling Check" w:date="2025-05-30T01:37:12Z" w:initials="AI">
-    <w:p>
-      <w:r>
-        <w:t xml:space="preserve">Correct the spelling error. 'parafteters' should be 'parameters'.</w:t>
+  <w:comment w:id="19" w:author=" [MINOR] Units and Symbols Consistency" w:date="2025-05-30T02:49:15Z" w:initials="AI">
+    <w:p>
+      <w:r>
+        <w:t xml:space="preserve">Inconsistent unit: 'psi' should be 'kPa' to maintain consistency with the rest of the report.</w:t>
       </w:r>
     </w:p>
   </w:comment>
-  <w:comment w:id="20" w:author=" [MAJOR] Grammar and Spelling Check" w:date="2025-05-30T01:37:12Z" w:initials="AI">
-    <w:p>
-      <w:r>
-        <w:t xml:space="preserve">There is an inconsistency in the numbering of figures. Figure 3 follows Figure 2, but Figure 1 is mentioned earlier in the document. Please check and correct the numbering.</w:t>
+  <w:comment w:id="20" w:author=" [MINOR] Units and Symbols Consistency" w:date="2025-05-30T02:49:15Z" w:initials="AI">
+    <w:p>
+      <w:r>
+        <w:t xml:space="preserve">Inconsistent unit: 'psi' should be 'kPa' to maintain consistency with the rest of the report.</w:t>
       </w:r>
     </w:p>
   </w:comment>
-  <w:comment w:id="21" w:author=" [MAJOR] Grammar and Spelling Check" w:date="2025-05-30T01:37:12Z" w:initials="AI">
-    <w:p>
-      <w:r>
-        <w:t xml:space="preserve">Correct the spelling error. 'Assufting' should be 'Assuming'.</w:t>
+  <w:comment w:id="21" w:author=" [MAJOR] Grammar and Spelling Check" w:date="2025-05-30T02:49:08Z" w:initials="AI">
+    <w:p>
+      <w:r>
+        <w:t xml:space="preserve">In the sentence 'For structures of greater than 20m length constructed on variable ground we recommend construction joints should be used to ftitigate the effects of differential foundation settlement.', 'ftitigate' should be 'mitigate'.</w:t>
       </w:r>
     </w:p>
   </w:comment>
-  <w:comment w:id="22" w:author=" [MAJOR] Grammar and Spelling Check" w:date="2025-05-30T01:37:12Z" w:initials="AI">
-    <w:p>
-      <w:r>
-        <w:t xml:space="preserve">Correct the spelling error. 'preliftinary' should be 'preliminary'.</w:t>
+  <w:comment w:id="22" w:author=" [CRITICAL] Terminology Consistency" w:date="2025-05-30T02:49:26Z" w:initials="AI">
+    <w:p>
+      <w:r>
+        <w:t xml:space="preserve">The terms 'expansive soils' and 'reactive soils' are used interchangeably. Choose one term and use it consistently throughout the report.</w:t>
       </w:r>
     </w:p>
   </w:comment>
-  <w:comment w:id="23" w:author=" [MAJOR] Grammar and Spelling Check" w:date="2025-05-30T01:37:12Z" w:initials="AI">
-    <w:p>
-      <w:r>
-        <w:t xml:space="preserve">Correct the spelling error. 'forft' should be 'form'.</w:t>
+  <w:comment w:id="23" w:author=" [MAJOR] Grammar and Spelling Check" w:date="2025-05-30T02:49:08Z" w:initials="AI">
+    <w:p>
+      <w:r>
+        <w:t xml:space="preserve">Correct the spelling error from 'placeftent' to 'placement'.</w:t>
+      </w:r>
+    </w:p>
+  </w:comment>
+  <w:comment w:id="24" w:author=" [MAJOR] Grammar and Spelling Check" w:date="2025-05-30T02:49:08Z" w:initials="AI">
+    <w:p>
+      <w:r>
+        <w:t xml:space="preserve">Correct the spelling error from 'parafteters' to 'parameters'.</w:t>
+      </w:r>
+    </w:p>
+  </w:comment>
+  <w:comment w:id="25" w:author=" [MAJOR] Grammar and Spelling Check" w:date="2025-05-30T02:49:08Z" w:initials="AI">
+    <w:p>
+      <w:r>
+        <w:t xml:space="preserve">Correct the spelling error from 'Assufting' to 'Assuming'.</w:t>
+      </w:r>
+    </w:p>
+  </w:comment>
+  <w:comment w:id="26" w:author=" [MAJOR] Grammar and Spelling Check" w:date="2025-05-30T02:49:08Z" w:initials="AI">
+    <w:p>
+      <w:r>
+        <w:t xml:space="preserve">Correct the spelling error from 'preliftinary' to 'preliminary'.</w:t>
+      </w:r>
+    </w:p>
+  </w:comment>
+  <w:comment w:id="27" w:author=" [MAJOR] Grammar and Spelling Check" w:date="2025-05-30T02:49:08Z" w:initials="AI">
+    <w:p>
+      <w:r>
+        <w:t xml:space="preserve">Correct the spelling error from 'forft' to 'form'.</w:t>
       </w:r>
     </w:p>
   </w:comment>
@@ -24362,30 +24527,34 @@
 
 <file path=word/commentsExtended.xml><?xml version="1.0" encoding="utf-8"?>
 <w15:commentsEx xmlns:wpc="http://schemas.microsoft.com/office/word/2010/wordprocessingCanvas" xmlns:cx="http://schemas.microsoft.com/office/drawing/2014/chartex" xmlns:cx1="http://schemas.microsoft.com/office/drawing/2015/9/8/chartex" xmlns:cx2="http://schemas.microsoft.com/office/drawing/2015/10/21/chartex" xmlns:cx3="http://schemas.microsoft.com/office/drawing/2016/5/9/chartex" xmlns:cx4="http://schemas.microsoft.com/office/drawing/2016/5/10/chartex" xmlns:cx5="http://schemas.microsoft.com/office/drawing/2016/5/11/chartex" xmlns:mc="http://schemas.openxmlformats.org/markup-compatibility/2006" xmlns:o="urn:schemas-microsoft-com:office:office" xmlns:r="http://schemas.openxmlformats.org/officeDocument/2006/relationships" xmlns:m="http://schemas.openxmlformats.org/officeDocument/2006/math" xmlns:v="urn:schemas-microsoft-com:vml" xmlns:wp14="http://schemas.microsoft.com/office/word/2010/wordprocessingDrawing" xmlns:wp="http://schemas.openxmlformats.org/drawingml/2006/wordprocessingDrawing" xmlns:w10="urn:schemas-microsoft-com:office:word" xmlns:w="http://schemas.openxmlformats.org/wordprocessingml/2006/main" xmlns:w14="http://schemas.microsoft.com/office/word/2010/wordml" xmlns:w15="http://schemas.microsoft.com/office/word/2012/wordml" xmlns:wne="http://schemas.microsoft.com/office/word/2006/wordml" xmlns:wpg="http://schemas.microsoft.com/office/word/2010/wordprocessingGroup" xmlns:wpi="http://schemas.microsoft.com/office/word/2010/wordprocessingInk" xmlns:wps="http://schemas.microsoft.com/office/word/2010/wordprocessingShape" mc:Ignorable="w14 w15 wp14">
-  <w15:commentEx w15:paraId="1A1EFE78" w15:done="0"/>
-  <w15:commentEx w15:paraId="3A2C37C6" w15:done="0"/>
-  <w15:commentEx w15:paraId="DA9AEF7F" w15:done="0"/>
-  <w15:commentEx w15:paraId="DBCCFB87" w15:done="0"/>
-  <w15:commentEx w15:paraId="18C4FE11" w15:done="0"/>
-  <w15:commentEx w15:paraId="6C369E32" w15:done="0"/>
-  <w15:commentEx w15:paraId="737E02C6" w15:done="0"/>
-  <w15:commentEx w15:paraId="3EED89E4" w15:done="0"/>
-  <w15:commentEx w15:paraId="25E5135E" w15:done="0"/>
-  <w15:commentEx w15:paraId="3FD06369" w15:done="0"/>
-  <w15:commentEx w15:paraId="46548ABF" w15:done="0"/>
-  <w15:commentEx w15:paraId="7C7061C3" w15:done="0"/>
-  <w15:commentEx w15:paraId="8E99E4EE" w15:done="0"/>
-  <w15:commentEx w15:paraId="45D469F0" w15:done="0"/>
-  <w15:commentEx w15:paraId="DE8E26D2" w15:done="0"/>
-  <w15:commentEx w15:paraId="9E822E1A" w15:done="0"/>
-  <w15:commentEx w15:paraId="1B97E3B0" w15:done="0"/>
-  <w15:commentEx w15:paraId="18A905B9" w15:done="0"/>
-  <w15:commentEx w15:paraId="6FEA6EFC" w15:done="0"/>
-  <w15:commentEx w15:paraId="B7CD9FCD" w15:done="0"/>
-  <w15:commentEx w15:paraId="19B08B12" w15:done="0"/>
-  <w15:commentEx w15:paraId="9DB6EAC0" w15:done="0"/>
-  <w15:commentEx w15:paraId="EC15EE53" w15:done="0"/>
-  <w15:commentEx w15:paraId="9B8B0518" w15:done="0"/>
+  <w15:commentEx w15:paraId="D9484A06" w15:done="0"/>
+  <w15:commentEx w15:paraId="3F555456" w15:done="0"/>
+  <w15:commentEx w15:paraId="2694CE41" w15:done="0"/>
+  <w15:commentEx w15:paraId="AF7DD54B" w15:done="0"/>
+  <w15:commentEx w15:paraId="134E578F" w15:done="0"/>
+  <w15:commentEx w15:paraId="05BA1FA2" w15:done="0"/>
+  <w15:commentEx w15:paraId="F7CC4617" w15:done="0"/>
+  <w15:commentEx w15:paraId="7574F11E" w15:done="0"/>
+  <w15:commentEx w15:paraId="82A7B7A7" w15:done="0"/>
+  <w15:commentEx w15:paraId="7AD500DB" w15:done="0"/>
+  <w15:commentEx w15:paraId="2569544F" w15:done="0"/>
+  <w15:commentEx w15:paraId="531433DE" w15:done="0"/>
+  <w15:commentEx w15:paraId="25949859" w15:done="0"/>
+  <w15:commentEx w15:paraId="22E4D5D0" w15:done="0"/>
+  <w15:commentEx w15:paraId="134BE5BC" w15:done="0"/>
+  <w15:commentEx w15:paraId="D5C894E2" w15:done="0"/>
+  <w15:commentEx w15:paraId="E81D2EF0" w15:done="0"/>
+  <w15:commentEx w15:paraId="2CD55879" w15:done="0"/>
+  <w15:commentEx w15:paraId="193F76F3" w15:done="0"/>
+  <w15:commentEx w15:paraId="46F33777" w15:done="0"/>
+  <w15:commentEx w15:paraId="F0E384C7" w15:done="0"/>
+  <w15:commentEx w15:paraId="1E4B7E1E" w15:done="0"/>
+  <w15:commentEx w15:paraId="96CB8EAC" w15:done="0"/>
+  <w15:commentEx w15:paraId="A746E886" w15:done="0"/>
+  <w15:commentEx w15:paraId="1043D4DC" w15:done="0"/>
+  <w15:commentEx w15:paraId="B4B1393C" w15:done="0"/>
+  <w15:commentEx w15:paraId="CA5FBE0D" w15:done="0"/>
+  <w15:commentEx w15:paraId="558B6291" w15:done="0"/>
 </w15:commentsEx>
 </file>
 
@@ -28393,7 +28562,7 @@
     <w:nsid w:val="00000003"/>
     <w:multiLevelType w:val="multilevel"/>
     <w:tmpl w:val="00000000"/>
-    <w:name w:val="Numbered_c0a0dc69-1ec4-485e-9d23-d172a15b4a01"/>
+    <w:name w:val="Numbered_a768bc2a-3c96-42cd-a70e-f481f9e7657d"/>
     <w:lvl w:ilvl="0">
       <w:start w:val="1"/>
       <w:numFmt w:val="decimal"/>
@@ -28507,7 +28676,7 @@
     <w:nsid w:val="00000004"/>
     <w:multiLevelType w:val="multilevel"/>
     <w:tmpl w:val="00000000"/>
-    <w:name w:val="Bulleted_97070f46-3a75-4db3-b672-7d7695f8ce01"/>
+    <w:name w:val="Bulleted_bb9e42e0-ccf6-40d6-99aa-954ef9d0125d"/>
     <w:lvl w:ilvl="0">
       <w:start w:val="1"/>
       <w:numFmt w:val="bullet"/>
@@ -28629,7 +28798,7 @@
     <w:nsid w:val="00000005"/>
     <w:multiLevelType w:val="multilevel"/>
     <w:tmpl w:val="00000000"/>
-    <w:name w:val="Numbered_64210a67-e2b0-4a9a-b272-a1f51f59a170"/>
+    <w:name w:val="Numbered_ece565be-c822-4153-a870-451ee8cfc8d1"/>
     <w:lvl w:ilvl="0">
       <w:start w:val="1"/>
       <w:numFmt w:val="decimal"/>
@@ -28743,7 +28912,7 @@
     <w:nsid w:val="00000006"/>
     <w:multiLevelType w:val="multilevel"/>
     <w:tmpl w:val="00000000"/>
-    <w:name w:val="Bulleted_7b5c2463-7f72-4c0f-b6c0-b28290508eb7"/>
+    <w:name w:val="Bulleted_97353b7b-3aee-4066-8216-9b7745f67d63"/>
     <w:lvl w:ilvl="0">
       <w:start w:val="1"/>
       <w:numFmt w:val="bullet"/>
@@ -28865,7 +29034,7 @@
     <w:nsid w:val="00000007"/>
     <w:multiLevelType w:val="multilevel"/>
     <w:tmpl w:val="00000000"/>
-    <w:name w:val="Numbered_0a39a4b3-476a-45b8-9d1a-e17bc7392b8d"/>
+    <w:name w:val="Numbered_8557eafe-dda6-4fd7-8e0d-19bf8ae39ade"/>
     <w:lvl w:ilvl="0">
       <w:start w:val="1"/>
       <w:numFmt w:val="decimal"/>
@@ -28979,7 +29148,7 @@
     <w:nsid w:val="00000008"/>
     <w:multiLevelType w:val="multilevel"/>
     <w:tmpl w:val="00000000"/>
-    <w:name w:val="Bulleted_e8d32b75-a56a-448c-9443-41d564a81d58"/>
+    <w:name w:val="Bulleted_73d79ba9-f374-49af-93e6-bf95a662590c"/>
     <w:lvl w:ilvl="0">
       <w:start w:val="1"/>
       <w:numFmt w:val="bullet"/>
@@ -29101,7 +29270,7 @@
     <w:nsid w:val="00000009"/>
     <w:multiLevelType w:val="multilevel"/>
     <w:tmpl w:val="00000000"/>
-    <w:name w:val="Numbered_833e9959-6f4a-40ba-a840-ab26aa8f8f4d"/>
+    <w:name w:val="Numbered_3da5d5d2-599f-4865-ab5b-05144784c573"/>
     <w:lvl w:ilvl="0">
       <w:start w:val="1"/>
       <w:numFmt w:val="decimal"/>
@@ -29215,7 +29384,7 @@
     <w:nsid w:val="0000000A"/>
     <w:multiLevelType w:val="multilevel"/>
     <w:tmpl w:val="00000000"/>
-    <w:name w:val="Bulleted_6ef384de-c5d9-4573-a21a-595f4ab292c1"/>
+    <w:name w:val="Bulleted_6424a514-ebe1-4e85-b8fd-19b8cdd68824"/>
     <w:lvl w:ilvl="0">
       <w:start w:val="1"/>
       <w:numFmt w:val="bullet"/>
@@ -29337,7 +29506,7 @@
     <w:nsid w:val="0000000B"/>
     <w:multiLevelType w:val="multilevel"/>
     <w:tmpl w:val="23469D34"/>
-    <w:name w:val="Numbered_fe289e66-438a-421c-a48a-f8b8385ee200"/>
+    <w:name w:val="Numbered_ca088944-9afb-4b10-b235-06c7576dfd3d"/>
     <w:lvl w:ilvl="0">
       <w:start w:val="2"/>
       <w:numFmt w:val="decimal"/>
@@ -29507,7 +29676,7 @@
     <w:nsid w:val="0000000C"/>
     <w:multiLevelType w:val="hybridMultilevel"/>
     <w:tmpl w:val="27008992"/>
-    <w:name w:val="Bulleted_2c5814ac-ca4f-4a8c-90ce-26a85fb40a37"/>
+    <w:name w:val="Bulleted_4c2b861b-3a93-4f62-b17a-a8f41c5da2f8"/>
     <w:lvl w:ilvl="0">
       <w:start w:val="0"/>
       <w:numFmt w:val="bullet"/>
@@ -29638,7 +29807,7 @@
     <w:nsid w:val="0000000D"/>
     <w:multiLevelType w:val="hybridMultilevel"/>
     <w:tmpl w:val="0B62F06A"/>
-    <w:name w:val="Numbered_1ead4d6b-2b8b-419c-a7f6-e93fda61f726"/>
+    <w:name w:val="Numbered_6298f233-42a2-4b7a-a930-4d9d314729c9"/>
     <w:lvl w:ilvl="0">
       <w:start w:val="1"/>
       <w:numFmt w:val="lowerLetter"/>
@@ -29770,7 +29939,7 @@
     <w:nsid w:val="0000000E"/>
     <w:multiLevelType w:val="hybridMultilevel"/>
     <w:tmpl w:val="496E7C1E"/>
-    <w:name w:val="Bulleted_f2795ce8-bc5d-4cd3-be44-e934e7926185"/>
+    <w:name w:val="Bulleted_a714a7d1-3bc0-481c-990c-5d2ccac15620"/>
     <w:lvl w:ilvl="0">
       <w:start w:val="0"/>
       <w:numFmt w:val="bullet"/>
@@ -29902,7 +30071,7 @@
     <w:nsid w:val="0000000F"/>
     <w:multiLevelType w:val="hybridMultilevel"/>
     <w:tmpl w:val="6F906604"/>
-    <w:name w:val="Bulleted_825c938e-7b4b-4806-9013-57a0767fa82c"/>
+    <w:name w:val="Bulleted_2d13276f-a9aa-40c7-8732-95388459fc2b"/>
     <w:lvl w:ilvl="0">
       <w:start w:val="0"/>
       <w:numFmt w:val="bullet"/>
@@ -30034,7 +30203,7 @@
     <w:nsid w:val="00000010"/>
     <w:multiLevelType w:val="hybridMultilevel"/>
     <w:tmpl w:val="1082B51C"/>
-    <w:name w:val="Numbered_45f1867f-5cad-40e2-828a-e158e7a87932"/>
+    <w:name w:val="Numbered_4cfca1cd-0d7e-4589-8928-ad400ce4d1b2"/>
     <w:lvl w:ilvl="0">
       <w:start w:val="1"/>
       <w:numFmt w:val="decimal"/>
@@ -30166,7 +30335,7 @@
     <w:nsid w:val="00000011"/>
     <w:multiLevelType w:val="multilevel"/>
     <w:tmpl w:val="D714C610"/>
-    <w:name w:val="Numbered_9c76ccee-4d97-4c98-b7a2-33b95fe883d1"/>
+    <w:name w:val="Numbered_d2da4403-3af2-4319-abe5-98c68f90d9db"/>
     <w:lvl w:ilvl="0">
       <w:start w:val="1"/>
       <w:numFmt w:val="decimal"/>
@@ -30316,7 +30485,7 @@
     <w:nsid w:val="00000012"/>
     <w:multiLevelType w:val="hybridMultilevel"/>
     <w:tmpl w:val="2B9EBE96"/>
-    <w:name w:val="Numbered_69b1d193-7626-41e1-b166-bc3006b8ba65"/>
+    <w:name w:val="Numbered_c3649749-b1a9-484e-bbe1-d3581e2c625b"/>
     <w:lvl w:ilvl="0">
       <w:start w:val="1"/>
       <w:numFmt w:val="decimal"/>
@@ -30442,7 +30611,7 @@
     <w:nsid w:val="00000013"/>
     <w:multiLevelType w:val="hybridMultilevel"/>
     <w:tmpl w:val="1E308D1C"/>
-    <w:name w:val="Numbered_fa976722-600c-4c49-8102-2ac42bc768f3"/>
+    <w:name w:val="Numbered_b8899ebf-4097-4aa0-bb91-2552de97d788"/>
     <w:lvl w:ilvl="0">
       <w:start w:val="1"/>
       <w:numFmt w:val="decimal"/>
@@ -30568,7 +30737,7 @@
     <w:nsid w:val="00000014"/>
     <w:multiLevelType w:val="multilevel"/>
     <w:tmpl w:val="6FD6E8B0"/>
-    <w:name w:val="Numbered_21f81d0a-5089-45a2-bada-848ac772427a"/>
+    <w:name w:val="Numbered_0301d1e2-f8a1-405b-8cd7-2dbac4c09134"/>
     <w:lvl w:ilvl="0">
       <w:start w:val="1"/>
       <w:numFmt w:val="decimal"/>
@@ -30710,7 +30879,7 @@
     <w:nsid w:val="00000015"/>
     <w:multiLevelType w:val="hybridMultilevel"/>
     <w:tmpl w:val="1D522390"/>
-    <w:name w:val="Numbered_3d05b731-dc63-4e29-9e25-0e79670298ca"/>
+    <w:name w:val="Numbered_d9bd8b7c-dbbc-4890-8cc4-e4ebaed0d365"/>
     <w:lvl w:ilvl="0">
       <w:start w:val="1"/>
       <w:numFmt w:val="decimal"/>
@@ -30836,7 +31005,7 @@
     <w:nsid w:val="00000016"/>
     <w:multiLevelType w:val="hybridMultilevel"/>
     <w:tmpl w:val="29E21FEC"/>
-    <w:name w:val="Bulleted_e74f258d-a7f0-48d8-a124-fc189c86f062"/>
+    <w:name w:val="Bulleted_a18690ff-0792-40db-8e77-4acbfaef0977"/>
     <w:lvl w:ilvl="0">
       <w:start w:val="0"/>
       <w:numFmt w:val="bullet"/>
@@ -30968,7 +31137,7 @@
     <w:nsid w:val="00000017"/>
     <w:multiLevelType w:val="multilevel"/>
     <w:tmpl w:val="AE8E33B6"/>
-    <w:name w:val="Numbered_480356d7-4364-416c-8738-cee20111624a"/>
+    <w:name w:val="Numbered_ebf2d1c4-7456-4abe-9d9e-d9cbec5afd81"/>
     <w:lvl w:ilvl="0">
       <w:start w:val="2"/>
       <w:numFmt w:val="decimal"/>
@@ -31101,7 +31270,7 @@
     <w:nsid w:val="00000018"/>
     <w:multiLevelType w:val="hybridMultilevel"/>
     <w:tmpl w:val="3414510A"/>
-    <w:name w:val="Bulleted_4fec2130-333e-477e-9ca3-a63f037c02b2"/>
+    <w:name w:val="Bulleted_bff1acb1-ca9b-413e-bf8d-4bad326a5059"/>
     <w:lvl w:ilvl="0">
       <w:start w:val="0"/>
       <w:numFmt w:val="bullet"/>

--- a/src/faultless/mysite/media/documents/Geotechnical_Report_MW-A58_anon_CORRUPTED_v3_modified.docx
+++ b/src/faultless/mysite/media/documents/Geotechnical_Report_MW-A58_anon_CORRUPTED_v3_modified.docx
@@ -24,7 +24,7 @@
         <w:spacing w:after="100"/>
       </w:pPr>
       <w:r>
-        <w:t xml:space="preserve">Overall Document Quality Score: 44.7/100</w:t>
+        <w:t xml:space="preserve">Overall Document Quality Score: 65.7/100</w:t>
       </w:r>
     </w:p>
     <w:p>
@@ -32,7 +32,7 @@
         <w:spacing w:after="300"/>
       </w:pPr>
       <w:r>
-        <w:t xml:space="preserve">Qualitative Grade: Poor</w:t>
+        <w:t xml:space="preserve">Qualitative Grade: Average</w:t>
       </w:r>
     </w:p>
     <w:p>
@@ -40,7 +40,7 @@
         <w:spacing w:after="200"/>
       </w:pPr>
       <w:r>
-        <w:t xml:space="preserve">Severity Summary: 7 Critical, 20 Major, 4 Minor errors</w:t>
+        <w:t xml:space="preserve">Severity Summary: 9 Critical, 0 Major, 4 Minor errors</w:t>
       </w:r>
     </w:p>
     <w:p>
@@ -54,7 +54,7 @@
     <w:tbl>
       <w:tblPr/>
       <w:tblGrid>
-        <w:gridCol w:w="3057"/>
+        <w:gridCol w:w="3093"/>
         <w:gridCol w:w="771"/>
         <w:gridCol w:w="910"/>
       </w:tblGrid>
@@ -95,7 +95,7 @@
           <w:tcPr/>
           <w:p>
             <w:r>
-              <w:t xml:space="preserve">Grammar and Spelling Check</w:t>
+              <w:t xml:space="preserve">Acronym Definitions and Usage</w:t>
             </w:r>
           </w:p>
         </w:tc>
@@ -103,7 +103,7 @@
           <w:tcPr/>
           <w:p>
             <w:r>
-              <w:t xml:space="preserve">20</w:t>
+              <w:t xml:space="preserve">7</w:t>
             </w:r>
           </w:p>
         </w:tc>
@@ -111,7 +111,7 @@
           <w:tcPr/>
           <w:p>
             <w:r>
-              <w:t xml:space="preserve">40</w:t>
+              <w:t xml:space="preserve">35</w:t>
             </w:r>
           </w:p>
         </w:tc>
@@ -121,7 +121,7 @@
           <w:tcPr/>
           <w:p>
             <w:r>
-              <w:t xml:space="preserve">Terminology Consistency</w:t>
+              <w:t xml:space="preserve">Units and Symbols Consistency</w:t>
             </w:r>
           </w:p>
         </w:tc>
@@ -129,7 +129,7 @@
           <w:tcPr/>
           <w:p>
             <w:r>
-              <w:t xml:space="preserve">5</w:t>
+              <w:t xml:space="preserve">4</w:t>
             </w:r>
           </w:p>
         </w:tc>
@@ -137,7 +137,7 @@
           <w:tcPr/>
           <w:p>
             <w:r>
-              <w:t xml:space="preserve">25</w:t>
+              <w:t xml:space="preserve">4</w:t>
             </w:r>
           </w:p>
         </w:tc>
@@ -147,7 +147,7 @@
           <w:tcPr/>
           <w:p>
             <w:r>
-              <w:t xml:space="preserve">Units and Symbols Consistency</w:t>
+              <w:t xml:space="preserve">Mandatory Sections Present</w:t>
             </w:r>
           </w:p>
         </w:tc>
@@ -155,7 +155,7 @@
           <w:tcPr/>
           <w:p>
             <w:r>
-              <w:t xml:space="preserve">4</w:t>
+              <w:t xml:space="preserve">2</w:t>
             </w:r>
           </w:p>
         </w:tc>
@@ -163,32 +163,6 @@
           <w:tcPr/>
           <w:p>
             <w:r>
-              <w:t xml:space="preserve">4</w:t>
-            </w:r>
-          </w:p>
-        </w:tc>
-      </w:tr>
-      <w:tr>
-        <w:tc>
-          <w:tcPr/>
-          <w:p>
-            <w:r>
-              <w:t xml:space="preserve">Mandatory Sections Present</w:t>
-            </w:r>
-          </w:p>
-        </w:tc>
-        <w:tc>
-          <w:tcPr/>
-          <w:p>
-            <w:r>
-              <w:t xml:space="preserve">2</w:t>
-            </w:r>
-          </w:p>
-        </w:tc>
-        <w:tc>
-          <w:tcPr/>
-          <w:p>
-            <w:r>
               <w:t xml:space="preserve">10</w:t>
             </w:r>
           </w:p>
@@ -216,7 +190,7 @@
         <w:spacing w:after="100"/>
       </w:pPr>
       <w:r>
-        <w:t xml:space="preserve">Multiple spelling and grammatical errors throughout the report.</w:t>
+        <w:t xml:space="preserve">Inconsistent unit: 'psi' should be 'kPa' to maintain consistency with the rest of the report.</w:t>
       </w:r>
     </w:p>
     <w:p>
@@ -227,7 +201,7 @@
         <w:spacing w:after="100"/>
       </w:pPr>
       <w:r>
-        <w:t xml:space="preserve">Inconsistent use of units (psi vs. kPa).</w:t>
+        <w:t xml:space="preserve">The report lacks a dedicated 'Conclusions' section.</w:t>
       </w:r>
     </w:p>
     <w:p>
@@ -238,7 +212,7 @@
         <w:spacing w:after="100"/>
       </w:pPr>
       <w:r>
-        <w:t xml:space="preserve">Inconsistent terminology (e.g., 'Superlot MW – A58' vs. 'Superlot ZX-001').</w:t>
+        <w:t xml:space="preserve">The report lacks a 'References' section.</w:t>
       </w:r>
     </w:p>
     <w:p>
@@ -249,7 +223,7 @@
         <w:spacing w:after="100"/>
       </w:pPr>
       <w:r>
-        <w:t xml:space="preserve">Missing 'Conclusions' section.</w:t>
+        <w:t xml:space="preserve">The acronym 'CBR' is used without being defined.</w:t>
       </w:r>
     </w:p>
     <w:p>
@@ -260,7 +234,7 @@
         <w:spacing w:after="100"/>
       </w:pPr>
       <w:r>
-        <w:t xml:space="preserve">Missing 'References' section.</w:t>
+        <w:t xml:space="preserve">The acronym 'SPR' is used without being defined.</w:t>
       </w:r>
     </w:p>
     <w:p>
@@ -271,7 +245,7 @@
         <w:spacing w:after="100"/>
       </w:pPr>
       <w:r>
-        <w:t xml:space="preserve">Repetition of 'Land Remediation Investigation Report:'</w:t>
+        <w:t xml:space="preserve">The acronym 'RCC' is used without being defined.</w:t>
       </w:r>
     </w:p>
     <w:p>
@@ -282,7 +256,7 @@
         <w:spacing w:after="100"/>
       </w:pPr>
       <w:r>
-        <w:t xml:space="preserve">Incorrect word usage: 'ftitigate' should be 'mitigate'.</w:t>
+        <w:t xml:space="preserve">The acronym 'GAP' is used without being defined.</w:t>
       </w:r>
     </w:p>
     <w:p>
@@ -293,7 +267,7 @@
         <w:spacing w:after="100"/>
       </w:pPr>
       <w:r>
-        <w:t xml:space="preserve">Grammatically incorrect sentence: ClientCorp Ltd will also provide this report to build partners to inforft them in assessing the suitability of the land for buildings.</w:t>
+        <w:t xml:space="preserve">The acronym 'SED' is used without being defined.</w:t>
       </w:r>
     </w:p>
     <w:p>
@@ -314,7 +288,7 @@
         <w:spacing w:after="160"/>
       </w:pPr>
       <w:r>
-        <w:t xml:space="preserve">The geotechnical report provides a good overview of the site conditions and preliminary recommendations for the proposed subdivision development. However, the report suffers from several issues that need to be addressed to improve its quality and usability.</w:t>
+        <w:t xml:space="preserve">The geotechnical report provides a comprehensive assessment of the site conditions and offers preliminary recommendations for subdivision development. However, the report's quality is affected by several inconsistencies and omissions. The use of mixed units (psi and kPa) throughout the report creates confusion and needs standardization. The absence of crucial sections like 'Conclusions' and 'References' significantly reduces the report's completeness and credibility. Furthermore, the undefined acronyms make the report less accessible to readers unfamiliar with geotechnical terminology. To improve the report, focus on:</w:t>
       </w:r>
     </w:p>
     <w:p>
@@ -322,7 +296,7 @@
         <w:spacing w:after="160"/>
       </w:pPr>
       <w:r>
-        <w:t xml:space="preserve">**Areas for Improvement:**</w:t>
+        <w:t xml:space="preserve">1.  **Standardizing Units:** Convert all pressure measurements to kPa for consistency.</w:t>
       </w:r>
     </w:p>
     <w:p>
@@ -330,7 +304,7 @@
         <w:spacing w:after="160"/>
       </w:pPr>
       <w:r>
-        <w:t xml:space="preserve">*   **Grammar and Spelling:** The report contains numerous spelling and grammatical errors. A thorough review and correction are essential for professional presentation and clarity.</w:t>
+        <w:t xml:space="preserve">2.  **Adding Missing Sections:** Include a 'Conclusions' section summarizing key findings and a 'References' section listing all cited materials.</w:t>
       </w:r>
     </w:p>
     <w:p>
@@ -338,7 +312,7 @@
         <w:spacing w:after="160"/>
       </w:pPr>
       <w:r>
-        <w:t xml:space="preserve">*   **Consistency:** There are inconsistencies in terminology (e.g., 'Superlot MW – A58' vs. 'Superlot ZX-001', 'volcanic ash' vs. 'Puketoka formation', 'engineered fill' vs. 'hardfill', 'expansive soils' vs. 'reactive soils', 'shallow foundations' vs 'shallow pads' vs 'strip footings') and units (psi vs kPa). Standardize these throughout the document.</w:t>
+        <w:t xml:space="preserve">3.  **Defining Acronyms:** Define all acronyms at their first use.</w:t>
       </w:r>
     </w:p>
     <w:p>
@@ -346,7 +320,7 @@
         <w:spacing w:after="160"/>
       </w:pPr>
       <w:r>
-        <w:t xml:space="preserve">*   **Structure:** The report is missing key sections such as a 'Conclusions' section to summarize the findings and a 'References' section to properly cite sources.</w:t>
+        <w:t xml:space="preserve">4.  **Proofreading:** Conduct a thorough proofread to correct typos and grammatical errors.</w:t>
       </w:r>
     </w:p>
     <w:p>
@@ -354,7 +328,7 @@
         <w:spacing w:after="160"/>
       </w:pPr>
       <w:r>
-        <w:t xml:space="preserve">*   **Clarity:** Some sentences and phrases are unclear and could benefit from rephrasing.</w:t>
+        <w:t xml:space="preserve">5.  **Improving Clarity:** Ensure that all statements are clear, concise, and easily understandable.</w:t>
       </w:r>
     </w:p>
     <w:p>
@@ -362,63 +336,7 @@
         <w:spacing w:after="160"/>
       </w:pPr>
       <w:r>
-        <w:t xml:space="preserve">*   **Figures and Tables:** Ensure all figures and tables are properly labeled and referenced in the text.</w:t>
-      </w:r>
-    </w:p>
-    <w:p>
-      <w:pPr>
-        <w:spacing w:after="160"/>
-      </w:pPr>
-      <w:r>
-        <w:t xml:space="preserve">**Recommendations:**</w:t>
-      </w:r>
-    </w:p>
-    <w:p>
-      <w:pPr>
-        <w:spacing w:after="160"/>
-      </w:pPr>
-      <w:r>
-        <w:t xml:space="preserve">1.  **Proofread Carefully:** Conduct a thorough proofread to eliminate all spelling and grammatical errors.</w:t>
-      </w:r>
-    </w:p>
-    <w:p>
-      <w:pPr>
-        <w:spacing w:after="160"/>
-      </w:pPr>
-      <w:r>
-        <w:t xml:space="preserve">2.  **Standardize Terminology:** Choose consistent terms for key elements and use them throughout the report.</w:t>
-      </w:r>
-    </w:p>
-    <w:p>
-      <w:pPr>
-        <w:spacing w:after="160"/>
-      </w:pPr>
-      <w:r>
-        <w:t xml:space="preserve">3.  **Add Missing Sections:** Include a 'Conclusions' section summarizing the key findings and recommendations, and a 'References' section listing all cited sources.</w:t>
-      </w:r>
-    </w:p>
-    <w:p>
-      <w:pPr>
-        <w:spacing w:after="160"/>
-      </w:pPr>
-      <w:r>
-        <w:t xml:space="preserve">4.  **Review and Clarify:** Review the report for clarity and rephrase any ambiguous sentences or phrases.</w:t>
-      </w:r>
-    </w:p>
-    <w:p>
-      <w:pPr>
-        <w:spacing w:after="160"/>
-      </w:pPr>
-      <w:r>
-        <w:t xml:space="preserve">5.  **Address Unit Inconsistencies:** Convert all imperial units to metric units.</w:t>
-      </w:r>
-    </w:p>
-    <w:p>
-      <w:pPr>
-        <w:spacing w:after="160"/>
-      </w:pPr>
-      <w:r>
-        <w:t xml:space="preserve">Addressing these issues will significantly improve the quality, clarity, and professionalism of the geotechnical report.</w:t>
+        <w:t xml:space="preserve">Addressing these issues will significantly enhance the report's clarity, accuracy, and overall quality.</w:t>
       </w:r>
     </w:p>
     <w:p>
@@ -1490,7 +1408,7 @@
             <w:pStyle w:val="TOC1"/>
             <w:numPr>
               <w:ilvl w:val="0"/>
-              <w:numId w:val="17"/>
+              <w:numId w:val="15"/>
             </w:numPr>
             <w:tabs>
               <w:tab w:val="left" w:pos="780"/>
@@ -1524,7 +1442,7 @@
             <w:pStyle w:val="TOC1"/>
             <w:numPr>
               <w:ilvl w:val="0"/>
-              <w:numId w:val="17"/>
+              <w:numId w:val="15"/>
             </w:numPr>
             <w:tabs>
               <w:tab w:val="left" w:pos="780"/>
@@ -1559,7 +1477,7 @@
             <w:pStyle w:val="TOC1"/>
             <w:numPr>
               <w:ilvl w:val="0"/>
-              <w:numId w:val="17"/>
+              <w:numId w:val="15"/>
             </w:numPr>
             <w:tabs>
               <w:tab w:val="left" w:pos="780"/>
@@ -1594,7 +1512,7 @@
             <w:pStyle w:val="TOC2"/>
             <w:numPr>
               <w:ilvl w:val="1"/>
-              <w:numId w:val="17"/>
+              <w:numId w:val="15"/>
             </w:numPr>
             <w:tabs>
               <w:tab w:val="left" w:pos="1219"/>
@@ -1638,7 +1556,7 @@
             <w:pStyle w:val="TOC1"/>
             <w:numPr>
               <w:ilvl w:val="0"/>
-              <w:numId w:val="17"/>
+              <w:numId w:val="15"/>
             </w:numPr>
             <w:tabs>
               <w:tab w:val="left" w:pos="780"/>
@@ -1691,7 +1609,7 @@
             <w:pStyle w:val="TOC2"/>
             <w:numPr>
               <w:ilvl w:val="1"/>
-              <w:numId w:val="17"/>
+              <w:numId w:val="15"/>
             </w:numPr>
             <w:tabs>
               <w:tab w:val="left" w:pos="1219"/>
@@ -1735,7 +1653,7 @@
             <w:pStyle w:val="TOC2"/>
             <w:numPr>
               <w:ilvl w:val="1"/>
-              <w:numId w:val="17"/>
+              <w:numId w:val="15"/>
             </w:numPr>
             <w:tabs>
               <w:tab w:val="left" w:pos="1219"/>
@@ -1779,7 +1697,7 @@
             <w:pStyle w:val="TOC2"/>
             <w:numPr>
               <w:ilvl w:val="1"/>
-              <w:numId w:val="17"/>
+              <w:numId w:val="15"/>
             </w:numPr>
             <w:tabs>
               <w:tab w:val="left" w:pos="1219"/>
@@ -1832,7 +1750,7 @@
             <w:pStyle w:val="TOC2"/>
             <w:numPr>
               <w:ilvl w:val="1"/>
-              <w:numId w:val="17"/>
+              <w:numId w:val="15"/>
             </w:numPr>
             <w:tabs>
               <w:tab w:val="left" w:pos="1219"/>
@@ -1867,7 +1785,7 @@
             <w:pStyle w:val="TOC2"/>
             <w:numPr>
               <w:ilvl w:val="1"/>
-              <w:numId w:val="17"/>
+              <w:numId w:val="15"/>
             </w:numPr>
             <w:tabs>
               <w:tab w:val="left" w:pos="1219"/>
@@ -1920,7 +1838,7 @@
             <w:pStyle w:val="TOC1"/>
             <w:numPr>
               <w:ilvl w:val="0"/>
-              <w:numId w:val="17"/>
+              <w:numId w:val="15"/>
             </w:numPr>
             <w:tabs>
               <w:tab w:val="left" w:pos="780"/>
@@ -1964,7 +1882,7 @@
             <w:pStyle w:val="TOC2"/>
             <w:numPr>
               <w:ilvl w:val="1"/>
-              <w:numId w:val="17"/>
+              <w:numId w:val="15"/>
             </w:numPr>
             <w:tabs>
               <w:tab w:val="left" w:pos="1219"/>
@@ -1999,7 +1917,7 @@
             <w:pStyle w:val="TOC2"/>
             <w:numPr>
               <w:ilvl w:val="1"/>
-              <w:numId w:val="17"/>
+              <w:numId w:val="15"/>
             </w:numPr>
             <w:tabs>
               <w:tab w:val="left" w:pos="1219"/>
@@ -2043,7 +1961,7 @@
             <w:pStyle w:val="TOC2"/>
             <w:numPr>
               <w:ilvl w:val="2"/>
-              <w:numId w:val="17"/>
+              <w:numId w:val="15"/>
             </w:numPr>
             <w:tabs>
               <w:tab w:val="left" w:pos="1219"/>
@@ -2078,7 +1996,7 @@
             <w:pStyle w:val="TOC2"/>
             <w:numPr>
               <w:ilvl w:val="2"/>
-              <w:numId w:val="17"/>
+              <w:numId w:val="15"/>
             </w:numPr>
             <w:tabs>
               <w:tab w:val="left" w:pos="1219"/>
@@ -2139,7 +2057,7 @@
             <w:pStyle w:val="TOC2"/>
             <w:numPr>
               <w:ilvl w:val="2"/>
-              <w:numId w:val="17"/>
+              <w:numId w:val="15"/>
             </w:numPr>
             <w:tabs>
               <w:tab w:val="left" w:pos="1219"/>
@@ -2183,7 +2101,7 @@
             <w:pStyle w:val="TOC2"/>
             <w:numPr>
               <w:ilvl w:val="2"/>
-              <w:numId w:val="17"/>
+              <w:numId w:val="15"/>
             </w:numPr>
             <w:tabs>
               <w:tab w:val="left" w:pos="1219"/>
@@ -2235,7 +2153,7 @@
             <w:pStyle w:val="TOC1"/>
             <w:numPr>
               <w:ilvl w:val="0"/>
-              <w:numId w:val="17"/>
+              <w:numId w:val="15"/>
             </w:numPr>
             <w:tabs>
               <w:tab w:val="left" w:pos="780"/>
@@ -2297,7 +2215,7 @@
             <w:pStyle w:val="TOC2"/>
             <w:numPr>
               <w:ilvl w:val="1"/>
-              <w:numId w:val="17"/>
+              <w:numId w:val="15"/>
             </w:numPr>
             <w:tabs>
               <w:tab w:val="left" w:pos="1219"/>
@@ -2359,7 +2277,7 @@
             <w:pStyle w:val="TOC2"/>
             <w:numPr>
               <w:ilvl w:val="1"/>
-              <w:numId w:val="17"/>
+              <w:numId w:val="15"/>
             </w:numPr>
             <w:tabs>
               <w:tab w:val="left" w:pos="1219"/>
@@ -2412,7 +2330,7 @@
             <w:pStyle w:val="TOC2"/>
             <w:numPr>
               <w:ilvl w:val="1"/>
-              <w:numId w:val="17"/>
+              <w:numId w:val="15"/>
             </w:numPr>
             <w:tabs>
               <w:tab w:val="left" w:pos="1219"/>
@@ -2465,7 +2383,7 @@
             <w:pStyle w:val="TOC2"/>
             <w:numPr>
               <w:ilvl w:val="1"/>
-              <w:numId w:val="17"/>
+              <w:numId w:val="15"/>
             </w:numPr>
             <w:tabs>
               <w:tab w:val="left" w:pos="1219"/>
@@ -2500,7 +2418,7 @@
             <w:pStyle w:val="TOC2"/>
             <w:numPr>
               <w:ilvl w:val="2"/>
-              <w:numId w:val="17"/>
+              <w:numId w:val="15"/>
             </w:numPr>
             <w:tabs>
               <w:tab w:val="left" w:pos="1219"/>
@@ -2535,7 +2453,7 @@
             <w:pStyle w:val="TOC2"/>
             <w:numPr>
               <w:ilvl w:val="2"/>
-              <w:numId w:val="17"/>
+              <w:numId w:val="15"/>
             </w:numPr>
             <w:tabs>
               <w:tab w:val="left" w:pos="1219"/>
@@ -2597,7 +2515,7 @@
             <w:pStyle w:val="TOC2"/>
             <w:numPr>
               <w:ilvl w:val="2"/>
-              <w:numId w:val="17"/>
+              <w:numId w:val="15"/>
             </w:numPr>
             <w:tabs>
               <w:tab w:val="left" w:pos="1219"/>
@@ -2631,7 +2549,7 @@
             <w:pStyle w:val="TOC2"/>
             <w:numPr>
               <w:ilvl w:val="2"/>
-              <w:numId w:val="17"/>
+              <w:numId w:val="15"/>
             </w:numPr>
             <w:tabs>
               <w:tab w:val="left" w:pos="1219"/>
@@ -2693,7 +2611,7 @@
             <w:pStyle w:val="TOC2"/>
             <w:numPr>
               <w:ilvl w:val="2"/>
-              <w:numId w:val="17"/>
+              <w:numId w:val="15"/>
             </w:numPr>
             <w:tabs>
               <w:tab w:val="left" w:pos="1219"/>
@@ -2746,7 +2664,7 @@
             <w:pStyle w:val="TOC2"/>
             <w:numPr>
               <w:ilvl w:val="1"/>
-              <w:numId w:val="17"/>
+              <w:numId w:val="15"/>
             </w:numPr>
             <w:tabs>
               <w:tab w:val="left" w:pos="1219"/>
@@ -2798,7 +2716,7 @@
             <w:pStyle w:val="TOC2"/>
             <w:numPr>
               <w:ilvl w:val="2"/>
-              <w:numId w:val="17"/>
+              <w:numId w:val="15"/>
             </w:numPr>
             <w:tabs>
               <w:tab w:val="left" w:pos="1219"/>
@@ -2833,7 +2751,7 @@
             <w:pStyle w:val="TOC2"/>
             <w:numPr>
               <w:ilvl w:val="2"/>
-              <w:numId w:val="17"/>
+              <w:numId w:val="15"/>
             </w:numPr>
             <w:tabs>
               <w:tab w:val="left" w:pos="1219"/>
@@ -2876,7 +2794,7 @@
             <w:pStyle w:val="TOC2"/>
             <w:numPr>
               <w:ilvl w:val="2"/>
-              <w:numId w:val="17"/>
+              <w:numId w:val="15"/>
             </w:numPr>
             <w:tabs>
               <w:tab w:val="left" w:pos="1219"/>
@@ -2983,7 +2901,7 @@
             <w:pStyle w:val="TOC2"/>
             <w:numPr>
               <w:ilvl w:val="2"/>
-              <w:numId w:val="17"/>
+              <w:numId w:val="15"/>
             </w:numPr>
             <w:tabs>
               <w:tab w:val="left" w:pos="1219"/>
@@ -3044,7 +2962,7 @@
             <w:pStyle w:val="TOC2"/>
             <w:numPr>
               <w:ilvl w:val="1"/>
-              <w:numId w:val="17"/>
+              <w:numId w:val="15"/>
             </w:numPr>
             <w:tabs>
               <w:tab w:val="left" w:pos="1219"/>
@@ -3079,7 +2997,7 @@
             <w:pStyle w:val="TOC2"/>
             <w:numPr>
               <w:ilvl w:val="1"/>
-              <w:numId w:val="17"/>
+              <w:numId w:val="15"/>
             </w:numPr>
             <w:tabs>
               <w:tab w:val="left" w:pos="1219"/>
@@ -3114,7 +3032,7 @@
             <w:pStyle w:val="TOC2"/>
             <w:numPr>
               <w:ilvl w:val="1"/>
-              <w:numId w:val="17"/>
+              <w:numId w:val="15"/>
             </w:numPr>
             <w:tabs>
               <w:tab w:val="left" w:pos="1219"/>
@@ -3158,7 +3076,7 @@
             <w:pStyle w:val="TOC2"/>
             <w:numPr>
               <w:ilvl w:val="2"/>
-              <w:numId w:val="17"/>
+              <w:numId w:val="15"/>
             </w:numPr>
             <w:tabs>
               <w:tab w:val="left" w:pos="1219"/>
@@ -3211,7 +3129,7 @@
             <w:pStyle w:val="TOC2"/>
             <w:numPr>
               <w:ilvl w:val="2"/>
-              <w:numId w:val="17"/>
+              <w:numId w:val="15"/>
             </w:numPr>
             <w:tabs>
               <w:tab w:val="left" w:pos="1219"/>
@@ -3254,7 +3172,7 @@
             <w:pStyle w:val="TOC2"/>
             <w:numPr>
               <w:ilvl w:val="2"/>
-              <w:numId w:val="17"/>
+              <w:numId w:val="15"/>
             </w:numPr>
             <w:tabs>
               <w:tab w:val="left" w:pos="1219"/>
@@ -3297,7 +3215,7 @@
             <w:pStyle w:val="TOC2"/>
             <w:numPr>
               <w:ilvl w:val="1"/>
-              <w:numId w:val="17"/>
+              <w:numId w:val="15"/>
             </w:numPr>
             <w:tabs>
               <w:tab w:val="left" w:pos="1219"/>
@@ -3594,7 +3512,7 @@
         <w:pStyle w:val="Heading1"/>
         <w:numPr>
           <w:ilvl w:val="1"/>
-          <w:numId w:val="20"/>
+          <w:numId w:val="18"/>
         </w:numPr>
         <w:tabs>
           <w:tab w:val="left" w:pos="1560"/>
@@ -3631,19 +3549,8 @@
         <w:spacing w:line="264" w:lineRule="auto"/>
         <w:ind w:left="120" w:right="210"/>
       </w:pPr>
-      <w:commentRangeStart w:id="0"/>
       <w:r>
-        <w:t xml:space="preserve">ClientCorp Ltd will also provide this report to build partners to inforft them in assessing the suitability of the land for buildings.</w:t>
-      </w:r>
-      <w:commentRangeEnd w:id="0"/>
-      <w:r>
-        <w:commentReference w:id="0"/>
-      </w:r>
-      <w:r>
-        <w:commentReference w:id="1"/>
-      </w:r>
-      <w:r>
-        <w:t xml:space="preserve"> This report:</w:t>
+        <w:t xml:space="preserve">ClientCorp Ltd will also provide this report to build partners to inforft them in assessing the suitability of the land for buildings. This report:</w:t>
       </w:r>
     </w:p>
     <w:p>
@@ -3651,7 +3558,7 @@
         <w:pStyle w:val="ListParagraph"/>
         <w:numPr>
           <w:ilvl w:val="2"/>
-          <w:numId w:val="20"/>
+          <w:numId w:val="18"/>
         </w:numPr>
         <w:tabs>
           <w:tab w:val="left" w:pos="480"/>
@@ -3668,7 +3575,7 @@
         <w:pStyle w:val="ListParagraph"/>
         <w:numPr>
           <w:ilvl w:val="2"/>
-          <w:numId w:val="20"/>
+          <w:numId w:val="18"/>
         </w:numPr>
         <w:tabs>
           <w:tab w:val="left" w:pos="480"/>
@@ -3685,7 +3592,7 @@
         <w:pStyle w:val="ListParagraph"/>
         <w:numPr>
           <w:ilvl w:val="2"/>
-          <w:numId w:val="20"/>
+          <w:numId w:val="18"/>
         </w:numPr>
         <w:tabs>
           <w:tab w:val="left" w:pos="480"/>
@@ -3721,7 +3628,7 @@
       <w:pPr>
         <w:spacing w:line="264" w:lineRule="auto"/>
         <w:sectPr>
-          <w:footerReference w:type="default" r:id="rId6"/>
+          <w:footerReference w:type="default" r:id="rId4"/>
           <w:pgSz w:w="11910" w:h="16840" w:orient="portrait"/>
           <w:pgMar w:top="1460" w:right="960" w:bottom="1140" w:left="960" w:header="0" w:footer="953" w:gutter="0"/>
           <w:pgNumType w:start="1"/>
@@ -3736,7 +3643,7 @@
         <w:pStyle w:val="Heading1"/>
         <w:numPr>
           <w:ilvl w:val="0"/>
-          <w:numId w:val="11"/>
+          <w:numId w:val="9"/>
         </w:numPr>
         <w:tabs>
           <w:tab w:val="left" w:pos="1560"/>
@@ -6163,16 +6070,24 @@
               </w:rPr>
               <w:t xml:space="preserve"> </w:t>
             </w:r>
-            <w:commentRangeStart w:id="2"/>
-            <w:r>
-              <w:rPr>
-                <w:sz w:val="20"/>
-              </w:rPr>
-              <w:t xml:space="preserve">volcanic ash</w:t>
-            </w:r>
-            <w:commentRangeEnd w:id="2"/>
-            <w:r>
-              <w:commentReference w:id="2"/>
+            <w:r>
+              <w:rPr>
+                <w:sz w:val="20"/>
+              </w:rPr>
+              <w:t xml:space="preserve">volcanic</w:t>
+            </w:r>
+            <w:r>
+              <w:rPr>
+                <w:spacing w:val="-5"/>
+                <w:sz w:val="20"/>
+              </w:rPr>
+              <w:t xml:space="preserve"> </w:t>
+            </w:r>
+            <w:r>
+              <w:rPr>
+                <w:sz w:val="20"/>
+              </w:rPr>
+              <w:t xml:space="preserve">ash</w:t>
             </w:r>
             <w:r>
               <w:rPr>
@@ -7127,7 +7042,7 @@
               <w:pStyle w:val="TableParagraph"/>
               <w:numPr>
                 <w:ilvl w:val="0"/>
-                <w:numId w:val="15"/>
+                <w:numId w:val="13"/>
               </w:numPr>
               <w:tabs>
                 <w:tab w:val="left" w:pos="423"/>
@@ -7229,7 +7144,7 @@
               <w:pStyle w:val="TableParagraph"/>
               <w:numPr>
                 <w:ilvl w:val="0"/>
-                <w:numId w:val="15"/>
+                <w:numId w:val="13"/>
               </w:numPr>
               <w:tabs>
                 <w:tab w:val="left" w:pos="423"/>
@@ -7357,7 +7272,7 @@
               <w:pStyle w:val="TableParagraph"/>
               <w:numPr>
                 <w:ilvl w:val="0"/>
-                <w:numId w:val="15"/>
+                <w:numId w:val="13"/>
               </w:numPr>
               <w:tabs>
                 <w:tab w:val="left" w:pos="423"/>
@@ -9616,7 +9531,7 @@
         <w:pStyle w:val="Heading1"/>
         <w:numPr>
           <w:ilvl w:val="0"/>
-          <w:numId w:val="11"/>
+          <w:numId w:val="9"/>
         </w:numPr>
         <w:tabs>
           <w:tab w:val="left" w:pos="1560"/>
@@ -9684,18 +9599,7 @@
         <w:ind w:left="120"/>
       </w:pPr>
       <w:r>
-        <w:t xml:space="preserve">This report supersedes any earlier geotechnical reports issued for the site. Land </w:t>
-      </w:r>
-      <w:commentRangeStart w:id="3"/>
-      <w:r>
-        <w:t xml:space="preserve">reftediation</w:t>
-      </w:r>
-      <w:commentRangeEnd w:id="3"/>
-      <w:r>
-        <w:commentReference w:id="3"/>
-      </w:r>
-      <w:r>
-        <w:t xml:space="preserve"> investigations have also been carried out by SolidEarth for the Evergreen West development area. The results and</w:t>
+        <w:t xml:space="preserve">This report supersedes any earlier geotechnical reports issued for the site. Land reftediation investigations have also been carried out by SolidEarth for the Evergreen West development area. The results and</w:t>
       </w:r>
     </w:p>
     <w:p>
@@ -9704,18 +9608,7 @@
         <w:ind w:left="120"/>
       </w:pPr>
       <w:r>
-        <w:t xml:space="preserve">recommendations for land remediation are presented in a separate report, </w:t>
-      </w:r>
-      <w:commentRangeStart w:id="4"/>
-      <w:r>
-        <w:t xml:space="preserve">Land Remediation Investigation Report: Land Remediation Investigation Report:</w:t>
-      </w:r>
-      <w:commentRangeEnd w:id="4"/>
-      <w:r>
-        <w:commentReference w:id="4"/>
-      </w:r>
-      <w:r>
-        <w:t xml:space="preserve"> Evergreen West Development – Stages 2 &amp; 3 – Draft, dated March 2019 (version 1.0).</w:t>
+        <w:t xml:space="preserve">recommendations for land remediation are presented in a separate report, Land Remediation Investigation Report: Land Remediation Investigation Report: Evergreen West Development – Stages 2 &amp; 3 – Draft, dated March 2019 (version 1.0).</w:t>
       </w:r>
     </w:p>
     <w:p>
@@ -9729,7 +9622,7 @@
         <w:pStyle w:val="Heading2"/>
         <w:numPr>
           <w:ilvl w:val="1"/>
-          <w:numId w:val="11"/>
+          <w:numId w:val="9"/>
         </w:numPr>
         <w:tabs>
           <w:tab w:val="left" w:pos="840"/>
@@ -9790,18 +9683,7 @@
         <w:jc w:val="both"/>
       </w:pPr>
       <w:r>
-        <w:t xml:space="preserve">If the nature of the proposed </w:t>
-      </w:r>
-      <w:commentRangeStart w:id="5"/>
-      <w:r>
-        <w:t xml:space="preserve">developftent</w:t>
-      </w:r>
-      <w:commentRangeEnd w:id="5"/>
-      <w:r>
-        <w:commentReference w:id="5"/>
-      </w:r>
-      <w:r>
-        <w:t xml:space="preserve"> differs from that assumed in this report, it is important that we are given the opportunity to revise the contents of this report.</w:t>
+        <w:t xml:space="preserve">If the nature of the proposed developftent differs from that assumed in this report, it is important that we are given the opportunity to revise the contents of this report.</w:t>
       </w:r>
     </w:p>
     <w:p>
@@ -9822,7 +9704,7 @@
         <w:pStyle w:val="Heading1"/>
         <w:numPr>
           <w:ilvl w:val="0"/>
-          <w:numId w:val="11"/>
+          <w:numId w:val="9"/>
         </w:numPr>
         <w:tabs>
           <w:tab w:val="left" w:pos="1560"/>
@@ -9838,7 +9720,7 @@
         <w:pStyle w:val="Heading2"/>
         <w:numPr>
           <w:ilvl w:val="1"/>
-          <w:numId w:val="11"/>
+          <w:numId w:val="9"/>
         </w:numPr>
         <w:tabs>
           <w:tab w:val="left" w:pos="686"/>
@@ -9906,7 +9788,7 @@
         <w:pStyle w:val="Heading2"/>
         <w:numPr>
           <w:ilvl w:val="1"/>
-          <w:numId w:val="11"/>
+          <w:numId w:val="9"/>
         </w:numPr>
         <w:tabs>
           <w:tab w:val="left" w:pos="686"/>
@@ -9924,18 +9806,7 @@
         <w:ind w:left="120"/>
       </w:pPr>
       <w:r>
-        <w:t xml:space="preserve">NZGD does not show any historical investigations in the </w:t>
-      </w:r>
-      <w:commentRangeStart w:id="6"/>
-      <w:r>
-        <w:t xml:space="preserve">iftmediate</w:t>
-      </w:r>
-      <w:commentRangeEnd w:id="6"/>
-      <w:r>
-        <w:commentReference w:id="6"/>
-      </w:r>
-      <w:r>
-        <w:t xml:space="preserve"> area (i.e. 100m radius) of the Superlot.</w:t>
+        <w:t xml:space="preserve">NZGD does not show any historical investigations in the iftmediate area (i.e. 100m radius) of the Superlot.</w:t>
       </w:r>
     </w:p>
     <w:p>
@@ -9949,7 +9820,7 @@
         <w:pStyle w:val="Heading2"/>
         <w:numPr>
           <w:ilvl w:val="1"/>
-          <w:numId w:val="11"/>
+          <w:numId w:val="9"/>
         </w:numPr>
         <w:tabs>
           <w:tab w:val="left" w:pos="685"/>
@@ -12736,7 +12607,7 @@
         <w:pStyle w:val="ListParagraph"/>
         <w:numPr>
           <w:ilvl w:val="0"/>
-          <w:numId w:val="16"/>
+          <w:numId w:val="14"/>
         </w:numPr>
         <w:tabs>
           <w:tab w:val="left" w:pos="840"/>
@@ -12756,7 +12627,7 @@
         <w:pStyle w:val="ListParagraph"/>
         <w:numPr>
           <w:ilvl w:val="0"/>
-          <w:numId w:val="16"/>
+          <w:numId w:val="14"/>
         </w:numPr>
         <w:tabs>
           <w:tab w:val="left" w:pos="840"/>
@@ -12776,7 +12647,7 @@
         <w:pStyle w:val="ListParagraph"/>
         <w:numPr>
           <w:ilvl w:val="0"/>
-          <w:numId w:val="16"/>
+          <w:numId w:val="14"/>
         </w:numPr>
         <w:tabs>
           <w:tab w:val="left" w:pos="840"/>
@@ -12796,7 +12667,7 @@
         <w:pStyle w:val="ListParagraph"/>
         <w:numPr>
           <w:ilvl w:val="0"/>
-          <w:numId w:val="16"/>
+          <w:numId w:val="14"/>
         </w:numPr>
         <w:tabs>
           <w:tab w:val="left" w:pos="840"/>
@@ -12826,7 +12697,7 @@
         <w:pStyle w:val="Heading2"/>
         <w:numPr>
           <w:ilvl w:val="1"/>
-          <w:numId w:val="11"/>
+          <w:numId w:val="9"/>
         </w:numPr>
         <w:tabs>
           <w:tab w:val="left" w:pos="684"/>
@@ -12868,7 +12739,7 @@
         <w:pStyle w:val="Heading2"/>
         <w:numPr>
           <w:ilvl w:val="1"/>
-          <w:numId w:val="11"/>
+          <w:numId w:val="9"/>
         </w:numPr>
         <w:tabs>
           <w:tab w:val="left" w:pos="686"/>
@@ -13568,7 +13439,7 @@
         <w:pStyle w:val="Heading1"/>
         <w:numPr>
           <w:ilvl w:val="0"/>
-          <w:numId w:val="11"/>
+          <w:numId w:val="9"/>
         </w:numPr>
         <w:tabs>
           <w:tab w:val="left" w:pos="1560"/>
@@ -13584,7 +13455,7 @@
         <w:pStyle w:val="Heading2"/>
         <w:numPr>
           <w:ilvl w:val="1"/>
-          <w:numId w:val="11"/>
+          <w:numId w:val="9"/>
         </w:numPr>
         <w:tabs>
           <w:tab w:val="left" w:pos="685"/>
@@ -14876,7 +14747,7 @@
         <w:pStyle w:val="Heading2"/>
         <w:numPr>
           <w:ilvl w:val="1"/>
-          <w:numId w:val="11"/>
+          <w:numId w:val="9"/>
         </w:numPr>
         <w:tabs>
           <w:tab w:val="left" w:pos="685"/>
@@ -14892,7 +14763,7 @@
         <w:pStyle w:val="ListParagraph"/>
         <w:numPr>
           <w:ilvl w:val="2"/>
-          <w:numId w:val="11"/>
+          <w:numId w:val="9"/>
         </w:numPr>
         <w:tabs>
           <w:tab w:val="left" w:pos="1200"/>
@@ -14949,7 +14820,7 @@
         <w:pStyle w:val="ListParagraph"/>
         <w:numPr>
           <w:ilvl w:val="2"/>
-          <w:numId w:val="11"/>
+          <w:numId w:val="9"/>
         </w:numPr>
         <w:tabs>
           <w:tab w:val="left" w:pos="1200"/>
@@ -15016,13 +14887,13 @@
       <w:r>
         <w:t xml:space="preserve">significant variance in the undrained shear strengths of this material, with results ranging from 17 to </w:t>
       </w:r>
-      <w:commentRangeStart w:id="7"/>
+      <w:commentRangeStart w:id="0"/>
       <w:r>
         <w:t xml:space="preserve">200 psi</w:t>
       </w:r>
-      <w:commentRangeEnd w:id="7"/>
+      <w:commentRangeEnd w:id="0"/>
       <w:r>
-        <w:commentReference w:id="7"/>
+        <w:commentReference w:id="0"/>
       </w:r>
       <w:r>
         <w:t xml:space="preserve">.</w:t>
@@ -15059,7 +14930,7 @@
         <w:pStyle w:val="ListParagraph"/>
         <w:numPr>
           <w:ilvl w:val="2"/>
-          <w:numId w:val="11"/>
+          <w:numId w:val="9"/>
         </w:numPr>
         <w:tabs>
           <w:tab w:val="left" w:pos="1200"/>
@@ -15157,7 +15028,7 @@
         <w:pStyle w:val="ListParagraph"/>
         <w:numPr>
           <w:ilvl w:val="2"/>
-          <w:numId w:val="11"/>
+          <w:numId w:val="9"/>
         </w:numPr>
         <w:tabs>
           <w:tab w:val="left" w:pos="1200"/>
@@ -15232,7 +15103,7 @@
         <w:pStyle w:val="ListParagraph"/>
         <w:numPr>
           <w:ilvl w:val="0"/>
-          <w:numId w:val="11"/>
+          <w:numId w:val="9"/>
         </w:numPr>
         <w:tabs>
           <w:tab w:val="left" w:pos="1560"/>
@@ -15265,7 +15136,7 @@
         <w:pStyle w:val="Heading2"/>
         <w:numPr>
           <w:ilvl w:val="1"/>
-          <w:numId w:val="11"/>
+          <w:numId w:val="9"/>
         </w:numPr>
         <w:tabs>
           <w:tab w:val="left" w:pos="685"/>
@@ -15298,7 +15169,7 @@
         <w:pStyle w:val="Heading2"/>
         <w:numPr>
           <w:ilvl w:val="1"/>
-          <w:numId w:val="11"/>
+          <w:numId w:val="9"/>
         </w:numPr>
         <w:tabs>
           <w:tab w:val="left" w:pos="685"/>
@@ -15314,7 +15185,7 @@
         <w:pStyle w:val="ListParagraph"/>
         <w:numPr>
           <w:ilvl w:val="0"/>
-          <w:numId w:val="22"/>
+          <w:numId w:val="20"/>
         </w:numPr>
         <w:tabs>
           <w:tab w:val="left" w:pos="480"/>
@@ -15331,7 +15202,7 @@
         <w:pStyle w:val="ListParagraph"/>
         <w:numPr>
           <w:ilvl w:val="0"/>
-          <w:numId w:val="22"/>
+          <w:numId w:val="20"/>
         </w:numPr>
         <w:tabs>
           <w:tab w:val="left" w:pos="480"/>
@@ -15348,7 +15219,7 @@
         <w:pStyle w:val="ListParagraph"/>
         <w:numPr>
           <w:ilvl w:val="0"/>
-          <w:numId w:val="22"/>
+          <w:numId w:val="20"/>
         </w:numPr>
         <w:tabs>
           <w:tab w:val="left" w:pos="480"/>
@@ -15365,7 +15236,7 @@
         <w:pStyle w:val="ListParagraph"/>
         <w:numPr>
           <w:ilvl w:val="0"/>
-          <w:numId w:val="22"/>
+          <w:numId w:val="20"/>
         </w:numPr>
         <w:tabs>
           <w:tab w:val="left" w:pos="480"/>
@@ -15382,7 +15253,7 @@
         <w:pStyle w:val="ListParagraph"/>
         <w:numPr>
           <w:ilvl w:val="0"/>
-          <w:numId w:val="22"/>
+          <w:numId w:val="20"/>
         </w:numPr>
         <w:tabs>
           <w:tab w:val="left" w:pos="480"/>
@@ -15399,7 +15270,7 @@
         <w:pStyle w:val="ListParagraph"/>
         <w:numPr>
           <w:ilvl w:val="0"/>
-          <w:numId w:val="22"/>
+          <w:numId w:val="20"/>
         </w:numPr>
         <w:tabs>
           <w:tab w:val="left" w:pos="480"/>
@@ -15407,16 +15278,8 @@
         <w:spacing w:before="106"/>
         <w:ind w:hanging="360"/>
       </w:pPr>
-      <w:commentRangeStart w:id="8"/>
       <w:r>
-        <w:t xml:space="preserve">Coftpressible</w:t>
-      </w:r>
-      <w:commentRangeEnd w:id="8"/>
-      <w:r>
-        <w:commentReference w:id="8"/>
-      </w:r>
-      <w:r>
-        <w:t xml:space="preserve"> soils and settlement</w:t>
+        <w:t xml:space="preserve">Coftpressible soils and settlement</w:t>
       </w:r>
     </w:p>
     <w:p>
@@ -15424,7 +15287,7 @@
         <w:pStyle w:val="ListParagraph"/>
         <w:numPr>
           <w:ilvl w:val="0"/>
-          <w:numId w:val="22"/>
+          <w:numId w:val="20"/>
         </w:numPr>
         <w:tabs>
           <w:tab w:val="left" w:pos="480"/>
@@ -15441,7 +15304,7 @@
         <w:pStyle w:val="ListParagraph"/>
         <w:numPr>
           <w:ilvl w:val="0"/>
-          <w:numId w:val="22"/>
+          <w:numId w:val="20"/>
         </w:numPr>
         <w:tabs>
           <w:tab w:val="left" w:pos="480"/>
@@ -15458,7 +15321,7 @@
         <w:pStyle w:val="ListParagraph"/>
         <w:numPr>
           <w:ilvl w:val="0"/>
-          <w:numId w:val="22"/>
+          <w:numId w:val="20"/>
         </w:numPr>
         <w:tabs>
           <w:tab w:val="left" w:pos="480"/>
@@ -15475,7 +15338,7 @@
         <w:pStyle w:val="ListParagraph"/>
         <w:numPr>
           <w:ilvl w:val="0"/>
-          <w:numId w:val="22"/>
+          <w:numId w:val="20"/>
         </w:numPr>
         <w:tabs>
           <w:tab w:val="left" w:pos="480"/>
@@ -15484,18 +15347,7 @@
         <w:ind w:hanging="360"/>
       </w:pPr>
       <w:r>
-        <w:t xml:space="preserve">Subgrade for </w:t>
-      </w:r>
-      <w:commentRangeStart w:id="9"/>
-      <w:r>
-        <w:t xml:space="preserve">paveftents</w:t>
-      </w:r>
-      <w:commentRangeEnd w:id="9"/>
-      <w:r>
-        <w:commentReference w:id="9"/>
-      </w:r>
-      <w:r>
-        <w:t xml:space="preserve">.</w:t>
+        <w:t xml:space="preserve">Subgrade for paveftents.</w:t>
       </w:r>
     </w:p>
     <w:p>
@@ -15503,7 +15355,7 @@
         <w:pStyle w:val="ListParagraph"/>
         <w:numPr>
           <w:ilvl w:val="0"/>
-          <w:numId w:val="22"/>
+          <w:numId w:val="20"/>
         </w:numPr>
         <w:tabs>
           <w:tab w:val="left" w:pos="480"/>
@@ -15526,7 +15378,7 @@
         <w:pStyle w:val="Heading2"/>
         <w:numPr>
           <w:ilvl w:val="1"/>
-          <w:numId w:val="11"/>
+          <w:numId w:val="9"/>
         </w:numPr>
         <w:tabs>
           <w:tab w:val="left" w:pos="685"/>
@@ -15544,18 +15396,7 @@
         <w:ind w:left="120"/>
       </w:pPr>
       <w:r>
-        <w:t xml:space="preserve">An upper “crust” of stronger soil was encountered beneath the topsoil layer across </w:t>
-      </w:r>
-      <w:commentRangeStart w:id="10"/>
-      <w:r>
-        <w:t xml:space="preserve">Superlot MW – A58</w:t>
-      </w:r>
-      <w:commentRangeEnd w:id="10"/>
-      <w:r>
-        <w:commentReference w:id="10"/>
-      </w:r>
-      <w:r>
-        <w:t xml:space="preserve">.</w:t>
+        <w:t xml:space="preserve">An upper “crust” of stronger soil was encountered beneath the topsoil layer across Superlot MW – A58.</w:t>
       </w:r>
     </w:p>
     <w:p>
@@ -15650,7 +15491,7 @@
         <w:pStyle w:val="Heading2"/>
         <w:numPr>
           <w:ilvl w:val="1"/>
-          <w:numId w:val="11"/>
+          <w:numId w:val="9"/>
         </w:numPr>
         <w:tabs>
           <w:tab w:val="left" w:pos="684"/>
@@ -15667,7 +15508,7 @@
         <w:pStyle w:val="ListParagraph"/>
         <w:numPr>
           <w:ilvl w:val="2"/>
-          <w:numId w:val="11"/>
+          <w:numId w:val="9"/>
         </w:numPr>
         <w:tabs>
           <w:tab w:val="left" w:pos="1200"/>
@@ -15751,23 +15592,7 @@
         <w:jc w:val="both"/>
       </w:pPr>
       <w:r>
-        <w:t xml:space="preserve">It is likely that the soils at the foundation elevation will be prone to shrinkage and swelling when exposed to changes in </w:t>
-      </w:r>
-      <w:commentRangeStart w:id="11"/>
-      <w:commentRangeStart w:id="12"/>
-      <w:r>
-        <w:t xml:space="preserve">ftoisture</w:t>
-      </w:r>
-      <w:commentRangeEnd w:id="12"/>
-      <w:r>
-        <w:commentReference w:id="12"/>
-      </w:r>
-      <w:commentRangeEnd w:id="11"/>
-      <w:r>
-        <w:commentReference w:id="11"/>
-      </w:r>
-      <w:r>
-        <w:t xml:space="preserve"> content. The effects on freshly exposed material in cuts may be greater than soils that have been previously subject to seasonal cycles and this needs to be considered in design of foundations.</w:t>
+        <w:t xml:space="preserve">It is likely that the soils at the foundation elevation will be prone to shrinkage and swelling when exposed to changes in ftoisture content. The effects on freshly exposed material in cuts may be greater than soils that have been previously subject to seasonal cycles and this needs to be considered in design of foundations.</w:t>
       </w:r>
     </w:p>
     <w:p>
@@ -15781,7 +15606,7 @@
         <w:pStyle w:val="ListParagraph"/>
         <w:numPr>
           <w:ilvl w:val="2"/>
-          <w:numId w:val="11"/>
+          <w:numId w:val="9"/>
         </w:numPr>
         <w:tabs>
           <w:tab w:val="left" w:pos="1200"/>
@@ -15837,7 +15662,7 @@
         <w:pStyle w:val="ListParagraph"/>
         <w:numPr>
           <w:ilvl w:val="2"/>
-          <w:numId w:val="11"/>
+          <w:numId w:val="9"/>
         </w:numPr>
         <w:tabs>
           <w:tab w:val="left" w:pos="1200"/>
@@ -15880,18 +15705,7 @@
         <w:ind w:left="120"/>
       </w:pPr>
       <w:r>
-        <w:t xml:space="preserve">trench excavations to a </w:t>
-      </w:r>
-      <w:commentRangeStart w:id="13"/>
-      <w:r>
-        <w:t xml:space="preserve">ftinimum</w:t>
-      </w:r>
-      <w:commentRangeEnd w:id="13"/>
-      <w:r>
-        <w:commentReference w:id="13"/>
-      </w:r>
-      <w:r>
-        <w:t xml:space="preserve"> of three times the excavation depth away from existing structures.</w:t>
+        <w:t xml:space="preserve">trench excavations to a ftinimum of three times the excavation depth away from existing structures.</w:t>
       </w:r>
     </w:p>
     <w:p>
@@ -15920,16 +15734,8 @@
         <w:spacing w:line="268" w:lineRule="exact"/>
         <w:ind w:left="120"/>
       </w:pPr>
-      <w:commentRangeStart w:id="14"/>
       <w:r>
-        <w:t xml:space="preserve">daftage</w:t>
-      </w:r>
-      <w:commentRangeEnd w:id="14"/>
-      <w:r>
-        <w:commentReference w:id="14"/>
-      </w:r>
-      <w:r>
-        <w:t xml:space="preserve"> to buildings and infrastructure.</w:t>
+        <w:t xml:space="preserve">daftage to buildings and infrastructure.</w:t>
       </w:r>
     </w:p>
     <w:p>
@@ -15997,7 +15803,7 @@
         <w:pStyle w:val="ListParagraph"/>
         <w:numPr>
           <w:ilvl w:val="2"/>
-          <w:numId w:val="11"/>
+          <w:numId w:val="9"/>
         </w:numPr>
         <w:tabs>
           <w:tab w:val="left" w:pos="1200"/>
@@ -16040,18 +15846,7 @@
         <w:ind w:left="120"/>
       </w:pPr>
       <w:r>
-        <w:t xml:space="preserve">(</w:t>
-      </w:r>
-      <w:commentRangeStart w:id="15"/>
-      <w:r>
-        <w:t xml:space="preserve">Noveftber</w:t>
-      </w:r>
-      <w:commentRangeEnd w:id="15"/>
-      <w:r>
-        <w:commentReference w:id="15"/>
-      </w:r>
-      <w:r>
-        <w:t xml:space="preserve"> to April). Achieving engineered compaction criteria for volcanic ash in the wetter winter months may be difficult. If earthworks proceed outside of summer, lime stabilisation or other conditioning of the</w:t>
+        <w:t xml:space="preserve">(Noveftber to April). Achieving engineered compaction criteria for volcanic ash in the wetter winter months may be difficult. If earthworks proceed outside of summer, lime stabilisation or other conditioning of the</w:t>
       </w:r>
     </w:p>
     <w:p>
@@ -16111,7 +15906,40 @@
         <w:ind w:left="120" w:right="210"/>
       </w:pPr>
       <w:r>
-        <w:t xml:space="preserve">materials for compaction during winter includes SPR, recycled crushed concrete (RCC) or quarry graded materials such as GAP40 or GAP65.</w:t>
+        <w:t xml:space="preserve">materials for compaction during winter includes </w:t>
+      </w:r>
+      <w:commentRangeStart w:id="1"/>
+      <w:r>
+        <w:t xml:space="preserve">SPR</w:t>
+      </w:r>
+      <w:commentRangeEnd w:id="1"/>
+      <w:r>
+        <w:commentReference w:id="1"/>
+      </w:r>
+      <w:r>
+        <w:t xml:space="preserve">, recycled crushed concrete (</w:t>
+      </w:r>
+      <w:commentRangeStart w:id="2"/>
+      <w:r>
+        <w:t xml:space="preserve">RCC</w:t>
+      </w:r>
+      <w:commentRangeEnd w:id="2"/>
+      <w:r>
+        <w:commentReference w:id="2"/>
+      </w:r>
+      <w:r>
+        <w:t xml:space="preserve">) or quarry graded materials such as </w:t>
+      </w:r>
+      <w:commentRangeStart w:id="3"/>
+      <w:r>
+        <w:t xml:space="preserve">GAP40</w:t>
+      </w:r>
+      <w:commentRangeEnd w:id="3"/>
+      <w:r>
+        <w:commentReference w:id="3"/>
+      </w:r>
+      <w:r>
+        <w:t xml:space="preserve"> or GAP65.</w:t>
       </w:r>
     </w:p>
     <w:p>
@@ -16141,7 +15969,7 @@
         <w:pStyle w:val="ListParagraph"/>
         <w:numPr>
           <w:ilvl w:val="2"/>
-          <w:numId w:val="11"/>
+          <w:numId w:val="9"/>
         </w:numPr>
         <w:tabs>
           <w:tab w:val="left" w:pos="1200"/>
@@ -16174,18 +16002,7 @@
         <w:ind w:left="120"/>
       </w:pPr>
       <w:r>
-        <w:t xml:space="preserve">A preliminary compaction specification for bulk fill using site-won volcanic soils, imported cohesive fill or imported </w:t>
-      </w:r>
-      <w:commentRangeStart w:id="16"/>
-      <w:r>
-        <w:t xml:space="preserve">hardfill</w:t>
-      </w:r>
-      <w:commentRangeEnd w:id="16"/>
-      <w:r>
-        <w:commentReference w:id="16"/>
-      </w:r>
-      <w:r>
-        <w:t xml:space="preserve"> materials is provided below:</w:t>
+        <w:t xml:space="preserve">A preliminary compaction specification for bulk fill using site-won volcanic soils, imported cohesive fill or imported hardfill materials is provided below:</w:t>
       </w:r>
     </w:p>
     <w:p>
@@ -17200,7 +17017,7 @@
         <w:pStyle w:val="Heading2"/>
         <w:numPr>
           <w:ilvl w:val="1"/>
-          <w:numId w:val="11"/>
+          <w:numId w:val="9"/>
         </w:numPr>
         <w:tabs>
           <w:tab w:val="left" w:pos="685"/>
@@ -17216,7 +17033,7 @@
         <w:pStyle w:val="ListParagraph"/>
         <w:numPr>
           <w:ilvl w:val="2"/>
-          <w:numId w:val="11"/>
+          <w:numId w:val="9"/>
         </w:numPr>
         <w:tabs>
           <w:tab w:val="left" w:pos="1200"/>
@@ -17269,18 +17086,7 @@
         <w:ind w:left="120"/>
       </w:pPr>
       <w:r>
-        <w:t xml:space="preserve">On the basis of the available </w:t>
-      </w:r>
-      <w:commentRangeStart w:id="17"/>
-      <w:r>
-        <w:t xml:space="preserve">inforftation</w:t>
-      </w:r>
-      <w:commentRangeEnd w:id="17"/>
-      <w:r>
-        <w:commentReference w:id="17"/>
-      </w:r>
-      <w:r>
-        <w:t xml:space="preserve">, shallow or piled foundation are likely to be suitable options to</w:t>
+        <w:t xml:space="preserve">On the basis of the available inforftation, shallow or piled foundation are likely to be suitable options to</w:t>
       </w:r>
     </w:p>
     <w:p>
@@ -17314,7 +17120,7 @@
         <w:pStyle w:val="ListParagraph"/>
         <w:numPr>
           <w:ilvl w:val="3"/>
-          <w:numId w:val="11"/>
+          <w:numId w:val="9"/>
         </w:numPr>
         <w:tabs>
           <w:tab w:val="left" w:pos="1197"/>
@@ -17487,18 +17293,18 @@
         <w:ind w:left="120"/>
       </w:pPr>
       <w:r>
-        <w:t xml:space="preserve">The parameters in Table 5 can be assumed for preliminary foundation design for buildings on </w:t>
+        <w:t xml:space="preserve">The parameters in Table 5 can be assumed for preliminary foundation design for buildings on shallow pads and strip footings. This should be reduced by a geotechnical reduction factor, φ = 0.5 when comparing with factored ultimate limit state (</w:t>
       </w:r>
-      <w:commentRangeStart w:id="18"/>
+      <w:commentRangeStart w:id="4"/>
       <w:r>
-        <w:t xml:space="preserve">shallow pads</w:t>
+        <w:t xml:space="preserve">ULS</w:t>
       </w:r>
-      <w:commentRangeEnd w:id="18"/>
+      <w:commentRangeEnd w:id="4"/>
       <w:r>
-        <w:commentReference w:id="18"/>
+        <w:commentReference w:id="4"/>
       </w:r>
       <w:r>
-        <w:t xml:space="preserve"> and strip footings. This should be reduced by a geotechnical reduction factor, φ = 0.5 when comparing with factored ultimate limit state (ULS) structural loads.</w:t>
+        <w:t xml:space="preserve">) structural loads.</w:t>
       </w:r>
     </w:p>
     <w:p>
@@ -18170,13 +17976,13 @@
       <w:r>
         <w:t xml:space="preserve">NOTE 1: The foundation subgrade should have an undrained shear strength of not less than </w:t>
       </w:r>
-      <w:commentRangeStart w:id="19"/>
+      <w:commentRangeStart w:id="5"/>
       <w:r>
         <w:t xml:space="preserve">80 psi</w:t>
       </w:r>
-      <w:commentRangeEnd w:id="19"/>
+      <w:commentRangeEnd w:id="5"/>
       <w:r>
-        <w:commentReference w:id="19"/>
+        <w:commentReference w:id="5"/>
       </w:r>
       <w:r>
         <w:t xml:space="preserve"> to at least 1 ft beneath the base of the footing (based on a review of the nearest boreholes by a Chartered Professional Geotechnical Engineer). This can comprise the natural crust or engineered fill.</w:t>
@@ -18194,13 +18000,13 @@
       <w:r>
         <w:t xml:space="preserve">NOTE 2: Where the soil within 1 m of the underside of the foundations has an undrained shear strength of less than </w:t>
       </w:r>
-      <w:commentRangeStart w:id="20"/>
+      <w:commentRangeStart w:id="6"/>
       <w:r>
         <w:t xml:space="preserve">80 psi</w:t>
       </w:r>
-      <w:commentRangeEnd w:id="20"/>
+      <w:commentRangeEnd w:id="6"/>
       <w:r>
-        <w:commentReference w:id="20"/>
+        <w:commentReference w:id="6"/>
       </w:r>
       <w:r>
         <w:t xml:space="preserve"> (based on a review of the nearest boreholes).</w:t>
@@ -18221,7 +18027,7 @@
         <w:pStyle w:val="ListParagraph"/>
         <w:numPr>
           <w:ilvl w:val="3"/>
-          <w:numId w:val="11"/>
+          <w:numId w:val="9"/>
         </w:numPr>
         <w:tabs>
           <w:tab w:val="left" w:pos="1197"/>
@@ -19570,18 +19376,7 @@
         <w:ind w:left="120"/>
       </w:pPr>
       <w:r>
-        <w:t xml:space="preserve">joints should be used to </w:t>
-      </w:r>
-      <w:commentRangeStart w:id="21"/>
-      <w:r>
-        <w:t xml:space="preserve">ftitigate</w:t>
-      </w:r>
-      <w:commentRangeEnd w:id="21"/>
-      <w:r>
-        <w:commentReference w:id="21"/>
-      </w:r>
-      <w:r>
-        <w:t xml:space="preserve"> the effects of differential foundation settlement. For example, movement joints between adjoining terrace houses may be necessary to mitigate against differential settlement risks.</w:t>
+        <w:t xml:space="preserve">joints should be used to ftitigate the effects of differential foundation settlement. For example, movement joints between adjoining terrace houses may be necessary to mitigate against differential settlement risks.</w:t>
       </w:r>
     </w:p>
     <w:p>
@@ -19626,7 +19421,7 @@
         <w:pStyle w:val="ListParagraph"/>
         <w:numPr>
           <w:ilvl w:val="2"/>
-          <w:numId w:val="11"/>
+          <w:numId w:val="9"/>
         </w:numPr>
         <w:tabs>
           <w:tab w:val="left" w:pos="1200"/>
@@ -19657,7 +19452,7 @@
         <w:pStyle w:val="ListParagraph"/>
         <w:numPr>
           <w:ilvl w:val="3"/>
-          <w:numId w:val="11"/>
+          <w:numId w:val="9"/>
         </w:numPr>
         <w:tabs>
           <w:tab w:val="left" w:pos="1197"/>
@@ -19689,18 +19484,7 @@
         <w:ind w:left="120"/>
       </w:pPr>
       <w:r>
-        <w:t xml:space="preserve">Expansive soils (or “</w:t>
-      </w:r>
-      <w:commentRangeStart w:id="22"/>
-      <w:r>
-        <w:t xml:space="preserve">reactive soils</w:t>
-      </w:r>
-      <w:commentRangeEnd w:id="22"/>
-      <w:r>
-        <w:commentReference w:id="22"/>
-      </w:r>
-      <w:r>
-        <w:t xml:space="preserve">” using Australian terminology) are clay soils that undergo appreciable</w:t>
+        <w:t xml:space="preserve">Expansive soils (or “reactive soils” using Australian terminology) are clay soils that undergo appreciable</w:t>
       </w:r>
     </w:p>
     <w:p>
@@ -19728,7 +19512,7 @@
         <w:pStyle w:val="ListParagraph"/>
         <w:numPr>
           <w:ilvl w:val="0"/>
-          <w:numId w:val="13"/>
+          <w:numId w:val="11"/>
         </w:numPr>
         <w:tabs>
           <w:tab w:val="left" w:pos="476"/>
@@ -19745,7 +19529,7 @@
         <w:pStyle w:val="ListParagraph"/>
         <w:numPr>
           <w:ilvl w:val="0"/>
-          <w:numId w:val="13"/>
+          <w:numId w:val="11"/>
         </w:numPr>
         <w:tabs>
           <w:tab w:val="left" w:pos="477"/>
@@ -19762,7 +19546,7 @@
         <w:pStyle w:val="ListParagraph"/>
         <w:numPr>
           <w:ilvl w:val="0"/>
-          <w:numId w:val="13"/>
+          <w:numId w:val="11"/>
         </w:numPr>
         <w:tabs>
           <w:tab w:val="left" w:pos="477"/>
@@ -19779,7 +19563,7 @@
         <w:pStyle w:val="ListParagraph"/>
         <w:numPr>
           <w:ilvl w:val="0"/>
-          <w:numId w:val="13"/>
+          <w:numId w:val="11"/>
         </w:numPr>
         <w:tabs>
           <w:tab w:val="left" w:pos="477"/>
@@ -19822,7 +19606,7 @@
         <w:pStyle w:val="ListParagraph"/>
         <w:numPr>
           <w:ilvl w:val="3"/>
-          <w:numId w:val="11"/>
+          <w:numId w:val="9"/>
         </w:numPr>
         <w:tabs>
           <w:tab w:val="left" w:pos="1197"/>
@@ -19888,7 +19672,7 @@
         <w:pStyle w:val="ListParagraph"/>
         <w:numPr>
           <w:ilvl w:val="3"/>
-          <w:numId w:val="11"/>
+          <w:numId w:val="9"/>
         </w:numPr>
         <w:tabs>
           <w:tab w:val="left" w:pos="1197"/>
@@ -19939,7 +19723,7 @@
         <w:pStyle w:val="ListParagraph"/>
         <w:numPr>
           <w:ilvl w:val="4"/>
-          <w:numId w:val="11"/>
+          <w:numId w:val="9"/>
         </w:numPr>
         <w:tabs>
           <w:tab w:val="left" w:pos="480"/>
@@ -19956,7 +19740,7 @@
         <w:pStyle w:val="ListParagraph"/>
         <w:numPr>
           <w:ilvl w:val="4"/>
-          <w:numId w:val="11"/>
+          <w:numId w:val="9"/>
         </w:numPr>
         <w:tabs>
           <w:tab w:val="left" w:pos="480"/>
@@ -20024,7 +19808,7 @@
         <w:pStyle w:val="ListParagraph"/>
         <w:numPr>
           <w:ilvl w:val="4"/>
-          <w:numId w:val="11"/>
+          <w:numId w:val="9"/>
         </w:numPr>
         <w:tabs>
           <w:tab w:val="left" w:pos="480"/>
@@ -20057,7 +19841,7 @@
         <w:pStyle w:val="ListParagraph"/>
         <w:numPr>
           <w:ilvl w:val="3"/>
-          <w:numId w:val="11"/>
+          <w:numId w:val="9"/>
         </w:numPr>
         <w:tabs>
           <w:tab w:val="left" w:pos="1197"/>
@@ -20124,7 +19908,7 @@
         <w:pStyle w:val="ListParagraph"/>
         <w:numPr>
           <w:ilvl w:val="3"/>
-          <w:numId w:val="11"/>
+          <w:numId w:val="9"/>
         </w:numPr>
         <w:tabs>
           <w:tab w:val="left" w:pos="1197"/>
@@ -20425,7 +20209,7 @@
         <w:pStyle w:val="ListParagraph"/>
         <w:numPr>
           <w:ilvl w:val="2"/>
-          <w:numId w:val="11"/>
+          <w:numId w:val="9"/>
         </w:numPr>
         <w:tabs>
           <w:tab w:val="left" w:pos="1200"/>
@@ -21284,7 +21068,7 @@
         <w:pStyle w:val="ListParagraph"/>
         <w:numPr>
           <w:ilvl w:val="2"/>
-          <w:numId w:val="11"/>
+          <w:numId w:val="9"/>
         </w:numPr>
         <w:tabs>
           <w:tab w:val="left" w:pos="840"/>
@@ -21316,7 +21100,18 @@
         <w:ind w:left="120"/>
       </w:pPr>
       <w:r>
-        <w:t xml:space="preserve">Piled foundations may be required for buildings taller than two to three storeys. 300 mm SED timber piles driven to approximately 8 to 11m depth at this site should achieve a geotechnical ultimate capacity of</w:t>
+        <w:t xml:space="preserve">Piled foundations may be required for buildings taller than two to three storeys. 300 mm </w:t>
+      </w:r>
+      <w:commentRangeStart w:id="7"/>
+      <w:r>
+        <w:t xml:space="preserve">SED</w:t>
+      </w:r>
+      <w:commentRangeEnd w:id="7"/>
+      <w:r>
+        <w:commentReference w:id="7"/>
+      </w:r>
+      <w:r>
+        <w:t xml:space="preserve"> timber piles driven to approximately 8 to 11m depth at this site should achieve a geotechnical ultimate capacity of</w:t>
       </w:r>
     </w:p>
     <w:p>
@@ -21346,18 +21141,7 @@
         <w:ind w:left="120"/>
       </w:pPr>
       <w:r>
-        <w:t xml:space="preserve">If loads are applied to the ground surface (e.g. </w:t>
-      </w:r>
-      <w:commentRangeStart w:id="23"/>
-      <w:r>
-        <w:t xml:space="preserve">placeftent</w:t>
-      </w:r>
-      <w:commentRangeEnd w:id="23"/>
-      <w:r>
-        <w:commentReference w:id="23"/>
-      </w:r>
-      <w:r>
-        <w:t xml:space="preserve"> of fill or structures on shallow foundations),</w:t>
+        <w:t xml:space="preserve">If loads are applied to the ground surface (e.g. placeftent of fill or structures on shallow foundations),</w:t>
       </w:r>
     </w:p>
     <w:p>
@@ -21381,7 +21165,7 @@
         <w:pStyle w:val="Heading2"/>
         <w:numPr>
           <w:ilvl w:val="1"/>
-          <w:numId w:val="11"/>
+          <w:numId w:val="9"/>
         </w:numPr>
         <w:tabs>
           <w:tab w:val="left" w:pos="684"/>
@@ -21439,15 +21223,7 @@
         <w:pStyle w:val="Heading4"/>
       </w:pPr>
       <w:r>
-        <w:t xml:space="preserve">Table 8: Retention design </w:t>
-      </w:r>
-      <w:commentRangeStart w:id="24"/>
-      <w:r>
-        <w:t xml:space="preserve">parafteters</w:t>
-      </w:r>
-      <w:commentRangeEnd w:id="24"/>
-      <w:r>
-        <w:commentReference w:id="24"/>
+        <w:t xml:space="preserve">Table 8: Retention design parafteters</w:t>
       </w:r>
     </w:p>
     <w:p>
@@ -22421,7 +22197,7 @@
               <w:pStyle w:val="TableParagraph"/>
               <w:numPr>
                 <w:ilvl w:val="0"/>
-                <w:numId w:val="14"/>
+                <w:numId w:val="12"/>
               </w:numPr>
               <w:tabs>
                 <w:tab w:val="left" w:pos="425"/>
@@ -22821,7 +22597,7 @@
               <w:pStyle w:val="TableParagraph"/>
               <w:numPr>
                 <w:ilvl w:val="0"/>
-                <w:numId w:val="14"/>
+                <w:numId w:val="12"/>
               </w:numPr>
               <w:tabs>
                 <w:tab w:val="left" w:pos="425"/>
@@ -23315,7 +23091,7 @@
               <w:pStyle w:val="TableParagraph"/>
               <w:numPr>
                 <w:ilvl w:val="0"/>
-                <w:numId w:val="14"/>
+                <w:numId w:val="12"/>
               </w:numPr>
               <w:tabs>
                 <w:tab w:val="left" w:pos="425"/>
@@ -23546,7 +23322,7 @@
               <w:pStyle w:val="TableParagraph"/>
               <w:numPr>
                 <w:ilvl w:val="0"/>
-                <w:numId w:val="14"/>
+                <w:numId w:val="12"/>
               </w:numPr>
               <w:tabs>
                 <w:tab w:val="left" w:pos="425"/>
@@ -23817,16 +23593,8 @@
         <w:spacing w:before="1" w:line="264" w:lineRule="auto"/>
         <w:ind w:left="120"/>
       </w:pPr>
-      <w:commentRangeStart w:id="25"/>
       <w:r>
-        <w:t xml:space="preserve">Assufting</w:t>
-      </w:r>
-      <w:commentRangeEnd w:id="25"/>
-      <w:r>
-        <w:commentReference w:id="25"/>
-      </w:r>
-      <w:r>
-        <w:t xml:space="preserve"> a 45° zone of influence and a horizontal backslope, the minimum safe horizontal offset (x) may be calculated as:</w:t>
+        <w:t xml:space="preserve">Assufting a 45° zone of influence and a horizontal backslope, the minimum safe horizontal offset (x) may be calculated as:</w:t>
       </w:r>
     </w:p>
     <w:p>
@@ -23873,7 +23641,7 @@
         <w:pStyle w:val="Heading2"/>
         <w:numPr>
           <w:ilvl w:val="1"/>
-          <w:numId w:val="11"/>
+          <w:numId w:val="9"/>
         </w:numPr>
         <w:tabs>
           <w:tab w:val="left" w:pos="685"/>
@@ -23901,7 +23669,18 @@
         <w:ind w:left="120"/>
       </w:pPr>
       <w:r>
-        <w:t xml:space="preserve">prepared, protected and constructed in dry conditions. For design purposes, a subgrade CBR of 3% (soaked) may be adopted where the pavement bears on these soils and/or on new</w:t>
+        <w:t xml:space="preserve">prepared, protected and constructed in dry conditions. For design purposes, a subgrade </w:t>
+      </w:r>
+      <w:commentRangeStart w:id="8"/>
+      <w:r>
+        <w:t xml:space="preserve">CBR</w:t>
+      </w:r>
+      <w:commentRangeEnd w:id="8"/>
+      <w:r>
+        <w:commentReference w:id="8"/>
+      </w:r>
+      <w:r>
+        <w:t xml:space="preserve"> of 3% (soaked) may be adopted where the pavement bears on these soils and/or on new</w:t>
       </w:r>
     </w:p>
     <w:p>
@@ -23954,7 +23733,7 @@
         <w:pStyle w:val="Heading2"/>
         <w:numPr>
           <w:ilvl w:val="1"/>
-          <w:numId w:val="11"/>
+          <w:numId w:val="9"/>
         </w:numPr>
         <w:tabs>
           <w:tab w:val="left" w:pos="685"/>
@@ -23971,7 +23750,7 @@
         <w:pStyle w:val="ListParagraph"/>
         <w:numPr>
           <w:ilvl w:val="2"/>
-          <w:numId w:val="11"/>
+          <w:numId w:val="9"/>
         </w:numPr>
         <w:tabs>
           <w:tab w:val="left" w:pos="1200"/>
@@ -24018,7 +23797,7 @@
         <w:pStyle w:val="ListParagraph"/>
         <w:numPr>
           <w:ilvl w:val="2"/>
-          <w:numId w:val="11"/>
+          <w:numId w:val="9"/>
         </w:numPr>
         <w:tabs>
           <w:tab w:val="left" w:pos="1200"/>
@@ -24074,7 +23853,7 @@
         <w:pStyle w:val="ListParagraph"/>
         <w:numPr>
           <w:ilvl w:val="2"/>
-          <w:numId w:val="11"/>
+          <w:numId w:val="9"/>
         </w:numPr>
         <w:tabs>
           <w:tab w:val="left" w:pos="1200"/>
@@ -24116,18 +23895,7 @@
         <w:ind w:left="120"/>
       </w:pPr>
       <w:r>
-        <w:t xml:space="preserve">Based on our </w:t>
-      </w:r>
-      <w:commentRangeStart w:id="26"/>
-      <w:r>
-        <w:t xml:space="preserve">preliftinary</w:t>
-      </w:r>
-      <w:commentRangeEnd w:id="26"/>
-      <w:r>
-        <w:commentReference w:id="26"/>
-      </w:r>
-      <w:r>
-        <w:t xml:space="preserve"> assessment, the site is considered to have a low susceptibility of cyclic softening. This low susceptibility to cyclic softening and the distance to the nearest open face (for lateral spread to occur) from the subject site results in a low risk of lateral spread or instability as a result of cyclic softening.</w:t>
+        <w:t xml:space="preserve">Based on our preliftinary assessment, the site is considered to have a low susceptibility of cyclic softening. This low susceptibility to cyclic softening and the distance to the nearest open face (for lateral spread to occur) from the subject site results in a low risk of lateral spread or instability as a result of cyclic softening.</w:t>
       </w:r>
     </w:p>
     <w:p>
@@ -24141,7 +23909,7 @@
         <w:pStyle w:val="Heading2"/>
         <w:numPr>
           <w:ilvl w:val="1"/>
-          <w:numId w:val="11"/>
+          <w:numId w:val="9"/>
         </w:numPr>
         <w:tabs>
           <w:tab w:val="left" w:pos="685"/>
@@ -24179,18 +23947,7 @@
         <w:ind w:left="120"/>
       </w:pPr>
       <w:r>
-        <w:t xml:space="preserve">Chartered Geotechnical Engineer. Depending on the building </w:t>
-      </w:r>
-      <w:commentRangeStart w:id="27"/>
-      <w:r>
-        <w:t xml:space="preserve">forft</w:t>
-      </w:r>
-      <w:commentRangeEnd w:id="27"/>
-      <w:r>
-        <w:commentReference w:id="27"/>
-      </w:r>
-      <w:r>
-        <w:t xml:space="preserve">, it may be necessary to carry out</w:t>
+        <w:t xml:space="preserve">Chartered Geotechnical Engineer. Depending on the building forft, it may be necessary to carry out</w:t>
       </w:r>
     </w:p>
     <w:p>
@@ -24210,7 +23967,18 @@
         <w:ind w:left="120"/>
       </w:pPr>
       <w:r>
-        <w:t xml:space="preserve">Chartered Geotechnical Engineer should also be engaged to provide construction review services including any Producer Statements (PS4) that are required by the Building Consent Conditions.</w:t>
+        <w:t xml:space="preserve">Chartered Geotechnical Engineer should also be engaged to provide construction review services including any Producer Statements (</w:t>
+      </w:r>
+      <w:commentRangeStart w:id="9"/>
+      <w:r>
+        <w:t xml:space="preserve">PS4</w:t>
+      </w:r>
+      <w:commentRangeEnd w:id="9"/>
+      <w:r>
+        <w:commentReference w:id="9"/>
+      </w:r>
+      <w:r>
+        <w:t xml:space="preserve">) that are required by the Building Consent Conditions.</w:t>
       </w:r>
     </w:p>
     <w:p>
@@ -24326,199 +24094,73 @@
 
 <file path=word/comments.xml><?xml version="1.0" encoding="utf-8"?>
 <w:comments xmlns:wpc="http://schemas.microsoft.com/office/word/2010/wordprocessingCanvas" xmlns:cx="http://schemas.microsoft.com/office/drawing/2014/chartex" xmlns:cx1="http://schemas.microsoft.com/office/drawing/2015/9/8/chartex" xmlns:cx2="http://schemas.microsoft.com/office/drawing/2015/10/21/chartex" xmlns:cx3="http://schemas.microsoft.com/office/drawing/2016/5/9/chartex" xmlns:cx4="http://schemas.microsoft.com/office/drawing/2016/5/10/chartex" xmlns:cx5="http://schemas.microsoft.com/office/drawing/2016/5/11/chartex" xmlns:mc="http://schemas.openxmlformats.org/markup-compatibility/2006" xmlns:o="urn:schemas-microsoft-com:office:office" xmlns:r="http://schemas.openxmlformats.org/officeDocument/2006/relationships" xmlns:m="http://schemas.openxmlformats.org/officeDocument/2006/math" xmlns:v="urn:schemas-microsoft-com:vml" xmlns:wp14="http://schemas.microsoft.com/office/word/2010/wordprocessingDrawing" xmlns:wp="http://schemas.openxmlformats.org/drawingml/2006/wordprocessingDrawing" xmlns:w10="urn:schemas-microsoft-com:office:word" xmlns:w="http://schemas.openxmlformats.org/wordprocessingml/2006/main" xmlns:w14="http://schemas.microsoft.com/office/word/2010/wordml" xmlns:w15="http://schemas.microsoft.com/office/word/2012/wordml" xmlns:wne="http://schemas.microsoft.com/office/word/2006/wordml" xmlns:wpg="http://schemas.microsoft.com/office/word/2010/wordprocessingGroup" xmlns:wpi="http://schemas.microsoft.com/office/word/2010/wordprocessingInk" xmlns:wps="http://schemas.microsoft.com/office/word/2010/wordprocessingShape" mc:Ignorable="w14 w15 wp14">
-  <w:comment w:id="0" w:author=" [MAJOR] Grammar and Spelling Check" w:date="2025-05-30T02:49:08Z" w:initials="AI">
-    <w:p>
-      <w:r>
-        <w:t xml:space="preserve">The sentence 'ClientCorp Ltd will also provide this report to build partners to inforft them in assessing the suitability of the land for buildings.' is grammatically incorrect. Consider rephrasing for clarity, such as: 'ClientCorp Ltd will also provide this report to building partners to inform them about assessing the suitability of the land for buildings.'</w:t>
-      </w:r>
-    </w:p>
-  </w:comment>
-  <w:comment w:id="1" w:author=" [MAJOR] Grammar and Spelling Check" w:date="2025-05-30T02:49:08Z" w:initials="AI">
-    <w:p>
-      <w:r>
-        <w:t xml:space="preserve">Correct the spelling error from 'inforft' to 'inform'.</w:t>
-      </w:r>
-    </w:p>
-  </w:comment>
-  <w:comment w:id="2" w:author=" [CRITICAL] Terminology Consistency" w:date="2025-05-30T02:49:26Z" w:initials="AI">
-    <w:p>
-      <w:r>
-        <w:t xml:space="preserve">The terms 'volcanic ash' and 'Puketoka formation' are used interchangeably. Choose one term and use it consistently throughout the report.</w:t>
-      </w:r>
-    </w:p>
-  </w:comment>
-  <w:comment w:id="3" w:author=" [MAJOR] Grammar and Spelling Check" w:date="2025-05-30T02:49:08Z" w:initials="AI">
-    <w:p>
-      <w:r>
-        <w:t xml:space="preserve">Correct the spelling error from 'reftediation' to 'remediation'.</w:t>
-      </w:r>
-    </w:p>
-  </w:comment>
-  <w:comment w:id="4" w:author=" [MAJOR] Grammar and Spelling Check" w:date="2025-05-30T02:49:08Z" w:initials="AI">
-    <w:p>
-      <w:r>
-        <w:t xml:space="preserve">The phrase 'Land Remediation Investigation Report: Land Remediation Investigation Report:' is repeated. Remove the redundant repetition.</w:t>
-      </w:r>
-    </w:p>
-  </w:comment>
-  <w:comment w:id="5" w:author=" [MAJOR] Grammar and Spelling Check" w:date="2025-05-30T02:49:08Z" w:initials="AI">
-    <w:p>
-      <w:r>
-        <w:t xml:space="preserve">Correct the spelling error from 'developftent' to 'development'.</w:t>
-      </w:r>
-    </w:p>
-  </w:comment>
-  <w:comment w:id="6" w:author=" [MAJOR] Grammar and Spelling Check" w:date="2025-05-30T02:49:08Z" w:initials="AI">
-    <w:p>
-      <w:r>
-        <w:t xml:space="preserve">Correct the spelling error from 'iftmediate' to 'immediate'.</w:t>
-      </w:r>
-    </w:p>
-  </w:comment>
-  <w:comment w:id="7" w:author=" [MINOR] Units and Symbols Consistency" w:date="2025-05-30T02:49:15Z" w:initials="AI">
+  <w:comment w:id="0" w:author=" [MINOR] Units and Symbols Consistency" w:date="2025-05-30T13:23:51Z" w:initials="AI">
     <w:p>
       <w:r>
         <w:t xml:space="preserve">Inconsistent unit: 'psi' should be 'kPa' to maintain consistency with the rest of the report.</w:t>
       </w:r>
     </w:p>
   </w:comment>
-  <w:comment w:id="8" w:author=" [MAJOR] Grammar and Spelling Check" w:date="2025-05-30T02:49:08Z" w:initials="AI">
+  <w:comment w:id="1" w:author=" [CRITICAL] Acronym Definitions and Usage" w:date="2025-05-30T13:24:03Z" w:initials="AI">
     <w:p>
       <w:r>
-        <w:t xml:space="preserve">Correct the spelling error from 'Coftpressible' to 'Compressible'.</w:t>
+        <w:t xml:space="preserve">The acronym 'SPR' is used without being defined. Please define it by including the full term followed by the acronym in parentheses at its first occurrence.</w:t>
       </w:r>
     </w:p>
   </w:comment>
-  <w:comment w:id="9" w:author=" [MAJOR] Grammar and Spelling Check" w:date="2025-05-30T02:49:08Z" w:initials="AI">
+  <w:comment w:id="2" w:author=" [CRITICAL] Acronym Definitions and Usage" w:date="2025-05-30T13:24:03Z" w:initials="AI">
     <w:p>
       <w:r>
-        <w:t xml:space="preserve">Correct the spelling error from 'paveftents' to 'pavements'.</w:t>
+        <w:t xml:space="preserve">The acronym 'RCC' is used without being defined. Please define it by including the full term followed by the acronym in parentheses at its first occurrence.</w:t>
       </w:r>
     </w:p>
   </w:comment>
-  <w:comment w:id="10" w:author=" [CRITICAL] Terminology Consistency" w:date="2025-05-30T02:49:26Z" w:initials="AI">
+  <w:comment w:id="3" w:author=" [CRITICAL] Acronym Definitions and Usage" w:date="2025-05-30T13:24:03Z" w:initials="AI">
     <w:p>
       <w:r>
-        <w:t xml:space="preserve">The term 'Superlot ZX-001' is sometimes referred to as 'Superlot MW – A58'. To maintain consistency, use 'Superlot ZX-001' throughout the report.</w:t>
+        <w:t xml:space="preserve">The acronym 'GAP' is used without being defined. Please define it by including the full term followed by the acronym in parentheses at its first occurrence.</w:t>
       </w:r>
     </w:p>
   </w:comment>
-  <w:comment w:id="12" w:author=" [MAJOR] Grammar and Spelling Check" w:date="2025-05-30T02:49:08Z" w:initials="AI">
+  <w:comment w:id="4" w:author=" [CRITICAL] Acronym Definitions and Usage" w:date="2025-05-30T13:24:03Z" w:initials="AI">
     <w:p>
       <w:r>
-        <w:t xml:space="preserve">In the sentence 'It is likely that the soils at the foundation elevation will be prone to shrinkage and swelling when exposed to changes in ftoisture content.', 'ftoisture' should be 'moisture'.</w:t>
+        <w:t xml:space="preserve">The acronym 'ULS' is used without being defined. Please define it by including the full term followed by the acronym in parentheses at its first occurrence.</w:t>
       </w:r>
     </w:p>
   </w:comment>
-  <w:comment w:id="11" w:author=" [MAJOR] Grammar and Spelling Check" w:date="2025-05-30T02:49:08Z" w:initials="AI">
-    <w:p>
-      <w:r>
-        <w:t xml:space="preserve">Correct the spelling error from 'ftoisture' to 'moisture'.</w:t>
-      </w:r>
-    </w:p>
-  </w:comment>
-  <w:comment w:id="13" w:author=" [MAJOR] Grammar and Spelling Check" w:date="2025-05-30T02:49:08Z" w:initials="AI">
-    <w:p>
-      <w:r>
-        <w:t xml:space="preserve">Correct the spelling error from 'ftinimum' to 'minimum'.</w:t>
-      </w:r>
-    </w:p>
-  </w:comment>
-  <w:comment w:id="14" w:author=" [MAJOR] Grammar and Spelling Check" w:date="2025-05-30T02:49:08Z" w:initials="AI">
-    <w:p>
-      <w:r>
-        <w:t xml:space="preserve">Correct the spelling error from 'daftage' to 'damage'.</w:t>
-      </w:r>
-    </w:p>
-  </w:comment>
-  <w:comment w:id="15" w:author=" [MAJOR] Grammar and Spelling Check" w:date="2025-05-30T02:49:08Z" w:initials="AI">
-    <w:p>
-      <w:r>
-        <w:t xml:space="preserve">Correct the spelling error from 'Noveftber' to 'November'.</w:t>
-      </w:r>
-    </w:p>
-  </w:comment>
-  <w:comment w:id="16" w:author=" [CRITICAL] Terminology Consistency" w:date="2025-05-30T02:49:26Z" w:initials="AI">
-    <w:p>
-      <w:r>
-        <w:t xml:space="preserve">The terms 'engineered fill' and 'hardfill' are used interchangeably. Choose one term and use it consistently throughout the report.</w:t>
-      </w:r>
-    </w:p>
-  </w:comment>
-  <w:comment w:id="17" w:author=" [MAJOR] Grammar and Spelling Check" w:date="2025-05-30T02:49:08Z" w:initials="AI">
-    <w:p>
-      <w:r>
-        <w:t xml:space="preserve">Correct the spelling error from 'inforftation' to 'information'.</w:t>
-      </w:r>
-    </w:p>
-  </w:comment>
-  <w:comment w:id="18" w:author=" [CRITICAL] Terminology Consistency" w:date="2025-05-30T02:49:26Z" w:initials="AI">
-    <w:p>
-      <w:r>
-        <w:t xml:space="preserve">The terms 'shallow foundations', 'shallow pads' and 'strip footings' are used interchangeably. Choose one term and use it consistently throughout the report.</w:t>
-      </w:r>
-    </w:p>
-  </w:comment>
-  <w:comment w:id="19" w:author=" [MINOR] Units and Symbols Consistency" w:date="2025-05-30T02:49:15Z" w:initials="AI">
+  <w:comment w:id="5" w:author=" [MINOR] Units and Symbols Consistency" w:date="2025-05-30T13:23:51Z" w:initials="AI">
     <w:p>
       <w:r>
         <w:t xml:space="preserve">Inconsistent unit: 'psi' should be 'kPa' to maintain consistency with the rest of the report.</w:t>
       </w:r>
     </w:p>
   </w:comment>
-  <w:comment w:id="20" w:author=" [MINOR] Units and Symbols Consistency" w:date="2025-05-30T02:49:15Z" w:initials="AI">
+  <w:comment w:id="6" w:author=" [MINOR] Units and Symbols Consistency" w:date="2025-05-30T13:23:51Z" w:initials="AI">
     <w:p>
       <w:r>
         <w:t xml:space="preserve">Inconsistent unit: 'psi' should be 'kPa' to maintain consistency with the rest of the report.</w:t>
       </w:r>
     </w:p>
   </w:comment>
-  <w:comment w:id="21" w:author=" [MAJOR] Grammar and Spelling Check" w:date="2025-05-30T02:49:08Z" w:initials="AI">
+  <w:comment w:id="7" w:author=" [CRITICAL] Acronym Definitions and Usage" w:date="2025-05-30T13:24:03Z" w:initials="AI">
     <w:p>
       <w:r>
-        <w:t xml:space="preserve">In the sentence 'For structures of greater than 20m length constructed on variable ground we recommend construction joints should be used to ftitigate the effects of differential foundation settlement.', 'ftitigate' should be 'mitigate'.</w:t>
+        <w:t xml:space="preserve">The acronym 'SED' is used without being defined. Please define it by including the full term followed by the acronym in parentheses at its first occurrence.</w:t>
       </w:r>
     </w:p>
   </w:comment>
-  <w:comment w:id="22" w:author=" [CRITICAL] Terminology Consistency" w:date="2025-05-30T02:49:26Z" w:initials="AI">
+  <w:comment w:id="8" w:author=" [CRITICAL] Acronym Definitions and Usage" w:date="2025-05-30T13:24:03Z" w:initials="AI">
     <w:p>
       <w:r>
-        <w:t xml:space="preserve">The terms 'expansive soils' and 'reactive soils' are used interchangeably. Choose one term and use it consistently throughout the report.</w:t>
+        <w:t xml:space="preserve">The acronym 'CBR' is used without being defined. Please define it by including the full term followed by the acronym in parentheses at its first occurrence.</w:t>
       </w:r>
     </w:p>
   </w:comment>
-  <w:comment w:id="23" w:author=" [MAJOR] Grammar and Spelling Check" w:date="2025-05-30T02:49:08Z" w:initials="AI">
+  <w:comment w:id="9" w:author=" [CRITICAL] Acronym Definitions and Usage" w:date="2025-05-30T13:24:03Z" w:initials="AI">
     <w:p>
       <w:r>
-        <w:t xml:space="preserve">Correct the spelling error from 'placeftent' to 'placement'.</w:t>
-      </w:r>
-    </w:p>
-  </w:comment>
-  <w:comment w:id="24" w:author=" [MAJOR] Grammar and Spelling Check" w:date="2025-05-30T02:49:08Z" w:initials="AI">
-    <w:p>
-      <w:r>
-        <w:t xml:space="preserve">Correct the spelling error from 'parafteters' to 'parameters'.</w:t>
-      </w:r>
-    </w:p>
-  </w:comment>
-  <w:comment w:id="25" w:author=" [MAJOR] Grammar and Spelling Check" w:date="2025-05-30T02:49:08Z" w:initials="AI">
-    <w:p>
-      <w:r>
-        <w:t xml:space="preserve">Correct the spelling error from 'Assufting' to 'Assuming'.</w:t>
-      </w:r>
-    </w:p>
-  </w:comment>
-  <w:comment w:id="26" w:author=" [MAJOR] Grammar and Spelling Check" w:date="2025-05-30T02:49:08Z" w:initials="AI">
-    <w:p>
-      <w:r>
-        <w:t xml:space="preserve">Correct the spelling error from 'preliftinary' to 'preliminary'.</w:t>
-      </w:r>
-    </w:p>
-  </w:comment>
-  <w:comment w:id="27" w:author=" [MAJOR] Grammar and Spelling Check" w:date="2025-05-30T02:49:08Z" w:initials="AI">
-    <w:p>
-      <w:r>
-        <w:t xml:space="preserve">Correct the spelling error from 'forft' to 'form'.</w:t>
+        <w:t xml:space="preserve">The acronym 'PS4' is used without being defined. Please define it by including the full term followed by the acronym in parentheses at its first occurrence.</w:t>
       </w:r>
     </w:p>
   </w:comment>
@@ -24527,34 +24169,16 @@
 
 <file path=word/commentsExtended.xml><?xml version="1.0" encoding="utf-8"?>
 <w15:commentsEx xmlns:wpc="http://schemas.microsoft.com/office/word/2010/wordprocessingCanvas" xmlns:cx="http://schemas.microsoft.com/office/drawing/2014/chartex" xmlns:cx1="http://schemas.microsoft.com/office/drawing/2015/9/8/chartex" xmlns:cx2="http://schemas.microsoft.com/office/drawing/2015/10/21/chartex" xmlns:cx3="http://schemas.microsoft.com/office/drawing/2016/5/9/chartex" xmlns:cx4="http://schemas.microsoft.com/office/drawing/2016/5/10/chartex" xmlns:cx5="http://schemas.microsoft.com/office/drawing/2016/5/11/chartex" xmlns:mc="http://schemas.openxmlformats.org/markup-compatibility/2006" xmlns:o="urn:schemas-microsoft-com:office:office" xmlns:r="http://schemas.openxmlformats.org/officeDocument/2006/relationships" xmlns:m="http://schemas.openxmlformats.org/officeDocument/2006/math" xmlns:v="urn:schemas-microsoft-com:vml" xmlns:wp14="http://schemas.microsoft.com/office/word/2010/wordprocessingDrawing" xmlns:wp="http://schemas.openxmlformats.org/drawingml/2006/wordprocessingDrawing" xmlns:w10="urn:schemas-microsoft-com:office:word" xmlns:w="http://schemas.openxmlformats.org/wordprocessingml/2006/main" xmlns:w14="http://schemas.microsoft.com/office/word/2010/wordml" xmlns:w15="http://schemas.microsoft.com/office/word/2012/wordml" xmlns:wne="http://schemas.microsoft.com/office/word/2006/wordml" xmlns:wpg="http://schemas.microsoft.com/office/word/2010/wordprocessingGroup" xmlns:wpi="http://schemas.microsoft.com/office/word/2010/wordprocessingInk" xmlns:wps="http://schemas.microsoft.com/office/word/2010/wordprocessingShape" mc:Ignorable="w14 w15 wp14">
-  <w15:commentEx w15:paraId="D9484A06" w15:done="0"/>
-  <w15:commentEx w15:paraId="3F555456" w15:done="0"/>
-  <w15:commentEx w15:paraId="2694CE41" w15:done="0"/>
-  <w15:commentEx w15:paraId="AF7DD54B" w15:done="0"/>
-  <w15:commentEx w15:paraId="134E578F" w15:done="0"/>
-  <w15:commentEx w15:paraId="05BA1FA2" w15:done="0"/>
-  <w15:commentEx w15:paraId="F7CC4617" w15:done="0"/>
-  <w15:commentEx w15:paraId="7574F11E" w15:done="0"/>
-  <w15:commentEx w15:paraId="82A7B7A7" w15:done="0"/>
-  <w15:commentEx w15:paraId="7AD500DB" w15:done="0"/>
-  <w15:commentEx w15:paraId="2569544F" w15:done="0"/>
-  <w15:commentEx w15:paraId="531433DE" w15:done="0"/>
-  <w15:commentEx w15:paraId="25949859" w15:done="0"/>
-  <w15:commentEx w15:paraId="22E4D5D0" w15:done="0"/>
-  <w15:commentEx w15:paraId="134BE5BC" w15:done="0"/>
-  <w15:commentEx w15:paraId="D5C894E2" w15:done="0"/>
-  <w15:commentEx w15:paraId="E81D2EF0" w15:done="0"/>
-  <w15:commentEx w15:paraId="2CD55879" w15:done="0"/>
-  <w15:commentEx w15:paraId="193F76F3" w15:done="0"/>
-  <w15:commentEx w15:paraId="46F33777" w15:done="0"/>
-  <w15:commentEx w15:paraId="F0E384C7" w15:done="0"/>
-  <w15:commentEx w15:paraId="1E4B7E1E" w15:done="0"/>
-  <w15:commentEx w15:paraId="96CB8EAC" w15:done="0"/>
-  <w15:commentEx w15:paraId="A746E886" w15:done="0"/>
-  <w15:commentEx w15:paraId="1043D4DC" w15:done="0"/>
-  <w15:commentEx w15:paraId="B4B1393C" w15:done="0"/>
-  <w15:commentEx w15:paraId="CA5FBE0D" w15:done="0"/>
-  <w15:commentEx w15:paraId="558B6291" w15:done="0"/>
+  <w15:commentEx w15:paraId="56F5639F" w15:done="0"/>
+  <w15:commentEx w15:paraId="EC298D79" w15:done="0"/>
+  <w15:commentEx w15:paraId="13B7C7E4" w15:done="0"/>
+  <w15:commentEx w15:paraId="E9DB95A5" w15:done="0"/>
+  <w15:commentEx w15:paraId="2F596AC6" w15:done="0"/>
+  <w15:commentEx w15:paraId="35E71AE2" w15:done="0"/>
+  <w15:commentEx w15:paraId="D594D45D" w15:done="0"/>
+  <w15:commentEx w15:paraId="4F109E00" w15:done="0"/>
+  <w15:commentEx w15:paraId="40749568" w15:done="0"/>
+  <w15:commentEx w15:paraId="1909228E" w15:done="0"/>
 </w15:commentsEx>
 </file>
 
@@ -28562,7 +28186,7 @@
     <w:nsid w:val="00000003"/>
     <w:multiLevelType w:val="multilevel"/>
     <w:tmpl w:val="00000000"/>
-    <w:name w:val="Numbered_a768bc2a-3c96-42cd-a70e-f481f9e7657d"/>
+    <w:name w:val="Numbered_426cd5bf-c969-4b11-9991-04c56d19c7e1"/>
     <w:lvl w:ilvl="0">
       <w:start w:val="1"/>
       <w:numFmt w:val="decimal"/>
@@ -28676,7 +28300,7 @@
     <w:nsid w:val="00000004"/>
     <w:multiLevelType w:val="multilevel"/>
     <w:tmpl w:val="00000000"/>
-    <w:name w:val="Bulleted_bb9e42e0-ccf6-40d6-99aa-954ef9d0125d"/>
+    <w:name w:val="Bulleted_8102689a-9721-4a0c-9645-c708b5cf60e8"/>
     <w:lvl w:ilvl="0">
       <w:start w:val="1"/>
       <w:numFmt w:val="bullet"/>
@@ -28798,7 +28422,7 @@
     <w:nsid w:val="00000005"/>
     <w:multiLevelType w:val="multilevel"/>
     <w:tmpl w:val="00000000"/>
-    <w:name w:val="Numbered_ece565be-c822-4153-a870-451ee8cfc8d1"/>
+    <w:name w:val="Numbered_6c0c1e54-7916-4158-9c39-dc7653fff2e3"/>
     <w:lvl w:ilvl="0">
       <w:start w:val="1"/>
       <w:numFmt w:val="decimal"/>
@@ -28912,7 +28536,7 @@
     <w:nsid w:val="00000006"/>
     <w:multiLevelType w:val="multilevel"/>
     <w:tmpl w:val="00000000"/>
-    <w:name w:val="Bulleted_97353b7b-3aee-4066-8216-9b7745f67d63"/>
+    <w:name w:val="Bulleted_6b73307b-468a-40e9-81b5-3dc97374c851"/>
     <w:lvl w:ilvl="0">
       <w:start w:val="1"/>
       <w:numFmt w:val="bullet"/>
@@ -29034,7 +28658,7 @@
     <w:nsid w:val="00000007"/>
     <w:multiLevelType w:val="multilevel"/>
     <w:tmpl w:val="00000000"/>
-    <w:name w:val="Numbered_8557eafe-dda6-4fd7-8e0d-19bf8ae39ade"/>
+    <w:name w:val="Numbered_afa61525-83e7-4d7a-bc46-7da54d0ccecc"/>
     <w:lvl w:ilvl="0">
       <w:start w:val="1"/>
       <w:numFmt w:val="decimal"/>
@@ -29148,7 +28772,7 @@
     <w:nsid w:val="00000008"/>
     <w:multiLevelType w:val="multilevel"/>
     <w:tmpl w:val="00000000"/>
-    <w:name w:val="Bulleted_73d79ba9-f374-49af-93e6-bf95a662590c"/>
+    <w:name w:val="Bulleted_9f5b0bd2-0c7a-4b63-a2f7-1235e9392283"/>
     <w:lvl w:ilvl="0">
       <w:start w:val="1"/>
       <w:numFmt w:val="bullet"/>
@@ -29269,244 +28893,8 @@
   <w:abstractNum w:abstractNumId="8">
     <w:nsid w:val="00000009"/>
     <w:multiLevelType w:val="multilevel"/>
-    <w:tmpl w:val="00000000"/>
-    <w:name w:val="Numbered_3da5d5d2-599f-4865-ab5b-05144784c573"/>
-    <w:lvl w:ilvl="0">
-      <w:start w:val="1"/>
-      <w:numFmt w:val="decimal"/>
-      <w:lvlText w:val="%1."/>
-      <w:lvlJc w:val="left"/>
-      <w:pPr>
-        <w:ind w:left="720" w:hanging="360"/>
-      </w:pPr>
-      <w:rPr>
-        <w:rFonts w:ascii="Times New Roman" w:eastAsia="Times New Roman" w:hAnsi="Times New Roman" w:cs="Times New Roman"/>
-      </w:rPr>
-    </w:lvl>
-    <w:lvl w:ilvl="1">
-      <w:start w:val="1"/>
-      <w:numFmt w:val="lowerLetter"/>
-      <w:lvlText w:val="%2."/>
-      <w:lvlJc w:val="right"/>
-      <w:pPr>
-        <w:ind w:left="1440" w:hanging="360"/>
-      </w:pPr>
-      <w:rPr>
-        <w:rFonts w:ascii="Times New Roman" w:eastAsia="Times New Roman" w:hAnsi="Times New Roman" w:cs="Times New Roman"/>
-      </w:rPr>
-    </w:lvl>
-    <w:lvl w:ilvl="2">
-      <w:start w:val="1"/>
-      <w:numFmt w:val="lowerRoman"/>
-      <w:lvlText w:val="%3."/>
-      <w:lvlJc w:val="left"/>
-      <w:pPr>
-        <w:ind w:left="2160" w:hanging="360"/>
-      </w:pPr>
-      <w:rPr>
-        <w:rFonts w:ascii="Times New Roman" w:eastAsia="Times New Roman" w:hAnsi="Times New Roman" w:cs="Times New Roman"/>
-      </w:rPr>
-    </w:lvl>
-    <w:lvl w:ilvl="3">
-      <w:start w:val="1"/>
-      <w:numFmt w:val="decimal"/>
-      <w:lvlText w:val="%4."/>
-      <w:lvlJc w:val="left"/>
-      <w:pPr>
-        <w:ind w:left="2880" w:hanging="360"/>
-      </w:pPr>
-      <w:rPr>
-        <w:rFonts w:ascii="Times New Roman" w:eastAsia="Times New Roman" w:hAnsi="Times New Roman" w:cs="Times New Roman"/>
-      </w:rPr>
-    </w:lvl>
-    <w:lvl w:ilvl="4">
-      <w:start w:val="1"/>
-      <w:numFmt w:val="lowerLetter"/>
-      <w:lvlText w:val="%5."/>
-      <w:lvlJc w:val="right"/>
-      <w:pPr>
-        <w:ind w:left="3600" w:hanging="360"/>
-      </w:pPr>
-      <w:rPr>
-        <w:rFonts w:ascii="Times New Roman" w:eastAsia="Times New Roman" w:hAnsi="Times New Roman" w:cs="Times New Roman"/>
-      </w:rPr>
-    </w:lvl>
-    <w:lvl w:ilvl="5">
-      <w:start w:val="1"/>
-      <w:numFmt w:val="lowerRoman"/>
-      <w:lvlText w:val="%6."/>
-      <w:lvlJc w:val="left"/>
-      <w:pPr>
-        <w:ind w:left="4320" w:hanging="360"/>
-      </w:pPr>
-      <w:rPr>
-        <w:rFonts w:ascii="Times New Roman" w:eastAsia="Times New Roman" w:hAnsi="Times New Roman" w:cs="Times New Roman"/>
-      </w:rPr>
-    </w:lvl>
-    <w:lvl w:ilvl="6">
-      <w:start w:val="1"/>
-      <w:numFmt w:val="decimal"/>
-      <w:lvlText w:val="%7."/>
-      <w:lvlJc w:val="left"/>
-      <w:pPr>
-        <w:ind w:left="5040" w:hanging="360"/>
-      </w:pPr>
-      <w:rPr>
-        <w:rFonts w:ascii="Times New Roman" w:eastAsia="Times New Roman" w:hAnsi="Times New Roman" w:cs="Times New Roman"/>
-      </w:rPr>
-    </w:lvl>
-    <w:lvl w:ilvl="7">
-      <w:start w:val="1"/>
-      <w:numFmt w:val="lowerLetter"/>
-      <w:lvlText w:val="%8."/>
-      <w:lvlJc w:val="right"/>
-      <w:pPr>
-        <w:ind w:left="5760" w:hanging="360"/>
-      </w:pPr>
-      <w:rPr>
-        <w:rFonts w:ascii="Times New Roman" w:eastAsia="Times New Roman" w:hAnsi="Times New Roman" w:cs="Times New Roman"/>
-      </w:rPr>
-    </w:lvl>
-    <w:lvl w:ilvl="8">
-      <w:start w:val="1"/>
-      <w:numFmt w:val="lowerRoman"/>
-      <w:lvlText w:val="%9."/>
-      <w:lvlJc w:val="left"/>
-      <w:pPr>
-        <w:ind w:left="6480" w:hanging="360"/>
-      </w:pPr>
-      <w:rPr>
-        <w:rFonts w:ascii="Times New Roman" w:eastAsia="Times New Roman" w:hAnsi="Times New Roman" w:cs="Times New Roman"/>
-      </w:rPr>
-    </w:lvl>
-  </w:abstractNum>
-  <w:abstractNum w:abstractNumId="9">
-    <w:nsid w:val="0000000A"/>
-    <w:multiLevelType w:val="multilevel"/>
-    <w:tmpl w:val="00000000"/>
-    <w:name w:val="Bulleted_6424a514-ebe1-4e85-b8fd-19b8cdd68824"/>
-    <w:lvl w:ilvl="0">
-      <w:start w:val="1"/>
-      <w:numFmt w:val="bullet"/>
-      <w:lvlRestart w:val="1"/>
-      <w:lvlText w:val=""/>
-      <w:lvlJc w:val="left"/>
-      <w:pPr>
-        <w:ind w:left="720" w:hanging="360"/>
-      </w:pPr>
-      <w:rPr>
-        <w:rFonts w:ascii="Symbol" w:eastAsia="Symbol" w:hAnsi="Symbol" w:cs="Symbol"/>
-      </w:rPr>
-    </w:lvl>
-    <w:lvl w:ilvl="1">
-      <w:start w:val="1"/>
-      <w:numFmt w:val="bullet"/>
-      <w:lvlText w:val="o"/>
-      <w:lvlJc w:val="left"/>
-      <w:pPr>
-        <w:ind w:left="1440" w:hanging="360"/>
-      </w:pPr>
-      <w:rPr>
-        <w:rFonts w:ascii="Courier New" w:eastAsia="Courier New" w:hAnsi="Courier New" w:cs="Courier New"/>
-      </w:rPr>
-    </w:lvl>
-    <w:lvl w:ilvl="2">
-      <w:start w:val="1"/>
-      <w:numFmt w:val="bullet"/>
-      <w:lvlRestart w:val="1"/>
-      <w:lvlText w:val=""/>
-      <w:lvlJc w:val="left"/>
-      <w:pPr>
-        <w:ind w:left="2160" w:hanging="360"/>
-      </w:pPr>
-      <w:rPr>
-        <w:rFonts w:ascii="Wingdings" w:eastAsia="Wingdings" w:hAnsi="Wingdings" w:cs="Wingdings"/>
-      </w:rPr>
-    </w:lvl>
-    <w:lvl w:ilvl="3">
-      <w:start w:val="1"/>
-      <w:numFmt w:val="bullet"/>
-      <w:lvlRestart w:val="1"/>
-      <w:lvlText w:val=""/>
-      <w:lvlJc w:val="left"/>
-      <w:pPr>
-        <w:ind w:left="2880" w:hanging="360"/>
-      </w:pPr>
-      <w:rPr>
-        <w:rFonts w:ascii="Symbol" w:eastAsia="Symbol" w:hAnsi="Symbol" w:cs="Symbol"/>
-      </w:rPr>
-    </w:lvl>
-    <w:lvl w:ilvl="4">
-      <w:start w:val="1"/>
-      <w:numFmt w:val="bullet"/>
-      <w:lvlRestart w:val="1"/>
-      <w:lvlText w:val="o"/>
-      <w:lvlJc w:val="left"/>
-      <w:pPr>
-        <w:ind w:left="3600" w:hanging="360"/>
-      </w:pPr>
-      <w:rPr>
-        <w:rFonts w:ascii="Courier New" w:eastAsia="Courier New" w:hAnsi="Courier New" w:cs="Courier New"/>
-      </w:rPr>
-    </w:lvl>
-    <w:lvl w:ilvl="5">
-      <w:start w:val="1"/>
-      <w:numFmt w:val="bullet"/>
-      <w:lvlRestart w:val="1"/>
-      <w:lvlText w:val=""/>
-      <w:lvlJc w:val="left"/>
-      <w:pPr>
-        <w:ind w:left="4320" w:hanging="360"/>
-      </w:pPr>
-      <w:rPr>
-        <w:rFonts w:ascii="Wingdings" w:eastAsia="Wingdings" w:hAnsi="Wingdings" w:cs="Wingdings"/>
-      </w:rPr>
-    </w:lvl>
-    <w:lvl w:ilvl="6">
-      <w:start w:val="1"/>
-      <w:numFmt w:val="bullet"/>
-      <w:lvlRestart w:val="1"/>
-      <w:lvlText w:val=""/>
-      <w:lvlJc w:val="left"/>
-      <w:pPr>
-        <w:ind w:left="5040" w:hanging="360"/>
-      </w:pPr>
-      <w:rPr>
-        <w:rFonts w:ascii="Symbol" w:eastAsia="Symbol" w:hAnsi="Symbol" w:cs="Symbol"/>
-      </w:rPr>
-    </w:lvl>
-    <w:lvl w:ilvl="7">
-      <w:start w:val="1"/>
-      <w:numFmt w:val="bullet"/>
-      <w:lvlRestart w:val="1"/>
-      <w:lvlText w:val="o"/>
-      <w:lvlJc w:val="left"/>
-      <w:pPr>
-        <w:ind w:left="5760" w:hanging="360"/>
-      </w:pPr>
-      <w:rPr>
-        <w:rFonts w:ascii="Courier New" w:eastAsia="Courier New" w:hAnsi="Courier New" w:cs="Courier New"/>
-      </w:rPr>
-    </w:lvl>
-    <w:lvl w:ilvl="8">
-      <w:start w:val="1"/>
-      <w:numFmt w:val="bullet"/>
-      <w:lvlRestart w:val="1"/>
-      <w:lvlText w:val=""/>
-      <w:lvlJc w:val="left"/>
-      <w:pPr>
-        <w:ind w:left="6480" w:hanging="360"/>
-      </w:pPr>
-      <w:rPr>
-        <w:rFonts w:ascii="Wingdings" w:eastAsia="Wingdings" w:hAnsi="Wingdings" w:cs="Wingdings"/>
-      </w:rPr>
-    </w:lvl>
-  </w:abstractNum>
-  <w:abstractNum w:abstractNumId="10">
-    <w:nsid w:val="0000000B"/>
-    <w:multiLevelType w:val="multilevel"/>
     <w:tmpl w:val="23469D34"/>
-    <w:name w:val="Numbered_ca088944-9afb-4b10-b235-06c7576dfd3d"/>
+    <w:name w:val="Numbered_cbe7401a-87f3-4d07-afe2-12be2a6ccf78"/>
     <w:lvl w:ilvl="0">
       <w:start w:val="2"/>
       <w:numFmt w:val="decimal"/>
@@ -29672,11 +29060,11 @@
       </w:rPr>
     </w:lvl>
   </w:abstractNum>
-  <w:abstractNum w:abstractNumId="11">
-    <w:nsid w:val="0000000C"/>
+  <w:abstractNum w:abstractNumId="9">
+    <w:nsid w:val="0000000A"/>
     <w:multiLevelType w:val="hybridMultilevel"/>
     <w:tmpl w:val="27008992"/>
-    <w:name w:val="Bulleted_4c2b861b-3a93-4f62-b17a-a8f41c5da2f8"/>
+    <w:name w:val="Bulleted_25f05e38-9690-402f-b58d-dc268d15131d"/>
     <w:lvl w:ilvl="0">
       <w:start w:val="0"/>
       <w:numFmt w:val="bullet"/>
@@ -29803,11 +29191,11 @@
       </w:rPr>
     </w:lvl>
   </w:abstractNum>
-  <w:abstractNum w:abstractNumId="12">
-    <w:nsid w:val="0000000D"/>
+  <w:abstractNum w:abstractNumId="10">
+    <w:nsid w:val="0000000B"/>
     <w:multiLevelType w:val="hybridMultilevel"/>
     <w:tmpl w:val="0B62F06A"/>
-    <w:name w:val="Numbered_6298f233-42a2-4b7a-a930-4d9d314729c9"/>
+    <w:name w:val="Numbered_bdcc07fa-0203-48d7-a413-6a14dfd2c4d2"/>
     <w:lvl w:ilvl="0">
       <w:start w:val="1"/>
       <w:numFmt w:val="lowerLetter"/>
@@ -29935,11 +29323,11 @@
       </w:rPr>
     </w:lvl>
   </w:abstractNum>
-  <w:abstractNum w:abstractNumId="13">
-    <w:nsid w:val="0000000E"/>
+  <w:abstractNum w:abstractNumId="11">
+    <w:nsid w:val="0000000C"/>
     <w:multiLevelType w:val="hybridMultilevel"/>
     <w:tmpl w:val="496E7C1E"/>
-    <w:name w:val="Bulleted_a714a7d1-3bc0-481c-990c-5d2ccac15620"/>
+    <w:name w:val="Bulleted_fc0253f9-e73b-4087-91d8-6777dfb1595d"/>
     <w:lvl w:ilvl="0">
       <w:start w:val="0"/>
       <w:numFmt w:val="bullet"/>
@@ -30067,11 +29455,11 @@
       </w:rPr>
     </w:lvl>
   </w:abstractNum>
-  <w:abstractNum w:abstractNumId="14">
-    <w:nsid w:val="0000000F"/>
+  <w:abstractNum w:abstractNumId="12">
+    <w:nsid w:val="0000000D"/>
     <w:multiLevelType w:val="hybridMultilevel"/>
     <w:tmpl w:val="6F906604"/>
-    <w:name w:val="Bulleted_2d13276f-a9aa-40c7-8732-95388459fc2b"/>
+    <w:name w:val="Bulleted_6d73a913-4f10-4f34-8478-a472e6918d2c"/>
     <w:lvl w:ilvl="0">
       <w:start w:val="0"/>
       <w:numFmt w:val="bullet"/>
@@ -30199,11 +29587,11 @@
       </w:rPr>
     </w:lvl>
   </w:abstractNum>
-  <w:abstractNum w:abstractNumId="15">
-    <w:nsid w:val="00000010"/>
+  <w:abstractNum w:abstractNumId="13">
+    <w:nsid w:val="0000000E"/>
     <w:multiLevelType w:val="hybridMultilevel"/>
     <w:tmpl w:val="1082B51C"/>
-    <w:name w:val="Numbered_4cfca1cd-0d7e-4589-8928-ad400ce4d1b2"/>
+    <w:name w:val="Numbered_9973ba17-40a9-410f-975f-f5fce805cf72"/>
     <w:lvl w:ilvl="0">
       <w:start w:val="1"/>
       <w:numFmt w:val="decimal"/>
@@ -30331,11 +29719,11 @@
       </w:rPr>
     </w:lvl>
   </w:abstractNum>
-  <w:abstractNum w:abstractNumId="16">
-    <w:nsid w:val="00000011"/>
+  <w:abstractNum w:abstractNumId="14">
+    <w:nsid w:val="0000000F"/>
     <w:multiLevelType w:val="multilevel"/>
     <w:tmpl w:val="D714C610"/>
-    <w:name w:val="Numbered_d2da4403-3af2-4319-abe5-98c68f90d9db"/>
+    <w:name w:val="Numbered_e0f8cfcb-a47f-424b-9b21-2d7571def6be"/>
     <w:lvl w:ilvl="0">
       <w:start w:val="1"/>
       <w:numFmt w:val="decimal"/>
@@ -30481,11 +29869,11 @@
       </w:rPr>
     </w:lvl>
   </w:abstractNum>
-  <w:abstractNum w:abstractNumId="17">
-    <w:nsid w:val="00000012"/>
+  <w:abstractNum w:abstractNumId="15">
+    <w:nsid w:val="00000010"/>
     <w:multiLevelType w:val="hybridMultilevel"/>
     <w:tmpl w:val="2B9EBE96"/>
-    <w:name w:val="Numbered_c3649749-b1a9-484e-bbe1-d3581e2c625b"/>
+    <w:name w:val="Numbered_216052ab-4454-4005-9e26-14da1baff1c4"/>
     <w:lvl w:ilvl="0">
       <w:start w:val="1"/>
       <w:numFmt w:val="decimal"/>
@@ -30607,11 +29995,11 @@
       </w:rPr>
     </w:lvl>
   </w:abstractNum>
-  <w:abstractNum w:abstractNumId="18">
-    <w:nsid w:val="00000013"/>
+  <w:abstractNum w:abstractNumId="16">
+    <w:nsid w:val="00000011"/>
     <w:multiLevelType w:val="hybridMultilevel"/>
     <w:tmpl w:val="1E308D1C"/>
-    <w:name w:val="Numbered_b8899ebf-4097-4aa0-bb91-2552de97d788"/>
+    <w:name w:val="Numbered_f3ade901-be33-4028-98cd-e970b6c8ab36"/>
     <w:lvl w:ilvl="0">
       <w:start w:val="1"/>
       <w:numFmt w:val="decimal"/>
@@ -30733,11 +30121,11 @@
       </w:rPr>
     </w:lvl>
   </w:abstractNum>
-  <w:abstractNum w:abstractNumId="19">
-    <w:nsid w:val="00000014"/>
+  <w:abstractNum w:abstractNumId="17">
+    <w:nsid w:val="00000012"/>
     <w:multiLevelType w:val="multilevel"/>
     <w:tmpl w:val="6FD6E8B0"/>
-    <w:name w:val="Numbered_0301d1e2-f8a1-405b-8cd7-2dbac4c09134"/>
+    <w:name w:val="Numbered_5c9c6a7f-b967-4ece-861e-55d666a91df1"/>
     <w:lvl w:ilvl="0">
       <w:start w:val="1"/>
       <w:numFmt w:val="decimal"/>
@@ -30875,11 +30263,11 @@
       </w:rPr>
     </w:lvl>
   </w:abstractNum>
-  <w:abstractNum w:abstractNumId="20">
-    <w:nsid w:val="00000015"/>
+  <w:abstractNum w:abstractNumId="18">
+    <w:nsid w:val="00000013"/>
     <w:multiLevelType w:val="hybridMultilevel"/>
     <w:tmpl w:val="1D522390"/>
-    <w:name w:val="Numbered_d9bd8b7c-dbbc-4890-8cc4-e4ebaed0d365"/>
+    <w:name w:val="Numbered_e2ed6208-9999-4989-a89d-25955e0cf9da"/>
     <w:lvl w:ilvl="0">
       <w:start w:val="1"/>
       <w:numFmt w:val="decimal"/>
@@ -31001,11 +30389,11 @@
       </w:rPr>
     </w:lvl>
   </w:abstractNum>
-  <w:abstractNum w:abstractNumId="21">
-    <w:nsid w:val="00000016"/>
+  <w:abstractNum w:abstractNumId="19">
+    <w:nsid w:val="00000014"/>
     <w:multiLevelType w:val="hybridMultilevel"/>
     <w:tmpl w:val="29E21FEC"/>
-    <w:name w:val="Bulleted_a18690ff-0792-40db-8e77-4acbfaef0977"/>
+    <w:name w:val="Bulleted_65558cb4-3340-4ce6-8794-19255478bc84"/>
     <w:lvl w:ilvl="0">
       <w:start w:val="0"/>
       <w:numFmt w:val="bullet"/>
@@ -31133,11 +30521,11 @@
       </w:rPr>
     </w:lvl>
   </w:abstractNum>
-  <w:abstractNum w:abstractNumId="22">
-    <w:nsid w:val="00000017"/>
+  <w:abstractNum w:abstractNumId="20">
+    <w:nsid w:val="00000015"/>
     <w:multiLevelType w:val="multilevel"/>
     <w:tmpl w:val="AE8E33B6"/>
-    <w:name w:val="Numbered_ebf2d1c4-7456-4abe-9d9e-d9cbec5afd81"/>
+    <w:name w:val="Numbered_2821012b-13f4-4079-8db1-a6e7915bc02b"/>
     <w:lvl w:ilvl="0">
       <w:start w:val="2"/>
       <w:numFmt w:val="decimal"/>
@@ -31266,11 +30654,11 @@
       </w:rPr>
     </w:lvl>
   </w:abstractNum>
-  <w:abstractNum w:abstractNumId="23">
-    <w:nsid w:val="00000018"/>
+  <w:abstractNum w:abstractNumId="21">
+    <w:nsid w:val="00000016"/>
     <w:multiLevelType w:val="hybridMultilevel"/>
     <w:tmpl w:val="3414510A"/>
-    <w:name w:val="Bulleted_bff1acb1-ca9b-413e-bf8d-4bad326a5059"/>
+    <w:name w:val="Bulleted_0fe6a230-4bb2-4640-9035-47457066036c"/>
     <w:lvl w:ilvl="0">
       <w:start w:val="0"/>
       <w:numFmt w:val="bullet"/>
@@ -31462,12 +30850,6 @@
   </w:num>
   <w:num w:numId="22">
     <w:abstractNumId w:val="21"/>
-  </w:num>
-  <w:num w:numId="23">
-    <w:abstractNumId w:val="22"/>
-  </w:num>
-  <w:num w:numId="24">
-    <w:abstractNumId w:val="23"/>
   </w:num>
 </w:numbering>
 </file>

--- a/src/faultless/mysite/media/documents/Geotechnical_Report_MW-A58_anon_CORRUPTED_v3_modified.docx
+++ b/src/faultless/mysite/media/documents/Geotechnical_Report_MW-A58_anon_CORRUPTED_v3_modified.docx
@@ -24,7 +24,7 @@
         <w:spacing w:after="100"/>
       </w:pPr>
       <w:r>
-        <w:t xml:space="preserve">Overall Document Quality Score: 65.7/100</w:t>
+        <w:t xml:space="preserve">Overall Document Quality Score: 43/100</w:t>
       </w:r>
     </w:p>
     <w:p>
@@ -32,7 +32,7 @@
         <w:spacing w:after="300"/>
       </w:pPr>
       <w:r>
-        <w:t xml:space="preserve">Qualitative Grade: Average</w:t>
+        <w:t xml:space="preserve">Qualitative Grade: Poor</w:t>
       </w:r>
     </w:p>
     <w:p>
@@ -40,7 +40,7 @@
         <w:spacing w:after="200"/>
       </w:pPr>
       <w:r>
-        <w:t xml:space="preserve">Severity Summary: 9 Critical, 0 Major, 4 Minor errors</w:t>
+        <w:t xml:space="preserve">Severity Summary: 14 Critical, 20 Major, 4 Minor errors</w:t>
       </w:r>
     </w:p>
     <w:p>
@@ -95,7 +95,7 @@
           <w:tcPr/>
           <w:p>
             <w:r>
-              <w:t xml:space="preserve">Acronym Definitions and Usage</w:t>
+              <w:t xml:space="preserve">Grammar and Spelling Check</w:t>
             </w:r>
           </w:p>
         </w:tc>
@@ -103,7 +103,7 @@
           <w:tcPr/>
           <w:p>
             <w:r>
-              <w:t xml:space="preserve">7</w:t>
+              <w:t xml:space="preserve">20</w:t>
             </w:r>
           </w:p>
         </w:tc>
@@ -111,7 +111,7 @@
           <w:tcPr/>
           <w:p>
             <w:r>
-              <w:t xml:space="preserve">35</w:t>
+              <w:t xml:space="preserve">40</w:t>
             </w:r>
           </w:p>
         </w:tc>
@@ -121,7 +121,7 @@
           <w:tcPr/>
           <w:p>
             <w:r>
-              <w:t xml:space="preserve">Units and Symbols Consistency</w:t>
+              <w:t xml:space="preserve">Acronym Definitions and Usage</w:t>
             </w:r>
           </w:p>
         </w:tc>
@@ -129,7 +129,7 @@
           <w:tcPr/>
           <w:p>
             <w:r>
-              <w:t xml:space="preserve">4</w:t>
+              <w:t xml:space="preserve">7</w:t>
             </w:r>
           </w:p>
         </w:tc>
@@ -137,7 +137,7 @@
           <w:tcPr/>
           <w:p>
             <w:r>
-              <w:t xml:space="preserve">4</w:t>
+              <w:t xml:space="preserve">35</w:t>
             </w:r>
           </w:p>
         </w:tc>
@@ -147,7 +147,7 @@
           <w:tcPr/>
           <w:p>
             <w:r>
-              <w:t xml:space="preserve">Mandatory Sections Present</w:t>
+              <w:t xml:space="preserve">Terminology Consistency</w:t>
             </w:r>
           </w:p>
         </w:tc>
@@ -155,7 +155,7 @@
           <w:tcPr/>
           <w:p>
             <w:r>
-              <w:t xml:space="preserve">2</w:t>
+              <w:t xml:space="preserve">5</w:t>
             </w:r>
           </w:p>
         </w:tc>
@@ -163,6 +163,58 @@
           <w:tcPr/>
           <w:p>
             <w:r>
+              <w:t xml:space="preserve">25</w:t>
+            </w:r>
+          </w:p>
+        </w:tc>
+      </w:tr>
+      <w:tr>
+        <w:tc>
+          <w:tcPr/>
+          <w:p>
+            <w:r>
+              <w:t xml:space="preserve">Units and Symbols Consistency</w:t>
+            </w:r>
+          </w:p>
+        </w:tc>
+        <w:tc>
+          <w:tcPr/>
+          <w:p>
+            <w:r>
+              <w:t xml:space="preserve">4</w:t>
+            </w:r>
+          </w:p>
+        </w:tc>
+        <w:tc>
+          <w:tcPr/>
+          <w:p>
+            <w:r>
+              <w:t xml:space="preserve">4</w:t>
+            </w:r>
+          </w:p>
+        </w:tc>
+      </w:tr>
+      <w:tr>
+        <w:tc>
+          <w:tcPr/>
+          <w:p>
+            <w:r>
+              <w:t xml:space="preserve">Mandatory Sections Present</w:t>
+            </w:r>
+          </w:p>
+        </w:tc>
+        <w:tc>
+          <w:tcPr/>
+          <w:p>
+            <w:r>
+              <w:t xml:space="preserve">2</w:t>
+            </w:r>
+          </w:p>
+        </w:tc>
+        <w:tc>
+          <w:tcPr/>
+          <w:p>
+            <w:r>
               <w:t xml:space="preserve">10</w:t>
             </w:r>
           </w:p>
@@ -190,7 +242,7 @@
         <w:spacing w:after="100"/>
       </w:pPr>
       <w:r>
-        <w:t xml:space="preserve">Inconsistent unit: 'psi' should be 'kPa' to maintain consistency with the rest of the report.</w:t>
+        <w:t xml:space="preserve">Numerous spelling and grammatical errors throughout the report.</w:t>
       </w:r>
     </w:p>
     <w:p>
@@ -201,7 +253,7 @@
         <w:spacing w:after="100"/>
       </w:pPr>
       <w:r>
-        <w:t xml:space="preserve">The report lacks a dedicated 'Conclusions' section.</w:t>
+        <w:t xml:space="preserve">Inconsistent use of terminology (e.g., volcanic ash/Puketoka formation, engineered fill/hardfill).</w:t>
       </w:r>
     </w:p>
     <w:p>
@@ -212,7 +264,7 @@
         <w:spacing w:after="100"/>
       </w:pPr>
       <w:r>
-        <w:t xml:space="preserve">The report lacks a 'References' section.</w:t>
+        <w:t xml:space="preserve">Inconsistent use of units (psi and kPa).</w:t>
       </w:r>
     </w:p>
     <w:p>
@@ -223,7 +275,7 @@
         <w:spacing w:after="100"/>
       </w:pPr>
       <w:r>
-        <w:t xml:space="preserve">The acronym 'CBR' is used without being defined.</w:t>
+        <w:t xml:space="preserve">Acronyms used without definition (e.g., CBR, SPR, RCC, GAP40, ULS, SED, PS4).</w:t>
       </w:r>
     </w:p>
     <w:p>
@@ -234,7 +286,7 @@
         <w:spacing w:after="100"/>
       </w:pPr>
       <w:r>
-        <w:t xml:space="preserve">The acronym 'SPR' is used without being defined.</w:t>
+        <w:t xml:space="preserve">Missing conclusion section.</w:t>
       </w:r>
     </w:p>
     <w:p>
@@ -245,7 +297,7 @@
         <w:spacing w:after="100"/>
       </w:pPr>
       <w:r>
-        <w:t xml:space="preserve">The acronym 'RCC' is used without being defined.</w:t>
+        <w:t xml:space="preserve">Missing reference section.</w:t>
       </w:r>
     </w:p>
     <w:p>
@@ -256,7 +308,7 @@
         <w:spacing w:after="100"/>
       </w:pPr>
       <w:r>
-        <w:t xml:space="preserve">The acronym 'GAP' is used without being defined.</w:t>
+        <w:t xml:space="preserve">Repetition of 'Land Remediation Investigation Report' phrase.</w:t>
       </w:r>
     </w:p>
     <w:p>
@@ -267,7 +319,7 @@
         <w:spacing w:after="100"/>
       </w:pPr>
       <w:r>
-        <w:t xml:space="preserve">The acronym 'SED' is used without being defined.</w:t>
+        <w:t xml:space="preserve">Incorrect unit conversion from psi to kPa.</w:t>
       </w:r>
     </w:p>
     <w:p>
@@ -288,7 +340,7 @@
         <w:spacing w:after="160"/>
       </w:pPr>
       <w:r>
-        <w:t xml:space="preserve">The geotechnical report provides a comprehensive assessment of the site conditions and offers preliminary recommendations for subdivision development. However, the report's quality is affected by several inconsistencies and omissions. The use of mixed units (psi and kPa) throughout the report creates confusion and needs standardization. The absence of crucial sections like 'Conclusions' and 'References' significantly reduces the report's completeness and credibility. Furthermore, the undefined acronyms make the report less accessible to readers unfamiliar with geotechnical terminology. To improve the report, focus on:</w:t>
+        <w:t xml:space="preserve">The geotechnical report provides a comprehensive overview of the site conditions and geotechnical considerations for the proposed subdivision development. However, the report suffers from several issues that detract from its overall quality and clarity. There are numerous spelling and grammatical errors throughout the document that need to be corrected. Consistency in terminology is also lacking, with different terms used interchangeably for the same concepts (e.g., 'volcanic ash' and 'Puketoka formation'). The report also uses imperial units (psi) alongside metric units (kPa), which is inconsistent and confusing. Acronyms are used without definition, making it difficult for readers unfamiliar with geotechnical engineering to understand the report. Furthermore, the report lacks a conclusion section to summarize the key findings and recommendations, and a reference section to properly cite sources. To improve the report, the authors should:</w:t>
       </w:r>
     </w:p>
     <w:p>
@@ -296,7 +348,7 @@
         <w:spacing w:after="160"/>
       </w:pPr>
       <w:r>
-        <w:t xml:space="preserve">1.  **Standardizing Units:** Convert all pressure measurements to kPa for consistency.</w:t>
+        <w:t xml:space="preserve">1.  Thoroughly proofread the document to correct all spelling and grammatical errors.</w:t>
       </w:r>
     </w:p>
     <w:p>
@@ -304,7 +356,7 @@
         <w:spacing w:after="160"/>
       </w:pPr>
       <w:r>
-        <w:t xml:space="preserve">2.  **Adding Missing Sections:** Include a 'Conclusions' section summarizing key findings and a 'References' section listing all cited materials.</w:t>
+        <w:t xml:space="preserve">2.  Ensure consistency in terminology by using a single term for each concept.</w:t>
       </w:r>
     </w:p>
     <w:p>
@@ -312,7 +364,7 @@
         <w:spacing w:after="160"/>
       </w:pPr>
       <w:r>
-        <w:t xml:space="preserve">3.  **Defining Acronyms:** Define all acronyms at their first use.</w:t>
+        <w:t xml:space="preserve">3.  Use consistent units throughout the report (preferably metric).</w:t>
       </w:r>
     </w:p>
     <w:p>
@@ -320,7 +372,7 @@
         <w:spacing w:after="160"/>
       </w:pPr>
       <w:r>
-        <w:t xml:space="preserve">4.  **Proofreading:** Conduct a thorough proofread to correct typos and grammatical errors.</w:t>
+        <w:t xml:space="preserve">4.  Define all acronyms at their first use.</w:t>
       </w:r>
     </w:p>
     <w:p>
@@ -328,7 +380,7 @@
         <w:spacing w:after="160"/>
       </w:pPr>
       <w:r>
-        <w:t xml:space="preserve">5.  **Improving Clarity:** Ensure that all statements are clear, concise, and easily understandable.</w:t>
+        <w:t xml:space="preserve">5.  Add a conclusion section summarizing the key findings and recommendations.</w:t>
       </w:r>
     </w:p>
     <w:p>
@@ -336,7 +388,23 @@
         <w:spacing w:after="160"/>
       </w:pPr>
       <w:r>
-        <w:t xml:space="preserve">Addressing these issues will significantly enhance the report's clarity, accuracy, and overall quality.</w:t>
+        <w:t xml:space="preserve">6.  Include a reference section listing all cited sources.</w:t>
+      </w:r>
+    </w:p>
+    <w:p>
+      <w:pPr>
+        <w:spacing w:after="160"/>
+      </w:pPr>
+      <w:r>
+        <w:t xml:space="preserve">7.  Address the specific issues identified in the error list.</w:t>
+      </w:r>
+    </w:p>
+    <w:p>
+      <w:pPr>
+        <w:spacing w:after="160"/>
+      </w:pPr>
+      <w:r>
+        <w:t xml:space="preserve">8.  Consider a review by a technical editor to improve clarity and readability.</w:t>
       </w:r>
     </w:p>
     <w:p>
@@ -1408,7 +1476,7 @@
             <w:pStyle w:val="TOC1"/>
             <w:numPr>
               <w:ilvl w:val="0"/>
-              <w:numId w:val="15"/>
+              <w:numId w:val="19"/>
             </w:numPr>
             <w:tabs>
               <w:tab w:val="left" w:pos="780"/>
@@ -1442,7 +1510,7 @@
             <w:pStyle w:val="TOC1"/>
             <w:numPr>
               <w:ilvl w:val="0"/>
-              <w:numId w:val="15"/>
+              <w:numId w:val="19"/>
             </w:numPr>
             <w:tabs>
               <w:tab w:val="left" w:pos="780"/>
@@ -1477,7 +1545,7 @@
             <w:pStyle w:val="TOC1"/>
             <w:numPr>
               <w:ilvl w:val="0"/>
-              <w:numId w:val="15"/>
+              <w:numId w:val="19"/>
             </w:numPr>
             <w:tabs>
               <w:tab w:val="left" w:pos="780"/>
@@ -1512,7 +1580,7 @@
             <w:pStyle w:val="TOC2"/>
             <w:numPr>
               <w:ilvl w:val="1"/>
-              <w:numId w:val="15"/>
+              <w:numId w:val="19"/>
             </w:numPr>
             <w:tabs>
               <w:tab w:val="left" w:pos="1219"/>
@@ -1556,7 +1624,7 @@
             <w:pStyle w:val="TOC1"/>
             <w:numPr>
               <w:ilvl w:val="0"/>
-              <w:numId w:val="15"/>
+              <w:numId w:val="19"/>
             </w:numPr>
             <w:tabs>
               <w:tab w:val="left" w:pos="780"/>
@@ -1609,7 +1677,7 @@
             <w:pStyle w:val="TOC2"/>
             <w:numPr>
               <w:ilvl w:val="1"/>
-              <w:numId w:val="15"/>
+              <w:numId w:val="19"/>
             </w:numPr>
             <w:tabs>
               <w:tab w:val="left" w:pos="1219"/>
@@ -1653,7 +1721,7 @@
             <w:pStyle w:val="TOC2"/>
             <w:numPr>
               <w:ilvl w:val="1"/>
-              <w:numId w:val="15"/>
+              <w:numId w:val="19"/>
             </w:numPr>
             <w:tabs>
               <w:tab w:val="left" w:pos="1219"/>
@@ -1697,7 +1765,7 @@
             <w:pStyle w:val="TOC2"/>
             <w:numPr>
               <w:ilvl w:val="1"/>
-              <w:numId w:val="15"/>
+              <w:numId w:val="19"/>
             </w:numPr>
             <w:tabs>
               <w:tab w:val="left" w:pos="1219"/>
@@ -1750,7 +1818,7 @@
             <w:pStyle w:val="TOC2"/>
             <w:numPr>
               <w:ilvl w:val="1"/>
-              <w:numId w:val="15"/>
+              <w:numId w:val="19"/>
             </w:numPr>
             <w:tabs>
               <w:tab w:val="left" w:pos="1219"/>
@@ -1785,7 +1853,7 @@
             <w:pStyle w:val="TOC2"/>
             <w:numPr>
               <w:ilvl w:val="1"/>
-              <w:numId w:val="15"/>
+              <w:numId w:val="19"/>
             </w:numPr>
             <w:tabs>
               <w:tab w:val="left" w:pos="1219"/>
@@ -1838,7 +1906,7 @@
             <w:pStyle w:val="TOC1"/>
             <w:numPr>
               <w:ilvl w:val="0"/>
-              <w:numId w:val="15"/>
+              <w:numId w:val="19"/>
             </w:numPr>
             <w:tabs>
               <w:tab w:val="left" w:pos="780"/>
@@ -1882,7 +1950,7 @@
             <w:pStyle w:val="TOC2"/>
             <w:numPr>
               <w:ilvl w:val="1"/>
-              <w:numId w:val="15"/>
+              <w:numId w:val="19"/>
             </w:numPr>
             <w:tabs>
               <w:tab w:val="left" w:pos="1219"/>
@@ -1917,7 +1985,7 @@
             <w:pStyle w:val="TOC2"/>
             <w:numPr>
               <w:ilvl w:val="1"/>
-              <w:numId w:val="15"/>
+              <w:numId w:val="19"/>
             </w:numPr>
             <w:tabs>
               <w:tab w:val="left" w:pos="1219"/>
@@ -1961,7 +2029,7 @@
             <w:pStyle w:val="TOC2"/>
             <w:numPr>
               <w:ilvl w:val="2"/>
-              <w:numId w:val="15"/>
+              <w:numId w:val="19"/>
             </w:numPr>
             <w:tabs>
               <w:tab w:val="left" w:pos="1219"/>
@@ -1996,7 +2064,7 @@
             <w:pStyle w:val="TOC2"/>
             <w:numPr>
               <w:ilvl w:val="2"/>
-              <w:numId w:val="15"/>
+              <w:numId w:val="19"/>
             </w:numPr>
             <w:tabs>
               <w:tab w:val="left" w:pos="1219"/>
@@ -2057,7 +2125,7 @@
             <w:pStyle w:val="TOC2"/>
             <w:numPr>
               <w:ilvl w:val="2"/>
-              <w:numId w:val="15"/>
+              <w:numId w:val="19"/>
             </w:numPr>
             <w:tabs>
               <w:tab w:val="left" w:pos="1219"/>
@@ -2101,7 +2169,7 @@
             <w:pStyle w:val="TOC2"/>
             <w:numPr>
               <w:ilvl w:val="2"/>
-              <w:numId w:val="15"/>
+              <w:numId w:val="19"/>
             </w:numPr>
             <w:tabs>
               <w:tab w:val="left" w:pos="1219"/>
@@ -2153,7 +2221,7 @@
             <w:pStyle w:val="TOC1"/>
             <w:numPr>
               <w:ilvl w:val="0"/>
-              <w:numId w:val="15"/>
+              <w:numId w:val="19"/>
             </w:numPr>
             <w:tabs>
               <w:tab w:val="left" w:pos="780"/>
@@ -2215,7 +2283,7 @@
             <w:pStyle w:val="TOC2"/>
             <w:numPr>
               <w:ilvl w:val="1"/>
-              <w:numId w:val="15"/>
+              <w:numId w:val="19"/>
             </w:numPr>
             <w:tabs>
               <w:tab w:val="left" w:pos="1219"/>
@@ -2277,7 +2345,7 @@
             <w:pStyle w:val="TOC2"/>
             <w:numPr>
               <w:ilvl w:val="1"/>
-              <w:numId w:val="15"/>
+              <w:numId w:val="19"/>
             </w:numPr>
             <w:tabs>
               <w:tab w:val="left" w:pos="1219"/>
@@ -2330,7 +2398,7 @@
             <w:pStyle w:val="TOC2"/>
             <w:numPr>
               <w:ilvl w:val="1"/>
-              <w:numId w:val="15"/>
+              <w:numId w:val="19"/>
             </w:numPr>
             <w:tabs>
               <w:tab w:val="left" w:pos="1219"/>
@@ -2383,7 +2451,7 @@
             <w:pStyle w:val="TOC2"/>
             <w:numPr>
               <w:ilvl w:val="1"/>
-              <w:numId w:val="15"/>
+              <w:numId w:val="19"/>
             </w:numPr>
             <w:tabs>
               <w:tab w:val="left" w:pos="1219"/>
@@ -2418,7 +2486,7 @@
             <w:pStyle w:val="TOC2"/>
             <w:numPr>
               <w:ilvl w:val="2"/>
-              <w:numId w:val="15"/>
+              <w:numId w:val="19"/>
             </w:numPr>
             <w:tabs>
               <w:tab w:val="left" w:pos="1219"/>
@@ -2453,7 +2521,7 @@
             <w:pStyle w:val="TOC2"/>
             <w:numPr>
               <w:ilvl w:val="2"/>
-              <w:numId w:val="15"/>
+              <w:numId w:val="19"/>
             </w:numPr>
             <w:tabs>
               <w:tab w:val="left" w:pos="1219"/>
@@ -2515,7 +2583,7 @@
             <w:pStyle w:val="TOC2"/>
             <w:numPr>
               <w:ilvl w:val="2"/>
-              <w:numId w:val="15"/>
+              <w:numId w:val="19"/>
             </w:numPr>
             <w:tabs>
               <w:tab w:val="left" w:pos="1219"/>
@@ -2549,7 +2617,7 @@
             <w:pStyle w:val="TOC2"/>
             <w:numPr>
               <w:ilvl w:val="2"/>
-              <w:numId w:val="15"/>
+              <w:numId w:val="19"/>
             </w:numPr>
             <w:tabs>
               <w:tab w:val="left" w:pos="1219"/>
@@ -2611,7 +2679,7 @@
             <w:pStyle w:val="TOC2"/>
             <w:numPr>
               <w:ilvl w:val="2"/>
-              <w:numId w:val="15"/>
+              <w:numId w:val="19"/>
             </w:numPr>
             <w:tabs>
               <w:tab w:val="left" w:pos="1219"/>
@@ -2664,7 +2732,7 @@
             <w:pStyle w:val="TOC2"/>
             <w:numPr>
               <w:ilvl w:val="1"/>
-              <w:numId w:val="15"/>
+              <w:numId w:val="19"/>
             </w:numPr>
             <w:tabs>
               <w:tab w:val="left" w:pos="1219"/>
@@ -2716,7 +2784,7 @@
             <w:pStyle w:val="TOC2"/>
             <w:numPr>
               <w:ilvl w:val="2"/>
-              <w:numId w:val="15"/>
+              <w:numId w:val="19"/>
             </w:numPr>
             <w:tabs>
               <w:tab w:val="left" w:pos="1219"/>
@@ -2751,7 +2819,7 @@
             <w:pStyle w:val="TOC2"/>
             <w:numPr>
               <w:ilvl w:val="2"/>
-              <w:numId w:val="15"/>
+              <w:numId w:val="19"/>
             </w:numPr>
             <w:tabs>
               <w:tab w:val="left" w:pos="1219"/>
@@ -2794,7 +2862,7 @@
             <w:pStyle w:val="TOC2"/>
             <w:numPr>
               <w:ilvl w:val="2"/>
-              <w:numId w:val="15"/>
+              <w:numId w:val="19"/>
             </w:numPr>
             <w:tabs>
               <w:tab w:val="left" w:pos="1219"/>
@@ -2901,7 +2969,7 @@
             <w:pStyle w:val="TOC2"/>
             <w:numPr>
               <w:ilvl w:val="2"/>
-              <w:numId w:val="15"/>
+              <w:numId w:val="19"/>
             </w:numPr>
             <w:tabs>
               <w:tab w:val="left" w:pos="1219"/>
@@ -2962,7 +3030,7 @@
             <w:pStyle w:val="TOC2"/>
             <w:numPr>
               <w:ilvl w:val="1"/>
-              <w:numId w:val="15"/>
+              <w:numId w:val="19"/>
             </w:numPr>
             <w:tabs>
               <w:tab w:val="left" w:pos="1219"/>
@@ -2997,7 +3065,7 @@
             <w:pStyle w:val="TOC2"/>
             <w:numPr>
               <w:ilvl w:val="1"/>
-              <w:numId w:val="15"/>
+              <w:numId w:val="19"/>
             </w:numPr>
             <w:tabs>
               <w:tab w:val="left" w:pos="1219"/>
@@ -3032,7 +3100,7 @@
             <w:pStyle w:val="TOC2"/>
             <w:numPr>
               <w:ilvl w:val="1"/>
-              <w:numId w:val="15"/>
+              <w:numId w:val="19"/>
             </w:numPr>
             <w:tabs>
               <w:tab w:val="left" w:pos="1219"/>
@@ -3076,7 +3144,7 @@
             <w:pStyle w:val="TOC2"/>
             <w:numPr>
               <w:ilvl w:val="2"/>
-              <w:numId w:val="15"/>
+              <w:numId w:val="19"/>
             </w:numPr>
             <w:tabs>
               <w:tab w:val="left" w:pos="1219"/>
@@ -3129,7 +3197,7 @@
             <w:pStyle w:val="TOC2"/>
             <w:numPr>
               <w:ilvl w:val="2"/>
-              <w:numId w:val="15"/>
+              <w:numId w:val="19"/>
             </w:numPr>
             <w:tabs>
               <w:tab w:val="left" w:pos="1219"/>
@@ -3172,7 +3240,7 @@
             <w:pStyle w:val="TOC2"/>
             <w:numPr>
               <w:ilvl w:val="2"/>
-              <w:numId w:val="15"/>
+              <w:numId w:val="19"/>
             </w:numPr>
             <w:tabs>
               <w:tab w:val="left" w:pos="1219"/>
@@ -3215,7 +3283,7 @@
             <w:pStyle w:val="TOC2"/>
             <w:numPr>
               <w:ilvl w:val="1"/>
-              <w:numId w:val="15"/>
+              <w:numId w:val="19"/>
             </w:numPr>
             <w:tabs>
               <w:tab w:val="left" w:pos="1219"/>
@@ -3512,7 +3580,7 @@
         <w:pStyle w:val="Heading1"/>
         <w:numPr>
           <w:ilvl w:val="1"/>
-          <w:numId w:val="18"/>
+          <w:numId w:val="22"/>
         </w:numPr>
         <w:tabs>
           <w:tab w:val="left" w:pos="1560"/>
@@ -3549,8 +3617,22 @@
         <w:spacing w:line="264" w:lineRule="auto"/>
         <w:ind w:left="120" w:right="210"/>
       </w:pPr>
-      <w:r>
-        <w:t xml:space="preserve">ClientCorp Ltd will also provide this report to build partners to inforft them in assessing the suitability of the land for buildings. This report:</w:t>
+      <w:commentRangeStart w:id="0"/>
+      <w:r>
+        <w:rPr>
+          <w:highlight w:val="yellow"/>
+        </w:rPr>
+        <w:t xml:space="preserve">ClientCorp Ltd will also provide this report to build partners to inforft them in assessing the suitability of the land for buildings.</w:t>
+      </w:r>
+      <w:commentRangeEnd w:id="0"/>
+      <w:r>
+        <w:commentReference w:id="0"/>
+      </w:r>
+      <w:r>
+        <w:commentReference w:id="1"/>
+      </w:r>
+      <w:r>
+        <w:t xml:space="preserve"> This report:</w:t>
       </w:r>
     </w:p>
     <w:p>
@@ -3558,7 +3640,7 @@
         <w:pStyle w:val="ListParagraph"/>
         <w:numPr>
           <w:ilvl w:val="2"/>
-          <w:numId w:val="18"/>
+          <w:numId w:val="22"/>
         </w:numPr>
         <w:tabs>
           <w:tab w:val="left" w:pos="480"/>
@@ -3575,7 +3657,7 @@
         <w:pStyle w:val="ListParagraph"/>
         <w:numPr>
           <w:ilvl w:val="2"/>
-          <w:numId w:val="18"/>
+          <w:numId w:val="22"/>
         </w:numPr>
         <w:tabs>
           <w:tab w:val="left" w:pos="480"/>
@@ -3592,7 +3674,7 @@
         <w:pStyle w:val="ListParagraph"/>
         <w:numPr>
           <w:ilvl w:val="2"/>
-          <w:numId w:val="18"/>
+          <w:numId w:val="22"/>
         </w:numPr>
         <w:tabs>
           <w:tab w:val="left" w:pos="480"/>
@@ -3628,7 +3710,7 @@
       <w:pPr>
         <w:spacing w:line="264" w:lineRule="auto"/>
         <w:sectPr>
-          <w:footerReference w:type="default" r:id="rId4"/>
+          <w:footerReference w:type="default" r:id="rId6"/>
           <w:pgSz w:w="11910" w:h="16840" w:orient="portrait"/>
           <w:pgMar w:top="1460" w:right="960" w:bottom="1140" w:left="960" w:header="0" w:footer="953" w:gutter="0"/>
           <w:pgNumType w:start="1"/>
@@ -3643,7 +3725,7 @@
         <w:pStyle w:val="Heading1"/>
         <w:numPr>
           <w:ilvl w:val="0"/>
-          <w:numId w:val="9"/>
+          <w:numId w:val="13"/>
         </w:numPr>
         <w:tabs>
           <w:tab w:val="left" w:pos="1560"/>
@@ -6070,24 +6152,17 @@
               </w:rPr>
               <w:t xml:space="preserve"> </w:t>
             </w:r>
-            <w:r>
-              <w:rPr>
-                <w:sz w:val="20"/>
-              </w:rPr>
-              <w:t xml:space="preserve">volcanic</w:t>
-            </w:r>
-            <w:r>
-              <w:rPr>
-                <w:spacing w:val="-5"/>
-                <w:sz w:val="20"/>
-              </w:rPr>
-              <w:t xml:space="preserve"> </w:t>
-            </w:r>
-            <w:r>
-              <w:rPr>
-                <w:sz w:val="20"/>
-              </w:rPr>
-              <w:t xml:space="preserve">ash</w:t>
+            <w:commentRangeStart w:id="2"/>
+            <w:r>
+              <w:rPr>
+                <w:sz w:val="20"/>
+                <w:highlight w:val="red"/>
+              </w:rPr>
+              <w:t xml:space="preserve">volcanic ash</w:t>
+            </w:r>
+            <w:commentRangeEnd w:id="2"/>
+            <w:r>
+              <w:commentReference w:id="2"/>
             </w:r>
             <w:r>
               <w:rPr>
@@ -7042,7 +7117,7 @@
               <w:pStyle w:val="TableParagraph"/>
               <w:numPr>
                 <w:ilvl w:val="0"/>
-                <w:numId w:val="13"/>
+                <w:numId w:val="17"/>
               </w:numPr>
               <w:tabs>
                 <w:tab w:val="left" w:pos="423"/>
@@ -7144,7 +7219,7 @@
               <w:pStyle w:val="TableParagraph"/>
               <w:numPr>
                 <w:ilvl w:val="0"/>
-                <w:numId w:val="13"/>
+                <w:numId w:val="17"/>
               </w:numPr>
               <w:tabs>
                 <w:tab w:val="left" w:pos="423"/>
@@ -7272,7 +7347,7 @@
               <w:pStyle w:val="TableParagraph"/>
               <w:numPr>
                 <w:ilvl w:val="0"/>
-                <w:numId w:val="13"/>
+                <w:numId w:val="17"/>
               </w:numPr>
               <w:tabs>
                 <w:tab w:val="left" w:pos="423"/>
@@ -9531,7 +9606,7 @@
         <w:pStyle w:val="Heading1"/>
         <w:numPr>
           <w:ilvl w:val="0"/>
-          <w:numId w:val="9"/>
+          <w:numId w:val="13"/>
         </w:numPr>
         <w:tabs>
           <w:tab w:val="left" w:pos="1560"/>
@@ -9599,7 +9674,21 @@
         <w:ind w:left="120"/>
       </w:pPr>
       <w:r>
-        <w:t xml:space="preserve">This report supersedes any earlier geotechnical reports issued for the site. Land reftediation investigations have also been carried out by SolidEarth for the Evergreen West development area. The results and</w:t>
+        <w:t xml:space="preserve">This report supersedes any earlier geotechnical reports issued for the site. Land </w:t>
+      </w:r>
+      <w:commentRangeStart w:id="3"/>
+      <w:r>
+        <w:rPr>
+          <w:highlight w:val="yellow"/>
+        </w:rPr>
+        <w:t xml:space="preserve">reftediation</w:t>
+      </w:r>
+      <w:commentRangeEnd w:id="3"/>
+      <w:r>
+        <w:commentReference w:id="3"/>
+      </w:r>
+      <w:r>
+        <w:t xml:space="preserve"> investigations have also been carried out by SolidEarth for the Evergreen West development area. The results and</w:t>
       </w:r>
     </w:p>
     <w:p>
@@ -9608,7 +9697,21 @@
         <w:ind w:left="120"/>
       </w:pPr>
       <w:r>
-        <w:t xml:space="preserve">recommendations for land remediation are presented in a separate report, Land Remediation Investigation Report: Land Remediation Investigation Report: Evergreen West Development – Stages 2 &amp; 3 – Draft, dated March 2019 (version 1.0).</w:t>
+        <w:t xml:space="preserve">recommendations for land remediation are presented in a separate report, </w:t>
+      </w:r>
+      <w:commentRangeStart w:id="4"/>
+      <w:r>
+        <w:rPr>
+          <w:highlight w:val="yellow"/>
+        </w:rPr>
+        <w:t xml:space="preserve">Land Remediation Investigation Report: Land Remediation Investigation Report:</w:t>
+      </w:r>
+      <w:commentRangeEnd w:id="4"/>
+      <w:r>
+        <w:commentReference w:id="4"/>
+      </w:r>
+      <w:r>
+        <w:t xml:space="preserve"> Evergreen West Development – Stages 2 &amp; 3 – Draft, dated March 2019 (version 1.0).</w:t>
       </w:r>
     </w:p>
     <w:p>
@@ -9622,7 +9725,7 @@
         <w:pStyle w:val="Heading2"/>
         <w:numPr>
           <w:ilvl w:val="1"/>
-          <w:numId w:val="9"/>
+          <w:numId w:val="13"/>
         </w:numPr>
         <w:tabs>
           <w:tab w:val="left" w:pos="840"/>
@@ -9683,7 +9786,21 @@
         <w:jc w:val="both"/>
       </w:pPr>
       <w:r>
-        <w:t xml:space="preserve">If the nature of the proposed developftent differs from that assumed in this report, it is important that we are given the opportunity to revise the contents of this report.</w:t>
+        <w:t xml:space="preserve">If the nature of the proposed </w:t>
+      </w:r>
+      <w:commentRangeStart w:id="5"/>
+      <w:r>
+        <w:rPr>
+          <w:highlight w:val="yellow"/>
+        </w:rPr>
+        <w:t xml:space="preserve">developftent</w:t>
+      </w:r>
+      <w:commentRangeEnd w:id="5"/>
+      <w:r>
+        <w:commentReference w:id="5"/>
+      </w:r>
+      <w:r>
+        <w:t xml:space="preserve"> differs from that assumed in this report, it is important that we are given the opportunity to revise the contents of this report.</w:t>
       </w:r>
     </w:p>
     <w:p>
@@ -9704,7 +9821,7 @@
         <w:pStyle w:val="Heading1"/>
         <w:numPr>
           <w:ilvl w:val="0"/>
-          <w:numId w:val="9"/>
+          <w:numId w:val="13"/>
         </w:numPr>
         <w:tabs>
           <w:tab w:val="left" w:pos="1560"/>
@@ -9720,7 +9837,7 @@
         <w:pStyle w:val="Heading2"/>
         <w:numPr>
           <w:ilvl w:val="1"/>
-          <w:numId w:val="9"/>
+          <w:numId w:val="13"/>
         </w:numPr>
         <w:tabs>
           <w:tab w:val="left" w:pos="686"/>
@@ -9788,7 +9905,7 @@
         <w:pStyle w:val="Heading2"/>
         <w:numPr>
           <w:ilvl w:val="1"/>
-          <w:numId w:val="9"/>
+          <w:numId w:val="13"/>
         </w:numPr>
         <w:tabs>
           <w:tab w:val="left" w:pos="686"/>
@@ -9806,7 +9923,21 @@
         <w:ind w:left="120"/>
       </w:pPr>
       <w:r>
-        <w:t xml:space="preserve">NZGD does not show any historical investigations in the iftmediate area (i.e. 100m radius) of the Superlot.</w:t>
+        <w:t xml:space="preserve">NZGD does not show any historical investigations in the </w:t>
+      </w:r>
+      <w:commentRangeStart w:id="6"/>
+      <w:r>
+        <w:rPr>
+          <w:highlight w:val="yellow"/>
+        </w:rPr>
+        <w:t xml:space="preserve">iftmediate</w:t>
+      </w:r>
+      <w:commentRangeEnd w:id="6"/>
+      <w:r>
+        <w:commentReference w:id="6"/>
+      </w:r>
+      <w:r>
+        <w:t xml:space="preserve"> area (i.e. 100m radius) of the Superlot.</w:t>
       </w:r>
     </w:p>
     <w:p>
@@ -9820,7 +9951,7 @@
         <w:pStyle w:val="Heading2"/>
         <w:numPr>
           <w:ilvl w:val="1"/>
-          <w:numId w:val="9"/>
+          <w:numId w:val="13"/>
         </w:numPr>
         <w:tabs>
           <w:tab w:val="left" w:pos="685"/>
@@ -12607,7 +12738,7 @@
         <w:pStyle w:val="ListParagraph"/>
         <w:numPr>
           <w:ilvl w:val="0"/>
-          <w:numId w:val="14"/>
+          <w:numId w:val="18"/>
         </w:numPr>
         <w:tabs>
           <w:tab w:val="left" w:pos="840"/>
@@ -12627,7 +12758,7 @@
         <w:pStyle w:val="ListParagraph"/>
         <w:numPr>
           <w:ilvl w:val="0"/>
-          <w:numId w:val="14"/>
+          <w:numId w:val="18"/>
         </w:numPr>
         <w:tabs>
           <w:tab w:val="left" w:pos="840"/>
@@ -12647,7 +12778,7 @@
         <w:pStyle w:val="ListParagraph"/>
         <w:numPr>
           <w:ilvl w:val="0"/>
-          <w:numId w:val="14"/>
+          <w:numId w:val="18"/>
         </w:numPr>
         <w:tabs>
           <w:tab w:val="left" w:pos="840"/>
@@ -12667,7 +12798,7 @@
         <w:pStyle w:val="ListParagraph"/>
         <w:numPr>
           <w:ilvl w:val="0"/>
-          <w:numId w:val="14"/>
+          <w:numId w:val="18"/>
         </w:numPr>
         <w:tabs>
           <w:tab w:val="left" w:pos="840"/>
@@ -12697,7 +12828,7 @@
         <w:pStyle w:val="Heading2"/>
         <w:numPr>
           <w:ilvl w:val="1"/>
-          <w:numId w:val="9"/>
+          <w:numId w:val="13"/>
         </w:numPr>
         <w:tabs>
           <w:tab w:val="left" w:pos="684"/>
@@ -12739,7 +12870,7 @@
         <w:pStyle w:val="Heading2"/>
         <w:numPr>
           <w:ilvl w:val="1"/>
-          <w:numId w:val="9"/>
+          <w:numId w:val="13"/>
         </w:numPr>
         <w:tabs>
           <w:tab w:val="left" w:pos="686"/>
@@ -13439,7 +13570,7 @@
         <w:pStyle w:val="Heading1"/>
         <w:numPr>
           <w:ilvl w:val="0"/>
-          <w:numId w:val="9"/>
+          <w:numId w:val="13"/>
         </w:numPr>
         <w:tabs>
           <w:tab w:val="left" w:pos="1560"/>
@@ -13455,7 +13586,7 @@
         <w:pStyle w:val="Heading2"/>
         <w:numPr>
           <w:ilvl w:val="1"/>
-          <w:numId w:val="9"/>
+          <w:numId w:val="13"/>
         </w:numPr>
         <w:tabs>
           <w:tab w:val="left" w:pos="685"/>
@@ -14747,7 +14878,7 @@
         <w:pStyle w:val="Heading2"/>
         <w:numPr>
           <w:ilvl w:val="1"/>
-          <w:numId w:val="9"/>
+          <w:numId w:val="13"/>
         </w:numPr>
         <w:tabs>
           <w:tab w:val="left" w:pos="685"/>
@@ -14763,7 +14894,7 @@
         <w:pStyle w:val="ListParagraph"/>
         <w:numPr>
           <w:ilvl w:val="2"/>
-          <w:numId w:val="9"/>
+          <w:numId w:val="13"/>
         </w:numPr>
         <w:tabs>
           <w:tab w:val="left" w:pos="1200"/>
@@ -14820,7 +14951,7 @@
         <w:pStyle w:val="ListParagraph"/>
         <w:numPr>
           <w:ilvl w:val="2"/>
-          <w:numId w:val="9"/>
+          <w:numId w:val="13"/>
         </w:numPr>
         <w:tabs>
           <w:tab w:val="left" w:pos="1200"/>
@@ -14887,13 +15018,16 @@
       <w:r>
         <w:t xml:space="preserve">significant variance in the undrained shear strengths of this material, with results ranging from 17 to </w:t>
       </w:r>
-      <w:commentRangeStart w:id="0"/>
-      <w:r>
+      <w:commentRangeStart w:id="7"/>
+      <w:r>
+        <w:rPr>
+          <w:highlight w:val="green"/>
+        </w:rPr>
         <w:t xml:space="preserve">200 psi</w:t>
       </w:r>
-      <w:commentRangeEnd w:id="0"/>
-      <w:r>
-        <w:commentReference w:id="0"/>
+      <w:commentRangeEnd w:id="7"/>
+      <w:r>
+        <w:commentReference w:id="7"/>
       </w:r>
       <w:r>
         <w:t xml:space="preserve">.</w:t>
@@ -14930,7 +15064,7 @@
         <w:pStyle w:val="ListParagraph"/>
         <w:numPr>
           <w:ilvl w:val="2"/>
-          <w:numId w:val="9"/>
+          <w:numId w:val="13"/>
         </w:numPr>
         <w:tabs>
           <w:tab w:val="left" w:pos="1200"/>
@@ -15028,7 +15162,7 @@
         <w:pStyle w:val="ListParagraph"/>
         <w:numPr>
           <w:ilvl w:val="2"/>
-          <w:numId w:val="9"/>
+          <w:numId w:val="13"/>
         </w:numPr>
         <w:tabs>
           <w:tab w:val="left" w:pos="1200"/>
@@ -15103,7 +15237,7 @@
         <w:pStyle w:val="ListParagraph"/>
         <w:numPr>
           <w:ilvl w:val="0"/>
-          <w:numId w:val="9"/>
+          <w:numId w:val="13"/>
         </w:numPr>
         <w:tabs>
           <w:tab w:val="left" w:pos="1560"/>
@@ -15136,7 +15270,7 @@
         <w:pStyle w:val="Heading2"/>
         <w:numPr>
           <w:ilvl w:val="1"/>
-          <w:numId w:val="9"/>
+          <w:numId w:val="13"/>
         </w:numPr>
         <w:tabs>
           <w:tab w:val="left" w:pos="685"/>
@@ -15169,7 +15303,7 @@
         <w:pStyle w:val="Heading2"/>
         <w:numPr>
           <w:ilvl w:val="1"/>
-          <w:numId w:val="9"/>
+          <w:numId w:val="13"/>
         </w:numPr>
         <w:tabs>
           <w:tab w:val="left" w:pos="685"/>
@@ -15185,7 +15319,7 @@
         <w:pStyle w:val="ListParagraph"/>
         <w:numPr>
           <w:ilvl w:val="0"/>
-          <w:numId w:val="20"/>
+          <w:numId w:val="24"/>
         </w:numPr>
         <w:tabs>
           <w:tab w:val="left" w:pos="480"/>
@@ -15202,7 +15336,7 @@
         <w:pStyle w:val="ListParagraph"/>
         <w:numPr>
           <w:ilvl w:val="0"/>
-          <w:numId w:val="20"/>
+          <w:numId w:val="24"/>
         </w:numPr>
         <w:tabs>
           <w:tab w:val="left" w:pos="480"/>
@@ -15219,7 +15353,7 @@
         <w:pStyle w:val="ListParagraph"/>
         <w:numPr>
           <w:ilvl w:val="0"/>
-          <w:numId w:val="20"/>
+          <w:numId w:val="24"/>
         </w:numPr>
         <w:tabs>
           <w:tab w:val="left" w:pos="480"/>
@@ -15236,7 +15370,7 @@
         <w:pStyle w:val="ListParagraph"/>
         <w:numPr>
           <w:ilvl w:val="0"/>
-          <w:numId w:val="20"/>
+          <w:numId w:val="24"/>
         </w:numPr>
         <w:tabs>
           <w:tab w:val="left" w:pos="480"/>
@@ -15253,7 +15387,7 @@
         <w:pStyle w:val="ListParagraph"/>
         <w:numPr>
           <w:ilvl w:val="0"/>
-          <w:numId w:val="20"/>
+          <w:numId w:val="24"/>
         </w:numPr>
         <w:tabs>
           <w:tab w:val="left" w:pos="480"/>
@@ -15270,7 +15404,7 @@
         <w:pStyle w:val="ListParagraph"/>
         <w:numPr>
           <w:ilvl w:val="0"/>
-          <w:numId w:val="20"/>
+          <w:numId w:val="24"/>
         </w:numPr>
         <w:tabs>
           <w:tab w:val="left" w:pos="480"/>
@@ -15278,8 +15412,19 @@
         <w:spacing w:before="106"/>
         <w:ind w:hanging="360"/>
       </w:pPr>
-      <w:r>
-        <w:t xml:space="preserve">Coftpressible soils and settlement</w:t>
+      <w:commentRangeStart w:id="8"/>
+      <w:r>
+        <w:rPr>
+          <w:highlight w:val="yellow"/>
+        </w:rPr>
+        <w:t xml:space="preserve">Coftpressible</w:t>
+      </w:r>
+      <w:commentRangeEnd w:id="8"/>
+      <w:r>
+        <w:commentReference w:id="8"/>
+      </w:r>
+      <w:r>
+        <w:t xml:space="preserve"> soils and settlement</w:t>
       </w:r>
     </w:p>
     <w:p>
@@ -15287,7 +15432,7 @@
         <w:pStyle w:val="ListParagraph"/>
         <w:numPr>
           <w:ilvl w:val="0"/>
-          <w:numId w:val="20"/>
+          <w:numId w:val="24"/>
         </w:numPr>
         <w:tabs>
           <w:tab w:val="left" w:pos="480"/>
@@ -15304,7 +15449,7 @@
         <w:pStyle w:val="ListParagraph"/>
         <w:numPr>
           <w:ilvl w:val="0"/>
-          <w:numId w:val="20"/>
+          <w:numId w:val="24"/>
         </w:numPr>
         <w:tabs>
           <w:tab w:val="left" w:pos="480"/>
@@ -15321,7 +15466,7 @@
         <w:pStyle w:val="ListParagraph"/>
         <w:numPr>
           <w:ilvl w:val="0"/>
-          <w:numId w:val="20"/>
+          <w:numId w:val="24"/>
         </w:numPr>
         <w:tabs>
           <w:tab w:val="left" w:pos="480"/>
@@ -15338,7 +15483,7 @@
         <w:pStyle w:val="ListParagraph"/>
         <w:numPr>
           <w:ilvl w:val="0"/>
-          <w:numId w:val="20"/>
+          <w:numId w:val="24"/>
         </w:numPr>
         <w:tabs>
           <w:tab w:val="left" w:pos="480"/>
@@ -15347,7 +15492,21 @@
         <w:ind w:hanging="360"/>
       </w:pPr>
       <w:r>
-        <w:t xml:space="preserve">Subgrade for paveftents.</w:t>
+        <w:t xml:space="preserve">Subgrade for </w:t>
+      </w:r>
+      <w:commentRangeStart w:id="9"/>
+      <w:r>
+        <w:rPr>
+          <w:highlight w:val="yellow"/>
+        </w:rPr>
+        <w:t xml:space="preserve">paveftents</w:t>
+      </w:r>
+      <w:commentRangeEnd w:id="9"/>
+      <w:r>
+        <w:commentReference w:id="9"/>
+      </w:r>
+      <w:r>
+        <w:t xml:space="preserve">.</w:t>
       </w:r>
     </w:p>
     <w:p>
@@ -15355,7 +15514,7 @@
         <w:pStyle w:val="ListParagraph"/>
         <w:numPr>
           <w:ilvl w:val="0"/>
-          <w:numId w:val="20"/>
+          <w:numId w:val="24"/>
         </w:numPr>
         <w:tabs>
           <w:tab w:val="left" w:pos="480"/>
@@ -15378,7 +15537,7 @@
         <w:pStyle w:val="Heading2"/>
         <w:numPr>
           <w:ilvl w:val="1"/>
-          <w:numId w:val="9"/>
+          <w:numId w:val="13"/>
         </w:numPr>
         <w:tabs>
           <w:tab w:val="left" w:pos="685"/>
@@ -15396,7 +15555,21 @@
         <w:ind w:left="120"/>
       </w:pPr>
       <w:r>
-        <w:t xml:space="preserve">An upper “crust” of stronger soil was encountered beneath the topsoil layer across Superlot MW – A58.</w:t>
+        <w:t xml:space="preserve">An upper “crust” of stronger soil was encountered beneath the topsoil layer across </w:t>
+      </w:r>
+      <w:commentRangeStart w:id="10"/>
+      <w:r>
+        <w:rPr>
+          <w:highlight w:val="red"/>
+        </w:rPr>
+        <w:t xml:space="preserve">Superlot MW – A58</w:t>
+      </w:r>
+      <w:commentRangeEnd w:id="10"/>
+      <w:r>
+        <w:commentReference w:id="10"/>
+      </w:r>
+      <w:r>
+        <w:t xml:space="preserve">.</w:t>
       </w:r>
     </w:p>
     <w:p>
@@ -15491,7 +15664,7 @@
         <w:pStyle w:val="Heading2"/>
         <w:numPr>
           <w:ilvl w:val="1"/>
-          <w:numId w:val="9"/>
+          <w:numId w:val="13"/>
         </w:numPr>
         <w:tabs>
           <w:tab w:val="left" w:pos="684"/>
@@ -15508,7 +15681,7 @@
         <w:pStyle w:val="ListParagraph"/>
         <w:numPr>
           <w:ilvl w:val="2"/>
-          <w:numId w:val="9"/>
+          <w:numId w:val="13"/>
         </w:numPr>
         <w:tabs>
           <w:tab w:val="left" w:pos="1200"/>
@@ -15592,7 +15765,26 @@
         <w:jc w:val="both"/>
       </w:pPr>
       <w:r>
-        <w:t xml:space="preserve">It is likely that the soils at the foundation elevation will be prone to shrinkage and swelling when exposed to changes in ftoisture content. The effects on freshly exposed material in cuts may be greater than soils that have been previously subject to seasonal cycles and this needs to be considered in design of foundations.</w:t>
+        <w:t xml:space="preserve">It is likely that the soils at the foundation elevation will be prone to shrinkage and swelling when exposed to changes in </w:t>
+      </w:r>
+      <w:commentRangeStart w:id="11"/>
+      <w:commentRangeStart w:id="12"/>
+      <w:r>
+        <w:rPr>
+          <w:highlight w:val="yellow"/>
+        </w:rPr>
+        <w:t xml:space="preserve">ftoisture</w:t>
+      </w:r>
+      <w:commentRangeEnd w:id="12"/>
+      <w:r>
+        <w:commentReference w:id="12"/>
+      </w:r>
+      <w:commentRangeEnd w:id="11"/>
+      <w:r>
+        <w:commentReference w:id="11"/>
+      </w:r>
+      <w:r>
+        <w:t xml:space="preserve"> content. The effects on freshly exposed material in cuts may be greater than soils that have been previously subject to seasonal cycles and this needs to be considered in design of foundations.</w:t>
       </w:r>
     </w:p>
     <w:p>
@@ -15606,7 +15798,7 @@
         <w:pStyle w:val="ListParagraph"/>
         <w:numPr>
           <w:ilvl w:val="2"/>
-          <w:numId w:val="9"/>
+          <w:numId w:val="13"/>
         </w:numPr>
         <w:tabs>
           <w:tab w:val="left" w:pos="1200"/>
@@ -15662,7 +15854,7 @@
         <w:pStyle w:val="ListParagraph"/>
         <w:numPr>
           <w:ilvl w:val="2"/>
-          <w:numId w:val="9"/>
+          <w:numId w:val="13"/>
         </w:numPr>
         <w:tabs>
           <w:tab w:val="left" w:pos="1200"/>
@@ -15705,7 +15897,21 @@
         <w:ind w:left="120"/>
       </w:pPr>
       <w:r>
-        <w:t xml:space="preserve">trench excavations to a ftinimum of three times the excavation depth away from existing structures.</w:t>
+        <w:t xml:space="preserve">trench excavations to a </w:t>
+      </w:r>
+      <w:commentRangeStart w:id="13"/>
+      <w:r>
+        <w:rPr>
+          <w:highlight w:val="yellow"/>
+        </w:rPr>
+        <w:t xml:space="preserve">ftinimum</w:t>
+      </w:r>
+      <w:commentRangeEnd w:id="13"/>
+      <w:r>
+        <w:commentReference w:id="13"/>
+      </w:r>
+      <w:r>
+        <w:t xml:space="preserve"> of three times the excavation depth away from existing structures.</w:t>
       </w:r>
     </w:p>
     <w:p>
@@ -15734,8 +15940,19 @@
         <w:spacing w:line="268" w:lineRule="exact"/>
         <w:ind w:left="120"/>
       </w:pPr>
-      <w:r>
-        <w:t xml:space="preserve">daftage to buildings and infrastructure.</w:t>
+      <w:commentRangeStart w:id="14"/>
+      <w:r>
+        <w:rPr>
+          <w:highlight w:val="yellow"/>
+        </w:rPr>
+        <w:t xml:space="preserve">daftage</w:t>
+      </w:r>
+      <w:commentRangeEnd w:id="14"/>
+      <w:r>
+        <w:commentReference w:id="14"/>
+      </w:r>
+      <w:r>
+        <w:t xml:space="preserve"> to buildings and infrastructure.</w:t>
       </w:r>
     </w:p>
     <w:p>
@@ -15803,7 +16020,7 @@
         <w:pStyle w:val="ListParagraph"/>
         <w:numPr>
           <w:ilvl w:val="2"/>
-          <w:numId w:val="9"/>
+          <w:numId w:val="13"/>
         </w:numPr>
         <w:tabs>
           <w:tab w:val="left" w:pos="1200"/>
@@ -15846,7 +16063,21 @@
         <w:ind w:left="120"/>
       </w:pPr>
       <w:r>
-        <w:t xml:space="preserve">(Noveftber to April). Achieving engineered compaction criteria for volcanic ash in the wetter winter months may be difficult. If earthworks proceed outside of summer, lime stabilisation or other conditioning of the</w:t>
+        <w:t xml:space="preserve">(</w:t>
+      </w:r>
+      <w:commentRangeStart w:id="15"/>
+      <w:r>
+        <w:rPr>
+          <w:highlight w:val="yellow"/>
+        </w:rPr>
+        <w:t xml:space="preserve">Noveftber</w:t>
+      </w:r>
+      <w:commentRangeEnd w:id="15"/>
+      <w:r>
+        <w:commentReference w:id="15"/>
+      </w:r>
+      <w:r>
+        <w:t xml:space="preserve"> to April). Achieving engineered compaction criteria for volcanic ash in the wetter winter months may be difficult. If earthworks proceed outside of summer, lime stabilisation or other conditioning of the</w:t>
       </w:r>
     </w:p>
     <w:p>
@@ -15908,35 +16139,44 @@
       <w:r>
         <w:t xml:space="preserve">materials for compaction during winter includes </w:t>
       </w:r>
-      <w:commentRangeStart w:id="1"/>
-      <w:r>
+      <w:commentRangeStart w:id="16"/>
+      <w:r>
+        <w:rPr>
+          <w:highlight w:val="red"/>
+        </w:rPr>
         <w:t xml:space="preserve">SPR</w:t>
       </w:r>
-      <w:commentRangeEnd w:id="1"/>
-      <w:r>
-        <w:commentReference w:id="1"/>
+      <w:commentRangeEnd w:id="16"/>
+      <w:r>
+        <w:commentReference w:id="16"/>
       </w:r>
       <w:r>
         <w:t xml:space="preserve">, recycled crushed concrete (</w:t>
       </w:r>
-      <w:commentRangeStart w:id="2"/>
-      <w:r>
+      <w:commentRangeStart w:id="17"/>
+      <w:r>
+        <w:rPr>
+          <w:highlight w:val="red"/>
+        </w:rPr>
         <w:t xml:space="preserve">RCC</w:t>
       </w:r>
-      <w:commentRangeEnd w:id="2"/>
-      <w:r>
-        <w:commentReference w:id="2"/>
+      <w:commentRangeEnd w:id="17"/>
+      <w:r>
+        <w:commentReference w:id="17"/>
       </w:r>
       <w:r>
         <w:t xml:space="preserve">) or quarry graded materials such as </w:t>
       </w:r>
-      <w:commentRangeStart w:id="3"/>
-      <w:r>
+      <w:commentRangeStart w:id="18"/>
+      <w:r>
+        <w:rPr>
+          <w:highlight w:val="red"/>
+        </w:rPr>
         <w:t xml:space="preserve">GAP40</w:t>
       </w:r>
-      <w:commentRangeEnd w:id="3"/>
-      <w:r>
-        <w:commentReference w:id="3"/>
+      <w:commentRangeEnd w:id="18"/>
+      <w:r>
+        <w:commentReference w:id="18"/>
       </w:r>
       <w:r>
         <w:t xml:space="preserve"> or GAP65.</w:t>
@@ -15969,7 +16209,7 @@
         <w:pStyle w:val="ListParagraph"/>
         <w:numPr>
           <w:ilvl w:val="2"/>
-          <w:numId w:val="9"/>
+          <w:numId w:val="13"/>
         </w:numPr>
         <w:tabs>
           <w:tab w:val="left" w:pos="1200"/>
@@ -16002,7 +16242,21 @@
         <w:ind w:left="120"/>
       </w:pPr>
       <w:r>
-        <w:t xml:space="preserve">A preliminary compaction specification for bulk fill using site-won volcanic soils, imported cohesive fill or imported hardfill materials is provided below:</w:t>
+        <w:t xml:space="preserve">A preliminary compaction specification for bulk fill using site-won volcanic soils, imported cohesive fill or imported </w:t>
+      </w:r>
+      <w:commentRangeStart w:id="19"/>
+      <w:r>
+        <w:rPr>
+          <w:highlight w:val="red"/>
+        </w:rPr>
+        <w:t xml:space="preserve">hardfill</w:t>
+      </w:r>
+      <w:commentRangeEnd w:id="19"/>
+      <w:r>
+        <w:commentReference w:id="19"/>
+      </w:r>
+      <w:r>
+        <w:t xml:space="preserve"> materials is provided below:</w:t>
       </w:r>
     </w:p>
     <w:p>
@@ -17017,7 +17271,7 @@
         <w:pStyle w:val="Heading2"/>
         <w:numPr>
           <w:ilvl w:val="1"/>
-          <w:numId w:val="9"/>
+          <w:numId w:val="13"/>
         </w:numPr>
         <w:tabs>
           <w:tab w:val="left" w:pos="685"/>
@@ -17033,7 +17287,7 @@
         <w:pStyle w:val="ListParagraph"/>
         <w:numPr>
           <w:ilvl w:val="2"/>
-          <w:numId w:val="9"/>
+          <w:numId w:val="13"/>
         </w:numPr>
         <w:tabs>
           <w:tab w:val="left" w:pos="1200"/>
@@ -17086,7 +17340,21 @@
         <w:ind w:left="120"/>
       </w:pPr>
       <w:r>
-        <w:t xml:space="preserve">On the basis of the available inforftation, shallow or piled foundation are likely to be suitable options to</w:t>
+        <w:t xml:space="preserve">On the basis of the available </w:t>
+      </w:r>
+      <w:commentRangeStart w:id="20"/>
+      <w:r>
+        <w:rPr>
+          <w:highlight w:val="yellow"/>
+        </w:rPr>
+        <w:t xml:space="preserve">inforftation</w:t>
+      </w:r>
+      <w:commentRangeEnd w:id="20"/>
+      <w:r>
+        <w:commentReference w:id="20"/>
+      </w:r>
+      <w:r>
+        <w:t xml:space="preserve">, shallow or piled foundation are likely to be suitable options to</w:t>
       </w:r>
     </w:p>
     <w:p>
@@ -17120,7 +17388,7 @@
         <w:pStyle w:val="ListParagraph"/>
         <w:numPr>
           <w:ilvl w:val="3"/>
-          <w:numId w:val="9"/>
+          <w:numId w:val="13"/>
         </w:numPr>
         <w:tabs>
           <w:tab w:val="left" w:pos="1197"/>
@@ -17293,15 +17561,32 @@
         <w:ind w:left="120"/>
       </w:pPr>
       <w:r>
-        <w:t xml:space="preserve">The parameters in Table 5 can be assumed for preliminary foundation design for buildings on shallow pads and strip footings. This should be reduced by a geotechnical reduction factor, φ = 0.5 when comparing with factored ultimate limit state (</w:t>
-      </w:r>
-      <w:commentRangeStart w:id="4"/>
-      <w:r>
+        <w:t xml:space="preserve">The parameters in Table 5 can be assumed for preliminary foundation design for buildings on </w:t>
+      </w:r>
+      <w:commentRangeStart w:id="21"/>
+      <w:r>
+        <w:rPr>
+          <w:highlight w:val="red"/>
+        </w:rPr>
+        <w:t xml:space="preserve">shallow pads</w:t>
+      </w:r>
+      <w:commentRangeEnd w:id="21"/>
+      <w:r>
+        <w:commentReference w:id="21"/>
+      </w:r>
+      <w:r>
+        <w:t xml:space="preserve"> and strip footings. This should be reduced by a geotechnical reduction factor, φ = 0.5 when comparing with factored ultimate limit state (</w:t>
+      </w:r>
+      <w:commentRangeStart w:id="22"/>
+      <w:r>
+        <w:rPr>
+          <w:highlight w:val="red"/>
+        </w:rPr>
         <w:t xml:space="preserve">ULS</w:t>
       </w:r>
-      <w:commentRangeEnd w:id="4"/>
-      <w:r>
-        <w:commentReference w:id="4"/>
+      <w:commentRangeEnd w:id="22"/>
+      <w:r>
+        <w:commentReference w:id="22"/>
       </w:r>
       <w:r>
         <w:t xml:space="preserve">) structural loads.</w:t>
@@ -17976,13 +18261,16 @@
       <w:r>
         <w:t xml:space="preserve">NOTE 1: The foundation subgrade should have an undrained shear strength of not less than </w:t>
       </w:r>
-      <w:commentRangeStart w:id="5"/>
-      <w:r>
+      <w:commentRangeStart w:id="23"/>
+      <w:r>
+        <w:rPr>
+          <w:highlight w:val="green"/>
+        </w:rPr>
         <w:t xml:space="preserve">80 psi</w:t>
       </w:r>
-      <w:commentRangeEnd w:id="5"/>
-      <w:r>
-        <w:commentReference w:id="5"/>
+      <w:commentRangeEnd w:id="23"/>
+      <w:r>
+        <w:commentReference w:id="23"/>
       </w:r>
       <w:r>
         <w:t xml:space="preserve"> to at least 1 ft beneath the base of the footing (based on a review of the nearest boreholes by a Chartered Professional Geotechnical Engineer). This can comprise the natural crust or engineered fill.</w:t>
@@ -18000,13 +18288,16 @@
       <w:r>
         <w:t xml:space="preserve">NOTE 2: Where the soil within 1 m of the underside of the foundations has an undrained shear strength of less than </w:t>
       </w:r>
-      <w:commentRangeStart w:id="6"/>
-      <w:r>
+      <w:commentRangeStart w:id="24"/>
+      <w:r>
+        <w:rPr>
+          <w:highlight w:val="green"/>
+        </w:rPr>
         <w:t xml:space="preserve">80 psi</w:t>
       </w:r>
-      <w:commentRangeEnd w:id="6"/>
-      <w:r>
-        <w:commentReference w:id="6"/>
+      <w:commentRangeEnd w:id="24"/>
+      <w:r>
+        <w:commentReference w:id="24"/>
       </w:r>
       <w:r>
         <w:t xml:space="preserve"> (based on a review of the nearest boreholes).</w:t>
@@ -18027,7 +18318,7 @@
         <w:pStyle w:val="ListParagraph"/>
         <w:numPr>
           <w:ilvl w:val="3"/>
-          <w:numId w:val="9"/>
+          <w:numId w:val="13"/>
         </w:numPr>
         <w:tabs>
           <w:tab w:val="left" w:pos="1197"/>
@@ -19376,7 +19667,21 @@
         <w:ind w:left="120"/>
       </w:pPr>
       <w:r>
-        <w:t xml:space="preserve">joints should be used to ftitigate the effects of differential foundation settlement. For example, movement joints between adjoining terrace houses may be necessary to mitigate against differential settlement risks.</w:t>
+        <w:t xml:space="preserve">joints should be used to </w:t>
+      </w:r>
+      <w:commentRangeStart w:id="25"/>
+      <w:r>
+        <w:rPr>
+          <w:highlight w:val="yellow"/>
+        </w:rPr>
+        <w:t xml:space="preserve">ftitigate</w:t>
+      </w:r>
+      <w:commentRangeEnd w:id="25"/>
+      <w:r>
+        <w:commentReference w:id="25"/>
+      </w:r>
+      <w:r>
+        <w:t xml:space="preserve"> the effects of differential foundation settlement. For example, movement joints between adjoining terrace houses may be necessary to mitigate against differential settlement risks.</w:t>
       </w:r>
     </w:p>
     <w:p>
@@ -19421,7 +19726,7 @@
         <w:pStyle w:val="ListParagraph"/>
         <w:numPr>
           <w:ilvl w:val="2"/>
-          <w:numId w:val="9"/>
+          <w:numId w:val="13"/>
         </w:numPr>
         <w:tabs>
           <w:tab w:val="left" w:pos="1200"/>
@@ -19452,7 +19757,7 @@
         <w:pStyle w:val="ListParagraph"/>
         <w:numPr>
           <w:ilvl w:val="3"/>
-          <w:numId w:val="9"/>
+          <w:numId w:val="13"/>
         </w:numPr>
         <w:tabs>
           <w:tab w:val="left" w:pos="1197"/>
@@ -19484,7 +19789,21 @@
         <w:ind w:left="120"/>
       </w:pPr>
       <w:r>
-        <w:t xml:space="preserve">Expansive soils (or “reactive soils” using Australian terminology) are clay soils that undergo appreciable</w:t>
+        <w:t xml:space="preserve">Expansive soils (or “</w:t>
+      </w:r>
+      <w:commentRangeStart w:id="26"/>
+      <w:r>
+        <w:rPr>
+          <w:highlight w:val="red"/>
+        </w:rPr>
+        <w:t xml:space="preserve">reactive soils</w:t>
+      </w:r>
+      <w:commentRangeEnd w:id="26"/>
+      <w:r>
+        <w:commentReference w:id="26"/>
+      </w:r>
+      <w:r>
+        <w:t xml:space="preserve">” using Australian terminology) are clay soils that undergo appreciable</w:t>
       </w:r>
     </w:p>
     <w:p>
@@ -19512,7 +19831,7 @@
         <w:pStyle w:val="ListParagraph"/>
         <w:numPr>
           <w:ilvl w:val="0"/>
-          <w:numId w:val="11"/>
+          <w:numId w:val="15"/>
         </w:numPr>
         <w:tabs>
           <w:tab w:val="left" w:pos="476"/>
@@ -19529,7 +19848,7 @@
         <w:pStyle w:val="ListParagraph"/>
         <w:numPr>
           <w:ilvl w:val="0"/>
-          <w:numId w:val="11"/>
+          <w:numId w:val="15"/>
         </w:numPr>
         <w:tabs>
           <w:tab w:val="left" w:pos="477"/>
@@ -19546,7 +19865,7 @@
         <w:pStyle w:val="ListParagraph"/>
         <w:numPr>
           <w:ilvl w:val="0"/>
-          <w:numId w:val="11"/>
+          <w:numId w:val="15"/>
         </w:numPr>
         <w:tabs>
           <w:tab w:val="left" w:pos="477"/>
@@ -19563,7 +19882,7 @@
         <w:pStyle w:val="ListParagraph"/>
         <w:numPr>
           <w:ilvl w:val="0"/>
-          <w:numId w:val="11"/>
+          <w:numId w:val="15"/>
         </w:numPr>
         <w:tabs>
           <w:tab w:val="left" w:pos="477"/>
@@ -19606,7 +19925,7 @@
         <w:pStyle w:val="ListParagraph"/>
         <w:numPr>
           <w:ilvl w:val="3"/>
-          <w:numId w:val="9"/>
+          <w:numId w:val="13"/>
         </w:numPr>
         <w:tabs>
           <w:tab w:val="left" w:pos="1197"/>
@@ -19672,7 +19991,7 @@
         <w:pStyle w:val="ListParagraph"/>
         <w:numPr>
           <w:ilvl w:val="3"/>
-          <w:numId w:val="9"/>
+          <w:numId w:val="13"/>
         </w:numPr>
         <w:tabs>
           <w:tab w:val="left" w:pos="1197"/>
@@ -19723,7 +20042,7 @@
         <w:pStyle w:val="ListParagraph"/>
         <w:numPr>
           <w:ilvl w:val="4"/>
-          <w:numId w:val="9"/>
+          <w:numId w:val="13"/>
         </w:numPr>
         <w:tabs>
           <w:tab w:val="left" w:pos="480"/>
@@ -19740,7 +20059,7 @@
         <w:pStyle w:val="ListParagraph"/>
         <w:numPr>
           <w:ilvl w:val="4"/>
-          <w:numId w:val="9"/>
+          <w:numId w:val="13"/>
         </w:numPr>
         <w:tabs>
           <w:tab w:val="left" w:pos="480"/>
@@ -19808,7 +20127,7 @@
         <w:pStyle w:val="ListParagraph"/>
         <w:numPr>
           <w:ilvl w:val="4"/>
-          <w:numId w:val="9"/>
+          <w:numId w:val="13"/>
         </w:numPr>
         <w:tabs>
           <w:tab w:val="left" w:pos="480"/>
@@ -19841,7 +20160,7 @@
         <w:pStyle w:val="ListParagraph"/>
         <w:numPr>
           <w:ilvl w:val="3"/>
-          <w:numId w:val="9"/>
+          <w:numId w:val="13"/>
         </w:numPr>
         <w:tabs>
           <w:tab w:val="left" w:pos="1197"/>
@@ -19908,7 +20227,7 @@
         <w:pStyle w:val="ListParagraph"/>
         <w:numPr>
           <w:ilvl w:val="3"/>
-          <w:numId w:val="9"/>
+          <w:numId w:val="13"/>
         </w:numPr>
         <w:tabs>
           <w:tab w:val="left" w:pos="1197"/>
@@ -20209,7 +20528,7 @@
         <w:pStyle w:val="ListParagraph"/>
         <w:numPr>
           <w:ilvl w:val="2"/>
-          <w:numId w:val="9"/>
+          <w:numId w:val="13"/>
         </w:numPr>
         <w:tabs>
           <w:tab w:val="left" w:pos="1200"/>
@@ -21068,7 +21387,7 @@
         <w:pStyle w:val="ListParagraph"/>
         <w:numPr>
           <w:ilvl w:val="2"/>
-          <w:numId w:val="9"/>
+          <w:numId w:val="13"/>
         </w:numPr>
         <w:tabs>
           <w:tab w:val="left" w:pos="840"/>
@@ -21102,13 +21421,16 @@
       <w:r>
         <w:t xml:space="preserve">Piled foundations may be required for buildings taller than two to three storeys. 300 mm </w:t>
       </w:r>
-      <w:commentRangeStart w:id="7"/>
-      <w:r>
+      <w:commentRangeStart w:id="27"/>
+      <w:r>
+        <w:rPr>
+          <w:highlight w:val="red"/>
+        </w:rPr>
         <w:t xml:space="preserve">SED</w:t>
       </w:r>
-      <w:commentRangeEnd w:id="7"/>
-      <w:r>
-        <w:commentReference w:id="7"/>
+      <w:commentRangeEnd w:id="27"/>
+      <w:r>
+        <w:commentReference w:id="27"/>
       </w:r>
       <w:r>
         <w:t xml:space="preserve"> timber piles driven to approximately 8 to 11m depth at this site should achieve a geotechnical ultimate capacity of</w:t>
@@ -21141,7 +21463,21 @@
         <w:ind w:left="120"/>
       </w:pPr>
       <w:r>
-        <w:t xml:space="preserve">If loads are applied to the ground surface (e.g. placeftent of fill or structures on shallow foundations),</w:t>
+        <w:t xml:space="preserve">If loads are applied to the ground surface (e.g. </w:t>
+      </w:r>
+      <w:commentRangeStart w:id="28"/>
+      <w:r>
+        <w:rPr>
+          <w:highlight w:val="yellow"/>
+        </w:rPr>
+        <w:t xml:space="preserve">placeftent</w:t>
+      </w:r>
+      <w:commentRangeEnd w:id="28"/>
+      <w:r>
+        <w:commentReference w:id="28"/>
+      </w:r>
+      <w:r>
+        <w:t xml:space="preserve"> of fill or structures on shallow foundations),</w:t>
       </w:r>
     </w:p>
     <w:p>
@@ -21165,7 +21501,7 @@
         <w:pStyle w:val="Heading2"/>
         <w:numPr>
           <w:ilvl w:val="1"/>
-          <w:numId w:val="9"/>
+          <w:numId w:val="13"/>
         </w:numPr>
         <w:tabs>
           <w:tab w:val="left" w:pos="684"/>
@@ -21223,7 +21559,18 @@
         <w:pStyle w:val="Heading4"/>
       </w:pPr>
       <w:r>
-        <w:t xml:space="preserve">Table 8: Retention design parafteters</w:t>
+        <w:t xml:space="preserve">Table 8: Retention design </w:t>
+      </w:r>
+      <w:commentRangeStart w:id="29"/>
+      <w:r>
+        <w:rPr>
+          <w:highlight w:val="yellow"/>
+        </w:rPr>
+        <w:t xml:space="preserve">parafteters</w:t>
+      </w:r>
+      <w:commentRangeEnd w:id="29"/>
+      <w:r>
+        <w:commentReference w:id="29"/>
       </w:r>
     </w:p>
     <w:p>
@@ -22197,7 +22544,7 @@
               <w:pStyle w:val="TableParagraph"/>
               <w:numPr>
                 <w:ilvl w:val="0"/>
-                <w:numId w:val="12"/>
+                <w:numId w:val="16"/>
               </w:numPr>
               <w:tabs>
                 <w:tab w:val="left" w:pos="425"/>
@@ -22597,7 +22944,7 @@
               <w:pStyle w:val="TableParagraph"/>
               <w:numPr>
                 <w:ilvl w:val="0"/>
-                <w:numId w:val="12"/>
+                <w:numId w:val="16"/>
               </w:numPr>
               <w:tabs>
                 <w:tab w:val="left" w:pos="425"/>
@@ -23091,7 +23438,7 @@
               <w:pStyle w:val="TableParagraph"/>
               <w:numPr>
                 <w:ilvl w:val="0"/>
-                <w:numId w:val="12"/>
+                <w:numId w:val="16"/>
               </w:numPr>
               <w:tabs>
                 <w:tab w:val="left" w:pos="425"/>
@@ -23322,7 +23669,7 @@
               <w:pStyle w:val="TableParagraph"/>
               <w:numPr>
                 <w:ilvl w:val="0"/>
-                <w:numId w:val="12"/>
+                <w:numId w:val="16"/>
               </w:numPr>
               <w:tabs>
                 <w:tab w:val="left" w:pos="425"/>
@@ -23593,8 +23940,19 @@
         <w:spacing w:before="1" w:line="264" w:lineRule="auto"/>
         <w:ind w:left="120"/>
       </w:pPr>
-      <w:r>
-        <w:t xml:space="preserve">Assufting a 45° zone of influence and a horizontal backslope, the minimum safe horizontal offset (x) may be calculated as:</w:t>
+      <w:commentRangeStart w:id="30"/>
+      <w:r>
+        <w:rPr>
+          <w:highlight w:val="yellow"/>
+        </w:rPr>
+        <w:t xml:space="preserve">Assufting</w:t>
+      </w:r>
+      <w:commentRangeEnd w:id="30"/>
+      <w:r>
+        <w:commentReference w:id="30"/>
+      </w:r>
+      <w:r>
+        <w:t xml:space="preserve"> a 45° zone of influence and a horizontal backslope, the minimum safe horizontal offset (x) may be calculated as:</w:t>
       </w:r>
     </w:p>
     <w:p>
@@ -23641,7 +23999,7 @@
         <w:pStyle w:val="Heading2"/>
         <w:numPr>
           <w:ilvl w:val="1"/>
-          <w:numId w:val="9"/>
+          <w:numId w:val="13"/>
         </w:numPr>
         <w:tabs>
           <w:tab w:val="left" w:pos="685"/>
@@ -23671,13 +24029,16 @@
       <w:r>
         <w:t xml:space="preserve">prepared, protected and constructed in dry conditions. For design purposes, a subgrade </w:t>
       </w:r>
-      <w:commentRangeStart w:id="8"/>
-      <w:r>
+      <w:commentRangeStart w:id="31"/>
+      <w:r>
+        <w:rPr>
+          <w:highlight w:val="red"/>
+        </w:rPr>
         <w:t xml:space="preserve">CBR</w:t>
       </w:r>
-      <w:commentRangeEnd w:id="8"/>
-      <w:r>
-        <w:commentReference w:id="8"/>
+      <w:commentRangeEnd w:id="31"/>
+      <w:r>
+        <w:commentReference w:id="31"/>
       </w:r>
       <w:r>
         <w:t xml:space="preserve"> of 3% (soaked) may be adopted where the pavement bears on these soils and/or on new</w:t>
@@ -23733,7 +24094,7 @@
         <w:pStyle w:val="Heading2"/>
         <w:numPr>
           <w:ilvl w:val="1"/>
-          <w:numId w:val="9"/>
+          <w:numId w:val="13"/>
         </w:numPr>
         <w:tabs>
           <w:tab w:val="left" w:pos="685"/>
@@ -23750,7 +24111,7 @@
         <w:pStyle w:val="ListParagraph"/>
         <w:numPr>
           <w:ilvl w:val="2"/>
-          <w:numId w:val="9"/>
+          <w:numId w:val="13"/>
         </w:numPr>
         <w:tabs>
           <w:tab w:val="left" w:pos="1200"/>
@@ -23797,7 +24158,7 @@
         <w:pStyle w:val="ListParagraph"/>
         <w:numPr>
           <w:ilvl w:val="2"/>
-          <w:numId w:val="9"/>
+          <w:numId w:val="13"/>
         </w:numPr>
         <w:tabs>
           <w:tab w:val="left" w:pos="1200"/>
@@ -23853,7 +24214,7 @@
         <w:pStyle w:val="ListParagraph"/>
         <w:numPr>
           <w:ilvl w:val="2"/>
-          <w:numId w:val="9"/>
+          <w:numId w:val="13"/>
         </w:numPr>
         <w:tabs>
           <w:tab w:val="left" w:pos="1200"/>
@@ -23895,7 +24256,21 @@
         <w:ind w:left="120"/>
       </w:pPr>
       <w:r>
-        <w:t xml:space="preserve">Based on our preliftinary assessment, the site is considered to have a low susceptibility of cyclic softening. This low susceptibility to cyclic softening and the distance to the nearest open face (for lateral spread to occur) from the subject site results in a low risk of lateral spread or instability as a result of cyclic softening.</w:t>
+        <w:t xml:space="preserve">Based on our </w:t>
+      </w:r>
+      <w:commentRangeStart w:id="32"/>
+      <w:r>
+        <w:rPr>
+          <w:highlight w:val="yellow"/>
+        </w:rPr>
+        <w:t xml:space="preserve">preliftinary</w:t>
+      </w:r>
+      <w:commentRangeEnd w:id="32"/>
+      <w:r>
+        <w:commentReference w:id="32"/>
+      </w:r>
+      <w:r>
+        <w:t xml:space="preserve"> assessment, the site is considered to have a low susceptibility of cyclic softening. This low susceptibility to cyclic softening and the distance to the nearest open face (for lateral spread to occur) from the subject site results in a low risk of lateral spread or instability as a result of cyclic softening.</w:t>
       </w:r>
     </w:p>
     <w:p>
@@ -23909,7 +24284,7 @@
         <w:pStyle w:val="Heading2"/>
         <w:numPr>
           <w:ilvl w:val="1"/>
-          <w:numId w:val="9"/>
+          <w:numId w:val="13"/>
         </w:numPr>
         <w:tabs>
           <w:tab w:val="left" w:pos="685"/>
@@ -23947,7 +24322,21 @@
         <w:ind w:left="120"/>
       </w:pPr>
       <w:r>
-        <w:t xml:space="preserve">Chartered Geotechnical Engineer. Depending on the building forft, it may be necessary to carry out</w:t>
+        <w:t xml:space="preserve">Chartered Geotechnical Engineer. Depending on the building </w:t>
+      </w:r>
+      <w:commentRangeStart w:id="33"/>
+      <w:r>
+        <w:rPr>
+          <w:highlight w:val="yellow"/>
+        </w:rPr>
+        <w:t xml:space="preserve">forft</w:t>
+      </w:r>
+      <w:commentRangeEnd w:id="33"/>
+      <w:r>
+        <w:commentReference w:id="33"/>
+      </w:r>
+      <w:r>
+        <w:t xml:space="preserve">, it may be necessary to carry out</w:t>
       </w:r>
     </w:p>
     <w:p>
@@ -23969,13 +24358,16 @@
       <w:r>
         <w:t xml:space="preserve">Chartered Geotechnical Engineer should also be engaged to provide construction review services including any Producer Statements (</w:t>
       </w:r>
-      <w:commentRangeStart w:id="9"/>
-      <w:r>
+      <w:commentRangeStart w:id="34"/>
+      <w:r>
+        <w:rPr>
+          <w:highlight w:val="red"/>
+        </w:rPr>
         <w:t xml:space="preserve">PS4</w:t>
       </w:r>
-      <w:commentRangeEnd w:id="9"/>
-      <w:r>
-        <w:commentReference w:id="9"/>
+      <w:commentRangeEnd w:id="34"/>
+      <w:r>
+        <w:commentReference w:id="34"/>
       </w:r>
       <w:r>
         <w:t xml:space="preserve">) that are required by the Building Consent Conditions.</w:t>
@@ -24094,73 +24486,248 @@
 
 <file path=word/comments.xml><?xml version="1.0" encoding="utf-8"?>
 <w:comments xmlns:wpc="http://schemas.microsoft.com/office/word/2010/wordprocessingCanvas" xmlns:cx="http://schemas.microsoft.com/office/drawing/2014/chartex" xmlns:cx1="http://schemas.microsoft.com/office/drawing/2015/9/8/chartex" xmlns:cx2="http://schemas.microsoft.com/office/drawing/2015/10/21/chartex" xmlns:cx3="http://schemas.microsoft.com/office/drawing/2016/5/9/chartex" xmlns:cx4="http://schemas.microsoft.com/office/drawing/2016/5/10/chartex" xmlns:cx5="http://schemas.microsoft.com/office/drawing/2016/5/11/chartex" xmlns:mc="http://schemas.openxmlformats.org/markup-compatibility/2006" xmlns:o="urn:schemas-microsoft-com:office:office" xmlns:r="http://schemas.openxmlformats.org/officeDocument/2006/relationships" xmlns:m="http://schemas.openxmlformats.org/officeDocument/2006/math" xmlns:v="urn:schemas-microsoft-com:vml" xmlns:wp14="http://schemas.microsoft.com/office/word/2010/wordprocessingDrawing" xmlns:wp="http://schemas.openxmlformats.org/drawingml/2006/wordprocessingDrawing" xmlns:w10="urn:schemas-microsoft-com:office:word" xmlns:w="http://schemas.openxmlformats.org/wordprocessingml/2006/main" xmlns:w14="http://schemas.microsoft.com/office/word/2010/wordml" xmlns:w15="http://schemas.microsoft.com/office/word/2012/wordml" xmlns:wne="http://schemas.microsoft.com/office/word/2006/wordml" xmlns:wpg="http://schemas.microsoft.com/office/word/2010/wordprocessingGroup" xmlns:wpi="http://schemas.microsoft.com/office/word/2010/wordprocessingInk" xmlns:wps="http://schemas.microsoft.com/office/word/2010/wordprocessingShape" mc:Ignorable="w14 w15 wp14">
-  <w:comment w:id="0" w:author=" [MINOR] Units and Symbols Consistency" w:date="2025-05-30T13:23:51Z" w:initials="AI">
+  <w:comment w:id="0" w:author=" [MAJOR] Grammar and Spelling Check" w:date="2025-06-04T18:54:04Z" w:initials="AI">
+    <w:p>
+      <w:r>
+        <w:t xml:space="preserve">The sentence 'ClientCorp Ltd will also provide this report to build partners to inforft them in assessing the suitability of the land for buildings.' is grammatically incorrect. Consider rephrasing for clarity, such as: 'ClientCorp Ltd will also provide this report to building partners to inform them about assessing the suitability of the land for buildings.'</w:t>
+      </w:r>
+    </w:p>
+  </w:comment>
+  <w:comment w:id="1" w:author=" [MAJOR] Grammar and Spelling Check" w:date="2025-06-04T18:54:04Z" w:initials="AI">
+    <w:p>
+      <w:r>
+        <w:t xml:space="preserve">Correct the spelling error from 'inforft' to 'inform'.</w:t>
+      </w:r>
+    </w:p>
+  </w:comment>
+  <w:comment w:id="2" w:author=" [CRITICAL] Terminology Consistency" w:date="2025-06-04T18:54:15Z" w:initials="AI">
+    <w:p>
+      <w:r>
+        <w:t xml:space="preserve">The terms 'volcanic ash' and 'Puketoka formation' are used interchangeably. Choose one term and use it consistently throughout the report.</w:t>
+      </w:r>
+    </w:p>
+  </w:comment>
+  <w:comment w:id="3" w:author=" [MAJOR] Grammar and Spelling Check" w:date="2025-06-04T18:54:04Z" w:initials="AI">
+    <w:p>
+      <w:r>
+        <w:t xml:space="preserve">Correct the spelling error from 'reftediation' to 'remediation'.</w:t>
+      </w:r>
+    </w:p>
+  </w:comment>
+  <w:comment w:id="4" w:author=" [MAJOR] Grammar and Spelling Check" w:date="2025-06-04T18:54:04Z" w:initials="AI">
+    <w:p>
+      <w:r>
+        <w:t xml:space="preserve">The phrase 'Land Remediation Investigation Report: Land Remediation Investigation Report:' is repeated. Remove the redundant repetition.</w:t>
+      </w:r>
+    </w:p>
+  </w:comment>
+  <w:comment w:id="5" w:author=" [MAJOR] Grammar and Spelling Check" w:date="2025-06-04T18:54:04Z" w:initials="AI">
+    <w:p>
+      <w:r>
+        <w:t xml:space="preserve">Correct the spelling error from 'developftent' to 'development'.</w:t>
+      </w:r>
+    </w:p>
+  </w:comment>
+  <w:comment w:id="6" w:author=" [MAJOR] Grammar and Spelling Check" w:date="2025-06-04T18:54:04Z" w:initials="AI">
+    <w:p>
+      <w:r>
+        <w:t xml:space="preserve">Correct the spelling error from 'iftmediate' to 'immediate'.</w:t>
+      </w:r>
+    </w:p>
+  </w:comment>
+  <w:comment w:id="7" w:author=" [MINOR] Units and Symbols Consistency" w:date="2025-06-04T18:54:10Z" w:initials="AI">
     <w:p>
       <w:r>
         <w:t xml:space="preserve">Inconsistent unit: 'psi' should be 'kPa' to maintain consistency with the rest of the report.</w:t>
       </w:r>
     </w:p>
   </w:comment>
-  <w:comment w:id="1" w:author=" [CRITICAL] Acronym Definitions and Usage" w:date="2025-05-30T13:24:03Z" w:initials="AI">
-    <w:p>
-      <w:r>
-        <w:t xml:space="preserve">The acronym 'SPR' is used without being defined. Please define it by including the full term followed by the acronym in parentheses at its first occurrence.</w:t>
+  <w:comment w:id="8" w:author=" [MAJOR] Grammar and Spelling Check" w:date="2025-06-04T18:54:04Z" w:initials="AI">
+    <w:p>
+      <w:r>
+        <w:t xml:space="preserve">Correct the spelling error from 'Coftpressible' to 'Compressible'.</w:t>
       </w:r>
     </w:p>
   </w:comment>
-  <w:comment w:id="2" w:author=" [CRITICAL] Acronym Definitions and Usage" w:date="2025-05-30T13:24:03Z" w:initials="AI">
-    <w:p>
-      <w:r>
-        <w:t xml:space="preserve">The acronym 'RCC' is used without being defined. Please define it by including the full term followed by the acronym in parentheses at its first occurrence.</w:t>
+  <w:comment w:id="9" w:author=" [MAJOR] Grammar and Spelling Check" w:date="2025-06-04T18:54:04Z" w:initials="AI">
+    <w:p>
+      <w:r>
+        <w:t xml:space="preserve">Correct the spelling error from 'paveftents' to 'pavements'.</w:t>
       </w:r>
     </w:p>
   </w:comment>
-  <w:comment w:id="3" w:author=" [CRITICAL] Acronym Definitions and Usage" w:date="2025-05-30T13:24:03Z" w:initials="AI">
-    <w:p>
-      <w:r>
-        <w:t xml:space="preserve">The acronym 'GAP' is used without being defined. Please define it by including the full term followed by the acronym in parentheses at its first occurrence.</w:t>
+  <w:comment w:id="10" w:author=" [CRITICAL] Terminology Consistency" w:date="2025-06-04T18:54:15Z" w:initials="AI">
+    <w:p>
+      <w:r>
+        <w:t xml:space="preserve">The term 'Superlot ZX-001' is sometimes referred to as 'Superlot MW – A58'. To maintain consistency, use 'Superlot ZX-001' throughout the report.</w:t>
       </w:r>
     </w:p>
   </w:comment>
-  <w:comment w:id="4" w:author=" [CRITICAL] Acronym Definitions and Usage" w:date="2025-05-30T13:24:03Z" w:initials="AI">
-    <w:p>
-      <w:r>
-        <w:t xml:space="preserve">The acronym 'ULS' is used without being defined. Please define it by including the full term followed by the acronym in parentheses at its first occurrence.</w:t>
+  <w:comment w:id="12" w:author=" [MAJOR] Grammar and Spelling Check" w:date="2025-06-04T18:54:04Z" w:initials="AI">
+    <w:p>
+      <w:r>
+        <w:t xml:space="preserve">In the sentence 'It is likely that the soils at the foundation elevation will be prone to shrinkage and swelling when exposed to changes in ftoisture content.', 'ftoisture' should be 'moisture'.</w:t>
       </w:r>
     </w:p>
   </w:comment>
-  <w:comment w:id="5" w:author=" [MINOR] Units and Symbols Consistency" w:date="2025-05-30T13:23:51Z" w:initials="AI">
+  <w:comment w:id="11" w:author=" [MAJOR] Grammar and Spelling Check" w:date="2025-06-04T18:54:04Z" w:initials="AI">
+    <w:p>
+      <w:r>
+        <w:t xml:space="preserve">Correct the spelling error from 'ftoisture' to 'moisture'.</w:t>
+      </w:r>
+    </w:p>
+  </w:comment>
+  <w:comment w:id="13" w:author=" [MAJOR] Grammar and Spelling Check" w:date="2025-06-04T18:54:04Z" w:initials="AI">
+    <w:p>
+      <w:r>
+        <w:t xml:space="preserve">Correct the spelling error from 'ftinimum' to 'minimum'.</w:t>
+      </w:r>
+    </w:p>
+  </w:comment>
+  <w:comment w:id="14" w:author=" [MAJOR] Grammar and Spelling Check" w:date="2025-06-04T18:54:04Z" w:initials="AI">
+    <w:p>
+      <w:r>
+        <w:t xml:space="preserve">Correct the spelling error from 'daftage' to 'damage'.</w:t>
+      </w:r>
+    </w:p>
+  </w:comment>
+  <w:comment w:id="15" w:author=" [MAJOR] Grammar and Spelling Check" w:date="2025-06-04T18:54:04Z" w:initials="AI">
+    <w:p>
+      <w:r>
+        <w:t xml:space="preserve">Correct the spelling error from 'Noveftber' to 'November'.</w:t>
+      </w:r>
+    </w:p>
+  </w:comment>
+  <w:comment w:id="16" w:author=" [CRITICAL] Acronym Definitions and Usage" w:date="2025-06-04T18:54:27Z" w:initials="AI">
+    <w:p>
+      <w:r>
+        <w:t xml:space="preserve">The acronym 'SPR' is used without being defined. Please define it at its first use.</w:t>
+      </w:r>
+    </w:p>
+  </w:comment>
+  <w:comment w:id="17" w:author=" [CRITICAL] Acronym Definitions and Usage" w:date="2025-06-04T18:54:27Z" w:initials="AI">
+    <w:p>
+      <w:r>
+        <w:t xml:space="preserve">The acronym 'RCC' is used without being defined. Please define it at its first use.</w:t>
+      </w:r>
+    </w:p>
+  </w:comment>
+  <w:comment w:id="18" w:author=" [CRITICAL] Acronym Definitions and Usage" w:date="2025-06-04T18:54:27Z" w:initials="AI">
+    <w:p>
+      <w:r>
+        <w:t xml:space="preserve">The acronym 'GAP' is used without being defined. Please define it at its first use.</w:t>
+      </w:r>
+    </w:p>
+  </w:comment>
+  <w:comment w:id="19" w:author=" [CRITICAL] Terminology Consistency" w:date="2025-06-04T18:54:15Z" w:initials="AI">
+    <w:p>
+      <w:r>
+        <w:t xml:space="preserve">The terms 'engineered fill' and 'hardfill' are used interchangeably. Choose one term and use it consistently throughout the report.</w:t>
+      </w:r>
+    </w:p>
+  </w:comment>
+  <w:comment w:id="20" w:author=" [MAJOR] Grammar and Spelling Check" w:date="2025-06-04T18:54:04Z" w:initials="AI">
+    <w:p>
+      <w:r>
+        <w:t xml:space="preserve">Correct the spelling error from 'inforftation' to 'information'.</w:t>
+      </w:r>
+    </w:p>
+  </w:comment>
+  <w:comment w:id="21" w:author=" [CRITICAL] Terminology Consistency" w:date="2025-06-04T18:54:15Z" w:initials="AI">
+    <w:p>
+      <w:r>
+        <w:t xml:space="preserve">The terms 'shallow foundations', 'shallow pads' and 'strip footings' are used interchangeably. Choose one term and use it consistently throughout the report.</w:t>
+      </w:r>
+    </w:p>
+  </w:comment>
+  <w:comment w:id="22" w:author=" [CRITICAL] Acronym Definitions and Usage" w:date="2025-06-04T18:54:27Z" w:initials="AI">
+    <w:p>
+      <w:r>
+        <w:t xml:space="preserve">The acronym 'ULS' is used without being defined. Please define it at its first use, e.g., 'ultimate limit state (ULS)'.</w:t>
+      </w:r>
+    </w:p>
+  </w:comment>
+  <w:comment w:id="23" w:author=" [MINOR] Units and Symbols Consistency" w:date="2025-06-04T18:54:10Z" w:initials="AI">
     <w:p>
       <w:r>
         <w:t xml:space="preserve">Inconsistent unit: 'psi' should be 'kPa' to maintain consistency with the rest of the report.</w:t>
       </w:r>
     </w:p>
   </w:comment>
-  <w:comment w:id="6" w:author=" [MINOR] Units and Symbols Consistency" w:date="2025-05-30T13:23:51Z" w:initials="AI">
+  <w:comment w:id="24" w:author=" [MINOR] Units and Symbols Consistency" w:date="2025-06-04T18:54:10Z" w:initials="AI">
     <w:p>
       <w:r>
         <w:t xml:space="preserve">Inconsistent unit: 'psi' should be 'kPa' to maintain consistency with the rest of the report.</w:t>
       </w:r>
     </w:p>
   </w:comment>
-  <w:comment w:id="7" w:author=" [CRITICAL] Acronym Definitions and Usage" w:date="2025-05-30T13:24:03Z" w:initials="AI">
-    <w:p>
-      <w:r>
-        <w:t xml:space="preserve">The acronym 'SED' is used without being defined. Please define it by including the full term followed by the acronym in parentheses at its first occurrence.</w:t>
+  <w:comment w:id="25" w:author=" [MAJOR] Grammar and Spelling Check" w:date="2025-06-04T18:54:04Z" w:initials="AI">
+    <w:p>
+      <w:r>
+        <w:t xml:space="preserve">In the sentence 'For structures of greater than 20m length constructed on variable ground we recommend construction joints should be used to ftitigate the effects of differential foundation settlement.', 'ftitigate' should be 'mitigate'.</w:t>
       </w:r>
     </w:p>
   </w:comment>
-  <w:comment w:id="8" w:author=" [CRITICAL] Acronym Definitions and Usage" w:date="2025-05-30T13:24:03Z" w:initials="AI">
-    <w:p>
-      <w:r>
-        <w:t xml:space="preserve">The acronym 'CBR' is used without being defined. Please define it by including the full term followed by the acronym in parentheses at its first occurrence.</w:t>
+  <w:comment w:id="26" w:author=" [CRITICAL] Terminology Consistency" w:date="2025-06-04T18:54:15Z" w:initials="AI">
+    <w:p>
+      <w:r>
+        <w:t xml:space="preserve">The terms 'expansive soils' and 'reactive soils' are used interchangeably. Choose one term and use it consistently throughout the report.</w:t>
       </w:r>
     </w:p>
   </w:comment>
-  <w:comment w:id="9" w:author=" [CRITICAL] Acronym Definitions and Usage" w:date="2025-05-30T13:24:03Z" w:initials="AI">
-    <w:p>
-      <w:r>
-        <w:t xml:space="preserve">The acronym 'PS4' is used without being defined. Please define it by including the full term followed by the acronym in parentheses at its first occurrence.</w:t>
+  <w:comment w:id="27" w:author=" [CRITICAL] Acronym Definitions and Usage" w:date="2025-06-04T18:54:27Z" w:initials="AI">
+    <w:p>
+      <w:r>
+        <w:t xml:space="preserve">The acronym 'SED' is used without being defined. Please define it at its first use.</w:t>
+      </w:r>
+    </w:p>
+  </w:comment>
+  <w:comment w:id="28" w:author=" [MAJOR] Grammar and Spelling Check" w:date="2025-06-04T18:54:04Z" w:initials="AI">
+    <w:p>
+      <w:r>
+        <w:t xml:space="preserve">Correct the spelling error from 'placeftent' to 'placement'.</w:t>
+      </w:r>
+    </w:p>
+  </w:comment>
+  <w:comment w:id="29" w:author=" [MAJOR] Grammar and Spelling Check" w:date="2025-06-04T18:54:04Z" w:initials="AI">
+    <w:p>
+      <w:r>
+        <w:t xml:space="preserve">Correct the spelling error from 'parafteters' to 'parameters'.</w:t>
+      </w:r>
+    </w:p>
+  </w:comment>
+  <w:comment w:id="30" w:author=" [MAJOR] Grammar and Spelling Check" w:date="2025-06-04T18:54:04Z" w:initials="AI">
+    <w:p>
+      <w:r>
+        <w:t xml:space="preserve">Correct the spelling error from 'Assufting' to 'Assuming'.</w:t>
+      </w:r>
+    </w:p>
+  </w:comment>
+  <w:comment w:id="31" w:author=" [CRITICAL] Acronym Definitions and Usage" w:date="2025-06-04T18:54:27Z" w:initials="AI">
+    <w:p>
+      <w:r>
+        <w:t xml:space="preserve">The acronym 'CBR' is used without being defined. Please define it at its first use, e.g., 'California Bearing Ratio (CBR)'.</w:t>
+      </w:r>
+    </w:p>
+  </w:comment>
+  <w:comment w:id="32" w:author=" [MAJOR] Grammar and Spelling Check" w:date="2025-06-04T18:54:04Z" w:initials="AI">
+    <w:p>
+      <w:r>
+        <w:t xml:space="preserve">Correct the spelling error from 'preliftinary' to 'preliminary'.</w:t>
+      </w:r>
+    </w:p>
+  </w:comment>
+  <w:comment w:id="33" w:author=" [MAJOR] Grammar and Spelling Check" w:date="2025-06-04T18:54:04Z" w:initials="AI">
+    <w:p>
+      <w:r>
+        <w:t xml:space="preserve">Correct the spelling error from 'forft' to 'form'.</w:t>
+      </w:r>
+    </w:p>
+  </w:comment>
+  <w:comment w:id="34" w:author=" [CRITICAL] Acronym Definitions and Usage" w:date="2025-06-04T18:54:27Z" w:initials="AI">
+    <w:p>
+      <w:r>
+        <w:t xml:space="preserve">The acronym 'PS4' is used without being defined. Please define it at its first use.</w:t>
       </w:r>
     </w:p>
   </w:comment>
@@ -24169,16 +24736,41 @@
 
 <file path=word/commentsExtended.xml><?xml version="1.0" encoding="utf-8"?>
 <w15:commentsEx xmlns:wpc="http://schemas.microsoft.com/office/word/2010/wordprocessingCanvas" xmlns:cx="http://schemas.microsoft.com/office/drawing/2014/chartex" xmlns:cx1="http://schemas.microsoft.com/office/drawing/2015/9/8/chartex" xmlns:cx2="http://schemas.microsoft.com/office/drawing/2015/10/21/chartex" xmlns:cx3="http://schemas.microsoft.com/office/drawing/2016/5/9/chartex" xmlns:cx4="http://schemas.microsoft.com/office/drawing/2016/5/10/chartex" xmlns:cx5="http://schemas.microsoft.com/office/drawing/2016/5/11/chartex" xmlns:mc="http://schemas.openxmlformats.org/markup-compatibility/2006" xmlns:o="urn:schemas-microsoft-com:office:office" xmlns:r="http://schemas.openxmlformats.org/officeDocument/2006/relationships" xmlns:m="http://schemas.openxmlformats.org/officeDocument/2006/math" xmlns:v="urn:schemas-microsoft-com:vml" xmlns:wp14="http://schemas.microsoft.com/office/word/2010/wordprocessingDrawing" xmlns:wp="http://schemas.openxmlformats.org/drawingml/2006/wordprocessingDrawing" xmlns:w10="urn:schemas-microsoft-com:office:word" xmlns:w="http://schemas.openxmlformats.org/wordprocessingml/2006/main" xmlns:w14="http://schemas.microsoft.com/office/word/2010/wordml" xmlns:w15="http://schemas.microsoft.com/office/word/2012/wordml" xmlns:wne="http://schemas.microsoft.com/office/word/2006/wordml" xmlns:wpg="http://schemas.microsoft.com/office/word/2010/wordprocessingGroup" xmlns:wpi="http://schemas.microsoft.com/office/word/2010/wordprocessingInk" xmlns:wps="http://schemas.microsoft.com/office/word/2010/wordprocessingShape" mc:Ignorable="w14 w15 wp14">
-  <w15:commentEx w15:paraId="56F5639F" w15:done="0"/>
-  <w15:commentEx w15:paraId="EC298D79" w15:done="0"/>
-  <w15:commentEx w15:paraId="13B7C7E4" w15:done="0"/>
-  <w15:commentEx w15:paraId="E9DB95A5" w15:done="0"/>
-  <w15:commentEx w15:paraId="2F596AC6" w15:done="0"/>
-  <w15:commentEx w15:paraId="35E71AE2" w15:done="0"/>
-  <w15:commentEx w15:paraId="D594D45D" w15:done="0"/>
-  <w15:commentEx w15:paraId="4F109E00" w15:done="0"/>
-  <w15:commentEx w15:paraId="40749568" w15:done="0"/>
-  <w15:commentEx w15:paraId="1909228E" w15:done="0"/>
+  <w15:commentEx w15:paraId="B2C16261" w15:done="0"/>
+  <w15:commentEx w15:paraId="5F0A0676" w15:done="0"/>
+  <w15:commentEx w15:paraId="CB3D2BE1" w15:done="0"/>
+  <w15:commentEx w15:paraId="D9581002" w15:done="0"/>
+  <w15:commentEx w15:paraId="29E4CE54" w15:done="0"/>
+  <w15:commentEx w15:paraId="C883C9DF" w15:done="0"/>
+  <w15:commentEx w15:paraId="57467B39" w15:done="0"/>
+  <w15:commentEx w15:paraId="C991E6E1" w15:done="0"/>
+  <w15:commentEx w15:paraId="BFE0D49B" w15:done="0"/>
+  <w15:commentEx w15:paraId="D633C9F9" w15:done="0"/>
+  <w15:commentEx w15:paraId="77E015AB" w15:done="0"/>
+  <w15:commentEx w15:paraId="D8344EE3" w15:done="0"/>
+  <w15:commentEx w15:paraId="474C46B2" w15:done="0"/>
+  <w15:commentEx w15:paraId="E2CE94E8" w15:done="0"/>
+  <w15:commentEx w15:paraId="5C9DB928" w15:done="0"/>
+  <w15:commentEx w15:paraId="AC081170" w15:done="0"/>
+  <w15:commentEx w15:paraId="699C9302" w15:done="0"/>
+  <w15:commentEx w15:paraId="4AC661E5" w15:done="0"/>
+  <w15:commentEx w15:paraId="A80539F6" w15:done="0"/>
+  <w15:commentEx w15:paraId="713B6D60" w15:done="0"/>
+  <w15:commentEx w15:paraId="8F11FF7E" w15:done="0"/>
+  <w15:commentEx w15:paraId="B1425C55" w15:done="0"/>
+  <w15:commentEx w15:paraId="EE6EDBC7" w15:done="0"/>
+  <w15:commentEx w15:paraId="B5181A0D" w15:done="0"/>
+  <w15:commentEx w15:paraId="FC75670C" w15:done="0"/>
+  <w15:commentEx w15:paraId="4D704383" w15:done="0"/>
+  <w15:commentEx w15:paraId="3FCB81A3" w15:done="0"/>
+  <w15:commentEx w15:paraId="F83EF9C4" w15:done="0"/>
+  <w15:commentEx w15:paraId="9137D366" w15:done="0"/>
+  <w15:commentEx w15:paraId="CF58557B" w15:done="0"/>
+  <w15:commentEx w15:paraId="9D81A125" w15:done="0"/>
+  <w15:commentEx w15:paraId="EB7185E9" w15:done="0"/>
+  <w15:commentEx w15:paraId="B2696C34" w15:done="0"/>
+  <w15:commentEx w15:paraId="7B2E22B3" w15:done="0"/>
+  <w15:commentEx w15:paraId="590BFB17" w15:done="0"/>
 </w15:commentsEx>
 </file>
 
@@ -28186,7 +28778,7 @@
     <w:nsid w:val="00000003"/>
     <w:multiLevelType w:val="multilevel"/>
     <w:tmpl w:val="00000000"/>
-    <w:name w:val="Numbered_426cd5bf-c969-4b11-9991-04c56d19c7e1"/>
+    <w:name w:val="Numbered_a2cc5f38-755c-4575-80e7-757cb59a977e"/>
     <w:lvl w:ilvl="0">
       <w:start w:val="1"/>
       <w:numFmt w:val="decimal"/>
@@ -28300,7 +28892,7 @@
     <w:nsid w:val="00000004"/>
     <w:multiLevelType w:val="multilevel"/>
     <w:tmpl w:val="00000000"/>
-    <w:name w:val="Bulleted_8102689a-9721-4a0c-9645-c708b5cf60e8"/>
+    <w:name w:val="Bulleted_c4c504da-3171-442d-b5ea-3f20181ab2c2"/>
     <w:lvl w:ilvl="0">
       <w:start w:val="1"/>
       <w:numFmt w:val="bullet"/>
@@ -28422,7 +29014,7 @@
     <w:nsid w:val="00000005"/>
     <w:multiLevelType w:val="multilevel"/>
     <w:tmpl w:val="00000000"/>
-    <w:name w:val="Numbered_6c0c1e54-7916-4158-9c39-dc7653fff2e3"/>
+    <w:name w:val="Numbered_f46931ca-fde2-40d5-b509-06da21c14a85"/>
     <w:lvl w:ilvl="0">
       <w:start w:val="1"/>
       <w:numFmt w:val="decimal"/>
@@ -28536,7 +29128,7 @@
     <w:nsid w:val="00000006"/>
     <w:multiLevelType w:val="multilevel"/>
     <w:tmpl w:val="00000000"/>
-    <w:name w:val="Bulleted_6b73307b-468a-40e9-81b5-3dc97374c851"/>
+    <w:name w:val="Bulleted_bf22c9c9-293d-40c9-97e3-559893081402"/>
     <w:lvl w:ilvl="0">
       <w:start w:val="1"/>
       <w:numFmt w:val="bullet"/>
@@ -28658,7 +29250,7 @@
     <w:nsid w:val="00000007"/>
     <w:multiLevelType w:val="multilevel"/>
     <w:tmpl w:val="00000000"/>
-    <w:name w:val="Numbered_afa61525-83e7-4d7a-bc46-7da54d0ccecc"/>
+    <w:name w:val="Numbered_a17fd75b-4dd5-4200-9d95-2d10924bdb9f"/>
     <w:lvl w:ilvl="0">
       <w:start w:val="1"/>
       <w:numFmt w:val="decimal"/>
@@ -28772,7 +29364,7 @@
     <w:nsid w:val="00000008"/>
     <w:multiLevelType w:val="multilevel"/>
     <w:tmpl w:val="00000000"/>
-    <w:name w:val="Bulleted_9f5b0bd2-0c7a-4b63-a2f7-1235e9392283"/>
+    <w:name w:val="Bulleted_f1815fe0-8806-4225-a27a-0913dea1a68b"/>
     <w:lvl w:ilvl="0">
       <w:start w:val="1"/>
       <w:numFmt w:val="bullet"/>
@@ -28893,8 +29485,480 @@
   <w:abstractNum w:abstractNumId="8">
     <w:nsid w:val="00000009"/>
     <w:multiLevelType w:val="multilevel"/>
+    <w:tmpl w:val="00000000"/>
+    <w:name w:val="Numbered_1d92c5da-28fc-476c-998a-fa1db7c9db91"/>
+    <w:lvl w:ilvl="0">
+      <w:start w:val="1"/>
+      <w:numFmt w:val="decimal"/>
+      <w:lvlText w:val="%1."/>
+      <w:lvlJc w:val="left"/>
+      <w:pPr>
+        <w:ind w:left="720" w:hanging="360"/>
+      </w:pPr>
+      <w:rPr>
+        <w:rFonts w:ascii="Times New Roman" w:eastAsia="Times New Roman" w:hAnsi="Times New Roman" w:cs="Times New Roman"/>
+      </w:rPr>
+    </w:lvl>
+    <w:lvl w:ilvl="1">
+      <w:start w:val="1"/>
+      <w:numFmt w:val="lowerLetter"/>
+      <w:lvlText w:val="%2."/>
+      <w:lvlJc w:val="right"/>
+      <w:pPr>
+        <w:ind w:left="1440" w:hanging="360"/>
+      </w:pPr>
+      <w:rPr>
+        <w:rFonts w:ascii="Times New Roman" w:eastAsia="Times New Roman" w:hAnsi="Times New Roman" w:cs="Times New Roman"/>
+      </w:rPr>
+    </w:lvl>
+    <w:lvl w:ilvl="2">
+      <w:start w:val="1"/>
+      <w:numFmt w:val="lowerRoman"/>
+      <w:lvlText w:val="%3."/>
+      <w:lvlJc w:val="left"/>
+      <w:pPr>
+        <w:ind w:left="2160" w:hanging="360"/>
+      </w:pPr>
+      <w:rPr>
+        <w:rFonts w:ascii="Times New Roman" w:eastAsia="Times New Roman" w:hAnsi="Times New Roman" w:cs="Times New Roman"/>
+      </w:rPr>
+    </w:lvl>
+    <w:lvl w:ilvl="3">
+      <w:start w:val="1"/>
+      <w:numFmt w:val="decimal"/>
+      <w:lvlText w:val="%4."/>
+      <w:lvlJc w:val="left"/>
+      <w:pPr>
+        <w:ind w:left="2880" w:hanging="360"/>
+      </w:pPr>
+      <w:rPr>
+        <w:rFonts w:ascii="Times New Roman" w:eastAsia="Times New Roman" w:hAnsi="Times New Roman" w:cs="Times New Roman"/>
+      </w:rPr>
+    </w:lvl>
+    <w:lvl w:ilvl="4">
+      <w:start w:val="1"/>
+      <w:numFmt w:val="lowerLetter"/>
+      <w:lvlText w:val="%5."/>
+      <w:lvlJc w:val="right"/>
+      <w:pPr>
+        <w:ind w:left="3600" w:hanging="360"/>
+      </w:pPr>
+      <w:rPr>
+        <w:rFonts w:ascii="Times New Roman" w:eastAsia="Times New Roman" w:hAnsi="Times New Roman" w:cs="Times New Roman"/>
+      </w:rPr>
+    </w:lvl>
+    <w:lvl w:ilvl="5">
+      <w:start w:val="1"/>
+      <w:numFmt w:val="lowerRoman"/>
+      <w:lvlText w:val="%6."/>
+      <w:lvlJc w:val="left"/>
+      <w:pPr>
+        <w:ind w:left="4320" w:hanging="360"/>
+      </w:pPr>
+      <w:rPr>
+        <w:rFonts w:ascii="Times New Roman" w:eastAsia="Times New Roman" w:hAnsi="Times New Roman" w:cs="Times New Roman"/>
+      </w:rPr>
+    </w:lvl>
+    <w:lvl w:ilvl="6">
+      <w:start w:val="1"/>
+      <w:numFmt w:val="decimal"/>
+      <w:lvlText w:val="%7."/>
+      <w:lvlJc w:val="left"/>
+      <w:pPr>
+        <w:ind w:left="5040" w:hanging="360"/>
+      </w:pPr>
+      <w:rPr>
+        <w:rFonts w:ascii="Times New Roman" w:eastAsia="Times New Roman" w:hAnsi="Times New Roman" w:cs="Times New Roman"/>
+      </w:rPr>
+    </w:lvl>
+    <w:lvl w:ilvl="7">
+      <w:start w:val="1"/>
+      <w:numFmt w:val="lowerLetter"/>
+      <w:lvlText w:val="%8."/>
+      <w:lvlJc w:val="right"/>
+      <w:pPr>
+        <w:ind w:left="5760" w:hanging="360"/>
+      </w:pPr>
+      <w:rPr>
+        <w:rFonts w:ascii="Times New Roman" w:eastAsia="Times New Roman" w:hAnsi="Times New Roman" w:cs="Times New Roman"/>
+      </w:rPr>
+    </w:lvl>
+    <w:lvl w:ilvl="8">
+      <w:start w:val="1"/>
+      <w:numFmt w:val="lowerRoman"/>
+      <w:lvlText w:val="%9."/>
+      <w:lvlJc w:val="left"/>
+      <w:pPr>
+        <w:ind w:left="6480" w:hanging="360"/>
+      </w:pPr>
+      <w:rPr>
+        <w:rFonts w:ascii="Times New Roman" w:eastAsia="Times New Roman" w:hAnsi="Times New Roman" w:cs="Times New Roman"/>
+      </w:rPr>
+    </w:lvl>
+  </w:abstractNum>
+  <w:abstractNum w:abstractNumId="9">
+    <w:nsid w:val="0000000A"/>
+    <w:multiLevelType w:val="multilevel"/>
+    <w:tmpl w:val="00000000"/>
+    <w:name w:val="Bulleted_61048fe2-4c6b-4ac0-8cd2-865451ce466b"/>
+    <w:lvl w:ilvl="0">
+      <w:start w:val="1"/>
+      <w:numFmt w:val="bullet"/>
+      <w:lvlRestart w:val="1"/>
+      <w:lvlText w:val=""/>
+      <w:lvlJc w:val="left"/>
+      <w:pPr>
+        <w:ind w:left="720" w:hanging="360"/>
+      </w:pPr>
+      <w:rPr>
+        <w:rFonts w:ascii="Symbol" w:eastAsia="Symbol" w:hAnsi="Symbol" w:cs="Symbol"/>
+      </w:rPr>
+    </w:lvl>
+    <w:lvl w:ilvl="1">
+      <w:start w:val="1"/>
+      <w:numFmt w:val="bullet"/>
+      <w:lvlText w:val="o"/>
+      <w:lvlJc w:val="left"/>
+      <w:pPr>
+        <w:ind w:left="1440" w:hanging="360"/>
+      </w:pPr>
+      <w:rPr>
+        <w:rFonts w:ascii="Courier New" w:eastAsia="Courier New" w:hAnsi="Courier New" w:cs="Courier New"/>
+      </w:rPr>
+    </w:lvl>
+    <w:lvl w:ilvl="2">
+      <w:start w:val="1"/>
+      <w:numFmt w:val="bullet"/>
+      <w:lvlRestart w:val="1"/>
+      <w:lvlText w:val=""/>
+      <w:lvlJc w:val="left"/>
+      <w:pPr>
+        <w:ind w:left="2160" w:hanging="360"/>
+      </w:pPr>
+      <w:rPr>
+        <w:rFonts w:ascii="Wingdings" w:eastAsia="Wingdings" w:hAnsi="Wingdings" w:cs="Wingdings"/>
+      </w:rPr>
+    </w:lvl>
+    <w:lvl w:ilvl="3">
+      <w:start w:val="1"/>
+      <w:numFmt w:val="bullet"/>
+      <w:lvlRestart w:val="1"/>
+      <w:lvlText w:val=""/>
+      <w:lvlJc w:val="left"/>
+      <w:pPr>
+        <w:ind w:left="2880" w:hanging="360"/>
+      </w:pPr>
+      <w:rPr>
+        <w:rFonts w:ascii="Symbol" w:eastAsia="Symbol" w:hAnsi="Symbol" w:cs="Symbol"/>
+      </w:rPr>
+    </w:lvl>
+    <w:lvl w:ilvl="4">
+      <w:start w:val="1"/>
+      <w:numFmt w:val="bullet"/>
+      <w:lvlRestart w:val="1"/>
+      <w:lvlText w:val="o"/>
+      <w:lvlJc w:val="left"/>
+      <w:pPr>
+        <w:ind w:left="3600" w:hanging="360"/>
+      </w:pPr>
+      <w:rPr>
+        <w:rFonts w:ascii="Courier New" w:eastAsia="Courier New" w:hAnsi="Courier New" w:cs="Courier New"/>
+      </w:rPr>
+    </w:lvl>
+    <w:lvl w:ilvl="5">
+      <w:start w:val="1"/>
+      <w:numFmt w:val="bullet"/>
+      <w:lvlRestart w:val="1"/>
+      <w:lvlText w:val=""/>
+      <w:lvlJc w:val="left"/>
+      <w:pPr>
+        <w:ind w:left="4320" w:hanging="360"/>
+      </w:pPr>
+      <w:rPr>
+        <w:rFonts w:ascii="Wingdings" w:eastAsia="Wingdings" w:hAnsi="Wingdings" w:cs="Wingdings"/>
+      </w:rPr>
+    </w:lvl>
+    <w:lvl w:ilvl="6">
+      <w:start w:val="1"/>
+      <w:numFmt w:val="bullet"/>
+      <w:lvlRestart w:val="1"/>
+      <w:lvlText w:val=""/>
+      <w:lvlJc w:val="left"/>
+      <w:pPr>
+        <w:ind w:left="5040" w:hanging="360"/>
+      </w:pPr>
+      <w:rPr>
+        <w:rFonts w:ascii="Symbol" w:eastAsia="Symbol" w:hAnsi="Symbol" w:cs="Symbol"/>
+      </w:rPr>
+    </w:lvl>
+    <w:lvl w:ilvl="7">
+      <w:start w:val="1"/>
+      <w:numFmt w:val="bullet"/>
+      <w:lvlRestart w:val="1"/>
+      <w:lvlText w:val="o"/>
+      <w:lvlJc w:val="left"/>
+      <w:pPr>
+        <w:ind w:left="5760" w:hanging="360"/>
+      </w:pPr>
+      <w:rPr>
+        <w:rFonts w:ascii="Courier New" w:eastAsia="Courier New" w:hAnsi="Courier New" w:cs="Courier New"/>
+      </w:rPr>
+    </w:lvl>
+    <w:lvl w:ilvl="8">
+      <w:start w:val="1"/>
+      <w:numFmt w:val="bullet"/>
+      <w:lvlRestart w:val="1"/>
+      <w:lvlText w:val=""/>
+      <w:lvlJc w:val="left"/>
+      <w:pPr>
+        <w:ind w:left="6480" w:hanging="360"/>
+      </w:pPr>
+      <w:rPr>
+        <w:rFonts w:ascii="Wingdings" w:eastAsia="Wingdings" w:hAnsi="Wingdings" w:cs="Wingdings"/>
+      </w:rPr>
+    </w:lvl>
+  </w:abstractNum>
+  <w:abstractNum w:abstractNumId="10">
+    <w:nsid w:val="0000000B"/>
+    <w:multiLevelType w:val="multilevel"/>
+    <w:tmpl w:val="00000000"/>
+    <w:name w:val="Numbered_d7232a44-2d45-4655-8eea-ca798b8c72bd"/>
+    <w:lvl w:ilvl="0">
+      <w:start w:val="1"/>
+      <w:numFmt w:val="decimal"/>
+      <w:lvlText w:val="%1."/>
+      <w:lvlJc w:val="left"/>
+      <w:pPr>
+        <w:ind w:left="720" w:hanging="360"/>
+      </w:pPr>
+      <w:rPr>
+        <w:rFonts w:ascii="Times New Roman" w:eastAsia="Times New Roman" w:hAnsi="Times New Roman" w:cs="Times New Roman"/>
+      </w:rPr>
+    </w:lvl>
+    <w:lvl w:ilvl="1">
+      <w:start w:val="1"/>
+      <w:numFmt w:val="lowerLetter"/>
+      <w:lvlText w:val="%2."/>
+      <w:lvlJc w:val="right"/>
+      <w:pPr>
+        <w:ind w:left="1440" w:hanging="360"/>
+      </w:pPr>
+      <w:rPr>
+        <w:rFonts w:ascii="Times New Roman" w:eastAsia="Times New Roman" w:hAnsi="Times New Roman" w:cs="Times New Roman"/>
+      </w:rPr>
+    </w:lvl>
+    <w:lvl w:ilvl="2">
+      <w:start w:val="1"/>
+      <w:numFmt w:val="lowerRoman"/>
+      <w:lvlText w:val="%3."/>
+      <w:lvlJc w:val="left"/>
+      <w:pPr>
+        <w:ind w:left="2160" w:hanging="360"/>
+      </w:pPr>
+      <w:rPr>
+        <w:rFonts w:ascii="Times New Roman" w:eastAsia="Times New Roman" w:hAnsi="Times New Roman" w:cs="Times New Roman"/>
+      </w:rPr>
+    </w:lvl>
+    <w:lvl w:ilvl="3">
+      <w:start w:val="1"/>
+      <w:numFmt w:val="decimal"/>
+      <w:lvlText w:val="%4."/>
+      <w:lvlJc w:val="left"/>
+      <w:pPr>
+        <w:ind w:left="2880" w:hanging="360"/>
+      </w:pPr>
+      <w:rPr>
+        <w:rFonts w:ascii="Times New Roman" w:eastAsia="Times New Roman" w:hAnsi="Times New Roman" w:cs="Times New Roman"/>
+      </w:rPr>
+    </w:lvl>
+    <w:lvl w:ilvl="4">
+      <w:start w:val="1"/>
+      <w:numFmt w:val="lowerLetter"/>
+      <w:lvlText w:val="%5."/>
+      <w:lvlJc w:val="right"/>
+      <w:pPr>
+        <w:ind w:left="3600" w:hanging="360"/>
+      </w:pPr>
+      <w:rPr>
+        <w:rFonts w:ascii="Times New Roman" w:eastAsia="Times New Roman" w:hAnsi="Times New Roman" w:cs="Times New Roman"/>
+      </w:rPr>
+    </w:lvl>
+    <w:lvl w:ilvl="5">
+      <w:start w:val="1"/>
+      <w:numFmt w:val="lowerRoman"/>
+      <w:lvlText w:val="%6."/>
+      <w:lvlJc w:val="left"/>
+      <w:pPr>
+        <w:ind w:left="4320" w:hanging="360"/>
+      </w:pPr>
+      <w:rPr>
+        <w:rFonts w:ascii="Times New Roman" w:eastAsia="Times New Roman" w:hAnsi="Times New Roman" w:cs="Times New Roman"/>
+      </w:rPr>
+    </w:lvl>
+    <w:lvl w:ilvl="6">
+      <w:start w:val="1"/>
+      <w:numFmt w:val="decimal"/>
+      <w:lvlText w:val="%7."/>
+      <w:lvlJc w:val="left"/>
+      <w:pPr>
+        <w:ind w:left="5040" w:hanging="360"/>
+      </w:pPr>
+      <w:rPr>
+        <w:rFonts w:ascii="Times New Roman" w:eastAsia="Times New Roman" w:hAnsi="Times New Roman" w:cs="Times New Roman"/>
+      </w:rPr>
+    </w:lvl>
+    <w:lvl w:ilvl="7">
+      <w:start w:val="1"/>
+      <w:numFmt w:val="lowerLetter"/>
+      <w:lvlText w:val="%8."/>
+      <w:lvlJc w:val="right"/>
+      <w:pPr>
+        <w:ind w:left="5760" w:hanging="360"/>
+      </w:pPr>
+      <w:rPr>
+        <w:rFonts w:ascii="Times New Roman" w:eastAsia="Times New Roman" w:hAnsi="Times New Roman" w:cs="Times New Roman"/>
+      </w:rPr>
+    </w:lvl>
+    <w:lvl w:ilvl="8">
+      <w:start w:val="1"/>
+      <w:numFmt w:val="lowerRoman"/>
+      <w:lvlText w:val="%9."/>
+      <w:lvlJc w:val="left"/>
+      <w:pPr>
+        <w:ind w:left="6480" w:hanging="360"/>
+      </w:pPr>
+      <w:rPr>
+        <w:rFonts w:ascii="Times New Roman" w:eastAsia="Times New Roman" w:hAnsi="Times New Roman" w:cs="Times New Roman"/>
+      </w:rPr>
+    </w:lvl>
+  </w:abstractNum>
+  <w:abstractNum w:abstractNumId="11">
+    <w:nsid w:val="0000000C"/>
+    <w:multiLevelType w:val="multilevel"/>
+    <w:tmpl w:val="00000000"/>
+    <w:name w:val="Bulleted_e65b0531-804e-4329-8815-9688ef879c1e"/>
+    <w:lvl w:ilvl="0">
+      <w:start w:val="1"/>
+      <w:numFmt w:val="bullet"/>
+      <w:lvlRestart w:val="1"/>
+      <w:lvlText w:val=""/>
+      <w:lvlJc w:val="left"/>
+      <w:pPr>
+        <w:ind w:left="720" w:hanging="360"/>
+      </w:pPr>
+      <w:rPr>
+        <w:rFonts w:ascii="Symbol" w:eastAsia="Symbol" w:hAnsi="Symbol" w:cs="Symbol"/>
+      </w:rPr>
+    </w:lvl>
+    <w:lvl w:ilvl="1">
+      <w:start w:val="1"/>
+      <w:numFmt w:val="bullet"/>
+      <w:lvlText w:val="o"/>
+      <w:lvlJc w:val="left"/>
+      <w:pPr>
+        <w:ind w:left="1440" w:hanging="360"/>
+      </w:pPr>
+      <w:rPr>
+        <w:rFonts w:ascii="Courier New" w:eastAsia="Courier New" w:hAnsi="Courier New" w:cs="Courier New"/>
+      </w:rPr>
+    </w:lvl>
+    <w:lvl w:ilvl="2">
+      <w:start w:val="1"/>
+      <w:numFmt w:val="bullet"/>
+      <w:lvlRestart w:val="1"/>
+      <w:lvlText w:val=""/>
+      <w:lvlJc w:val="left"/>
+      <w:pPr>
+        <w:ind w:left="2160" w:hanging="360"/>
+      </w:pPr>
+      <w:rPr>
+        <w:rFonts w:ascii="Wingdings" w:eastAsia="Wingdings" w:hAnsi="Wingdings" w:cs="Wingdings"/>
+      </w:rPr>
+    </w:lvl>
+    <w:lvl w:ilvl="3">
+      <w:start w:val="1"/>
+      <w:numFmt w:val="bullet"/>
+      <w:lvlRestart w:val="1"/>
+      <w:lvlText w:val=""/>
+      <w:lvlJc w:val="left"/>
+      <w:pPr>
+        <w:ind w:left="2880" w:hanging="360"/>
+      </w:pPr>
+      <w:rPr>
+        <w:rFonts w:ascii="Symbol" w:eastAsia="Symbol" w:hAnsi="Symbol" w:cs="Symbol"/>
+      </w:rPr>
+    </w:lvl>
+    <w:lvl w:ilvl="4">
+      <w:start w:val="1"/>
+      <w:numFmt w:val="bullet"/>
+      <w:lvlRestart w:val="1"/>
+      <w:lvlText w:val="o"/>
+      <w:lvlJc w:val="left"/>
+      <w:pPr>
+        <w:ind w:left="3600" w:hanging="360"/>
+      </w:pPr>
+      <w:rPr>
+        <w:rFonts w:ascii="Courier New" w:eastAsia="Courier New" w:hAnsi="Courier New" w:cs="Courier New"/>
+      </w:rPr>
+    </w:lvl>
+    <w:lvl w:ilvl="5">
+      <w:start w:val="1"/>
+      <w:numFmt w:val="bullet"/>
+      <w:lvlRestart w:val="1"/>
+      <w:lvlText w:val=""/>
+      <w:lvlJc w:val="left"/>
+      <w:pPr>
+        <w:ind w:left="4320" w:hanging="360"/>
+      </w:pPr>
+      <w:rPr>
+        <w:rFonts w:ascii="Wingdings" w:eastAsia="Wingdings" w:hAnsi="Wingdings" w:cs="Wingdings"/>
+      </w:rPr>
+    </w:lvl>
+    <w:lvl w:ilvl="6">
+      <w:start w:val="1"/>
+      <w:numFmt w:val="bullet"/>
+      <w:lvlRestart w:val="1"/>
+      <w:lvlText w:val=""/>
+      <w:lvlJc w:val="left"/>
+      <w:pPr>
+        <w:ind w:left="5040" w:hanging="360"/>
+      </w:pPr>
+      <w:rPr>
+        <w:rFonts w:ascii="Symbol" w:eastAsia="Symbol" w:hAnsi="Symbol" w:cs="Symbol"/>
+      </w:rPr>
+    </w:lvl>
+    <w:lvl w:ilvl="7">
+      <w:start w:val="1"/>
+      <w:numFmt w:val="bullet"/>
+      <w:lvlRestart w:val="1"/>
+      <w:lvlText w:val="o"/>
+      <w:lvlJc w:val="left"/>
+      <w:pPr>
+        <w:ind w:left="5760" w:hanging="360"/>
+      </w:pPr>
+      <w:rPr>
+        <w:rFonts w:ascii="Courier New" w:eastAsia="Courier New" w:hAnsi="Courier New" w:cs="Courier New"/>
+      </w:rPr>
+    </w:lvl>
+    <w:lvl w:ilvl="8">
+      <w:start w:val="1"/>
+      <w:numFmt w:val="bullet"/>
+      <w:lvlRestart w:val="1"/>
+      <w:lvlText w:val=""/>
+      <w:lvlJc w:val="left"/>
+      <w:pPr>
+        <w:ind w:left="6480" w:hanging="360"/>
+      </w:pPr>
+      <w:rPr>
+        <w:rFonts w:ascii="Wingdings" w:eastAsia="Wingdings" w:hAnsi="Wingdings" w:cs="Wingdings"/>
+      </w:rPr>
+    </w:lvl>
+  </w:abstractNum>
+  <w:abstractNum w:abstractNumId="12">
+    <w:nsid w:val="0000000D"/>
+    <w:multiLevelType w:val="multilevel"/>
     <w:tmpl w:val="23469D34"/>
-    <w:name w:val="Numbered_cbe7401a-87f3-4d07-afe2-12be2a6ccf78"/>
+    <w:name w:val="Numbered_a6e4d75c-b6c6-4331-a83d-0ce2f45c1580"/>
     <w:lvl w:ilvl="0">
       <w:start w:val="2"/>
       <w:numFmt w:val="decimal"/>
@@ -29060,11 +30124,11 @@
       </w:rPr>
     </w:lvl>
   </w:abstractNum>
-  <w:abstractNum w:abstractNumId="9">
-    <w:nsid w:val="0000000A"/>
+  <w:abstractNum w:abstractNumId="13">
+    <w:nsid w:val="0000000E"/>
     <w:multiLevelType w:val="hybridMultilevel"/>
     <w:tmpl w:val="27008992"/>
-    <w:name w:val="Bulleted_25f05e38-9690-402f-b58d-dc268d15131d"/>
+    <w:name w:val="Bulleted_29e95fa8-af0b-42cc-a5ea-e60e34e42cf4"/>
     <w:lvl w:ilvl="0">
       <w:start w:val="0"/>
       <w:numFmt w:val="bullet"/>
@@ -29191,11 +30255,11 @@
       </w:rPr>
     </w:lvl>
   </w:abstractNum>
-  <w:abstractNum w:abstractNumId="10">
-    <w:nsid w:val="0000000B"/>
+  <w:abstractNum w:abstractNumId="14">
+    <w:nsid w:val="0000000F"/>
     <w:multiLevelType w:val="hybridMultilevel"/>
     <w:tmpl w:val="0B62F06A"/>
-    <w:name w:val="Numbered_bdcc07fa-0203-48d7-a413-6a14dfd2c4d2"/>
+    <w:name w:val="Numbered_edbd1ab3-5c68-4889-8132-b09fbb33ea6b"/>
     <w:lvl w:ilvl="0">
       <w:start w:val="1"/>
       <w:numFmt w:val="lowerLetter"/>
@@ -29323,11 +30387,11 @@
       </w:rPr>
     </w:lvl>
   </w:abstractNum>
-  <w:abstractNum w:abstractNumId="11">
-    <w:nsid w:val="0000000C"/>
+  <w:abstractNum w:abstractNumId="15">
+    <w:nsid w:val="00000010"/>
     <w:multiLevelType w:val="hybridMultilevel"/>
     <w:tmpl w:val="496E7C1E"/>
-    <w:name w:val="Bulleted_fc0253f9-e73b-4087-91d8-6777dfb1595d"/>
+    <w:name w:val="Bulleted_52796072-1e11-441c-acf0-ac505d3736f3"/>
     <w:lvl w:ilvl="0">
       <w:start w:val="0"/>
       <w:numFmt w:val="bullet"/>
@@ -29455,11 +30519,11 @@
       </w:rPr>
     </w:lvl>
   </w:abstractNum>
-  <w:abstractNum w:abstractNumId="12">
-    <w:nsid w:val="0000000D"/>
+  <w:abstractNum w:abstractNumId="16">
+    <w:nsid w:val="00000011"/>
     <w:multiLevelType w:val="hybridMultilevel"/>
     <w:tmpl w:val="6F906604"/>
-    <w:name w:val="Bulleted_6d73a913-4f10-4f34-8478-a472e6918d2c"/>
+    <w:name w:val="Bulleted_67e78f30-af4a-4497-806e-76a21143ce75"/>
     <w:lvl w:ilvl="0">
       <w:start w:val="0"/>
       <w:numFmt w:val="bullet"/>
@@ -29587,11 +30651,11 @@
       </w:rPr>
     </w:lvl>
   </w:abstractNum>
-  <w:abstractNum w:abstractNumId="13">
-    <w:nsid w:val="0000000E"/>
+  <w:abstractNum w:abstractNumId="17">
+    <w:nsid w:val="00000012"/>
     <w:multiLevelType w:val="hybridMultilevel"/>
     <w:tmpl w:val="1082B51C"/>
-    <w:name w:val="Numbered_9973ba17-40a9-410f-975f-f5fce805cf72"/>
+    <w:name w:val="Numbered_257dfd3a-7739-43fc-a101-421053db93cb"/>
     <w:lvl w:ilvl="0">
       <w:start w:val="1"/>
       <w:numFmt w:val="decimal"/>
@@ -29719,11 +30783,11 @@
       </w:rPr>
     </w:lvl>
   </w:abstractNum>
-  <w:abstractNum w:abstractNumId="14">
-    <w:nsid w:val="0000000F"/>
+  <w:abstractNum w:abstractNumId="18">
+    <w:nsid w:val="00000013"/>
     <w:multiLevelType w:val="multilevel"/>
     <w:tmpl w:val="D714C610"/>
-    <w:name w:val="Numbered_e0f8cfcb-a47f-424b-9b21-2d7571def6be"/>
+    <w:name w:val="Numbered_4ba8f6f6-6046-49a9-bd50-06ffa8e00ee6"/>
     <w:lvl w:ilvl="0">
       <w:start w:val="1"/>
       <w:numFmt w:val="decimal"/>
@@ -29869,11 +30933,11 @@
       </w:rPr>
     </w:lvl>
   </w:abstractNum>
-  <w:abstractNum w:abstractNumId="15">
-    <w:nsid w:val="00000010"/>
+  <w:abstractNum w:abstractNumId="19">
+    <w:nsid w:val="00000014"/>
     <w:multiLevelType w:val="hybridMultilevel"/>
     <w:tmpl w:val="2B9EBE96"/>
-    <w:name w:val="Numbered_216052ab-4454-4005-9e26-14da1baff1c4"/>
+    <w:name w:val="Numbered_4c97da51-4a6f-47d3-9dde-c646b2e30fc9"/>
     <w:lvl w:ilvl="0">
       <w:start w:val="1"/>
       <w:numFmt w:val="decimal"/>
@@ -29995,11 +31059,11 @@
       </w:rPr>
     </w:lvl>
   </w:abstractNum>
-  <w:abstractNum w:abstractNumId="16">
-    <w:nsid w:val="00000011"/>
+  <w:abstractNum w:abstractNumId="20">
+    <w:nsid w:val="00000015"/>
     <w:multiLevelType w:val="hybridMultilevel"/>
     <w:tmpl w:val="1E308D1C"/>
-    <w:name w:val="Numbered_f3ade901-be33-4028-98cd-e970b6c8ab36"/>
+    <w:name w:val="Numbered_cecae9e0-1918-4261-9d9d-e8670b786c04"/>
     <w:lvl w:ilvl="0">
       <w:start w:val="1"/>
       <w:numFmt w:val="decimal"/>
@@ -30121,11 +31185,11 @@
       </w:rPr>
     </w:lvl>
   </w:abstractNum>
-  <w:abstractNum w:abstractNumId="17">
-    <w:nsid w:val="00000012"/>
+  <w:abstractNum w:abstractNumId="21">
+    <w:nsid w:val="00000016"/>
     <w:multiLevelType w:val="multilevel"/>
     <w:tmpl w:val="6FD6E8B0"/>
-    <w:name w:val="Numbered_5c9c6a7f-b967-4ece-861e-55d666a91df1"/>
+    <w:name w:val="Numbered_eb174efc-8008-43ec-82d3-a4816921f710"/>
     <w:lvl w:ilvl="0">
       <w:start w:val="1"/>
       <w:numFmt w:val="decimal"/>
@@ -30263,11 +31327,11 @@
       </w:rPr>
     </w:lvl>
   </w:abstractNum>
-  <w:abstractNum w:abstractNumId="18">
-    <w:nsid w:val="00000013"/>
+  <w:abstractNum w:abstractNumId="22">
+    <w:nsid w:val="00000017"/>
     <w:multiLevelType w:val="hybridMultilevel"/>
     <w:tmpl w:val="1D522390"/>
-    <w:name w:val="Numbered_e2ed6208-9999-4989-a89d-25955e0cf9da"/>
+    <w:name w:val="Numbered_6b1a71d6-e2fd-4a2a-b6e0-5995ed160714"/>
     <w:lvl w:ilvl="0">
       <w:start w:val="1"/>
       <w:numFmt w:val="decimal"/>
@@ -30389,11 +31453,11 @@
       </w:rPr>
     </w:lvl>
   </w:abstractNum>
-  <w:abstractNum w:abstractNumId="19">
-    <w:nsid w:val="00000014"/>
+  <w:abstractNum w:abstractNumId="23">
+    <w:nsid w:val="00000018"/>
     <w:multiLevelType w:val="hybridMultilevel"/>
     <w:tmpl w:val="29E21FEC"/>
-    <w:name w:val="Bulleted_65558cb4-3340-4ce6-8794-19255478bc84"/>
+    <w:name w:val="Bulleted_3f6726a6-0760-440b-8614-8ef11b5a5045"/>
     <w:lvl w:ilvl="0">
       <w:start w:val="0"/>
       <w:numFmt w:val="bullet"/>
@@ -30521,11 +31585,11 @@
       </w:rPr>
     </w:lvl>
   </w:abstractNum>
-  <w:abstractNum w:abstractNumId="20">
-    <w:nsid w:val="00000015"/>
+  <w:abstractNum w:abstractNumId="24">
+    <w:nsid w:val="00000019"/>
     <w:multiLevelType w:val="multilevel"/>
     <w:tmpl w:val="AE8E33B6"/>
-    <w:name w:val="Numbered_2821012b-13f4-4079-8db1-a6e7915bc02b"/>
+    <w:name w:val="Numbered_2d4653b3-d5e8-4585-82c9-7e23270415d0"/>
     <w:lvl w:ilvl="0">
       <w:start w:val="2"/>
       <w:numFmt w:val="decimal"/>
@@ -30654,11 +31718,11 @@
       </w:rPr>
     </w:lvl>
   </w:abstractNum>
-  <w:abstractNum w:abstractNumId="21">
-    <w:nsid w:val="00000016"/>
+  <w:abstractNum w:abstractNumId="25">
+    <w:nsid w:val="0000001A"/>
     <w:multiLevelType w:val="hybridMultilevel"/>
     <w:tmpl w:val="3414510A"/>
-    <w:name w:val="Bulleted_0fe6a230-4bb2-4640-9035-47457066036c"/>
+    <w:name w:val="Bulleted_5820f6ad-7fb0-44f6-8a63-910b069bb347"/>
     <w:lvl w:ilvl="0">
       <w:start w:val="0"/>
       <w:numFmt w:val="bullet"/>
@@ -30850,6 +31914,18 @@
   </w:num>
   <w:num w:numId="22">
     <w:abstractNumId w:val="21"/>
+  </w:num>
+  <w:num w:numId="23">
+    <w:abstractNumId w:val="22"/>
+  </w:num>
+  <w:num w:numId="24">
+    <w:abstractNumId w:val="23"/>
+  </w:num>
+  <w:num w:numId="25">
+    <w:abstractNumId w:val="24"/>
+  </w:num>
+  <w:num w:numId="26">
+    <w:abstractNumId w:val="25"/>
   </w:num>
 </w:numbering>
 </file>
